--- a/Documentation/iteration03/fsoft2026_1DA_4.docx
+++ b/Documentation/iteration03/fsoft2026_1DA_4.docx
@@ -4,7 +4,7 @@
   <w:body>
     <w:p>
       <w:pPr>
-        <w:pStyle w:val="title"/>
+        <w:pStyle w:val="Ttulo10"/>
         <w:rPr>
           <w:lang w:val="pt-BR"/>
         </w:rPr>
@@ -1502,7 +1502,7 @@
             <v:path o:extrusionok="f" gradientshapeok="t" o:connecttype="rect"/>
             <o:lock v:ext="edit" aspectratio="t"/>
           </v:shapetype>
-          <v:shape id="Imagem 1" o:spid="_x0000_i1025" type="#_x0000_t75" style="width:345.65pt;height:374pt;visibility:visible">
+          <v:shape id="Imagem 1" o:spid="_x0000_i1090" type="#_x0000_t75" style="width:345.6pt;height:373.8pt;visibility:visible">
             <v:imagedata r:id="rId8" o:title=""/>
           </v:shape>
         </w:pict>
@@ -1542,8 +1542,53 @@
         <w:t xml:space="preserve">. </w:t>
       </w:r>
       <w:r>
-        <w:t>Modelo de domínio que será utilizado no desenvolvimento da aplicação</w:t>
-      </w:r>
+        <w:t xml:space="preserve">Modelo de </w:t>
+      </w:r>
+      <w:proofErr w:type="spellStart"/>
+      <w:r>
+        <w:t>domínio</w:t>
+      </w:r>
+      <w:proofErr w:type="spellEnd"/>
+      <w:r>
+        <w:t xml:space="preserve"> </w:t>
+      </w:r>
+      <w:proofErr w:type="spellStart"/>
+      <w:r>
+        <w:t>que</w:t>
+      </w:r>
+      <w:proofErr w:type="spellEnd"/>
+      <w:r>
+        <w:t xml:space="preserve"> </w:t>
+      </w:r>
+      <w:proofErr w:type="spellStart"/>
+      <w:r>
+        <w:t>será</w:t>
+      </w:r>
+      <w:proofErr w:type="spellEnd"/>
+      <w:r>
+        <w:t xml:space="preserve"> </w:t>
+      </w:r>
+      <w:proofErr w:type="spellStart"/>
+      <w:r>
+        <w:t>utilizado</w:t>
+      </w:r>
+      <w:proofErr w:type="spellEnd"/>
+      <w:r>
+        <w:t xml:space="preserve"> no </w:t>
+      </w:r>
+      <w:proofErr w:type="spellStart"/>
+      <w:r>
+        <w:t>desenvolvimento</w:t>
+      </w:r>
+      <w:proofErr w:type="spellEnd"/>
+      <w:r>
+        <w:t xml:space="preserve"> da </w:t>
+      </w:r>
+      <w:proofErr w:type="spellStart"/>
+      <w:r>
+        <w:t>aplicação</w:t>
+      </w:r>
+      <w:proofErr w:type="spellEnd"/>
     </w:p>
     <w:p>
       <w:pPr>
@@ -6836,6 +6881,8 @@
       <w:pPr>
         <w:pStyle w:val="Legenda"/>
         <w:rPr>
+          <w:b w:val="0"/>
+          <w:bCs/>
           <w:lang w:val="pt-BR"/>
         </w:rPr>
       </w:pPr>
@@ -6856,7 +6903,15 @@
         <w:rPr>
           <w:lang w:val="pt-BR"/>
         </w:rPr>
-        <w:t xml:space="preserve"> - Verificar Condição de Vitória</w:t>
+        <w:t xml:space="preserve"> - </w:t>
+      </w:r>
+      <w:r>
+        <w:rPr>
+          <w:b w:val="0"/>
+          <w:bCs/>
+          <w:lang w:val="pt-BR"/>
+        </w:rPr>
+        <w:t>Verificar Condição de Vitória</w:t>
       </w:r>
     </w:p>
     <w:tbl>
@@ -7250,7 +7305,6 @@
         <w:ind w:firstLine="0"/>
         <w:rPr>
           <w:noProof/>
-          <w:lang w:val="pt-BR"/>
         </w:rPr>
       </w:pPr>
       <w:r>
@@ -7323,44 +7377,37 @@
           <w:lang w:val="pt-BR"/>
         </w:rPr>
         <w:t xml:space="preserve"> que representa de forma visual o funcionamento geral da aplicação, desde o login do utilizador até ao final de uma partida.</w:t>
+      </w:r>
+      <w:r>
+        <w:rPr>
+          <w:noProof/>
+        </w:rPr>
+        <w:t xml:space="preserve"> </w:t>
       </w:r>
     </w:p>
     <w:p>
       <w:pPr>
-        <w:pStyle w:val="NormalWeb"/>
-        <w:jc w:val="center"/>
+        <w:ind w:firstLine="0"/>
         <w:rPr>
           <w:noProof/>
-          <w:lang w:val="pt-BR"/>
         </w:rPr>
       </w:pPr>
     </w:p>
     <w:p>
       <w:pPr>
-        <w:pStyle w:val="NormalWeb"/>
-        <w:jc w:val="center"/>
+        <w:ind w:firstLine="0"/>
         <w:rPr>
           <w:noProof/>
           <w:lang w:val="pt-BR"/>
         </w:rPr>
       </w:pPr>
-    </w:p>
-    <w:p>
-      <w:pPr>
-        <w:pStyle w:val="NormalWeb"/>
-        <w:jc w:val="center"/>
+      <w:r>
         <w:rPr>
           <w:noProof/>
           <w:lang w:val="pt-BR"/>
         </w:rPr>
-      </w:pPr>
-      <w:r>
-        <w:rPr>
-          <w:noProof/>
-          <w:lang w:val="pt-BR"/>
-        </w:rPr>
-        <w:pict w14:anchorId="3EA62C7D">
-          <v:shape id="_x0000_i1026" type="#_x0000_t75" style="width:346pt;height:287.3pt;visibility:visible">
+        <w:pict w14:anchorId="6DB97DC9">
+          <v:shape id="_x0000_i1091" type="#_x0000_t75" style="width:349.2pt;height:300pt;visibility:visible;mso-wrap-style:square">
             <v:imagedata r:id="rId9" o:title=""/>
           </v:shape>
         </w:pict>
@@ -7381,8 +7428,8 @@
           <w:lang w:val="pt-BR"/>
         </w:rPr>
         <w:lastRenderedPageBreak/>
-        <w:pict w14:anchorId="0805984C">
-          <v:shape id="_x0000_i1027" type="#_x0000_t75" style="width:345.65pt;height:298.25pt;visibility:visible">
+        <w:pict w14:anchorId="3E65D31F">
+          <v:shape id="_x0000_i1092" type="#_x0000_t75" style="width:356.4pt;height:512.4pt">
             <v:imagedata r:id="rId10" o:title=""/>
           </v:shape>
         </w:pict>
@@ -7390,45 +7437,27 @@
     </w:p>
     <w:p>
       <w:pPr>
-        <w:pStyle w:val="NormalWeb"/>
-        <w:keepNext/>
-        <w:jc w:val="center"/>
-      </w:pPr>
+        <w:pStyle w:val="Legenda"/>
+        <w:rPr>
+          <w:lang w:val="pt-BR"/>
+        </w:rPr>
+      </w:pPr>
+      <w:bookmarkStart w:id="1" w:name="_Ref232177691"/>
+      <w:r>
+        <w:t xml:space="preserve">Fig. </w:t>
+      </w:r>
+      <w:r>
+        <w:fldChar w:fldCharType="begin"/>
+      </w:r>
+      <w:r>
+        <w:instrText xml:space="preserve"> SEQ Fig. \* ARABIC </w:instrText>
+      </w:r>
+      <w:r>
+        <w:fldChar w:fldCharType="separate"/>
+      </w:r>
       <w:r>
         <w:rPr>
           <w:noProof/>
-          <w:lang w:val="pt-BR"/>
-        </w:rPr>
-        <w:pict w14:anchorId="59B049C4">
-          <v:shape id="_x0000_i1028" type="#_x0000_t75" style="width:345.65pt;height:197.9pt;visibility:visible">
-            <v:imagedata r:id="rId11" o:title=""/>
-          </v:shape>
-        </w:pict>
-      </w:r>
-    </w:p>
-    <w:p>
-      <w:pPr>
-        <w:pStyle w:val="Legenda"/>
-        <w:rPr>
-          <w:lang w:val="pt-BR"/>
-        </w:rPr>
-      </w:pPr>
-      <w:bookmarkStart w:id="1" w:name="_Ref232177691"/>
-      <w:r>
-        <w:t xml:space="preserve">Fig. </w:t>
-      </w:r>
-      <w:r>
-        <w:fldChar w:fldCharType="begin"/>
-      </w:r>
-      <w:r>
-        <w:instrText xml:space="preserve"> SEQ Fig. \* ARABIC </w:instrText>
-      </w:r>
-      <w:r>
-        <w:fldChar w:fldCharType="separate"/>
-      </w:r>
-      <w:r>
-        <w:rPr>
-          <w:noProof/>
         </w:rPr>
         <w:t>2</w:t>
       </w:r>
@@ -7439,9 +7468,95 @@
       <w:r>
         <w:t xml:space="preserve">. </w:t>
       </w:r>
-      <w:r>
-        <w:t>Fluxograma que será utilizado no desenvolvimento da aplicação</w:t>
-      </w:r>
+      <w:proofErr w:type="spellStart"/>
+      <w:r>
+        <w:rPr>
+          <w:b w:val="0"/>
+          <w:bCs/>
+        </w:rPr>
+        <w:t>Fluxograma</w:t>
+      </w:r>
+      <w:proofErr w:type="spellEnd"/>
+      <w:r>
+        <w:rPr>
+          <w:b w:val="0"/>
+          <w:bCs/>
+        </w:rPr>
+        <w:t xml:space="preserve"> </w:t>
+      </w:r>
+      <w:proofErr w:type="spellStart"/>
+      <w:r>
+        <w:rPr>
+          <w:b w:val="0"/>
+          <w:bCs/>
+        </w:rPr>
+        <w:t>que</w:t>
+      </w:r>
+      <w:proofErr w:type="spellEnd"/>
+      <w:r>
+        <w:rPr>
+          <w:b w:val="0"/>
+          <w:bCs/>
+        </w:rPr>
+        <w:t xml:space="preserve"> </w:t>
+      </w:r>
+      <w:proofErr w:type="spellStart"/>
+      <w:r>
+        <w:rPr>
+          <w:b w:val="0"/>
+          <w:bCs/>
+        </w:rPr>
+        <w:t>será</w:t>
+      </w:r>
+      <w:proofErr w:type="spellEnd"/>
+      <w:r>
+        <w:rPr>
+          <w:b w:val="0"/>
+          <w:bCs/>
+        </w:rPr>
+        <w:t xml:space="preserve"> </w:t>
+      </w:r>
+      <w:proofErr w:type="spellStart"/>
+      <w:r>
+        <w:rPr>
+          <w:b w:val="0"/>
+          <w:bCs/>
+        </w:rPr>
+        <w:t>utilizado</w:t>
+      </w:r>
+      <w:proofErr w:type="spellEnd"/>
+      <w:r>
+        <w:rPr>
+          <w:b w:val="0"/>
+          <w:bCs/>
+        </w:rPr>
+        <w:t xml:space="preserve"> no </w:t>
+      </w:r>
+      <w:proofErr w:type="spellStart"/>
+      <w:r>
+        <w:rPr>
+          <w:b w:val="0"/>
+          <w:bCs/>
+        </w:rPr>
+        <w:t>desenvolvimento</w:t>
+      </w:r>
+      <w:proofErr w:type="spellEnd"/>
+      <w:r>
+        <w:rPr>
+          <w:b w:val="0"/>
+          <w:bCs/>
+        </w:rPr>
+        <w:t xml:space="preserve"> da </w:t>
+      </w:r>
+      <w:proofErr w:type="spellStart"/>
+      <w:r>
+        <w:rPr>
+          <w:b w:val="0"/>
+          <w:bCs/>
+        </w:rPr>
+        <w:t>aplicação</w:t>
+      </w:r>
+      <w:proofErr w:type="spellEnd"/>
     </w:p>
     <w:p>
       <w:pPr>
@@ -7726,8 +7841,8 @@
           <w:lang w:val="pt-BR" w:eastAsia="pt-PT"/>
         </w:rPr>
         <w:pict w14:anchorId="5B0AB9D8">
-          <v:shape id="_x0000_i1029" type="#_x0000_t75" style="width:340.2pt;height:198.6pt;visibility:visible">
-            <v:imagedata r:id="rId12" o:title=""/>
+          <v:shape id="_x0000_i1093" type="#_x0000_t75" style="width:340.2pt;height:198.6pt;visibility:visible">
+            <v:imagedata r:id="rId11" o:title=""/>
           </v:shape>
         </w:pict>
       </w:r>
@@ -7765,9 +7880,47 @@
       <w:r>
         <w:t xml:space="preserve">. </w:t>
       </w:r>
-      <w:r>
-        <w:t>Arquitetura física da aplicação</w:t>
-      </w:r>
+      <w:proofErr w:type="spellStart"/>
+      <w:r>
+        <w:rPr>
+          <w:b w:val="0"/>
+          <w:bCs/>
+        </w:rPr>
+        <w:t>Arquitetura</w:t>
+      </w:r>
+      <w:proofErr w:type="spellEnd"/>
+      <w:r>
+        <w:rPr>
+          <w:b w:val="0"/>
+          <w:bCs/>
+        </w:rPr>
+        <w:t xml:space="preserve"> </w:t>
+      </w:r>
+      <w:proofErr w:type="spellStart"/>
+      <w:r>
+        <w:rPr>
+          <w:b w:val="0"/>
+          <w:bCs/>
+        </w:rPr>
+        <w:t>física</w:t>
+      </w:r>
+      <w:proofErr w:type="spellEnd"/>
+      <w:r>
+        <w:rPr>
+          <w:b w:val="0"/>
+          <w:bCs/>
+        </w:rPr>
+        <w:t xml:space="preserve"> da </w:t>
+      </w:r>
+      <w:proofErr w:type="spellStart"/>
+      <w:r>
+        <w:rPr>
+          <w:b w:val="0"/>
+          <w:bCs/>
+        </w:rPr>
+        <w:t>aplicação</w:t>
+      </w:r>
+      <w:proofErr w:type="spellEnd"/>
     </w:p>
     <w:p>
       <w:pPr>
@@ -7889,8 +8042,8 @@
           <w:lang w:val="pt-BR" w:eastAsia="pt-PT"/>
         </w:rPr>
         <w:pict w14:anchorId="458884E9">
-          <v:shape id="_x0000_i1030" type="#_x0000_t75" style="width:228.3pt;height:203.05pt;visibility:visible">
-            <v:imagedata r:id="rId13" o:title="" croptop="830f"/>
+          <v:shape id="_x0000_i1094" type="#_x0000_t75" style="width:228.6pt;height:202.8pt;visibility:visible">
+            <v:imagedata r:id="rId12" o:title="" croptop="830f"/>
           </v:shape>
         </w:pict>
       </w:r>
@@ -7929,8 +8082,49 @@
         <w:t>.</w:t>
       </w:r>
       <w:r>
-        <w:t xml:space="preserve"> Arquitetura lógica da aplicação</w:t>
-      </w:r>
+        <w:t xml:space="preserve"> </w:t>
+      </w:r>
+      <w:proofErr w:type="spellStart"/>
+      <w:r>
+        <w:rPr>
+          <w:b w:val="0"/>
+          <w:bCs/>
+        </w:rPr>
+        <w:t>Arquitetura</w:t>
+      </w:r>
+      <w:proofErr w:type="spellEnd"/>
+      <w:r>
+        <w:rPr>
+          <w:b w:val="0"/>
+          <w:bCs/>
+        </w:rPr>
+        <w:t xml:space="preserve"> </w:t>
+      </w:r>
+      <w:proofErr w:type="spellStart"/>
+      <w:r>
+        <w:rPr>
+          <w:b w:val="0"/>
+          <w:bCs/>
+        </w:rPr>
+        <w:t>lógica</w:t>
+      </w:r>
+      <w:proofErr w:type="spellEnd"/>
+      <w:r>
+        <w:rPr>
+          <w:b w:val="0"/>
+          <w:bCs/>
+        </w:rPr>
+        <w:t xml:space="preserve"> da </w:t>
+      </w:r>
+      <w:proofErr w:type="spellStart"/>
+      <w:r>
+        <w:rPr>
+          <w:b w:val="0"/>
+          <w:bCs/>
+        </w:rPr>
+        <w:t>aplicação</w:t>
+      </w:r>
+      <w:proofErr w:type="spellEnd"/>
     </w:p>
     <w:p>
       <w:pPr>
@@ -7975,18 +8169,12 @@
         <w:rPr>
           <w:lang w:val="pt-BR" w:eastAsia="pt-PT"/>
         </w:rPr>
-        <w:instrText xml:space="preserve"> REF _Ref232178039 \h </w:instrText>
+        <w:instrText xml:space="preserve"> REF _Ref232178039 \h  \* MERGEFORMAT </w:instrText>
       </w:r>
       <w:r>
         <w:rPr>
           <w:lang w:val="pt-BR" w:eastAsia="pt-PT"/>
         </w:rPr>
-      </w:r>
-      <w:r>
-        <w:rPr>
-          <w:lang w:val="pt-BR" w:eastAsia="pt-PT"/>
-        </w:rPr>
-        <w:instrText xml:space="preserve"> \* MERGEFORMAT </w:instrText>
       </w:r>
       <w:r>
         <w:rPr>
@@ -8033,7 +8221,220 @@
           <w:lang w:val="pt-BR" w:eastAsia="pt-PT"/>
         </w:rPr>
         <w:pict w14:anchorId="215FB8A3">
-          <v:shape id="_x0000_i1031" type="#_x0000_t75" style="width:322.45pt;height:137.85pt;visibility:visible">
+          <v:shape id="_x0000_i1095" type="#_x0000_t75" style="width:322.2pt;height:138pt;visibility:visible">
+            <v:imagedata r:id="rId13" o:title=""/>
+          </v:shape>
+        </w:pict>
+      </w:r>
+    </w:p>
+    <w:p>
+      <w:pPr>
+        <w:pStyle w:val="Legenda"/>
+        <w:rPr>
+          <w:b w:val="0"/>
+          <w:bCs/>
+          <w:lang w:val="pt-BR"/>
+        </w:rPr>
+      </w:pPr>
+      <w:bookmarkStart w:id="4" w:name="_Ref232178039"/>
+      <w:r>
+        <w:t xml:space="preserve">Fig. </w:t>
+      </w:r>
+      <w:r>
+        <w:fldChar w:fldCharType="begin"/>
+      </w:r>
+      <w:r>
+        <w:instrText xml:space="preserve"> SEQ Fig. \* ARABIC </w:instrText>
+      </w:r>
+      <w:r>
+        <w:fldChar w:fldCharType="separate"/>
+      </w:r>
+      <w:r>
+        <w:rPr>
+          <w:noProof/>
+        </w:rPr>
+        <w:t>5</w:t>
+      </w:r>
+      <w:r>
+        <w:fldChar w:fldCharType="end"/>
+      </w:r>
+      <w:bookmarkEnd w:id="4"/>
+      <w:r>
+        <w:rPr>
+          <w:b w:val="0"/>
+          <w:bCs/>
+        </w:rPr>
+        <w:t xml:space="preserve">. </w:t>
+      </w:r>
+      <w:proofErr w:type="spellStart"/>
+      <w:r>
+        <w:rPr>
+          <w:b w:val="0"/>
+          <w:bCs/>
+        </w:rPr>
+        <w:t>Organização</w:t>
+      </w:r>
+      <w:proofErr w:type="spellEnd"/>
+      <w:r>
+        <w:rPr>
+          <w:b w:val="0"/>
+          <w:bCs/>
+        </w:rPr>
+        <w:t xml:space="preserve"> do </w:t>
+      </w:r>
+      <w:proofErr w:type="spellStart"/>
+      <w:r>
+        <w:rPr>
+          <w:b w:val="0"/>
+          <w:bCs/>
+        </w:rPr>
+        <w:t>código</w:t>
+      </w:r>
+      <w:proofErr w:type="spellEnd"/>
+      <w:r>
+        <w:rPr>
+          <w:b w:val="0"/>
+          <w:bCs/>
+        </w:rPr>
+        <w:t xml:space="preserve"> da </w:t>
+      </w:r>
+      <w:proofErr w:type="spellStart"/>
+      <w:r>
+        <w:rPr>
+          <w:b w:val="0"/>
+          <w:bCs/>
+        </w:rPr>
+        <w:t>aplicação</w:t>
+      </w:r>
+      <w:proofErr w:type="spellEnd"/>
+    </w:p>
+    <w:p>
+      <w:pPr>
+        <w:pStyle w:val="heading1"/>
+        <w:rPr>
+          <w:lang w:val="pt-BR" w:eastAsia="pt-PT"/>
+        </w:rPr>
+      </w:pPr>
+      <w:r>
+        <w:rPr>
+          <w:lang w:val="pt-BR" w:eastAsia="pt-PT"/>
+        </w:rPr>
+        <w:br w:type="page"/>
+      </w:r>
+      <w:r>
+        <w:rPr>
+          <w:lang w:val="pt-BR" w:eastAsia="pt-PT"/>
+        </w:rPr>
+        <w:lastRenderedPageBreak/>
+        <w:t>9</w:t>
+      </w:r>
+      <w:r>
+        <w:rPr>
+          <w:lang w:val="pt-BR" w:eastAsia="pt-PT"/>
+        </w:rPr>
+        <w:t xml:space="preserve">   </w:t>
+      </w:r>
+      <w:r>
+        <w:rPr>
+          <w:lang w:val="pt-BR" w:eastAsia="pt-PT"/>
+        </w:rPr>
+        <w:t>Diagrama de Classes de Modelo</w:t>
+      </w:r>
+    </w:p>
+    <w:p>
+      <w:pPr>
+        <w:pStyle w:val="p1a"/>
+        <w:rPr>
+          <w:lang w:val="pt-BR" w:eastAsia="pt-PT"/>
+        </w:rPr>
+      </w:pPr>
+      <w:r>
+        <w:rPr>
+          <w:lang w:val="pt-BR" w:eastAsia="pt-PT"/>
+        </w:rPr>
+        <w:t xml:space="preserve">O diagrama de classes </w:t>
+      </w:r>
+      <w:r>
+        <w:rPr>
+          <w:lang w:val="pt-BR" w:eastAsia="pt-PT"/>
+        </w:rPr>
+        <w:t>(</w:t>
+      </w:r>
+      <w:r>
+        <w:rPr>
+          <w:lang w:val="pt-BR" w:eastAsia="pt-PT"/>
+        </w:rPr>
+        <w:fldChar w:fldCharType="begin"/>
+      </w:r>
+      <w:r>
+        <w:rPr>
+          <w:lang w:val="pt-BR" w:eastAsia="pt-PT"/>
+        </w:rPr>
+        <w:instrText xml:space="preserve"> REF _Ref232178308 \h </w:instrText>
+      </w:r>
+      <w:r>
+        <w:rPr>
+          <w:lang w:val="pt-BR" w:eastAsia="pt-PT"/>
+        </w:rPr>
+        <w:instrText xml:space="preserve"> \* MERGEFORMAT </w:instrText>
+      </w:r>
+      <w:r>
+        <w:rPr>
+          <w:lang w:val="pt-BR" w:eastAsia="pt-PT"/>
+        </w:rPr>
+      </w:r>
+      <w:r>
+        <w:rPr>
+          <w:lang w:val="pt-BR" w:eastAsia="pt-PT"/>
+        </w:rPr>
+        <w:fldChar w:fldCharType="separate"/>
+      </w:r>
+      <w:r>
+        <w:t xml:space="preserve">Fig. </w:t>
+      </w:r>
+      <w:r>
+        <w:rPr>
+          <w:noProof/>
+        </w:rPr>
+        <w:t>6</w:t>
+      </w:r>
+      <w:r>
+        <w:rPr>
+          <w:lang w:val="pt-BR" w:eastAsia="pt-PT"/>
+        </w:rPr>
+        <w:fldChar w:fldCharType="end"/>
+      </w:r>
+      <w:r>
+        <w:rPr>
+          <w:lang w:val="pt-BR" w:eastAsia="pt-PT"/>
+        </w:rPr>
+        <w:t>)</w:t>
+      </w:r>
+      <w:r>
+        <w:rPr>
+          <w:lang w:val="pt-BR" w:eastAsia="pt-PT"/>
+        </w:rPr>
+        <w:t>de modelo representa as principais entidades do domínio da aplicação e a forma como se relacionam entre si.</w:t>
+      </w:r>
+    </w:p>
+    <w:p>
+      <w:pPr>
+        <w:rPr>
+          <w:lang w:val="pt-BR" w:eastAsia="pt-PT"/>
+        </w:rPr>
+      </w:pPr>
+    </w:p>
+    <w:p>
+      <w:pPr>
+        <w:pStyle w:val="p1a"/>
+        <w:jc w:val="center"/>
+        <w:rPr>
+          <w:lang w:val="pt-BR" w:eastAsia="pt-PT"/>
+        </w:rPr>
+      </w:pPr>
+      <w:r>
+        <w:pict w14:anchorId="703AFE75">
+          <v:shape id="_x0000_i1096" type="#_x0000_t75" style="width:234pt;height:411pt;visibility:visible">
             <v:imagedata r:id="rId14" o:title=""/>
           </v:shape>
         </w:pict>
@@ -8043,10 +8444,12 @@
       <w:pPr>
         <w:pStyle w:val="Legenda"/>
         <w:rPr>
-          <w:lang w:val="pt-BR"/>
-        </w:rPr>
-      </w:pPr>
-      <w:bookmarkStart w:id="4" w:name="_Ref232178039"/>
+          <w:b w:val="0"/>
+          <w:bCs/>
+          <w:lang w:val="pt-BR"/>
+        </w:rPr>
+      </w:pPr>
+      <w:bookmarkStart w:id="5" w:name="_Ref232178308"/>
       <w:r>
         <w:t xml:space="preserve">Fig. </w:t>
       </w:r>
@@ -8063,18 +8466,120 @@
         <w:rPr>
           <w:noProof/>
         </w:rPr>
-        <w:t>5</w:t>
+        <w:t>6</w:t>
       </w:r>
       <w:r>
         <w:fldChar w:fldCharType="end"/>
       </w:r>
-      <w:bookmarkEnd w:id="4"/>
+      <w:bookmarkEnd w:id="5"/>
       <w:r>
         <w:t xml:space="preserve">. </w:t>
       </w:r>
-      <w:r>
-        <w:t>Organização do código da aplicação</w:t>
-      </w:r>
+      <w:proofErr w:type="spellStart"/>
+      <w:r>
+        <w:rPr>
+          <w:b w:val="0"/>
+          <w:bCs/>
+        </w:rPr>
+        <w:t>Diagrama</w:t>
+      </w:r>
+      <w:proofErr w:type="spellEnd"/>
+      <w:r>
+        <w:rPr>
+          <w:b w:val="0"/>
+          <w:bCs/>
+        </w:rPr>
+        <w:t xml:space="preserve"> de classes de </w:t>
+      </w:r>
+      <w:proofErr w:type="spellStart"/>
+      <w:r>
+        <w:rPr>
+          <w:b w:val="0"/>
+          <w:bCs/>
+        </w:rPr>
+        <w:t>modelo</w:t>
+      </w:r>
+      <w:proofErr w:type="spellEnd"/>
+      <w:r>
+        <w:rPr>
+          <w:b w:val="0"/>
+          <w:bCs/>
+        </w:rPr>
+        <w:t xml:space="preserve"> </w:t>
+      </w:r>
+      <w:proofErr w:type="spellStart"/>
+      <w:r>
+        <w:rPr>
+          <w:b w:val="0"/>
+          <w:bCs/>
+        </w:rPr>
+        <w:t>que</w:t>
+      </w:r>
+      <w:proofErr w:type="spellEnd"/>
+      <w:r>
+        <w:rPr>
+          <w:b w:val="0"/>
+          <w:bCs/>
+        </w:rPr>
+        <w:t xml:space="preserve"> </w:t>
+      </w:r>
+      <w:proofErr w:type="spellStart"/>
+      <w:r>
+        <w:rPr>
+          <w:b w:val="0"/>
+          <w:bCs/>
+        </w:rPr>
+        <w:t>serão</w:t>
+      </w:r>
+      <w:proofErr w:type="spellEnd"/>
+      <w:r>
+        <w:rPr>
+          <w:b w:val="0"/>
+          <w:bCs/>
+        </w:rPr>
+        <w:t xml:space="preserve"> </w:t>
+      </w:r>
+      <w:proofErr w:type="spellStart"/>
+      <w:r>
+        <w:rPr>
+          <w:b w:val="0"/>
+          <w:bCs/>
+        </w:rPr>
+        <w:t>utilizadas</w:t>
+      </w:r>
+      <w:proofErr w:type="spellEnd"/>
+      <w:r>
+        <w:rPr>
+          <w:b w:val="0"/>
+          <w:bCs/>
+        </w:rPr>
+        <w:t xml:space="preserve"> </w:t>
+      </w:r>
+      <w:proofErr w:type="spellStart"/>
+      <w:r>
+        <w:rPr>
+          <w:b w:val="0"/>
+          <w:bCs/>
+        </w:rPr>
+        <w:t>na</w:t>
+      </w:r>
+      <w:proofErr w:type="spellEnd"/>
+      <w:r>
+        <w:rPr>
+          <w:b w:val="0"/>
+          <w:bCs/>
+        </w:rPr>
+        <w:t xml:space="preserve"> </w:t>
+      </w:r>
+      <w:proofErr w:type="spellStart"/>
+      <w:r>
+        <w:rPr>
+          <w:b w:val="0"/>
+          <w:bCs/>
+        </w:rPr>
+        <w:t>aplicação</w:t>
+      </w:r>
+      <w:proofErr w:type="spellEnd"/>
     </w:p>
     <w:p>
       <w:pPr>
@@ -8087,26 +8592,20 @@
         <w:rPr>
           <w:lang w:val="pt-BR" w:eastAsia="pt-PT"/>
         </w:rPr>
-        <w:br w:type="page"/>
+        <w:lastRenderedPageBreak/>
+        <w:t>10</w:t>
       </w:r>
       <w:r>
         <w:rPr>
           <w:lang w:val="pt-BR" w:eastAsia="pt-PT"/>
         </w:rPr>
-        <w:lastRenderedPageBreak/>
-        <w:t>9</w:t>
+        <w:t xml:space="preserve">   </w:t>
       </w:r>
       <w:r>
         <w:rPr>
           <w:lang w:val="pt-BR" w:eastAsia="pt-PT"/>
         </w:rPr>
-        <w:t xml:space="preserve">   </w:t>
-      </w:r>
-      <w:r>
-        <w:rPr>
-          <w:lang w:val="pt-BR" w:eastAsia="pt-PT"/>
-        </w:rPr>
-        <w:t>Diagrama de Classes de Modelo</w:t>
+        <w:t>Diagrama de Classes de Exceções</w:t>
       </w:r>
     </w:p>
     <w:p>
@@ -8120,12 +8619,54 @@
         <w:rPr>
           <w:lang w:val="pt-BR" w:eastAsia="pt-PT"/>
         </w:rPr>
-        <w:t xml:space="preserve">O diagrama de classes </w:t>
+        <w:t>Para o tratamento de erros e a validação de dados, foram definidas três classes de exceções personalizadas</w:t>
       </w:r>
       <w:r>
         <w:rPr>
           <w:lang w:val="pt-BR" w:eastAsia="pt-PT"/>
         </w:rPr>
+        <w:t>:</w:t>
+      </w:r>
+      <w:r>
+        <w:rPr>
+          <w:lang w:val="pt-BR" w:eastAsia="pt-PT"/>
+        </w:rPr>
+        <w:t xml:space="preserve"> DuplicatedDataException, InvalidDataException e NoDataException</w:t>
+      </w:r>
+      <w:r>
+        <w:rPr>
+          <w:lang w:val="pt-BR" w:eastAsia="pt-PT"/>
+        </w:rPr>
+        <w:t>.</w:t>
+      </w:r>
+      <w:r>
+        <w:rPr>
+          <w:lang w:val="pt-BR" w:eastAsia="pt-PT"/>
+        </w:rPr>
+        <w:t xml:space="preserve"> </w:t>
+      </w:r>
+      <w:r>
+        <w:rPr>
+          <w:lang w:val="pt-BR" w:eastAsia="pt-PT"/>
+        </w:rPr>
+        <w:t>Estas</w:t>
+      </w:r>
+      <w:r>
+        <w:rPr>
+          <w:lang w:val="pt-BR" w:eastAsia="pt-PT"/>
+        </w:rPr>
+        <w:t xml:space="preserve"> derivam da classe std::exception O diagrama seguinte</w:t>
+      </w:r>
+      <w:r>
+        <w:rPr>
+          <w:lang w:val="pt-BR" w:eastAsia="pt-PT"/>
+        </w:rPr>
+        <w:t xml:space="preserve"> </w:t>
+      </w:r>
+      <w:r>
+        <w:rPr>
+          <w:lang w:val="pt-BR" w:eastAsia="pt-PT"/>
+        </w:rPr>
         <w:t>(</w:t>
       </w:r>
       <w:r>
@@ -8138,18 +8679,18 @@
         <w:rPr>
           <w:lang w:val="pt-BR" w:eastAsia="pt-PT"/>
         </w:rPr>
-        <w:instrText xml:space="preserve"> REF _Ref232178308 \h </w:instrText>
+        <w:instrText xml:space="preserve"> REF _Ref232178690 \h </w:instrText>
       </w:r>
       <w:r>
         <w:rPr>
           <w:lang w:val="pt-BR" w:eastAsia="pt-PT"/>
         </w:rPr>
+        <w:instrText xml:space="preserve"> \* MERGEFORMAT </w:instrText>
       </w:r>
       <w:r>
         <w:rPr>
           <w:lang w:val="pt-BR" w:eastAsia="pt-PT"/>
         </w:rPr>
-        <w:instrText xml:space="preserve"> \* MERGEFORMAT </w:instrText>
       </w:r>
       <w:r>
         <w:rPr>
@@ -8164,7 +8705,7 @@
         <w:rPr>
           <w:noProof/>
         </w:rPr>
-        <w:t>6</w:t>
+        <w:t>7</w:t>
       </w:r>
       <w:r>
         <w:rPr>
@@ -8182,11 +8723,18 @@
         <w:rPr>
           <w:lang w:val="pt-BR" w:eastAsia="pt-PT"/>
         </w:rPr>
-        <w:t>de modelo representa as principais entidades do domínio da aplicação e a forma como se relacionam entre si.</w:t>
+        <w:t xml:space="preserve"> </w:t>
+      </w:r>
+      <w:r>
+        <w:rPr>
+          <w:lang w:val="pt-BR" w:eastAsia="pt-PT"/>
+        </w:rPr>
+        <w:t>apresenta estas classes, bem como os respetivos atributos e métodos.</w:t>
       </w:r>
     </w:p>
     <w:p>
       <w:pPr>
+        <w:pStyle w:val="p1a"/>
         <w:rPr>
           <w:lang w:val="pt-BR" w:eastAsia="pt-PT"/>
         </w:rPr>
@@ -8195,14 +8743,15 @@
     <w:p>
       <w:pPr>
         <w:pStyle w:val="p1a"/>
-        <w:jc w:val="center"/>
-        <w:rPr>
+        <w:keepNext/>
+      </w:pPr>
+      <w:r>
+        <w:rPr>
+          <w:noProof/>
           <w:lang w:val="pt-BR" w:eastAsia="pt-PT"/>
         </w:rPr>
-      </w:pPr>
-      <w:r>
-        <w:pict w14:anchorId="703AFE75">
-          <v:shape id="_x0000_i1032" type="#_x0000_t75" style="width:234.1pt;height:410.85pt;visibility:visible">
+        <w:pict w14:anchorId="2240C604">
+          <v:shape id="_x0000_i1097" type="#_x0000_t75" style="width:346.2pt;height:139.2pt;visibility:visible">
             <v:imagedata r:id="rId15" o:title=""/>
           </v:shape>
         </w:pict>
@@ -8212,10 +8761,12 @@
       <w:pPr>
         <w:pStyle w:val="Legenda"/>
         <w:rPr>
-          <w:lang w:val="pt-BR"/>
-        </w:rPr>
-      </w:pPr>
-      <w:bookmarkStart w:id="5" w:name="_Ref232178308"/>
+          <w:b w:val="0"/>
+          <w:bCs/>
+          <w:lang w:val="pt-BR" w:eastAsia="pt-PT"/>
+        </w:rPr>
+      </w:pPr>
+      <w:bookmarkStart w:id="6" w:name="_Ref232178690"/>
       <w:r>
         <w:t xml:space="preserve">Fig. </w:t>
       </w:r>
@@ -8232,18 +8783,124 @@
         <w:rPr>
           <w:noProof/>
         </w:rPr>
-        <w:t>6</w:t>
+        <w:t>7</w:t>
       </w:r>
       <w:r>
         <w:fldChar w:fldCharType="end"/>
       </w:r>
-      <w:bookmarkEnd w:id="5"/>
-      <w:r>
+      <w:bookmarkEnd w:id="6"/>
+      <w:r>
+        <w:rPr>
+          <w:b w:val="0"/>
+          <w:bCs/>
+        </w:rPr>
         <w:t xml:space="preserve">. </w:t>
       </w:r>
-      <w:r>
-        <w:t>Diagrama de classes de modelo que serão utilizadas na aplicação</w:t>
-      </w:r>
+      <w:proofErr w:type="spellStart"/>
+      <w:r>
+        <w:rPr>
+          <w:b w:val="0"/>
+          <w:bCs/>
+        </w:rPr>
+        <w:t>Diagrama</w:t>
+      </w:r>
+      <w:proofErr w:type="spellEnd"/>
+      <w:r>
+        <w:rPr>
+          <w:b w:val="0"/>
+          <w:bCs/>
+        </w:rPr>
+        <w:t xml:space="preserve"> de classes de </w:t>
+      </w:r>
+      <w:proofErr w:type="spellStart"/>
+      <w:r>
+        <w:rPr>
+          <w:b w:val="0"/>
+          <w:bCs/>
+        </w:rPr>
+        <w:t>exceções</w:t>
+      </w:r>
+      <w:proofErr w:type="spellEnd"/>
+      <w:r>
+        <w:rPr>
+          <w:b w:val="0"/>
+          <w:bCs/>
+        </w:rPr>
+        <w:t xml:space="preserve"> </w:t>
+      </w:r>
+      <w:proofErr w:type="spellStart"/>
+      <w:r>
+        <w:rPr>
+          <w:b w:val="0"/>
+          <w:bCs/>
+        </w:rPr>
+        <w:t>que</w:t>
+      </w:r>
+      <w:proofErr w:type="spellEnd"/>
+      <w:r>
+        <w:rPr>
+          <w:b w:val="0"/>
+          <w:bCs/>
+        </w:rPr>
+        <w:t xml:space="preserve"> </w:t>
+      </w:r>
+      <w:proofErr w:type="spellStart"/>
+      <w:r>
+        <w:rPr>
+          <w:b w:val="0"/>
+          <w:bCs/>
+        </w:rPr>
+        <w:t>serão</w:t>
+      </w:r>
+      <w:proofErr w:type="spellEnd"/>
+      <w:r>
+        <w:rPr>
+          <w:b w:val="0"/>
+          <w:bCs/>
+        </w:rPr>
+        <w:t xml:space="preserve"> </w:t>
+      </w:r>
+      <w:proofErr w:type="spellStart"/>
+      <w:r>
+        <w:rPr>
+          <w:b w:val="0"/>
+          <w:bCs/>
+        </w:rPr>
+        <w:t>utilizadas</w:t>
+      </w:r>
+      <w:proofErr w:type="spellEnd"/>
+      <w:r>
+        <w:rPr>
+          <w:b w:val="0"/>
+          <w:bCs/>
+        </w:rPr>
+        <w:t xml:space="preserve"> </w:t>
+      </w:r>
+      <w:proofErr w:type="spellStart"/>
+      <w:r>
+        <w:rPr>
+          <w:b w:val="0"/>
+          <w:bCs/>
+        </w:rPr>
+        <w:t>na</w:t>
+      </w:r>
+      <w:proofErr w:type="spellEnd"/>
+      <w:r>
+        <w:rPr>
+          <w:b w:val="0"/>
+          <w:bCs/>
+        </w:rPr>
+        <w:t xml:space="preserve"> </w:t>
+      </w:r>
+      <w:proofErr w:type="spellStart"/>
+      <w:r>
+        <w:rPr>
+          <w:b w:val="0"/>
+          <w:bCs/>
+        </w:rPr>
+        <w:t>aplicação</w:t>
+      </w:r>
+      <w:proofErr w:type="spellEnd"/>
     </w:p>
     <w:p>
       <w:pPr>
@@ -8256,20 +8913,7 @@
         <w:rPr>
           <w:lang w:val="pt-BR" w:eastAsia="pt-PT"/>
         </w:rPr>
-        <w:lastRenderedPageBreak/>
-        <w:t>10</w:t>
-      </w:r>
-      <w:r>
-        <w:rPr>
-          <w:lang w:val="pt-BR" w:eastAsia="pt-PT"/>
-        </w:rPr>
-        <w:t xml:space="preserve">   </w:t>
-      </w:r>
-      <w:r>
-        <w:rPr>
-          <w:lang w:val="pt-BR" w:eastAsia="pt-PT"/>
-        </w:rPr>
-        <w:t>Diagrama de Classes de Exceções</w:t>
+        <w:t>11   Interface de Usuário</w:t>
       </w:r>
     </w:p>
     <w:p>
@@ -8283,25 +8927,113 @@
         <w:rPr>
           <w:lang w:val="pt-BR" w:eastAsia="pt-PT"/>
         </w:rPr>
-        <w:t>Para o tratamento de erros e a validação de dados, foram definidas três classes de exceções personalizadas</w:t>
+        <w:t>A interface de usuário</w:t>
       </w:r>
       <w:r>
         <w:rPr>
           <w:lang w:val="pt-BR" w:eastAsia="pt-PT"/>
         </w:rPr>
+        <w:t xml:space="preserve"> (</w:t>
+      </w:r>
+      <w:r>
+        <w:rPr>
+          <w:lang w:val="pt-BR" w:eastAsia="pt-PT"/>
+        </w:rPr>
+        <w:fldChar w:fldCharType="begin"/>
+      </w:r>
+      <w:r>
+        <w:rPr>
+          <w:lang w:val="pt-BR" w:eastAsia="pt-PT"/>
+        </w:rPr>
+        <w:instrText xml:space="preserve"> REF _Ref232179583 \h </w:instrText>
+      </w:r>
+      <w:r>
+        <w:rPr>
+          <w:lang w:val="pt-BR" w:eastAsia="pt-PT"/>
+        </w:rPr>
+      </w:r>
+      <w:r>
+        <w:rPr>
+          <w:lang w:val="pt-BR" w:eastAsia="pt-PT"/>
+        </w:rPr>
+        <w:fldChar w:fldCharType="separate"/>
+      </w:r>
+      <w:r>
+        <w:t xml:space="preserve">Fig. </w:t>
+      </w:r>
+      <w:r>
+        <w:rPr>
+          <w:noProof/>
+        </w:rPr>
+        <w:t>8</w:t>
+      </w:r>
+      <w:r>
+        <w:rPr>
+          <w:lang w:val="pt-BR" w:eastAsia="pt-PT"/>
+        </w:rPr>
+        <w:fldChar w:fldCharType="end"/>
+      </w:r>
+      <w:r>
+        <w:rPr>
+          <w:lang w:val="pt-BR" w:eastAsia="pt-PT"/>
+        </w:rPr>
+        <w:t>)</w:t>
+      </w:r>
+      <w:r>
+        <w:rPr>
+          <w:lang w:val="pt-BR" w:eastAsia="pt-PT"/>
+        </w:rPr>
+        <w:t xml:space="preserve"> </w:t>
+      </w:r>
+      <w:r>
+        <w:rPr>
+          <w:lang w:val="pt-BR" w:eastAsia="pt-PT"/>
+        </w:rPr>
+        <w:t xml:space="preserve">mostra o funciomaneto da aplicação do ponto de vista do usuário, isto é, </w:t>
+      </w:r>
+      <w:proofErr w:type="gramStart"/>
+      <w:r>
+        <w:rPr>
+          <w:lang w:val="pt-BR" w:eastAsia="pt-PT"/>
+        </w:rPr>
+        <w:t>a</w:t>
+      </w:r>
+      <w:proofErr w:type="gramEnd"/>
+      <w:r>
+        <w:rPr>
+          <w:lang w:val="pt-BR" w:eastAsia="pt-PT"/>
+        </w:rPr>
+        <w:t xml:space="preserve"> estrutura das interfaces pelas quais o utilizador irá navegar para </w:t>
+      </w:r>
+      <w:r>
+        <w:rPr>
+          <w:lang w:val="pt-BR" w:eastAsia="pt-PT"/>
+        </w:rPr>
+        <w:t xml:space="preserve">aceder aos </w:t>
+      </w:r>
+      <w:r>
+        <w:rPr>
+          <w:lang w:val="pt-BR" w:eastAsia="pt-PT"/>
+        </w:rPr>
+        <w:t>diferentes menus do sistema</w:t>
+      </w:r>
+      <w:r>
+        <w:rPr>
+          <w:lang w:val="pt-BR" w:eastAsia="pt-PT"/>
+        </w:rPr>
         <w:t>:</w:t>
       </w:r>
       <w:r>
         <w:rPr>
           <w:lang w:val="pt-BR" w:eastAsia="pt-PT"/>
         </w:rPr>
-        <w:t xml:space="preserve"> DuplicatedDataException, InvalidDataException e NoDataException</w:t>
+        <w:t xml:space="preserve"> menu de login, menu principal, novo jogo, dificuldade, posicionamento dos navios, tipo de ranking, estatísticas e ajuda e regras</w:t>
       </w:r>
       <w:r>
         <w:rPr>
           <w:lang w:val="pt-BR" w:eastAsia="pt-PT"/>
         </w:rPr>
-        <w:t>.</w:t>
+        <w:t>,</w:t>
       </w:r>
       <w:r>
         <w:rPr>
@@ -8313,109 +9045,35 @@
         <w:rPr>
           <w:lang w:val="pt-BR" w:eastAsia="pt-PT"/>
         </w:rPr>
-        <w:t>Estas</w:t>
+        <w:t xml:space="preserve">e </w:t>
       </w:r>
       <w:r>
         <w:rPr>
           <w:lang w:val="pt-BR" w:eastAsia="pt-PT"/>
         </w:rPr>
-        <w:t xml:space="preserve"> derivam da classe std::exception O diagrama seguinte</w:t>
+        <w:t xml:space="preserve">especificando as opções disponíveis em cada </w:t>
       </w:r>
       <w:r>
         <w:rPr>
           <w:lang w:val="pt-BR" w:eastAsia="pt-PT"/>
         </w:rPr>
-        <w:t xml:space="preserve"> </w:t>
-      </w:r>
-      <w:r>
-        <w:rPr>
-          <w:lang w:val="pt-BR" w:eastAsia="pt-PT"/>
-        </w:rPr>
-        <w:t>(</w:t>
-      </w:r>
-      <w:r>
-        <w:rPr>
-          <w:lang w:val="pt-BR" w:eastAsia="pt-PT"/>
-        </w:rPr>
-        <w:fldChar w:fldCharType="begin"/>
-      </w:r>
-      <w:r>
-        <w:rPr>
-          <w:lang w:val="pt-BR" w:eastAsia="pt-PT"/>
-        </w:rPr>
-        <w:instrText xml:space="preserve"> REF _Ref232178690 \h </w:instrText>
-      </w:r>
-      <w:r>
-        <w:rPr>
-          <w:lang w:val="pt-BR" w:eastAsia="pt-PT"/>
-        </w:rPr>
-      </w:r>
-      <w:r>
-        <w:rPr>
-          <w:lang w:val="pt-BR" w:eastAsia="pt-PT"/>
-        </w:rPr>
-        <w:instrText xml:space="preserve"> \* MERGEFORMAT </w:instrText>
-      </w:r>
-      <w:r>
-        <w:rPr>
-          <w:lang w:val="pt-BR" w:eastAsia="pt-PT"/>
-        </w:rPr>
-        <w:fldChar w:fldCharType="separate"/>
-      </w:r>
-      <w:r>
-        <w:t xml:space="preserve">Fig. </w:t>
-      </w:r>
-      <w:r>
-        <w:rPr>
-          <w:noProof/>
-        </w:rPr>
-        <w:t>7</w:t>
-      </w:r>
-      <w:r>
-        <w:rPr>
-          <w:lang w:val="pt-BR" w:eastAsia="pt-PT"/>
-        </w:rPr>
-        <w:fldChar w:fldCharType="end"/>
-      </w:r>
-      <w:r>
-        <w:rPr>
-          <w:lang w:val="pt-BR" w:eastAsia="pt-PT"/>
-        </w:rPr>
-        <w:t>)</w:t>
-      </w:r>
-      <w:r>
-        <w:rPr>
-          <w:lang w:val="pt-BR" w:eastAsia="pt-PT"/>
-        </w:rPr>
-        <w:t xml:space="preserve"> </w:t>
-      </w:r>
-      <w:r>
-        <w:rPr>
-          <w:lang w:val="pt-BR" w:eastAsia="pt-PT"/>
-        </w:rPr>
-        <w:t>apresenta estas classes, bem como os respetivos atributos e métodos.</w:t>
+        <w:t>menu.</w:t>
       </w:r>
     </w:p>
     <w:p>
       <w:pPr>
         <w:pStyle w:val="p1a"/>
-        <w:rPr>
-          <w:lang w:val="pt-BR" w:eastAsia="pt-PT"/>
-        </w:rPr>
-      </w:pPr>
-    </w:p>
-    <w:p>
-      <w:pPr>
-        <w:pStyle w:val="p1a"/>
         <w:keepNext/>
+        <w:jc w:val="center"/>
       </w:pPr>
       <w:r>
         <w:rPr>
           <w:noProof/>
           <w:lang w:val="pt-BR" w:eastAsia="pt-PT"/>
         </w:rPr>
-        <w:pict w14:anchorId="2240C604">
-          <v:shape id="_x0000_i1033" type="#_x0000_t75" style="width:346pt;height:139.2pt;visibility:visible">
+        <w:lastRenderedPageBreak/>
+        <w:pict w14:anchorId="29F95681">
+          <v:shape id="_x0000_i1098" type="#_x0000_t75" style="width:334.8pt;height:271.8pt;visibility:visible">
             <v:imagedata r:id="rId16" o:title=""/>
           </v:shape>
         </w:pict>
@@ -8425,10 +9083,11 @@
       <w:pPr>
         <w:pStyle w:val="Legenda"/>
         <w:rPr>
-          <w:lang w:val="pt-BR" w:eastAsia="pt-PT"/>
-        </w:rPr>
-      </w:pPr>
-      <w:bookmarkStart w:id="6" w:name="_Ref232178690"/>
+          <w:b w:val="0"/>
+          <w:bCs/>
+        </w:rPr>
+      </w:pPr>
+      <w:bookmarkStart w:id="7" w:name="_Ref232179583"/>
       <w:r>
         <w:t xml:space="preserve">Fig. </w:t>
       </w:r>
@@ -8445,234 +9104,1486 @@
         <w:rPr>
           <w:noProof/>
         </w:rPr>
-        <w:t>7</w:t>
+        <w:t>8</w:t>
       </w:r>
       <w:r>
         <w:fldChar w:fldCharType="end"/>
       </w:r>
-      <w:bookmarkEnd w:id="6"/>
+      <w:bookmarkEnd w:id="7"/>
       <w:r>
         <w:t xml:space="preserve">. </w:t>
       </w:r>
       <w:r>
-        <w:t>Diagrama de classes de exceções que serão utilizadas na aplicação</w:t>
-      </w:r>
+        <w:rPr>
+          <w:b w:val="0"/>
+          <w:bCs/>
+        </w:rPr>
+        <w:t xml:space="preserve">Interface de </w:t>
+      </w:r>
+      <w:proofErr w:type="spellStart"/>
+      <w:r>
+        <w:rPr>
+          <w:b w:val="0"/>
+          <w:bCs/>
+        </w:rPr>
+        <w:t>usuário</w:t>
+      </w:r>
+      <w:proofErr w:type="spellEnd"/>
+      <w:r>
+        <w:rPr>
+          <w:b w:val="0"/>
+          <w:bCs/>
+        </w:rPr>
+        <w:t xml:space="preserve"> da </w:t>
+      </w:r>
+      <w:proofErr w:type="spellStart"/>
+      <w:r>
+        <w:rPr>
+          <w:b w:val="0"/>
+          <w:bCs/>
+        </w:rPr>
+        <w:t>aplicação</w:t>
+      </w:r>
+      <w:proofErr w:type="spellEnd"/>
     </w:p>
     <w:p>
       <w:pPr>
-        <w:pStyle w:val="heading1"/>
-        <w:rPr>
-          <w:lang w:val="pt-BR" w:eastAsia="pt-PT"/>
-        </w:rPr>
-      </w:pPr>
-      <w:r>
-        <w:rPr>
-          <w:lang w:val="pt-BR" w:eastAsia="pt-PT"/>
-        </w:rPr>
-        <w:t>11   Interface de Usuário</w:t>
-      </w:r>
+        <w:rPr>
+          <w:bCs/>
+          <w:lang w:val="pt-BR"/>
+        </w:rPr>
+      </w:pPr>
     </w:p>
     <w:p>
       <w:pPr>
-        <w:pStyle w:val="p1a"/>
-        <w:rPr>
-          <w:lang w:val="pt-BR" w:eastAsia="pt-PT"/>
-        </w:rPr>
-      </w:pPr>
-      <w:r>
-        <w:rPr>
-          <w:lang w:val="pt-BR" w:eastAsia="pt-PT"/>
-        </w:rPr>
-        <w:t>A interface de usuário</w:t>
-      </w:r>
-      <w:r>
-        <w:rPr>
-          <w:lang w:val="pt-BR" w:eastAsia="pt-PT"/>
-        </w:rPr>
-        <w:t xml:space="preserve"> (</w:t>
-      </w:r>
-      <w:r>
-        <w:rPr>
-          <w:lang w:val="pt-BR" w:eastAsia="pt-PT"/>
-        </w:rPr>
-        <w:fldChar w:fldCharType="begin"/>
-      </w:r>
-      <w:r>
-        <w:rPr>
-          <w:lang w:val="pt-BR" w:eastAsia="pt-PT"/>
-        </w:rPr>
-        <w:instrText xml:space="preserve"> REF _Ref232179583 \h </w:instrText>
-      </w:r>
-      <w:r>
-        <w:rPr>
-          <w:lang w:val="pt-BR" w:eastAsia="pt-PT"/>
-        </w:rPr>
-      </w:r>
-      <w:r>
-        <w:rPr>
-          <w:lang w:val="pt-BR" w:eastAsia="pt-PT"/>
-        </w:rPr>
-        <w:fldChar w:fldCharType="separate"/>
-      </w:r>
-      <w:r>
-        <w:t xml:space="preserve">Fig. </w:t>
-      </w:r>
-      <w:r>
-        <w:rPr>
-          <w:noProof/>
-        </w:rPr>
-        <w:t>8</w:t>
-      </w:r>
-      <w:r>
-        <w:rPr>
-          <w:lang w:val="pt-BR" w:eastAsia="pt-PT"/>
-        </w:rPr>
-        <w:fldChar w:fldCharType="end"/>
-      </w:r>
-      <w:r>
-        <w:rPr>
-          <w:lang w:val="pt-BR" w:eastAsia="pt-PT"/>
-        </w:rPr>
-        <w:t>)</w:t>
-      </w:r>
-      <w:r>
-        <w:rPr>
-          <w:lang w:val="pt-BR" w:eastAsia="pt-PT"/>
-        </w:rPr>
-        <w:t xml:space="preserve"> </w:t>
-      </w:r>
-      <w:r>
-        <w:rPr>
-          <w:lang w:val="pt-BR" w:eastAsia="pt-PT"/>
-        </w:rPr>
-        <w:t xml:space="preserve">mostra o funciomaneto da aplicação do ponto de vista do usuário, isto é, </w:t>
-      </w:r>
-      <w:proofErr w:type="gramStart"/>
-      <w:r>
-        <w:rPr>
-          <w:lang w:val="pt-BR" w:eastAsia="pt-PT"/>
-        </w:rPr>
-        <w:t>a</w:t>
-      </w:r>
-      <w:proofErr w:type="gramEnd"/>
-      <w:r>
-        <w:rPr>
-          <w:lang w:val="pt-BR" w:eastAsia="pt-PT"/>
-        </w:rPr>
-        <w:t xml:space="preserve"> estrutura das interfaces pelas quais o utilizador irá navegar para </w:t>
-      </w:r>
-      <w:r>
-        <w:rPr>
-          <w:lang w:val="pt-BR" w:eastAsia="pt-PT"/>
-        </w:rPr>
-        <w:t xml:space="preserve">aceder aos </w:t>
-      </w:r>
-      <w:r>
-        <w:rPr>
-          <w:lang w:val="pt-BR" w:eastAsia="pt-PT"/>
-        </w:rPr>
-        <w:t>diferentes menus do sistema</w:t>
-      </w:r>
-      <w:r>
-        <w:rPr>
-          <w:lang w:val="pt-BR" w:eastAsia="pt-PT"/>
-        </w:rPr>
-        <w:t>:</w:t>
-      </w:r>
-      <w:r>
-        <w:rPr>
-          <w:lang w:val="pt-BR" w:eastAsia="pt-PT"/>
-        </w:rPr>
-        <w:t xml:space="preserve"> menu de login, menu principal, novo jogo, dificuldade, posicionamento dos navios, tipo de ranking, estatísticas e ajuda e regras</w:t>
-      </w:r>
-      <w:r>
-        <w:rPr>
-          <w:lang w:val="pt-BR" w:eastAsia="pt-PT"/>
-        </w:rPr>
-        <w:t>,</w:t>
-      </w:r>
-      <w:r>
-        <w:rPr>
-          <w:lang w:val="pt-BR" w:eastAsia="pt-PT"/>
-        </w:rPr>
-        <w:t xml:space="preserve"> </w:t>
-      </w:r>
-      <w:r>
-        <w:rPr>
-          <w:lang w:val="pt-BR" w:eastAsia="pt-PT"/>
-        </w:rPr>
-        <w:t xml:space="preserve">e </w:t>
-      </w:r>
-      <w:r>
-        <w:rPr>
-          <w:lang w:val="pt-BR" w:eastAsia="pt-PT"/>
-        </w:rPr>
-        <w:t xml:space="preserve">especificando as opções disponíveis em cada </w:t>
-      </w:r>
-      <w:r>
-        <w:rPr>
-          <w:lang w:val="pt-BR" w:eastAsia="pt-PT"/>
-        </w:rPr>
-        <w:t>menu.</w:t>
-      </w:r>
+        <w:pStyle w:val="Legenda"/>
+        <w:jc w:val="left"/>
+        <w:rPr>
+          <w:lang w:val="pt-BR"/>
+        </w:rPr>
+      </w:pPr>
     </w:p>
     <w:p>
       <w:pPr>
-        <w:pStyle w:val="p1a"/>
-        <w:keepNext/>
-        <w:jc w:val="center"/>
-      </w:pPr>
-      <w:r>
-        <w:rPr>
+        <w:pStyle w:val="Legenda"/>
+        <w:jc w:val="left"/>
+        <w:rPr>
+          <w:sz w:val="24"/>
+          <w:szCs w:val="24"/>
+          <w:lang w:val="pt-BR"/>
+        </w:rPr>
+      </w:pPr>
+      <w:r>
+        <w:rPr>
+          <w:lang w:val="pt-BR"/>
+        </w:rPr>
+        <w:br/>
+      </w:r>
+      <w:r>
+        <w:rPr>
+          <w:sz w:val="24"/>
+          <w:szCs w:val="24"/>
+          <w:lang w:val="pt-BR"/>
+        </w:rPr>
+        <w:t>12   Testes</w:t>
+      </w:r>
+    </w:p>
+    <w:p>
+      <w:pPr>
+        <w:rPr>
+          <w:lang w:val="pt-BR"/>
+        </w:rPr>
+      </w:pPr>
+      <w:r>
+        <w:rPr>
+          <w:lang w:val="pt-BR"/>
+        </w:rPr>
+        <w:br/>
+      </w:r>
+      <w:r>
+        <w:rPr>
+          <w:lang w:val="pt-BR"/>
+        </w:rPr>
+        <w:br/>
+        <w:t>Para garantir o correto funcionamento das classes</w:t>
+      </w:r>
+      <w:r>
+        <w:rPr>
+          <w:lang w:val="pt-BR"/>
+        </w:rPr>
+        <w:t xml:space="preserve">, </w:t>
+      </w:r>
+      <w:r>
+        <w:rPr>
+          <w:lang w:val="pt-BR"/>
+        </w:rPr>
+        <w:t>foram realizados testes unitários utilizando a framework Goodle C++ Testing Framework. Os testes feitos, cobrem contrutores, funções e operadores de cada classe presente no projeto.</w:t>
+      </w:r>
+    </w:p>
+    <w:p>
+      <w:r>
+        <w:rPr>
+          <w:lang w:val="pt-BR"/>
+        </w:rPr>
+        <w:br/>
+      </w:r>
+      <w:r>
+        <w:t xml:space="preserve">Segue-se um </w:t>
+      </w:r>
+      <w:proofErr w:type="spellStart"/>
+      <w:r>
+        <w:t>exemplo</w:t>
+      </w:r>
+      <w:proofErr w:type="spellEnd"/>
+      <w:r>
+        <w:t xml:space="preserve"> de teste</w:t>
+      </w:r>
+      <w:r>
+        <w:t xml:space="preserve"> </w:t>
+      </w:r>
+      <w:proofErr w:type="spellStart"/>
+      <w:r>
+        <w:t>realizado</w:t>
+      </w:r>
+      <w:proofErr w:type="spellEnd"/>
+      <w:r>
+        <w:t xml:space="preserve"> </w:t>
+      </w:r>
+      <w:r>
+        <w:t xml:space="preserve">de </w:t>
+      </w:r>
+      <w:proofErr w:type="spellStart"/>
+      <w:r>
+        <w:t>cada</w:t>
+      </w:r>
+      <w:proofErr w:type="spellEnd"/>
+      <w:r>
+        <w:t xml:space="preserve"> </w:t>
+      </w:r>
+      <w:proofErr w:type="spellStart"/>
+      <w:r>
+        <w:t>classe</w:t>
+      </w:r>
+      <w:proofErr w:type="spellEnd"/>
+      <w:r>
+        <w:t>.</w:t>
+      </w:r>
+    </w:p>
+    <w:p>
+      <w:pPr>
+        <w:pStyle w:val="Legenda"/>
+        <w:jc w:val="left"/>
+        <w:rPr>
+          <w:b w:val="0"/>
+          <w:bCs/>
+          <w:sz w:val="20"/>
+        </w:rPr>
+      </w:pPr>
+      <w:r>
+        <w:rPr>
+          <w:sz w:val="20"/>
+        </w:rPr>
+        <w:br/>
+      </w:r>
+      <w:proofErr w:type="spellStart"/>
+      <w:r>
+        <w:rPr>
+          <w:sz w:val="20"/>
+        </w:rPr>
+        <w:t>Exemplo</w:t>
+      </w:r>
+      <w:proofErr w:type="spellEnd"/>
+      <w:r>
+        <w:rPr>
+          <w:sz w:val="20"/>
+        </w:rPr>
+        <w:t xml:space="preserve"> de teste para a </w:t>
+      </w:r>
+      <w:proofErr w:type="spellStart"/>
+      <w:r>
+        <w:rPr>
+          <w:sz w:val="20"/>
+        </w:rPr>
+        <w:t>classe</w:t>
+      </w:r>
+      <w:proofErr w:type="spellEnd"/>
+      <w:r>
+        <w:rPr>
+          <w:sz w:val="20"/>
+        </w:rPr>
+        <w:t xml:space="preserve"> Player:</w:t>
+      </w:r>
+      <w:r>
+        <w:rPr>
+          <w:b w:val="0"/>
+          <w:bCs/>
+          <w:sz w:val="20"/>
+        </w:rPr>
+        <w:br/>
+      </w:r>
+      <w:r>
+        <w:rPr>
+          <w:b w:val="0"/>
+          <w:bCs/>
+          <w:sz w:val="20"/>
+        </w:rPr>
+        <w:br/>
+      </w:r>
+      <w:r>
+        <w:rPr>
+          <w:b w:val="0"/>
+          <w:bCs/>
+          <w:sz w:val="20"/>
+          <w:szCs w:val="22"/>
+        </w:rPr>
+        <w:t xml:space="preserve">Este teste </w:t>
+      </w:r>
+      <w:proofErr w:type="spellStart"/>
+      <w:r>
+        <w:rPr>
+          <w:b w:val="0"/>
+          <w:bCs/>
+          <w:sz w:val="20"/>
+          <w:szCs w:val="22"/>
+        </w:rPr>
+        <w:t>verifica</w:t>
+      </w:r>
+      <w:proofErr w:type="spellEnd"/>
+      <w:r>
+        <w:rPr>
+          <w:b w:val="0"/>
+          <w:bCs/>
+          <w:sz w:val="20"/>
+          <w:szCs w:val="22"/>
+        </w:rPr>
+        <w:t xml:space="preserve"> </w:t>
+      </w:r>
+      <w:proofErr w:type="spellStart"/>
+      <w:r>
+        <w:rPr>
+          <w:b w:val="0"/>
+          <w:bCs/>
+          <w:sz w:val="20"/>
+          <w:szCs w:val="22"/>
+        </w:rPr>
+        <w:t>que</w:t>
+      </w:r>
+      <w:proofErr w:type="spellEnd"/>
+      <w:r>
+        <w:rPr>
+          <w:b w:val="0"/>
+          <w:bCs/>
+          <w:sz w:val="20"/>
+          <w:szCs w:val="22"/>
+        </w:rPr>
+        <w:t xml:space="preserve"> </w:t>
+      </w:r>
+      <w:proofErr w:type="spellStart"/>
+      <w:r>
+        <w:rPr>
+          <w:b w:val="0"/>
+          <w:bCs/>
+          <w:sz w:val="20"/>
+          <w:szCs w:val="22"/>
+        </w:rPr>
+        <w:t>o</w:t>
+      </w:r>
+      <w:proofErr w:type="spellEnd"/>
+      <w:r>
+        <w:rPr>
+          <w:b w:val="0"/>
+          <w:bCs/>
+          <w:sz w:val="20"/>
+          <w:szCs w:val="22"/>
+        </w:rPr>
+        <w:t xml:space="preserve"> </w:t>
+      </w:r>
+      <w:proofErr w:type="spellStart"/>
+      <w:r>
+        <w:rPr>
+          <w:b w:val="0"/>
+          <w:bCs/>
+          <w:sz w:val="20"/>
+          <w:szCs w:val="22"/>
+        </w:rPr>
+        <w:t>construtor</w:t>
+      </w:r>
+      <w:proofErr w:type="spellEnd"/>
+      <w:r>
+        <w:rPr>
+          <w:b w:val="0"/>
+          <w:bCs/>
+          <w:sz w:val="20"/>
+          <w:szCs w:val="22"/>
+        </w:rPr>
+        <w:t xml:space="preserve"> da </w:t>
+      </w:r>
+      <w:proofErr w:type="spellStart"/>
+      <w:r>
+        <w:rPr>
+          <w:b w:val="0"/>
+          <w:bCs/>
+          <w:sz w:val="20"/>
+          <w:szCs w:val="22"/>
+        </w:rPr>
+        <w:t>classe</w:t>
+      </w:r>
+      <w:proofErr w:type="spellEnd"/>
+      <w:r>
+        <w:rPr>
+          <w:b w:val="0"/>
+          <w:bCs/>
+          <w:sz w:val="20"/>
+          <w:szCs w:val="22"/>
+        </w:rPr>
+        <w:t xml:space="preserve"> Player </w:t>
+      </w:r>
+      <w:proofErr w:type="spellStart"/>
+      <w:r>
+        <w:rPr>
+          <w:b w:val="0"/>
+          <w:bCs/>
+          <w:sz w:val="20"/>
+          <w:szCs w:val="22"/>
+        </w:rPr>
+        <w:t>lança</w:t>
+      </w:r>
+      <w:proofErr w:type="spellEnd"/>
+      <w:r>
+        <w:rPr>
+          <w:b w:val="0"/>
+          <w:bCs/>
+          <w:sz w:val="20"/>
+          <w:szCs w:val="22"/>
+        </w:rPr>
+        <w:t xml:space="preserve"> </w:t>
+      </w:r>
+      <w:proofErr w:type="spellStart"/>
+      <w:r>
+        <w:rPr>
+          <w:b w:val="0"/>
+          <w:bCs/>
+          <w:sz w:val="20"/>
+          <w:szCs w:val="22"/>
+        </w:rPr>
+        <w:t>uma</w:t>
+      </w:r>
+      <w:proofErr w:type="spellEnd"/>
+      <w:r>
+        <w:rPr>
+          <w:b w:val="0"/>
+          <w:bCs/>
+          <w:sz w:val="20"/>
+          <w:szCs w:val="22"/>
+        </w:rPr>
+        <w:t xml:space="preserve"> </w:t>
+      </w:r>
+      <w:proofErr w:type="spellStart"/>
+      <w:r>
+        <w:rPr>
+          <w:b w:val="0"/>
+          <w:bCs/>
+          <w:sz w:val="20"/>
+          <w:szCs w:val="22"/>
+        </w:rPr>
+        <w:t>InvalidDataException</w:t>
+      </w:r>
+      <w:proofErr w:type="spellEnd"/>
+      <w:r>
+        <w:rPr>
+          <w:b w:val="0"/>
+          <w:bCs/>
+          <w:sz w:val="20"/>
+          <w:szCs w:val="22"/>
+        </w:rPr>
+        <w:t xml:space="preserve"> </w:t>
+      </w:r>
+      <w:proofErr w:type="spellStart"/>
+      <w:r>
+        <w:rPr>
+          <w:b w:val="0"/>
+          <w:bCs/>
+          <w:sz w:val="20"/>
+          <w:szCs w:val="22"/>
+        </w:rPr>
+        <w:t>quando</w:t>
+      </w:r>
+      <w:proofErr w:type="spellEnd"/>
+      <w:r>
+        <w:rPr>
+          <w:b w:val="0"/>
+          <w:bCs/>
+          <w:sz w:val="20"/>
+          <w:szCs w:val="22"/>
+        </w:rPr>
+        <w:t xml:space="preserve"> o nickname </w:t>
+      </w:r>
+      <w:proofErr w:type="spellStart"/>
+      <w:r>
+        <w:rPr>
+          <w:b w:val="0"/>
+          <w:bCs/>
+          <w:sz w:val="20"/>
+          <w:szCs w:val="22"/>
+        </w:rPr>
+        <w:t>introduzido</w:t>
+      </w:r>
+      <w:proofErr w:type="spellEnd"/>
+      <w:r>
+        <w:rPr>
+          <w:b w:val="0"/>
+          <w:bCs/>
+          <w:sz w:val="20"/>
+          <w:szCs w:val="22"/>
+        </w:rPr>
+        <w:t xml:space="preserve"> </w:t>
+      </w:r>
+      <w:proofErr w:type="spellStart"/>
+      <w:r>
+        <w:rPr>
+          <w:b w:val="0"/>
+          <w:bCs/>
+          <w:sz w:val="20"/>
+          <w:szCs w:val="22"/>
+        </w:rPr>
+        <w:t>pelo</w:t>
+      </w:r>
+      <w:proofErr w:type="spellEnd"/>
+      <w:r>
+        <w:rPr>
+          <w:b w:val="0"/>
+          <w:bCs/>
+          <w:sz w:val="20"/>
+          <w:szCs w:val="22"/>
+        </w:rPr>
+        <w:t xml:space="preserve"> </w:t>
+      </w:r>
+      <w:proofErr w:type="spellStart"/>
+      <w:r>
+        <w:rPr>
+          <w:b w:val="0"/>
+          <w:bCs/>
+          <w:sz w:val="20"/>
+          <w:szCs w:val="22"/>
+        </w:rPr>
+        <w:t>jogador</w:t>
+      </w:r>
+      <w:proofErr w:type="spellEnd"/>
+      <w:r>
+        <w:rPr>
+          <w:b w:val="0"/>
+          <w:bCs/>
+          <w:sz w:val="20"/>
+          <w:szCs w:val="22"/>
+        </w:rPr>
+        <w:t xml:space="preserve">, </w:t>
+      </w:r>
+      <w:proofErr w:type="spellStart"/>
+      <w:r>
+        <w:rPr>
+          <w:b w:val="0"/>
+          <w:bCs/>
+          <w:sz w:val="20"/>
+          <w:szCs w:val="22"/>
+        </w:rPr>
+        <w:t>tem</w:t>
+      </w:r>
+      <w:proofErr w:type="spellEnd"/>
+      <w:r>
+        <w:rPr>
+          <w:b w:val="0"/>
+          <w:bCs/>
+          <w:sz w:val="20"/>
+          <w:szCs w:val="22"/>
+        </w:rPr>
+        <w:t xml:space="preserve"> </w:t>
+      </w:r>
+      <w:proofErr w:type="spellStart"/>
+      <w:r>
+        <w:rPr>
+          <w:b w:val="0"/>
+          <w:bCs/>
+          <w:sz w:val="20"/>
+          <w:szCs w:val="22"/>
+        </w:rPr>
+        <w:t>menos</w:t>
+      </w:r>
+      <w:proofErr w:type="spellEnd"/>
+      <w:r>
+        <w:rPr>
+          <w:b w:val="0"/>
+          <w:bCs/>
+          <w:sz w:val="20"/>
+          <w:szCs w:val="22"/>
+        </w:rPr>
+        <w:t xml:space="preserve"> de 3 </w:t>
+      </w:r>
+      <w:proofErr w:type="spellStart"/>
+      <w:r>
+        <w:rPr>
+          <w:b w:val="0"/>
+          <w:bCs/>
+          <w:sz w:val="20"/>
+          <w:szCs w:val="22"/>
+        </w:rPr>
+        <w:t>caracteres</w:t>
+      </w:r>
+      <w:proofErr w:type="spellEnd"/>
+      <w:r>
+        <w:rPr>
+          <w:b w:val="0"/>
+          <w:bCs/>
+          <w:sz w:val="20"/>
+          <w:szCs w:val="22"/>
+        </w:rPr>
+        <w:t xml:space="preserve">. Com </w:t>
+      </w:r>
+      <w:proofErr w:type="spellStart"/>
+      <w:r>
+        <w:rPr>
+          <w:b w:val="0"/>
+          <w:bCs/>
+          <w:sz w:val="20"/>
+          <w:szCs w:val="22"/>
+        </w:rPr>
+        <w:t>isto</w:t>
+      </w:r>
+      <w:proofErr w:type="spellEnd"/>
+      <w:r>
+        <w:rPr>
+          <w:b w:val="0"/>
+          <w:bCs/>
+          <w:sz w:val="20"/>
+          <w:szCs w:val="22"/>
+        </w:rPr>
+        <w:t xml:space="preserve">, </w:t>
+      </w:r>
+      <w:proofErr w:type="spellStart"/>
+      <w:r>
+        <w:rPr>
+          <w:b w:val="0"/>
+          <w:bCs/>
+          <w:sz w:val="20"/>
+          <w:szCs w:val="22"/>
+        </w:rPr>
+        <w:t>este</w:t>
+      </w:r>
+      <w:proofErr w:type="spellEnd"/>
+      <w:r>
+        <w:rPr>
+          <w:b w:val="0"/>
+          <w:bCs/>
+          <w:sz w:val="20"/>
+          <w:szCs w:val="22"/>
+        </w:rPr>
+        <w:t xml:space="preserve"> teste </w:t>
+      </w:r>
+      <w:proofErr w:type="spellStart"/>
+      <w:r>
+        <w:rPr>
+          <w:b w:val="0"/>
+          <w:bCs/>
+          <w:sz w:val="20"/>
+          <w:szCs w:val="22"/>
+        </w:rPr>
+        <w:t>assegura</w:t>
+      </w:r>
+      <w:proofErr w:type="spellEnd"/>
+      <w:r>
+        <w:rPr>
+          <w:b w:val="0"/>
+          <w:bCs/>
+          <w:sz w:val="20"/>
+          <w:szCs w:val="22"/>
+        </w:rPr>
+        <w:t xml:space="preserve"> </w:t>
+      </w:r>
+      <w:proofErr w:type="spellStart"/>
+      <w:r>
+        <w:rPr>
+          <w:b w:val="0"/>
+          <w:bCs/>
+          <w:sz w:val="20"/>
+          <w:szCs w:val="22"/>
+        </w:rPr>
+        <w:t>que</w:t>
+      </w:r>
+      <w:proofErr w:type="spellEnd"/>
+      <w:r>
+        <w:rPr>
+          <w:b w:val="0"/>
+          <w:bCs/>
+          <w:sz w:val="20"/>
+          <w:szCs w:val="22"/>
+        </w:rPr>
+        <w:t xml:space="preserve"> a </w:t>
+      </w:r>
+      <w:proofErr w:type="spellStart"/>
+      <w:r>
+        <w:rPr>
+          <w:b w:val="0"/>
+          <w:bCs/>
+          <w:sz w:val="20"/>
+          <w:szCs w:val="22"/>
+        </w:rPr>
+        <w:t>validação</w:t>
+      </w:r>
+      <w:proofErr w:type="spellEnd"/>
+      <w:r>
+        <w:rPr>
+          <w:b w:val="0"/>
+          <w:bCs/>
+          <w:sz w:val="20"/>
+          <w:szCs w:val="22"/>
+        </w:rPr>
+        <w:t xml:space="preserve"> do nickname </w:t>
+      </w:r>
+      <w:proofErr w:type="spellStart"/>
+      <w:r>
+        <w:rPr>
+          <w:b w:val="0"/>
+          <w:bCs/>
+          <w:sz w:val="20"/>
+          <w:szCs w:val="22"/>
+        </w:rPr>
+        <w:t>está</w:t>
+      </w:r>
+      <w:proofErr w:type="spellEnd"/>
+      <w:r>
+        <w:rPr>
+          <w:b w:val="0"/>
+          <w:bCs/>
+          <w:sz w:val="20"/>
+          <w:szCs w:val="22"/>
+        </w:rPr>
+        <w:t xml:space="preserve"> </w:t>
+      </w:r>
+      <w:proofErr w:type="spellStart"/>
+      <w:r>
+        <w:rPr>
+          <w:b w:val="0"/>
+          <w:bCs/>
+          <w:sz w:val="20"/>
+          <w:szCs w:val="22"/>
+        </w:rPr>
+        <w:t>corretamente</w:t>
+      </w:r>
+      <w:proofErr w:type="spellEnd"/>
+      <w:r>
+        <w:rPr>
+          <w:b w:val="0"/>
+          <w:bCs/>
+          <w:sz w:val="20"/>
+          <w:szCs w:val="22"/>
+        </w:rPr>
+        <w:t xml:space="preserve"> </w:t>
+      </w:r>
+      <w:proofErr w:type="spellStart"/>
+      <w:r>
+        <w:rPr>
+          <w:b w:val="0"/>
+          <w:bCs/>
+          <w:sz w:val="20"/>
+          <w:szCs w:val="22"/>
+        </w:rPr>
+        <w:t>implementada</w:t>
+      </w:r>
+      <w:proofErr w:type="spellEnd"/>
+      <w:r>
+        <w:rPr>
+          <w:b w:val="0"/>
+          <w:bCs/>
+          <w:sz w:val="20"/>
+          <w:szCs w:val="22"/>
+        </w:rPr>
+        <w:t xml:space="preserve"> no </w:t>
+      </w:r>
+      <w:proofErr w:type="spellStart"/>
+      <w:r>
+        <w:rPr>
+          <w:b w:val="0"/>
+          <w:bCs/>
+          <w:sz w:val="20"/>
+          <w:szCs w:val="22"/>
+        </w:rPr>
+        <w:t>projeto</w:t>
+      </w:r>
+      <w:proofErr w:type="spellEnd"/>
+      <w:r>
+        <w:rPr>
+          <w:b w:val="0"/>
+          <w:bCs/>
+          <w:sz w:val="20"/>
+          <w:szCs w:val="22"/>
+        </w:rPr>
+        <w:t>.</w:t>
+      </w:r>
+      <w:r>
+        <w:rPr>
+          <w:b w:val="0"/>
+          <w:bCs/>
+          <w:sz w:val="20"/>
+        </w:rPr>
+        <w:br/>
+      </w:r>
+    </w:p>
+    <w:p>
+      <w:pPr>
+        <w:pStyle w:val="Legenda"/>
+        <w:jc w:val="left"/>
+        <w:rPr>
+          <w:b w:val="0"/>
+          <w:bCs/>
+        </w:rPr>
+      </w:pPr>
+      <w:r>
+        <w:rPr>
+          <w:b w:val="0"/>
+          <w:bCs/>
+          <w:sz w:val="20"/>
+        </w:rPr>
+        <w:lastRenderedPageBreak/>
+        <w:br/>
+      </w:r>
+      <w:r>
+        <w:rPr>
+          <w:b w:val="0"/>
           <w:noProof/>
-          <w:lang w:val="pt-BR" w:eastAsia="pt-PT"/>
-        </w:rPr>
-        <w:lastRenderedPageBreak/>
-        <w:pict w14:anchorId="29F95681">
-          <v:shape id="_x0000_i1034" type="#_x0000_t75" style="width:334.75pt;height:271.6pt;visibility:visible">
+          <w:sz w:val="20"/>
+        </w:rPr>
+        <w:pict w14:anchorId="5D785E8A">
+          <v:shape id="_x0000_i1099" type="#_x0000_t75" style="width:343.2pt;height:162pt;visibility:visible">
             <v:imagedata r:id="rId17" o:title=""/>
           </v:shape>
         </w:pict>
       </w:r>
+      <w:r>
+        <w:rPr>
+          <w:b w:val="0"/>
+          <w:bCs/>
+          <w:sz w:val="20"/>
+        </w:rPr>
+        <w:br/>
+      </w:r>
+      <w:r>
+        <w:t xml:space="preserve">                   Fig. 9</w:t>
+      </w:r>
+      <w:r>
+        <w:t xml:space="preserve">. </w:t>
+      </w:r>
+      <w:r>
+        <w:rPr>
+          <w:b w:val="0"/>
+          <w:bCs/>
+        </w:rPr>
+        <w:t xml:space="preserve">Teste </w:t>
+      </w:r>
+      <w:proofErr w:type="spellStart"/>
+      <w:r>
+        <w:rPr>
+          <w:b w:val="0"/>
+          <w:bCs/>
+        </w:rPr>
+        <w:t>unitário</w:t>
+      </w:r>
+      <w:proofErr w:type="spellEnd"/>
+      <w:r>
+        <w:rPr>
+          <w:b w:val="0"/>
+          <w:bCs/>
+        </w:rPr>
+        <w:t xml:space="preserve"> da </w:t>
+      </w:r>
+      <w:proofErr w:type="spellStart"/>
+      <w:r>
+        <w:rPr>
+          <w:b w:val="0"/>
+          <w:bCs/>
+        </w:rPr>
+        <w:t>classe</w:t>
+      </w:r>
+      <w:proofErr w:type="spellEnd"/>
+      <w:r>
+        <w:rPr>
+          <w:b w:val="0"/>
+          <w:bCs/>
+        </w:rPr>
+        <w:t xml:space="preserve"> Player – </w:t>
+      </w:r>
+      <w:proofErr w:type="spellStart"/>
+      <w:r>
+        <w:rPr>
+          <w:b w:val="0"/>
+          <w:bCs/>
+        </w:rPr>
+        <w:t>validação</w:t>
+      </w:r>
+      <w:proofErr w:type="spellEnd"/>
+      <w:r>
+        <w:rPr>
+          <w:b w:val="0"/>
+          <w:bCs/>
+        </w:rPr>
+        <w:t xml:space="preserve"> do nickname</w:t>
+      </w:r>
     </w:p>
     <w:p>
       <w:pPr>
         <w:pStyle w:val="Legenda"/>
-      </w:pPr>
-      <w:bookmarkStart w:id="7" w:name="_Ref232179583"/>
-      <w:r>
-        <w:t xml:space="preserve">Fig. </w:t>
-      </w:r>
-      <w:r>
-        <w:fldChar w:fldCharType="begin"/>
-      </w:r>
-      <w:r>
-        <w:instrText xml:space="preserve"> SEQ Fig. \* ARABIC </w:instrText>
-      </w:r>
-      <w:r>
-        <w:fldChar w:fldCharType="separate"/>
-      </w:r>
-      <w:r>
-        <w:rPr>
-          <w:noProof/>
-        </w:rPr>
-        <w:t>8</w:t>
-      </w:r>
-      <w:r>
-        <w:fldChar w:fldCharType="end"/>
-      </w:r>
-      <w:bookmarkEnd w:id="7"/>
-      <w:r>
-        <w:t>. Interface de usuário da aplicação</w:t>
-      </w:r>
+        <w:jc w:val="left"/>
+        <w:rPr>
+          <w:lang w:val="pt-BR"/>
+        </w:rPr>
+      </w:pPr>
     </w:p>
     <w:p>
       <w:pPr>
-        <w:rPr>
-          <w:bCs/>
-          <w:lang w:val="pt-BR"/>
-        </w:rPr>
-      </w:pPr>
+        <w:pStyle w:val="Legenda"/>
+        <w:jc w:val="left"/>
+        <w:rPr>
+          <w:b w:val="0"/>
+          <w:bCs/>
+          <w:sz w:val="20"/>
+        </w:rPr>
+      </w:pPr>
+      <w:r>
+        <w:rPr>
+          <w:lang w:val="pt-BR"/>
+        </w:rPr>
+        <w:br/>
+      </w:r>
+      <w:proofErr w:type="spellStart"/>
+      <w:r>
+        <w:rPr>
+          <w:sz w:val="20"/>
+        </w:rPr>
+        <w:t>Exemplo</w:t>
+      </w:r>
+      <w:proofErr w:type="spellEnd"/>
+      <w:r>
+        <w:rPr>
+          <w:sz w:val="20"/>
+        </w:rPr>
+        <w:t xml:space="preserve"> de teste para a </w:t>
+      </w:r>
+      <w:proofErr w:type="spellStart"/>
+      <w:r>
+        <w:rPr>
+          <w:sz w:val="20"/>
+        </w:rPr>
+        <w:t>classe</w:t>
+      </w:r>
+      <w:proofErr w:type="spellEnd"/>
+      <w:r>
+        <w:rPr>
+          <w:sz w:val="20"/>
+        </w:rPr>
+        <w:t xml:space="preserve"> </w:t>
+      </w:r>
+      <w:r>
+        <w:rPr>
+          <w:sz w:val="20"/>
+        </w:rPr>
+        <w:t>Ship</w:t>
+      </w:r>
+      <w:r>
+        <w:rPr>
+          <w:sz w:val="20"/>
+        </w:rPr>
+        <w:t>:</w:t>
+      </w:r>
+      <w:r>
+        <w:rPr>
+          <w:sz w:val="20"/>
+        </w:rPr>
+        <w:br/>
+      </w:r>
+      <w:r>
+        <w:rPr>
+          <w:sz w:val="20"/>
+        </w:rPr>
+        <w:br/>
+      </w:r>
+      <w:r>
+        <w:rPr>
+          <w:b w:val="0"/>
+          <w:bCs/>
+          <w:sz w:val="20"/>
+          <w:szCs w:val="22"/>
+        </w:rPr>
+        <w:t xml:space="preserve">Este teste </w:t>
+      </w:r>
+      <w:proofErr w:type="spellStart"/>
+      <w:r>
+        <w:rPr>
+          <w:b w:val="0"/>
+          <w:bCs/>
+          <w:sz w:val="20"/>
+          <w:szCs w:val="22"/>
+        </w:rPr>
+        <w:t>verifica</w:t>
+      </w:r>
+      <w:proofErr w:type="spellEnd"/>
+      <w:r>
+        <w:rPr>
+          <w:b w:val="0"/>
+          <w:bCs/>
+          <w:sz w:val="20"/>
+          <w:szCs w:val="22"/>
+        </w:rPr>
+        <w:t xml:space="preserve"> </w:t>
+      </w:r>
+      <w:proofErr w:type="spellStart"/>
+      <w:r>
+        <w:rPr>
+          <w:b w:val="0"/>
+          <w:bCs/>
+          <w:sz w:val="20"/>
+          <w:szCs w:val="22"/>
+        </w:rPr>
+        <w:t>que</w:t>
+      </w:r>
+      <w:proofErr w:type="spellEnd"/>
+      <w:r>
+        <w:rPr>
+          <w:b w:val="0"/>
+          <w:bCs/>
+          <w:sz w:val="20"/>
+          <w:szCs w:val="22"/>
+        </w:rPr>
+        <w:t xml:space="preserve"> um </w:t>
+      </w:r>
+      <w:proofErr w:type="spellStart"/>
+      <w:r>
+        <w:rPr>
+          <w:b w:val="0"/>
+          <w:bCs/>
+          <w:sz w:val="20"/>
+          <w:szCs w:val="22"/>
+        </w:rPr>
+        <w:t>navio</w:t>
+      </w:r>
+      <w:proofErr w:type="spellEnd"/>
+      <w:r>
+        <w:rPr>
+          <w:b w:val="0"/>
+          <w:bCs/>
+          <w:sz w:val="20"/>
+          <w:szCs w:val="22"/>
+        </w:rPr>
+        <w:t xml:space="preserve"> é </w:t>
+      </w:r>
+      <w:proofErr w:type="spellStart"/>
+      <w:r>
+        <w:rPr>
+          <w:b w:val="0"/>
+          <w:bCs/>
+          <w:sz w:val="20"/>
+          <w:szCs w:val="22"/>
+        </w:rPr>
+        <w:t>considerado</w:t>
+      </w:r>
+      <w:proofErr w:type="spellEnd"/>
+      <w:r>
+        <w:rPr>
+          <w:b w:val="0"/>
+          <w:bCs/>
+          <w:sz w:val="20"/>
+          <w:szCs w:val="22"/>
+        </w:rPr>
+        <w:t xml:space="preserve"> </w:t>
+      </w:r>
+      <w:proofErr w:type="spellStart"/>
+      <w:r>
+        <w:rPr>
+          <w:b w:val="0"/>
+          <w:bCs/>
+          <w:sz w:val="20"/>
+          <w:szCs w:val="22"/>
+        </w:rPr>
+        <w:t>afundado</w:t>
+      </w:r>
+      <w:proofErr w:type="spellEnd"/>
+      <w:r>
+        <w:rPr>
+          <w:b w:val="0"/>
+          <w:bCs/>
+          <w:sz w:val="20"/>
+          <w:szCs w:val="22"/>
+        </w:rPr>
+        <w:t xml:space="preserve">, </w:t>
+      </w:r>
+      <w:proofErr w:type="spellStart"/>
+      <w:r>
+        <w:rPr>
+          <w:b w:val="0"/>
+          <w:bCs/>
+          <w:sz w:val="20"/>
+          <w:szCs w:val="22"/>
+        </w:rPr>
+        <w:t>após</w:t>
+      </w:r>
+      <w:proofErr w:type="spellEnd"/>
+      <w:r>
+        <w:rPr>
+          <w:b w:val="0"/>
+          <w:bCs/>
+          <w:sz w:val="20"/>
+          <w:szCs w:val="22"/>
+        </w:rPr>
+        <w:t xml:space="preserve"> </w:t>
+      </w:r>
+      <w:proofErr w:type="spellStart"/>
+      <w:r>
+        <w:rPr>
+          <w:b w:val="0"/>
+          <w:bCs/>
+          <w:sz w:val="20"/>
+          <w:szCs w:val="22"/>
+        </w:rPr>
+        <w:t>receber</w:t>
+      </w:r>
+      <w:proofErr w:type="spellEnd"/>
+      <w:r>
+        <w:rPr>
+          <w:b w:val="0"/>
+          <w:bCs/>
+          <w:sz w:val="20"/>
+          <w:szCs w:val="22"/>
+        </w:rPr>
+        <w:t xml:space="preserve"> um </w:t>
+      </w:r>
+      <w:proofErr w:type="spellStart"/>
+      <w:r>
+        <w:rPr>
+          <w:b w:val="0"/>
+          <w:bCs/>
+          <w:sz w:val="20"/>
+          <w:szCs w:val="22"/>
+        </w:rPr>
+        <w:t>número</w:t>
+      </w:r>
+      <w:proofErr w:type="spellEnd"/>
+      <w:r>
+        <w:rPr>
+          <w:b w:val="0"/>
+          <w:bCs/>
+          <w:sz w:val="20"/>
+          <w:szCs w:val="22"/>
+        </w:rPr>
+        <w:t xml:space="preserve"> de hits </w:t>
+      </w:r>
+      <w:proofErr w:type="spellStart"/>
+      <w:r>
+        <w:rPr>
+          <w:b w:val="0"/>
+          <w:bCs/>
+          <w:sz w:val="20"/>
+          <w:szCs w:val="22"/>
+        </w:rPr>
+        <w:t>igual</w:t>
+      </w:r>
+      <w:proofErr w:type="spellEnd"/>
+      <w:r>
+        <w:rPr>
+          <w:b w:val="0"/>
+          <w:bCs/>
+          <w:sz w:val="20"/>
+          <w:szCs w:val="22"/>
+        </w:rPr>
+        <w:t xml:space="preserve"> </w:t>
+      </w:r>
+      <w:proofErr w:type="spellStart"/>
+      <w:r>
+        <w:rPr>
+          <w:b w:val="0"/>
+          <w:bCs/>
+          <w:sz w:val="20"/>
+          <w:szCs w:val="22"/>
+        </w:rPr>
+        <w:t>ao</w:t>
+      </w:r>
+      <w:proofErr w:type="spellEnd"/>
+      <w:r>
+        <w:rPr>
+          <w:b w:val="0"/>
+          <w:bCs/>
+          <w:sz w:val="20"/>
+          <w:szCs w:val="22"/>
+        </w:rPr>
+        <w:t xml:space="preserve"> </w:t>
+      </w:r>
+      <w:proofErr w:type="spellStart"/>
+      <w:r>
+        <w:rPr>
+          <w:b w:val="0"/>
+          <w:bCs/>
+          <w:sz w:val="20"/>
+          <w:szCs w:val="22"/>
+        </w:rPr>
+        <w:t>seu</w:t>
+      </w:r>
+      <w:proofErr w:type="spellEnd"/>
+      <w:r>
+        <w:rPr>
+          <w:b w:val="0"/>
+          <w:bCs/>
+          <w:sz w:val="20"/>
+          <w:szCs w:val="22"/>
+        </w:rPr>
+        <w:t xml:space="preserve"> </w:t>
+      </w:r>
+      <w:proofErr w:type="spellStart"/>
+      <w:r>
+        <w:rPr>
+          <w:b w:val="0"/>
+          <w:bCs/>
+          <w:sz w:val="20"/>
+          <w:szCs w:val="22"/>
+        </w:rPr>
+        <w:t>tamanho</w:t>
+      </w:r>
+      <w:proofErr w:type="spellEnd"/>
+      <w:r>
+        <w:rPr>
+          <w:b w:val="0"/>
+          <w:bCs/>
+          <w:sz w:val="20"/>
+          <w:szCs w:val="22"/>
+        </w:rPr>
+        <w:t xml:space="preserve">. Neste </w:t>
+      </w:r>
+      <w:proofErr w:type="spellStart"/>
+      <w:r>
+        <w:rPr>
+          <w:b w:val="0"/>
+          <w:bCs/>
+          <w:sz w:val="20"/>
+          <w:szCs w:val="22"/>
+        </w:rPr>
+        <w:t>caso</w:t>
+      </w:r>
+      <w:proofErr w:type="spellEnd"/>
+      <w:r>
+        <w:rPr>
+          <w:b w:val="0"/>
+          <w:bCs/>
+          <w:sz w:val="20"/>
+          <w:szCs w:val="22"/>
+        </w:rPr>
+        <w:t xml:space="preserve">, </w:t>
+      </w:r>
+      <w:proofErr w:type="spellStart"/>
+      <w:r>
+        <w:rPr>
+          <w:b w:val="0"/>
+          <w:bCs/>
+          <w:sz w:val="20"/>
+          <w:szCs w:val="22"/>
+        </w:rPr>
+        <w:t>foram</w:t>
+      </w:r>
+      <w:proofErr w:type="spellEnd"/>
+      <w:r>
+        <w:rPr>
+          <w:b w:val="0"/>
+          <w:bCs/>
+          <w:sz w:val="20"/>
+          <w:szCs w:val="22"/>
+        </w:rPr>
+        <w:t xml:space="preserve"> </w:t>
+      </w:r>
+      <w:proofErr w:type="spellStart"/>
+      <w:r>
+        <w:rPr>
+          <w:b w:val="0"/>
+          <w:bCs/>
+          <w:sz w:val="20"/>
+          <w:szCs w:val="22"/>
+        </w:rPr>
+        <w:t>adicionados</w:t>
+      </w:r>
+      <w:proofErr w:type="spellEnd"/>
+      <w:r>
+        <w:rPr>
+          <w:b w:val="0"/>
+          <w:bCs/>
+          <w:sz w:val="20"/>
+          <w:szCs w:val="22"/>
+        </w:rPr>
+        <w:t xml:space="preserve"> 2 hits, dado o </w:t>
+      </w:r>
+      <w:proofErr w:type="spellStart"/>
+      <w:r>
+        <w:rPr>
+          <w:b w:val="0"/>
+          <w:bCs/>
+          <w:sz w:val="20"/>
+          <w:szCs w:val="22"/>
+        </w:rPr>
+        <w:t>tamanho</w:t>
+      </w:r>
+      <w:proofErr w:type="spellEnd"/>
+      <w:r>
+        <w:rPr>
+          <w:b w:val="0"/>
+          <w:bCs/>
+          <w:sz w:val="20"/>
+          <w:szCs w:val="22"/>
+        </w:rPr>
+        <w:t xml:space="preserve"> da </w:t>
+      </w:r>
+      <w:proofErr w:type="spellStart"/>
+      <w:r>
+        <w:rPr>
+          <w:b w:val="0"/>
+          <w:bCs/>
+          <w:sz w:val="20"/>
+          <w:szCs w:val="22"/>
+        </w:rPr>
+        <w:t>fragata</w:t>
+      </w:r>
+      <w:proofErr w:type="spellEnd"/>
+      <w:r>
+        <w:rPr>
+          <w:b w:val="0"/>
+          <w:bCs/>
+          <w:sz w:val="20"/>
+          <w:szCs w:val="22"/>
+        </w:rPr>
+        <w:t xml:space="preserve">.  Este teste </w:t>
+      </w:r>
+      <w:proofErr w:type="spellStart"/>
+      <w:r>
+        <w:rPr>
+          <w:b w:val="0"/>
+          <w:bCs/>
+          <w:sz w:val="20"/>
+          <w:szCs w:val="22"/>
+        </w:rPr>
+        <w:t>comprova</w:t>
+      </w:r>
+      <w:proofErr w:type="spellEnd"/>
+      <w:r>
+        <w:rPr>
+          <w:b w:val="0"/>
+          <w:bCs/>
+          <w:sz w:val="20"/>
+          <w:szCs w:val="22"/>
+        </w:rPr>
+        <w:t xml:space="preserve"> </w:t>
+      </w:r>
+      <w:proofErr w:type="spellStart"/>
+      <w:r>
+        <w:rPr>
+          <w:b w:val="0"/>
+          <w:bCs/>
+          <w:sz w:val="20"/>
+          <w:szCs w:val="22"/>
+        </w:rPr>
+        <w:t>que</w:t>
+      </w:r>
+      <w:proofErr w:type="spellEnd"/>
+      <w:r>
+        <w:rPr>
+          <w:b w:val="0"/>
+          <w:bCs/>
+          <w:sz w:val="20"/>
+          <w:szCs w:val="22"/>
+        </w:rPr>
+        <w:t xml:space="preserve"> </w:t>
+      </w:r>
+      <w:proofErr w:type="spellStart"/>
+      <w:r>
+        <w:rPr>
+          <w:b w:val="0"/>
+          <w:bCs/>
+          <w:sz w:val="20"/>
+          <w:szCs w:val="22"/>
+        </w:rPr>
+        <w:t>o</w:t>
+      </w:r>
+      <w:proofErr w:type="spellEnd"/>
+      <w:r>
+        <w:rPr>
+          <w:b w:val="0"/>
+          <w:bCs/>
+          <w:sz w:val="20"/>
+          <w:szCs w:val="22"/>
+        </w:rPr>
+        <w:t xml:space="preserve"> </w:t>
+      </w:r>
+      <w:proofErr w:type="spellStart"/>
+      <w:r>
+        <w:rPr>
+          <w:b w:val="0"/>
+          <w:bCs/>
+          <w:sz w:val="20"/>
+          <w:szCs w:val="22"/>
+        </w:rPr>
+        <w:t>método</w:t>
+      </w:r>
+      <w:proofErr w:type="spellEnd"/>
+      <w:r>
+        <w:rPr>
+          <w:b w:val="0"/>
+          <w:bCs/>
+          <w:sz w:val="20"/>
+          <w:szCs w:val="22"/>
+        </w:rPr>
+        <w:t xml:space="preserve"> </w:t>
+      </w:r>
+      <w:proofErr w:type="spellStart"/>
+      <w:proofErr w:type="gramStart"/>
+      <w:r>
+        <w:rPr>
+          <w:b w:val="0"/>
+          <w:bCs/>
+          <w:sz w:val="20"/>
+          <w:szCs w:val="22"/>
+        </w:rPr>
+        <w:t>isSunk</w:t>
+      </w:r>
+      <w:proofErr w:type="spellEnd"/>
+      <w:r>
+        <w:rPr>
+          <w:b w:val="0"/>
+          <w:bCs/>
+          <w:sz w:val="20"/>
+          <w:szCs w:val="22"/>
+        </w:rPr>
+        <w:t>(</w:t>
+      </w:r>
+      <w:proofErr w:type="gramEnd"/>
+      <w:r>
+        <w:rPr>
+          <w:b w:val="0"/>
+          <w:bCs/>
+          <w:sz w:val="20"/>
+          <w:szCs w:val="22"/>
+        </w:rPr>
+        <w:t xml:space="preserve">) </w:t>
+      </w:r>
+      <w:proofErr w:type="spellStart"/>
+      <w:r>
+        <w:rPr>
+          <w:b w:val="0"/>
+          <w:bCs/>
+          <w:sz w:val="20"/>
+          <w:szCs w:val="22"/>
+        </w:rPr>
+        <w:t>reflete</w:t>
+      </w:r>
+      <w:proofErr w:type="spellEnd"/>
+      <w:r>
+        <w:rPr>
+          <w:b w:val="0"/>
+          <w:bCs/>
+          <w:sz w:val="20"/>
+          <w:szCs w:val="22"/>
+        </w:rPr>
+        <w:t xml:space="preserve"> o </w:t>
+      </w:r>
+      <w:proofErr w:type="spellStart"/>
+      <w:r>
+        <w:rPr>
+          <w:b w:val="0"/>
+          <w:bCs/>
+          <w:sz w:val="20"/>
+          <w:szCs w:val="22"/>
+        </w:rPr>
+        <w:t>estado</w:t>
+      </w:r>
+      <w:proofErr w:type="spellEnd"/>
+      <w:r>
+        <w:rPr>
+          <w:b w:val="0"/>
+          <w:bCs/>
+          <w:sz w:val="20"/>
+          <w:szCs w:val="22"/>
+        </w:rPr>
+        <w:t xml:space="preserve"> do </w:t>
+      </w:r>
+      <w:proofErr w:type="spellStart"/>
+      <w:r>
+        <w:rPr>
+          <w:b w:val="0"/>
+          <w:bCs/>
+          <w:sz w:val="20"/>
+          <w:szCs w:val="22"/>
+        </w:rPr>
+        <w:t>navio</w:t>
+      </w:r>
+      <w:proofErr w:type="spellEnd"/>
+      <w:r>
+        <w:rPr>
+          <w:b w:val="0"/>
+          <w:bCs/>
+          <w:sz w:val="20"/>
+          <w:szCs w:val="22"/>
+        </w:rPr>
+        <w:t xml:space="preserve"> </w:t>
+      </w:r>
+      <w:proofErr w:type="spellStart"/>
+      <w:r>
+        <w:rPr>
+          <w:b w:val="0"/>
+          <w:bCs/>
+          <w:sz w:val="20"/>
+          <w:szCs w:val="22"/>
+        </w:rPr>
+        <w:t>ao</w:t>
+      </w:r>
+      <w:proofErr w:type="spellEnd"/>
+      <w:r>
+        <w:rPr>
+          <w:b w:val="0"/>
+          <w:bCs/>
+          <w:sz w:val="20"/>
+          <w:szCs w:val="22"/>
+        </w:rPr>
+        <w:t xml:space="preserve"> </w:t>
+      </w:r>
+      <w:proofErr w:type="spellStart"/>
+      <w:r>
+        <w:rPr>
+          <w:b w:val="0"/>
+          <w:bCs/>
+          <w:sz w:val="20"/>
+          <w:szCs w:val="22"/>
+        </w:rPr>
+        <w:t>longo</w:t>
+      </w:r>
+      <w:proofErr w:type="spellEnd"/>
+      <w:r>
+        <w:rPr>
+          <w:b w:val="0"/>
+          <w:bCs/>
+          <w:sz w:val="20"/>
+          <w:szCs w:val="22"/>
+        </w:rPr>
+        <w:t xml:space="preserve"> da </w:t>
+      </w:r>
+      <w:proofErr w:type="spellStart"/>
+      <w:r>
+        <w:rPr>
+          <w:b w:val="0"/>
+          <w:bCs/>
+          <w:sz w:val="20"/>
+          <w:szCs w:val="22"/>
+        </w:rPr>
+        <w:t>partida</w:t>
+      </w:r>
+      <w:proofErr w:type="spellEnd"/>
+      <w:r>
+        <w:rPr>
+          <w:b w:val="0"/>
+          <w:bCs/>
+          <w:sz w:val="20"/>
+          <w:szCs w:val="22"/>
+        </w:rPr>
+        <w:t>.</w:t>
+      </w:r>
     </w:p>
     <w:p>
       <w:pPr>
@@ -8682,238 +10593,150 @@
           <w:lang w:val="pt-BR"/>
         </w:rPr>
       </w:pPr>
-    </w:p>
-    <w:p>
-      <w:pPr>
-        <w:pStyle w:val="Legenda"/>
-        <w:jc w:val="left"/>
-        <w:rPr>
-          <w:sz w:val="24"/>
-          <w:szCs w:val="24"/>
-          <w:lang w:val="pt-BR"/>
-        </w:rPr>
-      </w:pPr>
-      <w:r>
-        <w:rPr>
-          <w:lang w:val="pt-BR"/>
+      <w:r>
+        <w:rPr>
+          <w:b w:val="0"/>
+          <w:bCs/>
+          <w:sz w:val="20"/>
         </w:rPr>
         <w:br/>
       </w:r>
       <w:r>
         <w:rPr>
-          <w:sz w:val="24"/>
-          <w:szCs w:val="24"/>
-          <w:lang w:val="pt-BR"/>
-        </w:rPr>
-        <w:t>12   Testes</w:t>
-      </w:r>
-    </w:p>
-    <w:p>
-      <w:pPr>
-        <w:pStyle w:val="Legenda"/>
-        <w:jc w:val="left"/>
-        <w:rPr>
-          <w:sz w:val="20"/>
-        </w:rPr>
-      </w:pPr>
-      <w:r>
-        <w:rPr>
-          <w:sz w:val="20"/>
-          <w:lang w:val="pt-BR"/>
-        </w:rPr>
-        <w:br/>
-      </w:r>
-      <w:r>
-        <w:rPr>
-          <w:sz w:val="20"/>
-          <w:lang w:val="pt-BR"/>
-        </w:rPr>
-        <w:br/>
-      </w:r>
-      <w:r>
-        <w:rPr>
-          <w:b w:val="0"/>
-          <w:bCs/>
-          <w:sz w:val="20"/>
-          <w:lang w:val="pt-BR"/>
-        </w:rPr>
-        <w:t>Para garantir o correto funcionamento das classes</w:t>
-      </w:r>
-      <w:r>
-        <w:rPr>
-          <w:b w:val="0"/>
-          <w:bCs/>
-          <w:sz w:val="20"/>
-          <w:lang w:val="pt-BR"/>
-        </w:rPr>
-        <w:t xml:space="preserve">, </w:t>
-      </w:r>
-      <w:r>
-        <w:rPr>
-          <w:b w:val="0"/>
-          <w:bCs/>
-          <w:sz w:val="20"/>
-          <w:lang w:val="pt-BR"/>
-        </w:rPr>
-        <w:t>foram realizados testes unitários utilizando a framework Goodle C++ Testing Framework. Os testes feitos, cobrem contrutores, funções e operadores de cada classe presente no projeto.</w:t>
-      </w:r>
-      <w:r>
-        <w:rPr>
-          <w:b w:val="0"/>
-          <w:bCs/>
-          <w:sz w:val="20"/>
-          <w:lang w:val="pt-BR"/>
-        </w:rPr>
-        <w:br/>
-      </w:r>
-      <w:r>
-        <w:rPr>
-          <w:sz w:val="20"/>
-          <w:lang w:val="pt-BR"/>
-        </w:rPr>
-        <w:br/>
-      </w:r>
-      <w:r>
-        <w:rPr>
-          <w:b w:val="0"/>
-          <w:bCs/>
-          <w:sz w:val="20"/>
-        </w:rPr>
-        <w:t>Segue-se um exemplo de teste</w:t>
-      </w:r>
-      <w:r>
-        <w:rPr>
-          <w:b w:val="0"/>
-          <w:bCs/>
-          <w:sz w:val="20"/>
-        </w:rPr>
-        <w:t xml:space="preserve"> realizado</w:t>
-      </w:r>
-      <w:r>
-        <w:rPr>
-          <w:b w:val="0"/>
-          <w:bCs/>
-          <w:sz w:val="20"/>
-        </w:rPr>
-        <w:t xml:space="preserve"> </w:t>
-      </w:r>
-      <w:r>
-        <w:rPr>
-          <w:b w:val="0"/>
-          <w:bCs/>
-          <w:sz w:val="20"/>
-        </w:rPr>
-        <w:t>de cada classe.</w:t>
-      </w:r>
-      <w:r>
-        <w:rPr>
-          <w:b w:val="0"/>
-          <w:bCs/>
-          <w:sz w:val="20"/>
-        </w:rPr>
-        <w:br/>
-      </w:r>
-      <w:r>
-        <w:rPr>
-          <w:b w:val="0"/>
-          <w:bCs/>
-          <w:sz w:val="20"/>
-        </w:rPr>
-        <w:br/>
-      </w:r>
-    </w:p>
-    <w:p>
-      <w:pPr>
-        <w:pStyle w:val="Legenda"/>
-        <w:jc w:val="left"/>
-        <w:rPr>
-          <w:sz w:val="20"/>
-        </w:rPr>
-      </w:pPr>
-    </w:p>
-    <w:p>
-      <w:pPr>
-        <w:pStyle w:val="Legenda"/>
-        <w:jc w:val="left"/>
-        <w:rPr>
-          <w:sz w:val="20"/>
-        </w:rPr>
-      </w:pPr>
-    </w:p>
-    <w:p>
-      <w:pPr>
-        <w:pStyle w:val="Legenda"/>
-        <w:jc w:val="left"/>
-      </w:pPr>
-      <w:r>
-        <w:rPr>
-          <w:sz w:val="20"/>
-        </w:rPr>
-        <w:lastRenderedPageBreak/>
-        <w:br/>
-        <w:t>Exemplo de teste para a classe Player:</w:t>
-      </w:r>
-      <w:r>
-        <w:rPr>
-          <w:b w:val="0"/>
-          <w:bCs/>
-          <w:sz w:val="20"/>
-        </w:rPr>
-        <w:br/>
-      </w:r>
-      <w:r>
-        <w:rPr>
-          <w:b w:val="0"/>
-          <w:bCs/>
-          <w:sz w:val="20"/>
-        </w:rPr>
-        <w:br/>
-        <w:t>Este teste verifica que o construtor da classe Player lança uma InvalidDataException quando o nickname introduzido pelo jogador, tem menos de 3 caracteres. Com isto, este teste assegura que a validação do nickname está corretamente implementada no projeto.</w:t>
-      </w:r>
-      <w:r>
-        <w:rPr>
-          <w:b w:val="0"/>
-          <w:bCs/>
-          <w:sz w:val="20"/>
-        </w:rPr>
-        <w:br/>
-      </w:r>
-      <w:r>
-        <w:rPr>
-          <w:b w:val="0"/>
-          <w:bCs/>
-          <w:sz w:val="20"/>
-        </w:rPr>
-        <w:br/>
-      </w:r>
-      <w:r>
-        <w:rPr>
-          <w:b w:val="0"/>
           <w:noProof/>
-          <w:sz w:val="20"/>
-        </w:rPr>
-        <w:pict w14:anchorId="5D785E8A">
-          <v:shape id="_x0000_i1035" type="#_x0000_t75" style="width:342.95pt;height:162.1pt;visibility:visible">
+          <w:lang w:val="pt-BR"/>
+        </w:rPr>
+        <w:pict w14:anchorId="6DCFBF81">
+          <v:shape id="_x0000_i1100" type="#_x0000_t75" style="width:346.2pt;height:103.2pt;visibility:visible">
             <v:imagedata r:id="rId18" o:title=""/>
           </v:shape>
         </w:pict>
       </w:r>
       <w:r>
         <w:rPr>
-          <w:b w:val="0"/>
-          <w:bCs/>
-          <w:sz w:val="20"/>
+          <w:szCs w:val="18"/>
+        </w:rPr>
+        <w:t xml:space="preserve"> </w:t>
+      </w:r>
+      <w:r>
+        <w:rPr>
+          <w:szCs w:val="18"/>
+        </w:rPr>
+        <w:t xml:space="preserve">                 </w:t>
+      </w:r>
+      <w:r>
+        <w:rPr>
+          <w:szCs w:val="18"/>
+        </w:rPr>
+        <w:t xml:space="preserve">Fig. </w:t>
+      </w:r>
+      <w:r>
+        <w:rPr>
+          <w:szCs w:val="18"/>
+        </w:rPr>
+        <w:t>10</w:t>
+      </w:r>
+      <w:r>
+        <w:rPr>
+          <w:szCs w:val="18"/>
+        </w:rPr>
+        <w:t xml:space="preserve">. </w:t>
+      </w:r>
+      <w:r>
+        <w:rPr>
+          <w:b w:val="0"/>
+          <w:bCs/>
+          <w:szCs w:val="18"/>
+        </w:rPr>
+        <w:t xml:space="preserve">Teste </w:t>
+      </w:r>
+      <w:proofErr w:type="spellStart"/>
+      <w:r>
+        <w:rPr>
+          <w:b w:val="0"/>
+          <w:bCs/>
+          <w:szCs w:val="18"/>
+        </w:rPr>
+        <w:t>unitário</w:t>
+      </w:r>
+      <w:proofErr w:type="spellEnd"/>
+      <w:r>
+        <w:rPr>
+          <w:b w:val="0"/>
+          <w:bCs/>
+          <w:szCs w:val="18"/>
+        </w:rPr>
+        <w:t xml:space="preserve"> da </w:t>
+      </w:r>
+      <w:proofErr w:type="spellStart"/>
+      <w:r>
+        <w:rPr>
+          <w:b w:val="0"/>
+          <w:bCs/>
+          <w:szCs w:val="18"/>
+        </w:rPr>
+        <w:t>classe</w:t>
+      </w:r>
+      <w:proofErr w:type="spellEnd"/>
+      <w:r>
+        <w:rPr>
+          <w:b w:val="0"/>
+          <w:bCs/>
+          <w:szCs w:val="18"/>
+        </w:rPr>
+        <w:t xml:space="preserve"> Ship – </w:t>
+      </w:r>
+      <w:proofErr w:type="spellStart"/>
+      <w:r>
+        <w:rPr>
+          <w:b w:val="0"/>
+          <w:bCs/>
+          <w:szCs w:val="18"/>
+        </w:rPr>
+        <w:t>verificação</w:t>
+      </w:r>
+      <w:proofErr w:type="spellEnd"/>
+      <w:r>
+        <w:rPr>
+          <w:b w:val="0"/>
+          <w:bCs/>
+          <w:szCs w:val="18"/>
+        </w:rPr>
+        <w:t xml:space="preserve"> de </w:t>
+      </w:r>
+      <w:proofErr w:type="spellStart"/>
+      <w:r>
+        <w:rPr>
+          <w:b w:val="0"/>
+          <w:bCs/>
+          <w:szCs w:val="18"/>
+        </w:rPr>
+        <w:t>navio</w:t>
+      </w:r>
+      <w:proofErr w:type="spellEnd"/>
+      <w:r>
+        <w:rPr>
+          <w:b w:val="0"/>
+          <w:bCs/>
+          <w:szCs w:val="18"/>
+        </w:rPr>
+        <w:t xml:space="preserve"> </w:t>
+      </w:r>
+      <w:proofErr w:type="spellStart"/>
+      <w:r>
+        <w:rPr>
+          <w:b w:val="0"/>
+          <w:bCs/>
+          <w:szCs w:val="18"/>
+        </w:rPr>
+        <w:t>afundado</w:t>
+      </w:r>
+      <w:proofErr w:type="spellEnd"/>
+      <w:r>
+        <w:rPr>
+          <w:lang w:val="pt-BR"/>
         </w:rPr>
         <w:br/>
-      </w:r>
-      <w:r>
-        <w:t xml:space="preserve">                   Fig. 9</w:t>
-      </w:r>
-      <w:r>
-        <w:t xml:space="preserve">. </w:t>
-      </w:r>
-      <w:r>
-        <w:t>Teste unitário da classe Player – validação do nickname</w:t>
       </w:r>
     </w:p>
     <w:p>
@@ -8924,34 +10747,45 @@
           <w:lang w:val="pt-BR"/>
         </w:rPr>
       </w:pPr>
-    </w:p>
-    <w:p>
-      <w:pPr>
-        <w:pStyle w:val="Legenda"/>
-        <w:jc w:val="left"/>
-        <w:rPr>
-          <w:b w:val="0"/>
-          <w:bCs/>
-          <w:sz w:val="20"/>
-        </w:rPr>
-      </w:pPr>
       <w:r>
         <w:rPr>
           <w:lang w:val="pt-BR"/>
         </w:rPr>
         <w:br/>
       </w:r>
-      <w:r>
-        <w:rPr>
-          <w:sz w:val="20"/>
-        </w:rPr>
-        <w:t xml:space="preserve">Exemplo de teste para a classe </w:t>
-      </w:r>
-      <w:r>
-        <w:rPr>
-          <w:sz w:val="20"/>
-        </w:rPr>
-        <w:t>Ship</w:t>
+      <w:proofErr w:type="spellStart"/>
+      <w:r>
+        <w:rPr>
+          <w:sz w:val="20"/>
+        </w:rPr>
+        <w:t>Exemplo</w:t>
+      </w:r>
+      <w:proofErr w:type="spellEnd"/>
+      <w:r>
+        <w:rPr>
+          <w:sz w:val="20"/>
+        </w:rPr>
+        <w:t xml:space="preserve"> de teste para a </w:t>
+      </w:r>
+      <w:proofErr w:type="spellStart"/>
+      <w:r>
+        <w:rPr>
+          <w:sz w:val="20"/>
+        </w:rPr>
+        <w:t>classe</w:t>
+      </w:r>
+      <w:proofErr w:type="spellEnd"/>
+      <w:r>
+        <w:rPr>
+          <w:sz w:val="20"/>
+        </w:rPr>
+        <w:t xml:space="preserve"> </w:t>
+      </w:r>
+      <w:r>
+        <w:rPr>
+          <w:sz w:val="20"/>
+        </w:rPr>
+        <w:t>Board</w:t>
       </w:r>
       <w:r>
         <w:rPr>
@@ -8977,8 +10811,297 @@
           <w:bCs/>
           <w:sz w:val="20"/>
         </w:rPr>
-        <w:t xml:space="preserve">Este teste verifica que um navio é considerado afundado, após receber um número de hits igual ao seu tamanho. Neste caso, foram adicionados 2 hits, dado o tamanho da fragata.  Este teste comprova que o método </w:t>
-      </w:r>
+        <w:t xml:space="preserve">Este teste </w:t>
+      </w:r>
+      <w:proofErr w:type="spellStart"/>
+      <w:r>
+        <w:rPr>
+          <w:b w:val="0"/>
+          <w:bCs/>
+          <w:sz w:val="20"/>
+        </w:rPr>
+        <w:t>verifica</w:t>
+      </w:r>
+      <w:proofErr w:type="spellEnd"/>
+      <w:r>
+        <w:rPr>
+          <w:b w:val="0"/>
+          <w:bCs/>
+          <w:sz w:val="20"/>
+        </w:rPr>
+        <w:t xml:space="preserve"> </w:t>
+      </w:r>
+      <w:proofErr w:type="spellStart"/>
+      <w:r>
+        <w:rPr>
+          <w:b w:val="0"/>
+          <w:bCs/>
+          <w:sz w:val="20"/>
+        </w:rPr>
+        <w:t>que</w:t>
+      </w:r>
+      <w:proofErr w:type="spellEnd"/>
+      <w:r>
+        <w:rPr>
+          <w:b w:val="0"/>
+          <w:bCs/>
+          <w:sz w:val="20"/>
+        </w:rPr>
+        <w:t xml:space="preserve"> </w:t>
+      </w:r>
+      <w:proofErr w:type="spellStart"/>
+      <w:r>
+        <w:rPr>
+          <w:b w:val="0"/>
+          <w:bCs/>
+          <w:sz w:val="20"/>
+        </w:rPr>
+        <w:t>ao</w:t>
+      </w:r>
+      <w:proofErr w:type="spellEnd"/>
+      <w:r>
+        <w:rPr>
+          <w:b w:val="0"/>
+          <w:bCs/>
+          <w:sz w:val="20"/>
+        </w:rPr>
+        <w:t xml:space="preserve"> </w:t>
+      </w:r>
+      <w:proofErr w:type="spellStart"/>
+      <w:r>
+        <w:rPr>
+          <w:b w:val="0"/>
+          <w:bCs/>
+          <w:sz w:val="20"/>
+        </w:rPr>
+        <w:t>efetuar</w:t>
+      </w:r>
+      <w:proofErr w:type="spellEnd"/>
+      <w:r>
+        <w:rPr>
+          <w:b w:val="0"/>
+          <w:bCs/>
+          <w:sz w:val="20"/>
+        </w:rPr>
+        <w:t xml:space="preserve"> um </w:t>
+      </w:r>
+      <w:proofErr w:type="spellStart"/>
+      <w:r>
+        <w:rPr>
+          <w:b w:val="0"/>
+          <w:bCs/>
+          <w:sz w:val="20"/>
+        </w:rPr>
+        <w:t>disparo</w:t>
+      </w:r>
+      <w:proofErr w:type="spellEnd"/>
+      <w:r>
+        <w:rPr>
+          <w:b w:val="0"/>
+          <w:bCs/>
+          <w:sz w:val="20"/>
+        </w:rPr>
+        <w:t xml:space="preserve"> </w:t>
+      </w:r>
+      <w:proofErr w:type="spellStart"/>
+      <w:r>
+        <w:rPr>
+          <w:b w:val="0"/>
+          <w:bCs/>
+          <w:sz w:val="20"/>
+        </w:rPr>
+        <w:t>numa</w:t>
+      </w:r>
+      <w:proofErr w:type="spellEnd"/>
+      <w:r>
+        <w:rPr>
+          <w:b w:val="0"/>
+          <w:bCs/>
+          <w:sz w:val="20"/>
+        </w:rPr>
+        <w:t xml:space="preserve"> </w:t>
+      </w:r>
+      <w:proofErr w:type="spellStart"/>
+      <w:r>
+        <w:rPr>
+          <w:b w:val="0"/>
+          <w:bCs/>
+          <w:sz w:val="20"/>
+        </w:rPr>
+        <w:t>célula</w:t>
+      </w:r>
+      <w:proofErr w:type="spellEnd"/>
+      <w:r>
+        <w:rPr>
+          <w:b w:val="0"/>
+          <w:bCs/>
+          <w:sz w:val="20"/>
+        </w:rPr>
+        <w:t xml:space="preserve"> </w:t>
+      </w:r>
+      <w:proofErr w:type="spellStart"/>
+      <w:r>
+        <w:rPr>
+          <w:b w:val="0"/>
+          <w:bCs/>
+          <w:sz w:val="20"/>
+        </w:rPr>
+        <w:t>ocupada</w:t>
+      </w:r>
+      <w:proofErr w:type="spellEnd"/>
+      <w:r>
+        <w:rPr>
+          <w:b w:val="0"/>
+          <w:bCs/>
+          <w:sz w:val="20"/>
+        </w:rPr>
+        <w:t xml:space="preserve"> </w:t>
+      </w:r>
+      <w:proofErr w:type="spellStart"/>
+      <w:r>
+        <w:rPr>
+          <w:b w:val="0"/>
+          <w:bCs/>
+          <w:sz w:val="20"/>
+        </w:rPr>
+        <w:t>por</w:t>
+      </w:r>
+      <w:proofErr w:type="spellEnd"/>
+      <w:r>
+        <w:rPr>
+          <w:b w:val="0"/>
+          <w:bCs/>
+          <w:sz w:val="20"/>
+        </w:rPr>
+        <w:t xml:space="preserve"> um </w:t>
+      </w:r>
+      <w:proofErr w:type="spellStart"/>
+      <w:r>
+        <w:rPr>
+          <w:b w:val="0"/>
+          <w:bCs/>
+          <w:sz w:val="20"/>
+        </w:rPr>
+        <w:t>navio</w:t>
+      </w:r>
+      <w:proofErr w:type="spellEnd"/>
+      <w:r>
+        <w:rPr>
+          <w:b w:val="0"/>
+          <w:bCs/>
+          <w:sz w:val="20"/>
+        </w:rPr>
+        <w:t xml:space="preserve">, </w:t>
+      </w:r>
+      <w:proofErr w:type="spellStart"/>
+      <w:r>
+        <w:rPr>
+          <w:b w:val="0"/>
+          <w:bCs/>
+          <w:sz w:val="20"/>
+        </w:rPr>
+        <w:t>neste</w:t>
+      </w:r>
+      <w:proofErr w:type="spellEnd"/>
+      <w:r>
+        <w:rPr>
+          <w:b w:val="0"/>
+          <w:bCs/>
+          <w:sz w:val="20"/>
+        </w:rPr>
+        <w:t xml:space="preserve"> </w:t>
+      </w:r>
+      <w:proofErr w:type="spellStart"/>
+      <w:r>
+        <w:rPr>
+          <w:b w:val="0"/>
+          <w:bCs/>
+          <w:sz w:val="20"/>
+        </w:rPr>
+        <w:t>caso</w:t>
+      </w:r>
+      <w:proofErr w:type="spellEnd"/>
+      <w:r>
+        <w:rPr>
+          <w:b w:val="0"/>
+          <w:bCs/>
+          <w:sz w:val="20"/>
+        </w:rPr>
+        <w:t xml:space="preserve"> </w:t>
+      </w:r>
+      <w:proofErr w:type="spellStart"/>
+      <w:r>
+        <w:rPr>
+          <w:b w:val="0"/>
+          <w:bCs/>
+          <w:sz w:val="20"/>
+        </w:rPr>
+        <w:t>novamente</w:t>
+      </w:r>
+      <w:proofErr w:type="spellEnd"/>
+      <w:r>
+        <w:rPr>
+          <w:b w:val="0"/>
+          <w:bCs/>
+          <w:sz w:val="20"/>
+        </w:rPr>
+        <w:t xml:space="preserve"> </w:t>
+      </w:r>
+      <w:proofErr w:type="spellStart"/>
+      <w:r>
+        <w:rPr>
+          <w:b w:val="0"/>
+          <w:bCs/>
+          <w:sz w:val="20"/>
+        </w:rPr>
+        <w:t>uma</w:t>
+      </w:r>
+      <w:proofErr w:type="spellEnd"/>
+      <w:r>
+        <w:rPr>
+          <w:b w:val="0"/>
+          <w:bCs/>
+          <w:sz w:val="20"/>
+        </w:rPr>
+        <w:t xml:space="preserve"> </w:t>
+      </w:r>
+      <w:proofErr w:type="spellStart"/>
+      <w:r>
+        <w:rPr>
+          <w:b w:val="0"/>
+          <w:bCs/>
+          <w:sz w:val="20"/>
+        </w:rPr>
+        <w:t>fragata</w:t>
+      </w:r>
+      <w:proofErr w:type="spellEnd"/>
+      <w:r>
+        <w:rPr>
+          <w:b w:val="0"/>
+          <w:bCs/>
+          <w:sz w:val="20"/>
+        </w:rPr>
+        <w:t xml:space="preserve">, o </w:t>
+      </w:r>
+      <w:proofErr w:type="spellStart"/>
+      <w:r>
+        <w:rPr>
+          <w:b w:val="0"/>
+          <w:bCs/>
+          <w:sz w:val="20"/>
+        </w:rPr>
+        <w:t>método</w:t>
+      </w:r>
+      <w:proofErr w:type="spellEnd"/>
+      <w:r>
+        <w:rPr>
+          <w:b w:val="0"/>
+          <w:bCs/>
+          <w:sz w:val="20"/>
+        </w:rPr>
+        <w:t xml:space="preserve"> </w:t>
+      </w:r>
+      <w:proofErr w:type="spellStart"/>
       <w:proofErr w:type="gramStart"/>
       <w:r>
         <w:rPr>
@@ -8986,7 +11109,16 @@
           <w:bCs/>
           <w:sz w:val="20"/>
         </w:rPr>
-        <w:t>isSunk(</w:t>
+        <w:t>registerShot</w:t>
+      </w:r>
+      <w:proofErr w:type="spellEnd"/>
+      <w:r>
+        <w:rPr>
+          <w:b w:val="0"/>
+          <w:bCs/>
+          <w:sz w:val="20"/>
+        </w:rPr>
+        <w:t>(</w:t>
       </w:r>
       <w:proofErr w:type="gramEnd"/>
       <w:r>
@@ -8995,21 +11127,262 @@
           <w:bCs/>
           <w:sz w:val="20"/>
         </w:rPr>
-        <w:t>) reflete o estado do navio ao longo da partida.</w:t>
-      </w:r>
-    </w:p>
-    <w:p>
-      <w:pPr>
-        <w:pStyle w:val="Legenda"/>
-        <w:jc w:val="left"/>
-        <w:rPr>
-          <w:lang w:val="pt-BR"/>
-        </w:rPr>
-      </w:pPr>
-      <w:r>
-        <w:rPr>
-          <w:b w:val="0"/>
-          <w:bCs/>
+        <w:t xml:space="preserve">) devolve “X” e </w:t>
+      </w:r>
+      <w:proofErr w:type="spellStart"/>
+      <w:r>
+        <w:rPr>
+          <w:b w:val="0"/>
+          <w:bCs/>
+          <w:sz w:val="20"/>
+        </w:rPr>
+        <w:t>atualiza</w:t>
+      </w:r>
+      <w:proofErr w:type="spellEnd"/>
+      <w:r>
+        <w:rPr>
+          <w:b w:val="0"/>
+          <w:bCs/>
+          <w:sz w:val="20"/>
+        </w:rPr>
+        <w:t xml:space="preserve"> o </w:t>
+      </w:r>
+      <w:proofErr w:type="spellStart"/>
+      <w:r>
+        <w:rPr>
+          <w:b w:val="0"/>
+          <w:bCs/>
+          <w:sz w:val="20"/>
+        </w:rPr>
+        <w:t>estado</w:t>
+      </w:r>
+      <w:proofErr w:type="spellEnd"/>
+      <w:r>
+        <w:rPr>
+          <w:b w:val="0"/>
+          <w:bCs/>
+          <w:sz w:val="20"/>
+        </w:rPr>
+        <w:t xml:space="preserve"> do </w:t>
+      </w:r>
+      <w:proofErr w:type="spellStart"/>
+      <w:r>
+        <w:rPr>
+          <w:b w:val="0"/>
+          <w:bCs/>
+          <w:sz w:val="20"/>
+        </w:rPr>
+        <w:t>tabuleiro</w:t>
+      </w:r>
+      <w:proofErr w:type="spellEnd"/>
+      <w:r>
+        <w:rPr>
+          <w:b w:val="0"/>
+          <w:bCs/>
+          <w:sz w:val="20"/>
+        </w:rPr>
+        <w:t xml:space="preserve">. Isto </w:t>
+      </w:r>
+      <w:proofErr w:type="spellStart"/>
+      <w:r>
+        <w:rPr>
+          <w:b w:val="0"/>
+          <w:bCs/>
+          <w:sz w:val="20"/>
+        </w:rPr>
+        <w:t>garante</w:t>
+      </w:r>
+      <w:proofErr w:type="spellEnd"/>
+      <w:r>
+        <w:rPr>
+          <w:b w:val="0"/>
+          <w:bCs/>
+          <w:sz w:val="20"/>
+        </w:rPr>
+        <w:t xml:space="preserve"> </w:t>
+      </w:r>
+      <w:proofErr w:type="spellStart"/>
+      <w:r>
+        <w:rPr>
+          <w:b w:val="0"/>
+          <w:bCs/>
+          <w:sz w:val="20"/>
+        </w:rPr>
+        <w:t>que</w:t>
+      </w:r>
+      <w:proofErr w:type="spellEnd"/>
+      <w:r>
+        <w:rPr>
+          <w:b w:val="0"/>
+          <w:bCs/>
+          <w:sz w:val="20"/>
+        </w:rPr>
+        <w:t xml:space="preserve"> </w:t>
+      </w:r>
+      <w:proofErr w:type="spellStart"/>
+      <w:r>
+        <w:rPr>
+          <w:b w:val="0"/>
+          <w:bCs/>
+          <w:sz w:val="20"/>
+        </w:rPr>
+        <w:t>ao</w:t>
+      </w:r>
+      <w:proofErr w:type="spellEnd"/>
+      <w:r>
+        <w:rPr>
+          <w:b w:val="0"/>
+          <w:bCs/>
+          <w:sz w:val="20"/>
+        </w:rPr>
+        <w:t xml:space="preserve"> </w:t>
+      </w:r>
+      <w:proofErr w:type="spellStart"/>
+      <w:r>
+        <w:rPr>
+          <w:b w:val="0"/>
+          <w:bCs/>
+          <w:sz w:val="20"/>
+        </w:rPr>
+        <w:t>longo</w:t>
+      </w:r>
+      <w:proofErr w:type="spellEnd"/>
+      <w:r>
+        <w:rPr>
+          <w:b w:val="0"/>
+          <w:bCs/>
+          <w:sz w:val="20"/>
+        </w:rPr>
+        <w:t xml:space="preserve"> da </w:t>
+      </w:r>
+      <w:proofErr w:type="spellStart"/>
+      <w:r>
+        <w:rPr>
+          <w:b w:val="0"/>
+          <w:bCs/>
+          <w:sz w:val="20"/>
+        </w:rPr>
+        <w:t>partida</w:t>
+      </w:r>
+      <w:proofErr w:type="spellEnd"/>
+      <w:r>
+        <w:rPr>
+          <w:b w:val="0"/>
+          <w:bCs/>
+          <w:sz w:val="20"/>
+        </w:rPr>
+        <w:t xml:space="preserve">, </w:t>
+      </w:r>
+      <w:proofErr w:type="spellStart"/>
+      <w:r>
+        <w:rPr>
+          <w:b w:val="0"/>
+          <w:bCs/>
+          <w:sz w:val="20"/>
+        </w:rPr>
+        <w:t>após</w:t>
+      </w:r>
+      <w:proofErr w:type="spellEnd"/>
+      <w:r>
+        <w:rPr>
+          <w:b w:val="0"/>
+          <w:bCs/>
+          <w:sz w:val="20"/>
+        </w:rPr>
+        <w:t xml:space="preserve"> </w:t>
+      </w:r>
+      <w:proofErr w:type="spellStart"/>
+      <w:r>
+        <w:rPr>
+          <w:b w:val="0"/>
+          <w:bCs/>
+          <w:sz w:val="20"/>
+        </w:rPr>
+        <w:t>cada</w:t>
+      </w:r>
+      <w:proofErr w:type="spellEnd"/>
+      <w:r>
+        <w:rPr>
+          <w:b w:val="0"/>
+          <w:bCs/>
+          <w:sz w:val="20"/>
+        </w:rPr>
+        <w:t xml:space="preserve"> </w:t>
+      </w:r>
+      <w:proofErr w:type="spellStart"/>
+      <w:r>
+        <w:rPr>
+          <w:b w:val="0"/>
+          <w:bCs/>
+          <w:sz w:val="20"/>
+        </w:rPr>
+        <w:t>jogada</w:t>
+      </w:r>
+      <w:proofErr w:type="spellEnd"/>
+      <w:r>
+        <w:rPr>
+          <w:b w:val="0"/>
+          <w:bCs/>
+          <w:sz w:val="20"/>
+        </w:rPr>
+        <w:t xml:space="preserve">, o </w:t>
+      </w:r>
+      <w:proofErr w:type="spellStart"/>
+      <w:r>
+        <w:rPr>
+          <w:b w:val="0"/>
+          <w:bCs/>
+          <w:sz w:val="20"/>
+        </w:rPr>
+        <w:t>tabuleiro</w:t>
+      </w:r>
+      <w:proofErr w:type="spellEnd"/>
+      <w:r>
+        <w:rPr>
+          <w:b w:val="0"/>
+          <w:bCs/>
+          <w:sz w:val="20"/>
+        </w:rPr>
+        <w:t xml:space="preserve"> é </w:t>
+      </w:r>
+      <w:proofErr w:type="spellStart"/>
+      <w:r>
+        <w:rPr>
+          <w:b w:val="0"/>
+          <w:bCs/>
+          <w:sz w:val="20"/>
+        </w:rPr>
+        <w:t>atualizado</w:t>
+      </w:r>
+      <w:proofErr w:type="spellEnd"/>
+      <w:r>
+        <w:rPr>
+          <w:b w:val="0"/>
+          <w:bCs/>
+          <w:sz w:val="20"/>
+        </w:rPr>
+        <w:t xml:space="preserve"> de forma </w:t>
+      </w:r>
+      <w:proofErr w:type="spellStart"/>
+      <w:r>
+        <w:rPr>
+          <w:b w:val="0"/>
+          <w:bCs/>
+          <w:sz w:val="20"/>
+        </w:rPr>
+        <w:t>correta</w:t>
+      </w:r>
+      <w:proofErr w:type="spellEnd"/>
+      <w:r>
+        <w:rPr>
+          <w:b w:val="0"/>
+          <w:bCs/>
+          <w:sz w:val="20"/>
+        </w:rPr>
+        <w:t>.</w:t>
+      </w:r>
+      <w:r>
+        <w:rPr>
           <w:sz w:val="20"/>
         </w:rPr>
         <w:br/>
@@ -9017,10 +11390,18 @@
       <w:r>
         <w:rPr>
           <w:noProof/>
-          <w:lang w:val="pt-BR"/>
-        </w:rPr>
-        <w:pict w14:anchorId="6DCFBF81">
-          <v:shape id="_x0000_i1036" type="#_x0000_t75" style="width:346pt;height:103.4pt;visibility:visible">
+          <w:sz w:val="20"/>
+        </w:rPr>
+        <w:lastRenderedPageBreak/>
+        <w:br/>
+      </w:r>
+      <w:r>
+        <w:rPr>
+          <w:noProof/>
+          <w:sz w:val="20"/>
+        </w:rPr>
+        <w:pict w14:anchorId="55F29CDE">
+          <v:shape id="_x0000_i1101" type="#_x0000_t75" style="width:349.8pt;height:129.6pt;visibility:visible">
             <v:imagedata r:id="rId19" o:title=""/>
           </v:shape>
         </w:pict>
@@ -9035,7 +11416,7 @@
         <w:rPr>
           <w:szCs w:val="18"/>
         </w:rPr>
-        <w:t xml:space="preserve">                 </w:t>
+        <w:t xml:space="preserve">                   </w:t>
       </w:r>
       <w:r>
         <w:rPr>
@@ -9047,331 +11428,1296 @@
         <w:rPr>
           <w:szCs w:val="18"/>
         </w:rPr>
-        <w:t>10</w:t>
+        <w:t>11</w:t>
       </w:r>
       <w:r>
         <w:rPr>
           <w:szCs w:val="18"/>
         </w:rPr>
-        <w:t xml:space="preserve">. Teste unitário da classe </w:t>
-      </w:r>
-      <w:r>
-        <w:rPr>
+        <w:t xml:space="preserve">. </w:t>
+      </w:r>
+      <w:r>
+        <w:rPr>
+          <w:b w:val="0"/>
+          <w:bCs/>
           <w:szCs w:val="18"/>
         </w:rPr>
-        <w:t>Ship</w:t>
-      </w:r>
-      <w:r>
-        <w:rPr>
+        <w:t xml:space="preserve">Teste </w:t>
+      </w:r>
+      <w:proofErr w:type="spellStart"/>
+      <w:r>
+        <w:rPr>
+          <w:b w:val="0"/>
+          <w:bCs/>
           <w:szCs w:val="18"/>
         </w:rPr>
-        <w:t xml:space="preserve"> – </w:t>
-      </w:r>
-      <w:r>
-        <w:rPr>
+        <w:t>unitário</w:t>
+      </w:r>
+      <w:proofErr w:type="spellEnd"/>
+      <w:r>
+        <w:rPr>
+          <w:b w:val="0"/>
+          <w:bCs/>
           <w:szCs w:val="18"/>
         </w:rPr>
-        <w:t>verificação de navio afundado</w:t>
-      </w:r>
-      <w:r>
-        <w:rPr>
-          <w:lang w:val="pt-BR"/>
+        <w:t xml:space="preserve"> da </w:t>
+      </w:r>
+      <w:proofErr w:type="spellStart"/>
+      <w:r>
+        <w:rPr>
+          <w:b w:val="0"/>
+          <w:bCs/>
+          <w:szCs w:val="18"/>
+        </w:rPr>
+        <w:t>classe</w:t>
+      </w:r>
+      <w:proofErr w:type="spellEnd"/>
+      <w:r>
+        <w:rPr>
+          <w:b w:val="0"/>
+          <w:bCs/>
+          <w:szCs w:val="18"/>
+        </w:rPr>
+        <w:t xml:space="preserve"> Board – </w:t>
+      </w:r>
+      <w:proofErr w:type="spellStart"/>
+      <w:r>
+        <w:rPr>
+          <w:b w:val="0"/>
+          <w:bCs/>
+          <w:szCs w:val="18"/>
+        </w:rPr>
+        <w:t>registo</w:t>
+      </w:r>
+      <w:proofErr w:type="spellEnd"/>
+      <w:r>
+        <w:rPr>
+          <w:b w:val="0"/>
+          <w:bCs/>
+          <w:szCs w:val="18"/>
+        </w:rPr>
+        <w:t xml:space="preserve"> de tiro no </w:t>
+      </w:r>
+      <w:proofErr w:type="spellStart"/>
+      <w:r>
+        <w:rPr>
+          <w:b w:val="0"/>
+          <w:bCs/>
+          <w:szCs w:val="18"/>
+        </w:rPr>
+        <w:t>navio</w:t>
+      </w:r>
+      <w:proofErr w:type="spellEnd"/>
+      <w:r>
+        <w:rPr>
+          <w:b w:val="0"/>
+          <w:bCs/>
+          <w:szCs w:val="18"/>
+        </w:rPr>
+        <w:t xml:space="preserve">     </w:t>
+      </w:r>
+      <w:r>
+        <w:rPr>
+          <w:szCs w:val="18"/>
+        </w:rPr>
+        <w:t xml:space="preserve">              </w:t>
+      </w:r>
+      <w:r>
+        <w:rPr>
+          <w:sz w:val="20"/>
         </w:rPr>
         <w:br/>
       </w:r>
-    </w:p>
-    <w:p>
-      <w:pPr>
-        <w:pStyle w:val="Legenda"/>
-        <w:jc w:val="left"/>
-        <w:rPr>
-          <w:lang w:val="pt-BR"/>
-        </w:rPr>
-      </w:pPr>
-      <w:r>
-        <w:rPr>
-          <w:lang w:val="pt-BR"/>
-        </w:rPr>
-        <w:lastRenderedPageBreak/>
+      <w:r>
+        <w:rPr>
+          <w:lang w:val="pt-BR"/>
+        </w:rPr>
         <w:br/>
       </w:r>
       <w:r>
         <w:rPr>
-          <w:sz w:val="20"/>
-        </w:rPr>
-        <w:t>Exemplo de teste para a classe</w:t>
-      </w:r>
-      <w:r>
-        <w:rPr>
+          <w:lang w:val="pt-BR"/>
+        </w:rPr>
+        <w:br/>
+      </w:r>
+      <w:r>
+        <w:rPr>
+          <w:lang w:val="pt-BR"/>
+        </w:rPr>
+        <w:br/>
+      </w:r>
+      <w:proofErr w:type="spellStart"/>
+      <w:r>
+        <w:rPr>
+          <w:sz w:val="20"/>
+        </w:rPr>
+        <w:t>Exemplo</w:t>
+      </w:r>
+      <w:proofErr w:type="spellEnd"/>
+      <w:r>
+        <w:rPr>
+          <w:sz w:val="20"/>
+        </w:rPr>
+        <w:t xml:space="preserve"> de teste para a </w:t>
+      </w:r>
+      <w:proofErr w:type="spellStart"/>
+      <w:r>
+        <w:rPr>
+          <w:sz w:val="20"/>
+        </w:rPr>
+        <w:t>classe</w:t>
+      </w:r>
+      <w:proofErr w:type="spellEnd"/>
+      <w:r>
+        <w:rPr>
+          <w:sz w:val="20"/>
+        </w:rPr>
+        <w:t xml:space="preserve"> Game</w:t>
+      </w:r>
+      <w:r>
+        <w:rPr>
+          <w:sz w:val="20"/>
+        </w:rPr>
+        <w:t>:</w:t>
+      </w:r>
+      <w:r>
+        <w:rPr>
+          <w:sz w:val="20"/>
+        </w:rPr>
+        <w:br/>
+      </w:r>
+      <w:r>
+        <w:rPr>
+          <w:sz w:val="20"/>
+        </w:rPr>
+        <w:br/>
+      </w:r>
+      <w:r>
+        <w:rPr>
+          <w:b w:val="0"/>
+          <w:bCs/>
+          <w:sz w:val="20"/>
+        </w:rPr>
+        <w:t xml:space="preserve">Este teste </w:t>
+      </w:r>
+      <w:proofErr w:type="spellStart"/>
+      <w:r>
+        <w:rPr>
+          <w:b w:val="0"/>
+          <w:bCs/>
+          <w:sz w:val="20"/>
+        </w:rPr>
+        <w:t>verifica</w:t>
+      </w:r>
+      <w:proofErr w:type="spellEnd"/>
+      <w:r>
+        <w:rPr>
+          <w:b w:val="0"/>
+          <w:bCs/>
           <w:sz w:val="20"/>
         </w:rPr>
         <w:t xml:space="preserve"> </w:t>
       </w:r>
-      <w:r>
-        <w:rPr>
-          <w:sz w:val="20"/>
-        </w:rPr>
-        <w:t>Board</w:t>
-      </w:r>
-      <w:r>
-        <w:rPr>
-          <w:sz w:val="20"/>
-        </w:rPr>
-        <w:t>:</w:t>
-      </w:r>
-      <w:r>
-        <w:rPr>
+      <w:proofErr w:type="spellStart"/>
+      <w:r>
+        <w:rPr>
+          <w:b w:val="0"/>
+          <w:bCs/>
+          <w:sz w:val="20"/>
+        </w:rPr>
+        <w:t>que</w:t>
+      </w:r>
+      <w:proofErr w:type="spellEnd"/>
+      <w:r>
+        <w:rPr>
+          <w:b w:val="0"/>
+          <w:bCs/>
+          <w:sz w:val="20"/>
+        </w:rPr>
+        <w:t xml:space="preserve"> </w:t>
+      </w:r>
+      <w:proofErr w:type="spellStart"/>
+      <w:r>
+        <w:rPr>
+          <w:b w:val="0"/>
+          <w:bCs/>
+          <w:sz w:val="20"/>
+        </w:rPr>
+        <w:t>quando</w:t>
+      </w:r>
+      <w:proofErr w:type="spellEnd"/>
+      <w:r>
+        <w:rPr>
+          <w:b w:val="0"/>
+          <w:bCs/>
+          <w:sz w:val="20"/>
+        </w:rPr>
+        <w:t xml:space="preserve"> um </w:t>
+      </w:r>
+      <w:proofErr w:type="spellStart"/>
+      <w:r>
+        <w:rPr>
+          <w:b w:val="0"/>
+          <w:bCs/>
+          <w:sz w:val="20"/>
+        </w:rPr>
+        <w:t>jogador</w:t>
+      </w:r>
+      <w:proofErr w:type="spellEnd"/>
+      <w:r>
+        <w:rPr>
+          <w:b w:val="0"/>
+          <w:bCs/>
+          <w:sz w:val="20"/>
+        </w:rPr>
+        <w:t xml:space="preserve"> </w:t>
+      </w:r>
+      <w:proofErr w:type="spellStart"/>
+      <w:r>
+        <w:rPr>
+          <w:b w:val="0"/>
+          <w:bCs/>
+          <w:sz w:val="20"/>
+        </w:rPr>
+        <w:t>acerta</w:t>
+      </w:r>
+      <w:proofErr w:type="spellEnd"/>
+      <w:r>
+        <w:rPr>
+          <w:b w:val="0"/>
+          <w:bCs/>
+          <w:sz w:val="20"/>
+        </w:rPr>
+        <w:t xml:space="preserve"> num </w:t>
+      </w:r>
+      <w:proofErr w:type="spellStart"/>
+      <w:r>
+        <w:rPr>
+          <w:b w:val="0"/>
+          <w:bCs/>
+          <w:sz w:val="20"/>
+        </w:rPr>
+        <w:t>navio</w:t>
+      </w:r>
+      <w:proofErr w:type="spellEnd"/>
+      <w:r>
+        <w:rPr>
+          <w:b w:val="0"/>
+          <w:bCs/>
+          <w:sz w:val="20"/>
+        </w:rPr>
+        <w:t xml:space="preserve"> do </w:t>
+      </w:r>
+      <w:proofErr w:type="spellStart"/>
+      <w:r>
+        <w:rPr>
+          <w:b w:val="0"/>
+          <w:bCs/>
+          <w:sz w:val="20"/>
+        </w:rPr>
+        <w:t>adversário</w:t>
+      </w:r>
+      <w:proofErr w:type="spellEnd"/>
+      <w:r>
+        <w:rPr>
+          <w:b w:val="0"/>
+          <w:bCs/>
+          <w:sz w:val="20"/>
+        </w:rPr>
+        <w:t xml:space="preserve">, o </w:t>
+      </w:r>
+      <w:proofErr w:type="spellStart"/>
+      <w:r>
+        <w:rPr>
+          <w:b w:val="0"/>
+          <w:bCs/>
+          <w:sz w:val="20"/>
+        </w:rPr>
+        <w:t>turno</w:t>
+      </w:r>
+      <w:proofErr w:type="spellEnd"/>
+      <w:r>
+        <w:rPr>
+          <w:b w:val="0"/>
+          <w:bCs/>
+          <w:sz w:val="20"/>
+        </w:rPr>
+        <w:t xml:space="preserve"> </w:t>
+      </w:r>
+      <w:proofErr w:type="spellStart"/>
+      <w:r>
+        <w:rPr>
+          <w:b w:val="0"/>
+          <w:bCs/>
+          <w:sz w:val="20"/>
+        </w:rPr>
+        <w:t>não</w:t>
+      </w:r>
+      <w:proofErr w:type="spellEnd"/>
+      <w:r>
+        <w:rPr>
+          <w:b w:val="0"/>
+          <w:bCs/>
+          <w:sz w:val="20"/>
+        </w:rPr>
+        <w:t xml:space="preserve"> é </w:t>
+      </w:r>
+      <w:proofErr w:type="spellStart"/>
+      <w:r>
+        <w:rPr>
+          <w:b w:val="0"/>
+          <w:bCs/>
+          <w:sz w:val="20"/>
+        </w:rPr>
+        <w:t>alterado</w:t>
+      </w:r>
+      <w:proofErr w:type="spellEnd"/>
+      <w:r>
+        <w:rPr>
+          <w:b w:val="0"/>
+          <w:bCs/>
+          <w:sz w:val="20"/>
+        </w:rPr>
+        <w:t xml:space="preserve">, </w:t>
+      </w:r>
+      <w:proofErr w:type="spellStart"/>
+      <w:r>
+        <w:rPr>
+          <w:b w:val="0"/>
+          <w:bCs/>
+          <w:sz w:val="20"/>
+        </w:rPr>
+        <w:t>permitindo</w:t>
+      </w:r>
+      <w:proofErr w:type="spellEnd"/>
+      <w:r>
+        <w:rPr>
+          <w:b w:val="0"/>
+          <w:bCs/>
+          <w:sz w:val="20"/>
+        </w:rPr>
+        <w:t xml:space="preserve"> </w:t>
+      </w:r>
+      <w:proofErr w:type="spellStart"/>
+      <w:r>
+        <w:rPr>
+          <w:b w:val="0"/>
+          <w:bCs/>
+          <w:sz w:val="20"/>
+        </w:rPr>
+        <w:t>assim</w:t>
+      </w:r>
+      <w:proofErr w:type="spellEnd"/>
+      <w:r>
+        <w:rPr>
+          <w:b w:val="0"/>
+          <w:bCs/>
+          <w:sz w:val="20"/>
+        </w:rPr>
+        <w:t xml:space="preserve"> </w:t>
+      </w:r>
+      <w:proofErr w:type="spellStart"/>
+      <w:r>
+        <w:rPr>
+          <w:b w:val="0"/>
+          <w:bCs/>
+          <w:sz w:val="20"/>
+        </w:rPr>
+        <w:t>que</w:t>
+      </w:r>
+      <w:proofErr w:type="spellEnd"/>
+      <w:r>
+        <w:rPr>
+          <w:b w:val="0"/>
+          <w:bCs/>
+          <w:sz w:val="20"/>
+        </w:rPr>
+        <w:t xml:space="preserve"> </w:t>
+      </w:r>
+      <w:proofErr w:type="spellStart"/>
+      <w:r>
+        <w:rPr>
+          <w:b w:val="0"/>
+          <w:bCs/>
+          <w:sz w:val="20"/>
+        </w:rPr>
+        <w:t>o</w:t>
+      </w:r>
+      <w:proofErr w:type="spellEnd"/>
+      <w:r>
+        <w:rPr>
+          <w:b w:val="0"/>
+          <w:bCs/>
+          <w:sz w:val="20"/>
+        </w:rPr>
+        <w:t xml:space="preserve"> </w:t>
+      </w:r>
+      <w:proofErr w:type="spellStart"/>
+      <w:r>
+        <w:rPr>
+          <w:b w:val="0"/>
+          <w:bCs/>
+          <w:sz w:val="20"/>
+        </w:rPr>
+        <w:t>jogador</w:t>
+      </w:r>
+      <w:proofErr w:type="spellEnd"/>
+      <w:r>
+        <w:rPr>
+          <w:b w:val="0"/>
+          <w:bCs/>
+          <w:sz w:val="20"/>
+        </w:rPr>
+        <w:t xml:space="preserve"> continue a </w:t>
+      </w:r>
+      <w:proofErr w:type="spellStart"/>
+      <w:r>
+        <w:rPr>
+          <w:b w:val="0"/>
+          <w:bCs/>
+          <w:sz w:val="20"/>
+        </w:rPr>
+        <w:t>jogar</w:t>
+      </w:r>
+      <w:proofErr w:type="spellEnd"/>
+      <w:r>
+        <w:rPr>
+          <w:b w:val="0"/>
+          <w:bCs/>
+          <w:sz w:val="20"/>
+        </w:rPr>
+        <w:t xml:space="preserve"> </w:t>
+      </w:r>
+      <w:proofErr w:type="spellStart"/>
+      <w:r>
+        <w:rPr>
+          <w:b w:val="0"/>
+          <w:bCs/>
+          <w:sz w:val="20"/>
+        </w:rPr>
+        <w:t>até</w:t>
+      </w:r>
+      <w:proofErr w:type="spellEnd"/>
+      <w:r>
+        <w:rPr>
+          <w:b w:val="0"/>
+          <w:bCs/>
+          <w:sz w:val="20"/>
+        </w:rPr>
+        <w:t xml:space="preserve"> </w:t>
+      </w:r>
+      <w:proofErr w:type="spellStart"/>
+      <w:r>
+        <w:rPr>
+          <w:b w:val="0"/>
+          <w:bCs/>
+          <w:sz w:val="20"/>
+        </w:rPr>
+        <w:t>falhar</w:t>
+      </w:r>
+      <w:proofErr w:type="spellEnd"/>
+      <w:r>
+        <w:rPr>
+          <w:b w:val="0"/>
+          <w:bCs/>
+          <w:sz w:val="20"/>
+        </w:rPr>
+        <w:t xml:space="preserve"> </w:t>
+      </w:r>
+      <w:proofErr w:type="spellStart"/>
+      <w:r>
+        <w:rPr>
+          <w:b w:val="0"/>
+          <w:bCs/>
+          <w:sz w:val="20"/>
+        </w:rPr>
+        <w:t>algum</w:t>
+      </w:r>
+      <w:proofErr w:type="spellEnd"/>
+      <w:r>
+        <w:rPr>
+          <w:b w:val="0"/>
+          <w:bCs/>
+          <w:sz w:val="20"/>
+        </w:rPr>
+        <w:t xml:space="preserve"> </w:t>
+      </w:r>
+      <w:proofErr w:type="spellStart"/>
+      <w:r>
+        <w:rPr>
+          <w:b w:val="0"/>
+          <w:bCs/>
+          <w:sz w:val="20"/>
+        </w:rPr>
+        <w:t>navio</w:t>
+      </w:r>
+      <w:proofErr w:type="spellEnd"/>
+      <w:r>
+        <w:rPr>
+          <w:b w:val="0"/>
+          <w:bCs/>
+          <w:sz w:val="20"/>
+        </w:rPr>
+        <w:t xml:space="preserve">. Isto </w:t>
+      </w:r>
+      <w:proofErr w:type="spellStart"/>
+      <w:r>
+        <w:rPr>
+          <w:b w:val="0"/>
+          <w:bCs/>
+          <w:sz w:val="20"/>
+        </w:rPr>
+        <w:t>verifica</w:t>
+      </w:r>
+      <w:proofErr w:type="spellEnd"/>
+      <w:r>
+        <w:rPr>
+          <w:b w:val="0"/>
+          <w:bCs/>
+          <w:sz w:val="20"/>
+        </w:rPr>
+        <w:t xml:space="preserve"> </w:t>
+      </w:r>
+      <w:proofErr w:type="spellStart"/>
+      <w:r>
+        <w:rPr>
+          <w:b w:val="0"/>
+          <w:bCs/>
+          <w:sz w:val="20"/>
+        </w:rPr>
+        <w:t>que</w:t>
+      </w:r>
+      <w:proofErr w:type="spellEnd"/>
+      <w:r>
+        <w:rPr>
+          <w:b w:val="0"/>
+          <w:bCs/>
+          <w:sz w:val="20"/>
+        </w:rPr>
+        <w:t xml:space="preserve"> </w:t>
+      </w:r>
+      <w:proofErr w:type="spellStart"/>
+      <w:r>
+        <w:rPr>
+          <w:b w:val="0"/>
+          <w:bCs/>
+          <w:sz w:val="20"/>
+        </w:rPr>
+        <w:t>o</w:t>
+      </w:r>
+      <w:proofErr w:type="spellEnd"/>
+      <w:r>
+        <w:rPr>
+          <w:b w:val="0"/>
+          <w:bCs/>
+          <w:sz w:val="20"/>
+        </w:rPr>
+        <w:t xml:space="preserve"> </w:t>
+      </w:r>
+      <w:proofErr w:type="spellStart"/>
+      <w:r>
+        <w:rPr>
+          <w:b w:val="0"/>
+          <w:bCs/>
+          <w:sz w:val="20"/>
+        </w:rPr>
+        <w:t>projeto</w:t>
+      </w:r>
+      <w:proofErr w:type="spellEnd"/>
+      <w:r>
+        <w:rPr>
+          <w:b w:val="0"/>
+          <w:bCs/>
+          <w:sz w:val="20"/>
+        </w:rPr>
+        <w:t xml:space="preserve"> segue a </w:t>
+      </w:r>
+      <w:proofErr w:type="spellStart"/>
+      <w:r>
+        <w:rPr>
+          <w:b w:val="0"/>
+          <w:bCs/>
+          <w:sz w:val="20"/>
+        </w:rPr>
+        <w:t>regra</w:t>
+      </w:r>
+      <w:proofErr w:type="spellEnd"/>
+      <w:r>
+        <w:rPr>
+          <w:b w:val="0"/>
+          <w:bCs/>
+          <w:sz w:val="20"/>
+        </w:rPr>
+        <w:t xml:space="preserve"> do </w:t>
+      </w:r>
+      <w:proofErr w:type="spellStart"/>
+      <w:r>
+        <w:rPr>
+          <w:b w:val="0"/>
+          <w:bCs/>
+          <w:sz w:val="20"/>
+        </w:rPr>
+        <w:t>jogo</w:t>
+      </w:r>
+      <w:proofErr w:type="spellEnd"/>
+      <w:r>
+        <w:rPr>
+          <w:b w:val="0"/>
+          <w:bCs/>
+          <w:sz w:val="20"/>
+        </w:rPr>
+        <w:t xml:space="preserve"> classico de </w:t>
+      </w:r>
+      <w:proofErr w:type="spellStart"/>
+      <w:r>
+        <w:rPr>
+          <w:b w:val="0"/>
+          <w:bCs/>
+          <w:sz w:val="20"/>
+        </w:rPr>
+        <w:t>batalha</w:t>
+      </w:r>
+      <w:proofErr w:type="spellEnd"/>
+      <w:r>
+        <w:rPr>
+          <w:b w:val="0"/>
+          <w:bCs/>
+          <w:sz w:val="20"/>
+        </w:rPr>
+        <w:t xml:space="preserve"> naval.</w:t>
+      </w:r>
+      <w:r>
+        <w:rPr>
+          <w:b w:val="0"/>
+          <w:bCs/>
           <w:sz w:val="20"/>
         </w:rPr>
         <w:br/>
       </w:r>
       <w:r>
         <w:rPr>
+          <w:b w:val="0"/>
+          <w:bCs/>
           <w:sz w:val="20"/>
         </w:rPr>
         <w:br/>
       </w:r>
       <w:r>
         <w:rPr>
-          <w:b w:val="0"/>
-          <w:bCs/>
-          <w:sz w:val="20"/>
-        </w:rPr>
-        <w:t xml:space="preserve">Este teste verifica que ao efetuar um disparo numa célula ocupada por um navio, neste caso novamente uma fragata, o método </w:t>
-      </w:r>
-      <w:proofErr w:type="gramStart"/>
-      <w:r>
-        <w:rPr>
-          <w:b w:val="0"/>
-          <w:bCs/>
-          <w:sz w:val="20"/>
-        </w:rPr>
-        <w:t>registerShot(</w:t>
-      </w:r>
-      <w:proofErr w:type="gramEnd"/>
-      <w:r>
-        <w:rPr>
-          <w:b w:val="0"/>
-          <w:bCs/>
-          <w:sz w:val="20"/>
-        </w:rPr>
-        <w:t>) devolve “X” e atualiza o estado do tabuleiro. Isto garante que ao longo da partida, após cada jogada, o tabuleiro é atualizado de forma correta.</w:t>
-      </w:r>
-      <w:r>
-        <w:rPr>
-          <w:sz w:val="20"/>
-        </w:rPr>
-        <w:br/>
-      </w:r>
-      <w:r>
-        <w:rPr>
           <w:noProof/>
           <w:sz w:val="20"/>
         </w:rPr>
-        <w:br/>
-      </w:r>
-      <w:r>
-        <w:rPr>
-          <w:noProof/>
-          <w:sz w:val="20"/>
-        </w:rPr>
-        <w:pict w14:anchorId="55F29CDE">
-          <v:shape id="_x0000_i1037" type="#_x0000_t75" style="width:349.4pt;height:129.65pt;visibility:visible">
+        <w:pict w14:anchorId="5778C4CB">
+          <v:shape id="_x0000_i1102" type="#_x0000_t75" style="width:345.6pt;height:154.8pt;visibility:visible">
             <v:imagedata r:id="rId20" o:title=""/>
           </v:shape>
         </w:pict>
       </w:r>
       <w:r>
         <w:rPr>
+          <w:sz w:val="20"/>
+        </w:rPr>
+        <w:br/>
+      </w:r>
+      <w:r>
+        <w:rPr>
           <w:szCs w:val="18"/>
         </w:rPr>
+        <w:t xml:space="preserve">                </w:t>
+      </w:r>
+      <w:r>
+        <w:rPr>
+          <w:szCs w:val="18"/>
+        </w:rPr>
+        <w:t xml:space="preserve">Fig. </w:t>
+      </w:r>
+      <w:r>
+        <w:rPr>
+          <w:szCs w:val="18"/>
+        </w:rPr>
+        <w:t>12</w:t>
+      </w:r>
+      <w:r>
+        <w:rPr>
+          <w:szCs w:val="18"/>
+        </w:rPr>
+        <w:t xml:space="preserve">. </w:t>
+      </w:r>
+      <w:r>
+        <w:rPr>
+          <w:b w:val="0"/>
+          <w:bCs/>
+          <w:szCs w:val="18"/>
+        </w:rPr>
+        <w:t xml:space="preserve">Teste </w:t>
+      </w:r>
+      <w:proofErr w:type="spellStart"/>
+      <w:r>
+        <w:rPr>
+          <w:b w:val="0"/>
+          <w:bCs/>
+          <w:szCs w:val="18"/>
+        </w:rPr>
+        <w:t>unitário</w:t>
+      </w:r>
+      <w:proofErr w:type="spellEnd"/>
+      <w:r>
+        <w:rPr>
+          <w:b w:val="0"/>
+          <w:bCs/>
+          <w:szCs w:val="18"/>
+        </w:rPr>
+        <w:t xml:space="preserve"> da </w:t>
+      </w:r>
+      <w:proofErr w:type="spellStart"/>
+      <w:r>
+        <w:rPr>
+          <w:b w:val="0"/>
+          <w:bCs/>
+          <w:szCs w:val="18"/>
+        </w:rPr>
+        <w:t>classe</w:t>
+      </w:r>
+      <w:proofErr w:type="spellEnd"/>
+      <w:r>
+        <w:rPr>
+          <w:b w:val="0"/>
+          <w:bCs/>
+          <w:szCs w:val="18"/>
+        </w:rPr>
+        <w:t xml:space="preserve"> Game – </w:t>
+      </w:r>
+      <w:proofErr w:type="spellStart"/>
+      <w:r>
+        <w:rPr>
+          <w:b w:val="0"/>
+          <w:bCs/>
+          <w:szCs w:val="18"/>
+        </w:rPr>
+        <w:t>verificação</w:t>
+      </w:r>
+      <w:proofErr w:type="spellEnd"/>
+      <w:r>
+        <w:rPr>
+          <w:b w:val="0"/>
+          <w:bCs/>
+          <w:szCs w:val="18"/>
+        </w:rPr>
+        <w:t xml:space="preserve"> de </w:t>
+      </w:r>
+      <w:proofErr w:type="spellStart"/>
+      <w:r>
+        <w:rPr>
+          <w:b w:val="0"/>
+          <w:bCs/>
+          <w:szCs w:val="18"/>
+        </w:rPr>
+        <w:t>turno</w:t>
+      </w:r>
+      <w:proofErr w:type="spellEnd"/>
+      <w:r>
+        <w:rPr>
+          <w:b w:val="0"/>
+          <w:bCs/>
+          <w:szCs w:val="18"/>
+        </w:rPr>
         <w:t xml:space="preserve"> </w:t>
       </w:r>
-      <w:r>
-        <w:rPr>
+      <w:proofErr w:type="spellStart"/>
+      <w:r>
+        <w:rPr>
+          <w:b w:val="0"/>
+          <w:bCs/>
           <w:szCs w:val="18"/>
         </w:rPr>
-        <w:t xml:space="preserve">                   </w:t>
-      </w:r>
-      <w:r>
-        <w:rPr>
+        <w:t>após</w:t>
+      </w:r>
+      <w:proofErr w:type="spellEnd"/>
+      <w:r>
+        <w:rPr>
+          <w:b w:val="0"/>
+          <w:bCs/>
           <w:szCs w:val="18"/>
         </w:rPr>
-        <w:t xml:space="preserve">Fig. </w:t>
-      </w:r>
-      <w:r>
-        <w:rPr>
+        <w:t xml:space="preserve"> </w:t>
+      </w:r>
+      <w:proofErr w:type="spellStart"/>
+      <w:r>
+        <w:rPr>
+          <w:b w:val="0"/>
+          <w:bCs/>
           <w:szCs w:val="18"/>
         </w:rPr>
-        <w:t>11</w:t>
-      </w:r>
-      <w:r>
-        <w:rPr>
-          <w:szCs w:val="18"/>
-        </w:rPr>
-        <w:t xml:space="preserve">. Teste unitário da classe </w:t>
-      </w:r>
-      <w:r>
-        <w:rPr>
-          <w:szCs w:val="18"/>
-        </w:rPr>
-        <w:t>Board</w:t>
-      </w:r>
-      <w:r>
-        <w:rPr>
-          <w:szCs w:val="18"/>
-        </w:rPr>
-        <w:t xml:space="preserve"> – </w:t>
-      </w:r>
-      <w:r>
-        <w:rPr>
-          <w:szCs w:val="18"/>
-        </w:rPr>
-        <w:t xml:space="preserve">registo de tiro no navio                   </w:t>
-      </w:r>
-      <w:r>
-        <w:rPr>
-          <w:sz w:val="20"/>
+        <w:t>acerto</w:t>
+      </w:r>
+      <w:proofErr w:type="spellEnd"/>
+      <w:r>
+        <w:rPr>
+          <w:lang w:val="pt-BR"/>
         </w:rPr>
         <w:br/>
       </w:r>
-      <w:r>
-        <w:rPr>
-          <w:lang w:val="pt-BR"/>
+    </w:p>
+    <w:p>
+      <w:pPr>
+        <w:pStyle w:val="Legenda"/>
+        <w:jc w:val="left"/>
+        <w:rPr>
+          <w:sz w:val="20"/>
+        </w:rPr>
+      </w:pPr>
+    </w:p>
+    <w:p>
+      <w:pPr>
+        <w:pStyle w:val="Legenda"/>
+        <w:jc w:val="left"/>
+        <w:rPr>
+          <w:b w:val="0"/>
+          <w:bCs/>
+          <w:sz w:val="20"/>
+        </w:rPr>
+      </w:pPr>
+      <w:proofErr w:type="spellStart"/>
+      <w:r>
+        <w:rPr>
+          <w:sz w:val="20"/>
+        </w:rPr>
+        <w:t>Exemplo</w:t>
+      </w:r>
+      <w:proofErr w:type="spellEnd"/>
+      <w:r>
+        <w:rPr>
+          <w:sz w:val="20"/>
+        </w:rPr>
+        <w:t xml:space="preserve"> de teste para a </w:t>
+      </w:r>
+      <w:proofErr w:type="spellStart"/>
+      <w:r>
+        <w:rPr>
+          <w:sz w:val="20"/>
+        </w:rPr>
+        <w:t>classe</w:t>
+      </w:r>
+      <w:proofErr w:type="spellEnd"/>
+      <w:r>
+        <w:rPr>
+          <w:sz w:val="20"/>
+        </w:rPr>
+        <w:t xml:space="preserve"> </w:t>
+      </w:r>
+      <w:proofErr w:type="spellStart"/>
+      <w:r>
+        <w:rPr>
+          <w:sz w:val="20"/>
+        </w:rPr>
+        <w:t>PlayerContainer</w:t>
+      </w:r>
+      <w:proofErr w:type="spellEnd"/>
+      <w:r>
+        <w:rPr>
+          <w:sz w:val="20"/>
+        </w:rPr>
+        <w:t>:</w:t>
+      </w:r>
+      <w:r>
+        <w:rPr>
+          <w:sz w:val="20"/>
         </w:rPr>
         <w:br/>
       </w:r>
       <w:r>
         <w:rPr>
-          <w:lang w:val="pt-BR"/>
+          <w:sz w:val="20"/>
         </w:rPr>
         <w:br/>
       </w:r>
       <w:r>
         <w:rPr>
-          <w:lang w:val="pt-BR"/>
+          <w:b w:val="0"/>
+          <w:bCs/>
+          <w:sz w:val="20"/>
+        </w:rPr>
+        <w:t xml:space="preserve">Este teste </w:t>
+      </w:r>
+      <w:proofErr w:type="spellStart"/>
+      <w:r>
+        <w:rPr>
+          <w:b w:val="0"/>
+          <w:bCs/>
+          <w:sz w:val="20"/>
+        </w:rPr>
+        <w:t>verifca</w:t>
+      </w:r>
+      <w:proofErr w:type="spellEnd"/>
+      <w:r>
+        <w:rPr>
+          <w:b w:val="0"/>
+          <w:bCs/>
+          <w:sz w:val="20"/>
+        </w:rPr>
+        <w:t xml:space="preserve"> </w:t>
+      </w:r>
+      <w:proofErr w:type="spellStart"/>
+      <w:r>
+        <w:rPr>
+          <w:b w:val="0"/>
+          <w:bCs/>
+          <w:sz w:val="20"/>
+        </w:rPr>
+        <w:t>que</w:t>
+      </w:r>
+      <w:proofErr w:type="spellEnd"/>
+      <w:r>
+        <w:rPr>
+          <w:b w:val="0"/>
+          <w:bCs/>
+          <w:sz w:val="20"/>
+        </w:rPr>
+        <w:t xml:space="preserve"> </w:t>
+      </w:r>
+      <w:proofErr w:type="spellStart"/>
+      <w:r>
+        <w:rPr>
+          <w:b w:val="0"/>
+          <w:bCs/>
+          <w:sz w:val="20"/>
+        </w:rPr>
+        <w:t>ao</w:t>
+      </w:r>
+      <w:proofErr w:type="spellEnd"/>
+      <w:r>
+        <w:rPr>
+          <w:b w:val="0"/>
+          <w:bCs/>
+          <w:sz w:val="20"/>
+        </w:rPr>
+        <w:t xml:space="preserve"> </w:t>
+      </w:r>
+      <w:proofErr w:type="spellStart"/>
+      <w:r>
+        <w:rPr>
+          <w:b w:val="0"/>
+          <w:bCs/>
+          <w:sz w:val="20"/>
+        </w:rPr>
+        <w:t>tentar</w:t>
+      </w:r>
+      <w:proofErr w:type="spellEnd"/>
+      <w:r>
+        <w:rPr>
+          <w:b w:val="0"/>
+          <w:bCs/>
+          <w:sz w:val="20"/>
+        </w:rPr>
+        <w:t xml:space="preserve"> </w:t>
+      </w:r>
+      <w:proofErr w:type="spellStart"/>
+      <w:r>
+        <w:rPr>
+          <w:b w:val="0"/>
+          <w:bCs/>
+          <w:sz w:val="20"/>
+        </w:rPr>
+        <w:t>encotnrar</w:t>
+      </w:r>
+      <w:proofErr w:type="spellEnd"/>
+      <w:r>
+        <w:rPr>
+          <w:b w:val="0"/>
+          <w:bCs/>
+          <w:sz w:val="20"/>
+        </w:rPr>
+        <w:t xml:space="preserve"> um </w:t>
+      </w:r>
+      <w:proofErr w:type="spellStart"/>
+      <w:r>
+        <w:rPr>
+          <w:b w:val="0"/>
+          <w:bCs/>
+          <w:sz w:val="20"/>
+        </w:rPr>
+        <w:t>jogador</w:t>
+      </w:r>
+      <w:proofErr w:type="spellEnd"/>
+      <w:r>
+        <w:rPr>
+          <w:b w:val="0"/>
+          <w:bCs/>
+          <w:sz w:val="20"/>
+        </w:rPr>
+        <w:t xml:space="preserve"> com um nickname </w:t>
+      </w:r>
+      <w:proofErr w:type="spellStart"/>
+      <w:r>
+        <w:rPr>
+          <w:b w:val="0"/>
+          <w:bCs/>
+          <w:sz w:val="20"/>
+        </w:rPr>
+        <w:t>que</w:t>
+      </w:r>
+      <w:proofErr w:type="spellEnd"/>
+      <w:r>
+        <w:rPr>
+          <w:b w:val="0"/>
+          <w:bCs/>
+          <w:sz w:val="20"/>
+        </w:rPr>
+        <w:t xml:space="preserve"> </w:t>
+      </w:r>
+      <w:proofErr w:type="spellStart"/>
+      <w:r>
+        <w:rPr>
+          <w:b w:val="0"/>
+          <w:bCs/>
+          <w:sz w:val="20"/>
+        </w:rPr>
+        <w:t>não</w:t>
+      </w:r>
+      <w:proofErr w:type="spellEnd"/>
+      <w:r>
+        <w:rPr>
+          <w:b w:val="0"/>
+          <w:bCs/>
+          <w:sz w:val="20"/>
+        </w:rPr>
+        <w:t xml:space="preserve"> se </w:t>
+      </w:r>
+      <w:proofErr w:type="spellStart"/>
+      <w:r>
+        <w:rPr>
+          <w:b w:val="0"/>
+          <w:bCs/>
+          <w:sz w:val="20"/>
+        </w:rPr>
+        <w:t>encontra</w:t>
+      </w:r>
+      <w:proofErr w:type="spellEnd"/>
+      <w:r>
+        <w:rPr>
+          <w:b w:val="0"/>
+          <w:bCs/>
+          <w:sz w:val="20"/>
+        </w:rPr>
+        <w:t xml:space="preserve"> no </w:t>
+      </w:r>
+      <w:proofErr w:type="spellStart"/>
+      <w:r>
+        <w:rPr>
+          <w:b w:val="0"/>
+          <w:bCs/>
+          <w:sz w:val="20"/>
+        </w:rPr>
+        <w:t>sistema</w:t>
+      </w:r>
+      <w:proofErr w:type="spellEnd"/>
+      <w:r>
+        <w:rPr>
+          <w:b w:val="0"/>
+          <w:bCs/>
+          <w:sz w:val="20"/>
+        </w:rPr>
+        <w:t xml:space="preserve">, é </w:t>
+      </w:r>
+      <w:proofErr w:type="spellStart"/>
+      <w:r>
+        <w:rPr>
+          <w:b w:val="0"/>
+          <w:bCs/>
+          <w:sz w:val="20"/>
+        </w:rPr>
+        <w:t>lançado</w:t>
+      </w:r>
+      <w:proofErr w:type="spellEnd"/>
+      <w:r>
+        <w:rPr>
+          <w:b w:val="0"/>
+          <w:bCs/>
+          <w:sz w:val="20"/>
+        </w:rPr>
+        <w:t xml:space="preserve"> um </w:t>
+      </w:r>
+      <w:proofErr w:type="spellStart"/>
+      <w:r>
+        <w:rPr>
+          <w:b w:val="0"/>
+          <w:bCs/>
+          <w:sz w:val="20"/>
+        </w:rPr>
+        <w:t>NoDataException</w:t>
+      </w:r>
+      <w:proofErr w:type="spellEnd"/>
+      <w:r>
+        <w:rPr>
+          <w:b w:val="0"/>
+          <w:bCs/>
+          <w:sz w:val="20"/>
+        </w:rPr>
+        <w:t xml:space="preserve">. Isto </w:t>
+      </w:r>
+      <w:proofErr w:type="spellStart"/>
+      <w:r>
+        <w:rPr>
+          <w:b w:val="0"/>
+          <w:bCs/>
+          <w:sz w:val="20"/>
+        </w:rPr>
+        <w:t>assegura</w:t>
+      </w:r>
+      <w:proofErr w:type="spellEnd"/>
+      <w:r>
+        <w:rPr>
+          <w:b w:val="0"/>
+          <w:bCs/>
+          <w:sz w:val="20"/>
+        </w:rPr>
+        <w:t xml:space="preserve"> </w:t>
+      </w:r>
+      <w:proofErr w:type="spellStart"/>
+      <w:r>
+        <w:rPr>
+          <w:b w:val="0"/>
+          <w:bCs/>
+          <w:sz w:val="20"/>
+        </w:rPr>
+        <w:t>que</w:t>
+      </w:r>
+      <w:proofErr w:type="spellEnd"/>
+      <w:r>
+        <w:rPr>
+          <w:b w:val="0"/>
+          <w:bCs/>
+          <w:sz w:val="20"/>
+        </w:rPr>
+        <w:t xml:space="preserve"> </w:t>
+      </w:r>
+      <w:proofErr w:type="spellStart"/>
+      <w:r>
+        <w:rPr>
+          <w:b w:val="0"/>
+          <w:bCs/>
+          <w:sz w:val="20"/>
+        </w:rPr>
+        <w:t>o</w:t>
+      </w:r>
+      <w:proofErr w:type="spellEnd"/>
+      <w:r>
+        <w:rPr>
+          <w:b w:val="0"/>
+          <w:bCs/>
+          <w:sz w:val="20"/>
+        </w:rPr>
+        <w:t xml:space="preserve"> </w:t>
+      </w:r>
+      <w:proofErr w:type="spellStart"/>
+      <w:r>
+        <w:rPr>
+          <w:b w:val="0"/>
+          <w:bCs/>
+          <w:sz w:val="20"/>
+        </w:rPr>
+        <w:t>projeto</w:t>
+      </w:r>
+      <w:proofErr w:type="spellEnd"/>
+      <w:r>
+        <w:rPr>
+          <w:b w:val="0"/>
+          <w:bCs/>
+          <w:sz w:val="20"/>
+        </w:rPr>
+        <w:t xml:space="preserve"> </w:t>
+      </w:r>
+      <w:proofErr w:type="spellStart"/>
+      <w:r>
+        <w:rPr>
+          <w:b w:val="0"/>
+          <w:bCs/>
+          <w:sz w:val="20"/>
+        </w:rPr>
+        <w:t>trata</w:t>
+      </w:r>
+      <w:proofErr w:type="spellEnd"/>
+      <w:r>
+        <w:rPr>
+          <w:b w:val="0"/>
+          <w:bCs/>
+          <w:sz w:val="20"/>
+        </w:rPr>
+        <w:t xml:space="preserve"> de forma </w:t>
+      </w:r>
+      <w:proofErr w:type="spellStart"/>
+      <w:r>
+        <w:rPr>
+          <w:b w:val="0"/>
+          <w:bCs/>
+          <w:sz w:val="20"/>
+        </w:rPr>
+        <w:t>correta</w:t>
+      </w:r>
+      <w:proofErr w:type="spellEnd"/>
+      <w:r>
+        <w:rPr>
+          <w:b w:val="0"/>
+          <w:bCs/>
+          <w:sz w:val="20"/>
+        </w:rPr>
+        <w:t xml:space="preserve"> a </w:t>
+      </w:r>
+      <w:proofErr w:type="spellStart"/>
+      <w:r>
+        <w:rPr>
+          <w:b w:val="0"/>
+          <w:bCs/>
+          <w:sz w:val="20"/>
+        </w:rPr>
+        <w:t>gestão</w:t>
+      </w:r>
+      <w:proofErr w:type="spellEnd"/>
+      <w:r>
+        <w:rPr>
+          <w:b w:val="0"/>
+          <w:bCs/>
+          <w:sz w:val="20"/>
+        </w:rPr>
+        <w:t xml:space="preserve"> dos nicknames.</w:t>
+      </w:r>
+      <w:r>
+        <w:rPr>
+          <w:b w:val="0"/>
+          <w:bCs/>
+          <w:sz w:val="20"/>
         </w:rPr>
         <w:br/>
       </w:r>
       <w:r>
         <w:rPr>
-          <w:sz w:val="20"/>
-        </w:rPr>
-        <w:t>Exemplo de teste para a classe</w:t>
-      </w:r>
-      <w:r>
-        <w:rPr>
-          <w:sz w:val="20"/>
-        </w:rPr>
-        <w:t xml:space="preserve"> Game</w:t>
-      </w:r>
-      <w:r>
-        <w:rPr>
-          <w:sz w:val="20"/>
-        </w:rPr>
-        <w:t>:</w:t>
-      </w:r>
-      <w:r>
-        <w:rPr>
+          <w:b w:val="0"/>
+          <w:bCs/>
           <w:sz w:val="20"/>
         </w:rPr>
         <w:br/>
       </w:r>
       <w:r>
         <w:rPr>
-          <w:sz w:val="20"/>
-        </w:rPr>
+          <w:b w:val="0"/>
+          <w:bCs/>
+          <w:sz w:val="20"/>
+        </w:rPr>
+        <w:lastRenderedPageBreak/>
         <w:br/>
       </w:r>
       <w:r>
         <w:rPr>
           <w:b w:val="0"/>
-          <w:bCs/>
-          <w:sz w:val="20"/>
-        </w:rPr>
-        <w:t>Este teste verifica que quando um jogador acerta num navio do adversário, o turno não é alterado, permitindo assim que o jogador continue a jogar até falhar algum navio. Isto verifica que o projeto segue a regra do jogo classico de batalha naval.</w:t>
-      </w:r>
-      <w:r>
-        <w:rPr>
-          <w:b w:val="0"/>
-          <w:bCs/>
-          <w:sz w:val="20"/>
-        </w:rPr>
-        <w:br/>
-      </w:r>
-      <w:r>
-        <w:rPr>
-          <w:b w:val="0"/>
-          <w:bCs/>
-          <w:sz w:val="20"/>
-        </w:rPr>
-        <w:br/>
-      </w:r>
-      <w:r>
-        <w:rPr>
           <w:noProof/>
           <w:sz w:val="20"/>
         </w:rPr>
-        <w:pict w14:anchorId="5778C4CB">
-          <v:shape id="_x0000_i1038" type="#_x0000_t75" style="width:345.65pt;height:154.9pt;visibility:visible">
+        <w:pict w14:anchorId="4F2278E9">
+          <v:shape id="_x0000_i1103" type="#_x0000_t75" style="width:351.6pt;height:165.6pt;visibility:visible">
             <v:imagedata r:id="rId21" o:title=""/>
           </v:shape>
         </w:pict>
       </w:r>
-      <w:r>
-        <w:rPr>
-          <w:sz w:val="20"/>
-        </w:rPr>
-        <w:br/>
-      </w:r>
-      <w:r>
-        <w:rPr>
-          <w:szCs w:val="18"/>
-        </w:rPr>
-        <w:t xml:space="preserve">                </w:t>
-      </w:r>
-      <w:r>
-        <w:rPr>
-          <w:szCs w:val="18"/>
-        </w:rPr>
-        <w:t xml:space="preserve">Fig. </w:t>
-      </w:r>
-      <w:r>
-        <w:rPr>
-          <w:szCs w:val="18"/>
-        </w:rPr>
-        <w:t>12</w:t>
-      </w:r>
-      <w:r>
-        <w:rPr>
-          <w:szCs w:val="18"/>
-        </w:rPr>
-        <w:t xml:space="preserve">. Teste unitário da classe </w:t>
-      </w:r>
-      <w:r>
-        <w:rPr>
-          <w:szCs w:val="18"/>
-        </w:rPr>
-        <w:t>Game</w:t>
-      </w:r>
-      <w:r>
-        <w:rPr>
-          <w:szCs w:val="18"/>
-        </w:rPr>
-        <w:t xml:space="preserve"> – </w:t>
-      </w:r>
-      <w:r>
-        <w:rPr>
-          <w:szCs w:val="18"/>
-        </w:rPr>
-        <w:t>verificação de turno após acerto</w:t>
-      </w:r>
-      <w:r>
-        <w:rPr>
-          <w:lang w:val="pt-BR"/>
-        </w:rPr>
-        <w:br/>
-      </w:r>
     </w:p>
     <w:p>
       <w:pPr>
@@ -9381,223 +12727,626 @@
           <w:sz w:val="20"/>
         </w:rPr>
       </w:pPr>
+      <w:r>
+        <w:rPr>
+          <w:szCs w:val="18"/>
+        </w:rPr>
+        <w:t xml:space="preserve">         </w:t>
+      </w:r>
+      <w:r>
+        <w:rPr>
+          <w:szCs w:val="18"/>
+        </w:rPr>
+        <w:t xml:space="preserve">Fig. </w:t>
+      </w:r>
+      <w:r>
+        <w:rPr>
+          <w:szCs w:val="18"/>
+        </w:rPr>
+        <w:t>13</w:t>
+      </w:r>
+      <w:r>
+        <w:rPr>
+          <w:szCs w:val="18"/>
+        </w:rPr>
+        <w:t xml:space="preserve">. </w:t>
+      </w:r>
+      <w:r>
+        <w:rPr>
+          <w:b w:val="0"/>
+          <w:bCs/>
+          <w:szCs w:val="18"/>
+        </w:rPr>
+        <w:t xml:space="preserve">Teste </w:t>
+      </w:r>
+      <w:proofErr w:type="spellStart"/>
+      <w:r>
+        <w:rPr>
+          <w:b w:val="0"/>
+          <w:bCs/>
+          <w:szCs w:val="18"/>
+        </w:rPr>
+        <w:t>unitário</w:t>
+      </w:r>
+      <w:proofErr w:type="spellEnd"/>
+      <w:r>
+        <w:rPr>
+          <w:b w:val="0"/>
+          <w:bCs/>
+          <w:szCs w:val="18"/>
+        </w:rPr>
+        <w:t xml:space="preserve"> da </w:t>
+      </w:r>
+      <w:proofErr w:type="spellStart"/>
+      <w:r>
+        <w:rPr>
+          <w:b w:val="0"/>
+          <w:bCs/>
+          <w:szCs w:val="18"/>
+        </w:rPr>
+        <w:t>classe</w:t>
+      </w:r>
+      <w:proofErr w:type="spellEnd"/>
+      <w:r>
+        <w:rPr>
+          <w:b w:val="0"/>
+          <w:bCs/>
+          <w:szCs w:val="18"/>
+        </w:rPr>
+        <w:t xml:space="preserve"> </w:t>
+      </w:r>
+      <w:proofErr w:type="spellStart"/>
+      <w:r>
+        <w:rPr>
+          <w:b w:val="0"/>
+          <w:bCs/>
+          <w:szCs w:val="18"/>
+        </w:rPr>
+        <w:t>PlayerContainer</w:t>
+      </w:r>
+      <w:proofErr w:type="spellEnd"/>
+      <w:r>
+        <w:rPr>
+          <w:b w:val="0"/>
+          <w:bCs/>
+          <w:szCs w:val="18"/>
+        </w:rPr>
+        <w:t xml:space="preserve"> – </w:t>
+      </w:r>
+      <w:proofErr w:type="spellStart"/>
+      <w:r>
+        <w:rPr>
+          <w:b w:val="0"/>
+          <w:bCs/>
+          <w:szCs w:val="18"/>
+        </w:rPr>
+        <w:t>Acessar</w:t>
+      </w:r>
+      <w:proofErr w:type="spellEnd"/>
+      <w:r>
+        <w:rPr>
+          <w:b w:val="0"/>
+          <w:bCs/>
+          <w:szCs w:val="18"/>
+        </w:rPr>
+        <w:t xml:space="preserve"> </w:t>
+      </w:r>
+      <w:proofErr w:type="spellStart"/>
+      <w:r>
+        <w:rPr>
+          <w:b w:val="0"/>
+          <w:bCs/>
+          <w:szCs w:val="18"/>
+        </w:rPr>
+        <w:t>jogador</w:t>
+      </w:r>
+      <w:proofErr w:type="spellEnd"/>
+      <w:r>
+        <w:rPr>
+          <w:b w:val="0"/>
+          <w:bCs/>
+          <w:szCs w:val="18"/>
+        </w:rPr>
+        <w:t xml:space="preserve"> </w:t>
+      </w:r>
+      <w:proofErr w:type="spellStart"/>
+      <w:r>
+        <w:rPr>
+          <w:b w:val="0"/>
+          <w:bCs/>
+          <w:szCs w:val="18"/>
+        </w:rPr>
+        <w:t>que</w:t>
+      </w:r>
+      <w:proofErr w:type="spellEnd"/>
+      <w:r>
+        <w:rPr>
+          <w:b w:val="0"/>
+          <w:bCs/>
+          <w:szCs w:val="18"/>
+        </w:rPr>
+        <w:t xml:space="preserve"> </w:t>
+      </w:r>
+      <w:proofErr w:type="spellStart"/>
+      <w:r>
+        <w:rPr>
+          <w:b w:val="0"/>
+          <w:bCs/>
+          <w:szCs w:val="18"/>
+        </w:rPr>
+        <w:t>não</w:t>
+      </w:r>
+      <w:proofErr w:type="spellEnd"/>
+      <w:r>
+        <w:rPr>
+          <w:b w:val="0"/>
+          <w:bCs/>
+          <w:szCs w:val="18"/>
+        </w:rPr>
+        <w:t xml:space="preserve"> </w:t>
+      </w:r>
+      <w:proofErr w:type="spellStart"/>
+      <w:r>
+        <w:rPr>
+          <w:b w:val="0"/>
+          <w:bCs/>
+          <w:szCs w:val="18"/>
+        </w:rPr>
+        <w:t>existe</w:t>
+      </w:r>
+      <w:proofErr w:type="spellEnd"/>
     </w:p>
     <w:p>
       <w:pPr>
         <w:pStyle w:val="Legenda"/>
         <w:jc w:val="left"/>
         <w:rPr>
-          <w:b w:val="0"/>
-          <w:bCs/>
-          <w:sz w:val="20"/>
-        </w:rPr>
-      </w:pPr>
-      <w:r>
-        <w:rPr>
-          <w:sz w:val="20"/>
-        </w:rPr>
-        <w:lastRenderedPageBreak/>
-        <w:t>Exemplo de teste para a classe</w:t>
-      </w:r>
-      <w:r>
-        <w:rPr>
-          <w:sz w:val="20"/>
-        </w:rPr>
-        <w:t xml:space="preserve"> PlayerContainer</w:t>
-      </w:r>
-      <w:r>
-        <w:rPr>
-          <w:sz w:val="20"/>
-        </w:rPr>
-        <w:t>:</w:t>
-      </w:r>
-      <w:r>
-        <w:rPr>
-          <w:sz w:val="20"/>
-        </w:rPr>
-        <w:br/>
-      </w:r>
-      <w:r>
-        <w:rPr>
-          <w:sz w:val="20"/>
-        </w:rPr>
-        <w:br/>
-      </w:r>
-      <w:r>
-        <w:rPr>
-          <w:b w:val="0"/>
-          <w:bCs/>
-          <w:sz w:val="20"/>
-        </w:rPr>
-        <w:t>Este teste verifca que ao tentar encotnrar um jogador com um nickname que não se encontra no sistema, é lançado um NoDataException. Isto assegura que o projeto trata de forma correta a gestão dos nicknames.</w:t>
-      </w:r>
-      <w:r>
-        <w:rPr>
-          <w:b w:val="0"/>
-          <w:bCs/>
-          <w:sz w:val="20"/>
-        </w:rPr>
-        <w:br/>
-      </w:r>
-      <w:r>
-        <w:rPr>
-          <w:b w:val="0"/>
-          <w:bCs/>
-          <w:sz w:val="20"/>
-        </w:rPr>
-        <w:br/>
-      </w:r>
-      <w:r>
-        <w:rPr>
-          <w:b w:val="0"/>
-          <w:bCs/>
-          <w:sz w:val="20"/>
-        </w:rPr>
-        <w:br/>
-      </w:r>
-      <w:r>
-        <w:rPr>
-          <w:b w:val="0"/>
-          <w:noProof/>
-          <w:sz w:val="20"/>
-        </w:rPr>
-        <w:pict w14:anchorId="4F2278E9">
-          <v:shape id="_x0000_i1039" type="#_x0000_t75" style="width:351.8pt;height:165.5pt;visibility:visible">
-            <v:imagedata r:id="rId22" o:title=""/>
-          </v:shape>
-        </w:pict>
-      </w:r>
+          <w:sz w:val="20"/>
+        </w:rPr>
+      </w:pPr>
     </w:p>
     <w:p>
       <w:pPr>
         <w:pStyle w:val="Legenda"/>
         <w:jc w:val="left"/>
         <w:rPr>
-          <w:sz w:val="20"/>
-        </w:rPr>
-      </w:pPr>
-      <w:r>
-        <w:rPr>
-          <w:szCs w:val="18"/>
-        </w:rPr>
-        <w:t xml:space="preserve">         </w:t>
-      </w:r>
-      <w:r>
-        <w:rPr>
-          <w:szCs w:val="18"/>
-        </w:rPr>
-        <w:t xml:space="preserve">Fig. </w:t>
-      </w:r>
-      <w:r>
-        <w:rPr>
-          <w:szCs w:val="18"/>
-        </w:rPr>
-        <w:t>13</w:t>
-      </w:r>
-      <w:r>
-        <w:rPr>
-          <w:szCs w:val="18"/>
-        </w:rPr>
-        <w:t xml:space="preserve">. Teste unitário da classe </w:t>
-      </w:r>
-      <w:r>
-        <w:rPr>
-          <w:szCs w:val="18"/>
-        </w:rPr>
-        <w:t>PlayerContainer</w:t>
-      </w:r>
-      <w:r>
-        <w:rPr>
-          <w:szCs w:val="18"/>
-        </w:rPr>
-        <w:t xml:space="preserve"> – </w:t>
-      </w:r>
-      <w:r>
-        <w:rPr>
-          <w:szCs w:val="18"/>
-        </w:rPr>
-        <w:t>Acessar jogador que não existe</w:t>
+          <w:b w:val="0"/>
+          <w:bCs/>
+          <w:sz w:val="20"/>
+        </w:rPr>
+      </w:pPr>
+      <w:r>
+        <w:rPr>
+          <w:sz w:val="20"/>
+        </w:rPr>
+        <w:t xml:space="preserve">12.1 </w:t>
+      </w:r>
+      <w:proofErr w:type="spellStart"/>
+      <w:r>
+        <w:rPr>
+          <w:sz w:val="20"/>
+        </w:rPr>
+        <w:t>Tabela</w:t>
+      </w:r>
+      <w:proofErr w:type="spellEnd"/>
+      <w:r>
+        <w:rPr>
+          <w:sz w:val="20"/>
+        </w:rPr>
+        <w:t xml:space="preserve"> de taxa de </w:t>
+      </w:r>
+      <w:proofErr w:type="spellStart"/>
+      <w:r>
+        <w:rPr>
+          <w:sz w:val="20"/>
+        </w:rPr>
+        <w:t>sucesso</w:t>
+      </w:r>
+      <w:proofErr w:type="spellEnd"/>
+      <w:r>
+        <w:rPr>
+          <w:sz w:val="20"/>
+        </w:rPr>
+        <w:t xml:space="preserve"> dos testes</w:t>
+      </w:r>
+      <w:r>
+        <w:rPr>
+          <w:sz w:val="20"/>
+        </w:rPr>
+        <w:br/>
+      </w:r>
+      <w:r>
+        <w:rPr>
+          <w:sz w:val="20"/>
+        </w:rPr>
+        <w:br/>
+      </w:r>
+      <w:r>
+        <w:rPr>
+          <w:b w:val="0"/>
+          <w:bCs/>
+          <w:sz w:val="20"/>
+        </w:rPr>
+        <w:t xml:space="preserve">A </w:t>
+      </w:r>
+      <w:proofErr w:type="spellStart"/>
+      <w:r>
+        <w:rPr>
+          <w:b w:val="0"/>
+          <w:bCs/>
+          <w:sz w:val="20"/>
+        </w:rPr>
+        <w:t>tabela</w:t>
+      </w:r>
+      <w:proofErr w:type="spellEnd"/>
+      <w:r>
+        <w:rPr>
+          <w:b w:val="0"/>
+          <w:bCs/>
+          <w:sz w:val="20"/>
+        </w:rPr>
+        <w:t xml:space="preserve"> </w:t>
+      </w:r>
+      <w:proofErr w:type="spellStart"/>
+      <w:r>
+        <w:rPr>
+          <w:b w:val="0"/>
+          <w:bCs/>
+          <w:sz w:val="20"/>
+        </w:rPr>
+        <w:t>seguinte</w:t>
+      </w:r>
+      <w:proofErr w:type="spellEnd"/>
+      <w:r>
+        <w:rPr>
+          <w:b w:val="0"/>
+          <w:bCs/>
+          <w:sz w:val="20"/>
+        </w:rPr>
+        <w:t xml:space="preserve"> </w:t>
+      </w:r>
+      <w:proofErr w:type="spellStart"/>
+      <w:r>
+        <w:rPr>
+          <w:b w:val="0"/>
+          <w:bCs/>
+          <w:sz w:val="20"/>
+        </w:rPr>
+        <w:t>apresenta</w:t>
+      </w:r>
+      <w:proofErr w:type="spellEnd"/>
+      <w:r>
+        <w:rPr>
+          <w:b w:val="0"/>
+          <w:bCs/>
+          <w:sz w:val="20"/>
+        </w:rPr>
+        <w:t xml:space="preserve"> </w:t>
+      </w:r>
+      <w:proofErr w:type="spellStart"/>
+      <w:r>
+        <w:rPr>
+          <w:b w:val="0"/>
+          <w:bCs/>
+          <w:sz w:val="20"/>
+        </w:rPr>
+        <w:t>os</w:t>
+      </w:r>
+      <w:proofErr w:type="spellEnd"/>
+      <w:r>
+        <w:rPr>
+          <w:b w:val="0"/>
+          <w:bCs/>
+          <w:sz w:val="20"/>
+        </w:rPr>
+        <w:t xml:space="preserve"> </w:t>
+      </w:r>
+      <w:proofErr w:type="spellStart"/>
+      <w:r>
+        <w:rPr>
+          <w:b w:val="0"/>
+          <w:bCs/>
+          <w:sz w:val="20"/>
+        </w:rPr>
+        <w:t>resultados</w:t>
+      </w:r>
+      <w:proofErr w:type="spellEnd"/>
+      <w:r>
+        <w:rPr>
+          <w:b w:val="0"/>
+          <w:bCs/>
+          <w:sz w:val="20"/>
+        </w:rPr>
+        <w:t xml:space="preserve"> </w:t>
+      </w:r>
+      <w:proofErr w:type="spellStart"/>
+      <w:r>
+        <w:rPr>
+          <w:b w:val="0"/>
+          <w:bCs/>
+          <w:sz w:val="20"/>
+        </w:rPr>
+        <w:t>obtidos</w:t>
+      </w:r>
+      <w:proofErr w:type="spellEnd"/>
+      <w:r>
+        <w:rPr>
+          <w:b w:val="0"/>
+          <w:bCs/>
+          <w:sz w:val="20"/>
+        </w:rPr>
+        <w:t xml:space="preserve"> </w:t>
+      </w:r>
+      <w:proofErr w:type="spellStart"/>
+      <w:r>
+        <w:rPr>
+          <w:b w:val="0"/>
+          <w:bCs/>
+          <w:sz w:val="20"/>
+        </w:rPr>
+        <w:t>na</w:t>
+      </w:r>
+      <w:proofErr w:type="spellEnd"/>
+      <w:r>
+        <w:rPr>
+          <w:b w:val="0"/>
+          <w:bCs/>
+          <w:sz w:val="20"/>
+        </w:rPr>
+        <w:t xml:space="preserve"> </w:t>
+      </w:r>
+      <w:proofErr w:type="spellStart"/>
+      <w:r>
+        <w:rPr>
+          <w:b w:val="0"/>
+          <w:bCs/>
+          <w:sz w:val="20"/>
+        </w:rPr>
+        <w:t>execução</w:t>
+      </w:r>
+      <w:proofErr w:type="spellEnd"/>
+      <w:r>
+        <w:rPr>
+          <w:b w:val="0"/>
+          <w:bCs/>
+          <w:sz w:val="20"/>
+        </w:rPr>
+        <w:t xml:space="preserve"> dos 35 testes </w:t>
+      </w:r>
+      <w:proofErr w:type="spellStart"/>
+      <w:r>
+        <w:rPr>
+          <w:b w:val="0"/>
+          <w:bCs/>
+          <w:sz w:val="20"/>
+        </w:rPr>
+        <w:t>unitários</w:t>
+      </w:r>
+      <w:proofErr w:type="spellEnd"/>
+      <w:r>
+        <w:rPr>
+          <w:b w:val="0"/>
+          <w:bCs/>
+          <w:sz w:val="20"/>
+        </w:rPr>
+        <w:t xml:space="preserve">, </w:t>
+      </w:r>
+      <w:proofErr w:type="spellStart"/>
+      <w:r>
+        <w:rPr>
+          <w:b w:val="0"/>
+          <w:bCs/>
+          <w:sz w:val="20"/>
+        </w:rPr>
+        <w:t>indicando</w:t>
+      </w:r>
+      <w:proofErr w:type="spellEnd"/>
+      <w:r>
+        <w:rPr>
+          <w:b w:val="0"/>
+          <w:bCs/>
+          <w:sz w:val="20"/>
+        </w:rPr>
+        <w:t xml:space="preserve"> a </w:t>
+      </w:r>
+      <w:proofErr w:type="gramStart"/>
+      <w:r>
+        <w:rPr>
+          <w:b w:val="0"/>
+          <w:bCs/>
+          <w:sz w:val="20"/>
+        </w:rPr>
+        <w:t>taxa</w:t>
+      </w:r>
+      <w:proofErr w:type="gramEnd"/>
+      <w:r>
+        <w:rPr>
+          <w:b w:val="0"/>
+          <w:bCs/>
+          <w:sz w:val="20"/>
+        </w:rPr>
+        <w:t xml:space="preserve"> de </w:t>
+      </w:r>
+      <w:proofErr w:type="spellStart"/>
+      <w:r>
+        <w:rPr>
+          <w:b w:val="0"/>
+          <w:bCs/>
+          <w:sz w:val="20"/>
+        </w:rPr>
+        <w:t>sucesso</w:t>
+      </w:r>
+      <w:proofErr w:type="spellEnd"/>
+      <w:r>
+        <w:rPr>
+          <w:b w:val="0"/>
+          <w:bCs/>
+          <w:sz w:val="20"/>
+        </w:rPr>
+        <w:t xml:space="preserve"> de </w:t>
+      </w:r>
+      <w:proofErr w:type="spellStart"/>
+      <w:r>
+        <w:rPr>
+          <w:b w:val="0"/>
+          <w:bCs/>
+          <w:sz w:val="20"/>
+        </w:rPr>
+        <w:t>cada</w:t>
+      </w:r>
+      <w:proofErr w:type="spellEnd"/>
+      <w:r>
+        <w:rPr>
+          <w:b w:val="0"/>
+          <w:bCs/>
+          <w:sz w:val="20"/>
+        </w:rPr>
+        <w:t xml:space="preserve"> teste </w:t>
+      </w:r>
+      <w:proofErr w:type="spellStart"/>
+      <w:r>
+        <w:rPr>
+          <w:b w:val="0"/>
+          <w:bCs/>
+          <w:sz w:val="20"/>
+        </w:rPr>
+        <w:t>sobre</w:t>
+      </w:r>
+      <w:proofErr w:type="spellEnd"/>
+      <w:r>
+        <w:rPr>
+          <w:b w:val="0"/>
+          <w:bCs/>
+          <w:sz w:val="20"/>
+        </w:rPr>
+        <w:t xml:space="preserve"> as classes do </w:t>
+      </w:r>
+      <w:proofErr w:type="spellStart"/>
+      <w:r>
+        <w:rPr>
+          <w:b w:val="0"/>
+          <w:bCs/>
+          <w:sz w:val="20"/>
+        </w:rPr>
+        <w:t>projeto</w:t>
+      </w:r>
+      <w:proofErr w:type="spellEnd"/>
+      <w:r>
+        <w:rPr>
+          <w:b w:val="0"/>
+          <w:bCs/>
+          <w:sz w:val="20"/>
+        </w:rPr>
+        <w:t>.</w:t>
       </w:r>
     </w:p>
     <w:p>
       <w:pPr>
         <w:pStyle w:val="Legenda"/>
-        <w:jc w:val="left"/>
-        <w:rPr>
-          <w:sz w:val="20"/>
-        </w:rPr>
-      </w:pPr>
-    </w:p>
-    <w:p>
-      <w:pPr>
-        <w:pStyle w:val="Legenda"/>
-        <w:jc w:val="left"/>
-        <w:rPr>
-          <w:b w:val="0"/>
-          <w:bCs/>
-          <w:sz w:val="20"/>
-        </w:rPr>
-      </w:pPr>
-      <w:r>
-        <w:rPr>
-          <w:sz w:val="20"/>
-        </w:rPr>
-        <w:t>12.1 Tabela de taxa de sucesso dos testes</w:t>
-      </w:r>
-      <w:r>
-        <w:rPr>
+        <w:rPr>
+          <w:b w:val="0"/>
+          <w:bCs/>
+          <w:sz w:val="20"/>
+        </w:rPr>
+      </w:pPr>
+      <w:r>
+        <w:rPr>
+          <w:b w:val="0"/>
+          <w:bCs/>
           <w:sz w:val="20"/>
         </w:rPr>
         <w:br/>
       </w:r>
       <w:r>
         <w:rPr>
+          <w:b w:val="0"/>
+          <w:bCs/>
           <w:sz w:val="20"/>
         </w:rPr>
         <w:br/>
       </w:r>
-      <w:r>
-        <w:rPr>
-          <w:b w:val="0"/>
-          <w:bCs/>
-          <w:sz w:val="20"/>
-        </w:rPr>
-        <w:t xml:space="preserve">A tabela seguinte apresenta os resultados obtidos na execução dos 35 testes unitários, indicando a </w:t>
-      </w:r>
-      <w:proofErr w:type="gramStart"/>
-      <w:r>
-        <w:rPr>
-          <w:b w:val="0"/>
-          <w:bCs/>
-          <w:sz w:val="20"/>
-        </w:rPr>
-        <w:t>taxa</w:t>
-      </w:r>
-      <w:proofErr w:type="gramEnd"/>
-      <w:r>
-        <w:rPr>
-          <w:b w:val="0"/>
-          <w:bCs/>
-          <w:sz w:val="20"/>
-        </w:rPr>
-        <w:t xml:space="preserve"> de sucesso de cada teste sobre as classes do projeto.</w:t>
-      </w:r>
-      <w:r>
-        <w:rPr>
-          <w:b w:val="0"/>
-          <w:bCs/>
-          <w:sz w:val="20"/>
-        </w:rPr>
-        <w:br/>
-      </w:r>
-      <w:r>
-        <w:rPr>
-          <w:b w:val="0"/>
-          <w:bCs/>
-          <w:sz w:val="20"/>
-        </w:rPr>
-        <w:br/>
-      </w:r>
+      <w:proofErr w:type="spellStart"/>
+      <w:r>
+        <w:rPr>
+          <w:szCs w:val="18"/>
+        </w:rPr>
+        <w:t>Tabela</w:t>
+      </w:r>
+      <w:proofErr w:type="spellEnd"/>
+      <w:r>
+        <w:rPr>
+          <w:szCs w:val="18"/>
+        </w:rPr>
+        <w:t xml:space="preserve"> </w:t>
+      </w:r>
+      <w:r>
+        <w:rPr>
+          <w:szCs w:val="18"/>
+        </w:rPr>
+        <w:t>1.</w:t>
+      </w:r>
+      <w:r>
+        <w:rPr>
+          <w:b w:val="0"/>
+          <w:bCs/>
+          <w:szCs w:val="18"/>
+        </w:rPr>
+        <w:t xml:space="preserve"> Taxa</w:t>
+      </w:r>
+      <w:r>
+        <w:rPr>
+          <w:b w:val="0"/>
+          <w:bCs/>
+          <w:szCs w:val="18"/>
+        </w:rPr>
+        <w:t xml:space="preserve"> de </w:t>
+      </w:r>
+      <w:proofErr w:type="spellStart"/>
+      <w:r>
+        <w:rPr>
+          <w:b w:val="0"/>
+          <w:bCs/>
+          <w:szCs w:val="18"/>
+        </w:rPr>
+        <w:t>sucesso</w:t>
+      </w:r>
+      <w:proofErr w:type="spellEnd"/>
+      <w:r>
+        <w:rPr>
+          <w:b w:val="0"/>
+          <w:bCs/>
+          <w:szCs w:val="18"/>
+        </w:rPr>
+        <w:t xml:space="preserve"> dos testes </w:t>
+      </w:r>
+      <w:proofErr w:type="spellStart"/>
+      <w:r>
+        <w:rPr>
+          <w:b w:val="0"/>
+          <w:bCs/>
+          <w:szCs w:val="18"/>
+        </w:rPr>
+        <w:t>unitários</w:t>
+      </w:r>
+      <w:proofErr w:type="spellEnd"/>
+      <w:r>
+        <w:rPr>
+          <w:b w:val="0"/>
+          <w:bCs/>
+          <w:szCs w:val="18"/>
+        </w:rPr>
+        <w:t xml:space="preserve"> </w:t>
+      </w:r>
+      <w:proofErr w:type="spellStart"/>
+      <w:r>
+        <w:rPr>
+          <w:b w:val="0"/>
+          <w:bCs/>
+          <w:szCs w:val="18"/>
+        </w:rPr>
+        <w:t>realizados</w:t>
+      </w:r>
+      <w:proofErr w:type="spellEnd"/>
     </w:p>
     <w:tbl>
       <w:tblPr>
@@ -9623,12 +13372,6 @@
         <w:gridCol w:w="1213"/>
       </w:tblGrid>
       <w:tr>
-        <w:tblPrEx>
-          <w:tblCellMar>
-            <w:top w:w="0" w:type="dxa"/>
-            <w:bottom w:w="0" w:type="dxa"/>
-          </w:tblCellMar>
-        </w:tblPrEx>
         <w:trPr>
           <w:tblHeader/>
           <w:jc w:val="center"/>
@@ -9688,6 +13431,7 @@
             <w:pPr>
               <w:jc w:val="center"/>
             </w:pPr>
+            <w:proofErr w:type="spellStart"/>
             <w:r>
               <w:rPr>
                 <w:rFonts w:ascii="Calibri" w:eastAsia="Calibri" w:hAnsi="Calibri" w:cs="Calibri"/>
@@ -9697,6 +13441,7 @@
               </w:rPr>
               <w:t>Percentagem</w:t>
             </w:r>
+            <w:proofErr w:type="spellEnd"/>
           </w:p>
         </w:tc>
         <w:tc>
@@ -9721,6 +13466,7 @@
             <w:pPr>
               <w:jc w:val="center"/>
             </w:pPr>
+            <w:proofErr w:type="spellStart"/>
             <w:r>
               <w:rPr>
                 <w:rFonts w:ascii="Calibri" w:eastAsia="Calibri" w:hAnsi="Calibri" w:cs="Calibri"/>
@@ -9730,16 +13476,11 @@
               </w:rPr>
               <w:t>Notas</w:t>
             </w:r>
+            <w:proofErr w:type="spellEnd"/>
           </w:p>
         </w:tc>
       </w:tr>
       <w:tr>
-        <w:tblPrEx>
-          <w:tblCellMar>
-            <w:top w:w="0" w:type="dxa"/>
-            <w:bottom w:w="0" w:type="dxa"/>
-          </w:tblCellMar>
-        </w:tblPrEx>
         <w:trPr>
           <w:jc w:val="center"/>
         </w:trPr>
@@ -9765,8 +13506,30 @@
               <w:rPr>
                 <w:rFonts w:ascii="Calibri" w:eastAsia="Calibri" w:hAnsi="Calibri" w:cs="Calibri"/>
               </w:rPr>
-              <w:t>Player — Construtor válido</w:t>
-            </w:r>
+              <w:t xml:space="preserve">Player — </w:t>
+            </w:r>
+            <w:proofErr w:type="spellStart"/>
+            <w:r>
+              <w:rPr>
+                <w:rFonts w:ascii="Calibri" w:eastAsia="Calibri" w:hAnsi="Calibri" w:cs="Calibri"/>
+              </w:rPr>
+              <w:t>Construtor</w:t>
+            </w:r>
+            <w:proofErr w:type="spellEnd"/>
+            <w:r>
+              <w:rPr>
+                <w:rFonts w:ascii="Calibri" w:eastAsia="Calibri" w:hAnsi="Calibri" w:cs="Calibri"/>
+              </w:rPr>
+              <w:t xml:space="preserve"> </w:t>
+            </w:r>
+            <w:proofErr w:type="spellStart"/>
+            <w:r>
+              <w:rPr>
+                <w:rFonts w:ascii="Calibri" w:eastAsia="Calibri" w:hAnsi="Calibri" w:cs="Calibri"/>
+              </w:rPr>
+              <w:t>válido</w:t>
+            </w:r>
+            <w:proofErr w:type="spellEnd"/>
           </w:p>
         </w:tc>
         <w:tc>
@@ -9823,12 +13586,6 @@
         </w:tc>
       </w:tr>
       <w:tr>
-        <w:tblPrEx>
-          <w:tblCellMar>
-            <w:top w:w="0" w:type="dxa"/>
-            <w:bottom w:w="0" w:type="dxa"/>
-          </w:tblCellMar>
-        </w:tblPrEx>
         <w:trPr>
           <w:jc w:val="center"/>
         </w:trPr>
@@ -9854,8 +13611,30 @@
               <w:rPr>
                 <w:rFonts w:ascii="Calibri" w:eastAsia="Calibri" w:hAnsi="Calibri" w:cs="Calibri"/>
               </w:rPr>
-              <w:t>Player — Nickname curto demais</w:t>
-            </w:r>
+              <w:t xml:space="preserve">Player — Nickname </w:t>
+            </w:r>
+            <w:proofErr w:type="spellStart"/>
+            <w:r>
+              <w:rPr>
+                <w:rFonts w:ascii="Calibri" w:eastAsia="Calibri" w:hAnsi="Calibri" w:cs="Calibri"/>
+              </w:rPr>
+              <w:t>curto</w:t>
+            </w:r>
+            <w:proofErr w:type="spellEnd"/>
+            <w:r>
+              <w:rPr>
+                <w:rFonts w:ascii="Calibri" w:eastAsia="Calibri" w:hAnsi="Calibri" w:cs="Calibri"/>
+              </w:rPr>
+              <w:t xml:space="preserve"> </w:t>
+            </w:r>
+            <w:proofErr w:type="spellStart"/>
+            <w:r>
+              <w:rPr>
+                <w:rFonts w:ascii="Calibri" w:eastAsia="Calibri" w:hAnsi="Calibri" w:cs="Calibri"/>
+              </w:rPr>
+              <w:t>demais</w:t>
+            </w:r>
+            <w:proofErr w:type="spellEnd"/>
           </w:p>
         </w:tc>
         <w:tc>
@@ -9912,12 +13691,6 @@
         </w:tc>
       </w:tr>
       <w:tr>
-        <w:tblPrEx>
-          <w:tblCellMar>
-            <w:top w:w="0" w:type="dxa"/>
-            <w:bottom w:w="0" w:type="dxa"/>
-          </w:tblCellMar>
-        </w:tblPrEx>
         <w:trPr>
           <w:jc w:val="center"/>
         </w:trPr>
@@ -9943,8 +13716,30 @@
               <w:rPr>
                 <w:rFonts w:ascii="Calibri" w:eastAsia="Calibri" w:hAnsi="Calibri" w:cs="Calibri"/>
               </w:rPr>
-              <w:t>Player — Nickname longo demais</w:t>
-            </w:r>
+              <w:t xml:space="preserve">Player — Nickname </w:t>
+            </w:r>
+            <w:proofErr w:type="spellStart"/>
+            <w:r>
+              <w:rPr>
+                <w:rFonts w:ascii="Calibri" w:eastAsia="Calibri" w:hAnsi="Calibri" w:cs="Calibri"/>
+              </w:rPr>
+              <w:t>longo</w:t>
+            </w:r>
+            <w:proofErr w:type="spellEnd"/>
+            <w:r>
+              <w:rPr>
+                <w:rFonts w:ascii="Calibri" w:eastAsia="Calibri" w:hAnsi="Calibri" w:cs="Calibri"/>
+              </w:rPr>
+              <w:t xml:space="preserve"> </w:t>
+            </w:r>
+            <w:proofErr w:type="spellStart"/>
+            <w:r>
+              <w:rPr>
+                <w:rFonts w:ascii="Calibri" w:eastAsia="Calibri" w:hAnsi="Calibri" w:cs="Calibri"/>
+              </w:rPr>
+              <w:t>demais</w:t>
+            </w:r>
+            <w:proofErr w:type="spellEnd"/>
           </w:p>
         </w:tc>
         <w:tc>
@@ -10001,12 +13796,6 @@
         </w:tc>
       </w:tr>
       <w:tr>
-        <w:tblPrEx>
-          <w:tblCellMar>
-            <w:top w:w="0" w:type="dxa"/>
-            <w:bottom w:w="0" w:type="dxa"/>
-          </w:tblCellMar>
-        </w:tblPrEx>
         <w:trPr>
           <w:jc w:val="center"/>
         </w:trPr>
@@ -10032,7 +13821,35 @@
               <w:rPr>
                 <w:rFonts w:ascii="Calibri" w:eastAsia="Calibri" w:hAnsi="Calibri" w:cs="Calibri"/>
               </w:rPr>
-              <w:t>Player — registerShot (acerto)</w:t>
+              <w:t xml:space="preserve">Player — </w:t>
+            </w:r>
+            <w:proofErr w:type="spellStart"/>
+            <w:r>
+              <w:rPr>
+                <w:rFonts w:ascii="Calibri" w:eastAsia="Calibri" w:hAnsi="Calibri" w:cs="Calibri"/>
+              </w:rPr>
+              <w:t>registerShot</w:t>
+            </w:r>
+            <w:proofErr w:type="spellEnd"/>
+            <w:r>
+              <w:rPr>
+                <w:rFonts w:ascii="Calibri" w:eastAsia="Calibri" w:hAnsi="Calibri" w:cs="Calibri"/>
+              </w:rPr>
+              <w:t xml:space="preserve"> (</w:t>
+            </w:r>
+            <w:proofErr w:type="spellStart"/>
+            <w:r>
+              <w:rPr>
+                <w:rFonts w:ascii="Calibri" w:eastAsia="Calibri" w:hAnsi="Calibri" w:cs="Calibri"/>
+              </w:rPr>
+              <w:t>acerto</w:t>
+            </w:r>
+            <w:proofErr w:type="spellEnd"/>
+            <w:r>
+              <w:rPr>
+                <w:rFonts w:ascii="Calibri" w:eastAsia="Calibri" w:hAnsi="Calibri" w:cs="Calibri"/>
+              </w:rPr>
+              <w:t>)</w:t>
             </w:r>
           </w:p>
         </w:tc>
@@ -10090,12 +13907,6 @@
         </w:tc>
       </w:tr>
       <w:tr>
-        <w:tblPrEx>
-          <w:tblCellMar>
-            <w:top w:w="0" w:type="dxa"/>
-            <w:bottom w:w="0" w:type="dxa"/>
-          </w:tblCellMar>
-        </w:tblPrEx>
         <w:trPr>
           <w:jc w:val="center"/>
         </w:trPr>
@@ -10121,7 +13932,35 @@
               <w:rPr>
                 <w:rFonts w:ascii="Calibri" w:eastAsia="Calibri" w:hAnsi="Calibri" w:cs="Calibri"/>
               </w:rPr>
-              <w:t>Player — registerShot (falha)</w:t>
+              <w:t xml:space="preserve">Player — </w:t>
+            </w:r>
+            <w:proofErr w:type="spellStart"/>
+            <w:r>
+              <w:rPr>
+                <w:rFonts w:ascii="Calibri" w:eastAsia="Calibri" w:hAnsi="Calibri" w:cs="Calibri"/>
+              </w:rPr>
+              <w:t>registerShot</w:t>
+            </w:r>
+            <w:proofErr w:type="spellEnd"/>
+            <w:r>
+              <w:rPr>
+                <w:rFonts w:ascii="Calibri" w:eastAsia="Calibri" w:hAnsi="Calibri" w:cs="Calibri"/>
+              </w:rPr>
+              <w:t xml:space="preserve"> (</w:t>
+            </w:r>
+            <w:proofErr w:type="spellStart"/>
+            <w:r>
+              <w:rPr>
+                <w:rFonts w:ascii="Calibri" w:eastAsia="Calibri" w:hAnsi="Calibri" w:cs="Calibri"/>
+              </w:rPr>
+              <w:t>falha</w:t>
+            </w:r>
+            <w:proofErr w:type="spellEnd"/>
+            <w:r>
+              <w:rPr>
+                <w:rFonts w:ascii="Calibri" w:eastAsia="Calibri" w:hAnsi="Calibri" w:cs="Calibri"/>
+              </w:rPr>
+              <w:t>)</w:t>
             </w:r>
           </w:p>
         </w:tc>
@@ -10179,12 +14018,6 @@
         </w:tc>
       </w:tr>
       <w:tr>
-        <w:tblPrEx>
-          <w:tblCellMar>
-            <w:top w:w="0" w:type="dxa"/>
-            <w:bottom w:w="0" w:type="dxa"/>
-          </w:tblCellMar>
-        </w:tblPrEx>
         <w:trPr>
           <w:jc w:val="center"/>
         </w:trPr>
@@ -10210,7 +14043,35 @@
               <w:rPr>
                 <w:rFonts w:ascii="Calibri" w:eastAsia="Calibri" w:hAnsi="Calibri" w:cs="Calibri"/>
               </w:rPr>
-              <w:t>Player — registerGameOver (vitória)</w:t>
+              <w:t xml:space="preserve">Player — </w:t>
+            </w:r>
+            <w:proofErr w:type="spellStart"/>
+            <w:r>
+              <w:rPr>
+                <w:rFonts w:ascii="Calibri" w:eastAsia="Calibri" w:hAnsi="Calibri" w:cs="Calibri"/>
+              </w:rPr>
+              <w:t>registerGameOver</w:t>
+            </w:r>
+            <w:proofErr w:type="spellEnd"/>
+            <w:r>
+              <w:rPr>
+                <w:rFonts w:ascii="Calibri" w:eastAsia="Calibri" w:hAnsi="Calibri" w:cs="Calibri"/>
+              </w:rPr>
+              <w:t xml:space="preserve"> (</w:t>
+            </w:r>
+            <w:proofErr w:type="spellStart"/>
+            <w:r>
+              <w:rPr>
+                <w:rFonts w:ascii="Calibri" w:eastAsia="Calibri" w:hAnsi="Calibri" w:cs="Calibri"/>
+              </w:rPr>
+              <w:t>vitória</w:t>
+            </w:r>
+            <w:proofErr w:type="spellEnd"/>
+            <w:r>
+              <w:rPr>
+                <w:rFonts w:ascii="Calibri" w:eastAsia="Calibri" w:hAnsi="Calibri" w:cs="Calibri"/>
+              </w:rPr>
+              <w:t>)</w:t>
             </w:r>
           </w:p>
         </w:tc>
@@ -10268,12 +14129,6 @@
         </w:tc>
       </w:tr>
       <w:tr>
-        <w:tblPrEx>
-          <w:tblCellMar>
-            <w:top w:w="0" w:type="dxa"/>
-            <w:bottom w:w="0" w:type="dxa"/>
-          </w:tblCellMar>
-        </w:tblPrEx>
         <w:trPr>
           <w:jc w:val="center"/>
         </w:trPr>
@@ -10299,7 +14154,35 @@
               <w:rPr>
                 <w:rFonts w:ascii="Calibri" w:eastAsia="Calibri" w:hAnsi="Calibri" w:cs="Calibri"/>
               </w:rPr>
-              <w:t>Player — registerGameOver (derrota)</w:t>
+              <w:t xml:space="preserve">Player — </w:t>
+            </w:r>
+            <w:proofErr w:type="spellStart"/>
+            <w:r>
+              <w:rPr>
+                <w:rFonts w:ascii="Calibri" w:eastAsia="Calibri" w:hAnsi="Calibri" w:cs="Calibri"/>
+              </w:rPr>
+              <w:t>registerGameOver</w:t>
+            </w:r>
+            <w:proofErr w:type="spellEnd"/>
+            <w:r>
+              <w:rPr>
+                <w:rFonts w:ascii="Calibri" w:eastAsia="Calibri" w:hAnsi="Calibri" w:cs="Calibri"/>
+              </w:rPr>
+              <w:t xml:space="preserve"> (</w:t>
+            </w:r>
+            <w:proofErr w:type="spellStart"/>
+            <w:r>
+              <w:rPr>
+                <w:rFonts w:ascii="Calibri" w:eastAsia="Calibri" w:hAnsi="Calibri" w:cs="Calibri"/>
+              </w:rPr>
+              <w:t>derrota</w:t>
+            </w:r>
+            <w:proofErr w:type="spellEnd"/>
+            <w:r>
+              <w:rPr>
+                <w:rFonts w:ascii="Calibri" w:eastAsia="Calibri" w:hAnsi="Calibri" w:cs="Calibri"/>
+              </w:rPr>
+              <w:t>)</w:t>
             </w:r>
           </w:p>
         </w:tc>
@@ -10357,12 +14240,6 @@
         </w:tc>
       </w:tr>
       <w:tr>
-        <w:tblPrEx>
-          <w:tblCellMar>
-            <w:top w:w="0" w:type="dxa"/>
-            <w:bottom w:w="0" w:type="dxa"/>
-          </w:tblCellMar>
-        </w:tblPrEx>
         <w:trPr>
           <w:jc w:val="center"/>
         </w:trPr>
@@ -10388,7 +14265,6 @@
               <w:rPr>
                 <w:rFonts w:ascii="Calibri" w:eastAsia="Calibri" w:hAnsi="Calibri" w:cs="Calibri"/>
               </w:rPr>
-              <w:lastRenderedPageBreak/>
               <w:t>Player — operator==</w:t>
             </w:r>
           </w:p>
@@ -10447,12 +14323,6 @@
         </w:tc>
       </w:tr>
       <w:tr>
-        <w:tblPrEx>
-          <w:tblCellMar>
-            <w:top w:w="0" w:type="dxa"/>
-            <w:bottom w:w="0" w:type="dxa"/>
-          </w:tblCellMar>
-        </w:tblPrEx>
         <w:trPr>
           <w:jc w:val="center"/>
         </w:trPr>
@@ -10478,8 +14348,16 @@
               <w:rPr>
                 <w:rFonts w:ascii="Calibri" w:eastAsia="Calibri" w:hAnsi="Calibri" w:cs="Calibri"/>
               </w:rPr>
-              <w:t>Player — getAccuracyRate</w:t>
-            </w:r>
+              <w:t xml:space="preserve">Player — </w:t>
+            </w:r>
+            <w:proofErr w:type="spellStart"/>
+            <w:r>
+              <w:rPr>
+                <w:rFonts w:ascii="Calibri" w:eastAsia="Calibri" w:hAnsi="Calibri" w:cs="Calibri"/>
+              </w:rPr>
+              <w:t>getAccuracyRate</w:t>
+            </w:r>
+            <w:proofErr w:type="spellEnd"/>
           </w:p>
         </w:tc>
         <w:tc>
@@ -10536,12 +14414,6 @@
         </w:tc>
       </w:tr>
       <w:tr>
-        <w:tblPrEx>
-          <w:tblCellMar>
-            <w:top w:w="0" w:type="dxa"/>
-            <w:bottom w:w="0" w:type="dxa"/>
-          </w:tblCellMar>
-        </w:tblPrEx>
         <w:trPr>
           <w:jc w:val="center"/>
         </w:trPr>
@@ -10567,8 +14439,31 @@
               <w:rPr>
                 <w:rFonts w:ascii="Calibri" w:eastAsia="Calibri" w:hAnsi="Calibri" w:cs="Calibri"/>
               </w:rPr>
-              <w:t>Ship — Construtor válido</w:t>
-            </w:r>
+              <w:lastRenderedPageBreak/>
+              <w:t xml:space="preserve">Ship — </w:t>
+            </w:r>
+            <w:proofErr w:type="spellStart"/>
+            <w:r>
+              <w:rPr>
+                <w:rFonts w:ascii="Calibri" w:eastAsia="Calibri" w:hAnsi="Calibri" w:cs="Calibri"/>
+              </w:rPr>
+              <w:t>Construtor</w:t>
+            </w:r>
+            <w:proofErr w:type="spellEnd"/>
+            <w:r>
+              <w:rPr>
+                <w:rFonts w:ascii="Calibri" w:eastAsia="Calibri" w:hAnsi="Calibri" w:cs="Calibri"/>
+              </w:rPr>
+              <w:t xml:space="preserve"> </w:t>
+            </w:r>
+            <w:proofErr w:type="spellStart"/>
+            <w:r>
+              <w:rPr>
+                <w:rFonts w:ascii="Calibri" w:eastAsia="Calibri" w:hAnsi="Calibri" w:cs="Calibri"/>
+              </w:rPr>
+              <w:t>válido</w:t>
+            </w:r>
+            <w:proofErr w:type="spellEnd"/>
           </w:p>
         </w:tc>
         <w:tc>
@@ -10625,12 +14520,6 @@
         </w:tc>
       </w:tr>
       <w:tr>
-        <w:tblPrEx>
-          <w:tblCellMar>
-            <w:top w:w="0" w:type="dxa"/>
-            <w:bottom w:w="0" w:type="dxa"/>
-          </w:tblCellMar>
-        </w:tblPrEx>
         <w:trPr>
           <w:jc w:val="center"/>
         </w:trPr>
@@ -10656,8 +14545,16 @@
               <w:rPr>
                 <w:rFonts w:ascii="Calibri" w:eastAsia="Calibri" w:hAnsi="Calibri" w:cs="Calibri"/>
               </w:rPr>
-              <w:t>Ship — addHit</w:t>
-            </w:r>
+              <w:t xml:space="preserve">Ship — </w:t>
+            </w:r>
+            <w:proofErr w:type="spellStart"/>
+            <w:r>
+              <w:rPr>
+                <w:rFonts w:ascii="Calibri" w:eastAsia="Calibri" w:hAnsi="Calibri" w:cs="Calibri"/>
+              </w:rPr>
+              <w:t>addHit</w:t>
+            </w:r>
+            <w:proofErr w:type="spellEnd"/>
           </w:p>
         </w:tc>
         <w:tc>
@@ -10714,12 +14611,6 @@
         </w:tc>
       </w:tr>
       <w:tr>
-        <w:tblPrEx>
-          <w:tblCellMar>
-            <w:top w:w="0" w:type="dxa"/>
-            <w:bottom w:w="0" w:type="dxa"/>
-          </w:tblCellMar>
-        </w:tblPrEx>
         <w:trPr>
           <w:jc w:val="center"/>
         </w:trPr>
@@ -10745,7 +14636,49 @@
               <w:rPr>
                 <w:rFonts w:ascii="Calibri" w:eastAsia="Calibri" w:hAnsi="Calibri" w:cs="Calibri"/>
               </w:rPr>
-              <w:t>Ship — isSunk (não afundado)</w:t>
+              <w:t xml:space="preserve">Ship — </w:t>
+            </w:r>
+            <w:proofErr w:type="spellStart"/>
+            <w:r>
+              <w:rPr>
+                <w:rFonts w:ascii="Calibri" w:eastAsia="Calibri" w:hAnsi="Calibri" w:cs="Calibri"/>
+              </w:rPr>
+              <w:t>isSunk</w:t>
+            </w:r>
+            <w:proofErr w:type="spellEnd"/>
+            <w:r>
+              <w:rPr>
+                <w:rFonts w:ascii="Calibri" w:eastAsia="Calibri" w:hAnsi="Calibri" w:cs="Calibri"/>
+              </w:rPr>
+              <w:t xml:space="preserve"> (</w:t>
+            </w:r>
+            <w:proofErr w:type="spellStart"/>
+            <w:r>
+              <w:rPr>
+                <w:rFonts w:ascii="Calibri" w:eastAsia="Calibri" w:hAnsi="Calibri" w:cs="Calibri"/>
+              </w:rPr>
+              <w:t>não</w:t>
+            </w:r>
+            <w:proofErr w:type="spellEnd"/>
+            <w:r>
+              <w:rPr>
+                <w:rFonts w:ascii="Calibri" w:eastAsia="Calibri" w:hAnsi="Calibri" w:cs="Calibri"/>
+              </w:rPr>
+              <w:t xml:space="preserve"> </w:t>
+            </w:r>
+            <w:proofErr w:type="spellStart"/>
+            <w:r>
+              <w:rPr>
+                <w:rFonts w:ascii="Calibri" w:eastAsia="Calibri" w:hAnsi="Calibri" w:cs="Calibri"/>
+              </w:rPr>
+              <w:t>afundado</w:t>
+            </w:r>
+            <w:proofErr w:type="spellEnd"/>
+            <w:r>
+              <w:rPr>
+                <w:rFonts w:ascii="Calibri" w:eastAsia="Calibri" w:hAnsi="Calibri" w:cs="Calibri"/>
+              </w:rPr>
+              <w:t>)</w:t>
             </w:r>
           </w:p>
         </w:tc>
@@ -10803,12 +14736,6 @@
         </w:tc>
       </w:tr>
       <w:tr>
-        <w:tblPrEx>
-          <w:tblCellMar>
-            <w:top w:w="0" w:type="dxa"/>
-            <w:bottom w:w="0" w:type="dxa"/>
-          </w:tblCellMar>
-        </w:tblPrEx>
         <w:trPr>
           <w:jc w:val="center"/>
         </w:trPr>
@@ -10834,7 +14761,35 @@
               <w:rPr>
                 <w:rFonts w:ascii="Calibri" w:eastAsia="Calibri" w:hAnsi="Calibri" w:cs="Calibri"/>
               </w:rPr>
-              <w:t>Ship — isSunk (afundado)</w:t>
+              <w:t xml:space="preserve">Ship — </w:t>
+            </w:r>
+            <w:proofErr w:type="spellStart"/>
+            <w:r>
+              <w:rPr>
+                <w:rFonts w:ascii="Calibri" w:eastAsia="Calibri" w:hAnsi="Calibri" w:cs="Calibri"/>
+              </w:rPr>
+              <w:t>isSunk</w:t>
+            </w:r>
+            <w:proofErr w:type="spellEnd"/>
+            <w:r>
+              <w:rPr>
+                <w:rFonts w:ascii="Calibri" w:eastAsia="Calibri" w:hAnsi="Calibri" w:cs="Calibri"/>
+              </w:rPr>
+              <w:t xml:space="preserve"> (</w:t>
+            </w:r>
+            <w:proofErr w:type="spellStart"/>
+            <w:r>
+              <w:rPr>
+                <w:rFonts w:ascii="Calibri" w:eastAsia="Calibri" w:hAnsi="Calibri" w:cs="Calibri"/>
+              </w:rPr>
+              <w:t>afundado</w:t>
+            </w:r>
+            <w:proofErr w:type="spellEnd"/>
+            <w:r>
+              <w:rPr>
+                <w:rFonts w:ascii="Calibri" w:eastAsia="Calibri" w:hAnsi="Calibri" w:cs="Calibri"/>
+              </w:rPr>
+              <w:t>)</w:t>
             </w:r>
           </w:p>
         </w:tc>
@@ -10892,12 +14847,6 @@
         </w:tc>
       </w:tr>
       <w:tr>
-        <w:tblPrEx>
-          <w:tblCellMar>
-            <w:top w:w="0" w:type="dxa"/>
-            <w:bottom w:w="0" w:type="dxa"/>
-          </w:tblCellMar>
-        </w:tblPrEx>
         <w:trPr>
           <w:jc w:val="center"/>
         </w:trPr>
@@ -10981,12 +14930,6 @@
         </w:tc>
       </w:tr>
       <w:tr>
-        <w:tblPrEx>
-          <w:tblCellMar>
-            <w:top w:w="0" w:type="dxa"/>
-            <w:bottom w:w="0" w:type="dxa"/>
-          </w:tblCellMar>
-        </w:tblPrEx>
         <w:trPr>
           <w:jc w:val="center"/>
         </w:trPr>
@@ -11012,8 +14955,16 @@
               <w:rPr>
                 <w:rFonts w:ascii="Calibri" w:eastAsia="Calibri" w:hAnsi="Calibri" w:cs="Calibri"/>
               </w:rPr>
-              <w:t>Board — Construtor</w:t>
-            </w:r>
+              <w:t xml:space="preserve">Board — </w:t>
+            </w:r>
+            <w:proofErr w:type="spellStart"/>
+            <w:r>
+              <w:rPr>
+                <w:rFonts w:ascii="Calibri" w:eastAsia="Calibri" w:hAnsi="Calibri" w:cs="Calibri"/>
+              </w:rPr>
+              <w:t>Construtor</w:t>
+            </w:r>
+            <w:proofErr w:type="spellEnd"/>
           </w:p>
         </w:tc>
         <w:tc>
@@ -11070,12 +15021,6 @@
         </w:tc>
       </w:tr>
       <w:tr>
-        <w:tblPrEx>
-          <w:tblCellMar>
-            <w:top w:w="0" w:type="dxa"/>
-            <w:bottom w:w="0" w:type="dxa"/>
-          </w:tblCellMar>
-        </w:tblPrEx>
         <w:trPr>
           <w:jc w:val="center"/>
         </w:trPr>
@@ -11101,8 +15046,30 @@
               <w:rPr>
                 <w:rFonts w:ascii="Calibri" w:eastAsia="Calibri" w:hAnsi="Calibri" w:cs="Calibri"/>
               </w:rPr>
-              <w:t>Board — placeShip válido</w:t>
-            </w:r>
+              <w:t xml:space="preserve">Board — </w:t>
+            </w:r>
+            <w:proofErr w:type="spellStart"/>
+            <w:r>
+              <w:rPr>
+                <w:rFonts w:ascii="Calibri" w:eastAsia="Calibri" w:hAnsi="Calibri" w:cs="Calibri"/>
+              </w:rPr>
+              <w:t>placeShip</w:t>
+            </w:r>
+            <w:proofErr w:type="spellEnd"/>
+            <w:r>
+              <w:rPr>
+                <w:rFonts w:ascii="Calibri" w:eastAsia="Calibri" w:hAnsi="Calibri" w:cs="Calibri"/>
+              </w:rPr>
+              <w:t xml:space="preserve"> </w:t>
+            </w:r>
+            <w:proofErr w:type="spellStart"/>
+            <w:r>
+              <w:rPr>
+                <w:rFonts w:ascii="Calibri" w:eastAsia="Calibri" w:hAnsi="Calibri" w:cs="Calibri"/>
+              </w:rPr>
+              <w:t>válido</w:t>
+            </w:r>
+            <w:proofErr w:type="spellEnd"/>
           </w:p>
         </w:tc>
         <w:tc>
@@ -11159,12 +15126,6 @@
         </w:tc>
       </w:tr>
       <w:tr>
-        <w:tblPrEx>
-          <w:tblCellMar>
-            <w:top w:w="0" w:type="dxa"/>
-            <w:bottom w:w="0" w:type="dxa"/>
-          </w:tblCellMar>
-        </w:tblPrEx>
         <w:trPr>
           <w:jc w:val="center"/>
         </w:trPr>
@@ -11190,8 +15151,30 @@
               <w:rPr>
                 <w:rFonts w:ascii="Calibri" w:eastAsia="Calibri" w:hAnsi="Calibri" w:cs="Calibri"/>
               </w:rPr>
-              <w:t>Board — placeShip fora dos limites</w:t>
-            </w:r>
+              <w:t xml:space="preserve">Board — </w:t>
+            </w:r>
+            <w:proofErr w:type="spellStart"/>
+            <w:r>
+              <w:rPr>
+                <w:rFonts w:ascii="Calibri" w:eastAsia="Calibri" w:hAnsi="Calibri" w:cs="Calibri"/>
+              </w:rPr>
+              <w:t>placeShip</w:t>
+            </w:r>
+            <w:proofErr w:type="spellEnd"/>
+            <w:r>
+              <w:rPr>
+                <w:rFonts w:ascii="Calibri" w:eastAsia="Calibri" w:hAnsi="Calibri" w:cs="Calibri"/>
+              </w:rPr>
+              <w:t xml:space="preserve"> fora dos </w:t>
+            </w:r>
+            <w:proofErr w:type="spellStart"/>
+            <w:r>
+              <w:rPr>
+                <w:rFonts w:ascii="Calibri" w:eastAsia="Calibri" w:hAnsi="Calibri" w:cs="Calibri"/>
+              </w:rPr>
+              <w:t>limites</w:t>
+            </w:r>
+            <w:proofErr w:type="spellEnd"/>
           </w:p>
         </w:tc>
         <w:tc>
@@ -11248,12 +15231,6 @@
         </w:tc>
       </w:tr>
       <w:tr>
-        <w:tblPrEx>
-          <w:tblCellMar>
-            <w:top w:w="0" w:type="dxa"/>
-            <w:bottom w:w="0" w:type="dxa"/>
-          </w:tblCellMar>
-        </w:tblPrEx>
         <w:trPr>
           <w:jc w:val="center"/>
         </w:trPr>
@@ -11279,8 +15256,30 @@
               <w:rPr>
                 <w:rFonts w:ascii="Calibri" w:eastAsia="Calibri" w:hAnsi="Calibri" w:cs="Calibri"/>
               </w:rPr>
-              <w:t>Board — placeShip sobreposição</w:t>
-            </w:r>
+              <w:t xml:space="preserve">Board — </w:t>
+            </w:r>
+            <w:proofErr w:type="spellStart"/>
+            <w:r>
+              <w:rPr>
+                <w:rFonts w:ascii="Calibri" w:eastAsia="Calibri" w:hAnsi="Calibri" w:cs="Calibri"/>
+              </w:rPr>
+              <w:t>placeShip</w:t>
+            </w:r>
+            <w:proofErr w:type="spellEnd"/>
+            <w:r>
+              <w:rPr>
+                <w:rFonts w:ascii="Calibri" w:eastAsia="Calibri" w:hAnsi="Calibri" w:cs="Calibri"/>
+              </w:rPr>
+              <w:t xml:space="preserve"> </w:t>
+            </w:r>
+            <w:proofErr w:type="spellStart"/>
+            <w:r>
+              <w:rPr>
+                <w:rFonts w:ascii="Calibri" w:eastAsia="Calibri" w:hAnsi="Calibri" w:cs="Calibri"/>
+              </w:rPr>
+              <w:t>sobreposição</w:t>
+            </w:r>
+            <w:proofErr w:type="spellEnd"/>
           </w:p>
         </w:tc>
         <w:tc>
@@ -11337,12 +15336,6 @@
         </w:tc>
       </w:tr>
       <w:tr>
-        <w:tblPrEx>
-          <w:tblCellMar>
-            <w:top w:w="0" w:type="dxa"/>
-            <w:bottom w:w="0" w:type="dxa"/>
-          </w:tblCellMar>
-        </w:tblPrEx>
         <w:trPr>
           <w:jc w:val="center"/>
         </w:trPr>
@@ -11368,8 +15361,44 @@
               <w:rPr>
                 <w:rFonts w:ascii="Calibri" w:eastAsia="Calibri" w:hAnsi="Calibri" w:cs="Calibri"/>
               </w:rPr>
-              <w:t>Board — registerShot em água</w:t>
-            </w:r>
+              <w:t xml:space="preserve">Board — </w:t>
+            </w:r>
+            <w:proofErr w:type="spellStart"/>
+            <w:r>
+              <w:rPr>
+                <w:rFonts w:ascii="Calibri" w:eastAsia="Calibri" w:hAnsi="Calibri" w:cs="Calibri"/>
+              </w:rPr>
+              <w:t>registerShot</w:t>
+            </w:r>
+            <w:proofErr w:type="spellEnd"/>
+            <w:r>
+              <w:rPr>
+                <w:rFonts w:ascii="Calibri" w:eastAsia="Calibri" w:hAnsi="Calibri" w:cs="Calibri"/>
+              </w:rPr>
+              <w:t xml:space="preserve"> </w:t>
+            </w:r>
+            <w:proofErr w:type="spellStart"/>
+            <w:r>
+              <w:rPr>
+                <w:rFonts w:ascii="Calibri" w:eastAsia="Calibri" w:hAnsi="Calibri" w:cs="Calibri"/>
+              </w:rPr>
+              <w:t>em</w:t>
+            </w:r>
+            <w:proofErr w:type="spellEnd"/>
+            <w:r>
+              <w:rPr>
+                <w:rFonts w:ascii="Calibri" w:eastAsia="Calibri" w:hAnsi="Calibri" w:cs="Calibri"/>
+              </w:rPr>
+              <w:t xml:space="preserve"> </w:t>
+            </w:r>
+            <w:proofErr w:type="spellStart"/>
+            <w:r>
+              <w:rPr>
+                <w:rFonts w:ascii="Calibri" w:eastAsia="Calibri" w:hAnsi="Calibri" w:cs="Calibri"/>
+              </w:rPr>
+              <w:t>água</w:t>
+            </w:r>
+            <w:proofErr w:type="spellEnd"/>
           </w:p>
         </w:tc>
         <w:tc>
@@ -11426,12 +15455,6 @@
         </w:tc>
       </w:tr>
       <w:tr>
-        <w:tblPrEx>
-          <w:tblCellMar>
-            <w:top w:w="0" w:type="dxa"/>
-            <w:bottom w:w="0" w:type="dxa"/>
-          </w:tblCellMar>
-        </w:tblPrEx>
         <w:trPr>
           <w:jc w:val="center"/>
         </w:trPr>
@@ -11457,8 +15480,44 @@
               <w:rPr>
                 <w:rFonts w:ascii="Calibri" w:eastAsia="Calibri" w:hAnsi="Calibri" w:cs="Calibri"/>
               </w:rPr>
-              <w:t>Board — registerShot em navio</w:t>
-            </w:r>
+              <w:t xml:space="preserve">Board — </w:t>
+            </w:r>
+            <w:proofErr w:type="spellStart"/>
+            <w:r>
+              <w:rPr>
+                <w:rFonts w:ascii="Calibri" w:eastAsia="Calibri" w:hAnsi="Calibri" w:cs="Calibri"/>
+              </w:rPr>
+              <w:t>registerShot</w:t>
+            </w:r>
+            <w:proofErr w:type="spellEnd"/>
+            <w:r>
+              <w:rPr>
+                <w:rFonts w:ascii="Calibri" w:eastAsia="Calibri" w:hAnsi="Calibri" w:cs="Calibri"/>
+              </w:rPr>
+              <w:t xml:space="preserve"> </w:t>
+            </w:r>
+            <w:proofErr w:type="spellStart"/>
+            <w:r>
+              <w:rPr>
+                <w:rFonts w:ascii="Calibri" w:eastAsia="Calibri" w:hAnsi="Calibri" w:cs="Calibri"/>
+              </w:rPr>
+              <w:t>em</w:t>
+            </w:r>
+            <w:proofErr w:type="spellEnd"/>
+            <w:r>
+              <w:rPr>
+                <w:rFonts w:ascii="Calibri" w:eastAsia="Calibri" w:hAnsi="Calibri" w:cs="Calibri"/>
+              </w:rPr>
+              <w:t xml:space="preserve"> </w:t>
+            </w:r>
+            <w:proofErr w:type="spellStart"/>
+            <w:r>
+              <w:rPr>
+                <w:rFonts w:ascii="Calibri" w:eastAsia="Calibri" w:hAnsi="Calibri" w:cs="Calibri"/>
+              </w:rPr>
+              <w:t>navio</w:t>
+            </w:r>
+            <w:proofErr w:type="spellEnd"/>
           </w:p>
         </w:tc>
         <w:tc>
@@ -11515,12 +15574,6 @@
         </w:tc>
       </w:tr>
       <w:tr>
-        <w:tblPrEx>
-          <w:tblCellMar>
-            <w:top w:w="0" w:type="dxa"/>
-            <w:bottom w:w="0" w:type="dxa"/>
-          </w:tblCellMar>
-        </w:tblPrEx>
         <w:trPr>
           <w:jc w:val="center"/>
         </w:trPr>
@@ -11546,8 +15599,23 @@
               <w:rPr>
                 <w:rFonts w:ascii="Calibri" w:eastAsia="Calibri" w:hAnsi="Calibri" w:cs="Calibri"/>
               </w:rPr>
-              <w:t>Board — allShipsSunk (</w:t>
-            </w:r>
+              <w:t xml:space="preserve">Board — </w:t>
+            </w:r>
+            <w:proofErr w:type="spellStart"/>
+            <w:r>
+              <w:rPr>
+                <w:rFonts w:ascii="Calibri" w:eastAsia="Calibri" w:hAnsi="Calibri" w:cs="Calibri"/>
+              </w:rPr>
+              <w:t>allShipsSunk</w:t>
+            </w:r>
+            <w:proofErr w:type="spellEnd"/>
+            <w:r>
+              <w:rPr>
+                <w:rFonts w:ascii="Calibri" w:eastAsia="Calibri" w:hAnsi="Calibri" w:cs="Calibri"/>
+              </w:rPr>
+              <w:t xml:space="preserve"> (</w:t>
+            </w:r>
+            <w:proofErr w:type="spellStart"/>
             <w:proofErr w:type="gramStart"/>
             <w:r>
               <w:rPr>
@@ -11555,12 +15623,27 @@
               </w:rPr>
               <w:t>não</w:t>
             </w:r>
+            <w:proofErr w:type="spellEnd"/>
             <w:proofErr w:type="gramEnd"/>
             <w:r>
               <w:rPr>
                 <w:rFonts w:ascii="Calibri" w:eastAsia="Calibri" w:hAnsi="Calibri" w:cs="Calibri"/>
               </w:rPr>
-              <w:t xml:space="preserve"> afundado)</w:t>
+              <w:t xml:space="preserve"> </w:t>
+            </w:r>
+            <w:proofErr w:type="spellStart"/>
+            <w:r>
+              <w:rPr>
+                <w:rFonts w:ascii="Calibri" w:eastAsia="Calibri" w:hAnsi="Calibri" w:cs="Calibri"/>
+              </w:rPr>
+              <w:t>afundado</w:t>
+            </w:r>
+            <w:proofErr w:type="spellEnd"/>
+            <w:r>
+              <w:rPr>
+                <w:rFonts w:ascii="Calibri" w:eastAsia="Calibri" w:hAnsi="Calibri" w:cs="Calibri"/>
+              </w:rPr>
+              <w:t>)</w:t>
             </w:r>
           </w:p>
         </w:tc>
@@ -11618,12 +15701,6 @@
         </w:tc>
       </w:tr>
       <w:tr>
-        <w:tblPrEx>
-          <w:tblCellMar>
-            <w:top w:w="0" w:type="dxa"/>
-            <w:bottom w:w="0" w:type="dxa"/>
-          </w:tblCellMar>
-        </w:tblPrEx>
         <w:trPr>
           <w:jc w:val="center"/>
         </w:trPr>
@@ -11649,7 +15726,35 @@
               <w:rPr>
                 <w:rFonts w:ascii="Calibri" w:eastAsia="Calibri" w:hAnsi="Calibri" w:cs="Calibri"/>
               </w:rPr>
-              <w:t>Board — allShipsSunk (afundado)</w:t>
+              <w:t xml:space="preserve">Board — </w:t>
+            </w:r>
+            <w:proofErr w:type="spellStart"/>
+            <w:r>
+              <w:rPr>
+                <w:rFonts w:ascii="Calibri" w:eastAsia="Calibri" w:hAnsi="Calibri" w:cs="Calibri"/>
+              </w:rPr>
+              <w:t>allShipsSunk</w:t>
+            </w:r>
+            <w:proofErr w:type="spellEnd"/>
+            <w:r>
+              <w:rPr>
+                <w:rFonts w:ascii="Calibri" w:eastAsia="Calibri" w:hAnsi="Calibri" w:cs="Calibri"/>
+              </w:rPr>
+              <w:t xml:space="preserve"> (</w:t>
+            </w:r>
+            <w:proofErr w:type="spellStart"/>
+            <w:r>
+              <w:rPr>
+                <w:rFonts w:ascii="Calibri" w:eastAsia="Calibri" w:hAnsi="Calibri" w:cs="Calibri"/>
+              </w:rPr>
+              <w:t>afundado</w:t>
+            </w:r>
+            <w:proofErr w:type="spellEnd"/>
+            <w:r>
+              <w:rPr>
+                <w:rFonts w:ascii="Calibri" w:eastAsia="Calibri" w:hAnsi="Calibri" w:cs="Calibri"/>
+              </w:rPr>
+              <w:t>)</w:t>
             </w:r>
           </w:p>
         </w:tc>
@@ -11707,12 +15812,6 @@
         </w:tc>
       </w:tr>
       <w:tr>
-        <w:tblPrEx>
-          <w:tblCellMar>
-            <w:top w:w="0" w:type="dxa"/>
-            <w:bottom w:w="0" w:type="dxa"/>
-          </w:tblCellMar>
-        </w:tblPrEx>
         <w:trPr>
           <w:jc w:val="center"/>
         </w:trPr>
@@ -11738,8 +15837,16 @@
               <w:rPr>
                 <w:rFonts w:ascii="Calibri" w:eastAsia="Calibri" w:hAnsi="Calibri" w:cs="Calibri"/>
               </w:rPr>
-              <w:t>Board — getCell</w:t>
-            </w:r>
+              <w:t xml:space="preserve">Board — </w:t>
+            </w:r>
+            <w:proofErr w:type="spellStart"/>
+            <w:r>
+              <w:rPr>
+                <w:rFonts w:ascii="Calibri" w:eastAsia="Calibri" w:hAnsi="Calibri" w:cs="Calibri"/>
+              </w:rPr>
+              <w:t>getCell</w:t>
+            </w:r>
+            <w:proofErr w:type="spellEnd"/>
           </w:p>
         </w:tc>
         <w:tc>
@@ -11796,12 +15903,6 @@
         </w:tc>
       </w:tr>
       <w:tr>
-        <w:tblPrEx>
-          <w:tblCellMar>
-            <w:top w:w="0" w:type="dxa"/>
-            <w:bottom w:w="0" w:type="dxa"/>
-          </w:tblCellMar>
-        </w:tblPrEx>
         <w:trPr>
           <w:jc w:val="center"/>
         </w:trPr>
@@ -11827,8 +15928,16 @@
               <w:rPr>
                 <w:rFonts w:ascii="Calibri" w:eastAsia="Calibri" w:hAnsi="Calibri" w:cs="Calibri"/>
               </w:rPr>
-              <w:t>Board — placeShipAutomatically</w:t>
-            </w:r>
+              <w:t xml:space="preserve">Board — </w:t>
+            </w:r>
+            <w:proofErr w:type="spellStart"/>
+            <w:r>
+              <w:rPr>
+                <w:rFonts w:ascii="Calibri" w:eastAsia="Calibri" w:hAnsi="Calibri" w:cs="Calibri"/>
+              </w:rPr>
+              <w:t>placeShipAutomatically</w:t>
+            </w:r>
+            <w:proofErr w:type="spellEnd"/>
           </w:p>
         </w:tc>
         <w:tc>
@@ -11885,12 +15994,6 @@
         </w:tc>
       </w:tr>
       <w:tr>
-        <w:tblPrEx>
-          <w:tblCellMar>
-            <w:top w:w="0" w:type="dxa"/>
-            <w:bottom w:w="0" w:type="dxa"/>
-          </w:tblCellMar>
-        </w:tblPrEx>
         <w:trPr>
           <w:jc w:val="center"/>
         </w:trPr>
@@ -11916,8 +16019,16 @@
               <w:rPr>
                 <w:rFonts w:ascii="Calibri" w:eastAsia="Calibri" w:hAnsi="Calibri" w:cs="Calibri"/>
               </w:rPr>
-              <w:t>Game — Construtor</w:t>
-            </w:r>
+              <w:t xml:space="preserve">Game — </w:t>
+            </w:r>
+            <w:proofErr w:type="spellStart"/>
+            <w:r>
+              <w:rPr>
+                <w:rFonts w:ascii="Calibri" w:eastAsia="Calibri" w:hAnsi="Calibri" w:cs="Calibri"/>
+              </w:rPr>
+              <w:t>Construtor</w:t>
+            </w:r>
+            <w:proofErr w:type="spellEnd"/>
           </w:p>
         </w:tc>
         <w:tc>
@@ -11974,12 +16085,6 @@
         </w:tc>
       </w:tr>
       <w:tr>
-        <w:tblPrEx>
-          <w:tblCellMar>
-            <w:top w:w="0" w:type="dxa"/>
-            <w:bottom w:w="0" w:type="dxa"/>
-          </w:tblCellMar>
-        </w:tblPrEx>
         <w:trPr>
           <w:jc w:val="center"/>
         </w:trPr>
@@ -12005,7 +16110,21 @@
               <w:rPr>
                 <w:rFonts w:ascii="Calibri" w:eastAsia="Calibri" w:hAnsi="Calibri" w:cs="Calibri"/>
               </w:rPr>
-              <w:t>Game — isVsComputer (J vs J)</w:t>
+              <w:t xml:space="preserve">Game — </w:t>
+            </w:r>
+            <w:proofErr w:type="spellStart"/>
+            <w:r>
+              <w:rPr>
+                <w:rFonts w:ascii="Calibri" w:eastAsia="Calibri" w:hAnsi="Calibri" w:cs="Calibri"/>
+              </w:rPr>
+              <w:t>isVsComputer</w:t>
+            </w:r>
+            <w:proofErr w:type="spellEnd"/>
+            <w:r>
+              <w:rPr>
+                <w:rFonts w:ascii="Calibri" w:eastAsia="Calibri" w:hAnsi="Calibri" w:cs="Calibri"/>
+              </w:rPr>
+              <w:t xml:space="preserve"> (J vs J)</w:t>
             </w:r>
           </w:p>
         </w:tc>
@@ -12063,12 +16182,6 @@
         </w:tc>
       </w:tr>
       <w:tr>
-        <w:tblPrEx>
-          <w:tblCellMar>
-            <w:top w:w="0" w:type="dxa"/>
-            <w:bottom w:w="0" w:type="dxa"/>
-          </w:tblCellMar>
-        </w:tblPrEx>
         <w:trPr>
           <w:jc w:val="center"/>
         </w:trPr>
@@ -12094,7 +16207,35 @@
               <w:rPr>
                 <w:rFonts w:ascii="Calibri" w:eastAsia="Calibri" w:hAnsi="Calibri" w:cs="Calibri"/>
               </w:rPr>
-              <w:t>Game — isVsComputer (J vs Computador)</w:t>
+              <w:t xml:space="preserve">Game — </w:t>
+            </w:r>
+            <w:proofErr w:type="spellStart"/>
+            <w:r>
+              <w:rPr>
+                <w:rFonts w:ascii="Calibri" w:eastAsia="Calibri" w:hAnsi="Calibri" w:cs="Calibri"/>
+              </w:rPr>
+              <w:t>isVsComputer</w:t>
+            </w:r>
+            <w:proofErr w:type="spellEnd"/>
+            <w:r>
+              <w:rPr>
+                <w:rFonts w:ascii="Calibri" w:eastAsia="Calibri" w:hAnsi="Calibri" w:cs="Calibri"/>
+              </w:rPr>
+              <w:t xml:space="preserve"> (J vs </w:t>
+            </w:r>
+            <w:proofErr w:type="spellStart"/>
+            <w:r>
+              <w:rPr>
+                <w:rFonts w:ascii="Calibri" w:eastAsia="Calibri" w:hAnsi="Calibri" w:cs="Calibri"/>
+              </w:rPr>
+              <w:t>Computador</w:t>
+            </w:r>
+            <w:proofErr w:type="spellEnd"/>
+            <w:r>
+              <w:rPr>
+                <w:rFonts w:ascii="Calibri" w:eastAsia="Calibri" w:hAnsi="Calibri" w:cs="Calibri"/>
+              </w:rPr>
+              <w:t>)</w:t>
             </w:r>
           </w:p>
         </w:tc>
@@ -12152,12 +16293,6 @@
         </w:tc>
       </w:tr>
       <w:tr>
-        <w:tblPrEx>
-          <w:tblCellMar>
-            <w:top w:w="0" w:type="dxa"/>
-            <w:bottom w:w="0" w:type="dxa"/>
-          </w:tblCellMar>
-        </w:tblPrEx>
         <w:trPr>
           <w:jc w:val="center"/>
         </w:trPr>
@@ -12183,7 +16318,35 @@
               <w:rPr>
                 <w:rFonts w:ascii="Calibri" w:eastAsia="Calibri" w:hAnsi="Calibri" w:cs="Calibri"/>
               </w:rPr>
-              <w:t>Game — executeMove (falha)</w:t>
+              <w:t xml:space="preserve">Game — </w:t>
+            </w:r>
+            <w:proofErr w:type="spellStart"/>
+            <w:r>
+              <w:rPr>
+                <w:rFonts w:ascii="Calibri" w:eastAsia="Calibri" w:hAnsi="Calibri" w:cs="Calibri"/>
+              </w:rPr>
+              <w:t>executeMove</w:t>
+            </w:r>
+            <w:proofErr w:type="spellEnd"/>
+            <w:r>
+              <w:rPr>
+                <w:rFonts w:ascii="Calibri" w:eastAsia="Calibri" w:hAnsi="Calibri" w:cs="Calibri"/>
+              </w:rPr>
+              <w:t xml:space="preserve"> (</w:t>
+            </w:r>
+            <w:proofErr w:type="spellStart"/>
+            <w:r>
+              <w:rPr>
+                <w:rFonts w:ascii="Calibri" w:eastAsia="Calibri" w:hAnsi="Calibri" w:cs="Calibri"/>
+              </w:rPr>
+              <w:t>falha</w:t>
+            </w:r>
+            <w:proofErr w:type="spellEnd"/>
+            <w:r>
+              <w:rPr>
+                <w:rFonts w:ascii="Calibri" w:eastAsia="Calibri" w:hAnsi="Calibri" w:cs="Calibri"/>
+              </w:rPr>
+              <w:t>)</w:t>
             </w:r>
           </w:p>
         </w:tc>
@@ -12241,12 +16404,6 @@
         </w:tc>
       </w:tr>
       <w:tr>
-        <w:tblPrEx>
-          <w:tblCellMar>
-            <w:top w:w="0" w:type="dxa"/>
-            <w:bottom w:w="0" w:type="dxa"/>
-          </w:tblCellMar>
-        </w:tblPrEx>
         <w:trPr>
           <w:jc w:val="center"/>
         </w:trPr>
@@ -12272,7 +16429,35 @@
               <w:rPr>
                 <w:rFonts w:ascii="Calibri" w:eastAsia="Calibri" w:hAnsi="Calibri" w:cs="Calibri"/>
               </w:rPr>
-              <w:t>Game — executeMove (acerto)</w:t>
+              <w:t xml:space="preserve">Game — </w:t>
+            </w:r>
+            <w:proofErr w:type="spellStart"/>
+            <w:r>
+              <w:rPr>
+                <w:rFonts w:ascii="Calibri" w:eastAsia="Calibri" w:hAnsi="Calibri" w:cs="Calibri"/>
+              </w:rPr>
+              <w:t>executeMove</w:t>
+            </w:r>
+            <w:proofErr w:type="spellEnd"/>
+            <w:r>
+              <w:rPr>
+                <w:rFonts w:ascii="Calibri" w:eastAsia="Calibri" w:hAnsi="Calibri" w:cs="Calibri"/>
+              </w:rPr>
+              <w:t xml:space="preserve"> (</w:t>
+            </w:r>
+            <w:proofErr w:type="spellStart"/>
+            <w:r>
+              <w:rPr>
+                <w:rFonts w:ascii="Calibri" w:eastAsia="Calibri" w:hAnsi="Calibri" w:cs="Calibri"/>
+              </w:rPr>
+              <w:t>acerto</w:t>
+            </w:r>
+            <w:proofErr w:type="spellEnd"/>
+            <w:r>
+              <w:rPr>
+                <w:rFonts w:ascii="Calibri" w:eastAsia="Calibri" w:hAnsi="Calibri" w:cs="Calibri"/>
+              </w:rPr>
+              <w:t>)</w:t>
             </w:r>
           </w:p>
         </w:tc>
@@ -12330,12 +16515,6 @@
         </w:tc>
       </w:tr>
       <w:tr>
-        <w:tblPrEx>
-          <w:tblCellMar>
-            <w:top w:w="0" w:type="dxa"/>
-            <w:bottom w:w="0" w:type="dxa"/>
-          </w:tblCellMar>
-        </w:tblPrEx>
         <w:trPr>
           <w:jc w:val="center"/>
         </w:trPr>
@@ -12361,8 +16540,16 @@
               <w:rPr>
                 <w:rFonts w:ascii="Calibri" w:eastAsia="Calibri" w:hAnsi="Calibri" w:cs="Calibri"/>
               </w:rPr>
-              <w:t>Game — isGameOver</w:t>
-            </w:r>
+              <w:t xml:space="preserve">Game — </w:t>
+            </w:r>
+            <w:proofErr w:type="spellStart"/>
+            <w:r>
+              <w:rPr>
+                <w:rFonts w:ascii="Calibri" w:eastAsia="Calibri" w:hAnsi="Calibri" w:cs="Calibri"/>
+              </w:rPr>
+              <w:t>isGameOver</w:t>
+            </w:r>
+            <w:proofErr w:type="spellEnd"/>
           </w:p>
         </w:tc>
         <w:tc>
@@ -12419,12 +16606,6 @@
         </w:tc>
       </w:tr>
       <w:tr>
-        <w:tblPrEx>
-          <w:tblCellMar>
-            <w:top w:w="0" w:type="dxa"/>
-            <w:bottom w:w="0" w:type="dxa"/>
-          </w:tblCellMar>
-        </w:tblPrEx>
         <w:trPr>
           <w:jc w:val="center"/>
         </w:trPr>
@@ -12446,11 +16627,19 @@
             </w:tcMar>
           </w:tcPr>
           <w:p>
+            <w:proofErr w:type="spellStart"/>
             <w:r>
               <w:rPr>
                 <w:rFonts w:ascii="Calibri" w:eastAsia="Calibri" w:hAnsi="Calibri" w:cs="Calibri"/>
               </w:rPr>
-              <w:t>PlayerContainer — add e get</w:t>
+              <w:t>PlayerContainer</w:t>
+            </w:r>
+            <w:proofErr w:type="spellEnd"/>
+            <w:r>
+              <w:rPr>
+                <w:rFonts w:ascii="Calibri" w:eastAsia="Calibri" w:hAnsi="Calibri" w:cs="Calibri"/>
+              </w:rPr>
+              <w:t xml:space="preserve"> — add e get</w:t>
             </w:r>
           </w:p>
         </w:tc>
@@ -12508,12 +16697,6 @@
         </w:tc>
       </w:tr>
       <w:tr>
-        <w:tblPrEx>
-          <w:tblCellMar>
-            <w:top w:w="0" w:type="dxa"/>
-            <w:bottom w:w="0" w:type="dxa"/>
-          </w:tblCellMar>
-        </w:tblPrEx>
         <w:trPr>
           <w:jc w:val="center"/>
         </w:trPr>
@@ -12535,12 +16718,28 @@
             </w:tcMar>
           </w:tcPr>
           <w:p>
+            <w:proofErr w:type="spellStart"/>
             <w:r>
               <w:rPr>
                 <w:rFonts w:ascii="Calibri" w:eastAsia="Calibri" w:hAnsi="Calibri" w:cs="Calibri"/>
               </w:rPr>
-              <w:t>PlayerContainer — get inexistente</w:t>
-            </w:r>
+              <w:t>PlayerContainer</w:t>
+            </w:r>
+            <w:proofErr w:type="spellEnd"/>
+            <w:r>
+              <w:rPr>
+                <w:rFonts w:ascii="Calibri" w:eastAsia="Calibri" w:hAnsi="Calibri" w:cs="Calibri"/>
+              </w:rPr>
+              <w:t xml:space="preserve"> — get </w:t>
+            </w:r>
+            <w:proofErr w:type="spellStart"/>
+            <w:r>
+              <w:rPr>
+                <w:rFonts w:ascii="Calibri" w:eastAsia="Calibri" w:hAnsi="Calibri" w:cs="Calibri"/>
+              </w:rPr>
+              <w:t>inexistente</w:t>
+            </w:r>
+            <w:proofErr w:type="spellEnd"/>
           </w:p>
         </w:tc>
         <w:tc>
@@ -12597,12 +16796,6 @@
         </w:tc>
       </w:tr>
       <w:tr>
-        <w:tblPrEx>
-          <w:tblCellMar>
-            <w:top w:w="0" w:type="dxa"/>
-            <w:bottom w:w="0" w:type="dxa"/>
-          </w:tblCellMar>
-        </w:tblPrEx>
         <w:trPr>
           <w:jc w:val="center"/>
         </w:trPr>
@@ -12624,13 +16817,28 @@
             </w:tcMar>
           </w:tcPr>
           <w:p>
+            <w:proofErr w:type="spellStart"/>
             <w:r>
               <w:rPr>
                 <w:rFonts w:ascii="Calibri" w:eastAsia="Calibri" w:hAnsi="Calibri" w:cs="Calibri"/>
               </w:rPr>
-              <w:lastRenderedPageBreak/>
-              <w:t>PlayerContainer — search existente</w:t>
-            </w:r>
+              <w:t>PlayerContainer</w:t>
+            </w:r>
+            <w:proofErr w:type="spellEnd"/>
+            <w:r>
+              <w:rPr>
+                <w:rFonts w:ascii="Calibri" w:eastAsia="Calibri" w:hAnsi="Calibri" w:cs="Calibri"/>
+              </w:rPr>
+              <w:t xml:space="preserve"> — search </w:t>
+            </w:r>
+            <w:proofErr w:type="spellStart"/>
+            <w:r>
+              <w:rPr>
+                <w:rFonts w:ascii="Calibri" w:eastAsia="Calibri" w:hAnsi="Calibri" w:cs="Calibri"/>
+              </w:rPr>
+              <w:t>existente</w:t>
+            </w:r>
+            <w:proofErr w:type="spellEnd"/>
           </w:p>
         </w:tc>
         <w:tc>
@@ -12687,12 +16895,6 @@
         </w:tc>
       </w:tr>
       <w:tr>
-        <w:tblPrEx>
-          <w:tblCellMar>
-            <w:top w:w="0" w:type="dxa"/>
-            <w:bottom w:w="0" w:type="dxa"/>
-          </w:tblCellMar>
-        </w:tblPrEx>
         <w:trPr>
           <w:jc w:val="center"/>
         </w:trPr>
@@ -12714,12 +16916,28 @@
             </w:tcMar>
           </w:tcPr>
           <w:p>
+            <w:proofErr w:type="spellStart"/>
             <w:r>
               <w:rPr>
                 <w:rFonts w:ascii="Calibri" w:eastAsia="Calibri" w:hAnsi="Calibri" w:cs="Calibri"/>
               </w:rPr>
-              <w:t>PlayerContainer — search inexistente</w:t>
-            </w:r>
+              <w:t>PlayerContainer</w:t>
+            </w:r>
+            <w:proofErr w:type="spellEnd"/>
+            <w:r>
+              <w:rPr>
+                <w:rFonts w:ascii="Calibri" w:eastAsia="Calibri" w:hAnsi="Calibri" w:cs="Calibri"/>
+              </w:rPr>
+              <w:t xml:space="preserve"> — search </w:t>
+            </w:r>
+            <w:proofErr w:type="spellStart"/>
+            <w:r>
+              <w:rPr>
+                <w:rFonts w:ascii="Calibri" w:eastAsia="Calibri" w:hAnsi="Calibri" w:cs="Calibri"/>
+              </w:rPr>
+              <w:t>inexistente</w:t>
+            </w:r>
+            <w:proofErr w:type="spellEnd"/>
           </w:p>
         </w:tc>
         <w:tc>
@@ -12776,12 +16994,6 @@
         </w:tc>
       </w:tr>
       <w:tr>
-        <w:tblPrEx>
-          <w:tblCellMar>
-            <w:top w:w="0" w:type="dxa"/>
-            <w:bottom w:w="0" w:type="dxa"/>
-          </w:tblCellMar>
-        </w:tblPrEx>
         <w:trPr>
           <w:jc w:val="center"/>
         </w:trPr>
@@ -12803,11 +17015,20 @@
             </w:tcMar>
           </w:tcPr>
           <w:p>
+            <w:proofErr w:type="spellStart"/>
             <w:r>
               <w:rPr>
                 <w:rFonts w:ascii="Calibri" w:eastAsia="Calibri" w:hAnsi="Calibri" w:cs="Calibri"/>
               </w:rPr>
-              <w:t>PlayerContainer — remove</w:t>
+              <w:lastRenderedPageBreak/>
+              <w:t>PlayerContainer</w:t>
+            </w:r>
+            <w:proofErr w:type="spellEnd"/>
+            <w:r>
+              <w:rPr>
+                <w:rFonts w:ascii="Calibri" w:eastAsia="Calibri" w:hAnsi="Calibri" w:cs="Calibri"/>
+              </w:rPr>
+              <w:t xml:space="preserve"> — remove</w:t>
             </w:r>
           </w:p>
         </w:tc>
@@ -12873,59 +17094,6 @@
           <w:sz w:val="20"/>
         </w:rPr>
       </w:pPr>
-      <w:r>
-        <w:rPr>
-          <w:szCs w:val="18"/>
-        </w:rPr>
-        <w:t xml:space="preserve">                             </w:t>
-      </w:r>
-      <w:r>
-        <w:rPr>
-          <w:szCs w:val="18"/>
-        </w:rPr>
-        <w:t xml:space="preserve">Fig. </w:t>
-      </w:r>
-      <w:r>
-        <w:rPr>
-          <w:szCs w:val="18"/>
-        </w:rPr>
-        <w:t>14</w:t>
-      </w:r>
-      <w:r>
-        <w:rPr>
-          <w:szCs w:val="18"/>
-        </w:rPr>
-        <w:t xml:space="preserve">. </w:t>
-      </w:r>
-      <w:r>
-        <w:rPr>
-          <w:szCs w:val="18"/>
-        </w:rPr>
-        <w:t>Taxa de sucesso dos testes unitários realizados</w:t>
-      </w:r>
-    </w:p>
-    <w:p>
-      <w:pPr>
-        <w:pStyle w:val="Legenda"/>
-        <w:jc w:val="left"/>
-        <w:rPr>
-          <w:sz w:val="20"/>
-        </w:rPr>
-      </w:pPr>
-      <w:r>
-        <w:rPr>
-          <w:b w:val="0"/>
-          <w:bCs/>
-          <w:sz w:val="20"/>
-        </w:rPr>
-        <w:br/>
-      </w:r>
-      <w:r>
-        <w:rPr>
-          <w:sz w:val="20"/>
-        </w:rPr>
-        <w:br/>
-      </w:r>
     </w:p>
     <w:p>
       <w:pPr>
@@ -14604,6 +18772,50 @@
     <w:lsdException w:name="Normal (Web)" w:uiPriority="99"/>
     <w:lsdException w:name="HTML Code" w:uiPriority="99"/>
     <w:lsdException w:name="HTML Preformatted" w:uiPriority="99"/>
+    <w:lsdException w:name="Normal Table" w:semiHidden="1" w:unhideWhenUsed="1"/>
+    <w:lsdException w:name="Table Simple 1" w:semiHidden="1" w:unhideWhenUsed="1"/>
+    <w:lsdException w:name="Table Simple 2" w:semiHidden="1" w:unhideWhenUsed="1"/>
+    <w:lsdException w:name="Table Simple 3" w:semiHidden="1" w:unhideWhenUsed="1"/>
+    <w:lsdException w:name="Table Classic 1" w:semiHidden="1" w:unhideWhenUsed="1"/>
+    <w:lsdException w:name="Table Classic 2" w:semiHidden="1" w:unhideWhenUsed="1"/>
+    <w:lsdException w:name="Table Classic 3" w:semiHidden="1" w:unhideWhenUsed="1"/>
+    <w:lsdException w:name="Table Classic 4" w:semiHidden="1" w:unhideWhenUsed="1"/>
+    <w:lsdException w:name="Table Colorful 1" w:semiHidden="1" w:unhideWhenUsed="1"/>
+    <w:lsdException w:name="Table Colorful 2" w:semiHidden="1" w:unhideWhenUsed="1"/>
+    <w:lsdException w:name="Table Colorful 3" w:semiHidden="1" w:unhideWhenUsed="1"/>
+    <w:lsdException w:name="Table Columns 1" w:semiHidden="1" w:unhideWhenUsed="1"/>
+    <w:lsdException w:name="Table Columns 2" w:semiHidden="1" w:unhideWhenUsed="1"/>
+    <w:lsdException w:name="Table Columns 3" w:semiHidden="1" w:unhideWhenUsed="1"/>
+    <w:lsdException w:name="Table Columns 4" w:semiHidden="1" w:unhideWhenUsed="1"/>
+    <w:lsdException w:name="Table Columns 5" w:semiHidden="1" w:unhideWhenUsed="1"/>
+    <w:lsdException w:name="Table Grid 1" w:semiHidden="1" w:unhideWhenUsed="1"/>
+    <w:lsdException w:name="Table Grid 2" w:semiHidden="1" w:unhideWhenUsed="1"/>
+    <w:lsdException w:name="Table Grid 3" w:semiHidden="1" w:unhideWhenUsed="1"/>
+    <w:lsdException w:name="Table Grid 4" w:semiHidden="1" w:unhideWhenUsed="1"/>
+    <w:lsdException w:name="Table Grid 5" w:semiHidden="1" w:unhideWhenUsed="1"/>
+    <w:lsdException w:name="Table Grid 6" w:semiHidden="1" w:unhideWhenUsed="1"/>
+    <w:lsdException w:name="Table Grid 7" w:semiHidden="1" w:unhideWhenUsed="1"/>
+    <w:lsdException w:name="Table Grid 8" w:semiHidden="1" w:unhideWhenUsed="1"/>
+    <w:lsdException w:name="Table List 1" w:semiHidden="1" w:unhideWhenUsed="1"/>
+    <w:lsdException w:name="Table List 2" w:semiHidden="1" w:unhideWhenUsed="1"/>
+    <w:lsdException w:name="Table List 3" w:semiHidden="1" w:unhideWhenUsed="1"/>
+    <w:lsdException w:name="Table List 4" w:semiHidden="1" w:unhideWhenUsed="1"/>
+    <w:lsdException w:name="Table List 5" w:semiHidden="1" w:unhideWhenUsed="1"/>
+    <w:lsdException w:name="Table List 6" w:semiHidden="1" w:unhideWhenUsed="1"/>
+    <w:lsdException w:name="Table List 7" w:semiHidden="1" w:unhideWhenUsed="1"/>
+    <w:lsdException w:name="Table List 8" w:semiHidden="1" w:unhideWhenUsed="1"/>
+    <w:lsdException w:name="Table 3D effects 1" w:semiHidden="1" w:unhideWhenUsed="1"/>
+    <w:lsdException w:name="Table 3D effects 2" w:semiHidden="1" w:unhideWhenUsed="1"/>
+    <w:lsdException w:name="Table 3D effects 3" w:semiHidden="1" w:unhideWhenUsed="1"/>
+    <w:lsdException w:name="Table Contemporary" w:semiHidden="1" w:unhideWhenUsed="1"/>
+    <w:lsdException w:name="Table Elegant" w:semiHidden="1" w:unhideWhenUsed="1"/>
+    <w:lsdException w:name="Table Professional" w:semiHidden="1" w:unhideWhenUsed="1"/>
+    <w:lsdException w:name="Table Subtle 1" w:semiHidden="1" w:unhideWhenUsed="1"/>
+    <w:lsdException w:name="Table Subtle 2" w:semiHidden="1" w:unhideWhenUsed="1"/>
+    <w:lsdException w:name="Table Web 1" w:semiHidden="1" w:unhideWhenUsed="1"/>
+    <w:lsdException w:name="Table Web 2" w:semiHidden="1" w:unhideWhenUsed="1"/>
+    <w:lsdException w:name="Table Web 3" w:semiHidden="1" w:unhideWhenUsed="1"/>
+    <w:lsdException w:name="Table Theme" w:semiHidden="1" w:unhideWhenUsed="1"/>
     <w:lsdException w:name="Placeholder Text" w:semiHidden="1" w:uiPriority="99"/>
     <w:lsdException w:name="No Spacing" w:uiPriority="1" w:qFormat="1"/>
     <w:lsdException w:name="Light Shading" w:uiPriority="60"/>
@@ -15039,7 +19251,6 @@
     <w:uiPriority w:val="99"/>
     <w:semiHidden/>
     <w:unhideWhenUsed/>
-    <w:qFormat/>
     <w:tblPr>
       <w:tblInd w:w="0" w:type="dxa"/>
       <w:tblCellMar>
@@ -15083,8 +19294,8 @@
     <w:basedOn w:val="Tipodeletrapredefinidodopargrafo"/>
     <w:rsid w:val="006B229F"/>
   </w:style>
-  <w:style w:type="paragraph" w:customStyle="1" w:styleId="title">
-    <w:name w:val="title"/>
+  <w:style w:type="paragraph" w:customStyle="1" w:styleId="Ttulo10">
+    <w:name w:val="Título1"/>
     <w:basedOn w:val="Normal"/>
     <w:next w:val="author"/>
     <w:rsid w:val="006B229F"/>

--- a/Documentation/iteration03/fsoft2026_1DA_4.docx
+++ b/Documentation/iteration03/fsoft2026_1DA_4.docx
@@ -1364,23 +1364,7 @@
           <w:rStyle w:val="citation-69"/>
           <w:lang w:val="pt-BR"/>
         </w:rPr>
-        <w:t xml:space="preserve"> é fundamental para </w:t>
-      </w:r>
-      <w:proofErr w:type="gramStart"/>
-      <w:r>
-        <w:rPr>
-          <w:rStyle w:val="citation-69"/>
-          <w:lang w:val="pt-BR"/>
-        </w:rPr>
-        <w:t>a</w:t>
-      </w:r>
-      <w:proofErr w:type="gramEnd"/>
-      <w:r>
-        <w:rPr>
-          <w:rStyle w:val="citation-69"/>
-          <w:lang w:val="pt-BR"/>
-        </w:rPr>
-        <w:t xml:space="preserve"> arquitetura do sistema</w:t>
+        <w:t xml:space="preserve"> é fundamental para a arquitetura do sistema</w:t>
       </w:r>
       <w:r>
         <w:rPr>
@@ -1502,7 +1486,7 @@
             <v:path o:extrusionok="f" gradientshapeok="t" o:connecttype="rect"/>
             <o:lock v:ext="edit" aspectratio="t"/>
           </v:shapetype>
-          <v:shape id="Imagem 1" o:spid="_x0000_i1090" type="#_x0000_t75" style="width:345.6pt;height:373.8pt;visibility:visible">
+          <v:shape id="Imagem 1" o:spid="_x0000_i1025" type="#_x0000_t75" style="width:345.6pt;height:373.8pt;visibility:visible">
             <v:imagedata r:id="rId8" o:title=""/>
           </v:shape>
         </w:pict>
@@ -1542,53 +1526,8 @@
         <w:t xml:space="preserve">. </w:t>
       </w:r>
       <w:r>
-        <w:t xml:space="preserve">Modelo de </w:t>
-      </w:r>
-      <w:proofErr w:type="spellStart"/>
-      <w:r>
-        <w:t>domínio</w:t>
-      </w:r>
-      <w:proofErr w:type="spellEnd"/>
-      <w:r>
-        <w:t xml:space="preserve"> </w:t>
-      </w:r>
-      <w:proofErr w:type="spellStart"/>
-      <w:r>
-        <w:t>que</w:t>
-      </w:r>
-      <w:proofErr w:type="spellEnd"/>
-      <w:r>
-        <w:t xml:space="preserve"> </w:t>
-      </w:r>
-      <w:proofErr w:type="spellStart"/>
-      <w:r>
-        <w:t>será</w:t>
-      </w:r>
-      <w:proofErr w:type="spellEnd"/>
-      <w:r>
-        <w:t xml:space="preserve"> </w:t>
-      </w:r>
-      <w:proofErr w:type="spellStart"/>
-      <w:r>
-        <w:t>utilizado</w:t>
-      </w:r>
-      <w:proofErr w:type="spellEnd"/>
-      <w:r>
-        <w:t xml:space="preserve"> no </w:t>
-      </w:r>
-      <w:proofErr w:type="spellStart"/>
-      <w:r>
-        <w:t>desenvolvimento</w:t>
-      </w:r>
-      <w:proofErr w:type="spellEnd"/>
-      <w:r>
-        <w:t xml:space="preserve"> da </w:t>
-      </w:r>
-      <w:proofErr w:type="spellStart"/>
-      <w:r>
-        <w:t>aplicação</w:t>
-      </w:r>
-      <w:proofErr w:type="spellEnd"/>
+        <w:t>Modelo de domínio que será utilizado no desenvolvimento da aplicação</w:t>
+      </w:r>
     </w:p>
     <w:p>
       <w:pPr>
@@ -7407,7 +7346,7 @@
           <w:lang w:val="pt-BR"/>
         </w:rPr>
         <w:pict w14:anchorId="6DB97DC9">
-          <v:shape id="_x0000_i1091" type="#_x0000_t75" style="width:349.2pt;height:300pt;visibility:visible;mso-wrap-style:square">
+          <v:shape id="_x0000_i1026" type="#_x0000_t75" style="width:349.2pt;height:300pt;visibility:visible;mso-wrap-style:square">
             <v:imagedata r:id="rId9" o:title=""/>
           </v:shape>
         </w:pict>
@@ -7429,7 +7368,7 @@
         </w:rPr>
         <w:lastRenderedPageBreak/>
         <w:pict w14:anchorId="3E65D31F">
-          <v:shape id="_x0000_i1092" type="#_x0000_t75" style="width:356.4pt;height:512.4pt">
+          <v:shape id="_x0000_i1027" type="#_x0000_t75" style="width:356.4pt;height:512.4pt">
             <v:imagedata r:id="rId10" o:title=""/>
           </v:shape>
         </w:pict>
@@ -7468,95 +7407,13 @@
       <w:r>
         <w:t xml:space="preserve">. </w:t>
       </w:r>
-      <w:proofErr w:type="spellStart"/>
       <w:r>
         <w:rPr>
           <w:b w:val="0"/>
           <w:bCs/>
         </w:rPr>
-        <w:t>Fluxograma</w:t>
-      </w:r>
-      <w:proofErr w:type="spellEnd"/>
-      <w:r>
-        <w:rPr>
-          <w:b w:val="0"/>
-          <w:bCs/>
-        </w:rPr>
-        <w:t xml:space="preserve"> </w:t>
-      </w:r>
-      <w:proofErr w:type="spellStart"/>
-      <w:r>
-        <w:rPr>
-          <w:b w:val="0"/>
-          <w:bCs/>
-        </w:rPr>
-        <w:t>que</w:t>
-      </w:r>
-      <w:proofErr w:type="spellEnd"/>
-      <w:r>
-        <w:rPr>
-          <w:b w:val="0"/>
-          <w:bCs/>
-        </w:rPr>
-        <w:t xml:space="preserve"> </w:t>
-      </w:r>
-      <w:proofErr w:type="spellStart"/>
-      <w:r>
-        <w:rPr>
-          <w:b w:val="0"/>
-          <w:bCs/>
-        </w:rPr>
-        <w:t>será</w:t>
-      </w:r>
-      <w:proofErr w:type="spellEnd"/>
-      <w:r>
-        <w:rPr>
-          <w:b w:val="0"/>
-          <w:bCs/>
-        </w:rPr>
-        <w:t xml:space="preserve"> </w:t>
-      </w:r>
-      <w:proofErr w:type="spellStart"/>
-      <w:r>
-        <w:rPr>
-          <w:b w:val="0"/>
-          <w:bCs/>
-        </w:rPr>
-        <w:t>utilizado</w:t>
-      </w:r>
-      <w:proofErr w:type="spellEnd"/>
-      <w:r>
-        <w:rPr>
-          <w:b w:val="0"/>
-          <w:bCs/>
-        </w:rPr>
-        <w:t xml:space="preserve"> no </w:t>
-      </w:r>
-      <w:proofErr w:type="spellStart"/>
-      <w:r>
-        <w:rPr>
-          <w:b w:val="0"/>
-          <w:bCs/>
-        </w:rPr>
-        <w:t>desenvolvimento</w:t>
-      </w:r>
-      <w:proofErr w:type="spellEnd"/>
-      <w:r>
-        <w:rPr>
-          <w:b w:val="0"/>
-          <w:bCs/>
-        </w:rPr>
-        <w:t xml:space="preserve"> da </w:t>
-      </w:r>
-      <w:proofErr w:type="spellStart"/>
-      <w:r>
-        <w:rPr>
-          <w:b w:val="0"/>
-          <w:bCs/>
-        </w:rPr>
-        <w:t>aplicação</w:t>
-      </w:r>
-      <w:proofErr w:type="spellEnd"/>
+        <w:t>Fluxograma que será utilizado no desenvolvimento da aplicação</w:t>
+      </w:r>
     </w:p>
     <w:p>
       <w:pPr>
@@ -7841,7 +7698,7 @@
           <w:lang w:val="pt-BR" w:eastAsia="pt-PT"/>
         </w:rPr>
         <w:pict w14:anchorId="5B0AB9D8">
-          <v:shape id="_x0000_i1093" type="#_x0000_t75" style="width:340.2pt;height:198.6pt;visibility:visible">
+          <v:shape id="_x0000_i1028" type="#_x0000_t75" style="width:340.2pt;height:198.6pt;visibility:visible">
             <v:imagedata r:id="rId11" o:title=""/>
           </v:shape>
         </w:pict>
@@ -7880,47 +7737,13 @@
       <w:r>
         <w:t xml:space="preserve">. </w:t>
       </w:r>
-      <w:proofErr w:type="spellStart"/>
       <w:r>
         <w:rPr>
           <w:b w:val="0"/>
           <w:bCs/>
         </w:rPr>
-        <w:t>Arquitetura</w:t>
-      </w:r>
-      <w:proofErr w:type="spellEnd"/>
-      <w:r>
-        <w:rPr>
-          <w:b w:val="0"/>
-          <w:bCs/>
-        </w:rPr>
-        <w:t xml:space="preserve"> </w:t>
-      </w:r>
-      <w:proofErr w:type="spellStart"/>
-      <w:r>
-        <w:rPr>
-          <w:b w:val="0"/>
-          <w:bCs/>
-        </w:rPr>
-        <w:t>física</w:t>
-      </w:r>
-      <w:proofErr w:type="spellEnd"/>
-      <w:r>
-        <w:rPr>
-          <w:b w:val="0"/>
-          <w:bCs/>
-        </w:rPr>
-        <w:t xml:space="preserve"> da </w:t>
-      </w:r>
-      <w:proofErr w:type="spellStart"/>
-      <w:r>
-        <w:rPr>
-          <w:b w:val="0"/>
-          <w:bCs/>
-        </w:rPr>
-        <w:t>aplicação</w:t>
-      </w:r>
-      <w:proofErr w:type="spellEnd"/>
+        <w:t>Arquitetura física da aplicação</w:t>
+      </w:r>
     </w:p>
     <w:p>
       <w:pPr>
@@ -8042,7 +7865,7 @@
           <w:lang w:val="pt-BR" w:eastAsia="pt-PT"/>
         </w:rPr>
         <w:pict w14:anchorId="458884E9">
-          <v:shape id="_x0000_i1094" type="#_x0000_t75" style="width:228.6pt;height:202.8pt;visibility:visible">
+          <v:shape id="_x0000_i1029" type="#_x0000_t75" style="width:228.6pt;height:202.8pt;visibility:visible">
             <v:imagedata r:id="rId12" o:title="" croptop="830f"/>
           </v:shape>
         </w:pict>
@@ -8084,47 +7907,13 @@
       <w:r>
         <w:t xml:space="preserve"> </w:t>
       </w:r>
-      <w:proofErr w:type="spellStart"/>
       <w:r>
         <w:rPr>
           <w:b w:val="0"/>
           <w:bCs/>
         </w:rPr>
-        <w:t>Arquitetura</w:t>
-      </w:r>
-      <w:proofErr w:type="spellEnd"/>
-      <w:r>
-        <w:rPr>
-          <w:b w:val="0"/>
-          <w:bCs/>
-        </w:rPr>
-        <w:t xml:space="preserve"> </w:t>
-      </w:r>
-      <w:proofErr w:type="spellStart"/>
-      <w:r>
-        <w:rPr>
-          <w:b w:val="0"/>
-          <w:bCs/>
-        </w:rPr>
-        <w:t>lógica</w:t>
-      </w:r>
-      <w:proofErr w:type="spellEnd"/>
-      <w:r>
-        <w:rPr>
-          <w:b w:val="0"/>
-          <w:bCs/>
-        </w:rPr>
-        <w:t xml:space="preserve"> da </w:t>
-      </w:r>
-      <w:proofErr w:type="spellStart"/>
-      <w:r>
-        <w:rPr>
-          <w:b w:val="0"/>
-          <w:bCs/>
-        </w:rPr>
-        <w:t>aplicação</w:t>
-      </w:r>
-      <w:proofErr w:type="spellEnd"/>
+        <w:t>Arquitetura lógica da aplicação</w:t>
+      </w:r>
     </w:p>
     <w:p>
       <w:pPr>
@@ -8221,7 +8010,7 @@
           <w:lang w:val="pt-BR" w:eastAsia="pt-PT"/>
         </w:rPr>
         <w:pict w14:anchorId="215FB8A3">
-          <v:shape id="_x0000_i1095" type="#_x0000_t75" style="width:322.2pt;height:138pt;visibility:visible">
+          <v:shape id="_x0000_i1030" type="#_x0000_t75" style="width:322.2pt;height:138pt;visibility:visible">
             <v:imagedata r:id="rId13" o:title=""/>
           </v:shape>
         </w:pict>
@@ -8264,49 +8053,8 @@
           <w:b w:val="0"/>
           <w:bCs/>
         </w:rPr>
-        <w:t xml:space="preserve">. </w:t>
-      </w:r>
-      <w:proofErr w:type="spellStart"/>
-      <w:r>
-        <w:rPr>
-          <w:b w:val="0"/>
-          <w:bCs/>
-        </w:rPr>
-        <w:t>Organização</w:t>
-      </w:r>
-      <w:proofErr w:type="spellEnd"/>
-      <w:r>
-        <w:rPr>
-          <w:b w:val="0"/>
-          <w:bCs/>
-        </w:rPr>
-        <w:t xml:space="preserve"> do </w:t>
-      </w:r>
-      <w:proofErr w:type="spellStart"/>
-      <w:r>
-        <w:rPr>
-          <w:b w:val="0"/>
-          <w:bCs/>
-        </w:rPr>
-        <w:t>código</w:t>
-      </w:r>
-      <w:proofErr w:type="spellEnd"/>
-      <w:r>
-        <w:rPr>
-          <w:b w:val="0"/>
-          <w:bCs/>
-        </w:rPr>
-        <w:t xml:space="preserve"> da </w:t>
-      </w:r>
-      <w:proofErr w:type="spellStart"/>
-      <w:r>
-        <w:rPr>
-          <w:b w:val="0"/>
-          <w:bCs/>
-        </w:rPr>
-        <w:t>aplicação</w:t>
-      </w:r>
-      <w:proofErr w:type="spellEnd"/>
+        <w:t>. Organização do código da aplicação</w:t>
+      </w:r>
     </w:p>
     <w:p>
       <w:pPr>
@@ -8434,7 +8182,7 @@
       </w:pPr>
       <w:r>
         <w:pict w14:anchorId="703AFE75">
-          <v:shape id="_x0000_i1096" type="#_x0000_t75" style="width:234pt;height:411pt;visibility:visible">
+          <v:shape id="_x0000_i1031" type="#_x0000_t75" style="width:234pt;height:411pt;visibility:visible">
             <v:imagedata r:id="rId14" o:title=""/>
           </v:shape>
         </w:pict>
@@ -8475,111 +8223,13 @@
       <w:r>
         <w:t xml:space="preserve">. </w:t>
       </w:r>
-      <w:proofErr w:type="spellStart"/>
       <w:r>
         <w:rPr>
           <w:b w:val="0"/>
           <w:bCs/>
         </w:rPr>
-        <w:t>Diagrama</w:t>
-      </w:r>
-      <w:proofErr w:type="spellEnd"/>
-      <w:r>
-        <w:rPr>
-          <w:b w:val="0"/>
-          <w:bCs/>
-        </w:rPr>
-        <w:t xml:space="preserve"> de classes de </w:t>
-      </w:r>
-      <w:proofErr w:type="spellStart"/>
-      <w:r>
-        <w:rPr>
-          <w:b w:val="0"/>
-          <w:bCs/>
-        </w:rPr>
-        <w:t>modelo</w:t>
-      </w:r>
-      <w:proofErr w:type="spellEnd"/>
-      <w:r>
-        <w:rPr>
-          <w:b w:val="0"/>
-          <w:bCs/>
-        </w:rPr>
-        <w:t xml:space="preserve"> </w:t>
-      </w:r>
-      <w:proofErr w:type="spellStart"/>
-      <w:r>
-        <w:rPr>
-          <w:b w:val="0"/>
-          <w:bCs/>
-        </w:rPr>
-        <w:t>que</w:t>
-      </w:r>
-      <w:proofErr w:type="spellEnd"/>
-      <w:r>
-        <w:rPr>
-          <w:b w:val="0"/>
-          <w:bCs/>
-        </w:rPr>
-        <w:t xml:space="preserve"> </w:t>
-      </w:r>
-      <w:proofErr w:type="spellStart"/>
-      <w:r>
-        <w:rPr>
-          <w:b w:val="0"/>
-          <w:bCs/>
-        </w:rPr>
-        <w:t>serão</w:t>
-      </w:r>
-      <w:proofErr w:type="spellEnd"/>
-      <w:r>
-        <w:rPr>
-          <w:b w:val="0"/>
-          <w:bCs/>
-        </w:rPr>
-        <w:t xml:space="preserve"> </w:t>
-      </w:r>
-      <w:proofErr w:type="spellStart"/>
-      <w:r>
-        <w:rPr>
-          <w:b w:val="0"/>
-          <w:bCs/>
-        </w:rPr>
-        <w:t>utilizadas</w:t>
-      </w:r>
-      <w:proofErr w:type="spellEnd"/>
-      <w:r>
-        <w:rPr>
-          <w:b w:val="0"/>
-          <w:bCs/>
-        </w:rPr>
-        <w:t xml:space="preserve"> </w:t>
-      </w:r>
-      <w:proofErr w:type="spellStart"/>
-      <w:r>
-        <w:rPr>
-          <w:b w:val="0"/>
-          <w:bCs/>
-        </w:rPr>
-        <w:t>na</w:t>
-      </w:r>
-      <w:proofErr w:type="spellEnd"/>
-      <w:r>
-        <w:rPr>
-          <w:b w:val="0"/>
-          <w:bCs/>
-        </w:rPr>
-        <w:t xml:space="preserve"> </w:t>
-      </w:r>
-      <w:proofErr w:type="spellStart"/>
-      <w:r>
-        <w:rPr>
-          <w:b w:val="0"/>
-          <w:bCs/>
-        </w:rPr>
-        <w:t>aplicação</w:t>
-      </w:r>
-      <w:proofErr w:type="spellEnd"/>
+        <w:t>Diagrama de classes de modelo que serão utilizadas na aplicação</w:t>
+      </w:r>
     </w:p>
     <w:p>
       <w:pPr>
@@ -8751,7 +8401,7 @@
           <w:lang w:val="pt-BR" w:eastAsia="pt-PT"/>
         </w:rPr>
         <w:pict w14:anchorId="2240C604">
-          <v:shape id="_x0000_i1097" type="#_x0000_t75" style="width:346.2pt;height:139.2pt;visibility:visible">
+          <v:shape id="_x0000_i1032" type="#_x0000_t75" style="width:346.2pt;height:139.2pt;visibility:visible">
             <v:imagedata r:id="rId15" o:title=""/>
           </v:shape>
         </w:pict>
@@ -8794,216 +8444,97 @@
           <w:b w:val="0"/>
           <w:bCs/>
         </w:rPr>
-        <w:t xml:space="preserve">. </w:t>
-      </w:r>
-      <w:proofErr w:type="spellStart"/>
-      <w:r>
-        <w:rPr>
-          <w:b w:val="0"/>
-          <w:bCs/>
-        </w:rPr>
-        <w:t>Diagrama</w:t>
-      </w:r>
-      <w:proofErr w:type="spellEnd"/>
-      <w:r>
-        <w:rPr>
-          <w:b w:val="0"/>
-          <w:bCs/>
-        </w:rPr>
-        <w:t xml:space="preserve"> de classes de </w:t>
-      </w:r>
-      <w:proofErr w:type="spellStart"/>
-      <w:r>
-        <w:rPr>
-          <w:b w:val="0"/>
-          <w:bCs/>
-        </w:rPr>
-        <w:t>exceções</w:t>
-      </w:r>
-      <w:proofErr w:type="spellEnd"/>
-      <w:r>
-        <w:rPr>
-          <w:b w:val="0"/>
-          <w:bCs/>
+        <w:t>. Diagrama de classes de exceções que serão utilizadas na aplicação</w:t>
+      </w:r>
+    </w:p>
+    <w:p>
+      <w:pPr>
+        <w:pStyle w:val="heading1"/>
+        <w:rPr>
+          <w:lang w:val="pt-BR" w:eastAsia="pt-PT"/>
+        </w:rPr>
+      </w:pPr>
+      <w:r>
+        <w:rPr>
+          <w:lang w:val="pt-BR" w:eastAsia="pt-PT"/>
+        </w:rPr>
+        <w:t>11   Interface de Usuário</w:t>
+      </w:r>
+    </w:p>
+    <w:p>
+      <w:pPr>
+        <w:pStyle w:val="p1a"/>
+        <w:rPr>
+          <w:lang w:val="pt-BR" w:eastAsia="pt-PT"/>
+        </w:rPr>
+      </w:pPr>
+      <w:r>
+        <w:rPr>
+          <w:lang w:val="pt-BR" w:eastAsia="pt-PT"/>
+        </w:rPr>
+        <w:t>A interface de usuário</w:t>
+      </w:r>
+      <w:r>
+        <w:rPr>
+          <w:lang w:val="pt-BR" w:eastAsia="pt-PT"/>
+        </w:rPr>
+        <w:t xml:space="preserve"> (</w:t>
+      </w:r>
+      <w:r>
+        <w:rPr>
+          <w:lang w:val="pt-BR" w:eastAsia="pt-PT"/>
+        </w:rPr>
+        <w:fldChar w:fldCharType="begin"/>
+      </w:r>
+      <w:r>
+        <w:rPr>
+          <w:lang w:val="pt-BR" w:eastAsia="pt-PT"/>
+        </w:rPr>
+        <w:instrText xml:space="preserve"> REF _Ref232179583 \h </w:instrText>
+      </w:r>
+      <w:r>
+        <w:rPr>
+          <w:lang w:val="pt-BR" w:eastAsia="pt-PT"/>
+        </w:rPr>
+      </w:r>
+      <w:r>
+        <w:rPr>
+          <w:lang w:val="pt-BR" w:eastAsia="pt-PT"/>
+        </w:rPr>
+        <w:fldChar w:fldCharType="separate"/>
+      </w:r>
+      <w:r>
+        <w:t xml:space="preserve">Fig. </w:t>
+      </w:r>
+      <w:r>
+        <w:rPr>
+          <w:noProof/>
+        </w:rPr>
+        <w:t>8</w:t>
+      </w:r>
+      <w:r>
+        <w:rPr>
+          <w:lang w:val="pt-BR" w:eastAsia="pt-PT"/>
+        </w:rPr>
+        <w:fldChar w:fldCharType="end"/>
+      </w:r>
+      <w:r>
+        <w:rPr>
+          <w:lang w:val="pt-BR" w:eastAsia="pt-PT"/>
+        </w:rPr>
+        <w:t>)</w:t>
+      </w:r>
+      <w:r>
+        <w:rPr>
+          <w:lang w:val="pt-BR" w:eastAsia="pt-PT"/>
         </w:rPr>
         <w:t xml:space="preserve"> </w:t>
       </w:r>
-      <w:proofErr w:type="spellStart"/>
-      <w:r>
-        <w:rPr>
-          <w:b w:val="0"/>
-          <w:bCs/>
-        </w:rPr>
-        <w:t>que</w:t>
-      </w:r>
-      <w:proofErr w:type="spellEnd"/>
-      <w:r>
-        <w:rPr>
-          <w:b w:val="0"/>
-          <w:bCs/>
-        </w:rPr>
-        <w:t xml:space="preserve"> </w:t>
-      </w:r>
-      <w:proofErr w:type="spellStart"/>
-      <w:r>
-        <w:rPr>
-          <w:b w:val="0"/>
-          <w:bCs/>
-        </w:rPr>
-        <w:t>serão</w:t>
-      </w:r>
-      <w:proofErr w:type="spellEnd"/>
-      <w:r>
-        <w:rPr>
-          <w:b w:val="0"/>
-          <w:bCs/>
-        </w:rPr>
-        <w:t xml:space="preserve"> </w:t>
-      </w:r>
-      <w:proofErr w:type="spellStart"/>
-      <w:r>
-        <w:rPr>
-          <w:b w:val="0"/>
-          <w:bCs/>
-        </w:rPr>
-        <w:t>utilizadas</w:t>
-      </w:r>
-      <w:proofErr w:type="spellEnd"/>
-      <w:r>
-        <w:rPr>
-          <w:b w:val="0"/>
-          <w:bCs/>
-        </w:rPr>
-        <w:t xml:space="preserve"> </w:t>
-      </w:r>
-      <w:proofErr w:type="spellStart"/>
-      <w:r>
-        <w:rPr>
-          <w:b w:val="0"/>
-          <w:bCs/>
-        </w:rPr>
-        <w:t>na</w:t>
-      </w:r>
-      <w:proofErr w:type="spellEnd"/>
-      <w:r>
-        <w:rPr>
-          <w:b w:val="0"/>
-          <w:bCs/>
-        </w:rPr>
-        <w:t xml:space="preserve"> </w:t>
-      </w:r>
-      <w:proofErr w:type="spellStart"/>
-      <w:r>
-        <w:rPr>
-          <w:b w:val="0"/>
-          <w:bCs/>
-        </w:rPr>
-        <w:t>aplicação</w:t>
-      </w:r>
-      <w:proofErr w:type="spellEnd"/>
-    </w:p>
-    <w:p>
-      <w:pPr>
-        <w:pStyle w:val="heading1"/>
+      <w:r>
         <w:rPr>
           <w:lang w:val="pt-BR" w:eastAsia="pt-PT"/>
         </w:rPr>
-      </w:pPr>
-      <w:r>
-        <w:rPr>
-          <w:lang w:val="pt-BR" w:eastAsia="pt-PT"/>
-        </w:rPr>
-        <w:t>11   Interface de Usuário</w:t>
-      </w:r>
-    </w:p>
-    <w:p>
-      <w:pPr>
-        <w:pStyle w:val="p1a"/>
-        <w:rPr>
-          <w:lang w:val="pt-BR" w:eastAsia="pt-PT"/>
-        </w:rPr>
-      </w:pPr>
-      <w:r>
-        <w:rPr>
-          <w:lang w:val="pt-BR" w:eastAsia="pt-PT"/>
-        </w:rPr>
-        <w:t>A interface de usuário</w:t>
-      </w:r>
-      <w:r>
-        <w:rPr>
-          <w:lang w:val="pt-BR" w:eastAsia="pt-PT"/>
-        </w:rPr>
-        <w:t xml:space="preserve"> (</w:t>
-      </w:r>
-      <w:r>
-        <w:rPr>
-          <w:lang w:val="pt-BR" w:eastAsia="pt-PT"/>
-        </w:rPr>
-        <w:fldChar w:fldCharType="begin"/>
-      </w:r>
-      <w:r>
-        <w:rPr>
-          <w:lang w:val="pt-BR" w:eastAsia="pt-PT"/>
-        </w:rPr>
-        <w:instrText xml:space="preserve"> REF _Ref232179583 \h </w:instrText>
-      </w:r>
-      <w:r>
-        <w:rPr>
-          <w:lang w:val="pt-BR" w:eastAsia="pt-PT"/>
-        </w:rPr>
-      </w:r>
-      <w:r>
-        <w:rPr>
-          <w:lang w:val="pt-BR" w:eastAsia="pt-PT"/>
-        </w:rPr>
-        <w:fldChar w:fldCharType="separate"/>
-      </w:r>
-      <w:r>
-        <w:t xml:space="preserve">Fig. </w:t>
-      </w:r>
-      <w:r>
-        <w:rPr>
-          <w:noProof/>
-        </w:rPr>
-        <w:t>8</w:t>
-      </w:r>
-      <w:r>
-        <w:rPr>
-          <w:lang w:val="pt-BR" w:eastAsia="pt-PT"/>
-        </w:rPr>
-        <w:fldChar w:fldCharType="end"/>
-      </w:r>
-      <w:r>
-        <w:rPr>
-          <w:lang w:val="pt-BR" w:eastAsia="pt-PT"/>
-        </w:rPr>
-        <w:t>)</w:t>
-      </w:r>
-      <w:r>
-        <w:rPr>
-          <w:lang w:val="pt-BR" w:eastAsia="pt-PT"/>
-        </w:rPr>
-        <w:t xml:space="preserve"> </w:t>
-      </w:r>
-      <w:r>
-        <w:rPr>
-          <w:lang w:val="pt-BR" w:eastAsia="pt-PT"/>
-        </w:rPr>
-        <w:t xml:space="preserve">mostra o funciomaneto da aplicação do ponto de vista do usuário, isto é, </w:t>
-      </w:r>
-      <w:proofErr w:type="gramStart"/>
-      <w:r>
-        <w:rPr>
-          <w:lang w:val="pt-BR" w:eastAsia="pt-PT"/>
-        </w:rPr>
-        <w:t>a</w:t>
-      </w:r>
-      <w:proofErr w:type="gramEnd"/>
-      <w:r>
-        <w:rPr>
-          <w:lang w:val="pt-BR" w:eastAsia="pt-PT"/>
-        </w:rPr>
-        <w:t xml:space="preserve"> estrutura das interfaces pelas quais o utilizador irá navegar para </w:t>
+        <w:t xml:space="preserve">mostra o funciomaneto da aplicação do ponto de vista do usuário, isto é, a estrutura das interfaces pelas quais o utilizador irá navegar para </w:t>
       </w:r>
       <w:r>
         <w:rPr>
@@ -9073,7 +8604,7 @@
         </w:rPr>
         <w:lastRenderedPageBreak/>
         <w:pict w14:anchorId="29F95681">
-          <v:shape id="_x0000_i1098" type="#_x0000_t75" style="width:334.8pt;height:271.8pt;visibility:visible">
+          <v:shape id="_x0000_i1033" type="#_x0000_t75" style="width:334.8pt;height:271.8pt;visibility:visible">
             <v:imagedata r:id="rId16" o:title=""/>
           </v:shape>
         </w:pict>
@@ -9118,33 +8649,8 @@
           <w:b w:val="0"/>
           <w:bCs/>
         </w:rPr>
-        <w:t xml:space="preserve">Interface de </w:t>
-      </w:r>
-      <w:proofErr w:type="spellStart"/>
-      <w:r>
-        <w:rPr>
-          <w:b w:val="0"/>
-          <w:bCs/>
-        </w:rPr>
-        <w:t>usuário</w:t>
-      </w:r>
-      <w:proofErr w:type="spellEnd"/>
-      <w:r>
-        <w:rPr>
-          <w:b w:val="0"/>
-          <w:bCs/>
-        </w:rPr>
-        <w:t xml:space="preserve"> da </w:t>
-      </w:r>
-      <w:proofErr w:type="spellStart"/>
-      <w:r>
-        <w:rPr>
-          <w:b w:val="0"/>
-          <w:bCs/>
-        </w:rPr>
-        <w:t>aplicação</w:t>
-      </w:r>
-      <w:proofErr w:type="spellEnd"/>
+        <w:t>Interface de usuário da aplicação</w:t>
+      </w:r>
     </w:p>
     <w:p>
       <w:pPr>
@@ -9228,45 +8734,16 @@
         <w:br/>
       </w:r>
       <w:r>
-        <w:t xml:space="preserve">Segue-se um </w:t>
-      </w:r>
-      <w:proofErr w:type="spellStart"/>
-      <w:r>
-        <w:t>exemplo</w:t>
-      </w:r>
-      <w:proofErr w:type="spellEnd"/>
-      <w:r>
-        <w:t xml:space="preserve"> de teste</w:t>
+        <w:t>Segue-se um exemplo de teste</w:t>
+      </w:r>
+      <w:r>
+        <w:t xml:space="preserve"> realizado</w:t>
       </w:r>
       <w:r>
         <w:t xml:space="preserve"> </w:t>
       </w:r>
-      <w:proofErr w:type="spellStart"/>
-      <w:r>
-        <w:t>realizado</w:t>
-      </w:r>
-      <w:proofErr w:type="spellEnd"/>
-      <w:r>
-        <w:t xml:space="preserve"> </w:t>
-      </w:r>
-      <w:r>
-        <w:t xml:space="preserve">de </w:t>
-      </w:r>
-      <w:proofErr w:type="spellStart"/>
-      <w:r>
-        <w:t>cada</w:t>
-      </w:r>
-      <w:proofErr w:type="spellEnd"/>
-      <w:r>
-        <w:t xml:space="preserve"> </w:t>
-      </w:r>
-      <w:proofErr w:type="spellStart"/>
-      <w:r>
-        <w:t>classe</w:t>
-      </w:r>
-      <w:proofErr w:type="spellEnd"/>
-      <w:r>
-        <w:t>.</w:t>
+      <w:r>
+        <w:t>de cada classe.</w:t>
       </w:r>
     </w:p>
     <w:p>
@@ -9284,34 +8761,7 @@
           <w:sz w:val="20"/>
         </w:rPr>
         <w:br/>
-      </w:r>
-      <w:proofErr w:type="spellStart"/>
-      <w:r>
-        <w:rPr>
-          <w:sz w:val="20"/>
-        </w:rPr>
-        <w:t>Exemplo</w:t>
-      </w:r>
-      <w:proofErr w:type="spellEnd"/>
-      <w:r>
-        <w:rPr>
-          <w:sz w:val="20"/>
-        </w:rPr>
-        <w:t xml:space="preserve"> de teste para a </w:t>
-      </w:r>
-      <w:proofErr w:type="spellStart"/>
-      <w:r>
-        <w:rPr>
-          <w:sz w:val="20"/>
-        </w:rPr>
-        <w:t>classe</w:t>
-      </w:r>
-      <w:proofErr w:type="spellEnd"/>
-      <w:r>
-        <w:rPr>
-          <w:sz w:val="20"/>
-        </w:rPr>
-        <w:t xml:space="preserve"> Player:</w:t>
+        <w:t>Exemplo de teste para a classe Player:</w:t>
       </w:r>
       <w:r>
         <w:rPr>
@@ -9336,9 +8786,124 @@
           <w:sz w:val="20"/>
           <w:szCs w:val="22"/>
         </w:rPr>
-        <w:t xml:space="preserve">Este teste </w:t>
-      </w:r>
-      <w:proofErr w:type="spellStart"/>
+        <w:t>Este teste verifica que o construtor da classe Player lança uma InvalidDataException quando o nickname introduzido pelo jogador, tem menos de 3 caracteres. Com isto, este teste assegura que a validação do nickname está corretamente implementada no projeto.</w:t>
+      </w:r>
+      <w:r>
+        <w:rPr>
+          <w:b w:val="0"/>
+          <w:bCs/>
+          <w:sz w:val="20"/>
+        </w:rPr>
+        <w:br/>
+      </w:r>
+    </w:p>
+    <w:p>
+      <w:pPr>
+        <w:pStyle w:val="Legenda"/>
+        <w:jc w:val="left"/>
+        <w:rPr>
+          <w:b w:val="0"/>
+          <w:bCs/>
+        </w:rPr>
+      </w:pPr>
+      <w:r>
+        <w:rPr>
+          <w:b w:val="0"/>
+          <w:bCs/>
+          <w:sz w:val="20"/>
+        </w:rPr>
+        <w:lastRenderedPageBreak/>
+        <w:br/>
+      </w:r>
+      <w:r>
+        <w:rPr>
+          <w:b w:val="0"/>
+          <w:noProof/>
+          <w:sz w:val="20"/>
+        </w:rPr>
+        <w:pict w14:anchorId="5D785E8A">
+          <v:shape id="_x0000_i1034" type="#_x0000_t75" style="width:343.2pt;height:162pt;visibility:visible">
+            <v:imagedata r:id="rId17" o:title=""/>
+          </v:shape>
+        </w:pict>
+      </w:r>
+      <w:r>
+        <w:rPr>
+          <w:b w:val="0"/>
+          <w:bCs/>
+          <w:sz w:val="20"/>
+        </w:rPr>
+        <w:br/>
+      </w:r>
+      <w:r>
+        <w:t xml:space="preserve">                   Fig. 9</w:t>
+      </w:r>
+      <w:r>
+        <w:t xml:space="preserve">. </w:t>
+      </w:r>
+      <w:r>
+        <w:rPr>
+          <w:b w:val="0"/>
+          <w:bCs/>
+        </w:rPr>
+        <w:t>Teste unitário da classe Player – validação do nickname</w:t>
+      </w:r>
+    </w:p>
+    <w:p>
+      <w:pPr>
+        <w:pStyle w:val="Legenda"/>
+        <w:jc w:val="left"/>
+        <w:rPr>
+          <w:lang w:val="pt-BR"/>
+        </w:rPr>
+      </w:pPr>
+    </w:p>
+    <w:p>
+      <w:pPr>
+        <w:pStyle w:val="Legenda"/>
+        <w:jc w:val="left"/>
+        <w:rPr>
+          <w:b w:val="0"/>
+          <w:bCs/>
+          <w:sz w:val="20"/>
+        </w:rPr>
+      </w:pPr>
+      <w:r>
+        <w:rPr>
+          <w:lang w:val="pt-BR"/>
+        </w:rPr>
+        <w:br/>
+      </w:r>
+      <w:r>
+        <w:rPr>
+          <w:sz w:val="20"/>
+        </w:rPr>
+        <w:t xml:space="preserve">Exemplo de teste para a classe </w:t>
+      </w:r>
+      <w:r>
+        <w:rPr>
+          <w:sz w:val="20"/>
+        </w:rPr>
+        <w:t>Ship</w:t>
+      </w:r>
+      <w:r>
+        <w:rPr>
+          <w:sz w:val="20"/>
+        </w:rPr>
+        <w:t>:</w:t>
+      </w:r>
+      <w:r>
+        <w:rPr>
+          <w:sz w:val="20"/>
+        </w:rPr>
+        <w:br/>
+      </w:r>
+      <w:r>
+        <w:rPr>
+          <w:sz w:val="20"/>
+        </w:rPr>
+        <w:br/>
+      </w:r>
       <w:r>
         <w:rPr>
           <w:b w:val="0"/>
@@ -9346,1301 +8911,560 @@
           <w:sz w:val="20"/>
           <w:szCs w:val="22"/>
         </w:rPr>
-        <w:t>verifica</w:t>
-      </w:r>
-      <w:proofErr w:type="spellEnd"/>
+        <w:t>Este teste verifica que um navio é considerado afundado, após receber um número de hits igual ao seu tamanho. Neste caso, foram adicionados 2 hits, dado o tamanho da fragata.  Este teste comprova que o método isSunk() reflete o estado do navio ao longo da partida.</w:t>
+      </w:r>
+    </w:p>
+    <w:p>
+      <w:pPr>
+        <w:pStyle w:val="Legenda"/>
+        <w:jc w:val="left"/>
+        <w:rPr>
+          <w:lang w:val="pt-BR"/>
+        </w:rPr>
+      </w:pPr>
       <w:r>
         <w:rPr>
           <w:b w:val="0"/>
           <w:bCs/>
           <w:sz w:val="20"/>
-          <w:szCs w:val="22"/>
+        </w:rPr>
+        <w:br/>
+      </w:r>
+      <w:r>
+        <w:rPr>
+          <w:noProof/>
+          <w:lang w:val="pt-BR"/>
+        </w:rPr>
+        <w:pict w14:anchorId="6DCFBF81">
+          <v:shape id="_x0000_i1035" type="#_x0000_t75" style="width:346.2pt;height:103.2pt;visibility:visible">
+            <v:imagedata r:id="rId18" o:title=""/>
+          </v:shape>
+        </w:pict>
+      </w:r>
+      <w:r>
+        <w:rPr>
+          <w:szCs w:val="18"/>
         </w:rPr>
         <w:t xml:space="preserve"> </w:t>
       </w:r>
-      <w:proofErr w:type="spellStart"/>
+      <w:r>
+        <w:rPr>
+          <w:szCs w:val="18"/>
+        </w:rPr>
+        <w:t xml:space="preserve">                 </w:t>
+      </w:r>
+      <w:r>
+        <w:rPr>
+          <w:szCs w:val="18"/>
+        </w:rPr>
+        <w:t xml:space="preserve">Fig. </w:t>
+      </w:r>
+      <w:r>
+        <w:rPr>
+          <w:szCs w:val="18"/>
+        </w:rPr>
+        <w:t>10</w:t>
+      </w:r>
+      <w:r>
+        <w:rPr>
+          <w:szCs w:val="18"/>
+        </w:rPr>
+        <w:t xml:space="preserve">. </w:t>
+      </w:r>
+      <w:r>
+        <w:rPr>
+          <w:b w:val="0"/>
+          <w:bCs/>
+          <w:szCs w:val="18"/>
+        </w:rPr>
+        <w:t>Teste unitário da classe Ship – verificação de navio afundado</w:t>
+      </w:r>
+      <w:r>
+        <w:rPr>
+          <w:lang w:val="pt-BR"/>
+        </w:rPr>
+        <w:br/>
+      </w:r>
+    </w:p>
+    <w:p>
+      <w:pPr>
+        <w:pStyle w:val="Legenda"/>
+        <w:jc w:val="left"/>
+        <w:rPr>
+          <w:lang w:val="pt-BR"/>
+        </w:rPr>
+      </w:pPr>
+      <w:r>
+        <w:rPr>
+          <w:lang w:val="pt-BR"/>
+        </w:rPr>
+        <w:br/>
+      </w:r>
+      <w:r>
+        <w:rPr>
+          <w:sz w:val="20"/>
+        </w:rPr>
+        <w:t>Exemplo de teste para a classe</w:t>
+      </w:r>
+      <w:r>
+        <w:rPr>
+          <w:sz w:val="20"/>
+        </w:rPr>
+        <w:t xml:space="preserve"> </w:t>
+      </w:r>
+      <w:r>
+        <w:rPr>
+          <w:sz w:val="20"/>
+        </w:rPr>
+        <w:t>Board</w:t>
+      </w:r>
+      <w:r>
+        <w:rPr>
+          <w:sz w:val="20"/>
+        </w:rPr>
+        <w:t>:</w:t>
+      </w:r>
+      <w:r>
+        <w:rPr>
+          <w:sz w:val="20"/>
+        </w:rPr>
+        <w:br/>
+      </w:r>
+      <w:r>
+        <w:rPr>
+          <w:sz w:val="20"/>
+        </w:rPr>
+        <w:br/>
+      </w:r>
       <w:r>
         <w:rPr>
           <w:b w:val="0"/>
           <w:bCs/>
           <w:sz w:val="20"/>
-          <w:szCs w:val="22"/>
-        </w:rPr>
-        <w:t>que</w:t>
-      </w:r>
-      <w:proofErr w:type="spellEnd"/>
+        </w:rPr>
+        <w:t>Este teste verifica que ao efetuar um disparo numa célula ocupada por um navio, neste caso novamente uma fragata, o método registerShot() devolve “X” e atualiza o estado do tabuleiro. Isto garante que ao longo da partida, após cada jogada, o tabuleiro é atualizado de forma correta.</w:t>
+      </w:r>
+      <w:r>
+        <w:rPr>
+          <w:sz w:val="20"/>
+        </w:rPr>
+        <w:br/>
+      </w:r>
+      <w:r>
+        <w:rPr>
+          <w:noProof/>
+          <w:sz w:val="20"/>
+        </w:rPr>
+        <w:lastRenderedPageBreak/>
+        <w:br/>
+      </w:r>
+      <w:r>
+        <w:rPr>
+          <w:noProof/>
+          <w:sz w:val="20"/>
+        </w:rPr>
+        <w:pict w14:anchorId="55F29CDE">
+          <v:shape id="_x0000_i1036" type="#_x0000_t75" style="width:349.8pt;height:129.6pt;visibility:visible">
+            <v:imagedata r:id="rId19" o:title=""/>
+          </v:shape>
+        </w:pict>
+      </w:r>
+      <w:r>
+        <w:rPr>
+          <w:szCs w:val="18"/>
+        </w:rPr>
+        <w:t xml:space="preserve"> </w:t>
+      </w:r>
+      <w:r>
+        <w:rPr>
+          <w:szCs w:val="18"/>
+        </w:rPr>
+        <w:t xml:space="preserve">                   </w:t>
+      </w:r>
+      <w:r>
+        <w:rPr>
+          <w:szCs w:val="18"/>
+        </w:rPr>
+        <w:t xml:space="preserve">Fig. </w:t>
+      </w:r>
+      <w:r>
+        <w:rPr>
+          <w:szCs w:val="18"/>
+        </w:rPr>
+        <w:t>11</w:t>
+      </w:r>
+      <w:r>
+        <w:rPr>
+          <w:szCs w:val="18"/>
+        </w:rPr>
+        <w:t xml:space="preserve">. </w:t>
+      </w:r>
+      <w:r>
+        <w:rPr>
+          <w:b w:val="0"/>
+          <w:bCs/>
+          <w:szCs w:val="18"/>
+        </w:rPr>
+        <w:t xml:space="preserve">Teste unitário da classe Board – registo de tiro no navio     </w:t>
+      </w:r>
+      <w:r>
+        <w:rPr>
+          <w:szCs w:val="18"/>
+        </w:rPr>
+        <w:t xml:space="preserve">              </w:t>
+      </w:r>
+      <w:r>
+        <w:rPr>
+          <w:sz w:val="20"/>
+        </w:rPr>
+        <w:br/>
+      </w:r>
+      <w:r>
+        <w:rPr>
+          <w:lang w:val="pt-BR"/>
+        </w:rPr>
+        <w:br/>
+      </w:r>
+      <w:r>
+        <w:rPr>
+          <w:lang w:val="pt-BR"/>
+        </w:rPr>
+        <w:br/>
+      </w:r>
+      <w:r>
+        <w:rPr>
+          <w:lang w:val="pt-BR"/>
+        </w:rPr>
+        <w:br/>
+      </w:r>
+      <w:r>
+        <w:rPr>
+          <w:sz w:val="20"/>
+        </w:rPr>
+        <w:t>Exemplo de teste para a classe</w:t>
+      </w:r>
+      <w:r>
+        <w:rPr>
+          <w:sz w:val="20"/>
+        </w:rPr>
+        <w:t xml:space="preserve"> Game</w:t>
+      </w:r>
+      <w:r>
+        <w:rPr>
+          <w:sz w:val="20"/>
+        </w:rPr>
+        <w:t>:</w:t>
+      </w:r>
+      <w:r>
+        <w:rPr>
+          <w:sz w:val="20"/>
+        </w:rPr>
+        <w:br/>
+      </w:r>
+      <w:r>
+        <w:rPr>
+          <w:sz w:val="20"/>
+        </w:rPr>
+        <w:br/>
+      </w:r>
       <w:r>
         <w:rPr>
           <w:b w:val="0"/>
           <w:bCs/>
           <w:sz w:val="20"/>
-          <w:szCs w:val="22"/>
-        </w:rPr>
-        <w:t xml:space="preserve"> </w:t>
-      </w:r>
-      <w:proofErr w:type="spellStart"/>
+        </w:rPr>
+        <w:t>Este teste verifica que quando um jogador acerta num navio do adversário, o turno não é alterado, permitindo assim que o jogador continue a jogar até falhar algum navio. Isto verifica que o projeto segue a regra do jogo classico de batalha naval.</w:t>
+      </w:r>
       <w:r>
         <w:rPr>
           <w:b w:val="0"/>
           <w:bCs/>
           <w:sz w:val="20"/>
-          <w:szCs w:val="22"/>
-        </w:rPr>
-        <w:t>o</w:t>
-      </w:r>
-      <w:proofErr w:type="spellEnd"/>
+        </w:rPr>
+        <w:br/>
+      </w:r>
       <w:r>
         <w:rPr>
           <w:b w:val="0"/>
           <w:bCs/>
           <w:sz w:val="20"/>
-          <w:szCs w:val="22"/>
-        </w:rPr>
-        <w:t xml:space="preserve"> </w:t>
-      </w:r>
-      <w:proofErr w:type="spellStart"/>
-      <w:r>
+        </w:rPr>
+        <w:br/>
+      </w:r>
+      <w:r>
+        <w:rPr>
+          <w:noProof/>
+          <w:sz w:val="20"/>
+        </w:rPr>
+        <w:pict w14:anchorId="5778C4CB">
+          <v:shape id="_x0000_i1037" type="#_x0000_t75" style="width:345.6pt;height:154.8pt;visibility:visible">
+            <v:imagedata r:id="rId20" o:title=""/>
+          </v:shape>
+        </w:pict>
+      </w:r>
+      <w:r>
+        <w:rPr>
+          <w:sz w:val="20"/>
+        </w:rPr>
+        <w:br/>
+      </w:r>
+      <w:r>
+        <w:rPr>
+          <w:szCs w:val="18"/>
+        </w:rPr>
+        <w:t xml:space="preserve">                </w:t>
+      </w:r>
+      <w:r>
+        <w:rPr>
+          <w:szCs w:val="18"/>
+        </w:rPr>
+        <w:t xml:space="preserve">Fig. </w:t>
+      </w:r>
+      <w:r>
+        <w:rPr>
+          <w:szCs w:val="18"/>
+        </w:rPr>
+        <w:t>12</w:t>
+      </w:r>
+      <w:r>
+        <w:rPr>
+          <w:szCs w:val="18"/>
+        </w:rPr>
+        <w:t xml:space="preserve">. </w:t>
+      </w:r>
+      <w:r>
+        <w:rPr>
+          <w:b w:val="0"/>
+          <w:bCs/>
+          <w:szCs w:val="18"/>
+        </w:rPr>
+        <w:t>Teste unitário da classe Game – verificação de turno após acerto</w:t>
+      </w:r>
+      <w:r>
+        <w:rPr>
+          <w:lang w:val="pt-BR"/>
+        </w:rPr>
+        <w:br/>
+      </w:r>
+    </w:p>
+    <w:p>
+      <w:pPr>
+        <w:pStyle w:val="Legenda"/>
+        <w:jc w:val="left"/>
+        <w:rPr>
+          <w:sz w:val="20"/>
+        </w:rPr>
+      </w:pPr>
+    </w:p>
+    <w:p>
+      <w:pPr>
+        <w:pStyle w:val="Legenda"/>
+        <w:jc w:val="left"/>
         <w:rPr>
           <w:b w:val="0"/>
           <w:bCs/>
           <w:sz w:val="20"/>
-          <w:szCs w:val="22"/>
-        </w:rPr>
-        <w:t>construtor</w:t>
-      </w:r>
-      <w:proofErr w:type="spellEnd"/>
+        </w:rPr>
+      </w:pPr>
+      <w:r>
+        <w:rPr>
+          <w:sz w:val="20"/>
+        </w:rPr>
+        <w:t>Exemplo de teste para a classe</w:t>
+      </w:r>
+      <w:r>
+        <w:rPr>
+          <w:sz w:val="20"/>
+        </w:rPr>
+        <w:t xml:space="preserve"> PlayerContainer</w:t>
+      </w:r>
+      <w:r>
+        <w:rPr>
+          <w:sz w:val="20"/>
+        </w:rPr>
+        <w:t>:</w:t>
+      </w:r>
+      <w:r>
+        <w:rPr>
+          <w:sz w:val="20"/>
+        </w:rPr>
+        <w:br/>
+      </w:r>
+      <w:r>
+        <w:rPr>
+          <w:sz w:val="20"/>
+        </w:rPr>
+        <w:br/>
+      </w:r>
       <w:r>
         <w:rPr>
           <w:b w:val="0"/>
           <w:bCs/>
           <w:sz w:val="20"/>
-          <w:szCs w:val="22"/>
-        </w:rPr>
-        <w:t xml:space="preserve"> da </w:t>
-      </w:r>
-      <w:proofErr w:type="spellStart"/>
+        </w:rPr>
+        <w:t>Este teste verifca que ao tentar encotnrar um jogador com um nickname que não se encontra no sistema, é lançado um NoDataException. Isto assegura que o projeto trata de forma correta a gestão dos nicknames.</w:t>
+      </w:r>
       <w:r>
         <w:rPr>
           <w:b w:val="0"/>
           <w:bCs/>
           <w:sz w:val="20"/>
-          <w:szCs w:val="22"/>
-        </w:rPr>
-        <w:t>classe</w:t>
-      </w:r>
-      <w:proofErr w:type="spellEnd"/>
+        </w:rPr>
+        <w:br/>
+      </w:r>
       <w:r>
         <w:rPr>
           <w:b w:val="0"/>
           <w:bCs/>
           <w:sz w:val="20"/>
-          <w:szCs w:val="22"/>
-        </w:rPr>
-        <w:t xml:space="preserve"> Player </w:t>
-      </w:r>
-      <w:proofErr w:type="spellStart"/>
+        </w:rPr>
+        <w:br/>
+      </w:r>
       <w:r>
         <w:rPr>
           <w:b w:val="0"/>
           <w:bCs/>
           <w:sz w:val="20"/>
-          <w:szCs w:val="22"/>
-        </w:rPr>
-        <w:t>lança</w:t>
-      </w:r>
-      <w:proofErr w:type="spellEnd"/>
-      <w:r>
+        </w:rPr>
+        <w:lastRenderedPageBreak/>
+        <w:br/>
+      </w:r>
+      <w:r>
+        <w:rPr>
+          <w:b w:val="0"/>
+          <w:noProof/>
+          <w:sz w:val="20"/>
+        </w:rPr>
+        <w:pict w14:anchorId="4F2278E9">
+          <v:shape id="_x0000_i1038" type="#_x0000_t75" style="width:351.6pt;height:165.6pt;visibility:visible">
+            <v:imagedata r:id="rId21" o:title=""/>
+          </v:shape>
+        </w:pict>
+      </w:r>
+    </w:p>
+    <w:p>
+      <w:pPr>
+        <w:pStyle w:val="Legenda"/>
+        <w:jc w:val="left"/>
+        <w:rPr>
+          <w:sz w:val="20"/>
+        </w:rPr>
+      </w:pPr>
+      <w:r>
+        <w:rPr>
+          <w:szCs w:val="18"/>
+        </w:rPr>
+        <w:t xml:space="preserve">         </w:t>
+      </w:r>
+      <w:r>
+        <w:rPr>
+          <w:szCs w:val="18"/>
+        </w:rPr>
+        <w:t xml:space="preserve">Fig. </w:t>
+      </w:r>
+      <w:r>
+        <w:rPr>
+          <w:szCs w:val="18"/>
+        </w:rPr>
+        <w:t>13</w:t>
+      </w:r>
+      <w:r>
+        <w:rPr>
+          <w:szCs w:val="18"/>
+        </w:rPr>
+        <w:t xml:space="preserve">. </w:t>
+      </w:r>
+      <w:r>
+        <w:rPr>
+          <w:b w:val="0"/>
+          <w:bCs/>
+          <w:szCs w:val="18"/>
+        </w:rPr>
+        <w:t>Teste unitário da classe PlayerContainer – Acessar jogador que não existe</w:t>
+      </w:r>
+    </w:p>
+    <w:p>
+      <w:pPr>
+        <w:pStyle w:val="Legenda"/>
+        <w:jc w:val="left"/>
+        <w:rPr>
+          <w:sz w:val="20"/>
+        </w:rPr>
+      </w:pPr>
+    </w:p>
+    <w:p>
+      <w:pPr>
+        <w:pStyle w:val="Legenda"/>
+        <w:jc w:val="left"/>
         <w:rPr>
           <w:b w:val="0"/>
           <w:bCs/>
           <w:sz w:val="20"/>
-          <w:szCs w:val="22"/>
-        </w:rPr>
-        <w:t xml:space="preserve"> </w:t>
-      </w:r>
-      <w:proofErr w:type="spellStart"/>
+        </w:rPr>
+      </w:pPr>
+      <w:r>
+        <w:rPr>
+          <w:sz w:val="20"/>
+        </w:rPr>
+        <w:t>12.1 Tabela de taxa de sucesso dos testes</w:t>
+      </w:r>
+      <w:r>
+        <w:rPr>
+          <w:sz w:val="20"/>
+        </w:rPr>
+        <w:br/>
+      </w:r>
+      <w:r>
+        <w:rPr>
+          <w:sz w:val="20"/>
+        </w:rPr>
+        <w:br/>
+      </w:r>
       <w:r>
         <w:rPr>
           <w:b w:val="0"/>
           <w:bCs/>
           <w:sz w:val="20"/>
-          <w:szCs w:val="22"/>
-        </w:rPr>
-        <w:t>uma</w:t>
-      </w:r>
-      <w:proofErr w:type="spellEnd"/>
-      <w:r>
+        </w:rPr>
+        <w:t>A tabela seguinte apresenta os resultados obtidos na execução dos 35 testes unitários, indicando a taxa de sucesso de cada teste sobre as classes do projeto.</w:t>
+      </w:r>
+    </w:p>
+    <w:p>
+      <w:pPr>
+        <w:pStyle w:val="Legenda"/>
         <w:rPr>
           <w:b w:val="0"/>
           <w:bCs/>
           <w:sz w:val="20"/>
-          <w:szCs w:val="22"/>
-        </w:rPr>
-        <w:t xml:space="preserve"> </w:t>
-      </w:r>
-      <w:proofErr w:type="spellStart"/>
+        </w:rPr>
+      </w:pPr>
       <w:r>
         <w:rPr>
           <w:b w:val="0"/>
           <w:bCs/>
           <w:sz w:val="20"/>
-          <w:szCs w:val="22"/>
-        </w:rPr>
-        <w:t>InvalidDataException</w:t>
-      </w:r>
-      <w:proofErr w:type="spellEnd"/>
+        </w:rPr>
+        <w:br/>
+      </w:r>
       <w:r>
         <w:rPr>
           <w:b w:val="0"/>
           <w:bCs/>
           <w:sz w:val="20"/>
-          <w:szCs w:val="22"/>
-        </w:rPr>
-        <w:t xml:space="preserve"> </w:t>
-      </w:r>
-      <w:proofErr w:type="spellStart"/>
-      <w:r>
-        <w:rPr>
-          <w:b w:val="0"/>
-          <w:bCs/>
-          <w:sz w:val="20"/>
-          <w:szCs w:val="22"/>
-        </w:rPr>
-        <w:t>quando</w:t>
-      </w:r>
-      <w:proofErr w:type="spellEnd"/>
-      <w:r>
-        <w:rPr>
-          <w:b w:val="0"/>
-          <w:bCs/>
-          <w:sz w:val="20"/>
-          <w:szCs w:val="22"/>
-        </w:rPr>
-        <w:t xml:space="preserve"> o nickname </w:t>
-      </w:r>
-      <w:proofErr w:type="spellStart"/>
-      <w:r>
-        <w:rPr>
-          <w:b w:val="0"/>
-          <w:bCs/>
-          <w:sz w:val="20"/>
-          <w:szCs w:val="22"/>
-        </w:rPr>
-        <w:t>introduzido</w:t>
-      </w:r>
-      <w:proofErr w:type="spellEnd"/>
-      <w:r>
-        <w:rPr>
-          <w:b w:val="0"/>
-          <w:bCs/>
-          <w:sz w:val="20"/>
-          <w:szCs w:val="22"/>
-        </w:rPr>
-        <w:t xml:space="preserve"> </w:t>
-      </w:r>
-      <w:proofErr w:type="spellStart"/>
-      <w:r>
-        <w:rPr>
-          <w:b w:val="0"/>
-          <w:bCs/>
-          <w:sz w:val="20"/>
-          <w:szCs w:val="22"/>
-        </w:rPr>
-        <w:t>pelo</w:t>
-      </w:r>
-      <w:proofErr w:type="spellEnd"/>
-      <w:r>
-        <w:rPr>
-          <w:b w:val="0"/>
-          <w:bCs/>
-          <w:sz w:val="20"/>
-          <w:szCs w:val="22"/>
-        </w:rPr>
-        <w:t xml:space="preserve"> </w:t>
-      </w:r>
-      <w:proofErr w:type="spellStart"/>
-      <w:r>
-        <w:rPr>
-          <w:b w:val="0"/>
-          <w:bCs/>
-          <w:sz w:val="20"/>
-          <w:szCs w:val="22"/>
-        </w:rPr>
-        <w:t>jogador</w:t>
-      </w:r>
-      <w:proofErr w:type="spellEnd"/>
-      <w:r>
-        <w:rPr>
-          <w:b w:val="0"/>
-          <w:bCs/>
-          <w:sz w:val="20"/>
-          <w:szCs w:val="22"/>
-        </w:rPr>
-        <w:t xml:space="preserve">, </w:t>
-      </w:r>
-      <w:proofErr w:type="spellStart"/>
-      <w:r>
-        <w:rPr>
-          <w:b w:val="0"/>
-          <w:bCs/>
-          <w:sz w:val="20"/>
-          <w:szCs w:val="22"/>
-        </w:rPr>
-        <w:t>tem</w:t>
-      </w:r>
-      <w:proofErr w:type="spellEnd"/>
-      <w:r>
-        <w:rPr>
-          <w:b w:val="0"/>
-          <w:bCs/>
-          <w:sz w:val="20"/>
-          <w:szCs w:val="22"/>
-        </w:rPr>
-        <w:t xml:space="preserve"> </w:t>
-      </w:r>
-      <w:proofErr w:type="spellStart"/>
-      <w:r>
-        <w:rPr>
-          <w:b w:val="0"/>
-          <w:bCs/>
-          <w:sz w:val="20"/>
-          <w:szCs w:val="22"/>
-        </w:rPr>
-        <w:t>menos</w:t>
-      </w:r>
-      <w:proofErr w:type="spellEnd"/>
-      <w:r>
-        <w:rPr>
-          <w:b w:val="0"/>
-          <w:bCs/>
-          <w:sz w:val="20"/>
-          <w:szCs w:val="22"/>
-        </w:rPr>
-        <w:t xml:space="preserve"> de 3 </w:t>
-      </w:r>
-      <w:proofErr w:type="spellStart"/>
-      <w:r>
-        <w:rPr>
-          <w:b w:val="0"/>
-          <w:bCs/>
-          <w:sz w:val="20"/>
-          <w:szCs w:val="22"/>
-        </w:rPr>
-        <w:t>caracteres</w:t>
-      </w:r>
-      <w:proofErr w:type="spellEnd"/>
-      <w:r>
-        <w:rPr>
-          <w:b w:val="0"/>
-          <w:bCs/>
-          <w:sz w:val="20"/>
-          <w:szCs w:val="22"/>
-        </w:rPr>
-        <w:t xml:space="preserve">. Com </w:t>
-      </w:r>
-      <w:proofErr w:type="spellStart"/>
-      <w:r>
-        <w:rPr>
-          <w:b w:val="0"/>
-          <w:bCs/>
-          <w:sz w:val="20"/>
-          <w:szCs w:val="22"/>
-        </w:rPr>
-        <w:t>isto</w:t>
-      </w:r>
-      <w:proofErr w:type="spellEnd"/>
-      <w:r>
-        <w:rPr>
-          <w:b w:val="0"/>
-          <w:bCs/>
-          <w:sz w:val="20"/>
-          <w:szCs w:val="22"/>
-        </w:rPr>
-        <w:t xml:space="preserve">, </w:t>
-      </w:r>
-      <w:proofErr w:type="spellStart"/>
-      <w:r>
-        <w:rPr>
-          <w:b w:val="0"/>
-          <w:bCs/>
-          <w:sz w:val="20"/>
-          <w:szCs w:val="22"/>
-        </w:rPr>
-        <w:t>este</w:t>
-      </w:r>
-      <w:proofErr w:type="spellEnd"/>
-      <w:r>
-        <w:rPr>
-          <w:b w:val="0"/>
-          <w:bCs/>
-          <w:sz w:val="20"/>
-          <w:szCs w:val="22"/>
-        </w:rPr>
-        <w:t xml:space="preserve"> teste </w:t>
-      </w:r>
-      <w:proofErr w:type="spellStart"/>
-      <w:r>
-        <w:rPr>
-          <w:b w:val="0"/>
-          <w:bCs/>
-          <w:sz w:val="20"/>
-          <w:szCs w:val="22"/>
-        </w:rPr>
-        <w:t>assegura</w:t>
-      </w:r>
-      <w:proofErr w:type="spellEnd"/>
-      <w:r>
-        <w:rPr>
-          <w:b w:val="0"/>
-          <w:bCs/>
-          <w:sz w:val="20"/>
-          <w:szCs w:val="22"/>
-        </w:rPr>
-        <w:t xml:space="preserve"> </w:t>
-      </w:r>
-      <w:proofErr w:type="spellStart"/>
-      <w:r>
-        <w:rPr>
-          <w:b w:val="0"/>
-          <w:bCs/>
-          <w:sz w:val="20"/>
-          <w:szCs w:val="22"/>
-        </w:rPr>
-        <w:t>que</w:t>
-      </w:r>
-      <w:proofErr w:type="spellEnd"/>
-      <w:r>
-        <w:rPr>
-          <w:b w:val="0"/>
-          <w:bCs/>
-          <w:sz w:val="20"/>
-          <w:szCs w:val="22"/>
-        </w:rPr>
-        <w:t xml:space="preserve"> a </w:t>
-      </w:r>
-      <w:proofErr w:type="spellStart"/>
-      <w:r>
-        <w:rPr>
-          <w:b w:val="0"/>
-          <w:bCs/>
-          <w:sz w:val="20"/>
-          <w:szCs w:val="22"/>
-        </w:rPr>
-        <w:t>validação</w:t>
-      </w:r>
-      <w:proofErr w:type="spellEnd"/>
-      <w:r>
-        <w:rPr>
-          <w:b w:val="0"/>
-          <w:bCs/>
-          <w:sz w:val="20"/>
-          <w:szCs w:val="22"/>
-        </w:rPr>
-        <w:t xml:space="preserve"> do nickname </w:t>
-      </w:r>
-      <w:proofErr w:type="spellStart"/>
-      <w:r>
-        <w:rPr>
-          <w:b w:val="0"/>
-          <w:bCs/>
-          <w:sz w:val="20"/>
-          <w:szCs w:val="22"/>
-        </w:rPr>
-        <w:t>está</w:t>
-      </w:r>
-      <w:proofErr w:type="spellEnd"/>
-      <w:r>
-        <w:rPr>
-          <w:b w:val="0"/>
-          <w:bCs/>
-          <w:sz w:val="20"/>
-          <w:szCs w:val="22"/>
-        </w:rPr>
-        <w:t xml:space="preserve"> </w:t>
-      </w:r>
-      <w:proofErr w:type="spellStart"/>
-      <w:r>
-        <w:rPr>
-          <w:b w:val="0"/>
-          <w:bCs/>
-          <w:sz w:val="20"/>
-          <w:szCs w:val="22"/>
-        </w:rPr>
-        <w:t>corretamente</w:t>
-      </w:r>
-      <w:proofErr w:type="spellEnd"/>
-      <w:r>
-        <w:rPr>
-          <w:b w:val="0"/>
-          <w:bCs/>
-          <w:sz w:val="20"/>
-          <w:szCs w:val="22"/>
-        </w:rPr>
-        <w:t xml:space="preserve"> </w:t>
-      </w:r>
-      <w:proofErr w:type="spellStart"/>
-      <w:r>
-        <w:rPr>
-          <w:b w:val="0"/>
-          <w:bCs/>
-          <w:sz w:val="20"/>
-          <w:szCs w:val="22"/>
-        </w:rPr>
-        <w:t>implementada</w:t>
-      </w:r>
-      <w:proofErr w:type="spellEnd"/>
-      <w:r>
-        <w:rPr>
-          <w:b w:val="0"/>
-          <w:bCs/>
-          <w:sz w:val="20"/>
-          <w:szCs w:val="22"/>
-        </w:rPr>
-        <w:t xml:space="preserve"> no </w:t>
-      </w:r>
-      <w:proofErr w:type="spellStart"/>
-      <w:r>
-        <w:rPr>
-          <w:b w:val="0"/>
-          <w:bCs/>
-          <w:sz w:val="20"/>
-          <w:szCs w:val="22"/>
-        </w:rPr>
-        <w:t>projeto</w:t>
-      </w:r>
-      <w:proofErr w:type="spellEnd"/>
-      <w:r>
-        <w:rPr>
-          <w:b w:val="0"/>
-          <w:bCs/>
-          <w:sz w:val="20"/>
-          <w:szCs w:val="22"/>
-        </w:rPr>
-        <w:t>.</w:t>
-      </w:r>
-      <w:r>
-        <w:rPr>
-          <w:b w:val="0"/>
-          <w:bCs/>
-          <w:sz w:val="20"/>
         </w:rPr>
         <w:br/>
       </w:r>
-    </w:p>
-    <w:p>
-      <w:pPr>
-        <w:pStyle w:val="Legenda"/>
-        <w:jc w:val="left"/>
-        <w:rPr>
-          <w:b w:val="0"/>
-          <w:bCs/>
-        </w:rPr>
-      </w:pPr>
-      <w:r>
-        <w:rPr>
-          <w:b w:val="0"/>
-          <w:bCs/>
-          <w:sz w:val="20"/>
-        </w:rPr>
-        <w:lastRenderedPageBreak/>
-        <w:br/>
-      </w:r>
-      <w:r>
-        <w:rPr>
-          <w:b w:val="0"/>
-          <w:noProof/>
-          <w:sz w:val="20"/>
-        </w:rPr>
-        <w:pict w14:anchorId="5D785E8A">
-          <v:shape id="_x0000_i1099" type="#_x0000_t75" style="width:343.2pt;height:162pt;visibility:visible">
-            <v:imagedata r:id="rId17" o:title=""/>
-          </v:shape>
-        </w:pict>
-      </w:r>
-      <w:r>
-        <w:rPr>
-          <w:b w:val="0"/>
-          <w:bCs/>
-          <w:sz w:val="20"/>
-        </w:rPr>
-        <w:br/>
-      </w:r>
-      <w:r>
-        <w:t xml:space="preserve">                   Fig. 9</w:t>
-      </w:r>
-      <w:r>
-        <w:t xml:space="preserve">. </w:t>
-      </w:r>
-      <w:r>
-        <w:rPr>
-          <w:b w:val="0"/>
-          <w:bCs/>
-        </w:rPr>
-        <w:t xml:space="preserve">Teste </w:t>
-      </w:r>
-      <w:proofErr w:type="spellStart"/>
-      <w:r>
-        <w:rPr>
-          <w:b w:val="0"/>
-          <w:bCs/>
-        </w:rPr>
-        <w:t>unitário</w:t>
-      </w:r>
-      <w:proofErr w:type="spellEnd"/>
-      <w:r>
-        <w:rPr>
-          <w:b w:val="0"/>
-          <w:bCs/>
-        </w:rPr>
-        <w:t xml:space="preserve"> da </w:t>
-      </w:r>
-      <w:proofErr w:type="spellStart"/>
-      <w:r>
-        <w:rPr>
-          <w:b w:val="0"/>
-          <w:bCs/>
-        </w:rPr>
-        <w:t>classe</w:t>
-      </w:r>
-      <w:proofErr w:type="spellEnd"/>
-      <w:r>
-        <w:rPr>
-          <w:b w:val="0"/>
-          <w:bCs/>
-        </w:rPr>
-        <w:t xml:space="preserve"> Player – </w:t>
-      </w:r>
-      <w:proofErr w:type="spellStart"/>
-      <w:r>
-        <w:rPr>
-          <w:b w:val="0"/>
-          <w:bCs/>
-        </w:rPr>
-        <w:t>validação</w:t>
-      </w:r>
-      <w:proofErr w:type="spellEnd"/>
-      <w:r>
-        <w:rPr>
-          <w:b w:val="0"/>
-          <w:bCs/>
-        </w:rPr>
-        <w:t xml:space="preserve"> do nickname</w:t>
-      </w:r>
-    </w:p>
-    <w:p>
-      <w:pPr>
-        <w:pStyle w:val="Legenda"/>
-        <w:jc w:val="left"/>
-        <w:rPr>
-          <w:lang w:val="pt-BR"/>
-        </w:rPr>
-      </w:pPr>
-    </w:p>
-    <w:p>
-      <w:pPr>
-        <w:pStyle w:val="Legenda"/>
-        <w:jc w:val="left"/>
-        <w:rPr>
-          <w:b w:val="0"/>
-          <w:bCs/>
-          <w:sz w:val="20"/>
-        </w:rPr>
-      </w:pPr>
-      <w:r>
-        <w:rPr>
-          <w:lang w:val="pt-BR"/>
-        </w:rPr>
-        <w:br/>
-      </w:r>
-      <w:proofErr w:type="spellStart"/>
-      <w:r>
-        <w:rPr>
-          <w:sz w:val="20"/>
-        </w:rPr>
-        <w:t>Exemplo</w:t>
-      </w:r>
-      <w:proofErr w:type="spellEnd"/>
-      <w:r>
-        <w:rPr>
-          <w:sz w:val="20"/>
-        </w:rPr>
-        <w:t xml:space="preserve"> de teste para a </w:t>
-      </w:r>
-      <w:proofErr w:type="spellStart"/>
-      <w:r>
-        <w:rPr>
-          <w:sz w:val="20"/>
-        </w:rPr>
-        <w:t>classe</w:t>
-      </w:r>
-      <w:proofErr w:type="spellEnd"/>
-      <w:r>
-        <w:rPr>
-          <w:sz w:val="20"/>
-        </w:rPr>
-        <w:t xml:space="preserve"> </w:t>
-      </w:r>
-      <w:r>
-        <w:rPr>
-          <w:sz w:val="20"/>
-        </w:rPr>
-        <w:t>Ship</w:t>
-      </w:r>
-      <w:r>
-        <w:rPr>
-          <w:sz w:val="20"/>
-        </w:rPr>
-        <w:t>:</w:t>
-      </w:r>
-      <w:r>
-        <w:rPr>
-          <w:sz w:val="20"/>
-        </w:rPr>
-        <w:br/>
-      </w:r>
-      <w:r>
-        <w:rPr>
-          <w:sz w:val="20"/>
-        </w:rPr>
-        <w:br/>
-      </w:r>
-      <w:r>
-        <w:rPr>
-          <w:b w:val="0"/>
-          <w:bCs/>
-          <w:sz w:val="20"/>
-          <w:szCs w:val="22"/>
-        </w:rPr>
-        <w:t xml:space="preserve">Este teste </w:t>
-      </w:r>
-      <w:proofErr w:type="spellStart"/>
-      <w:r>
-        <w:rPr>
-          <w:b w:val="0"/>
-          <w:bCs/>
-          <w:sz w:val="20"/>
-          <w:szCs w:val="22"/>
-        </w:rPr>
-        <w:t>verifica</w:t>
-      </w:r>
-      <w:proofErr w:type="spellEnd"/>
-      <w:r>
-        <w:rPr>
-          <w:b w:val="0"/>
-          <w:bCs/>
-          <w:sz w:val="20"/>
-          <w:szCs w:val="22"/>
-        </w:rPr>
-        <w:t xml:space="preserve"> </w:t>
-      </w:r>
-      <w:proofErr w:type="spellStart"/>
-      <w:r>
-        <w:rPr>
-          <w:b w:val="0"/>
-          <w:bCs/>
-          <w:sz w:val="20"/>
-          <w:szCs w:val="22"/>
-        </w:rPr>
-        <w:t>que</w:t>
-      </w:r>
-      <w:proofErr w:type="spellEnd"/>
-      <w:r>
-        <w:rPr>
-          <w:b w:val="0"/>
-          <w:bCs/>
-          <w:sz w:val="20"/>
-          <w:szCs w:val="22"/>
-        </w:rPr>
-        <w:t xml:space="preserve"> um </w:t>
-      </w:r>
-      <w:proofErr w:type="spellStart"/>
-      <w:r>
-        <w:rPr>
-          <w:b w:val="0"/>
-          <w:bCs/>
-          <w:sz w:val="20"/>
-          <w:szCs w:val="22"/>
-        </w:rPr>
-        <w:t>navio</w:t>
-      </w:r>
-      <w:proofErr w:type="spellEnd"/>
-      <w:r>
-        <w:rPr>
-          <w:b w:val="0"/>
-          <w:bCs/>
-          <w:sz w:val="20"/>
-          <w:szCs w:val="22"/>
-        </w:rPr>
-        <w:t xml:space="preserve"> é </w:t>
-      </w:r>
-      <w:proofErr w:type="spellStart"/>
-      <w:r>
-        <w:rPr>
-          <w:b w:val="0"/>
-          <w:bCs/>
-          <w:sz w:val="20"/>
-          <w:szCs w:val="22"/>
-        </w:rPr>
-        <w:t>considerado</w:t>
-      </w:r>
-      <w:proofErr w:type="spellEnd"/>
-      <w:r>
-        <w:rPr>
-          <w:b w:val="0"/>
-          <w:bCs/>
-          <w:sz w:val="20"/>
-          <w:szCs w:val="22"/>
-        </w:rPr>
-        <w:t xml:space="preserve"> </w:t>
-      </w:r>
-      <w:proofErr w:type="spellStart"/>
-      <w:r>
-        <w:rPr>
-          <w:b w:val="0"/>
-          <w:bCs/>
-          <w:sz w:val="20"/>
-          <w:szCs w:val="22"/>
-        </w:rPr>
-        <w:t>afundado</w:t>
-      </w:r>
-      <w:proofErr w:type="spellEnd"/>
-      <w:r>
-        <w:rPr>
-          <w:b w:val="0"/>
-          <w:bCs/>
-          <w:sz w:val="20"/>
-          <w:szCs w:val="22"/>
-        </w:rPr>
-        <w:t xml:space="preserve">, </w:t>
-      </w:r>
-      <w:proofErr w:type="spellStart"/>
-      <w:r>
-        <w:rPr>
-          <w:b w:val="0"/>
-          <w:bCs/>
-          <w:sz w:val="20"/>
-          <w:szCs w:val="22"/>
-        </w:rPr>
-        <w:t>após</w:t>
-      </w:r>
-      <w:proofErr w:type="spellEnd"/>
-      <w:r>
-        <w:rPr>
-          <w:b w:val="0"/>
-          <w:bCs/>
-          <w:sz w:val="20"/>
-          <w:szCs w:val="22"/>
-        </w:rPr>
-        <w:t xml:space="preserve"> </w:t>
-      </w:r>
-      <w:proofErr w:type="spellStart"/>
-      <w:r>
-        <w:rPr>
-          <w:b w:val="0"/>
-          <w:bCs/>
-          <w:sz w:val="20"/>
-          <w:szCs w:val="22"/>
-        </w:rPr>
-        <w:t>receber</w:t>
-      </w:r>
-      <w:proofErr w:type="spellEnd"/>
-      <w:r>
-        <w:rPr>
-          <w:b w:val="0"/>
-          <w:bCs/>
-          <w:sz w:val="20"/>
-          <w:szCs w:val="22"/>
-        </w:rPr>
-        <w:t xml:space="preserve"> um </w:t>
-      </w:r>
-      <w:proofErr w:type="spellStart"/>
-      <w:r>
-        <w:rPr>
-          <w:b w:val="0"/>
-          <w:bCs/>
-          <w:sz w:val="20"/>
-          <w:szCs w:val="22"/>
-        </w:rPr>
-        <w:t>número</w:t>
-      </w:r>
-      <w:proofErr w:type="spellEnd"/>
-      <w:r>
-        <w:rPr>
-          <w:b w:val="0"/>
-          <w:bCs/>
-          <w:sz w:val="20"/>
-          <w:szCs w:val="22"/>
-        </w:rPr>
-        <w:t xml:space="preserve"> de hits </w:t>
-      </w:r>
-      <w:proofErr w:type="spellStart"/>
-      <w:r>
-        <w:rPr>
-          <w:b w:val="0"/>
-          <w:bCs/>
-          <w:sz w:val="20"/>
-          <w:szCs w:val="22"/>
-        </w:rPr>
-        <w:t>igual</w:t>
-      </w:r>
-      <w:proofErr w:type="spellEnd"/>
-      <w:r>
-        <w:rPr>
-          <w:b w:val="0"/>
-          <w:bCs/>
-          <w:sz w:val="20"/>
-          <w:szCs w:val="22"/>
-        </w:rPr>
-        <w:t xml:space="preserve"> </w:t>
-      </w:r>
-      <w:proofErr w:type="spellStart"/>
-      <w:r>
-        <w:rPr>
-          <w:b w:val="0"/>
-          <w:bCs/>
-          <w:sz w:val="20"/>
-          <w:szCs w:val="22"/>
-        </w:rPr>
-        <w:t>ao</w:t>
-      </w:r>
-      <w:proofErr w:type="spellEnd"/>
-      <w:r>
-        <w:rPr>
-          <w:b w:val="0"/>
-          <w:bCs/>
-          <w:sz w:val="20"/>
-          <w:szCs w:val="22"/>
-        </w:rPr>
-        <w:t xml:space="preserve"> </w:t>
-      </w:r>
-      <w:proofErr w:type="spellStart"/>
-      <w:r>
-        <w:rPr>
-          <w:b w:val="0"/>
-          <w:bCs/>
-          <w:sz w:val="20"/>
-          <w:szCs w:val="22"/>
-        </w:rPr>
-        <w:t>seu</w:t>
-      </w:r>
-      <w:proofErr w:type="spellEnd"/>
-      <w:r>
-        <w:rPr>
-          <w:b w:val="0"/>
-          <w:bCs/>
-          <w:sz w:val="20"/>
-          <w:szCs w:val="22"/>
-        </w:rPr>
-        <w:t xml:space="preserve"> </w:t>
-      </w:r>
-      <w:proofErr w:type="spellStart"/>
-      <w:r>
-        <w:rPr>
-          <w:b w:val="0"/>
-          <w:bCs/>
-          <w:sz w:val="20"/>
-          <w:szCs w:val="22"/>
-        </w:rPr>
-        <w:t>tamanho</w:t>
-      </w:r>
-      <w:proofErr w:type="spellEnd"/>
-      <w:r>
-        <w:rPr>
-          <w:b w:val="0"/>
-          <w:bCs/>
-          <w:sz w:val="20"/>
-          <w:szCs w:val="22"/>
-        </w:rPr>
-        <w:t xml:space="preserve">. Neste </w:t>
-      </w:r>
-      <w:proofErr w:type="spellStart"/>
-      <w:r>
-        <w:rPr>
-          <w:b w:val="0"/>
-          <w:bCs/>
-          <w:sz w:val="20"/>
-          <w:szCs w:val="22"/>
-        </w:rPr>
-        <w:t>caso</w:t>
-      </w:r>
-      <w:proofErr w:type="spellEnd"/>
-      <w:r>
-        <w:rPr>
-          <w:b w:val="0"/>
-          <w:bCs/>
-          <w:sz w:val="20"/>
-          <w:szCs w:val="22"/>
-        </w:rPr>
-        <w:t xml:space="preserve">, </w:t>
-      </w:r>
-      <w:proofErr w:type="spellStart"/>
-      <w:r>
-        <w:rPr>
-          <w:b w:val="0"/>
-          <w:bCs/>
-          <w:sz w:val="20"/>
-          <w:szCs w:val="22"/>
-        </w:rPr>
-        <w:t>foram</w:t>
-      </w:r>
-      <w:proofErr w:type="spellEnd"/>
-      <w:r>
-        <w:rPr>
-          <w:b w:val="0"/>
-          <w:bCs/>
-          <w:sz w:val="20"/>
-          <w:szCs w:val="22"/>
-        </w:rPr>
-        <w:t xml:space="preserve"> </w:t>
-      </w:r>
-      <w:proofErr w:type="spellStart"/>
-      <w:r>
-        <w:rPr>
-          <w:b w:val="0"/>
-          <w:bCs/>
-          <w:sz w:val="20"/>
-          <w:szCs w:val="22"/>
-        </w:rPr>
-        <w:t>adicionados</w:t>
-      </w:r>
-      <w:proofErr w:type="spellEnd"/>
-      <w:r>
-        <w:rPr>
-          <w:b w:val="0"/>
-          <w:bCs/>
-          <w:sz w:val="20"/>
-          <w:szCs w:val="22"/>
-        </w:rPr>
-        <w:t xml:space="preserve"> 2 hits, dado o </w:t>
-      </w:r>
-      <w:proofErr w:type="spellStart"/>
-      <w:r>
-        <w:rPr>
-          <w:b w:val="0"/>
-          <w:bCs/>
-          <w:sz w:val="20"/>
-          <w:szCs w:val="22"/>
-        </w:rPr>
-        <w:t>tamanho</w:t>
-      </w:r>
-      <w:proofErr w:type="spellEnd"/>
-      <w:r>
-        <w:rPr>
-          <w:b w:val="0"/>
-          <w:bCs/>
-          <w:sz w:val="20"/>
-          <w:szCs w:val="22"/>
-        </w:rPr>
-        <w:t xml:space="preserve"> da </w:t>
-      </w:r>
-      <w:proofErr w:type="spellStart"/>
-      <w:r>
-        <w:rPr>
-          <w:b w:val="0"/>
-          <w:bCs/>
-          <w:sz w:val="20"/>
-          <w:szCs w:val="22"/>
-        </w:rPr>
-        <w:t>fragata</w:t>
-      </w:r>
-      <w:proofErr w:type="spellEnd"/>
-      <w:r>
-        <w:rPr>
-          <w:b w:val="0"/>
-          <w:bCs/>
-          <w:sz w:val="20"/>
-          <w:szCs w:val="22"/>
-        </w:rPr>
-        <w:t xml:space="preserve">.  Este teste </w:t>
-      </w:r>
-      <w:proofErr w:type="spellStart"/>
-      <w:r>
-        <w:rPr>
-          <w:b w:val="0"/>
-          <w:bCs/>
-          <w:sz w:val="20"/>
-          <w:szCs w:val="22"/>
-        </w:rPr>
-        <w:t>comprova</w:t>
-      </w:r>
-      <w:proofErr w:type="spellEnd"/>
-      <w:r>
-        <w:rPr>
-          <w:b w:val="0"/>
-          <w:bCs/>
-          <w:sz w:val="20"/>
-          <w:szCs w:val="22"/>
-        </w:rPr>
-        <w:t xml:space="preserve"> </w:t>
-      </w:r>
-      <w:proofErr w:type="spellStart"/>
-      <w:r>
-        <w:rPr>
-          <w:b w:val="0"/>
-          <w:bCs/>
-          <w:sz w:val="20"/>
-          <w:szCs w:val="22"/>
-        </w:rPr>
-        <w:t>que</w:t>
-      </w:r>
-      <w:proofErr w:type="spellEnd"/>
-      <w:r>
-        <w:rPr>
-          <w:b w:val="0"/>
-          <w:bCs/>
-          <w:sz w:val="20"/>
-          <w:szCs w:val="22"/>
-        </w:rPr>
-        <w:t xml:space="preserve"> </w:t>
-      </w:r>
-      <w:proofErr w:type="spellStart"/>
-      <w:r>
-        <w:rPr>
-          <w:b w:val="0"/>
-          <w:bCs/>
-          <w:sz w:val="20"/>
-          <w:szCs w:val="22"/>
-        </w:rPr>
-        <w:t>o</w:t>
-      </w:r>
-      <w:proofErr w:type="spellEnd"/>
-      <w:r>
-        <w:rPr>
-          <w:b w:val="0"/>
-          <w:bCs/>
-          <w:sz w:val="20"/>
-          <w:szCs w:val="22"/>
-        </w:rPr>
-        <w:t xml:space="preserve"> </w:t>
-      </w:r>
-      <w:proofErr w:type="spellStart"/>
-      <w:r>
-        <w:rPr>
-          <w:b w:val="0"/>
-          <w:bCs/>
-          <w:sz w:val="20"/>
-          <w:szCs w:val="22"/>
-        </w:rPr>
-        <w:t>método</w:t>
-      </w:r>
-      <w:proofErr w:type="spellEnd"/>
-      <w:r>
-        <w:rPr>
-          <w:b w:val="0"/>
-          <w:bCs/>
-          <w:sz w:val="20"/>
-          <w:szCs w:val="22"/>
-        </w:rPr>
-        <w:t xml:space="preserve"> </w:t>
-      </w:r>
-      <w:proofErr w:type="spellStart"/>
-      <w:proofErr w:type="gramStart"/>
-      <w:r>
-        <w:rPr>
-          <w:b w:val="0"/>
-          <w:bCs/>
-          <w:sz w:val="20"/>
-          <w:szCs w:val="22"/>
-        </w:rPr>
-        <w:t>isSunk</w:t>
-      </w:r>
-      <w:proofErr w:type="spellEnd"/>
-      <w:r>
-        <w:rPr>
-          <w:b w:val="0"/>
-          <w:bCs/>
-          <w:sz w:val="20"/>
-          <w:szCs w:val="22"/>
-        </w:rPr>
-        <w:t>(</w:t>
-      </w:r>
-      <w:proofErr w:type="gramEnd"/>
-      <w:r>
-        <w:rPr>
-          <w:b w:val="0"/>
-          <w:bCs/>
-          <w:sz w:val="20"/>
-          <w:szCs w:val="22"/>
-        </w:rPr>
-        <w:t xml:space="preserve">) </w:t>
-      </w:r>
-      <w:proofErr w:type="spellStart"/>
-      <w:r>
-        <w:rPr>
-          <w:b w:val="0"/>
-          <w:bCs/>
-          <w:sz w:val="20"/>
-          <w:szCs w:val="22"/>
-        </w:rPr>
-        <w:t>reflete</w:t>
-      </w:r>
-      <w:proofErr w:type="spellEnd"/>
-      <w:r>
-        <w:rPr>
-          <w:b w:val="0"/>
-          <w:bCs/>
-          <w:sz w:val="20"/>
-          <w:szCs w:val="22"/>
-        </w:rPr>
-        <w:t xml:space="preserve"> o </w:t>
-      </w:r>
-      <w:proofErr w:type="spellStart"/>
-      <w:r>
-        <w:rPr>
-          <w:b w:val="0"/>
-          <w:bCs/>
-          <w:sz w:val="20"/>
-          <w:szCs w:val="22"/>
-        </w:rPr>
-        <w:t>estado</w:t>
-      </w:r>
-      <w:proofErr w:type="spellEnd"/>
-      <w:r>
-        <w:rPr>
-          <w:b w:val="0"/>
-          <w:bCs/>
-          <w:sz w:val="20"/>
-          <w:szCs w:val="22"/>
-        </w:rPr>
-        <w:t xml:space="preserve"> do </w:t>
-      </w:r>
-      <w:proofErr w:type="spellStart"/>
-      <w:r>
-        <w:rPr>
-          <w:b w:val="0"/>
-          <w:bCs/>
-          <w:sz w:val="20"/>
-          <w:szCs w:val="22"/>
-        </w:rPr>
-        <w:t>navio</w:t>
-      </w:r>
-      <w:proofErr w:type="spellEnd"/>
-      <w:r>
-        <w:rPr>
-          <w:b w:val="0"/>
-          <w:bCs/>
-          <w:sz w:val="20"/>
-          <w:szCs w:val="22"/>
-        </w:rPr>
-        <w:t xml:space="preserve"> </w:t>
-      </w:r>
-      <w:proofErr w:type="spellStart"/>
-      <w:r>
-        <w:rPr>
-          <w:b w:val="0"/>
-          <w:bCs/>
-          <w:sz w:val="20"/>
-          <w:szCs w:val="22"/>
-        </w:rPr>
-        <w:t>ao</w:t>
-      </w:r>
-      <w:proofErr w:type="spellEnd"/>
-      <w:r>
-        <w:rPr>
-          <w:b w:val="0"/>
-          <w:bCs/>
-          <w:sz w:val="20"/>
-          <w:szCs w:val="22"/>
-        </w:rPr>
-        <w:t xml:space="preserve"> </w:t>
-      </w:r>
-      <w:proofErr w:type="spellStart"/>
-      <w:r>
-        <w:rPr>
-          <w:b w:val="0"/>
-          <w:bCs/>
-          <w:sz w:val="20"/>
-          <w:szCs w:val="22"/>
-        </w:rPr>
-        <w:t>longo</w:t>
-      </w:r>
-      <w:proofErr w:type="spellEnd"/>
-      <w:r>
-        <w:rPr>
-          <w:b w:val="0"/>
-          <w:bCs/>
-          <w:sz w:val="20"/>
-          <w:szCs w:val="22"/>
-        </w:rPr>
-        <w:t xml:space="preserve"> da </w:t>
-      </w:r>
-      <w:proofErr w:type="spellStart"/>
-      <w:r>
-        <w:rPr>
-          <w:b w:val="0"/>
-          <w:bCs/>
-          <w:sz w:val="20"/>
-          <w:szCs w:val="22"/>
-        </w:rPr>
-        <w:t>partida</w:t>
-      </w:r>
-      <w:proofErr w:type="spellEnd"/>
-      <w:r>
-        <w:rPr>
-          <w:b w:val="0"/>
-          <w:bCs/>
-          <w:sz w:val="20"/>
-          <w:szCs w:val="22"/>
-        </w:rPr>
-        <w:t>.</w:t>
-      </w:r>
-    </w:p>
-    <w:p>
-      <w:pPr>
-        <w:pStyle w:val="Legenda"/>
-        <w:jc w:val="left"/>
-        <w:rPr>
-          <w:lang w:val="pt-BR"/>
-        </w:rPr>
-      </w:pPr>
-      <w:r>
-        <w:rPr>
-          <w:b w:val="0"/>
-          <w:bCs/>
-          <w:sz w:val="20"/>
-        </w:rPr>
-        <w:br/>
-      </w:r>
-      <w:r>
-        <w:rPr>
-          <w:noProof/>
-          <w:lang w:val="pt-BR"/>
-        </w:rPr>
-        <w:pict w14:anchorId="6DCFBF81">
-          <v:shape id="_x0000_i1100" type="#_x0000_t75" style="width:346.2pt;height:103.2pt;visibility:visible">
-            <v:imagedata r:id="rId18" o:title=""/>
-          </v:shape>
-        </w:pict>
-      </w:r>
       <w:r>
         <w:rPr>
           <w:szCs w:val="18"/>
         </w:rPr>
-        <w:t xml:space="preserve"> </w:t>
+        <w:t xml:space="preserve">Tabela </w:t>
       </w:r>
       <w:r>
         <w:rPr>
           <w:szCs w:val="18"/>
         </w:rPr>
-        <w:t xml:space="preserve">                 </w:t>
-      </w:r>
-      <w:r>
-        <w:rPr>
-          <w:szCs w:val="18"/>
-        </w:rPr>
-        <w:t xml:space="preserve">Fig. </w:t>
-      </w:r>
-      <w:r>
-        <w:rPr>
-          <w:szCs w:val="18"/>
-        </w:rPr>
-        <w:t>10</w:t>
-      </w:r>
-      <w:r>
-        <w:rPr>
-          <w:szCs w:val="18"/>
-        </w:rPr>
-        <w:t xml:space="preserve">. </w:t>
+        <w:t>1.</w:t>
       </w:r>
       <w:r>
         <w:rPr>
@@ -10648,2705 +9472,16 @@
           <w:bCs/>
           <w:szCs w:val="18"/>
         </w:rPr>
-        <w:t xml:space="preserve">Teste </w:t>
-      </w:r>
-      <w:proofErr w:type="spellStart"/>
+        <w:t xml:space="preserve"> Taxa</w:t>
+      </w:r>
       <w:r>
         <w:rPr>
           <w:b w:val="0"/>
           <w:bCs/>
           <w:szCs w:val="18"/>
         </w:rPr>
-        <w:t>unitário</w:t>
-      </w:r>
-      <w:proofErr w:type="spellEnd"/>
-      <w:r>
-        <w:rPr>
-          <w:b w:val="0"/>
-          <w:bCs/>
-          <w:szCs w:val="18"/>
-        </w:rPr>
-        <w:t xml:space="preserve"> da </w:t>
-      </w:r>
-      <w:proofErr w:type="spellStart"/>
-      <w:r>
-        <w:rPr>
-          <w:b w:val="0"/>
-          <w:bCs/>
-          <w:szCs w:val="18"/>
-        </w:rPr>
-        <w:t>classe</w:t>
-      </w:r>
-      <w:proofErr w:type="spellEnd"/>
-      <w:r>
-        <w:rPr>
-          <w:b w:val="0"/>
-          <w:bCs/>
-          <w:szCs w:val="18"/>
-        </w:rPr>
-        <w:t xml:space="preserve"> Ship – </w:t>
-      </w:r>
-      <w:proofErr w:type="spellStart"/>
-      <w:r>
-        <w:rPr>
-          <w:b w:val="0"/>
-          <w:bCs/>
-          <w:szCs w:val="18"/>
-        </w:rPr>
-        <w:t>verificação</w:t>
-      </w:r>
-      <w:proofErr w:type="spellEnd"/>
-      <w:r>
-        <w:rPr>
-          <w:b w:val="0"/>
-          <w:bCs/>
-          <w:szCs w:val="18"/>
-        </w:rPr>
-        <w:t xml:space="preserve"> de </w:t>
-      </w:r>
-      <w:proofErr w:type="spellStart"/>
-      <w:r>
-        <w:rPr>
-          <w:b w:val="0"/>
-          <w:bCs/>
-          <w:szCs w:val="18"/>
-        </w:rPr>
-        <w:t>navio</w:t>
-      </w:r>
-      <w:proofErr w:type="spellEnd"/>
-      <w:r>
-        <w:rPr>
-          <w:b w:val="0"/>
-          <w:bCs/>
-          <w:szCs w:val="18"/>
-        </w:rPr>
-        <w:t xml:space="preserve"> </w:t>
-      </w:r>
-      <w:proofErr w:type="spellStart"/>
-      <w:r>
-        <w:rPr>
-          <w:b w:val="0"/>
-          <w:bCs/>
-          <w:szCs w:val="18"/>
-        </w:rPr>
-        <w:t>afundado</w:t>
-      </w:r>
-      <w:proofErr w:type="spellEnd"/>
-      <w:r>
-        <w:rPr>
-          <w:lang w:val="pt-BR"/>
-        </w:rPr>
-        <w:br/>
-      </w:r>
-    </w:p>
-    <w:p>
-      <w:pPr>
-        <w:pStyle w:val="Legenda"/>
-        <w:jc w:val="left"/>
-        <w:rPr>
-          <w:lang w:val="pt-BR"/>
-        </w:rPr>
-      </w:pPr>
-      <w:r>
-        <w:rPr>
-          <w:lang w:val="pt-BR"/>
-        </w:rPr>
-        <w:br/>
-      </w:r>
-      <w:proofErr w:type="spellStart"/>
-      <w:r>
-        <w:rPr>
-          <w:sz w:val="20"/>
-        </w:rPr>
-        <w:t>Exemplo</w:t>
-      </w:r>
-      <w:proofErr w:type="spellEnd"/>
-      <w:r>
-        <w:rPr>
-          <w:sz w:val="20"/>
-        </w:rPr>
-        <w:t xml:space="preserve"> de teste para a </w:t>
-      </w:r>
-      <w:proofErr w:type="spellStart"/>
-      <w:r>
-        <w:rPr>
-          <w:sz w:val="20"/>
-        </w:rPr>
-        <w:t>classe</w:t>
-      </w:r>
-      <w:proofErr w:type="spellEnd"/>
-      <w:r>
-        <w:rPr>
-          <w:sz w:val="20"/>
-        </w:rPr>
-        <w:t xml:space="preserve"> </w:t>
-      </w:r>
-      <w:r>
-        <w:rPr>
-          <w:sz w:val="20"/>
-        </w:rPr>
-        <w:t>Board</w:t>
-      </w:r>
-      <w:r>
-        <w:rPr>
-          <w:sz w:val="20"/>
-        </w:rPr>
-        <w:t>:</w:t>
-      </w:r>
-      <w:r>
-        <w:rPr>
-          <w:sz w:val="20"/>
-        </w:rPr>
-        <w:br/>
-      </w:r>
-      <w:r>
-        <w:rPr>
-          <w:sz w:val="20"/>
-        </w:rPr>
-        <w:br/>
-      </w:r>
-      <w:r>
-        <w:rPr>
-          <w:b w:val="0"/>
-          <w:bCs/>
-          <w:sz w:val="20"/>
-        </w:rPr>
-        <w:t xml:space="preserve">Este teste </w:t>
-      </w:r>
-      <w:proofErr w:type="spellStart"/>
-      <w:r>
-        <w:rPr>
-          <w:b w:val="0"/>
-          <w:bCs/>
-          <w:sz w:val="20"/>
-        </w:rPr>
-        <w:t>verifica</w:t>
-      </w:r>
-      <w:proofErr w:type="spellEnd"/>
-      <w:r>
-        <w:rPr>
-          <w:b w:val="0"/>
-          <w:bCs/>
-          <w:sz w:val="20"/>
-        </w:rPr>
-        <w:t xml:space="preserve"> </w:t>
-      </w:r>
-      <w:proofErr w:type="spellStart"/>
-      <w:r>
-        <w:rPr>
-          <w:b w:val="0"/>
-          <w:bCs/>
-          <w:sz w:val="20"/>
-        </w:rPr>
-        <w:t>que</w:t>
-      </w:r>
-      <w:proofErr w:type="spellEnd"/>
-      <w:r>
-        <w:rPr>
-          <w:b w:val="0"/>
-          <w:bCs/>
-          <w:sz w:val="20"/>
-        </w:rPr>
-        <w:t xml:space="preserve"> </w:t>
-      </w:r>
-      <w:proofErr w:type="spellStart"/>
-      <w:r>
-        <w:rPr>
-          <w:b w:val="0"/>
-          <w:bCs/>
-          <w:sz w:val="20"/>
-        </w:rPr>
-        <w:t>ao</w:t>
-      </w:r>
-      <w:proofErr w:type="spellEnd"/>
-      <w:r>
-        <w:rPr>
-          <w:b w:val="0"/>
-          <w:bCs/>
-          <w:sz w:val="20"/>
-        </w:rPr>
-        <w:t xml:space="preserve"> </w:t>
-      </w:r>
-      <w:proofErr w:type="spellStart"/>
-      <w:r>
-        <w:rPr>
-          <w:b w:val="0"/>
-          <w:bCs/>
-          <w:sz w:val="20"/>
-        </w:rPr>
-        <w:t>efetuar</w:t>
-      </w:r>
-      <w:proofErr w:type="spellEnd"/>
-      <w:r>
-        <w:rPr>
-          <w:b w:val="0"/>
-          <w:bCs/>
-          <w:sz w:val="20"/>
-        </w:rPr>
-        <w:t xml:space="preserve"> um </w:t>
-      </w:r>
-      <w:proofErr w:type="spellStart"/>
-      <w:r>
-        <w:rPr>
-          <w:b w:val="0"/>
-          <w:bCs/>
-          <w:sz w:val="20"/>
-        </w:rPr>
-        <w:t>disparo</w:t>
-      </w:r>
-      <w:proofErr w:type="spellEnd"/>
-      <w:r>
-        <w:rPr>
-          <w:b w:val="0"/>
-          <w:bCs/>
-          <w:sz w:val="20"/>
-        </w:rPr>
-        <w:t xml:space="preserve"> </w:t>
-      </w:r>
-      <w:proofErr w:type="spellStart"/>
-      <w:r>
-        <w:rPr>
-          <w:b w:val="0"/>
-          <w:bCs/>
-          <w:sz w:val="20"/>
-        </w:rPr>
-        <w:t>numa</w:t>
-      </w:r>
-      <w:proofErr w:type="spellEnd"/>
-      <w:r>
-        <w:rPr>
-          <w:b w:val="0"/>
-          <w:bCs/>
-          <w:sz w:val="20"/>
-        </w:rPr>
-        <w:t xml:space="preserve"> </w:t>
-      </w:r>
-      <w:proofErr w:type="spellStart"/>
-      <w:r>
-        <w:rPr>
-          <w:b w:val="0"/>
-          <w:bCs/>
-          <w:sz w:val="20"/>
-        </w:rPr>
-        <w:t>célula</w:t>
-      </w:r>
-      <w:proofErr w:type="spellEnd"/>
-      <w:r>
-        <w:rPr>
-          <w:b w:val="0"/>
-          <w:bCs/>
-          <w:sz w:val="20"/>
-        </w:rPr>
-        <w:t xml:space="preserve"> </w:t>
-      </w:r>
-      <w:proofErr w:type="spellStart"/>
-      <w:r>
-        <w:rPr>
-          <w:b w:val="0"/>
-          <w:bCs/>
-          <w:sz w:val="20"/>
-        </w:rPr>
-        <w:t>ocupada</w:t>
-      </w:r>
-      <w:proofErr w:type="spellEnd"/>
-      <w:r>
-        <w:rPr>
-          <w:b w:val="0"/>
-          <w:bCs/>
-          <w:sz w:val="20"/>
-        </w:rPr>
-        <w:t xml:space="preserve"> </w:t>
-      </w:r>
-      <w:proofErr w:type="spellStart"/>
-      <w:r>
-        <w:rPr>
-          <w:b w:val="0"/>
-          <w:bCs/>
-          <w:sz w:val="20"/>
-        </w:rPr>
-        <w:t>por</w:t>
-      </w:r>
-      <w:proofErr w:type="spellEnd"/>
-      <w:r>
-        <w:rPr>
-          <w:b w:val="0"/>
-          <w:bCs/>
-          <w:sz w:val="20"/>
-        </w:rPr>
-        <w:t xml:space="preserve"> um </w:t>
-      </w:r>
-      <w:proofErr w:type="spellStart"/>
-      <w:r>
-        <w:rPr>
-          <w:b w:val="0"/>
-          <w:bCs/>
-          <w:sz w:val="20"/>
-        </w:rPr>
-        <w:t>navio</w:t>
-      </w:r>
-      <w:proofErr w:type="spellEnd"/>
-      <w:r>
-        <w:rPr>
-          <w:b w:val="0"/>
-          <w:bCs/>
-          <w:sz w:val="20"/>
-        </w:rPr>
-        <w:t xml:space="preserve">, </w:t>
-      </w:r>
-      <w:proofErr w:type="spellStart"/>
-      <w:r>
-        <w:rPr>
-          <w:b w:val="0"/>
-          <w:bCs/>
-          <w:sz w:val="20"/>
-        </w:rPr>
-        <w:t>neste</w:t>
-      </w:r>
-      <w:proofErr w:type="spellEnd"/>
-      <w:r>
-        <w:rPr>
-          <w:b w:val="0"/>
-          <w:bCs/>
-          <w:sz w:val="20"/>
-        </w:rPr>
-        <w:t xml:space="preserve"> </w:t>
-      </w:r>
-      <w:proofErr w:type="spellStart"/>
-      <w:r>
-        <w:rPr>
-          <w:b w:val="0"/>
-          <w:bCs/>
-          <w:sz w:val="20"/>
-        </w:rPr>
-        <w:t>caso</w:t>
-      </w:r>
-      <w:proofErr w:type="spellEnd"/>
-      <w:r>
-        <w:rPr>
-          <w:b w:val="0"/>
-          <w:bCs/>
-          <w:sz w:val="20"/>
-        </w:rPr>
-        <w:t xml:space="preserve"> </w:t>
-      </w:r>
-      <w:proofErr w:type="spellStart"/>
-      <w:r>
-        <w:rPr>
-          <w:b w:val="0"/>
-          <w:bCs/>
-          <w:sz w:val="20"/>
-        </w:rPr>
-        <w:t>novamente</w:t>
-      </w:r>
-      <w:proofErr w:type="spellEnd"/>
-      <w:r>
-        <w:rPr>
-          <w:b w:val="0"/>
-          <w:bCs/>
-          <w:sz w:val="20"/>
-        </w:rPr>
-        <w:t xml:space="preserve"> </w:t>
-      </w:r>
-      <w:proofErr w:type="spellStart"/>
-      <w:r>
-        <w:rPr>
-          <w:b w:val="0"/>
-          <w:bCs/>
-          <w:sz w:val="20"/>
-        </w:rPr>
-        <w:t>uma</w:t>
-      </w:r>
-      <w:proofErr w:type="spellEnd"/>
-      <w:r>
-        <w:rPr>
-          <w:b w:val="0"/>
-          <w:bCs/>
-          <w:sz w:val="20"/>
-        </w:rPr>
-        <w:t xml:space="preserve"> </w:t>
-      </w:r>
-      <w:proofErr w:type="spellStart"/>
-      <w:r>
-        <w:rPr>
-          <w:b w:val="0"/>
-          <w:bCs/>
-          <w:sz w:val="20"/>
-        </w:rPr>
-        <w:t>fragata</w:t>
-      </w:r>
-      <w:proofErr w:type="spellEnd"/>
-      <w:r>
-        <w:rPr>
-          <w:b w:val="0"/>
-          <w:bCs/>
-          <w:sz w:val="20"/>
-        </w:rPr>
-        <w:t xml:space="preserve">, o </w:t>
-      </w:r>
-      <w:proofErr w:type="spellStart"/>
-      <w:r>
-        <w:rPr>
-          <w:b w:val="0"/>
-          <w:bCs/>
-          <w:sz w:val="20"/>
-        </w:rPr>
-        <w:t>método</w:t>
-      </w:r>
-      <w:proofErr w:type="spellEnd"/>
-      <w:r>
-        <w:rPr>
-          <w:b w:val="0"/>
-          <w:bCs/>
-          <w:sz w:val="20"/>
-        </w:rPr>
-        <w:t xml:space="preserve"> </w:t>
-      </w:r>
-      <w:proofErr w:type="spellStart"/>
-      <w:proofErr w:type="gramStart"/>
-      <w:r>
-        <w:rPr>
-          <w:b w:val="0"/>
-          <w:bCs/>
-          <w:sz w:val="20"/>
-        </w:rPr>
-        <w:t>registerShot</w:t>
-      </w:r>
-      <w:proofErr w:type="spellEnd"/>
-      <w:r>
-        <w:rPr>
-          <w:b w:val="0"/>
-          <w:bCs/>
-          <w:sz w:val="20"/>
-        </w:rPr>
-        <w:t>(</w:t>
-      </w:r>
-      <w:proofErr w:type="gramEnd"/>
-      <w:r>
-        <w:rPr>
-          <w:b w:val="0"/>
-          <w:bCs/>
-          <w:sz w:val="20"/>
-        </w:rPr>
-        <w:t xml:space="preserve">) devolve “X” e </w:t>
-      </w:r>
-      <w:proofErr w:type="spellStart"/>
-      <w:r>
-        <w:rPr>
-          <w:b w:val="0"/>
-          <w:bCs/>
-          <w:sz w:val="20"/>
-        </w:rPr>
-        <w:t>atualiza</w:t>
-      </w:r>
-      <w:proofErr w:type="spellEnd"/>
-      <w:r>
-        <w:rPr>
-          <w:b w:val="0"/>
-          <w:bCs/>
-          <w:sz w:val="20"/>
-        </w:rPr>
-        <w:t xml:space="preserve"> o </w:t>
-      </w:r>
-      <w:proofErr w:type="spellStart"/>
-      <w:r>
-        <w:rPr>
-          <w:b w:val="0"/>
-          <w:bCs/>
-          <w:sz w:val="20"/>
-        </w:rPr>
-        <w:t>estado</w:t>
-      </w:r>
-      <w:proofErr w:type="spellEnd"/>
-      <w:r>
-        <w:rPr>
-          <w:b w:val="0"/>
-          <w:bCs/>
-          <w:sz w:val="20"/>
-        </w:rPr>
-        <w:t xml:space="preserve"> do </w:t>
-      </w:r>
-      <w:proofErr w:type="spellStart"/>
-      <w:r>
-        <w:rPr>
-          <w:b w:val="0"/>
-          <w:bCs/>
-          <w:sz w:val="20"/>
-        </w:rPr>
-        <w:t>tabuleiro</w:t>
-      </w:r>
-      <w:proofErr w:type="spellEnd"/>
-      <w:r>
-        <w:rPr>
-          <w:b w:val="0"/>
-          <w:bCs/>
-          <w:sz w:val="20"/>
-        </w:rPr>
-        <w:t xml:space="preserve">. Isto </w:t>
-      </w:r>
-      <w:proofErr w:type="spellStart"/>
-      <w:r>
-        <w:rPr>
-          <w:b w:val="0"/>
-          <w:bCs/>
-          <w:sz w:val="20"/>
-        </w:rPr>
-        <w:t>garante</w:t>
-      </w:r>
-      <w:proofErr w:type="spellEnd"/>
-      <w:r>
-        <w:rPr>
-          <w:b w:val="0"/>
-          <w:bCs/>
-          <w:sz w:val="20"/>
-        </w:rPr>
-        <w:t xml:space="preserve"> </w:t>
-      </w:r>
-      <w:proofErr w:type="spellStart"/>
-      <w:r>
-        <w:rPr>
-          <w:b w:val="0"/>
-          <w:bCs/>
-          <w:sz w:val="20"/>
-        </w:rPr>
-        <w:t>que</w:t>
-      </w:r>
-      <w:proofErr w:type="spellEnd"/>
-      <w:r>
-        <w:rPr>
-          <w:b w:val="0"/>
-          <w:bCs/>
-          <w:sz w:val="20"/>
-        </w:rPr>
-        <w:t xml:space="preserve"> </w:t>
-      </w:r>
-      <w:proofErr w:type="spellStart"/>
-      <w:r>
-        <w:rPr>
-          <w:b w:val="0"/>
-          <w:bCs/>
-          <w:sz w:val="20"/>
-        </w:rPr>
-        <w:t>ao</w:t>
-      </w:r>
-      <w:proofErr w:type="spellEnd"/>
-      <w:r>
-        <w:rPr>
-          <w:b w:val="0"/>
-          <w:bCs/>
-          <w:sz w:val="20"/>
-        </w:rPr>
-        <w:t xml:space="preserve"> </w:t>
-      </w:r>
-      <w:proofErr w:type="spellStart"/>
-      <w:r>
-        <w:rPr>
-          <w:b w:val="0"/>
-          <w:bCs/>
-          <w:sz w:val="20"/>
-        </w:rPr>
-        <w:t>longo</w:t>
-      </w:r>
-      <w:proofErr w:type="spellEnd"/>
-      <w:r>
-        <w:rPr>
-          <w:b w:val="0"/>
-          <w:bCs/>
-          <w:sz w:val="20"/>
-        </w:rPr>
-        <w:t xml:space="preserve"> da </w:t>
-      </w:r>
-      <w:proofErr w:type="spellStart"/>
-      <w:r>
-        <w:rPr>
-          <w:b w:val="0"/>
-          <w:bCs/>
-          <w:sz w:val="20"/>
-        </w:rPr>
-        <w:t>partida</w:t>
-      </w:r>
-      <w:proofErr w:type="spellEnd"/>
-      <w:r>
-        <w:rPr>
-          <w:b w:val="0"/>
-          <w:bCs/>
-          <w:sz w:val="20"/>
-        </w:rPr>
-        <w:t xml:space="preserve">, </w:t>
-      </w:r>
-      <w:proofErr w:type="spellStart"/>
-      <w:r>
-        <w:rPr>
-          <w:b w:val="0"/>
-          <w:bCs/>
-          <w:sz w:val="20"/>
-        </w:rPr>
-        <w:t>após</w:t>
-      </w:r>
-      <w:proofErr w:type="spellEnd"/>
-      <w:r>
-        <w:rPr>
-          <w:b w:val="0"/>
-          <w:bCs/>
-          <w:sz w:val="20"/>
-        </w:rPr>
-        <w:t xml:space="preserve"> </w:t>
-      </w:r>
-      <w:proofErr w:type="spellStart"/>
-      <w:r>
-        <w:rPr>
-          <w:b w:val="0"/>
-          <w:bCs/>
-          <w:sz w:val="20"/>
-        </w:rPr>
-        <w:t>cada</w:t>
-      </w:r>
-      <w:proofErr w:type="spellEnd"/>
-      <w:r>
-        <w:rPr>
-          <w:b w:val="0"/>
-          <w:bCs/>
-          <w:sz w:val="20"/>
-        </w:rPr>
-        <w:t xml:space="preserve"> </w:t>
-      </w:r>
-      <w:proofErr w:type="spellStart"/>
-      <w:r>
-        <w:rPr>
-          <w:b w:val="0"/>
-          <w:bCs/>
-          <w:sz w:val="20"/>
-        </w:rPr>
-        <w:t>jogada</w:t>
-      </w:r>
-      <w:proofErr w:type="spellEnd"/>
-      <w:r>
-        <w:rPr>
-          <w:b w:val="0"/>
-          <w:bCs/>
-          <w:sz w:val="20"/>
-        </w:rPr>
-        <w:t xml:space="preserve">, o </w:t>
-      </w:r>
-      <w:proofErr w:type="spellStart"/>
-      <w:r>
-        <w:rPr>
-          <w:b w:val="0"/>
-          <w:bCs/>
-          <w:sz w:val="20"/>
-        </w:rPr>
-        <w:t>tabuleiro</w:t>
-      </w:r>
-      <w:proofErr w:type="spellEnd"/>
-      <w:r>
-        <w:rPr>
-          <w:b w:val="0"/>
-          <w:bCs/>
-          <w:sz w:val="20"/>
-        </w:rPr>
-        <w:t xml:space="preserve"> é </w:t>
-      </w:r>
-      <w:proofErr w:type="spellStart"/>
-      <w:r>
-        <w:rPr>
-          <w:b w:val="0"/>
-          <w:bCs/>
-          <w:sz w:val="20"/>
-        </w:rPr>
-        <w:t>atualizado</w:t>
-      </w:r>
-      <w:proofErr w:type="spellEnd"/>
-      <w:r>
-        <w:rPr>
-          <w:b w:val="0"/>
-          <w:bCs/>
-          <w:sz w:val="20"/>
-        </w:rPr>
-        <w:t xml:space="preserve"> de forma </w:t>
-      </w:r>
-      <w:proofErr w:type="spellStart"/>
-      <w:r>
-        <w:rPr>
-          <w:b w:val="0"/>
-          <w:bCs/>
-          <w:sz w:val="20"/>
-        </w:rPr>
-        <w:t>correta</w:t>
-      </w:r>
-      <w:proofErr w:type="spellEnd"/>
-      <w:r>
-        <w:rPr>
-          <w:b w:val="0"/>
-          <w:bCs/>
-          <w:sz w:val="20"/>
-        </w:rPr>
-        <w:t>.</w:t>
-      </w:r>
-      <w:r>
-        <w:rPr>
-          <w:sz w:val="20"/>
-        </w:rPr>
-        <w:br/>
-      </w:r>
-      <w:r>
-        <w:rPr>
-          <w:noProof/>
-          <w:sz w:val="20"/>
-        </w:rPr>
-        <w:lastRenderedPageBreak/>
-        <w:br/>
-      </w:r>
-      <w:r>
-        <w:rPr>
-          <w:noProof/>
-          <w:sz w:val="20"/>
-        </w:rPr>
-        <w:pict w14:anchorId="55F29CDE">
-          <v:shape id="_x0000_i1101" type="#_x0000_t75" style="width:349.8pt;height:129.6pt;visibility:visible">
-            <v:imagedata r:id="rId19" o:title=""/>
-          </v:shape>
-        </w:pict>
-      </w:r>
-      <w:r>
-        <w:rPr>
-          <w:szCs w:val="18"/>
-        </w:rPr>
-        <w:t xml:space="preserve"> </w:t>
-      </w:r>
-      <w:r>
-        <w:rPr>
-          <w:szCs w:val="18"/>
-        </w:rPr>
-        <w:t xml:space="preserve">                   </w:t>
-      </w:r>
-      <w:r>
-        <w:rPr>
-          <w:szCs w:val="18"/>
-        </w:rPr>
-        <w:t xml:space="preserve">Fig. </w:t>
-      </w:r>
-      <w:r>
-        <w:rPr>
-          <w:szCs w:val="18"/>
-        </w:rPr>
-        <w:t>11</w:t>
-      </w:r>
-      <w:r>
-        <w:rPr>
-          <w:szCs w:val="18"/>
-        </w:rPr>
-        <w:t xml:space="preserve">. </w:t>
-      </w:r>
-      <w:r>
-        <w:rPr>
-          <w:b w:val="0"/>
-          <w:bCs/>
-          <w:szCs w:val="18"/>
-        </w:rPr>
-        <w:t xml:space="preserve">Teste </w:t>
-      </w:r>
-      <w:proofErr w:type="spellStart"/>
-      <w:r>
-        <w:rPr>
-          <w:b w:val="0"/>
-          <w:bCs/>
-          <w:szCs w:val="18"/>
-        </w:rPr>
-        <w:t>unitário</w:t>
-      </w:r>
-      <w:proofErr w:type="spellEnd"/>
-      <w:r>
-        <w:rPr>
-          <w:b w:val="0"/>
-          <w:bCs/>
-          <w:szCs w:val="18"/>
-        </w:rPr>
-        <w:t xml:space="preserve"> da </w:t>
-      </w:r>
-      <w:proofErr w:type="spellStart"/>
-      <w:r>
-        <w:rPr>
-          <w:b w:val="0"/>
-          <w:bCs/>
-          <w:szCs w:val="18"/>
-        </w:rPr>
-        <w:t>classe</w:t>
-      </w:r>
-      <w:proofErr w:type="spellEnd"/>
-      <w:r>
-        <w:rPr>
-          <w:b w:val="0"/>
-          <w:bCs/>
-          <w:szCs w:val="18"/>
-        </w:rPr>
-        <w:t xml:space="preserve"> Board – </w:t>
-      </w:r>
-      <w:proofErr w:type="spellStart"/>
-      <w:r>
-        <w:rPr>
-          <w:b w:val="0"/>
-          <w:bCs/>
-          <w:szCs w:val="18"/>
-        </w:rPr>
-        <w:t>registo</w:t>
-      </w:r>
-      <w:proofErr w:type="spellEnd"/>
-      <w:r>
-        <w:rPr>
-          <w:b w:val="0"/>
-          <w:bCs/>
-          <w:szCs w:val="18"/>
-        </w:rPr>
-        <w:t xml:space="preserve"> de tiro no </w:t>
-      </w:r>
-      <w:proofErr w:type="spellStart"/>
-      <w:r>
-        <w:rPr>
-          <w:b w:val="0"/>
-          <w:bCs/>
-          <w:szCs w:val="18"/>
-        </w:rPr>
-        <w:t>navio</w:t>
-      </w:r>
-      <w:proofErr w:type="spellEnd"/>
-      <w:r>
-        <w:rPr>
-          <w:b w:val="0"/>
-          <w:bCs/>
-          <w:szCs w:val="18"/>
-        </w:rPr>
-        <w:t xml:space="preserve">     </w:t>
-      </w:r>
-      <w:r>
-        <w:rPr>
-          <w:szCs w:val="18"/>
-        </w:rPr>
-        <w:t xml:space="preserve">              </w:t>
-      </w:r>
-      <w:r>
-        <w:rPr>
-          <w:sz w:val="20"/>
-        </w:rPr>
-        <w:br/>
-      </w:r>
-      <w:r>
-        <w:rPr>
-          <w:lang w:val="pt-BR"/>
-        </w:rPr>
-        <w:br/>
-      </w:r>
-      <w:r>
-        <w:rPr>
-          <w:lang w:val="pt-BR"/>
-        </w:rPr>
-        <w:br/>
-      </w:r>
-      <w:r>
-        <w:rPr>
-          <w:lang w:val="pt-BR"/>
-        </w:rPr>
-        <w:br/>
-      </w:r>
-      <w:proofErr w:type="spellStart"/>
-      <w:r>
-        <w:rPr>
-          <w:sz w:val="20"/>
-        </w:rPr>
-        <w:t>Exemplo</w:t>
-      </w:r>
-      <w:proofErr w:type="spellEnd"/>
-      <w:r>
-        <w:rPr>
-          <w:sz w:val="20"/>
-        </w:rPr>
-        <w:t xml:space="preserve"> de teste para a </w:t>
-      </w:r>
-      <w:proofErr w:type="spellStart"/>
-      <w:r>
-        <w:rPr>
-          <w:sz w:val="20"/>
-        </w:rPr>
-        <w:t>classe</w:t>
-      </w:r>
-      <w:proofErr w:type="spellEnd"/>
-      <w:r>
-        <w:rPr>
-          <w:sz w:val="20"/>
-        </w:rPr>
-        <w:t xml:space="preserve"> Game</w:t>
-      </w:r>
-      <w:r>
-        <w:rPr>
-          <w:sz w:val="20"/>
-        </w:rPr>
-        <w:t>:</w:t>
-      </w:r>
-      <w:r>
-        <w:rPr>
-          <w:sz w:val="20"/>
-        </w:rPr>
-        <w:br/>
-      </w:r>
-      <w:r>
-        <w:rPr>
-          <w:sz w:val="20"/>
-        </w:rPr>
-        <w:br/>
-      </w:r>
-      <w:r>
-        <w:rPr>
-          <w:b w:val="0"/>
-          <w:bCs/>
-          <w:sz w:val="20"/>
-        </w:rPr>
-        <w:t xml:space="preserve">Este teste </w:t>
-      </w:r>
-      <w:proofErr w:type="spellStart"/>
-      <w:r>
-        <w:rPr>
-          <w:b w:val="0"/>
-          <w:bCs/>
-          <w:sz w:val="20"/>
-        </w:rPr>
-        <w:t>verifica</w:t>
-      </w:r>
-      <w:proofErr w:type="spellEnd"/>
-      <w:r>
-        <w:rPr>
-          <w:b w:val="0"/>
-          <w:bCs/>
-          <w:sz w:val="20"/>
-        </w:rPr>
-        <w:t xml:space="preserve"> </w:t>
-      </w:r>
-      <w:proofErr w:type="spellStart"/>
-      <w:r>
-        <w:rPr>
-          <w:b w:val="0"/>
-          <w:bCs/>
-          <w:sz w:val="20"/>
-        </w:rPr>
-        <w:t>que</w:t>
-      </w:r>
-      <w:proofErr w:type="spellEnd"/>
-      <w:r>
-        <w:rPr>
-          <w:b w:val="0"/>
-          <w:bCs/>
-          <w:sz w:val="20"/>
-        </w:rPr>
-        <w:t xml:space="preserve"> </w:t>
-      </w:r>
-      <w:proofErr w:type="spellStart"/>
-      <w:r>
-        <w:rPr>
-          <w:b w:val="0"/>
-          <w:bCs/>
-          <w:sz w:val="20"/>
-        </w:rPr>
-        <w:t>quando</w:t>
-      </w:r>
-      <w:proofErr w:type="spellEnd"/>
-      <w:r>
-        <w:rPr>
-          <w:b w:val="0"/>
-          <w:bCs/>
-          <w:sz w:val="20"/>
-        </w:rPr>
-        <w:t xml:space="preserve"> um </w:t>
-      </w:r>
-      <w:proofErr w:type="spellStart"/>
-      <w:r>
-        <w:rPr>
-          <w:b w:val="0"/>
-          <w:bCs/>
-          <w:sz w:val="20"/>
-        </w:rPr>
-        <w:t>jogador</w:t>
-      </w:r>
-      <w:proofErr w:type="spellEnd"/>
-      <w:r>
-        <w:rPr>
-          <w:b w:val="0"/>
-          <w:bCs/>
-          <w:sz w:val="20"/>
-        </w:rPr>
-        <w:t xml:space="preserve"> </w:t>
-      </w:r>
-      <w:proofErr w:type="spellStart"/>
-      <w:r>
-        <w:rPr>
-          <w:b w:val="0"/>
-          <w:bCs/>
-          <w:sz w:val="20"/>
-        </w:rPr>
-        <w:t>acerta</w:t>
-      </w:r>
-      <w:proofErr w:type="spellEnd"/>
-      <w:r>
-        <w:rPr>
-          <w:b w:val="0"/>
-          <w:bCs/>
-          <w:sz w:val="20"/>
-        </w:rPr>
-        <w:t xml:space="preserve"> num </w:t>
-      </w:r>
-      <w:proofErr w:type="spellStart"/>
-      <w:r>
-        <w:rPr>
-          <w:b w:val="0"/>
-          <w:bCs/>
-          <w:sz w:val="20"/>
-        </w:rPr>
-        <w:t>navio</w:t>
-      </w:r>
-      <w:proofErr w:type="spellEnd"/>
-      <w:r>
-        <w:rPr>
-          <w:b w:val="0"/>
-          <w:bCs/>
-          <w:sz w:val="20"/>
-        </w:rPr>
-        <w:t xml:space="preserve"> do </w:t>
-      </w:r>
-      <w:proofErr w:type="spellStart"/>
-      <w:r>
-        <w:rPr>
-          <w:b w:val="0"/>
-          <w:bCs/>
-          <w:sz w:val="20"/>
-        </w:rPr>
-        <w:t>adversário</w:t>
-      </w:r>
-      <w:proofErr w:type="spellEnd"/>
-      <w:r>
-        <w:rPr>
-          <w:b w:val="0"/>
-          <w:bCs/>
-          <w:sz w:val="20"/>
-        </w:rPr>
-        <w:t xml:space="preserve">, o </w:t>
-      </w:r>
-      <w:proofErr w:type="spellStart"/>
-      <w:r>
-        <w:rPr>
-          <w:b w:val="0"/>
-          <w:bCs/>
-          <w:sz w:val="20"/>
-        </w:rPr>
-        <w:t>turno</w:t>
-      </w:r>
-      <w:proofErr w:type="spellEnd"/>
-      <w:r>
-        <w:rPr>
-          <w:b w:val="0"/>
-          <w:bCs/>
-          <w:sz w:val="20"/>
-        </w:rPr>
-        <w:t xml:space="preserve"> </w:t>
-      </w:r>
-      <w:proofErr w:type="spellStart"/>
-      <w:r>
-        <w:rPr>
-          <w:b w:val="0"/>
-          <w:bCs/>
-          <w:sz w:val="20"/>
-        </w:rPr>
-        <w:t>não</w:t>
-      </w:r>
-      <w:proofErr w:type="spellEnd"/>
-      <w:r>
-        <w:rPr>
-          <w:b w:val="0"/>
-          <w:bCs/>
-          <w:sz w:val="20"/>
-        </w:rPr>
-        <w:t xml:space="preserve"> é </w:t>
-      </w:r>
-      <w:proofErr w:type="spellStart"/>
-      <w:r>
-        <w:rPr>
-          <w:b w:val="0"/>
-          <w:bCs/>
-          <w:sz w:val="20"/>
-        </w:rPr>
-        <w:t>alterado</w:t>
-      </w:r>
-      <w:proofErr w:type="spellEnd"/>
-      <w:r>
-        <w:rPr>
-          <w:b w:val="0"/>
-          <w:bCs/>
-          <w:sz w:val="20"/>
-        </w:rPr>
-        <w:t xml:space="preserve">, </w:t>
-      </w:r>
-      <w:proofErr w:type="spellStart"/>
-      <w:r>
-        <w:rPr>
-          <w:b w:val="0"/>
-          <w:bCs/>
-          <w:sz w:val="20"/>
-        </w:rPr>
-        <w:t>permitindo</w:t>
-      </w:r>
-      <w:proofErr w:type="spellEnd"/>
-      <w:r>
-        <w:rPr>
-          <w:b w:val="0"/>
-          <w:bCs/>
-          <w:sz w:val="20"/>
-        </w:rPr>
-        <w:t xml:space="preserve"> </w:t>
-      </w:r>
-      <w:proofErr w:type="spellStart"/>
-      <w:r>
-        <w:rPr>
-          <w:b w:val="0"/>
-          <w:bCs/>
-          <w:sz w:val="20"/>
-        </w:rPr>
-        <w:t>assim</w:t>
-      </w:r>
-      <w:proofErr w:type="spellEnd"/>
-      <w:r>
-        <w:rPr>
-          <w:b w:val="0"/>
-          <w:bCs/>
-          <w:sz w:val="20"/>
-        </w:rPr>
-        <w:t xml:space="preserve"> </w:t>
-      </w:r>
-      <w:proofErr w:type="spellStart"/>
-      <w:r>
-        <w:rPr>
-          <w:b w:val="0"/>
-          <w:bCs/>
-          <w:sz w:val="20"/>
-        </w:rPr>
-        <w:t>que</w:t>
-      </w:r>
-      <w:proofErr w:type="spellEnd"/>
-      <w:r>
-        <w:rPr>
-          <w:b w:val="0"/>
-          <w:bCs/>
-          <w:sz w:val="20"/>
-        </w:rPr>
-        <w:t xml:space="preserve"> </w:t>
-      </w:r>
-      <w:proofErr w:type="spellStart"/>
-      <w:r>
-        <w:rPr>
-          <w:b w:val="0"/>
-          <w:bCs/>
-          <w:sz w:val="20"/>
-        </w:rPr>
-        <w:t>o</w:t>
-      </w:r>
-      <w:proofErr w:type="spellEnd"/>
-      <w:r>
-        <w:rPr>
-          <w:b w:val="0"/>
-          <w:bCs/>
-          <w:sz w:val="20"/>
-        </w:rPr>
-        <w:t xml:space="preserve"> </w:t>
-      </w:r>
-      <w:proofErr w:type="spellStart"/>
-      <w:r>
-        <w:rPr>
-          <w:b w:val="0"/>
-          <w:bCs/>
-          <w:sz w:val="20"/>
-        </w:rPr>
-        <w:t>jogador</w:t>
-      </w:r>
-      <w:proofErr w:type="spellEnd"/>
-      <w:r>
-        <w:rPr>
-          <w:b w:val="0"/>
-          <w:bCs/>
-          <w:sz w:val="20"/>
-        </w:rPr>
-        <w:t xml:space="preserve"> continue a </w:t>
-      </w:r>
-      <w:proofErr w:type="spellStart"/>
-      <w:r>
-        <w:rPr>
-          <w:b w:val="0"/>
-          <w:bCs/>
-          <w:sz w:val="20"/>
-        </w:rPr>
-        <w:t>jogar</w:t>
-      </w:r>
-      <w:proofErr w:type="spellEnd"/>
-      <w:r>
-        <w:rPr>
-          <w:b w:val="0"/>
-          <w:bCs/>
-          <w:sz w:val="20"/>
-        </w:rPr>
-        <w:t xml:space="preserve"> </w:t>
-      </w:r>
-      <w:proofErr w:type="spellStart"/>
-      <w:r>
-        <w:rPr>
-          <w:b w:val="0"/>
-          <w:bCs/>
-          <w:sz w:val="20"/>
-        </w:rPr>
-        <w:t>até</w:t>
-      </w:r>
-      <w:proofErr w:type="spellEnd"/>
-      <w:r>
-        <w:rPr>
-          <w:b w:val="0"/>
-          <w:bCs/>
-          <w:sz w:val="20"/>
-        </w:rPr>
-        <w:t xml:space="preserve"> </w:t>
-      </w:r>
-      <w:proofErr w:type="spellStart"/>
-      <w:r>
-        <w:rPr>
-          <w:b w:val="0"/>
-          <w:bCs/>
-          <w:sz w:val="20"/>
-        </w:rPr>
-        <w:t>falhar</w:t>
-      </w:r>
-      <w:proofErr w:type="spellEnd"/>
-      <w:r>
-        <w:rPr>
-          <w:b w:val="0"/>
-          <w:bCs/>
-          <w:sz w:val="20"/>
-        </w:rPr>
-        <w:t xml:space="preserve"> </w:t>
-      </w:r>
-      <w:proofErr w:type="spellStart"/>
-      <w:r>
-        <w:rPr>
-          <w:b w:val="0"/>
-          <w:bCs/>
-          <w:sz w:val="20"/>
-        </w:rPr>
-        <w:t>algum</w:t>
-      </w:r>
-      <w:proofErr w:type="spellEnd"/>
-      <w:r>
-        <w:rPr>
-          <w:b w:val="0"/>
-          <w:bCs/>
-          <w:sz w:val="20"/>
-        </w:rPr>
-        <w:t xml:space="preserve"> </w:t>
-      </w:r>
-      <w:proofErr w:type="spellStart"/>
-      <w:r>
-        <w:rPr>
-          <w:b w:val="0"/>
-          <w:bCs/>
-          <w:sz w:val="20"/>
-        </w:rPr>
-        <w:t>navio</w:t>
-      </w:r>
-      <w:proofErr w:type="spellEnd"/>
-      <w:r>
-        <w:rPr>
-          <w:b w:val="0"/>
-          <w:bCs/>
-          <w:sz w:val="20"/>
-        </w:rPr>
-        <w:t xml:space="preserve">. Isto </w:t>
-      </w:r>
-      <w:proofErr w:type="spellStart"/>
-      <w:r>
-        <w:rPr>
-          <w:b w:val="0"/>
-          <w:bCs/>
-          <w:sz w:val="20"/>
-        </w:rPr>
-        <w:t>verifica</w:t>
-      </w:r>
-      <w:proofErr w:type="spellEnd"/>
-      <w:r>
-        <w:rPr>
-          <w:b w:val="0"/>
-          <w:bCs/>
-          <w:sz w:val="20"/>
-        </w:rPr>
-        <w:t xml:space="preserve"> </w:t>
-      </w:r>
-      <w:proofErr w:type="spellStart"/>
-      <w:r>
-        <w:rPr>
-          <w:b w:val="0"/>
-          <w:bCs/>
-          <w:sz w:val="20"/>
-        </w:rPr>
-        <w:t>que</w:t>
-      </w:r>
-      <w:proofErr w:type="spellEnd"/>
-      <w:r>
-        <w:rPr>
-          <w:b w:val="0"/>
-          <w:bCs/>
-          <w:sz w:val="20"/>
-        </w:rPr>
-        <w:t xml:space="preserve"> </w:t>
-      </w:r>
-      <w:proofErr w:type="spellStart"/>
-      <w:r>
-        <w:rPr>
-          <w:b w:val="0"/>
-          <w:bCs/>
-          <w:sz w:val="20"/>
-        </w:rPr>
-        <w:t>o</w:t>
-      </w:r>
-      <w:proofErr w:type="spellEnd"/>
-      <w:r>
-        <w:rPr>
-          <w:b w:val="0"/>
-          <w:bCs/>
-          <w:sz w:val="20"/>
-        </w:rPr>
-        <w:t xml:space="preserve"> </w:t>
-      </w:r>
-      <w:proofErr w:type="spellStart"/>
-      <w:r>
-        <w:rPr>
-          <w:b w:val="0"/>
-          <w:bCs/>
-          <w:sz w:val="20"/>
-        </w:rPr>
-        <w:t>projeto</w:t>
-      </w:r>
-      <w:proofErr w:type="spellEnd"/>
-      <w:r>
-        <w:rPr>
-          <w:b w:val="0"/>
-          <w:bCs/>
-          <w:sz w:val="20"/>
-        </w:rPr>
-        <w:t xml:space="preserve"> segue a </w:t>
-      </w:r>
-      <w:proofErr w:type="spellStart"/>
-      <w:r>
-        <w:rPr>
-          <w:b w:val="0"/>
-          <w:bCs/>
-          <w:sz w:val="20"/>
-        </w:rPr>
-        <w:t>regra</w:t>
-      </w:r>
-      <w:proofErr w:type="spellEnd"/>
-      <w:r>
-        <w:rPr>
-          <w:b w:val="0"/>
-          <w:bCs/>
-          <w:sz w:val="20"/>
-        </w:rPr>
-        <w:t xml:space="preserve"> do </w:t>
-      </w:r>
-      <w:proofErr w:type="spellStart"/>
-      <w:r>
-        <w:rPr>
-          <w:b w:val="0"/>
-          <w:bCs/>
-          <w:sz w:val="20"/>
-        </w:rPr>
-        <w:t>jogo</w:t>
-      </w:r>
-      <w:proofErr w:type="spellEnd"/>
-      <w:r>
-        <w:rPr>
-          <w:b w:val="0"/>
-          <w:bCs/>
-          <w:sz w:val="20"/>
-        </w:rPr>
-        <w:t xml:space="preserve"> classico de </w:t>
-      </w:r>
-      <w:proofErr w:type="spellStart"/>
-      <w:r>
-        <w:rPr>
-          <w:b w:val="0"/>
-          <w:bCs/>
-          <w:sz w:val="20"/>
-        </w:rPr>
-        <w:t>batalha</w:t>
-      </w:r>
-      <w:proofErr w:type="spellEnd"/>
-      <w:r>
-        <w:rPr>
-          <w:b w:val="0"/>
-          <w:bCs/>
-          <w:sz w:val="20"/>
-        </w:rPr>
-        <w:t xml:space="preserve"> naval.</w:t>
-      </w:r>
-      <w:r>
-        <w:rPr>
-          <w:b w:val="0"/>
-          <w:bCs/>
-          <w:sz w:val="20"/>
-        </w:rPr>
-        <w:br/>
-      </w:r>
-      <w:r>
-        <w:rPr>
-          <w:b w:val="0"/>
-          <w:bCs/>
-          <w:sz w:val="20"/>
-        </w:rPr>
-        <w:br/>
-      </w:r>
-      <w:r>
-        <w:rPr>
-          <w:noProof/>
-          <w:sz w:val="20"/>
-        </w:rPr>
-        <w:pict w14:anchorId="5778C4CB">
-          <v:shape id="_x0000_i1102" type="#_x0000_t75" style="width:345.6pt;height:154.8pt;visibility:visible">
-            <v:imagedata r:id="rId20" o:title=""/>
-          </v:shape>
-        </w:pict>
-      </w:r>
-      <w:r>
-        <w:rPr>
-          <w:sz w:val="20"/>
-        </w:rPr>
-        <w:br/>
-      </w:r>
-      <w:r>
-        <w:rPr>
-          <w:szCs w:val="18"/>
-        </w:rPr>
-        <w:t xml:space="preserve">                </w:t>
-      </w:r>
-      <w:r>
-        <w:rPr>
-          <w:szCs w:val="18"/>
-        </w:rPr>
-        <w:t xml:space="preserve">Fig. </w:t>
-      </w:r>
-      <w:r>
-        <w:rPr>
-          <w:szCs w:val="18"/>
-        </w:rPr>
-        <w:t>12</w:t>
-      </w:r>
-      <w:r>
-        <w:rPr>
-          <w:szCs w:val="18"/>
-        </w:rPr>
-        <w:t xml:space="preserve">. </w:t>
-      </w:r>
-      <w:r>
-        <w:rPr>
-          <w:b w:val="0"/>
-          <w:bCs/>
-          <w:szCs w:val="18"/>
-        </w:rPr>
-        <w:t xml:space="preserve">Teste </w:t>
-      </w:r>
-      <w:proofErr w:type="spellStart"/>
-      <w:r>
-        <w:rPr>
-          <w:b w:val="0"/>
-          <w:bCs/>
-          <w:szCs w:val="18"/>
-        </w:rPr>
-        <w:t>unitário</w:t>
-      </w:r>
-      <w:proofErr w:type="spellEnd"/>
-      <w:r>
-        <w:rPr>
-          <w:b w:val="0"/>
-          <w:bCs/>
-          <w:szCs w:val="18"/>
-        </w:rPr>
-        <w:t xml:space="preserve"> da </w:t>
-      </w:r>
-      <w:proofErr w:type="spellStart"/>
-      <w:r>
-        <w:rPr>
-          <w:b w:val="0"/>
-          <w:bCs/>
-          <w:szCs w:val="18"/>
-        </w:rPr>
-        <w:t>classe</w:t>
-      </w:r>
-      <w:proofErr w:type="spellEnd"/>
-      <w:r>
-        <w:rPr>
-          <w:b w:val="0"/>
-          <w:bCs/>
-          <w:szCs w:val="18"/>
-        </w:rPr>
-        <w:t xml:space="preserve"> Game – </w:t>
-      </w:r>
-      <w:proofErr w:type="spellStart"/>
-      <w:r>
-        <w:rPr>
-          <w:b w:val="0"/>
-          <w:bCs/>
-          <w:szCs w:val="18"/>
-        </w:rPr>
-        <w:t>verificação</w:t>
-      </w:r>
-      <w:proofErr w:type="spellEnd"/>
-      <w:r>
-        <w:rPr>
-          <w:b w:val="0"/>
-          <w:bCs/>
-          <w:szCs w:val="18"/>
-        </w:rPr>
-        <w:t xml:space="preserve"> de </w:t>
-      </w:r>
-      <w:proofErr w:type="spellStart"/>
-      <w:r>
-        <w:rPr>
-          <w:b w:val="0"/>
-          <w:bCs/>
-          <w:szCs w:val="18"/>
-        </w:rPr>
-        <w:t>turno</w:t>
-      </w:r>
-      <w:proofErr w:type="spellEnd"/>
-      <w:r>
-        <w:rPr>
-          <w:b w:val="0"/>
-          <w:bCs/>
-          <w:szCs w:val="18"/>
-        </w:rPr>
-        <w:t xml:space="preserve"> </w:t>
-      </w:r>
-      <w:proofErr w:type="spellStart"/>
-      <w:r>
-        <w:rPr>
-          <w:b w:val="0"/>
-          <w:bCs/>
-          <w:szCs w:val="18"/>
-        </w:rPr>
-        <w:t>após</w:t>
-      </w:r>
-      <w:proofErr w:type="spellEnd"/>
-      <w:r>
-        <w:rPr>
-          <w:b w:val="0"/>
-          <w:bCs/>
-          <w:szCs w:val="18"/>
-        </w:rPr>
-        <w:t xml:space="preserve"> </w:t>
-      </w:r>
-      <w:proofErr w:type="spellStart"/>
-      <w:r>
-        <w:rPr>
-          <w:b w:val="0"/>
-          <w:bCs/>
-          <w:szCs w:val="18"/>
-        </w:rPr>
-        <w:t>acerto</w:t>
-      </w:r>
-      <w:proofErr w:type="spellEnd"/>
-      <w:r>
-        <w:rPr>
-          <w:lang w:val="pt-BR"/>
-        </w:rPr>
-        <w:br/>
-      </w:r>
-    </w:p>
-    <w:p>
-      <w:pPr>
-        <w:pStyle w:val="Legenda"/>
-        <w:jc w:val="left"/>
-        <w:rPr>
-          <w:sz w:val="20"/>
-        </w:rPr>
-      </w:pPr>
-    </w:p>
-    <w:p>
-      <w:pPr>
-        <w:pStyle w:val="Legenda"/>
-        <w:jc w:val="left"/>
-        <w:rPr>
-          <w:b w:val="0"/>
-          <w:bCs/>
-          <w:sz w:val="20"/>
-        </w:rPr>
-      </w:pPr>
-      <w:proofErr w:type="spellStart"/>
-      <w:r>
-        <w:rPr>
-          <w:sz w:val="20"/>
-        </w:rPr>
-        <w:t>Exemplo</w:t>
-      </w:r>
-      <w:proofErr w:type="spellEnd"/>
-      <w:r>
-        <w:rPr>
-          <w:sz w:val="20"/>
-        </w:rPr>
-        <w:t xml:space="preserve"> de teste para a </w:t>
-      </w:r>
-      <w:proofErr w:type="spellStart"/>
-      <w:r>
-        <w:rPr>
-          <w:sz w:val="20"/>
-        </w:rPr>
-        <w:t>classe</w:t>
-      </w:r>
-      <w:proofErr w:type="spellEnd"/>
-      <w:r>
-        <w:rPr>
-          <w:sz w:val="20"/>
-        </w:rPr>
-        <w:t xml:space="preserve"> </w:t>
-      </w:r>
-      <w:proofErr w:type="spellStart"/>
-      <w:r>
-        <w:rPr>
-          <w:sz w:val="20"/>
-        </w:rPr>
-        <w:t>PlayerContainer</w:t>
-      </w:r>
-      <w:proofErr w:type="spellEnd"/>
-      <w:r>
-        <w:rPr>
-          <w:sz w:val="20"/>
-        </w:rPr>
-        <w:t>:</w:t>
-      </w:r>
-      <w:r>
-        <w:rPr>
-          <w:sz w:val="20"/>
-        </w:rPr>
-        <w:br/>
-      </w:r>
-      <w:r>
-        <w:rPr>
-          <w:sz w:val="20"/>
-        </w:rPr>
-        <w:br/>
-      </w:r>
-      <w:r>
-        <w:rPr>
-          <w:b w:val="0"/>
-          <w:bCs/>
-          <w:sz w:val="20"/>
-        </w:rPr>
-        <w:t xml:space="preserve">Este teste </w:t>
-      </w:r>
-      <w:proofErr w:type="spellStart"/>
-      <w:r>
-        <w:rPr>
-          <w:b w:val="0"/>
-          <w:bCs/>
-          <w:sz w:val="20"/>
-        </w:rPr>
-        <w:t>verifca</w:t>
-      </w:r>
-      <w:proofErr w:type="spellEnd"/>
-      <w:r>
-        <w:rPr>
-          <w:b w:val="0"/>
-          <w:bCs/>
-          <w:sz w:val="20"/>
-        </w:rPr>
-        <w:t xml:space="preserve"> </w:t>
-      </w:r>
-      <w:proofErr w:type="spellStart"/>
-      <w:r>
-        <w:rPr>
-          <w:b w:val="0"/>
-          <w:bCs/>
-          <w:sz w:val="20"/>
-        </w:rPr>
-        <w:t>que</w:t>
-      </w:r>
-      <w:proofErr w:type="spellEnd"/>
-      <w:r>
-        <w:rPr>
-          <w:b w:val="0"/>
-          <w:bCs/>
-          <w:sz w:val="20"/>
-        </w:rPr>
-        <w:t xml:space="preserve"> </w:t>
-      </w:r>
-      <w:proofErr w:type="spellStart"/>
-      <w:r>
-        <w:rPr>
-          <w:b w:val="0"/>
-          <w:bCs/>
-          <w:sz w:val="20"/>
-        </w:rPr>
-        <w:t>ao</w:t>
-      </w:r>
-      <w:proofErr w:type="spellEnd"/>
-      <w:r>
-        <w:rPr>
-          <w:b w:val="0"/>
-          <w:bCs/>
-          <w:sz w:val="20"/>
-        </w:rPr>
-        <w:t xml:space="preserve"> </w:t>
-      </w:r>
-      <w:proofErr w:type="spellStart"/>
-      <w:r>
-        <w:rPr>
-          <w:b w:val="0"/>
-          <w:bCs/>
-          <w:sz w:val="20"/>
-        </w:rPr>
-        <w:t>tentar</w:t>
-      </w:r>
-      <w:proofErr w:type="spellEnd"/>
-      <w:r>
-        <w:rPr>
-          <w:b w:val="0"/>
-          <w:bCs/>
-          <w:sz w:val="20"/>
-        </w:rPr>
-        <w:t xml:space="preserve"> </w:t>
-      </w:r>
-      <w:proofErr w:type="spellStart"/>
-      <w:r>
-        <w:rPr>
-          <w:b w:val="0"/>
-          <w:bCs/>
-          <w:sz w:val="20"/>
-        </w:rPr>
-        <w:t>encotnrar</w:t>
-      </w:r>
-      <w:proofErr w:type="spellEnd"/>
-      <w:r>
-        <w:rPr>
-          <w:b w:val="0"/>
-          <w:bCs/>
-          <w:sz w:val="20"/>
-        </w:rPr>
-        <w:t xml:space="preserve"> um </w:t>
-      </w:r>
-      <w:proofErr w:type="spellStart"/>
-      <w:r>
-        <w:rPr>
-          <w:b w:val="0"/>
-          <w:bCs/>
-          <w:sz w:val="20"/>
-        </w:rPr>
-        <w:t>jogador</w:t>
-      </w:r>
-      <w:proofErr w:type="spellEnd"/>
-      <w:r>
-        <w:rPr>
-          <w:b w:val="0"/>
-          <w:bCs/>
-          <w:sz w:val="20"/>
-        </w:rPr>
-        <w:t xml:space="preserve"> com um nickname </w:t>
-      </w:r>
-      <w:proofErr w:type="spellStart"/>
-      <w:r>
-        <w:rPr>
-          <w:b w:val="0"/>
-          <w:bCs/>
-          <w:sz w:val="20"/>
-        </w:rPr>
-        <w:t>que</w:t>
-      </w:r>
-      <w:proofErr w:type="spellEnd"/>
-      <w:r>
-        <w:rPr>
-          <w:b w:val="0"/>
-          <w:bCs/>
-          <w:sz w:val="20"/>
-        </w:rPr>
-        <w:t xml:space="preserve"> </w:t>
-      </w:r>
-      <w:proofErr w:type="spellStart"/>
-      <w:r>
-        <w:rPr>
-          <w:b w:val="0"/>
-          <w:bCs/>
-          <w:sz w:val="20"/>
-        </w:rPr>
-        <w:t>não</w:t>
-      </w:r>
-      <w:proofErr w:type="spellEnd"/>
-      <w:r>
-        <w:rPr>
-          <w:b w:val="0"/>
-          <w:bCs/>
-          <w:sz w:val="20"/>
-        </w:rPr>
-        <w:t xml:space="preserve"> se </w:t>
-      </w:r>
-      <w:proofErr w:type="spellStart"/>
-      <w:r>
-        <w:rPr>
-          <w:b w:val="0"/>
-          <w:bCs/>
-          <w:sz w:val="20"/>
-        </w:rPr>
-        <w:t>encontra</w:t>
-      </w:r>
-      <w:proofErr w:type="spellEnd"/>
-      <w:r>
-        <w:rPr>
-          <w:b w:val="0"/>
-          <w:bCs/>
-          <w:sz w:val="20"/>
-        </w:rPr>
-        <w:t xml:space="preserve"> no </w:t>
-      </w:r>
-      <w:proofErr w:type="spellStart"/>
-      <w:r>
-        <w:rPr>
-          <w:b w:val="0"/>
-          <w:bCs/>
-          <w:sz w:val="20"/>
-        </w:rPr>
-        <w:t>sistema</w:t>
-      </w:r>
-      <w:proofErr w:type="spellEnd"/>
-      <w:r>
-        <w:rPr>
-          <w:b w:val="0"/>
-          <w:bCs/>
-          <w:sz w:val="20"/>
-        </w:rPr>
-        <w:t xml:space="preserve">, é </w:t>
-      </w:r>
-      <w:proofErr w:type="spellStart"/>
-      <w:r>
-        <w:rPr>
-          <w:b w:val="0"/>
-          <w:bCs/>
-          <w:sz w:val="20"/>
-        </w:rPr>
-        <w:t>lançado</w:t>
-      </w:r>
-      <w:proofErr w:type="spellEnd"/>
-      <w:r>
-        <w:rPr>
-          <w:b w:val="0"/>
-          <w:bCs/>
-          <w:sz w:val="20"/>
-        </w:rPr>
-        <w:t xml:space="preserve"> um </w:t>
-      </w:r>
-      <w:proofErr w:type="spellStart"/>
-      <w:r>
-        <w:rPr>
-          <w:b w:val="0"/>
-          <w:bCs/>
-          <w:sz w:val="20"/>
-        </w:rPr>
-        <w:t>NoDataException</w:t>
-      </w:r>
-      <w:proofErr w:type="spellEnd"/>
-      <w:r>
-        <w:rPr>
-          <w:b w:val="0"/>
-          <w:bCs/>
-          <w:sz w:val="20"/>
-        </w:rPr>
-        <w:t xml:space="preserve">. Isto </w:t>
-      </w:r>
-      <w:proofErr w:type="spellStart"/>
-      <w:r>
-        <w:rPr>
-          <w:b w:val="0"/>
-          <w:bCs/>
-          <w:sz w:val="20"/>
-        </w:rPr>
-        <w:t>assegura</w:t>
-      </w:r>
-      <w:proofErr w:type="spellEnd"/>
-      <w:r>
-        <w:rPr>
-          <w:b w:val="0"/>
-          <w:bCs/>
-          <w:sz w:val="20"/>
-        </w:rPr>
-        <w:t xml:space="preserve"> </w:t>
-      </w:r>
-      <w:proofErr w:type="spellStart"/>
-      <w:r>
-        <w:rPr>
-          <w:b w:val="0"/>
-          <w:bCs/>
-          <w:sz w:val="20"/>
-        </w:rPr>
-        <w:t>que</w:t>
-      </w:r>
-      <w:proofErr w:type="spellEnd"/>
-      <w:r>
-        <w:rPr>
-          <w:b w:val="0"/>
-          <w:bCs/>
-          <w:sz w:val="20"/>
-        </w:rPr>
-        <w:t xml:space="preserve"> </w:t>
-      </w:r>
-      <w:proofErr w:type="spellStart"/>
-      <w:r>
-        <w:rPr>
-          <w:b w:val="0"/>
-          <w:bCs/>
-          <w:sz w:val="20"/>
-        </w:rPr>
-        <w:t>o</w:t>
-      </w:r>
-      <w:proofErr w:type="spellEnd"/>
-      <w:r>
-        <w:rPr>
-          <w:b w:val="0"/>
-          <w:bCs/>
-          <w:sz w:val="20"/>
-        </w:rPr>
-        <w:t xml:space="preserve"> </w:t>
-      </w:r>
-      <w:proofErr w:type="spellStart"/>
-      <w:r>
-        <w:rPr>
-          <w:b w:val="0"/>
-          <w:bCs/>
-          <w:sz w:val="20"/>
-        </w:rPr>
-        <w:t>projeto</w:t>
-      </w:r>
-      <w:proofErr w:type="spellEnd"/>
-      <w:r>
-        <w:rPr>
-          <w:b w:val="0"/>
-          <w:bCs/>
-          <w:sz w:val="20"/>
-        </w:rPr>
-        <w:t xml:space="preserve"> </w:t>
-      </w:r>
-      <w:proofErr w:type="spellStart"/>
-      <w:r>
-        <w:rPr>
-          <w:b w:val="0"/>
-          <w:bCs/>
-          <w:sz w:val="20"/>
-        </w:rPr>
-        <w:t>trata</w:t>
-      </w:r>
-      <w:proofErr w:type="spellEnd"/>
-      <w:r>
-        <w:rPr>
-          <w:b w:val="0"/>
-          <w:bCs/>
-          <w:sz w:val="20"/>
-        </w:rPr>
-        <w:t xml:space="preserve"> de forma </w:t>
-      </w:r>
-      <w:proofErr w:type="spellStart"/>
-      <w:r>
-        <w:rPr>
-          <w:b w:val="0"/>
-          <w:bCs/>
-          <w:sz w:val="20"/>
-        </w:rPr>
-        <w:t>correta</w:t>
-      </w:r>
-      <w:proofErr w:type="spellEnd"/>
-      <w:r>
-        <w:rPr>
-          <w:b w:val="0"/>
-          <w:bCs/>
-          <w:sz w:val="20"/>
-        </w:rPr>
-        <w:t xml:space="preserve"> a </w:t>
-      </w:r>
-      <w:proofErr w:type="spellStart"/>
-      <w:r>
-        <w:rPr>
-          <w:b w:val="0"/>
-          <w:bCs/>
-          <w:sz w:val="20"/>
-        </w:rPr>
-        <w:t>gestão</w:t>
-      </w:r>
-      <w:proofErr w:type="spellEnd"/>
-      <w:r>
-        <w:rPr>
-          <w:b w:val="0"/>
-          <w:bCs/>
-          <w:sz w:val="20"/>
-        </w:rPr>
-        <w:t xml:space="preserve"> dos nicknames.</w:t>
-      </w:r>
-      <w:r>
-        <w:rPr>
-          <w:b w:val="0"/>
-          <w:bCs/>
-          <w:sz w:val="20"/>
-        </w:rPr>
-        <w:br/>
-      </w:r>
-      <w:r>
-        <w:rPr>
-          <w:b w:val="0"/>
-          <w:bCs/>
-          <w:sz w:val="20"/>
-        </w:rPr>
-        <w:br/>
-      </w:r>
-      <w:r>
-        <w:rPr>
-          <w:b w:val="0"/>
-          <w:bCs/>
-          <w:sz w:val="20"/>
-        </w:rPr>
-        <w:lastRenderedPageBreak/>
-        <w:br/>
-      </w:r>
-      <w:r>
-        <w:rPr>
-          <w:b w:val="0"/>
-          <w:noProof/>
-          <w:sz w:val="20"/>
-        </w:rPr>
-        <w:pict w14:anchorId="4F2278E9">
-          <v:shape id="_x0000_i1103" type="#_x0000_t75" style="width:351.6pt;height:165.6pt;visibility:visible">
-            <v:imagedata r:id="rId21" o:title=""/>
-          </v:shape>
-        </w:pict>
-      </w:r>
-    </w:p>
-    <w:p>
-      <w:pPr>
-        <w:pStyle w:val="Legenda"/>
-        <w:jc w:val="left"/>
-        <w:rPr>
-          <w:sz w:val="20"/>
-        </w:rPr>
-      </w:pPr>
-      <w:r>
-        <w:rPr>
-          <w:szCs w:val="18"/>
-        </w:rPr>
-        <w:t xml:space="preserve">         </w:t>
-      </w:r>
-      <w:r>
-        <w:rPr>
-          <w:szCs w:val="18"/>
-        </w:rPr>
-        <w:t xml:space="preserve">Fig. </w:t>
-      </w:r>
-      <w:r>
-        <w:rPr>
-          <w:szCs w:val="18"/>
-        </w:rPr>
-        <w:t>13</w:t>
-      </w:r>
-      <w:r>
-        <w:rPr>
-          <w:szCs w:val="18"/>
-        </w:rPr>
-        <w:t xml:space="preserve">. </w:t>
-      </w:r>
-      <w:r>
-        <w:rPr>
-          <w:b w:val="0"/>
-          <w:bCs/>
-          <w:szCs w:val="18"/>
-        </w:rPr>
-        <w:t xml:space="preserve">Teste </w:t>
-      </w:r>
-      <w:proofErr w:type="spellStart"/>
-      <w:r>
-        <w:rPr>
-          <w:b w:val="0"/>
-          <w:bCs/>
-          <w:szCs w:val="18"/>
-        </w:rPr>
-        <w:t>unitário</w:t>
-      </w:r>
-      <w:proofErr w:type="spellEnd"/>
-      <w:r>
-        <w:rPr>
-          <w:b w:val="0"/>
-          <w:bCs/>
-          <w:szCs w:val="18"/>
-        </w:rPr>
-        <w:t xml:space="preserve"> da </w:t>
-      </w:r>
-      <w:proofErr w:type="spellStart"/>
-      <w:r>
-        <w:rPr>
-          <w:b w:val="0"/>
-          <w:bCs/>
-          <w:szCs w:val="18"/>
-        </w:rPr>
-        <w:t>classe</w:t>
-      </w:r>
-      <w:proofErr w:type="spellEnd"/>
-      <w:r>
-        <w:rPr>
-          <w:b w:val="0"/>
-          <w:bCs/>
-          <w:szCs w:val="18"/>
-        </w:rPr>
-        <w:t xml:space="preserve"> </w:t>
-      </w:r>
-      <w:proofErr w:type="spellStart"/>
-      <w:r>
-        <w:rPr>
-          <w:b w:val="0"/>
-          <w:bCs/>
-          <w:szCs w:val="18"/>
-        </w:rPr>
-        <w:t>PlayerContainer</w:t>
-      </w:r>
-      <w:proofErr w:type="spellEnd"/>
-      <w:r>
-        <w:rPr>
-          <w:b w:val="0"/>
-          <w:bCs/>
-          <w:szCs w:val="18"/>
-        </w:rPr>
-        <w:t xml:space="preserve"> – </w:t>
-      </w:r>
-      <w:proofErr w:type="spellStart"/>
-      <w:r>
-        <w:rPr>
-          <w:b w:val="0"/>
-          <w:bCs/>
-          <w:szCs w:val="18"/>
-        </w:rPr>
-        <w:t>Acessar</w:t>
-      </w:r>
-      <w:proofErr w:type="spellEnd"/>
-      <w:r>
-        <w:rPr>
-          <w:b w:val="0"/>
-          <w:bCs/>
-          <w:szCs w:val="18"/>
-        </w:rPr>
-        <w:t xml:space="preserve"> </w:t>
-      </w:r>
-      <w:proofErr w:type="spellStart"/>
-      <w:r>
-        <w:rPr>
-          <w:b w:val="0"/>
-          <w:bCs/>
-          <w:szCs w:val="18"/>
-        </w:rPr>
-        <w:t>jogador</w:t>
-      </w:r>
-      <w:proofErr w:type="spellEnd"/>
-      <w:r>
-        <w:rPr>
-          <w:b w:val="0"/>
-          <w:bCs/>
-          <w:szCs w:val="18"/>
-        </w:rPr>
-        <w:t xml:space="preserve"> </w:t>
-      </w:r>
-      <w:proofErr w:type="spellStart"/>
-      <w:r>
-        <w:rPr>
-          <w:b w:val="0"/>
-          <w:bCs/>
-          <w:szCs w:val="18"/>
-        </w:rPr>
-        <w:t>que</w:t>
-      </w:r>
-      <w:proofErr w:type="spellEnd"/>
-      <w:r>
-        <w:rPr>
-          <w:b w:val="0"/>
-          <w:bCs/>
-          <w:szCs w:val="18"/>
-        </w:rPr>
-        <w:t xml:space="preserve"> </w:t>
-      </w:r>
-      <w:proofErr w:type="spellStart"/>
-      <w:r>
-        <w:rPr>
-          <w:b w:val="0"/>
-          <w:bCs/>
-          <w:szCs w:val="18"/>
-        </w:rPr>
-        <w:t>não</w:t>
-      </w:r>
-      <w:proofErr w:type="spellEnd"/>
-      <w:r>
-        <w:rPr>
-          <w:b w:val="0"/>
-          <w:bCs/>
-          <w:szCs w:val="18"/>
-        </w:rPr>
-        <w:t xml:space="preserve"> </w:t>
-      </w:r>
-      <w:proofErr w:type="spellStart"/>
-      <w:r>
-        <w:rPr>
-          <w:b w:val="0"/>
-          <w:bCs/>
-          <w:szCs w:val="18"/>
-        </w:rPr>
-        <w:t>existe</w:t>
-      </w:r>
-      <w:proofErr w:type="spellEnd"/>
-    </w:p>
-    <w:p>
-      <w:pPr>
-        <w:pStyle w:val="Legenda"/>
-        <w:jc w:val="left"/>
-        <w:rPr>
-          <w:sz w:val="20"/>
-        </w:rPr>
-      </w:pPr>
-    </w:p>
-    <w:p>
-      <w:pPr>
-        <w:pStyle w:val="Legenda"/>
-        <w:jc w:val="left"/>
-        <w:rPr>
-          <w:b w:val="0"/>
-          <w:bCs/>
-          <w:sz w:val="20"/>
-        </w:rPr>
-      </w:pPr>
-      <w:r>
-        <w:rPr>
-          <w:sz w:val="20"/>
-        </w:rPr>
-        <w:t xml:space="preserve">12.1 </w:t>
-      </w:r>
-      <w:proofErr w:type="spellStart"/>
-      <w:r>
-        <w:rPr>
-          <w:sz w:val="20"/>
-        </w:rPr>
-        <w:t>Tabela</w:t>
-      </w:r>
-      <w:proofErr w:type="spellEnd"/>
-      <w:r>
-        <w:rPr>
-          <w:sz w:val="20"/>
-        </w:rPr>
-        <w:t xml:space="preserve"> de taxa de </w:t>
-      </w:r>
-      <w:proofErr w:type="spellStart"/>
-      <w:r>
-        <w:rPr>
-          <w:sz w:val="20"/>
-        </w:rPr>
-        <w:t>sucesso</w:t>
-      </w:r>
-      <w:proofErr w:type="spellEnd"/>
-      <w:r>
-        <w:rPr>
-          <w:sz w:val="20"/>
-        </w:rPr>
-        <w:t xml:space="preserve"> dos testes</w:t>
-      </w:r>
-      <w:r>
-        <w:rPr>
-          <w:sz w:val="20"/>
-        </w:rPr>
-        <w:br/>
-      </w:r>
-      <w:r>
-        <w:rPr>
-          <w:sz w:val="20"/>
-        </w:rPr>
-        <w:br/>
-      </w:r>
-      <w:r>
-        <w:rPr>
-          <w:b w:val="0"/>
-          <w:bCs/>
-          <w:sz w:val="20"/>
-        </w:rPr>
-        <w:t xml:space="preserve">A </w:t>
-      </w:r>
-      <w:proofErr w:type="spellStart"/>
-      <w:r>
-        <w:rPr>
-          <w:b w:val="0"/>
-          <w:bCs/>
-          <w:sz w:val="20"/>
-        </w:rPr>
-        <w:t>tabela</w:t>
-      </w:r>
-      <w:proofErr w:type="spellEnd"/>
-      <w:r>
-        <w:rPr>
-          <w:b w:val="0"/>
-          <w:bCs/>
-          <w:sz w:val="20"/>
-        </w:rPr>
-        <w:t xml:space="preserve"> </w:t>
-      </w:r>
-      <w:proofErr w:type="spellStart"/>
-      <w:r>
-        <w:rPr>
-          <w:b w:val="0"/>
-          <w:bCs/>
-          <w:sz w:val="20"/>
-        </w:rPr>
-        <w:t>seguinte</w:t>
-      </w:r>
-      <w:proofErr w:type="spellEnd"/>
-      <w:r>
-        <w:rPr>
-          <w:b w:val="0"/>
-          <w:bCs/>
-          <w:sz w:val="20"/>
-        </w:rPr>
-        <w:t xml:space="preserve"> </w:t>
-      </w:r>
-      <w:proofErr w:type="spellStart"/>
-      <w:r>
-        <w:rPr>
-          <w:b w:val="0"/>
-          <w:bCs/>
-          <w:sz w:val="20"/>
-        </w:rPr>
-        <w:t>apresenta</w:t>
-      </w:r>
-      <w:proofErr w:type="spellEnd"/>
-      <w:r>
-        <w:rPr>
-          <w:b w:val="0"/>
-          <w:bCs/>
-          <w:sz w:val="20"/>
-        </w:rPr>
-        <w:t xml:space="preserve"> </w:t>
-      </w:r>
-      <w:proofErr w:type="spellStart"/>
-      <w:r>
-        <w:rPr>
-          <w:b w:val="0"/>
-          <w:bCs/>
-          <w:sz w:val="20"/>
-        </w:rPr>
-        <w:t>os</w:t>
-      </w:r>
-      <w:proofErr w:type="spellEnd"/>
-      <w:r>
-        <w:rPr>
-          <w:b w:val="0"/>
-          <w:bCs/>
-          <w:sz w:val="20"/>
-        </w:rPr>
-        <w:t xml:space="preserve"> </w:t>
-      </w:r>
-      <w:proofErr w:type="spellStart"/>
-      <w:r>
-        <w:rPr>
-          <w:b w:val="0"/>
-          <w:bCs/>
-          <w:sz w:val="20"/>
-        </w:rPr>
-        <w:t>resultados</w:t>
-      </w:r>
-      <w:proofErr w:type="spellEnd"/>
-      <w:r>
-        <w:rPr>
-          <w:b w:val="0"/>
-          <w:bCs/>
-          <w:sz w:val="20"/>
-        </w:rPr>
-        <w:t xml:space="preserve"> </w:t>
-      </w:r>
-      <w:proofErr w:type="spellStart"/>
-      <w:r>
-        <w:rPr>
-          <w:b w:val="0"/>
-          <w:bCs/>
-          <w:sz w:val="20"/>
-        </w:rPr>
-        <w:t>obtidos</w:t>
-      </w:r>
-      <w:proofErr w:type="spellEnd"/>
-      <w:r>
-        <w:rPr>
-          <w:b w:val="0"/>
-          <w:bCs/>
-          <w:sz w:val="20"/>
-        </w:rPr>
-        <w:t xml:space="preserve"> </w:t>
-      </w:r>
-      <w:proofErr w:type="spellStart"/>
-      <w:r>
-        <w:rPr>
-          <w:b w:val="0"/>
-          <w:bCs/>
-          <w:sz w:val="20"/>
-        </w:rPr>
-        <w:t>na</w:t>
-      </w:r>
-      <w:proofErr w:type="spellEnd"/>
-      <w:r>
-        <w:rPr>
-          <w:b w:val="0"/>
-          <w:bCs/>
-          <w:sz w:val="20"/>
-        </w:rPr>
-        <w:t xml:space="preserve"> </w:t>
-      </w:r>
-      <w:proofErr w:type="spellStart"/>
-      <w:r>
-        <w:rPr>
-          <w:b w:val="0"/>
-          <w:bCs/>
-          <w:sz w:val="20"/>
-        </w:rPr>
-        <w:t>execução</w:t>
-      </w:r>
-      <w:proofErr w:type="spellEnd"/>
-      <w:r>
-        <w:rPr>
-          <w:b w:val="0"/>
-          <w:bCs/>
-          <w:sz w:val="20"/>
-        </w:rPr>
-        <w:t xml:space="preserve"> dos 35 testes </w:t>
-      </w:r>
-      <w:proofErr w:type="spellStart"/>
-      <w:r>
-        <w:rPr>
-          <w:b w:val="0"/>
-          <w:bCs/>
-          <w:sz w:val="20"/>
-        </w:rPr>
-        <w:t>unitários</w:t>
-      </w:r>
-      <w:proofErr w:type="spellEnd"/>
-      <w:r>
-        <w:rPr>
-          <w:b w:val="0"/>
-          <w:bCs/>
-          <w:sz w:val="20"/>
-        </w:rPr>
-        <w:t xml:space="preserve">, </w:t>
-      </w:r>
-      <w:proofErr w:type="spellStart"/>
-      <w:r>
-        <w:rPr>
-          <w:b w:val="0"/>
-          <w:bCs/>
-          <w:sz w:val="20"/>
-        </w:rPr>
-        <w:t>indicando</w:t>
-      </w:r>
-      <w:proofErr w:type="spellEnd"/>
-      <w:r>
-        <w:rPr>
-          <w:b w:val="0"/>
-          <w:bCs/>
-          <w:sz w:val="20"/>
-        </w:rPr>
-        <w:t xml:space="preserve"> a </w:t>
-      </w:r>
-      <w:proofErr w:type="gramStart"/>
-      <w:r>
-        <w:rPr>
-          <w:b w:val="0"/>
-          <w:bCs/>
-          <w:sz w:val="20"/>
-        </w:rPr>
-        <w:t>taxa</w:t>
-      </w:r>
-      <w:proofErr w:type="gramEnd"/>
-      <w:r>
-        <w:rPr>
-          <w:b w:val="0"/>
-          <w:bCs/>
-          <w:sz w:val="20"/>
-        </w:rPr>
-        <w:t xml:space="preserve"> de </w:t>
-      </w:r>
-      <w:proofErr w:type="spellStart"/>
-      <w:r>
-        <w:rPr>
-          <w:b w:val="0"/>
-          <w:bCs/>
-          <w:sz w:val="20"/>
-        </w:rPr>
-        <w:t>sucesso</w:t>
-      </w:r>
-      <w:proofErr w:type="spellEnd"/>
-      <w:r>
-        <w:rPr>
-          <w:b w:val="0"/>
-          <w:bCs/>
-          <w:sz w:val="20"/>
-        </w:rPr>
-        <w:t xml:space="preserve"> de </w:t>
-      </w:r>
-      <w:proofErr w:type="spellStart"/>
-      <w:r>
-        <w:rPr>
-          <w:b w:val="0"/>
-          <w:bCs/>
-          <w:sz w:val="20"/>
-        </w:rPr>
-        <w:t>cada</w:t>
-      </w:r>
-      <w:proofErr w:type="spellEnd"/>
-      <w:r>
-        <w:rPr>
-          <w:b w:val="0"/>
-          <w:bCs/>
-          <w:sz w:val="20"/>
-        </w:rPr>
-        <w:t xml:space="preserve"> teste </w:t>
-      </w:r>
-      <w:proofErr w:type="spellStart"/>
-      <w:r>
-        <w:rPr>
-          <w:b w:val="0"/>
-          <w:bCs/>
-          <w:sz w:val="20"/>
-        </w:rPr>
-        <w:t>sobre</w:t>
-      </w:r>
-      <w:proofErr w:type="spellEnd"/>
-      <w:r>
-        <w:rPr>
-          <w:b w:val="0"/>
-          <w:bCs/>
-          <w:sz w:val="20"/>
-        </w:rPr>
-        <w:t xml:space="preserve"> as classes do </w:t>
-      </w:r>
-      <w:proofErr w:type="spellStart"/>
-      <w:r>
-        <w:rPr>
-          <w:b w:val="0"/>
-          <w:bCs/>
-          <w:sz w:val="20"/>
-        </w:rPr>
-        <w:t>projeto</w:t>
-      </w:r>
-      <w:proofErr w:type="spellEnd"/>
-      <w:r>
-        <w:rPr>
-          <w:b w:val="0"/>
-          <w:bCs/>
-          <w:sz w:val="20"/>
-        </w:rPr>
-        <w:t>.</w:t>
-      </w:r>
-    </w:p>
-    <w:p>
-      <w:pPr>
-        <w:pStyle w:val="Legenda"/>
-        <w:rPr>
-          <w:b w:val="0"/>
-          <w:bCs/>
-          <w:sz w:val="20"/>
-        </w:rPr>
-      </w:pPr>
-      <w:r>
-        <w:rPr>
-          <w:b w:val="0"/>
-          <w:bCs/>
-          <w:sz w:val="20"/>
-        </w:rPr>
-        <w:br/>
-      </w:r>
-      <w:r>
-        <w:rPr>
-          <w:b w:val="0"/>
-          <w:bCs/>
-          <w:sz w:val="20"/>
-        </w:rPr>
-        <w:br/>
-      </w:r>
-      <w:proofErr w:type="spellStart"/>
-      <w:r>
-        <w:rPr>
-          <w:szCs w:val="18"/>
-        </w:rPr>
-        <w:t>Tabela</w:t>
-      </w:r>
-      <w:proofErr w:type="spellEnd"/>
-      <w:r>
-        <w:rPr>
-          <w:szCs w:val="18"/>
-        </w:rPr>
-        <w:t xml:space="preserve"> </w:t>
-      </w:r>
-      <w:r>
-        <w:rPr>
-          <w:szCs w:val="18"/>
-        </w:rPr>
-        <w:t>1.</w:t>
-      </w:r>
-      <w:r>
-        <w:rPr>
-          <w:b w:val="0"/>
-          <w:bCs/>
-          <w:szCs w:val="18"/>
-        </w:rPr>
-        <w:t xml:space="preserve"> Taxa</w:t>
-      </w:r>
-      <w:r>
-        <w:rPr>
-          <w:b w:val="0"/>
-          <w:bCs/>
-          <w:szCs w:val="18"/>
-        </w:rPr>
-        <w:t xml:space="preserve"> de </w:t>
-      </w:r>
-      <w:proofErr w:type="spellStart"/>
-      <w:r>
-        <w:rPr>
-          <w:b w:val="0"/>
-          <w:bCs/>
-          <w:szCs w:val="18"/>
-        </w:rPr>
-        <w:t>sucesso</w:t>
-      </w:r>
-      <w:proofErr w:type="spellEnd"/>
-      <w:r>
-        <w:rPr>
-          <w:b w:val="0"/>
-          <w:bCs/>
-          <w:szCs w:val="18"/>
-        </w:rPr>
-        <w:t xml:space="preserve"> dos testes </w:t>
-      </w:r>
-      <w:proofErr w:type="spellStart"/>
-      <w:r>
-        <w:rPr>
-          <w:b w:val="0"/>
-          <w:bCs/>
-          <w:szCs w:val="18"/>
-        </w:rPr>
-        <w:t>unitários</w:t>
-      </w:r>
-      <w:proofErr w:type="spellEnd"/>
-      <w:r>
-        <w:rPr>
-          <w:b w:val="0"/>
-          <w:bCs/>
-          <w:szCs w:val="18"/>
-        </w:rPr>
-        <w:t xml:space="preserve"> </w:t>
-      </w:r>
-      <w:proofErr w:type="spellStart"/>
-      <w:r>
-        <w:rPr>
-          <w:b w:val="0"/>
-          <w:bCs/>
-          <w:szCs w:val="18"/>
-        </w:rPr>
-        <w:t>realizados</w:t>
-      </w:r>
-      <w:proofErr w:type="spellEnd"/>
+        <w:t xml:space="preserve"> de sucesso dos testes unitários realizados</w:t>
+      </w:r>
     </w:p>
     <w:tbl>
       <w:tblPr>
@@ -13431,7 +9566,6 @@
             <w:pPr>
               <w:jc w:val="center"/>
             </w:pPr>
-            <w:proofErr w:type="spellStart"/>
             <w:r>
               <w:rPr>
                 <w:rFonts w:ascii="Calibri" w:eastAsia="Calibri" w:hAnsi="Calibri" w:cs="Calibri"/>
@@ -13441,7 +9575,6 @@
               </w:rPr>
               <w:t>Percentagem</w:t>
             </w:r>
-            <w:proofErr w:type="spellEnd"/>
           </w:p>
         </w:tc>
         <w:tc>
@@ -13466,7 +9599,6 @@
             <w:pPr>
               <w:jc w:val="center"/>
             </w:pPr>
-            <w:proofErr w:type="spellStart"/>
             <w:r>
               <w:rPr>
                 <w:rFonts w:ascii="Calibri" w:eastAsia="Calibri" w:hAnsi="Calibri" w:cs="Calibri"/>
@@ -13476,7 +9608,6 @@
               </w:rPr>
               <w:t>Notas</w:t>
             </w:r>
-            <w:proofErr w:type="spellEnd"/>
           </w:p>
         </w:tc>
       </w:tr>
@@ -13506,30 +9637,8 @@
               <w:rPr>
                 <w:rFonts w:ascii="Calibri" w:eastAsia="Calibri" w:hAnsi="Calibri" w:cs="Calibri"/>
               </w:rPr>
-              <w:t xml:space="preserve">Player — </w:t>
-            </w:r>
-            <w:proofErr w:type="spellStart"/>
-            <w:r>
-              <w:rPr>
-                <w:rFonts w:ascii="Calibri" w:eastAsia="Calibri" w:hAnsi="Calibri" w:cs="Calibri"/>
-              </w:rPr>
-              <w:t>Construtor</w:t>
-            </w:r>
-            <w:proofErr w:type="spellEnd"/>
-            <w:r>
-              <w:rPr>
-                <w:rFonts w:ascii="Calibri" w:eastAsia="Calibri" w:hAnsi="Calibri" w:cs="Calibri"/>
-              </w:rPr>
-              <w:t xml:space="preserve"> </w:t>
-            </w:r>
-            <w:proofErr w:type="spellStart"/>
-            <w:r>
-              <w:rPr>
-                <w:rFonts w:ascii="Calibri" w:eastAsia="Calibri" w:hAnsi="Calibri" w:cs="Calibri"/>
-              </w:rPr>
-              <w:t>válido</w:t>
-            </w:r>
-            <w:proofErr w:type="spellEnd"/>
+              <w:t>Player — Construtor válido</w:t>
+            </w:r>
           </w:p>
         </w:tc>
         <w:tc>
@@ -13611,30 +9720,8 @@
               <w:rPr>
                 <w:rFonts w:ascii="Calibri" w:eastAsia="Calibri" w:hAnsi="Calibri" w:cs="Calibri"/>
               </w:rPr>
-              <w:t xml:space="preserve">Player — Nickname </w:t>
-            </w:r>
-            <w:proofErr w:type="spellStart"/>
-            <w:r>
-              <w:rPr>
-                <w:rFonts w:ascii="Calibri" w:eastAsia="Calibri" w:hAnsi="Calibri" w:cs="Calibri"/>
-              </w:rPr>
-              <w:t>curto</w:t>
-            </w:r>
-            <w:proofErr w:type="spellEnd"/>
-            <w:r>
-              <w:rPr>
-                <w:rFonts w:ascii="Calibri" w:eastAsia="Calibri" w:hAnsi="Calibri" w:cs="Calibri"/>
-              </w:rPr>
-              <w:t xml:space="preserve"> </w:t>
-            </w:r>
-            <w:proofErr w:type="spellStart"/>
-            <w:r>
-              <w:rPr>
-                <w:rFonts w:ascii="Calibri" w:eastAsia="Calibri" w:hAnsi="Calibri" w:cs="Calibri"/>
-              </w:rPr>
-              <w:t>demais</w:t>
-            </w:r>
-            <w:proofErr w:type="spellEnd"/>
+              <w:t>Player — Nickname curto demais</w:t>
+            </w:r>
           </w:p>
         </w:tc>
         <w:tc>
@@ -13716,30 +9803,8 @@
               <w:rPr>
                 <w:rFonts w:ascii="Calibri" w:eastAsia="Calibri" w:hAnsi="Calibri" w:cs="Calibri"/>
               </w:rPr>
-              <w:t xml:space="preserve">Player — Nickname </w:t>
-            </w:r>
-            <w:proofErr w:type="spellStart"/>
-            <w:r>
-              <w:rPr>
-                <w:rFonts w:ascii="Calibri" w:eastAsia="Calibri" w:hAnsi="Calibri" w:cs="Calibri"/>
-              </w:rPr>
-              <w:t>longo</w:t>
-            </w:r>
-            <w:proofErr w:type="spellEnd"/>
-            <w:r>
-              <w:rPr>
-                <w:rFonts w:ascii="Calibri" w:eastAsia="Calibri" w:hAnsi="Calibri" w:cs="Calibri"/>
-              </w:rPr>
-              <w:t xml:space="preserve"> </w:t>
-            </w:r>
-            <w:proofErr w:type="spellStart"/>
-            <w:r>
-              <w:rPr>
-                <w:rFonts w:ascii="Calibri" w:eastAsia="Calibri" w:hAnsi="Calibri" w:cs="Calibri"/>
-              </w:rPr>
-              <w:t>demais</w:t>
-            </w:r>
-            <w:proofErr w:type="spellEnd"/>
+              <w:t>Player — Nickname longo demais</w:t>
+            </w:r>
           </w:p>
         </w:tc>
         <w:tc>
@@ -13821,35 +9886,7 @@
               <w:rPr>
                 <w:rFonts w:ascii="Calibri" w:eastAsia="Calibri" w:hAnsi="Calibri" w:cs="Calibri"/>
               </w:rPr>
-              <w:t xml:space="preserve">Player — </w:t>
-            </w:r>
-            <w:proofErr w:type="spellStart"/>
-            <w:r>
-              <w:rPr>
-                <w:rFonts w:ascii="Calibri" w:eastAsia="Calibri" w:hAnsi="Calibri" w:cs="Calibri"/>
-              </w:rPr>
-              <w:t>registerShot</w:t>
-            </w:r>
-            <w:proofErr w:type="spellEnd"/>
-            <w:r>
-              <w:rPr>
-                <w:rFonts w:ascii="Calibri" w:eastAsia="Calibri" w:hAnsi="Calibri" w:cs="Calibri"/>
-              </w:rPr>
-              <w:t xml:space="preserve"> (</w:t>
-            </w:r>
-            <w:proofErr w:type="spellStart"/>
-            <w:r>
-              <w:rPr>
-                <w:rFonts w:ascii="Calibri" w:eastAsia="Calibri" w:hAnsi="Calibri" w:cs="Calibri"/>
-              </w:rPr>
-              <w:t>acerto</w:t>
-            </w:r>
-            <w:proofErr w:type="spellEnd"/>
-            <w:r>
-              <w:rPr>
-                <w:rFonts w:ascii="Calibri" w:eastAsia="Calibri" w:hAnsi="Calibri" w:cs="Calibri"/>
-              </w:rPr>
-              <w:t>)</w:t>
+              <w:t>Player — registerShot (acerto)</w:t>
             </w:r>
           </w:p>
         </w:tc>
@@ -13932,35 +9969,7 @@
               <w:rPr>
                 <w:rFonts w:ascii="Calibri" w:eastAsia="Calibri" w:hAnsi="Calibri" w:cs="Calibri"/>
               </w:rPr>
-              <w:t xml:space="preserve">Player — </w:t>
-            </w:r>
-            <w:proofErr w:type="spellStart"/>
-            <w:r>
-              <w:rPr>
-                <w:rFonts w:ascii="Calibri" w:eastAsia="Calibri" w:hAnsi="Calibri" w:cs="Calibri"/>
-              </w:rPr>
-              <w:t>registerShot</w:t>
-            </w:r>
-            <w:proofErr w:type="spellEnd"/>
-            <w:r>
-              <w:rPr>
-                <w:rFonts w:ascii="Calibri" w:eastAsia="Calibri" w:hAnsi="Calibri" w:cs="Calibri"/>
-              </w:rPr>
-              <w:t xml:space="preserve"> (</w:t>
-            </w:r>
-            <w:proofErr w:type="spellStart"/>
-            <w:r>
-              <w:rPr>
-                <w:rFonts w:ascii="Calibri" w:eastAsia="Calibri" w:hAnsi="Calibri" w:cs="Calibri"/>
-              </w:rPr>
-              <w:t>falha</w:t>
-            </w:r>
-            <w:proofErr w:type="spellEnd"/>
-            <w:r>
-              <w:rPr>
-                <w:rFonts w:ascii="Calibri" w:eastAsia="Calibri" w:hAnsi="Calibri" w:cs="Calibri"/>
-              </w:rPr>
-              <w:t>)</w:t>
+              <w:t>Player — registerShot (falha)</w:t>
             </w:r>
           </w:p>
         </w:tc>
@@ -14043,35 +10052,7 @@
               <w:rPr>
                 <w:rFonts w:ascii="Calibri" w:eastAsia="Calibri" w:hAnsi="Calibri" w:cs="Calibri"/>
               </w:rPr>
-              <w:t xml:space="preserve">Player — </w:t>
-            </w:r>
-            <w:proofErr w:type="spellStart"/>
-            <w:r>
-              <w:rPr>
-                <w:rFonts w:ascii="Calibri" w:eastAsia="Calibri" w:hAnsi="Calibri" w:cs="Calibri"/>
-              </w:rPr>
-              <w:t>registerGameOver</w:t>
-            </w:r>
-            <w:proofErr w:type="spellEnd"/>
-            <w:r>
-              <w:rPr>
-                <w:rFonts w:ascii="Calibri" w:eastAsia="Calibri" w:hAnsi="Calibri" w:cs="Calibri"/>
-              </w:rPr>
-              <w:t xml:space="preserve"> (</w:t>
-            </w:r>
-            <w:proofErr w:type="spellStart"/>
-            <w:r>
-              <w:rPr>
-                <w:rFonts w:ascii="Calibri" w:eastAsia="Calibri" w:hAnsi="Calibri" w:cs="Calibri"/>
-              </w:rPr>
-              <w:t>vitória</w:t>
-            </w:r>
-            <w:proofErr w:type="spellEnd"/>
-            <w:r>
-              <w:rPr>
-                <w:rFonts w:ascii="Calibri" w:eastAsia="Calibri" w:hAnsi="Calibri" w:cs="Calibri"/>
-              </w:rPr>
-              <w:t>)</w:t>
+              <w:t>Player — registerGameOver (vitória)</w:t>
             </w:r>
           </w:p>
         </w:tc>
@@ -14154,35 +10135,7 @@
               <w:rPr>
                 <w:rFonts w:ascii="Calibri" w:eastAsia="Calibri" w:hAnsi="Calibri" w:cs="Calibri"/>
               </w:rPr>
-              <w:t xml:space="preserve">Player — </w:t>
-            </w:r>
-            <w:proofErr w:type="spellStart"/>
-            <w:r>
-              <w:rPr>
-                <w:rFonts w:ascii="Calibri" w:eastAsia="Calibri" w:hAnsi="Calibri" w:cs="Calibri"/>
-              </w:rPr>
-              <w:t>registerGameOver</w:t>
-            </w:r>
-            <w:proofErr w:type="spellEnd"/>
-            <w:r>
-              <w:rPr>
-                <w:rFonts w:ascii="Calibri" w:eastAsia="Calibri" w:hAnsi="Calibri" w:cs="Calibri"/>
-              </w:rPr>
-              <w:t xml:space="preserve"> (</w:t>
-            </w:r>
-            <w:proofErr w:type="spellStart"/>
-            <w:r>
-              <w:rPr>
-                <w:rFonts w:ascii="Calibri" w:eastAsia="Calibri" w:hAnsi="Calibri" w:cs="Calibri"/>
-              </w:rPr>
-              <w:t>derrota</w:t>
-            </w:r>
-            <w:proofErr w:type="spellEnd"/>
-            <w:r>
-              <w:rPr>
-                <w:rFonts w:ascii="Calibri" w:eastAsia="Calibri" w:hAnsi="Calibri" w:cs="Calibri"/>
-              </w:rPr>
-              <w:t>)</w:t>
+              <w:t>Player — registerGameOver (derrota)</w:t>
             </w:r>
           </w:p>
         </w:tc>
@@ -14348,16 +10301,8 @@
               <w:rPr>
                 <w:rFonts w:ascii="Calibri" w:eastAsia="Calibri" w:hAnsi="Calibri" w:cs="Calibri"/>
               </w:rPr>
-              <w:t xml:space="preserve">Player — </w:t>
-            </w:r>
-            <w:proofErr w:type="spellStart"/>
-            <w:r>
-              <w:rPr>
-                <w:rFonts w:ascii="Calibri" w:eastAsia="Calibri" w:hAnsi="Calibri" w:cs="Calibri"/>
-              </w:rPr>
-              <w:t>getAccuracyRate</w:t>
-            </w:r>
-            <w:proofErr w:type="spellEnd"/>
+              <w:t>Player — getAccuracyRate</w:t>
+            </w:r>
           </w:p>
         </w:tc>
         <w:tc>
@@ -14440,30 +10385,8 @@
                 <w:rFonts w:ascii="Calibri" w:eastAsia="Calibri" w:hAnsi="Calibri" w:cs="Calibri"/>
               </w:rPr>
               <w:lastRenderedPageBreak/>
-              <w:t xml:space="preserve">Ship — </w:t>
-            </w:r>
-            <w:proofErr w:type="spellStart"/>
-            <w:r>
-              <w:rPr>
-                <w:rFonts w:ascii="Calibri" w:eastAsia="Calibri" w:hAnsi="Calibri" w:cs="Calibri"/>
-              </w:rPr>
-              <w:t>Construtor</w:t>
-            </w:r>
-            <w:proofErr w:type="spellEnd"/>
-            <w:r>
-              <w:rPr>
-                <w:rFonts w:ascii="Calibri" w:eastAsia="Calibri" w:hAnsi="Calibri" w:cs="Calibri"/>
-              </w:rPr>
-              <w:t xml:space="preserve"> </w:t>
-            </w:r>
-            <w:proofErr w:type="spellStart"/>
-            <w:r>
-              <w:rPr>
-                <w:rFonts w:ascii="Calibri" w:eastAsia="Calibri" w:hAnsi="Calibri" w:cs="Calibri"/>
-              </w:rPr>
-              <w:t>válido</w:t>
-            </w:r>
-            <w:proofErr w:type="spellEnd"/>
+              <w:t>Ship — Construtor válido</w:t>
+            </w:r>
           </w:p>
         </w:tc>
         <w:tc>
@@ -14545,16 +10468,8 @@
               <w:rPr>
                 <w:rFonts w:ascii="Calibri" w:eastAsia="Calibri" w:hAnsi="Calibri" w:cs="Calibri"/>
               </w:rPr>
-              <w:t xml:space="preserve">Ship — </w:t>
-            </w:r>
-            <w:proofErr w:type="spellStart"/>
-            <w:r>
-              <w:rPr>
-                <w:rFonts w:ascii="Calibri" w:eastAsia="Calibri" w:hAnsi="Calibri" w:cs="Calibri"/>
-              </w:rPr>
-              <w:t>addHit</w:t>
-            </w:r>
-            <w:proofErr w:type="spellEnd"/>
+              <w:t>Ship — addHit</w:t>
+            </w:r>
           </w:p>
         </w:tc>
         <w:tc>
@@ -14636,49 +10551,7 @@
               <w:rPr>
                 <w:rFonts w:ascii="Calibri" w:eastAsia="Calibri" w:hAnsi="Calibri" w:cs="Calibri"/>
               </w:rPr>
-              <w:t xml:space="preserve">Ship — </w:t>
-            </w:r>
-            <w:proofErr w:type="spellStart"/>
-            <w:r>
-              <w:rPr>
-                <w:rFonts w:ascii="Calibri" w:eastAsia="Calibri" w:hAnsi="Calibri" w:cs="Calibri"/>
-              </w:rPr>
-              <w:t>isSunk</w:t>
-            </w:r>
-            <w:proofErr w:type="spellEnd"/>
-            <w:r>
-              <w:rPr>
-                <w:rFonts w:ascii="Calibri" w:eastAsia="Calibri" w:hAnsi="Calibri" w:cs="Calibri"/>
-              </w:rPr>
-              <w:t xml:space="preserve"> (</w:t>
-            </w:r>
-            <w:proofErr w:type="spellStart"/>
-            <w:r>
-              <w:rPr>
-                <w:rFonts w:ascii="Calibri" w:eastAsia="Calibri" w:hAnsi="Calibri" w:cs="Calibri"/>
-              </w:rPr>
-              <w:t>não</w:t>
-            </w:r>
-            <w:proofErr w:type="spellEnd"/>
-            <w:r>
-              <w:rPr>
-                <w:rFonts w:ascii="Calibri" w:eastAsia="Calibri" w:hAnsi="Calibri" w:cs="Calibri"/>
-              </w:rPr>
-              <w:t xml:space="preserve"> </w:t>
-            </w:r>
-            <w:proofErr w:type="spellStart"/>
-            <w:r>
-              <w:rPr>
-                <w:rFonts w:ascii="Calibri" w:eastAsia="Calibri" w:hAnsi="Calibri" w:cs="Calibri"/>
-              </w:rPr>
-              <w:t>afundado</w:t>
-            </w:r>
-            <w:proofErr w:type="spellEnd"/>
-            <w:r>
-              <w:rPr>
-                <w:rFonts w:ascii="Calibri" w:eastAsia="Calibri" w:hAnsi="Calibri" w:cs="Calibri"/>
-              </w:rPr>
-              <w:t>)</w:t>
+              <w:t>Ship — isSunk (não afundado)</w:t>
             </w:r>
           </w:p>
         </w:tc>
@@ -14761,35 +10634,7 @@
               <w:rPr>
                 <w:rFonts w:ascii="Calibri" w:eastAsia="Calibri" w:hAnsi="Calibri" w:cs="Calibri"/>
               </w:rPr>
-              <w:t xml:space="preserve">Ship — </w:t>
-            </w:r>
-            <w:proofErr w:type="spellStart"/>
-            <w:r>
-              <w:rPr>
-                <w:rFonts w:ascii="Calibri" w:eastAsia="Calibri" w:hAnsi="Calibri" w:cs="Calibri"/>
-              </w:rPr>
-              <w:t>isSunk</w:t>
-            </w:r>
-            <w:proofErr w:type="spellEnd"/>
-            <w:r>
-              <w:rPr>
-                <w:rFonts w:ascii="Calibri" w:eastAsia="Calibri" w:hAnsi="Calibri" w:cs="Calibri"/>
-              </w:rPr>
-              <w:t xml:space="preserve"> (</w:t>
-            </w:r>
-            <w:proofErr w:type="spellStart"/>
-            <w:r>
-              <w:rPr>
-                <w:rFonts w:ascii="Calibri" w:eastAsia="Calibri" w:hAnsi="Calibri" w:cs="Calibri"/>
-              </w:rPr>
-              <w:t>afundado</w:t>
-            </w:r>
-            <w:proofErr w:type="spellEnd"/>
-            <w:r>
-              <w:rPr>
-                <w:rFonts w:ascii="Calibri" w:eastAsia="Calibri" w:hAnsi="Calibri" w:cs="Calibri"/>
-              </w:rPr>
-              <w:t>)</w:t>
+              <w:t>Ship — isSunk (afundado)</w:t>
             </w:r>
           </w:p>
         </w:tc>
@@ -14955,16 +10800,8 @@
               <w:rPr>
                 <w:rFonts w:ascii="Calibri" w:eastAsia="Calibri" w:hAnsi="Calibri" w:cs="Calibri"/>
               </w:rPr>
-              <w:t xml:space="preserve">Board — </w:t>
-            </w:r>
-            <w:proofErr w:type="spellStart"/>
-            <w:r>
-              <w:rPr>
-                <w:rFonts w:ascii="Calibri" w:eastAsia="Calibri" w:hAnsi="Calibri" w:cs="Calibri"/>
-              </w:rPr>
-              <w:t>Construtor</w:t>
-            </w:r>
-            <w:proofErr w:type="spellEnd"/>
+              <w:t>Board — Construtor</w:t>
+            </w:r>
           </w:p>
         </w:tc>
         <w:tc>
@@ -15046,30 +10883,8 @@
               <w:rPr>
                 <w:rFonts w:ascii="Calibri" w:eastAsia="Calibri" w:hAnsi="Calibri" w:cs="Calibri"/>
               </w:rPr>
-              <w:t xml:space="preserve">Board — </w:t>
-            </w:r>
-            <w:proofErr w:type="spellStart"/>
-            <w:r>
-              <w:rPr>
-                <w:rFonts w:ascii="Calibri" w:eastAsia="Calibri" w:hAnsi="Calibri" w:cs="Calibri"/>
-              </w:rPr>
-              <w:t>placeShip</w:t>
-            </w:r>
-            <w:proofErr w:type="spellEnd"/>
-            <w:r>
-              <w:rPr>
-                <w:rFonts w:ascii="Calibri" w:eastAsia="Calibri" w:hAnsi="Calibri" w:cs="Calibri"/>
-              </w:rPr>
-              <w:t xml:space="preserve"> </w:t>
-            </w:r>
-            <w:proofErr w:type="spellStart"/>
-            <w:r>
-              <w:rPr>
-                <w:rFonts w:ascii="Calibri" w:eastAsia="Calibri" w:hAnsi="Calibri" w:cs="Calibri"/>
-              </w:rPr>
-              <w:t>válido</w:t>
-            </w:r>
-            <w:proofErr w:type="spellEnd"/>
+              <w:t>Board — placeShip válido</w:t>
+            </w:r>
           </w:p>
         </w:tc>
         <w:tc>
@@ -15151,30 +10966,8 @@
               <w:rPr>
                 <w:rFonts w:ascii="Calibri" w:eastAsia="Calibri" w:hAnsi="Calibri" w:cs="Calibri"/>
               </w:rPr>
-              <w:t xml:space="preserve">Board — </w:t>
-            </w:r>
-            <w:proofErr w:type="spellStart"/>
-            <w:r>
-              <w:rPr>
-                <w:rFonts w:ascii="Calibri" w:eastAsia="Calibri" w:hAnsi="Calibri" w:cs="Calibri"/>
-              </w:rPr>
-              <w:t>placeShip</w:t>
-            </w:r>
-            <w:proofErr w:type="spellEnd"/>
-            <w:r>
-              <w:rPr>
-                <w:rFonts w:ascii="Calibri" w:eastAsia="Calibri" w:hAnsi="Calibri" w:cs="Calibri"/>
-              </w:rPr>
-              <w:t xml:space="preserve"> fora dos </w:t>
-            </w:r>
-            <w:proofErr w:type="spellStart"/>
-            <w:r>
-              <w:rPr>
-                <w:rFonts w:ascii="Calibri" w:eastAsia="Calibri" w:hAnsi="Calibri" w:cs="Calibri"/>
-              </w:rPr>
-              <w:t>limites</w:t>
-            </w:r>
-            <w:proofErr w:type="spellEnd"/>
+              <w:t>Board — placeShip fora dos limites</w:t>
+            </w:r>
           </w:p>
         </w:tc>
         <w:tc>
@@ -15256,30 +11049,8 @@
               <w:rPr>
                 <w:rFonts w:ascii="Calibri" w:eastAsia="Calibri" w:hAnsi="Calibri" w:cs="Calibri"/>
               </w:rPr>
-              <w:t xml:space="preserve">Board — </w:t>
-            </w:r>
-            <w:proofErr w:type="spellStart"/>
-            <w:r>
-              <w:rPr>
-                <w:rFonts w:ascii="Calibri" w:eastAsia="Calibri" w:hAnsi="Calibri" w:cs="Calibri"/>
-              </w:rPr>
-              <w:t>placeShip</w:t>
-            </w:r>
-            <w:proofErr w:type="spellEnd"/>
-            <w:r>
-              <w:rPr>
-                <w:rFonts w:ascii="Calibri" w:eastAsia="Calibri" w:hAnsi="Calibri" w:cs="Calibri"/>
-              </w:rPr>
-              <w:t xml:space="preserve"> </w:t>
-            </w:r>
-            <w:proofErr w:type="spellStart"/>
-            <w:r>
-              <w:rPr>
-                <w:rFonts w:ascii="Calibri" w:eastAsia="Calibri" w:hAnsi="Calibri" w:cs="Calibri"/>
-              </w:rPr>
-              <w:t>sobreposição</w:t>
-            </w:r>
-            <w:proofErr w:type="spellEnd"/>
+              <w:t>Board — placeShip sobreposição</w:t>
+            </w:r>
           </w:p>
         </w:tc>
         <w:tc>
@@ -15361,44 +11132,8 @@
               <w:rPr>
                 <w:rFonts w:ascii="Calibri" w:eastAsia="Calibri" w:hAnsi="Calibri" w:cs="Calibri"/>
               </w:rPr>
-              <w:t xml:space="preserve">Board — </w:t>
-            </w:r>
-            <w:proofErr w:type="spellStart"/>
-            <w:r>
-              <w:rPr>
-                <w:rFonts w:ascii="Calibri" w:eastAsia="Calibri" w:hAnsi="Calibri" w:cs="Calibri"/>
-              </w:rPr>
-              <w:t>registerShot</w:t>
-            </w:r>
-            <w:proofErr w:type="spellEnd"/>
-            <w:r>
-              <w:rPr>
-                <w:rFonts w:ascii="Calibri" w:eastAsia="Calibri" w:hAnsi="Calibri" w:cs="Calibri"/>
-              </w:rPr>
-              <w:t xml:space="preserve"> </w:t>
-            </w:r>
-            <w:proofErr w:type="spellStart"/>
-            <w:r>
-              <w:rPr>
-                <w:rFonts w:ascii="Calibri" w:eastAsia="Calibri" w:hAnsi="Calibri" w:cs="Calibri"/>
-              </w:rPr>
-              <w:t>em</w:t>
-            </w:r>
-            <w:proofErr w:type="spellEnd"/>
-            <w:r>
-              <w:rPr>
-                <w:rFonts w:ascii="Calibri" w:eastAsia="Calibri" w:hAnsi="Calibri" w:cs="Calibri"/>
-              </w:rPr>
-              <w:t xml:space="preserve"> </w:t>
-            </w:r>
-            <w:proofErr w:type="spellStart"/>
-            <w:r>
-              <w:rPr>
-                <w:rFonts w:ascii="Calibri" w:eastAsia="Calibri" w:hAnsi="Calibri" w:cs="Calibri"/>
-              </w:rPr>
-              <w:t>água</w:t>
-            </w:r>
-            <w:proofErr w:type="spellEnd"/>
+              <w:t>Board — registerShot em água</w:t>
+            </w:r>
           </w:p>
         </w:tc>
         <w:tc>
@@ -15480,44 +11215,8 @@
               <w:rPr>
                 <w:rFonts w:ascii="Calibri" w:eastAsia="Calibri" w:hAnsi="Calibri" w:cs="Calibri"/>
               </w:rPr>
-              <w:t xml:space="preserve">Board — </w:t>
-            </w:r>
-            <w:proofErr w:type="spellStart"/>
-            <w:r>
-              <w:rPr>
-                <w:rFonts w:ascii="Calibri" w:eastAsia="Calibri" w:hAnsi="Calibri" w:cs="Calibri"/>
-              </w:rPr>
-              <w:t>registerShot</w:t>
-            </w:r>
-            <w:proofErr w:type="spellEnd"/>
-            <w:r>
-              <w:rPr>
-                <w:rFonts w:ascii="Calibri" w:eastAsia="Calibri" w:hAnsi="Calibri" w:cs="Calibri"/>
-              </w:rPr>
-              <w:t xml:space="preserve"> </w:t>
-            </w:r>
-            <w:proofErr w:type="spellStart"/>
-            <w:r>
-              <w:rPr>
-                <w:rFonts w:ascii="Calibri" w:eastAsia="Calibri" w:hAnsi="Calibri" w:cs="Calibri"/>
-              </w:rPr>
-              <w:t>em</w:t>
-            </w:r>
-            <w:proofErr w:type="spellEnd"/>
-            <w:r>
-              <w:rPr>
-                <w:rFonts w:ascii="Calibri" w:eastAsia="Calibri" w:hAnsi="Calibri" w:cs="Calibri"/>
-              </w:rPr>
-              <w:t xml:space="preserve"> </w:t>
-            </w:r>
-            <w:proofErr w:type="spellStart"/>
-            <w:r>
-              <w:rPr>
-                <w:rFonts w:ascii="Calibri" w:eastAsia="Calibri" w:hAnsi="Calibri" w:cs="Calibri"/>
-              </w:rPr>
-              <w:t>navio</w:t>
-            </w:r>
-            <w:proofErr w:type="spellEnd"/>
+              <w:t>Board — registerShot em navio</w:t>
+            </w:r>
           </w:p>
         </w:tc>
         <w:tc>
@@ -15599,51 +11298,7 @@
               <w:rPr>
                 <w:rFonts w:ascii="Calibri" w:eastAsia="Calibri" w:hAnsi="Calibri" w:cs="Calibri"/>
               </w:rPr>
-              <w:t xml:space="preserve">Board — </w:t>
-            </w:r>
-            <w:proofErr w:type="spellStart"/>
-            <w:r>
-              <w:rPr>
-                <w:rFonts w:ascii="Calibri" w:eastAsia="Calibri" w:hAnsi="Calibri" w:cs="Calibri"/>
-              </w:rPr>
-              <w:t>allShipsSunk</w:t>
-            </w:r>
-            <w:proofErr w:type="spellEnd"/>
-            <w:r>
-              <w:rPr>
-                <w:rFonts w:ascii="Calibri" w:eastAsia="Calibri" w:hAnsi="Calibri" w:cs="Calibri"/>
-              </w:rPr>
-              <w:t xml:space="preserve"> (</w:t>
-            </w:r>
-            <w:proofErr w:type="spellStart"/>
-            <w:proofErr w:type="gramStart"/>
-            <w:r>
-              <w:rPr>
-                <w:rFonts w:ascii="Calibri" w:eastAsia="Calibri" w:hAnsi="Calibri" w:cs="Calibri"/>
-              </w:rPr>
-              <w:t>não</w:t>
-            </w:r>
-            <w:proofErr w:type="spellEnd"/>
-            <w:proofErr w:type="gramEnd"/>
-            <w:r>
-              <w:rPr>
-                <w:rFonts w:ascii="Calibri" w:eastAsia="Calibri" w:hAnsi="Calibri" w:cs="Calibri"/>
-              </w:rPr>
-              <w:t xml:space="preserve"> </w:t>
-            </w:r>
-            <w:proofErr w:type="spellStart"/>
-            <w:r>
-              <w:rPr>
-                <w:rFonts w:ascii="Calibri" w:eastAsia="Calibri" w:hAnsi="Calibri" w:cs="Calibri"/>
-              </w:rPr>
-              <w:t>afundado</w:t>
-            </w:r>
-            <w:proofErr w:type="spellEnd"/>
-            <w:r>
-              <w:rPr>
-                <w:rFonts w:ascii="Calibri" w:eastAsia="Calibri" w:hAnsi="Calibri" w:cs="Calibri"/>
-              </w:rPr>
-              <w:t>)</w:t>
+              <w:t>Board — allShipsSunk (não afundado)</w:t>
             </w:r>
           </w:p>
         </w:tc>
@@ -15726,35 +11381,7 @@
               <w:rPr>
                 <w:rFonts w:ascii="Calibri" w:eastAsia="Calibri" w:hAnsi="Calibri" w:cs="Calibri"/>
               </w:rPr>
-              <w:t xml:space="preserve">Board — </w:t>
-            </w:r>
-            <w:proofErr w:type="spellStart"/>
-            <w:r>
-              <w:rPr>
-                <w:rFonts w:ascii="Calibri" w:eastAsia="Calibri" w:hAnsi="Calibri" w:cs="Calibri"/>
-              </w:rPr>
-              <w:t>allShipsSunk</w:t>
-            </w:r>
-            <w:proofErr w:type="spellEnd"/>
-            <w:r>
-              <w:rPr>
-                <w:rFonts w:ascii="Calibri" w:eastAsia="Calibri" w:hAnsi="Calibri" w:cs="Calibri"/>
-              </w:rPr>
-              <w:t xml:space="preserve"> (</w:t>
-            </w:r>
-            <w:proofErr w:type="spellStart"/>
-            <w:r>
-              <w:rPr>
-                <w:rFonts w:ascii="Calibri" w:eastAsia="Calibri" w:hAnsi="Calibri" w:cs="Calibri"/>
-              </w:rPr>
-              <w:t>afundado</w:t>
-            </w:r>
-            <w:proofErr w:type="spellEnd"/>
-            <w:r>
-              <w:rPr>
-                <w:rFonts w:ascii="Calibri" w:eastAsia="Calibri" w:hAnsi="Calibri" w:cs="Calibri"/>
-              </w:rPr>
-              <w:t>)</w:t>
+              <w:t>Board — allShipsSunk (afundado)</w:t>
             </w:r>
           </w:p>
         </w:tc>
@@ -15837,16 +11464,8 @@
               <w:rPr>
                 <w:rFonts w:ascii="Calibri" w:eastAsia="Calibri" w:hAnsi="Calibri" w:cs="Calibri"/>
               </w:rPr>
-              <w:t xml:space="preserve">Board — </w:t>
-            </w:r>
-            <w:proofErr w:type="spellStart"/>
-            <w:r>
-              <w:rPr>
-                <w:rFonts w:ascii="Calibri" w:eastAsia="Calibri" w:hAnsi="Calibri" w:cs="Calibri"/>
-              </w:rPr>
-              <w:t>getCell</w:t>
-            </w:r>
-            <w:proofErr w:type="spellEnd"/>
+              <w:t>Board — getCell</w:t>
+            </w:r>
           </w:p>
         </w:tc>
         <w:tc>
@@ -15928,16 +11547,8 @@
               <w:rPr>
                 <w:rFonts w:ascii="Calibri" w:eastAsia="Calibri" w:hAnsi="Calibri" w:cs="Calibri"/>
               </w:rPr>
-              <w:t xml:space="preserve">Board — </w:t>
-            </w:r>
-            <w:proofErr w:type="spellStart"/>
-            <w:r>
-              <w:rPr>
-                <w:rFonts w:ascii="Calibri" w:eastAsia="Calibri" w:hAnsi="Calibri" w:cs="Calibri"/>
-              </w:rPr>
-              <w:t>placeShipAutomatically</w:t>
-            </w:r>
-            <w:proofErr w:type="spellEnd"/>
+              <w:t>Board — placeShipAutomatically</w:t>
+            </w:r>
           </w:p>
         </w:tc>
         <w:tc>
@@ -16019,16 +11630,8 @@
               <w:rPr>
                 <w:rFonts w:ascii="Calibri" w:eastAsia="Calibri" w:hAnsi="Calibri" w:cs="Calibri"/>
               </w:rPr>
-              <w:t xml:space="preserve">Game — </w:t>
-            </w:r>
-            <w:proofErr w:type="spellStart"/>
-            <w:r>
-              <w:rPr>
-                <w:rFonts w:ascii="Calibri" w:eastAsia="Calibri" w:hAnsi="Calibri" w:cs="Calibri"/>
-              </w:rPr>
-              <w:t>Construtor</w:t>
-            </w:r>
-            <w:proofErr w:type="spellEnd"/>
+              <w:t>Game — Construtor</w:t>
+            </w:r>
           </w:p>
         </w:tc>
         <w:tc>
@@ -16110,21 +11713,7 @@
               <w:rPr>
                 <w:rFonts w:ascii="Calibri" w:eastAsia="Calibri" w:hAnsi="Calibri" w:cs="Calibri"/>
               </w:rPr>
-              <w:t xml:space="preserve">Game — </w:t>
-            </w:r>
-            <w:proofErr w:type="spellStart"/>
-            <w:r>
-              <w:rPr>
-                <w:rFonts w:ascii="Calibri" w:eastAsia="Calibri" w:hAnsi="Calibri" w:cs="Calibri"/>
-              </w:rPr>
-              <w:t>isVsComputer</w:t>
-            </w:r>
-            <w:proofErr w:type="spellEnd"/>
-            <w:r>
-              <w:rPr>
-                <w:rFonts w:ascii="Calibri" w:eastAsia="Calibri" w:hAnsi="Calibri" w:cs="Calibri"/>
-              </w:rPr>
-              <w:t xml:space="preserve"> (J vs J)</w:t>
+              <w:t>Game — isVsComputer (J vs J)</w:t>
             </w:r>
           </w:p>
         </w:tc>
@@ -16207,35 +11796,7 @@
               <w:rPr>
                 <w:rFonts w:ascii="Calibri" w:eastAsia="Calibri" w:hAnsi="Calibri" w:cs="Calibri"/>
               </w:rPr>
-              <w:t xml:space="preserve">Game — </w:t>
-            </w:r>
-            <w:proofErr w:type="spellStart"/>
-            <w:r>
-              <w:rPr>
-                <w:rFonts w:ascii="Calibri" w:eastAsia="Calibri" w:hAnsi="Calibri" w:cs="Calibri"/>
-              </w:rPr>
-              <w:t>isVsComputer</w:t>
-            </w:r>
-            <w:proofErr w:type="spellEnd"/>
-            <w:r>
-              <w:rPr>
-                <w:rFonts w:ascii="Calibri" w:eastAsia="Calibri" w:hAnsi="Calibri" w:cs="Calibri"/>
-              </w:rPr>
-              <w:t xml:space="preserve"> (J vs </w:t>
-            </w:r>
-            <w:proofErr w:type="spellStart"/>
-            <w:r>
-              <w:rPr>
-                <w:rFonts w:ascii="Calibri" w:eastAsia="Calibri" w:hAnsi="Calibri" w:cs="Calibri"/>
-              </w:rPr>
-              <w:t>Computador</w:t>
-            </w:r>
-            <w:proofErr w:type="spellEnd"/>
-            <w:r>
-              <w:rPr>
-                <w:rFonts w:ascii="Calibri" w:eastAsia="Calibri" w:hAnsi="Calibri" w:cs="Calibri"/>
-              </w:rPr>
-              <w:t>)</w:t>
+              <w:t>Game — isVsComputer (J vs Computador)</w:t>
             </w:r>
           </w:p>
         </w:tc>
@@ -16318,35 +11879,7 @@
               <w:rPr>
                 <w:rFonts w:ascii="Calibri" w:eastAsia="Calibri" w:hAnsi="Calibri" w:cs="Calibri"/>
               </w:rPr>
-              <w:t xml:space="preserve">Game — </w:t>
-            </w:r>
-            <w:proofErr w:type="spellStart"/>
-            <w:r>
-              <w:rPr>
-                <w:rFonts w:ascii="Calibri" w:eastAsia="Calibri" w:hAnsi="Calibri" w:cs="Calibri"/>
-              </w:rPr>
-              <w:t>executeMove</w:t>
-            </w:r>
-            <w:proofErr w:type="spellEnd"/>
-            <w:r>
-              <w:rPr>
-                <w:rFonts w:ascii="Calibri" w:eastAsia="Calibri" w:hAnsi="Calibri" w:cs="Calibri"/>
-              </w:rPr>
-              <w:t xml:space="preserve"> (</w:t>
-            </w:r>
-            <w:proofErr w:type="spellStart"/>
-            <w:r>
-              <w:rPr>
-                <w:rFonts w:ascii="Calibri" w:eastAsia="Calibri" w:hAnsi="Calibri" w:cs="Calibri"/>
-              </w:rPr>
-              <w:t>falha</w:t>
-            </w:r>
-            <w:proofErr w:type="spellEnd"/>
-            <w:r>
-              <w:rPr>
-                <w:rFonts w:ascii="Calibri" w:eastAsia="Calibri" w:hAnsi="Calibri" w:cs="Calibri"/>
-              </w:rPr>
-              <w:t>)</w:t>
+              <w:t>Game — executeMove (falha)</w:t>
             </w:r>
           </w:p>
         </w:tc>
@@ -16429,35 +11962,7 @@
               <w:rPr>
                 <w:rFonts w:ascii="Calibri" w:eastAsia="Calibri" w:hAnsi="Calibri" w:cs="Calibri"/>
               </w:rPr>
-              <w:t xml:space="preserve">Game — </w:t>
-            </w:r>
-            <w:proofErr w:type="spellStart"/>
-            <w:r>
-              <w:rPr>
-                <w:rFonts w:ascii="Calibri" w:eastAsia="Calibri" w:hAnsi="Calibri" w:cs="Calibri"/>
-              </w:rPr>
-              <w:t>executeMove</w:t>
-            </w:r>
-            <w:proofErr w:type="spellEnd"/>
-            <w:r>
-              <w:rPr>
-                <w:rFonts w:ascii="Calibri" w:eastAsia="Calibri" w:hAnsi="Calibri" w:cs="Calibri"/>
-              </w:rPr>
-              <w:t xml:space="preserve"> (</w:t>
-            </w:r>
-            <w:proofErr w:type="spellStart"/>
-            <w:r>
-              <w:rPr>
-                <w:rFonts w:ascii="Calibri" w:eastAsia="Calibri" w:hAnsi="Calibri" w:cs="Calibri"/>
-              </w:rPr>
-              <w:t>acerto</w:t>
-            </w:r>
-            <w:proofErr w:type="spellEnd"/>
-            <w:r>
-              <w:rPr>
-                <w:rFonts w:ascii="Calibri" w:eastAsia="Calibri" w:hAnsi="Calibri" w:cs="Calibri"/>
-              </w:rPr>
-              <w:t>)</w:t>
+              <w:t>Game — executeMove (acerto)</w:t>
             </w:r>
           </w:p>
         </w:tc>
@@ -16540,16 +12045,8 @@
               <w:rPr>
                 <w:rFonts w:ascii="Calibri" w:eastAsia="Calibri" w:hAnsi="Calibri" w:cs="Calibri"/>
               </w:rPr>
-              <w:t xml:space="preserve">Game — </w:t>
-            </w:r>
-            <w:proofErr w:type="spellStart"/>
-            <w:r>
-              <w:rPr>
-                <w:rFonts w:ascii="Calibri" w:eastAsia="Calibri" w:hAnsi="Calibri" w:cs="Calibri"/>
-              </w:rPr>
-              <w:t>isGameOver</w:t>
-            </w:r>
-            <w:proofErr w:type="spellEnd"/>
+              <w:t>Game — isGameOver</w:t>
+            </w:r>
           </w:p>
         </w:tc>
         <w:tc>
@@ -16627,19 +12124,11 @@
             </w:tcMar>
           </w:tcPr>
           <w:p>
-            <w:proofErr w:type="spellStart"/>
             <w:r>
               <w:rPr>
                 <w:rFonts w:ascii="Calibri" w:eastAsia="Calibri" w:hAnsi="Calibri" w:cs="Calibri"/>
               </w:rPr>
-              <w:t>PlayerContainer</w:t>
-            </w:r>
-            <w:proofErr w:type="spellEnd"/>
-            <w:r>
-              <w:rPr>
-                <w:rFonts w:ascii="Calibri" w:eastAsia="Calibri" w:hAnsi="Calibri" w:cs="Calibri"/>
-              </w:rPr>
-              <w:t xml:space="preserve"> — add e get</w:t>
+              <w:t>PlayerContainer — add e get</w:t>
             </w:r>
           </w:p>
         </w:tc>
@@ -16718,28 +12207,12 @@
             </w:tcMar>
           </w:tcPr>
           <w:p>
-            <w:proofErr w:type="spellStart"/>
             <w:r>
               <w:rPr>
                 <w:rFonts w:ascii="Calibri" w:eastAsia="Calibri" w:hAnsi="Calibri" w:cs="Calibri"/>
               </w:rPr>
-              <w:t>PlayerContainer</w:t>
-            </w:r>
-            <w:proofErr w:type="spellEnd"/>
-            <w:r>
-              <w:rPr>
-                <w:rFonts w:ascii="Calibri" w:eastAsia="Calibri" w:hAnsi="Calibri" w:cs="Calibri"/>
-              </w:rPr>
-              <w:t xml:space="preserve"> — get </w:t>
-            </w:r>
-            <w:proofErr w:type="spellStart"/>
-            <w:r>
-              <w:rPr>
-                <w:rFonts w:ascii="Calibri" w:eastAsia="Calibri" w:hAnsi="Calibri" w:cs="Calibri"/>
-              </w:rPr>
-              <w:t>inexistente</w:t>
-            </w:r>
-            <w:proofErr w:type="spellEnd"/>
+              <w:t>PlayerContainer — get inexistente</w:t>
+            </w:r>
           </w:p>
         </w:tc>
         <w:tc>
@@ -16817,28 +12290,12 @@
             </w:tcMar>
           </w:tcPr>
           <w:p>
-            <w:proofErr w:type="spellStart"/>
             <w:r>
               <w:rPr>
                 <w:rFonts w:ascii="Calibri" w:eastAsia="Calibri" w:hAnsi="Calibri" w:cs="Calibri"/>
               </w:rPr>
-              <w:t>PlayerContainer</w:t>
-            </w:r>
-            <w:proofErr w:type="spellEnd"/>
-            <w:r>
-              <w:rPr>
-                <w:rFonts w:ascii="Calibri" w:eastAsia="Calibri" w:hAnsi="Calibri" w:cs="Calibri"/>
-              </w:rPr>
-              <w:t xml:space="preserve"> — search </w:t>
-            </w:r>
-            <w:proofErr w:type="spellStart"/>
-            <w:r>
-              <w:rPr>
-                <w:rFonts w:ascii="Calibri" w:eastAsia="Calibri" w:hAnsi="Calibri" w:cs="Calibri"/>
-              </w:rPr>
-              <w:t>existente</w:t>
-            </w:r>
-            <w:proofErr w:type="spellEnd"/>
+              <w:t>PlayerContainer — search existente</w:t>
+            </w:r>
           </w:p>
         </w:tc>
         <w:tc>
@@ -16916,28 +12373,12 @@
             </w:tcMar>
           </w:tcPr>
           <w:p>
-            <w:proofErr w:type="spellStart"/>
             <w:r>
               <w:rPr>
                 <w:rFonts w:ascii="Calibri" w:eastAsia="Calibri" w:hAnsi="Calibri" w:cs="Calibri"/>
               </w:rPr>
-              <w:t>PlayerContainer</w:t>
-            </w:r>
-            <w:proofErr w:type="spellEnd"/>
-            <w:r>
-              <w:rPr>
-                <w:rFonts w:ascii="Calibri" w:eastAsia="Calibri" w:hAnsi="Calibri" w:cs="Calibri"/>
-              </w:rPr>
-              <w:t xml:space="preserve"> — search </w:t>
-            </w:r>
-            <w:proofErr w:type="spellStart"/>
-            <w:r>
-              <w:rPr>
-                <w:rFonts w:ascii="Calibri" w:eastAsia="Calibri" w:hAnsi="Calibri" w:cs="Calibri"/>
-              </w:rPr>
-              <w:t>inexistente</w:t>
-            </w:r>
-            <w:proofErr w:type="spellEnd"/>
+              <w:t>PlayerContainer — search inexistente</w:t>
+            </w:r>
           </w:p>
         </w:tc>
         <w:tc>
@@ -17015,20 +12456,12 @@
             </w:tcMar>
           </w:tcPr>
           <w:p>
-            <w:proofErr w:type="spellStart"/>
             <w:r>
               <w:rPr>
                 <w:rFonts w:ascii="Calibri" w:eastAsia="Calibri" w:hAnsi="Calibri" w:cs="Calibri"/>
               </w:rPr>
               <w:lastRenderedPageBreak/>
-              <w:t>PlayerContainer</w:t>
-            </w:r>
-            <w:proofErr w:type="spellEnd"/>
-            <w:r>
-              <w:rPr>
-                <w:rFonts w:ascii="Calibri" w:eastAsia="Calibri" w:hAnsi="Calibri" w:cs="Calibri"/>
-              </w:rPr>
-              <w:t xml:space="preserve"> — remove</w:t>
+              <w:t>PlayerContainer — remove</w:t>
             </w:r>
           </w:p>
         </w:tc>
@@ -17157,8 +12590,7 @@
       <w:pPr>
         <w:pStyle w:val="p1a"/>
         <w:rPr>
-          <w:rFonts w:ascii="Times New Roman" w:hAnsi="Times New Roman"/>
-          <w:lang w:val="pt-BR" w:eastAsia="pt-PT"/>
+          <w:lang w:val="pt-BR"/>
         </w:rPr>
       </w:pPr>
       <w:r>
@@ -17279,6 +12711,212 @@
           <w:lang w:val="pt-BR"/>
         </w:rPr>
         <w:t>.</w:t>
+      </w:r>
+    </w:p>
+    <w:p>
+      <w:pPr>
+        <w:pStyle w:val="Ttulo2"/>
+        <w:rPr>
+          <w:lang w:val="pt-BR" w:eastAsia="pt-PT"/>
+        </w:rPr>
+      </w:pPr>
+      <w:r>
+        <w:rPr>
+          <w:lang w:val="pt-BR" w:eastAsia="pt-PT"/>
+        </w:rPr>
+        <w:t>13.1  Programação Orientada a Objetos</w:t>
+      </w:r>
+    </w:p>
+    <w:p>
+      <w:pPr>
+        <w:ind w:firstLine="0"/>
+        <w:rPr>
+          <w:lang w:val="pt-BR" w:eastAsia="pt-PT"/>
+        </w:rPr>
+      </w:pPr>
+      <w:r>
+        <w:rPr>
+          <w:lang w:val="pt-BR" w:eastAsia="pt-PT"/>
+        </w:rPr>
+        <w:t>De forma geral, os princípios da Programação Orientada a Objetos foram bem seguidos.</w:t>
+      </w:r>
+    </w:p>
+    <w:p>
+      <w:pPr>
+        <w:ind w:firstLine="0"/>
+        <w:rPr>
+          <w:lang w:val="pt-BR" w:eastAsia="pt-PT"/>
+        </w:rPr>
+      </w:pPr>
+    </w:p>
+    <w:p>
+      <w:pPr>
+        <w:ind w:firstLine="0"/>
+        <w:rPr>
+          <w:lang w:val="pt-BR" w:eastAsia="pt-PT"/>
+        </w:rPr>
+      </w:pPr>
+      <w:r>
+        <w:rPr>
+          <w:lang w:val="pt-BR" w:eastAsia="pt-PT"/>
+        </w:rPr>
+        <w:t>As</w:t>
+      </w:r>
+      <w:r>
+        <w:rPr>
+          <w:lang w:val="pt-BR" w:eastAsia="pt-PT"/>
+        </w:rPr>
+        <w:t xml:space="preserve"> classes (Player, Ship, Board, Game) </w:t>
+      </w:r>
+      <w:r>
+        <w:rPr>
+          <w:lang w:val="pt-BR" w:eastAsia="pt-PT"/>
+        </w:rPr>
+        <w:t>guardam os dados de forma privada</w:t>
+      </w:r>
+      <w:r>
+        <w:rPr>
+          <w:lang w:val="pt-BR" w:eastAsia="pt-PT"/>
+        </w:rPr>
+        <w:t xml:space="preserve"> e só permitem </w:t>
+      </w:r>
+      <w:r>
+        <w:rPr>
+          <w:lang w:val="pt-BR" w:eastAsia="pt-PT"/>
+        </w:rPr>
+        <w:t>acesso</w:t>
+      </w:r>
+      <w:r>
+        <w:rPr>
+          <w:lang w:val="pt-BR" w:eastAsia="pt-PT"/>
+        </w:rPr>
+        <w:t xml:space="preserve"> através de métodos</w:t>
+      </w:r>
+      <w:r>
+        <w:rPr>
+          <w:lang w:val="pt-BR" w:eastAsia="pt-PT"/>
+        </w:rPr>
+        <w:t>.</w:t>
+      </w:r>
+    </w:p>
+    <w:p>
+      <w:pPr>
+        <w:ind w:firstLine="0"/>
+        <w:rPr>
+          <w:lang w:val="pt-BR" w:eastAsia="pt-PT"/>
+        </w:rPr>
+      </w:pPr>
+    </w:p>
+    <w:p>
+      <w:pPr>
+        <w:ind w:firstLine="0"/>
+        <w:rPr>
+          <w:lang w:val="pt-BR" w:eastAsia="pt-PT"/>
+        </w:rPr>
+      </w:pPr>
+      <w:r>
+        <w:rPr>
+          <w:lang w:val="pt-BR" w:eastAsia="pt-PT"/>
+        </w:rPr>
+        <w:t>Os</w:t>
+      </w:r>
+      <w:r>
+        <w:rPr>
+          <w:lang w:val="pt-BR" w:eastAsia="pt-PT"/>
+        </w:rPr>
+        <w:t xml:space="preserve"> DTOs mostram apenas a informação essencial, escondendo a forma como ela é guardada internamente. </w:t>
+      </w:r>
+    </w:p>
+    <w:p>
+      <w:pPr>
+        <w:ind w:firstLine="0"/>
+        <w:rPr>
+          <w:lang w:val="pt-BR" w:eastAsia="pt-PT"/>
+        </w:rPr>
+      </w:pPr>
+    </w:p>
+    <w:p>
+      <w:pPr>
+        <w:ind w:firstLine="0"/>
+        <w:rPr>
+          <w:lang w:val="pt-BR" w:eastAsia="pt-PT"/>
+        </w:rPr>
+      </w:pPr>
+      <w:r>
+        <w:rPr>
+          <w:lang w:val="pt-BR" w:eastAsia="pt-PT"/>
+        </w:rPr>
+        <w:t>As heranças são usadas</w:t>
+      </w:r>
+      <w:r>
+        <w:rPr>
+          <w:lang w:val="pt-BR" w:eastAsia="pt-PT"/>
+        </w:rPr>
+        <w:t xml:space="preserve"> de forma simples e correta</w:t>
+      </w:r>
+      <w:r>
+        <w:rPr>
+          <w:lang w:val="pt-BR" w:eastAsia="pt-PT"/>
+        </w:rPr>
+        <w:t xml:space="preserve">, </w:t>
+      </w:r>
+      <w:r>
+        <w:rPr>
+          <w:lang w:val="pt-BR" w:eastAsia="pt-PT"/>
+        </w:rPr>
+        <w:t xml:space="preserve">as exceções </w:t>
+      </w:r>
+      <w:r>
+        <w:rPr>
+          <w:lang w:val="pt-BR" w:eastAsia="pt-PT"/>
+        </w:rPr>
+        <w:t xml:space="preserve"> </w:t>
+      </w:r>
+      <w:r>
+        <w:rPr>
+          <w:lang w:val="pt-BR" w:eastAsia="pt-PT"/>
+        </w:rPr>
+        <w:t>herdam de exception</w:t>
+      </w:r>
+      <w:r>
+        <w:rPr>
+          <w:lang w:val="pt-BR" w:eastAsia="pt-PT"/>
+        </w:rPr>
+        <w:t xml:space="preserve">. </w:t>
+      </w:r>
+      <w:r>
+        <w:rPr>
+          <w:lang w:val="pt-BR" w:eastAsia="pt-PT"/>
+        </w:rPr>
+        <w:t>Não há herança entre Ship, Player, Board e Game</w:t>
+      </w:r>
+      <w:r>
+        <w:rPr>
+          <w:lang w:val="pt-BR" w:eastAsia="pt-PT"/>
+        </w:rPr>
+        <w:t>.</w:t>
+      </w:r>
+    </w:p>
+    <w:p>
+      <w:pPr>
+        <w:ind w:firstLine="0"/>
+        <w:rPr>
+          <w:lang w:val="pt-BR" w:eastAsia="pt-PT"/>
+        </w:rPr>
+      </w:pPr>
+    </w:p>
+    <w:p>
+      <w:pPr>
+        <w:ind w:firstLine="0"/>
+        <w:rPr>
+          <w:lang w:val="pt-BR" w:eastAsia="pt-PT"/>
+        </w:rPr>
+      </w:pPr>
+      <w:r>
+        <w:rPr>
+          <w:lang w:val="pt-BR" w:eastAsia="pt-PT"/>
+        </w:rPr>
+        <w:t>Em resumo, os princípios foram bem aplicados ao longo de toda a implementação.</w:t>
       </w:r>
     </w:p>
     <w:sectPr>
@@ -19244,6 +14882,7 @@
   <w:style w:type="character" w:default="1" w:styleId="Tipodeletrapredefinidodopargrafo">
     <w:name w:val="Default Paragraph Font"/>
     <w:uiPriority w:val="1"/>
+    <w:semiHidden/>
     <w:unhideWhenUsed/>
   </w:style>
   <w:style w:type="table" w:default="1" w:styleId="Tabelanormal">

--- a/Documentation/iteration03/fsoft2026_1DA_4.docx
+++ b/Documentation/iteration03/fsoft2026_1DA_4.docx
@@ -1,6 +1,6 @@
 
 <file path=word/document.xml><?xml version="1.0" encoding="utf-8"?>
-<w:document xmlns:wpc="http://schemas.microsoft.com/office/word/2010/wordprocessingCanvas" xmlns:cx="http://schemas.microsoft.com/office/drawing/2014/chartex" xmlns:cx1="http://schemas.microsoft.com/office/drawing/2015/9/8/chartex" xmlns:cx2="http://schemas.microsoft.com/office/drawing/2015/10/21/chartex" xmlns:cx3="http://schemas.microsoft.com/office/drawing/2016/5/9/chartex" xmlns:cx4="http://schemas.microsoft.com/office/drawing/2016/5/10/chartex" xmlns:cx5="http://schemas.microsoft.com/office/drawing/2016/5/11/chartex" xmlns:cx6="http://schemas.microsoft.com/office/drawing/2016/5/12/chartex" xmlns:cx7="http://schemas.microsoft.com/office/drawing/2016/5/13/chartex" xmlns:cx8="http://schemas.microsoft.com/office/drawing/2016/5/14/chartex" xmlns:mc="http://schemas.openxmlformats.org/markup-compatibility/2006" xmlns:aink="http://schemas.microsoft.com/office/drawing/2016/ink" xmlns:am3d="http://schemas.microsoft.com/office/drawing/2017/model3d" xmlns:o="urn:schemas-microsoft-com:office:office" xmlns:oel="http://schemas.microsoft.com/office/2019/extlst" xmlns:r="http://schemas.openxmlformats.org/officeDocument/2006/relationships" xmlns:m="http://schemas.openxmlformats.org/officeDocument/2006/math" xmlns:v="urn:schemas-microsoft-com:vml" xmlns:wp14="http://schemas.microsoft.com/office/word/2010/wordprocessingDrawing" xmlns:wp="http://schemas.openxmlformats.org/drawingml/2006/wordprocessingDrawing" xmlns:w10="urn:schemas-microsoft-com:office:word" xmlns:w="http://schemas.openxmlformats.org/wordprocessingml/2006/main" xmlns:w14="http://schemas.microsoft.com/office/word/2010/wordml" xmlns:w15="http://schemas.microsoft.com/office/word/2012/wordml" xmlns:w16cex="http://schemas.microsoft.com/office/word/2018/wordml/cex" xmlns:w16cid="http://schemas.microsoft.com/office/word/2016/wordml/cid" xmlns:w16="http://schemas.microsoft.com/office/word/2018/wordml" xmlns:w16du="http://schemas.microsoft.com/office/word/2023/wordml/word16du" xmlns:w16sdtdh="http://schemas.microsoft.com/office/word/2020/wordml/sdtdatahash" xmlns:w16sdtfl="http://schemas.microsoft.com/office/word/2024/wordml/sdtformatlock" xmlns:w16se="http://schemas.microsoft.com/office/word/2015/wordml/symex" xmlns:wpg="http://schemas.microsoft.com/office/word/2010/wordprocessingGroup" xmlns:wpi="http://schemas.microsoft.com/office/word/2010/wordprocessingInk" xmlns:wne="http://schemas.microsoft.com/office/word/2006/wordml" xmlns:wps="http://schemas.microsoft.com/office/word/2010/wordprocessingShape" mc:Ignorable="w14 w15 w16se w16cid w16 w16cex w16sdtdh w16sdtfl w16du wp14">
+<w:document xmlns:wpc="http://schemas.microsoft.com/office/word/2010/wordprocessingCanvas" xmlns:mc="http://schemas.openxmlformats.org/markup-compatibility/2006" xmlns:o="urn:schemas-microsoft-com:office:office" xmlns:r="http://schemas.openxmlformats.org/officeDocument/2006/relationships" xmlns:m="http://schemas.openxmlformats.org/officeDocument/2006/math" xmlns:v="urn:schemas-microsoft-com:vml" xmlns:wp14="http://schemas.microsoft.com/office/word/2010/wordprocessingDrawing" xmlns:wp="http://schemas.openxmlformats.org/drawingml/2006/wordprocessingDrawing" xmlns:w10="urn:schemas-microsoft-com:office:word" xmlns:w="http://schemas.openxmlformats.org/wordprocessingml/2006/main" xmlns:w14="http://schemas.microsoft.com/office/word/2010/wordml" xmlns:w15="http://schemas.microsoft.com/office/word/2012/wordml" xmlns:wpg="http://schemas.microsoft.com/office/word/2010/wordprocessingGroup" xmlns:wpi="http://schemas.microsoft.com/office/word/2010/wordprocessingInk" xmlns:wne="http://schemas.microsoft.com/office/word/2006/wordml" xmlns:wps="http://schemas.microsoft.com/office/word/2010/wordprocessingShape" mc:Ignorable="w14 w15 wp14">
   <w:body>
     <w:p>
       <w:pPr>
@@ -1337,11 +1337,15 @@
         <w:fldChar w:fldCharType="separate"/>
       </w:r>
       <w:r>
+        <w:rPr>
+          <w:lang w:val="pt-BR"/>
+        </w:rPr>
         <w:t xml:space="preserve">Fig. </w:t>
       </w:r>
       <w:r>
         <w:rPr>
           <w:noProof/>
+          <w:lang w:val="pt-BR"/>
         </w:rPr>
         <w:t>1</w:t>
       </w:r>
@@ -1459,6 +1463,9 @@
         <w:keepNext/>
         <w:ind w:firstLine="0"/>
         <w:jc w:val="center"/>
+        <w:rPr>
+          <w:lang w:val="pt-BR"/>
+        </w:rPr>
       </w:pPr>
       <w:r>
         <w:rPr>
@@ -1501,32 +1508,48 @@
       </w:pPr>
       <w:bookmarkStart w:id="0" w:name="_Ref232177625"/>
       <w:r>
+        <w:rPr>
+          <w:lang w:val="pt-BR"/>
+        </w:rPr>
         <w:t xml:space="preserve">Fig. </w:t>
       </w:r>
       <w:r>
+        <w:rPr>
+          <w:lang w:val="pt-BR"/>
+        </w:rPr>
         <w:fldChar w:fldCharType="begin"/>
       </w:r>
       <w:r>
+        <w:rPr>
+          <w:lang w:val="pt-BR"/>
+        </w:rPr>
         <w:instrText xml:space="preserve"> SEQ Fig. \* ARABIC </w:instrText>
       </w:r>
       <w:r>
+        <w:rPr>
+          <w:lang w:val="pt-BR"/>
+        </w:rPr>
         <w:fldChar w:fldCharType="separate"/>
       </w:r>
       <w:r>
         <w:rPr>
           <w:noProof/>
+          <w:lang w:val="pt-BR"/>
         </w:rPr>
         <w:t>1</w:t>
       </w:r>
       <w:r>
+        <w:rPr>
+          <w:lang w:val="pt-BR"/>
+        </w:rPr>
         <w:fldChar w:fldCharType="end"/>
       </w:r>
       <w:bookmarkEnd w:id="0"/>
       <w:r>
-        <w:t xml:space="preserve">. </w:t>
-      </w:r>
-      <w:r>
-        <w:t>Modelo de domínio que será utilizado no desenvolvimento da aplicação</w:t>
+        <w:rPr>
+          <w:lang w:val="pt-BR"/>
+        </w:rPr>
+        <w:t>. Modelo de domínio que será utilizado no desenvolvimento da aplicação</w:t>
       </w:r>
     </w:p>
     <w:p>
@@ -2311,13 +2334,7 @@
         <w:rPr>
           <w:lang w:val="pt-BR"/>
         </w:rPr>
-        <w:t xml:space="preserve"> </w:t>
-      </w:r>
-      <w:r>
-        <w:rPr>
-          <w:lang w:val="pt-BR"/>
-        </w:rPr>
-        <w:t>Funcionais</w:t>
+        <w:t xml:space="preserve"> Funcionais</w:t>
       </w:r>
     </w:p>
     <w:p>
@@ -3312,15 +3329,7 @@
                 <w:sz w:val="20"/>
                 <w:lang w:val="pt-BR"/>
               </w:rPr>
-              <w:t xml:space="preserve">O </w:t>
-            </w:r>
-            <w:r>
-              <w:rPr>
-                <w:rFonts w:ascii="Times" w:hAnsi="Times" w:cs="Times"/>
-                <w:sz w:val="20"/>
-                <w:lang w:val="pt-BR"/>
-              </w:rPr>
-              <w:t>sistema abre o menu principal</w:t>
+              <w:t>O sistema abre o menu principal</w:t>
             </w:r>
           </w:p>
         </w:tc>
@@ -3750,15 +3759,7 @@
                 <w:sz w:val="20"/>
                 <w:lang w:val="pt-BR"/>
               </w:rPr>
-              <w:t xml:space="preserve">O </w:t>
-            </w:r>
-            <w:r>
-              <w:rPr>
-                <w:rFonts w:ascii="Times" w:hAnsi="Times" w:cs="Times"/>
-                <w:sz w:val="20"/>
-                <w:lang w:val="pt-BR"/>
-              </w:rPr>
-              <w:t>sistema retorna ao menu principal</w:t>
+              <w:t>O sistema retorna ao menu principal</w:t>
             </w:r>
           </w:p>
         </w:tc>
@@ -5656,14 +5657,7 @@
                 <w:sz w:val="20"/>
                 <w:lang w:val="pt-BR"/>
               </w:rPr>
-              <w:t xml:space="preserve">O </w:t>
-            </w:r>
-            <w:r>
-              <w:rPr>
-                <w:sz w:val="20"/>
-                <w:lang w:val="pt-BR"/>
-              </w:rPr>
-              <w:t>sistema repete o processo até acabar a frota</w:t>
+              <w:t>O sistema repete o processo até acabar a frota</w:t>
             </w:r>
           </w:p>
           <w:p>
@@ -7244,6 +7238,7 @@
         <w:ind w:firstLine="0"/>
         <w:rPr>
           <w:noProof/>
+          <w:lang w:val="pt-BR"/>
         </w:rPr>
       </w:pPr>
       <w:r>
@@ -7251,75 +7246,66 @@
           <w:noProof/>
           <w:lang w:val="pt-BR"/>
         </w:rPr>
-        <w:t>Com base nos casos de uso especificados anteriormente, foi elaborado um fluxograma</w:t>
+        <w:t>Com base nos casos de uso especificados anteriormente, foi elaborado um fluxograma (</w:t>
       </w:r>
       <w:r>
         <w:rPr>
           <w:noProof/>
           <w:lang w:val="pt-BR"/>
         </w:rPr>
-        <w:t xml:space="preserve"> (</w:t>
+        <w:fldChar w:fldCharType="begin"/>
       </w:r>
       <w:r>
         <w:rPr>
           <w:noProof/>
           <w:lang w:val="pt-BR"/>
         </w:rPr>
-        <w:fldChar w:fldCharType="begin"/>
+        <w:instrText xml:space="preserve"> REF _Ref232177691 \h </w:instrText>
       </w:r>
       <w:r>
         <w:rPr>
           <w:noProof/>
           <w:lang w:val="pt-BR"/>
         </w:rPr>
-        <w:instrText xml:space="preserve"> REF _Ref232177691 \h </w:instrText>
       </w:r>
       <w:r>
         <w:rPr>
           <w:noProof/>
           <w:lang w:val="pt-BR"/>
         </w:rPr>
+        <w:fldChar w:fldCharType="separate"/>
+      </w:r>
+      <w:r>
+        <w:rPr>
+          <w:lang w:val="pt-BR"/>
+        </w:rPr>
+        <w:t xml:space="preserve">Fig. </w:t>
       </w:r>
       <w:r>
         <w:rPr>
           <w:noProof/>
           <w:lang w:val="pt-BR"/>
         </w:rPr>
-        <w:fldChar w:fldCharType="separate"/>
-      </w:r>
-      <w:r>
-        <w:t xml:space="preserve">Fig. </w:t>
+        <w:t>2</w:t>
       </w:r>
       <w:r>
         <w:rPr>
           <w:noProof/>
-        </w:rPr>
-        <w:t>2</w:t>
+          <w:lang w:val="pt-BR"/>
+        </w:rPr>
+        <w:fldChar w:fldCharType="end"/>
       </w:r>
       <w:r>
         <w:rPr>
           <w:noProof/>
           <w:lang w:val="pt-BR"/>
         </w:rPr>
-        <w:fldChar w:fldCharType="end"/>
+        <w:t>) que representa de forma visual o funcionamento geral da aplicação, desde o login do utilizador até ao final de uma partida.</w:t>
       </w:r>
       <w:r>
         <w:rPr>
           <w:noProof/>
           <w:lang w:val="pt-BR"/>
-        </w:rPr>
-        <w:t>)</w:t>
-      </w:r>
-      <w:r>
-        <w:rPr>
-          <w:noProof/>
-          <w:lang w:val="pt-BR"/>
-        </w:rPr>
-        <w:t xml:space="preserve"> que representa de forma visual o funcionamento geral da aplicação, desde o login do utilizador até ao final de uma partida.</w:t>
-      </w:r>
-      <w:r>
-        <w:rPr>
-          <w:noProof/>
         </w:rPr>
         <w:t xml:space="preserve"> </w:t>
       </w:r>
@@ -7329,6 +7315,7 @@
         <w:ind w:firstLine="0"/>
         <w:rPr>
           <w:noProof/>
+          <w:lang w:val="pt-BR"/>
         </w:rPr>
       </w:pPr>
     </w:p>
@@ -7383,34 +7370,54 @@
       </w:pPr>
       <w:bookmarkStart w:id="1" w:name="_Ref232177691"/>
       <w:r>
+        <w:rPr>
+          <w:lang w:val="pt-BR"/>
+        </w:rPr>
         <w:t xml:space="preserve">Fig. </w:t>
       </w:r>
       <w:r>
+        <w:rPr>
+          <w:lang w:val="pt-BR"/>
+        </w:rPr>
         <w:fldChar w:fldCharType="begin"/>
       </w:r>
       <w:r>
+        <w:rPr>
+          <w:lang w:val="pt-BR"/>
+        </w:rPr>
         <w:instrText xml:space="preserve"> SEQ Fig. \* ARABIC </w:instrText>
       </w:r>
       <w:r>
+        <w:rPr>
+          <w:lang w:val="pt-BR"/>
+        </w:rPr>
         <w:fldChar w:fldCharType="separate"/>
       </w:r>
       <w:r>
         <w:rPr>
           <w:noProof/>
+          <w:lang w:val="pt-BR"/>
         </w:rPr>
         <w:t>2</w:t>
       </w:r>
       <w:r>
+        <w:rPr>
+          <w:lang w:val="pt-BR"/>
+        </w:rPr>
         <w:fldChar w:fldCharType="end"/>
       </w:r>
       <w:bookmarkEnd w:id="1"/>
       <w:r>
+        <w:rPr>
+          <w:lang w:val="pt-BR"/>
+        </w:rPr>
         <w:t xml:space="preserve">. </w:t>
       </w:r>
       <w:r>
         <w:rPr>
           <w:b w:val="0"/>
           <w:bCs/>
+          <w:lang w:val="pt-BR"/>
         </w:rPr>
         <w:t>Fluxograma que será utilizado no desenvolvimento da aplicação</w:t>
       </w:r>
@@ -7642,11 +7649,15 @@
         <w:fldChar w:fldCharType="separate"/>
       </w:r>
       <w:r>
+        <w:rPr>
+          <w:lang w:val="pt-BR"/>
+        </w:rPr>
         <w:t xml:space="preserve">Fig. </w:t>
       </w:r>
       <w:r>
         <w:rPr>
           <w:noProof/>
+          <w:lang w:val="pt-BR"/>
         </w:rPr>
         <w:t>3</w:t>
       </w:r>
@@ -7666,31 +7677,16 @@
         <w:rPr>
           <w:lang w:val="pt-BR" w:eastAsia="pt-PT"/>
         </w:rPr>
-        <w:t xml:space="preserve"> descreve </w:t>
-      </w:r>
-      <w:r>
-        <w:rPr>
-          <w:lang w:val="pt-BR" w:eastAsia="pt-PT"/>
-        </w:rPr>
-        <w:t xml:space="preserve">o </w:t>
-      </w:r>
-      <w:r>
-        <w:rPr>
-          <w:lang w:val="pt-BR" w:eastAsia="pt-PT"/>
-        </w:rPr>
-        <w:t>hardware necessária à execução da aplicação.</w:t>
-      </w:r>
-      <w:r>
-        <w:rPr>
-          <w:lang w:val="pt-BR" w:eastAsia="pt-PT"/>
-        </w:rPr>
-        <w:t xml:space="preserve"> Neste caso a a aplicação apenas necessita de um computador onde a aplicação é executada e armazenada.</w:t>
+        <w:t xml:space="preserve"> descreve o hardware necessária à execução da aplicação. Neste caso a aplicação apenas necessita de um computador onde a aplicação é executada e armazenada.</w:t>
       </w:r>
     </w:p>
     <w:p>
       <w:pPr>
         <w:keepNext/>
         <w:jc w:val="center"/>
+        <w:rPr>
+          <w:lang w:val="pt-BR"/>
+        </w:rPr>
       </w:pPr>
       <w:r>
         <w:rPr>
@@ -7713,34 +7709,54 @@
       </w:pPr>
       <w:bookmarkStart w:id="2" w:name="_Ref232177743"/>
       <w:r>
+        <w:rPr>
+          <w:lang w:val="pt-BR"/>
+        </w:rPr>
         <w:t xml:space="preserve">Fig. </w:t>
       </w:r>
       <w:r>
+        <w:rPr>
+          <w:lang w:val="pt-BR"/>
+        </w:rPr>
         <w:fldChar w:fldCharType="begin"/>
       </w:r>
       <w:r>
+        <w:rPr>
+          <w:lang w:val="pt-BR"/>
+        </w:rPr>
         <w:instrText xml:space="preserve"> SEQ Fig. \* ARABIC </w:instrText>
       </w:r>
       <w:r>
+        <w:rPr>
+          <w:lang w:val="pt-BR"/>
+        </w:rPr>
         <w:fldChar w:fldCharType="separate"/>
       </w:r>
       <w:r>
         <w:rPr>
           <w:noProof/>
+          <w:lang w:val="pt-BR"/>
         </w:rPr>
         <w:t>3</w:t>
       </w:r>
       <w:r>
+        <w:rPr>
+          <w:lang w:val="pt-BR"/>
+        </w:rPr>
         <w:fldChar w:fldCharType="end"/>
       </w:r>
       <w:bookmarkEnd w:id="2"/>
       <w:r>
+        <w:rPr>
+          <w:lang w:val="pt-BR"/>
+        </w:rPr>
         <w:t xml:space="preserve">. </w:t>
       </w:r>
       <w:r>
         <w:rPr>
           <w:b w:val="0"/>
           <w:bCs/>
+          <w:lang w:val="pt-BR"/>
         </w:rPr>
         <w:t>Arquitetura física da aplicação</w:t>
       </w:r>
@@ -7815,11 +7831,15 @@
         <w:fldChar w:fldCharType="separate"/>
       </w:r>
       <w:r>
+        <w:rPr>
+          <w:lang w:val="pt-BR"/>
+        </w:rPr>
         <w:t xml:space="preserve">Fig. </w:t>
       </w:r>
       <w:r>
         <w:rPr>
           <w:noProof/>
+          <w:lang w:val="pt-BR"/>
         </w:rPr>
         <w:t>4</w:t>
       </w:r>
@@ -7865,7 +7885,7 @@
           <w:lang w:val="pt-BR" w:eastAsia="pt-PT"/>
         </w:rPr>
         <w:pict w14:anchorId="458884E9">
-          <v:shape id="_x0000_i1029" type="#_x0000_t75" style="width:228.6pt;height:202.8pt;visibility:visible">
+          <v:shape id="_x0000_i1037" type="#_x0000_t75" style="width:228.6pt;height:202.8pt;visibility:visible">
             <v:imagedata r:id="rId12" o:title="" croptop="830f"/>
           </v:shape>
         </w:pict>
@@ -7880,37 +7900,54 @@
       </w:pPr>
       <w:bookmarkStart w:id="3" w:name="_Ref232177773"/>
       <w:r>
+        <w:rPr>
+          <w:lang w:val="pt-BR"/>
+        </w:rPr>
         <w:t xml:space="preserve">Fig. </w:t>
       </w:r>
       <w:r>
+        <w:rPr>
+          <w:lang w:val="pt-BR"/>
+        </w:rPr>
         <w:fldChar w:fldCharType="begin"/>
       </w:r>
       <w:r>
+        <w:rPr>
+          <w:lang w:val="pt-BR"/>
+        </w:rPr>
         <w:instrText xml:space="preserve"> SEQ Fig. \* ARABIC </w:instrText>
       </w:r>
       <w:r>
+        <w:rPr>
+          <w:lang w:val="pt-BR"/>
+        </w:rPr>
         <w:fldChar w:fldCharType="separate"/>
       </w:r>
       <w:r>
         <w:rPr>
           <w:noProof/>
+          <w:lang w:val="pt-BR"/>
         </w:rPr>
         <w:t>4</w:t>
       </w:r>
       <w:r>
+        <w:rPr>
+          <w:lang w:val="pt-BR"/>
+        </w:rPr>
         <w:fldChar w:fldCharType="end"/>
       </w:r>
       <w:bookmarkEnd w:id="3"/>
       <w:r>
-        <w:t>.</w:t>
-      </w:r>
-      <w:r>
-        <w:t xml:space="preserve"> </w:t>
+        <w:rPr>
+          <w:lang w:val="pt-BR"/>
+        </w:rPr>
+        <w:t xml:space="preserve">. </w:t>
       </w:r>
       <w:r>
         <w:rPr>
           <w:b w:val="0"/>
           <w:bCs/>
+          <w:lang w:val="pt-BR"/>
         </w:rPr>
         <w:t>Arquitetura lógica da aplicação</w:t>
       </w:r>
@@ -7926,13 +7963,26 @@
         <w:rPr>
           <w:lang w:val="pt-BR" w:eastAsia="pt-PT"/>
         </w:rPr>
+        <w:br w:type="page"/>
+      </w:r>
+      <w:r>
+        <w:rPr>
+          <w:lang w:val="pt-BR" w:eastAsia="pt-PT"/>
+        </w:rPr>
+        <w:lastRenderedPageBreak/>
         <w:t>8</w:t>
       </w:r>
       <w:r>
         <w:rPr>
           <w:lang w:val="pt-BR" w:eastAsia="pt-PT"/>
         </w:rPr>
-        <w:t xml:space="preserve">   Organização do Código</w:t>
+        <w:t xml:space="preserve">   </w:t>
+      </w:r>
+      <w:r>
+        <w:rPr>
+          <w:lang w:val="pt-BR" w:eastAsia="pt-PT"/>
+        </w:rPr>
+        <w:t>Diagrama de Classes de Modelo</w:t>
       </w:r>
     </w:p>
     <w:p>
@@ -7946,71 +7996,54 @@
         <w:rPr>
           <w:lang w:val="pt-BR" w:eastAsia="pt-PT"/>
         </w:rPr>
-        <w:t xml:space="preserve">De forma a complementar a arquitetura lógica apresentada anteriormente, a </w:t>
+        <w:t>O diagrama de classes (</w:t>
       </w:r>
       <w:r>
         <w:rPr>
           <w:lang w:val="pt-BR" w:eastAsia="pt-PT"/>
         </w:rPr>
-        <w:fldChar w:fldCharType="begin"/>
+        <w:t>Fig. 5</w:t>
       </w:r>
       <w:r>
         <w:rPr>
           <w:lang w:val="pt-BR" w:eastAsia="pt-PT"/>
         </w:rPr>
-        <w:instrText xml:space="preserve"> REF _Ref232178039 \h  \* MERGEFORMAT </w:instrText>
+        <w:t>)</w:t>
       </w:r>
       <w:r>
         <w:rPr>
           <w:lang w:val="pt-BR" w:eastAsia="pt-PT"/>
         </w:rPr>
+        <w:t xml:space="preserve"> </w:t>
       </w:r>
       <w:r>
         <w:rPr>
           <w:lang w:val="pt-BR" w:eastAsia="pt-PT"/>
         </w:rPr>
-        <w:fldChar w:fldCharType="separate"/>
-      </w:r>
-      <w:r>
-        <w:t xml:space="preserve">Fig. </w:t>
-      </w:r>
-      <w:r>
-        <w:rPr>
-          <w:noProof/>
-        </w:rPr>
-        <w:t>5</w:t>
-      </w:r>
-      <w:r>
-        <w:rPr>
-          <w:lang w:val="pt-BR" w:eastAsia="pt-PT"/>
-        </w:rPr>
-        <w:fldChar w:fldCharType="end"/>
-      </w:r>
-      <w:r>
-        <w:rPr>
-          <w:lang w:val="pt-BR" w:eastAsia="pt-PT"/>
-        </w:rPr>
-        <w:t xml:space="preserve"> </w:t>
-      </w:r>
-      <w:r>
-        <w:rPr>
-          <w:lang w:val="pt-BR" w:eastAsia="pt-PT"/>
-        </w:rPr>
-        <w:t>mostra como o código da aplicação está organizado, assim como as dependências de inclusão existentes entre cada um.</w:t>
+        <w:t>de modelo representa as principais entidades do domínio da aplicação e a forma como se relacionam entre si.</w:t>
       </w:r>
     </w:p>
     <w:p>
       <w:pPr>
-        <w:keepNext/>
+        <w:rPr>
+          <w:lang w:val="pt-BR" w:eastAsia="pt-PT"/>
+        </w:rPr>
+      </w:pPr>
+    </w:p>
+    <w:p>
+      <w:pPr>
+        <w:pStyle w:val="p1a"/>
         <w:jc w:val="center"/>
-      </w:pPr>
-      <w:r>
-        <w:rPr>
-          <w:noProof/>
+        <w:rPr>
           <w:lang w:val="pt-BR" w:eastAsia="pt-PT"/>
         </w:rPr>
-        <w:pict w14:anchorId="215FB8A3">
-          <v:shape id="_x0000_i1030" type="#_x0000_t75" style="width:322.2pt;height:138pt;visibility:visible">
+      </w:pPr>
+      <w:r>
+        <w:rPr>
+          <w:lang w:val="pt-BR"/>
+        </w:rPr>
+        <w:pict w14:anchorId="703AFE75">
+          <v:shape id="_x0000_i1029" type="#_x0000_t75" style="width:234pt;height:411pt;visibility:visible">
             <v:imagedata r:id="rId13" o:title=""/>
           </v:shape>
         </w:pict>
@@ -8025,35 +8058,33 @@
           <w:lang w:val="pt-BR"/>
         </w:rPr>
       </w:pPr>
-      <w:bookmarkStart w:id="4" w:name="_Ref232178039"/>
-      <w:r>
-        <w:t xml:space="preserve">Fig. </w:t>
-      </w:r>
-      <w:r>
-        <w:fldChar w:fldCharType="begin"/>
-      </w:r>
-      <w:r>
-        <w:instrText xml:space="preserve"> SEQ Fig. \* ARABIC </w:instrText>
-      </w:r>
-      <w:r>
-        <w:fldChar w:fldCharType="separate"/>
-      </w:r>
-      <w:r>
-        <w:rPr>
-          <w:noProof/>
-        </w:rPr>
-        <w:t>5</w:t>
-      </w:r>
-      <w:r>
-        <w:fldChar w:fldCharType="end"/>
+      <w:bookmarkStart w:id="4" w:name="_Ref232178308"/>
+      <w:r>
+        <w:rPr>
+          <w:lang w:val="pt-BR"/>
+        </w:rPr>
+        <w:t>Fig.</w:t>
       </w:r>
       <w:bookmarkEnd w:id="4"/>
+      <w:r>
+        <w:rPr>
+          <w:lang w:val="pt-BR"/>
+        </w:rPr>
+        <w:t xml:space="preserve"> 5</w:t>
+      </w:r>
+      <w:r>
+        <w:rPr>
+          <w:lang w:val="pt-BR"/>
+        </w:rPr>
+        <w:t xml:space="preserve">. </w:t>
+      </w:r>
       <w:r>
         <w:rPr>
           <w:b w:val="0"/>
           <w:bCs/>
-        </w:rPr>
-        <w:t>. Organização do código da aplicação</w:t>
+          <w:lang w:val="pt-BR"/>
+        </w:rPr>
+        <w:t>Diagrama de classes de modelo que serão utilizadas na aplicação</w:t>
       </w:r>
     </w:p>
     <w:p>
@@ -8067,12 +8098,6 @@
         <w:rPr>
           <w:lang w:val="pt-BR" w:eastAsia="pt-PT"/>
         </w:rPr>
-        <w:br w:type="page"/>
-      </w:r>
-      <w:r>
-        <w:rPr>
-          <w:lang w:val="pt-BR" w:eastAsia="pt-PT"/>
-        </w:rPr>
         <w:lastRenderedPageBreak/>
         <w:t>9</w:t>
       </w:r>
@@ -8086,7 +8111,7 @@
         <w:rPr>
           <w:lang w:val="pt-BR" w:eastAsia="pt-PT"/>
         </w:rPr>
-        <w:t>Diagrama de Classes de Modelo</w:t>
+        <w:t>Diagrama de Classes de Exceções</w:t>
       </w:r>
     </w:p>
     <w:p>
@@ -8100,73 +8125,24 @@
         <w:rPr>
           <w:lang w:val="pt-BR" w:eastAsia="pt-PT"/>
         </w:rPr>
-        <w:t xml:space="preserve">O diagrama de classes </w:t>
+        <w:t>Para o tratamento de erros e a validação de dados, foram definidas três classes de exceções personalizadas: DuplicatedDataException, InvalidDataException e NoDataException. Estas derivam da classe std::exception O diagrama seguinte (</w:t>
       </w:r>
       <w:r>
         <w:rPr>
           <w:lang w:val="pt-BR" w:eastAsia="pt-PT"/>
         </w:rPr>
-        <w:t>(</w:t>
+        <w:t>Fig. 6</w:t>
       </w:r>
       <w:r>
         <w:rPr>
           <w:lang w:val="pt-BR" w:eastAsia="pt-PT"/>
         </w:rPr>
-        <w:fldChar w:fldCharType="begin"/>
-      </w:r>
-      <w:r>
-        <w:rPr>
-          <w:lang w:val="pt-BR" w:eastAsia="pt-PT"/>
-        </w:rPr>
-        <w:instrText xml:space="preserve"> REF _Ref232178308 \h </w:instrText>
-      </w:r>
-      <w:r>
-        <w:rPr>
-          <w:lang w:val="pt-BR" w:eastAsia="pt-PT"/>
-        </w:rPr>
-        <w:instrText xml:space="preserve"> \* MERGEFORMAT </w:instrText>
-      </w:r>
-      <w:r>
-        <w:rPr>
-          <w:lang w:val="pt-BR" w:eastAsia="pt-PT"/>
-        </w:rPr>
-      </w:r>
-      <w:r>
-        <w:rPr>
-          <w:lang w:val="pt-BR" w:eastAsia="pt-PT"/>
-        </w:rPr>
-        <w:fldChar w:fldCharType="separate"/>
-      </w:r>
-      <w:r>
-        <w:t xml:space="preserve">Fig. </w:t>
-      </w:r>
-      <w:r>
-        <w:rPr>
-          <w:noProof/>
-        </w:rPr>
-        <w:t>6</w:t>
-      </w:r>
-      <w:r>
-        <w:rPr>
-          <w:lang w:val="pt-BR" w:eastAsia="pt-PT"/>
-        </w:rPr>
-        <w:fldChar w:fldCharType="end"/>
-      </w:r>
-      <w:r>
-        <w:rPr>
-          <w:lang w:val="pt-BR" w:eastAsia="pt-PT"/>
-        </w:rPr>
-        <w:t>)</w:t>
-      </w:r>
-      <w:r>
-        <w:rPr>
-          <w:lang w:val="pt-BR" w:eastAsia="pt-PT"/>
-        </w:rPr>
-        <w:t>de modelo representa as principais entidades do domínio da aplicação e a forma como se relacionam entre si.</w:t>
+        <w:t>) apresenta estas classes, bem como os respetivos atributos e métodos.</w:t>
       </w:r>
     </w:p>
     <w:p>
       <w:pPr>
+        <w:pStyle w:val="p1a"/>
         <w:rPr>
           <w:lang w:val="pt-BR" w:eastAsia="pt-PT"/>
         </w:rPr>
@@ -8175,14 +8151,18 @@
     <w:p>
       <w:pPr>
         <w:pStyle w:val="p1a"/>
-        <w:jc w:val="center"/>
-        <w:rPr>
+        <w:keepNext/>
+        <w:rPr>
+          <w:lang w:val="pt-BR"/>
+        </w:rPr>
+      </w:pPr>
+      <w:r>
+        <w:rPr>
+          <w:noProof/>
           <w:lang w:val="pt-BR" w:eastAsia="pt-PT"/>
         </w:rPr>
-      </w:pPr>
-      <w:r>
-        <w:pict w14:anchorId="703AFE75">
-          <v:shape id="_x0000_i1031" type="#_x0000_t75" style="width:234pt;height:411pt;visibility:visible">
+        <w:pict w14:anchorId="2240C604">
+          <v:shape id="_x0000_i1030" type="#_x0000_t75" style="width:346.2pt;height:139.2pt;visibility:visible">
             <v:imagedata r:id="rId14" o:title=""/>
           </v:shape>
         </w:pict>
@@ -8194,41 +8174,30 @@
         <w:rPr>
           <w:b w:val="0"/>
           <w:bCs/>
-          <w:lang w:val="pt-BR"/>
-        </w:rPr>
-      </w:pPr>
-      <w:bookmarkStart w:id="5" w:name="_Ref232178308"/>
-      <w:r>
-        <w:t xml:space="preserve">Fig. </w:t>
-      </w:r>
-      <w:r>
-        <w:fldChar w:fldCharType="begin"/>
-      </w:r>
-      <w:r>
-        <w:instrText xml:space="preserve"> SEQ Fig. \* ARABIC </w:instrText>
-      </w:r>
-      <w:r>
-        <w:fldChar w:fldCharType="separate"/>
-      </w:r>
-      <w:r>
-        <w:rPr>
-          <w:noProof/>
-        </w:rPr>
-        <w:t>6</w:t>
-      </w:r>
-      <w:r>
-        <w:fldChar w:fldCharType="end"/>
+          <w:lang w:val="pt-BR" w:eastAsia="pt-PT"/>
+        </w:rPr>
+      </w:pPr>
+      <w:bookmarkStart w:id="5" w:name="_Ref232178690"/>
+      <w:r>
+        <w:rPr>
+          <w:lang w:val="pt-BR"/>
+        </w:rPr>
+        <w:t>Fig.</w:t>
       </w:r>
       <w:bookmarkEnd w:id="5"/>
       <w:r>
-        <w:t xml:space="preserve">. </w:t>
+        <w:rPr>
+          <w:lang w:val="pt-BR"/>
+        </w:rPr>
+        <w:t xml:space="preserve"> 6</w:t>
       </w:r>
       <w:r>
         <w:rPr>
           <w:b w:val="0"/>
           <w:bCs/>
-        </w:rPr>
-        <w:t>Diagrama de classes de modelo que serão utilizadas na aplicação</w:t>
+          <w:lang w:val="pt-BR"/>
+        </w:rPr>
+        <w:t>. Diagrama de classes de exceções que serão utilizadas na aplicação</w:t>
       </w:r>
     </w:p>
     <w:p>
@@ -8242,20 +8211,13 @@
         <w:rPr>
           <w:lang w:val="pt-BR" w:eastAsia="pt-PT"/>
         </w:rPr>
-        <w:lastRenderedPageBreak/>
         <w:t>10</w:t>
       </w:r>
       <w:r>
         <w:rPr>
           <w:lang w:val="pt-BR" w:eastAsia="pt-PT"/>
         </w:rPr>
-        <w:t xml:space="preserve">   </w:t>
-      </w:r>
-      <w:r>
-        <w:rPr>
-          <w:lang w:val="pt-BR" w:eastAsia="pt-PT"/>
-        </w:rPr>
-        <w:t>Diagrama de Classes de Exceções</w:t>
+        <w:t xml:space="preserve">   Interface de Usuário</w:t>
       </w:r>
     </w:p>
     <w:p>
@@ -8269,25 +8231,25 @@
         <w:rPr>
           <w:lang w:val="pt-BR" w:eastAsia="pt-PT"/>
         </w:rPr>
-        <w:t>Para o tratamento de erros e a validação de dados, foram definidas três classes de exceções personalizadas</w:t>
+        <w:t>A interface de usuário</w:t>
       </w:r>
       <w:r>
         <w:rPr>
           <w:lang w:val="pt-BR" w:eastAsia="pt-PT"/>
         </w:rPr>
-        <w:t>:</w:t>
+        <w:t xml:space="preserve"> (</w:t>
       </w:r>
       <w:r>
         <w:rPr>
           <w:lang w:val="pt-BR" w:eastAsia="pt-PT"/>
         </w:rPr>
-        <w:t xml:space="preserve"> DuplicatedDataException, InvalidDataException e NoDataException</w:t>
+        <w:t>Fig. 7</w:t>
       </w:r>
       <w:r>
         <w:rPr>
           <w:lang w:val="pt-BR" w:eastAsia="pt-PT"/>
         </w:rPr>
-        <w:t>.</w:t>
+        <w:t>)</w:t>
       </w:r>
       <w:r>
         <w:rPr>
@@ -8299,109 +8261,44 @@
         <w:rPr>
           <w:lang w:val="pt-BR" w:eastAsia="pt-PT"/>
         </w:rPr>
-        <w:t>Estas</w:t>
+        <w:t xml:space="preserve">mostra o </w:t>
       </w:r>
       <w:r>
         <w:rPr>
           <w:lang w:val="pt-BR" w:eastAsia="pt-PT"/>
         </w:rPr>
-        <w:t xml:space="preserve"> derivam da classe std::exception O diagrama seguinte</w:t>
+        <w:t>funcionamento</w:t>
       </w:r>
       <w:r>
         <w:rPr>
           <w:lang w:val="pt-BR" w:eastAsia="pt-PT"/>
         </w:rPr>
-        <w:t xml:space="preserve"> </w:t>
+        <w:t xml:space="preserve"> da aplicação do ponto de vista do usuário, isto é, a estrutura das interfaces pelas quais o utilizador irá navegar para </w:t>
       </w:r>
       <w:r>
         <w:rPr>
           <w:lang w:val="pt-BR" w:eastAsia="pt-PT"/>
         </w:rPr>
-        <w:t>(</w:t>
-      </w:r>
-      <w:r>
-        <w:rPr>
-          <w:lang w:val="pt-BR" w:eastAsia="pt-PT"/>
-        </w:rPr>
-        <w:fldChar w:fldCharType="begin"/>
-      </w:r>
-      <w:r>
-        <w:rPr>
-          <w:lang w:val="pt-BR" w:eastAsia="pt-PT"/>
-        </w:rPr>
-        <w:instrText xml:space="preserve"> REF _Ref232178690 \h </w:instrText>
-      </w:r>
-      <w:r>
-        <w:rPr>
-          <w:lang w:val="pt-BR" w:eastAsia="pt-PT"/>
-        </w:rPr>
-        <w:instrText xml:space="preserve"> \* MERGEFORMAT </w:instrText>
-      </w:r>
-      <w:r>
-        <w:rPr>
-          <w:lang w:val="pt-BR" w:eastAsia="pt-PT"/>
-        </w:rPr>
-      </w:r>
-      <w:r>
-        <w:rPr>
-          <w:lang w:val="pt-BR" w:eastAsia="pt-PT"/>
-        </w:rPr>
-        <w:fldChar w:fldCharType="separate"/>
-      </w:r>
-      <w:r>
-        <w:t xml:space="preserve">Fig. </w:t>
-      </w:r>
-      <w:r>
-        <w:rPr>
-          <w:noProof/>
-        </w:rPr>
-        <w:t>7</w:t>
-      </w:r>
-      <w:r>
-        <w:rPr>
-          <w:lang w:val="pt-BR" w:eastAsia="pt-PT"/>
-        </w:rPr>
-        <w:fldChar w:fldCharType="end"/>
-      </w:r>
-      <w:r>
-        <w:rPr>
-          <w:lang w:val="pt-BR" w:eastAsia="pt-PT"/>
-        </w:rPr>
-        <w:t>)</w:t>
-      </w:r>
-      <w:r>
-        <w:rPr>
-          <w:lang w:val="pt-BR" w:eastAsia="pt-PT"/>
-        </w:rPr>
-        <w:t xml:space="preserve"> </w:t>
-      </w:r>
-      <w:r>
-        <w:rPr>
-          <w:lang w:val="pt-BR" w:eastAsia="pt-PT"/>
-        </w:rPr>
-        <w:t>apresenta estas classes, bem como os respetivos atributos e métodos.</w:t>
+        <w:t>aceder aos diferentes menus do sistema: menu de login, menu principal, novo jogo, dificuldade, posicionamento dos navios, tipo de ranking, estatísticas e ajuda e regras, e especificando as opções disponíveis em cada menu.</w:t>
       </w:r>
     </w:p>
     <w:p>
       <w:pPr>
         <w:pStyle w:val="p1a"/>
-        <w:rPr>
-          <w:lang w:val="pt-BR" w:eastAsia="pt-PT"/>
-        </w:rPr>
-      </w:pPr>
-    </w:p>
-    <w:p>
-      <w:pPr>
-        <w:pStyle w:val="p1a"/>
         <w:keepNext/>
+        <w:jc w:val="center"/>
+        <w:rPr>
+          <w:lang w:val="pt-BR"/>
+        </w:rPr>
       </w:pPr>
       <w:r>
         <w:rPr>
           <w:noProof/>
           <w:lang w:val="pt-BR" w:eastAsia="pt-PT"/>
         </w:rPr>
-        <w:pict w14:anchorId="2240C604">
-          <v:shape id="_x0000_i1032" type="#_x0000_t75" style="width:346.2pt;height:139.2pt;visibility:visible">
+        <w:lastRenderedPageBreak/>
+        <w:pict w14:anchorId="29F95681">
+          <v:shape id="_x0000_i1031" type="#_x0000_t75" style="width:334.8pt;height:271.8pt;visibility:visible">
             <v:imagedata r:id="rId15" o:title=""/>
           </v:shape>
         </w:pict>
@@ -8413,269 +8310,135 @@
         <w:rPr>
           <w:b w:val="0"/>
           <w:bCs/>
-          <w:lang w:val="pt-BR" w:eastAsia="pt-PT"/>
-        </w:rPr>
-      </w:pPr>
-      <w:bookmarkStart w:id="6" w:name="_Ref232178690"/>
-      <w:r>
-        <w:t xml:space="preserve">Fig. </w:t>
-      </w:r>
-      <w:r>
-        <w:fldChar w:fldCharType="begin"/>
-      </w:r>
-      <w:r>
-        <w:instrText xml:space="preserve"> SEQ Fig. \* ARABIC </w:instrText>
-      </w:r>
-      <w:r>
-        <w:fldChar w:fldCharType="separate"/>
-      </w:r>
-      <w:r>
-        <w:rPr>
-          <w:noProof/>
-        </w:rPr>
-        <w:t>7</w:t>
-      </w:r>
-      <w:r>
-        <w:fldChar w:fldCharType="end"/>
+          <w:lang w:val="pt-BR"/>
+        </w:rPr>
+      </w:pPr>
+      <w:bookmarkStart w:id="6" w:name="_Ref232179583"/>
+      <w:r>
+        <w:rPr>
+          <w:lang w:val="pt-BR"/>
+        </w:rPr>
+        <w:t>Fig.</w:t>
       </w:r>
       <w:bookmarkEnd w:id="6"/>
+      <w:r>
+        <w:rPr>
+          <w:lang w:val="pt-BR"/>
+        </w:rPr>
+        <w:t xml:space="preserve"> 7</w:t>
+      </w:r>
+      <w:r>
+        <w:rPr>
+          <w:lang w:val="pt-BR"/>
+        </w:rPr>
+        <w:t xml:space="preserve">. </w:t>
+      </w:r>
       <w:r>
         <w:rPr>
           <w:b w:val="0"/>
           <w:bCs/>
-        </w:rPr>
-        <w:t>. Diagrama de classes de exceções que serão utilizadas na aplicação</w:t>
+          <w:lang w:val="pt-BR"/>
+        </w:rPr>
+        <w:t>Interface de usuário da aplicação</w:t>
       </w:r>
     </w:p>
     <w:p>
       <w:pPr>
-        <w:pStyle w:val="heading1"/>
-        <w:rPr>
-          <w:lang w:val="pt-BR" w:eastAsia="pt-PT"/>
-        </w:rPr>
-      </w:pPr>
-      <w:r>
-        <w:rPr>
-          <w:lang w:val="pt-BR" w:eastAsia="pt-PT"/>
-        </w:rPr>
-        <w:t>11   Interface de Usuário</w:t>
-      </w:r>
+        <w:rPr>
+          <w:bCs/>
+          <w:lang w:val="pt-BR"/>
+        </w:rPr>
+      </w:pPr>
     </w:p>
     <w:p>
       <w:pPr>
-        <w:pStyle w:val="p1a"/>
-        <w:rPr>
-          <w:lang w:val="pt-BR" w:eastAsia="pt-PT"/>
-        </w:rPr>
-      </w:pPr>
-      <w:r>
-        <w:rPr>
-          <w:lang w:val="pt-BR" w:eastAsia="pt-PT"/>
-        </w:rPr>
-        <w:t>A interface de usuário</w:t>
-      </w:r>
-      <w:r>
-        <w:rPr>
-          <w:lang w:val="pt-BR" w:eastAsia="pt-PT"/>
-        </w:rPr>
-        <w:t xml:space="preserve"> (</w:t>
-      </w:r>
-      <w:r>
-        <w:rPr>
-          <w:lang w:val="pt-BR" w:eastAsia="pt-PT"/>
-        </w:rPr>
-        <w:fldChar w:fldCharType="begin"/>
-      </w:r>
-      <w:r>
-        <w:rPr>
-          <w:lang w:val="pt-BR" w:eastAsia="pt-PT"/>
-        </w:rPr>
-        <w:instrText xml:space="preserve"> REF _Ref232179583 \h </w:instrText>
-      </w:r>
-      <w:r>
-        <w:rPr>
-          <w:lang w:val="pt-BR" w:eastAsia="pt-PT"/>
-        </w:rPr>
-      </w:r>
-      <w:r>
-        <w:rPr>
-          <w:lang w:val="pt-BR" w:eastAsia="pt-PT"/>
-        </w:rPr>
-        <w:fldChar w:fldCharType="separate"/>
-      </w:r>
-      <w:r>
-        <w:t xml:space="preserve">Fig. </w:t>
-      </w:r>
-      <w:r>
-        <w:rPr>
-          <w:noProof/>
-        </w:rPr>
-        <w:t>8</w:t>
-      </w:r>
-      <w:r>
-        <w:rPr>
-          <w:lang w:val="pt-BR" w:eastAsia="pt-PT"/>
-        </w:rPr>
-        <w:fldChar w:fldCharType="end"/>
-      </w:r>
-      <w:r>
-        <w:rPr>
-          <w:lang w:val="pt-BR" w:eastAsia="pt-PT"/>
-        </w:rPr>
-        <w:t>)</w:t>
-      </w:r>
-      <w:r>
-        <w:rPr>
-          <w:lang w:val="pt-BR" w:eastAsia="pt-PT"/>
-        </w:rPr>
-        <w:t xml:space="preserve"> </w:t>
-      </w:r>
-      <w:r>
-        <w:rPr>
-          <w:lang w:val="pt-BR" w:eastAsia="pt-PT"/>
-        </w:rPr>
-        <w:t xml:space="preserve">mostra o funciomaneto da aplicação do ponto de vista do usuário, isto é, a estrutura das interfaces pelas quais o utilizador irá navegar para </w:t>
-      </w:r>
-      <w:r>
-        <w:rPr>
-          <w:lang w:val="pt-BR" w:eastAsia="pt-PT"/>
-        </w:rPr>
-        <w:t xml:space="preserve">aceder aos </w:t>
-      </w:r>
-      <w:r>
-        <w:rPr>
-          <w:lang w:val="pt-BR" w:eastAsia="pt-PT"/>
-        </w:rPr>
-        <w:t>diferentes menus do sistema</w:t>
-      </w:r>
-      <w:r>
-        <w:rPr>
-          <w:lang w:val="pt-BR" w:eastAsia="pt-PT"/>
-        </w:rPr>
-        <w:t>:</w:t>
-      </w:r>
-      <w:r>
-        <w:rPr>
-          <w:lang w:val="pt-BR" w:eastAsia="pt-PT"/>
-        </w:rPr>
-        <w:t xml:space="preserve"> menu de login, menu principal, novo jogo, dificuldade, posicionamento dos navios, tipo de ranking, estatísticas e ajuda e regras</w:t>
-      </w:r>
-      <w:r>
-        <w:rPr>
-          <w:lang w:val="pt-BR" w:eastAsia="pt-PT"/>
-        </w:rPr>
-        <w:t>,</w:t>
-      </w:r>
-      <w:r>
-        <w:rPr>
-          <w:lang w:val="pt-BR" w:eastAsia="pt-PT"/>
-        </w:rPr>
-        <w:t xml:space="preserve"> </w:t>
-      </w:r>
-      <w:r>
-        <w:rPr>
-          <w:lang w:val="pt-BR" w:eastAsia="pt-PT"/>
-        </w:rPr>
-        <w:t xml:space="preserve">e </w:t>
-      </w:r>
-      <w:r>
-        <w:rPr>
-          <w:lang w:val="pt-BR" w:eastAsia="pt-PT"/>
-        </w:rPr>
-        <w:t xml:space="preserve">especificando as opções disponíveis em cada </w:t>
-      </w:r>
-      <w:r>
-        <w:rPr>
-          <w:lang w:val="pt-BR" w:eastAsia="pt-PT"/>
-        </w:rPr>
-        <w:t>menu.</w:t>
-      </w:r>
+        <w:pStyle w:val="Legenda"/>
+        <w:jc w:val="left"/>
+        <w:rPr>
+          <w:lang w:val="pt-BR"/>
+        </w:rPr>
+      </w:pPr>
     </w:p>
     <w:p>
       <w:pPr>
-        <w:pStyle w:val="p1a"/>
-        <w:keepNext/>
-        <w:jc w:val="center"/>
-      </w:pPr>
-      <w:r>
-        <w:rPr>
-          <w:noProof/>
-          <w:lang w:val="pt-BR" w:eastAsia="pt-PT"/>
-        </w:rPr>
-        <w:lastRenderedPageBreak/>
-        <w:pict w14:anchorId="29F95681">
-          <v:shape id="_x0000_i1033" type="#_x0000_t75" style="width:334.8pt;height:271.8pt;visibility:visible">
-            <v:imagedata r:id="rId16" o:title=""/>
-          </v:shape>
-        </w:pict>
+        <w:pStyle w:val="Legenda"/>
+        <w:jc w:val="left"/>
+        <w:rPr>
+          <w:sz w:val="24"/>
+          <w:szCs w:val="24"/>
+          <w:lang w:val="pt-BR"/>
+        </w:rPr>
+      </w:pPr>
+      <w:r>
+        <w:rPr>
+          <w:lang w:val="pt-BR"/>
+        </w:rPr>
+        <w:br/>
+      </w:r>
+      <w:r>
+        <w:rPr>
+          <w:sz w:val="24"/>
+          <w:szCs w:val="24"/>
+          <w:lang w:val="pt-BR"/>
+        </w:rPr>
+        <w:t>11</w:t>
+      </w:r>
+      <w:r>
+        <w:rPr>
+          <w:sz w:val="24"/>
+          <w:szCs w:val="24"/>
+          <w:lang w:val="pt-BR"/>
+        </w:rPr>
+        <w:t xml:space="preserve">   Testes</w:t>
       </w:r>
     </w:p>
     <w:p>
       <w:pPr>
-        <w:pStyle w:val="Legenda"/>
-        <w:rPr>
-          <w:b w:val="0"/>
-          <w:bCs/>
-        </w:rPr>
-      </w:pPr>
-      <w:bookmarkStart w:id="7" w:name="_Ref232179583"/>
-      <w:r>
-        <w:t xml:space="preserve">Fig. </w:t>
-      </w:r>
-      <w:r>
-        <w:fldChar w:fldCharType="begin"/>
-      </w:r>
-      <w:r>
-        <w:instrText xml:space="preserve"> SEQ Fig. \* ARABIC </w:instrText>
-      </w:r>
-      <w:r>
-        <w:fldChar w:fldCharType="separate"/>
-      </w:r>
-      <w:r>
-        <w:rPr>
-          <w:noProof/>
-        </w:rPr>
-        <w:t>8</w:t>
-      </w:r>
-      <w:r>
-        <w:fldChar w:fldCharType="end"/>
-      </w:r>
-      <w:bookmarkEnd w:id="7"/>
-      <w:r>
-        <w:t xml:space="preserve">. </w:t>
-      </w:r>
-      <w:r>
-        <w:rPr>
-          <w:b w:val="0"/>
-          <w:bCs/>
-        </w:rPr>
-        <w:t>Interface de usuário da aplicação</w:t>
+        <w:rPr>
+          <w:lang w:val="pt-BR"/>
+        </w:rPr>
+      </w:pPr>
+      <w:r>
+        <w:rPr>
+          <w:lang w:val="pt-BR"/>
+        </w:rPr>
+        <w:br/>
+      </w:r>
+      <w:r>
+        <w:rPr>
+          <w:lang w:val="pt-BR"/>
+        </w:rPr>
+        <w:br/>
+        <w:t>Para garantir o correto funcionamento das classes</w:t>
+      </w:r>
+      <w:r>
+        <w:rPr>
+          <w:lang w:val="pt-BR"/>
+        </w:rPr>
+        <w:t xml:space="preserve">, </w:t>
+      </w:r>
+      <w:r>
+        <w:rPr>
+          <w:lang w:val="pt-BR"/>
+        </w:rPr>
+        <w:t xml:space="preserve">foram realizados testes unitários utilizando a framework Goodle C++ Testing Framework. Os testes feitos, cobrem </w:t>
+      </w:r>
+      <w:r>
+        <w:rPr>
+          <w:lang w:val="pt-BR"/>
+        </w:rPr>
+        <w:t>construtores</w:t>
+      </w:r>
+      <w:r>
+        <w:rPr>
+          <w:lang w:val="pt-BR"/>
+        </w:rPr>
+        <w:t>, funções e operadores de cada classe presente no projeto.</w:t>
       </w:r>
     </w:p>
     <w:p>
       <w:pPr>
         <w:rPr>
-          <w:bCs/>
-          <w:lang w:val="pt-BR"/>
-        </w:rPr>
-      </w:pPr>
-    </w:p>
-    <w:p>
-      <w:pPr>
-        <w:pStyle w:val="Legenda"/>
-        <w:jc w:val="left"/>
-        <w:rPr>
-          <w:lang w:val="pt-BR"/>
-        </w:rPr>
-      </w:pPr>
-    </w:p>
-    <w:p>
-      <w:pPr>
-        <w:pStyle w:val="Legenda"/>
-        <w:jc w:val="left"/>
-        <w:rPr>
-          <w:sz w:val="24"/>
-          <w:szCs w:val="24"/>
           <w:lang w:val="pt-BR"/>
         </w:rPr>
       </w:pPr>
@@ -8684,65 +8447,24 @@
           <w:lang w:val="pt-BR"/>
         </w:rPr>
         <w:br/>
-      </w:r>
-      <w:r>
-        <w:rPr>
-          <w:sz w:val="24"/>
-          <w:szCs w:val="24"/>
-          <w:lang w:val="pt-BR"/>
-        </w:rPr>
-        <w:t>12   Testes</w:t>
-      </w:r>
-    </w:p>
-    <w:p>
-      <w:pPr>
-        <w:rPr>
-          <w:lang w:val="pt-BR"/>
-        </w:rPr>
-      </w:pPr>
-      <w:r>
-        <w:rPr>
-          <w:lang w:val="pt-BR"/>
-        </w:rPr>
-        <w:br/>
-      </w:r>
-      <w:r>
-        <w:rPr>
-          <w:lang w:val="pt-BR"/>
-        </w:rPr>
-        <w:br/>
-        <w:t>Para garantir o correto funcionamento das classes</w:t>
-      </w:r>
-      <w:r>
-        <w:rPr>
-          <w:lang w:val="pt-BR"/>
-        </w:rPr>
-        <w:t xml:space="preserve">, </w:t>
-      </w:r>
-      <w:r>
-        <w:rPr>
-          <w:lang w:val="pt-BR"/>
-        </w:rPr>
-        <w:t>foram realizados testes unitários utilizando a framework Goodle C++ Testing Framework. Os testes feitos, cobrem contrutores, funções e operadores de cada classe presente no projeto.</w:t>
-      </w:r>
-    </w:p>
-    <w:p>
-      <w:r>
-        <w:rPr>
-          <w:lang w:val="pt-BR"/>
-        </w:rPr>
-        <w:br/>
-      </w:r>
-      <w:r>
         <w:t>Segue-se um exemplo de teste</w:t>
       </w:r>
       <w:r>
+        <w:rPr>
+          <w:lang w:val="pt-BR"/>
+        </w:rPr>
         <w:t xml:space="preserve"> realizado</w:t>
       </w:r>
       <w:r>
+        <w:rPr>
+          <w:lang w:val="pt-BR"/>
+        </w:rPr>
         <w:t xml:space="preserve"> </w:t>
       </w:r>
       <w:r>
+        <w:rPr>
+          <w:lang w:val="pt-BR"/>
+        </w:rPr>
         <w:t>de cada classe.</w:t>
       </w:r>
     </w:p>
@@ -8754,11 +8476,13 @@
           <w:b w:val="0"/>
           <w:bCs/>
           <w:sz w:val="20"/>
+          <w:lang w:val="pt-BR"/>
         </w:rPr>
       </w:pPr>
       <w:r>
         <w:rPr>
           <w:sz w:val="20"/>
+          <w:lang w:val="pt-BR"/>
         </w:rPr>
         <w:br/>
         <w:t>Exemplo de teste para a classe Player:</w:t>
@@ -8768,6 +8492,7 @@
           <w:b w:val="0"/>
           <w:bCs/>
           <w:sz w:val="20"/>
+          <w:lang w:val="pt-BR"/>
         </w:rPr>
         <w:br/>
       </w:r>
@@ -8776,6 +8501,7 @@
           <w:b w:val="0"/>
           <w:bCs/>
           <w:sz w:val="20"/>
+          <w:lang w:val="pt-BR"/>
         </w:rPr>
         <w:br/>
       </w:r>
@@ -8785,6 +8511,7 @@
           <w:bCs/>
           <w:sz w:val="20"/>
           <w:szCs w:val="22"/>
+          <w:lang w:val="pt-BR"/>
         </w:rPr>
         <w:t>Este teste verifica que o construtor da classe Player lança uma InvalidDataException quando o nickname introduzido pelo jogador, tem menos de 3 caracteres. Com isto, este teste assegura que a validação do nickname está corretamente implementada no projeto.</w:t>
       </w:r>
@@ -8793,6 +8520,7 @@
           <w:b w:val="0"/>
           <w:bCs/>
           <w:sz w:val="20"/>
+          <w:lang w:val="pt-BR"/>
         </w:rPr>
         <w:br/>
       </w:r>
@@ -8804,6 +8532,7 @@
         <w:rPr>
           <w:b w:val="0"/>
           <w:bCs/>
+          <w:lang w:val="pt-BR"/>
         </w:rPr>
       </w:pPr>
       <w:r>
@@ -8811,6 +8540,7 @@
           <w:b w:val="0"/>
           <w:bCs/>
           <w:sz w:val="20"/>
+          <w:lang w:val="pt-BR"/>
         </w:rPr>
         <w:lastRenderedPageBreak/>
         <w:br/>
@@ -8820,10 +8550,11 @@
           <w:b w:val="0"/>
           <w:noProof/>
           <w:sz w:val="20"/>
+          <w:lang w:val="pt-BR"/>
         </w:rPr>
         <w:pict w14:anchorId="5D785E8A">
-          <v:shape id="_x0000_i1034" type="#_x0000_t75" style="width:343.2pt;height:162pt;visibility:visible">
-            <v:imagedata r:id="rId17" o:title=""/>
+          <v:shape id="_x0000_i1032" type="#_x0000_t75" style="width:343.2pt;height:162pt;visibility:visible">
+            <v:imagedata r:id="rId16" o:title=""/>
           </v:shape>
         </w:pict>
       </w:r>
@@ -8832,19 +8563,27 @@
           <w:b w:val="0"/>
           <w:bCs/>
           <w:sz w:val="20"/>
+          <w:lang w:val="pt-BR"/>
         </w:rPr>
         <w:br/>
       </w:r>
       <w:r>
-        <w:t xml:space="preserve">                   Fig. 9</w:t>
-      </w:r>
-      <w:r>
+        <w:rPr>
+          <w:lang w:val="pt-BR"/>
+        </w:rPr>
+        <w:t xml:space="preserve">                   Fig. 8</w:t>
+      </w:r>
+      <w:r>
+        <w:rPr>
+          <w:lang w:val="pt-BR"/>
+        </w:rPr>
         <w:t xml:space="preserve">. </w:t>
       </w:r>
       <w:r>
         <w:rPr>
           <w:b w:val="0"/>
           <w:bCs/>
+          <w:lang w:val="pt-BR"/>
         </w:rPr>
         <w:t>Teste unitário da classe Player – validação do nickname</w:t>
       </w:r>
@@ -8866,6 +8605,7 @@
           <w:b w:val="0"/>
           <w:bCs/>
           <w:sz w:val="20"/>
+          <w:lang w:val="pt-BR"/>
         </w:rPr>
       </w:pPr>
       <w:r>
@@ -8877,30 +8617,21 @@
       <w:r>
         <w:rPr>
           <w:sz w:val="20"/>
-        </w:rPr>
-        <w:t xml:space="preserve">Exemplo de teste para a classe </w:t>
+          <w:lang w:val="pt-BR"/>
+        </w:rPr>
+        <w:t>Exemplo de teste para a classe Ship:</w:t>
       </w:r>
       <w:r>
         <w:rPr>
           <w:sz w:val="20"/>
-        </w:rPr>
-        <w:t>Ship</w:t>
+          <w:lang w:val="pt-BR"/>
+        </w:rPr>
+        <w:br/>
       </w:r>
       <w:r>
         <w:rPr>
           <w:sz w:val="20"/>
-        </w:rPr>
-        <w:t>:</w:t>
-      </w:r>
-      <w:r>
-        <w:rPr>
-          <w:sz w:val="20"/>
-        </w:rPr>
-        <w:br/>
-      </w:r>
-      <w:r>
-        <w:rPr>
-          <w:sz w:val="20"/>
+          <w:lang w:val="pt-BR"/>
         </w:rPr>
         <w:br/>
       </w:r>
@@ -8910,6 +8641,7 @@
           <w:bCs/>
           <w:sz w:val="20"/>
           <w:szCs w:val="22"/>
+          <w:lang w:val="pt-BR"/>
         </w:rPr>
         <w:t>Este teste verifica que um navio é considerado afundado, após receber um número de hits igual ao seu tamanho. Neste caso, foram adicionados 2 hits, dado o tamanho da fragata.  Este teste comprova que o método isSunk() reflete o estado do navio ao longo da partida.</w:t>
       </w:r>
@@ -8927,6 +8659,7 @@
           <w:b w:val="0"/>
           <w:bCs/>
           <w:sz w:val="20"/>
+          <w:lang w:val="pt-BR"/>
         </w:rPr>
         <w:br/>
       </w:r>
@@ -8936,7 +8669,130 @@
           <w:lang w:val="pt-BR"/>
         </w:rPr>
         <w:pict w14:anchorId="6DCFBF81">
-          <v:shape id="_x0000_i1035" type="#_x0000_t75" style="width:346.2pt;height:103.2pt;visibility:visible">
+          <v:shape id="_x0000_i1033" type="#_x0000_t75" style="width:346.2pt;height:103.2pt;visibility:visible">
+            <v:imagedata r:id="rId17" o:title=""/>
+          </v:shape>
+        </w:pict>
+      </w:r>
+      <w:r>
+        <w:rPr>
+          <w:szCs w:val="18"/>
+          <w:lang w:val="pt-BR"/>
+        </w:rPr>
+        <w:t xml:space="preserve">                  Fig. </w:t>
+      </w:r>
+      <w:r>
+        <w:rPr>
+          <w:szCs w:val="18"/>
+          <w:lang w:val="pt-BR"/>
+        </w:rPr>
+        <w:t>9</w:t>
+      </w:r>
+      <w:r>
+        <w:rPr>
+          <w:szCs w:val="18"/>
+          <w:lang w:val="pt-BR"/>
+        </w:rPr>
+        <w:t xml:space="preserve">. </w:t>
+      </w:r>
+      <w:r>
+        <w:rPr>
+          <w:b w:val="0"/>
+          <w:bCs/>
+          <w:szCs w:val="18"/>
+          <w:lang w:val="pt-BR"/>
+        </w:rPr>
+        <w:t>Teste unitário da classe Ship – verificação de navio afundado</w:t>
+      </w:r>
+      <w:r>
+        <w:rPr>
+          <w:lang w:val="pt-BR"/>
+        </w:rPr>
+        <w:br/>
+      </w:r>
+    </w:p>
+    <w:p>
+      <w:pPr>
+        <w:pStyle w:val="Legenda"/>
+        <w:jc w:val="left"/>
+        <w:rPr>
+          <w:lang w:val="pt-BR"/>
+        </w:rPr>
+      </w:pPr>
+      <w:r>
+        <w:rPr>
+          <w:lang w:val="pt-BR"/>
+        </w:rPr>
+        <w:br/>
+      </w:r>
+      <w:r>
+        <w:rPr>
+          <w:sz w:val="20"/>
+          <w:lang w:val="pt-BR"/>
+        </w:rPr>
+        <w:t xml:space="preserve">Exemplo de teste para a classe </w:t>
+      </w:r>
+      <w:r>
+        <w:rPr>
+          <w:sz w:val="20"/>
+          <w:lang w:val="pt-BR"/>
+        </w:rPr>
+        <w:t>Board</w:t>
+      </w:r>
+      <w:r>
+        <w:rPr>
+          <w:sz w:val="20"/>
+          <w:lang w:val="pt-BR"/>
+        </w:rPr>
+        <w:t>:</w:t>
+      </w:r>
+      <w:r>
+        <w:rPr>
+          <w:sz w:val="20"/>
+          <w:lang w:val="pt-BR"/>
+        </w:rPr>
+        <w:br/>
+      </w:r>
+      <w:r>
+        <w:rPr>
+          <w:sz w:val="20"/>
+          <w:lang w:val="pt-BR"/>
+        </w:rPr>
+        <w:br/>
+      </w:r>
+      <w:r>
+        <w:rPr>
+          <w:b w:val="0"/>
+          <w:bCs/>
+          <w:sz w:val="20"/>
+          <w:lang w:val="pt-BR"/>
+        </w:rPr>
+        <w:t>Este teste verifica que ao efetuar um disparo numa célula ocupada por um navio, neste caso novamente uma fragata, o método registerShot() devolve “X” e atualiza o estado do tabuleiro. Isto garante que ao longo da partida, após cada jogada, o tabuleiro é atualizado de forma correta.</w:t>
+      </w:r>
+      <w:r>
+        <w:rPr>
+          <w:sz w:val="20"/>
+          <w:lang w:val="pt-BR"/>
+        </w:rPr>
+        <w:br/>
+      </w:r>
+      <w:r>
+        <w:rPr>
+          <w:noProof/>
+          <w:sz w:val="20"/>
+          <w:lang w:val="pt-BR"/>
+        </w:rPr>
+        <w:lastRenderedPageBreak/>
+        <w:br/>
+      </w:r>
+      <w:r>
+        <w:rPr>
+          <w:noProof/>
+          <w:sz w:val="20"/>
+          <w:lang w:val="pt-BR"/>
+        </w:rPr>
+        <w:pict w14:anchorId="55F29CDE">
+          <v:shape id="_x0000_i1034" type="#_x0000_t75" style="width:349.8pt;height:129.6pt;visibility:visible">
             <v:imagedata r:id="rId18" o:title=""/>
           </v:shape>
         </w:pict>
@@ -8944,30 +8800,21 @@
       <w:r>
         <w:rPr>
           <w:szCs w:val="18"/>
-        </w:rPr>
-        <w:t xml:space="preserve"> </w:t>
+          <w:lang w:val="pt-BR"/>
+        </w:rPr>
+        <w:t xml:space="preserve">                    Fig. </w:t>
       </w:r>
       <w:r>
         <w:rPr>
           <w:szCs w:val="18"/>
-        </w:rPr>
-        <w:t xml:space="preserve">                 </w:t>
+          <w:lang w:val="pt-BR"/>
+        </w:rPr>
+        <w:t>10</w:t>
       </w:r>
       <w:r>
         <w:rPr>
           <w:szCs w:val="18"/>
-        </w:rPr>
-        <w:t xml:space="preserve">Fig. </w:t>
-      </w:r>
-      <w:r>
-        <w:rPr>
-          <w:szCs w:val="18"/>
-        </w:rPr>
-        <w:t>10</w:t>
-      </w:r>
-      <w:r>
-        <w:rPr>
-          <w:szCs w:val="18"/>
+          <w:lang w:val="pt-BR"/>
         </w:rPr>
         <w:t xml:space="preserve">. </w:t>
       </w:r>
@@ -8976,24 +8823,24 @@
           <w:b w:val="0"/>
           <w:bCs/>
           <w:szCs w:val="18"/>
-        </w:rPr>
-        <w:t>Teste unitário da classe Ship – verificação de navio afundado</w:t>
-      </w:r>
-      <w:r>
-        <w:rPr>
+          <w:lang w:val="pt-BR"/>
+        </w:rPr>
+        <w:t xml:space="preserve">Teste unitário da classe Board – registo de tiro no navio     </w:t>
+      </w:r>
+      <w:r>
+        <w:rPr>
+          <w:szCs w:val="18"/>
+          <w:lang w:val="pt-BR"/>
+        </w:rPr>
+        <w:t xml:space="preserve">              </w:t>
+      </w:r>
+      <w:r>
+        <w:rPr>
+          <w:sz w:val="20"/>
           <w:lang w:val="pt-BR"/>
         </w:rPr>
         <w:br/>
       </w:r>
-    </w:p>
-    <w:p>
-      <w:pPr>
-        <w:pStyle w:val="Legenda"/>
-        <w:jc w:val="left"/>
-        <w:rPr>
-          <w:lang w:val="pt-BR"/>
-        </w:rPr>
-      </w:pPr>
       <w:r>
         <w:rPr>
           <w:lang w:val="pt-BR"/>
@@ -9002,37 +8849,34 @@
       </w:r>
       <w:r>
         <w:rPr>
+          <w:lang w:val="pt-BR"/>
+        </w:rPr>
+        <w:br/>
+      </w:r>
+      <w:r>
+        <w:rPr>
+          <w:lang w:val="pt-BR"/>
+        </w:rPr>
+        <w:br/>
+      </w:r>
+      <w:r>
+        <w:rPr>
           <w:sz w:val="20"/>
-        </w:rPr>
-        <w:t>Exemplo de teste para a classe</w:t>
+          <w:lang w:val="pt-BR"/>
+        </w:rPr>
+        <w:t>Exemplo de teste para a classe Game:</w:t>
       </w:r>
       <w:r>
         <w:rPr>
           <w:sz w:val="20"/>
-        </w:rPr>
-        <w:t xml:space="preserve"> </w:t>
+          <w:lang w:val="pt-BR"/>
+        </w:rPr>
+        <w:br/>
       </w:r>
       <w:r>
         <w:rPr>
           <w:sz w:val="20"/>
-        </w:rPr>
-        <w:t>Board</w:t>
-      </w:r>
-      <w:r>
-        <w:rPr>
-          <w:sz w:val="20"/>
-        </w:rPr>
-        <w:t>:</w:t>
-      </w:r>
-      <w:r>
-        <w:rPr>
-          <w:sz w:val="20"/>
-        </w:rPr>
-        <w:br/>
-      </w:r>
-      <w:r>
-        <w:rPr>
-          <w:sz w:val="20"/>
+          <w:lang w:val="pt-BR"/>
         </w:rPr>
         <w:br/>
       </w:r>
@@ -9041,12 +8885,43 @@
           <w:b w:val="0"/>
           <w:bCs/>
           <w:sz w:val="20"/>
-        </w:rPr>
-        <w:t>Este teste verifica que ao efetuar um disparo numa célula ocupada por um navio, neste caso novamente uma fragata, o método registerShot() devolve “X” e atualiza o estado do tabuleiro. Isto garante que ao longo da partida, após cada jogada, o tabuleiro é atualizado de forma correta.</w:t>
-      </w:r>
-      <w:r>
-        <w:rPr>
+          <w:lang w:val="pt-BR"/>
+        </w:rPr>
+        <w:t xml:space="preserve">Este teste verifica que quando um jogador acerta num navio do adversário, o turno não é alterado, permitindo assim que o jogador continue a jogar até falhar algum navio. Isto verifica que o projeto segue a regra do jogo </w:t>
+      </w:r>
+      <w:r>
+        <w:rPr>
+          <w:b w:val="0"/>
+          <w:bCs/>
           <w:sz w:val="20"/>
+          <w:lang w:val="pt-BR"/>
+        </w:rPr>
+        <w:t>clássico</w:t>
+      </w:r>
+      <w:r>
+        <w:rPr>
+          <w:b w:val="0"/>
+          <w:bCs/>
+          <w:sz w:val="20"/>
+          <w:lang w:val="pt-BR"/>
+        </w:rPr>
+        <w:t xml:space="preserve"> de batalha naval.</w:t>
+      </w:r>
+      <w:r>
+        <w:rPr>
+          <w:b w:val="0"/>
+          <w:bCs/>
+          <w:sz w:val="20"/>
+          <w:lang w:val="pt-BR"/>
+        </w:rPr>
+        <w:br/>
+      </w:r>
+      <w:r>
+        <w:rPr>
+          <w:b w:val="0"/>
+          <w:bCs/>
+          <w:sz w:val="20"/>
+          <w:lang w:val="pt-BR"/>
         </w:rPr>
         <w:br/>
       </w:r>
@@ -9054,48 +8929,39 @@
         <w:rPr>
           <w:noProof/>
           <w:sz w:val="20"/>
-        </w:rPr>
-        <w:lastRenderedPageBreak/>
-        <w:br/>
-      </w:r>
-      <w:r>
-        <w:rPr>
-          <w:noProof/>
-          <w:sz w:val="20"/>
-        </w:rPr>
-        <w:pict w14:anchorId="55F29CDE">
-          <v:shape id="_x0000_i1036" type="#_x0000_t75" style="width:349.8pt;height:129.6pt;visibility:visible">
+          <w:lang w:val="pt-BR"/>
+        </w:rPr>
+        <w:pict w14:anchorId="5778C4CB">
+          <v:shape id="_x0000_i1035" type="#_x0000_t75" style="width:345.6pt;height:154.8pt;visibility:visible">
             <v:imagedata r:id="rId19" o:title=""/>
           </v:shape>
         </w:pict>
       </w:r>
       <w:r>
         <w:rPr>
+          <w:sz w:val="20"/>
+          <w:lang w:val="pt-BR"/>
+        </w:rPr>
+        <w:br/>
+      </w:r>
+      <w:r>
+        <w:rPr>
           <w:szCs w:val="18"/>
-        </w:rPr>
-        <w:t xml:space="preserve"> </w:t>
+          <w:lang w:val="pt-BR"/>
+        </w:rPr>
+        <w:t xml:space="preserve">                Fig. </w:t>
       </w:r>
       <w:r>
         <w:rPr>
           <w:szCs w:val="18"/>
-        </w:rPr>
-        <w:t xml:space="preserve">                   </w:t>
+          <w:lang w:val="pt-BR"/>
+        </w:rPr>
+        <w:t>11</w:t>
       </w:r>
       <w:r>
         <w:rPr>
           <w:szCs w:val="18"/>
-        </w:rPr>
-        <w:t xml:space="preserve">Fig. </w:t>
-      </w:r>
-      <w:r>
-        <w:rPr>
-          <w:szCs w:val="18"/>
-        </w:rPr>
-        <w:t>11</w:t>
-      </w:r>
-      <w:r>
-        <w:rPr>
-          <w:szCs w:val="18"/>
+          <w:lang w:val="pt-BR"/>
         </w:rPr>
         <w:t xml:space="preserve">. </w:t>
       </w:r>
@@ -9104,131 +8970,155 @@
           <w:b w:val="0"/>
           <w:bCs/>
           <w:szCs w:val="18"/>
-        </w:rPr>
-        <w:t xml:space="preserve">Teste unitário da classe Board – registo de tiro no navio     </w:t>
-      </w:r>
-      <w:r>
-        <w:rPr>
-          <w:szCs w:val="18"/>
-        </w:rPr>
-        <w:t xml:space="preserve">              </w:t>
-      </w:r>
-      <w:r>
+          <w:lang w:val="pt-BR"/>
+        </w:rPr>
+        <w:t>Teste unitário da classe Game – verificação de turno após acerto</w:t>
+      </w:r>
+      <w:r>
+        <w:rPr>
+          <w:lang w:val="pt-BR"/>
+        </w:rPr>
+        <w:br/>
+      </w:r>
+    </w:p>
+    <w:p>
+      <w:pPr>
+        <w:pStyle w:val="Legenda"/>
+        <w:jc w:val="left"/>
         <w:rPr>
           <w:sz w:val="20"/>
-        </w:rPr>
-        <w:br/>
-      </w:r>
-      <w:r>
-        <w:rPr>
-          <w:lang w:val="pt-BR"/>
-        </w:rPr>
-        <w:br/>
-      </w:r>
-      <w:r>
-        <w:rPr>
-          <w:lang w:val="pt-BR"/>
-        </w:rPr>
-        <w:br/>
-      </w:r>
-      <w:r>
-        <w:rPr>
-          <w:lang w:val="pt-BR"/>
-        </w:rPr>
-        <w:br/>
-      </w:r>
-      <w:r>
-        <w:rPr>
-          <w:sz w:val="20"/>
-        </w:rPr>
-        <w:t>Exemplo de teste para a classe</w:t>
-      </w:r>
-      <w:r>
-        <w:rPr>
-          <w:sz w:val="20"/>
-        </w:rPr>
-        <w:t xml:space="preserve"> Game</w:t>
-      </w:r>
-      <w:r>
-        <w:rPr>
-          <w:sz w:val="20"/>
-        </w:rPr>
-        <w:t>:</w:t>
-      </w:r>
-      <w:r>
-        <w:rPr>
-          <w:sz w:val="20"/>
-        </w:rPr>
-        <w:br/>
-      </w:r>
-      <w:r>
-        <w:rPr>
-          <w:sz w:val="20"/>
-        </w:rPr>
-        <w:br/>
-      </w:r>
-      <w:r>
+          <w:lang w:val="pt-BR"/>
+        </w:rPr>
+      </w:pPr>
+    </w:p>
+    <w:p>
+      <w:pPr>
+        <w:pStyle w:val="Legenda"/>
+        <w:jc w:val="left"/>
         <w:rPr>
           <w:b w:val="0"/>
           <w:bCs/>
           <w:sz w:val="20"/>
-        </w:rPr>
-        <w:t>Este teste verifica que quando um jogador acerta num navio do adversário, o turno não é alterado, permitindo assim que o jogador continue a jogar até falhar algum navio. Isto verifica que o projeto segue a regra do jogo classico de batalha naval.</w:t>
+          <w:lang w:val="pt-BR"/>
+        </w:rPr>
+      </w:pPr>
+      <w:r>
+        <w:rPr>
+          <w:sz w:val="20"/>
+          <w:lang w:val="pt-BR"/>
+        </w:rPr>
+        <w:t>Exemplo de teste para a classe PlayerContainer:</w:t>
+      </w:r>
+      <w:r>
+        <w:rPr>
+          <w:sz w:val="20"/>
+          <w:lang w:val="pt-BR"/>
+        </w:rPr>
+        <w:br/>
+      </w:r>
+      <w:r>
+        <w:rPr>
+          <w:sz w:val="20"/>
+          <w:lang w:val="pt-BR"/>
+        </w:rPr>
+        <w:br/>
       </w:r>
       <w:r>
         <w:rPr>
           <w:b w:val="0"/>
           <w:bCs/>
           <w:sz w:val="20"/>
-        </w:rPr>
-        <w:br/>
+          <w:lang w:val="pt-BR"/>
+        </w:rPr>
+        <w:t xml:space="preserve">Este teste </w:t>
       </w:r>
       <w:r>
         <w:rPr>
           <w:b w:val="0"/>
           <w:bCs/>
           <w:sz w:val="20"/>
+          <w:lang w:val="pt-BR"/>
+        </w:rPr>
+        <w:t>verifica</w:t>
+      </w:r>
+      <w:r>
+        <w:rPr>
+          <w:b w:val="0"/>
+          <w:bCs/>
+          <w:sz w:val="20"/>
+          <w:lang w:val="pt-BR"/>
+        </w:rPr>
+        <w:t xml:space="preserve"> que ao tentar encotnrar um jogador com um nickname que não se encontra no sistema, é lançado um NoDataException. Isto assegura que o projeto trata de forma correta a gestão dos nicknames.</w:t>
+      </w:r>
+      <w:r>
+        <w:rPr>
+          <w:b w:val="0"/>
+          <w:bCs/>
+          <w:sz w:val="20"/>
+          <w:lang w:val="pt-BR"/>
         </w:rPr>
         <w:br/>
       </w:r>
       <w:r>
         <w:rPr>
+          <w:b w:val="0"/>
+          <w:bCs/>
+          <w:sz w:val="20"/>
+          <w:lang w:val="pt-BR"/>
+        </w:rPr>
+        <w:br/>
+      </w:r>
+      <w:r>
+        <w:rPr>
+          <w:b w:val="0"/>
+          <w:bCs/>
+          <w:sz w:val="20"/>
+          <w:lang w:val="pt-BR"/>
+        </w:rPr>
+        <w:lastRenderedPageBreak/>
+        <w:br/>
+      </w:r>
+      <w:r>
+        <w:rPr>
+          <w:b w:val="0"/>
           <w:noProof/>
           <w:sz w:val="20"/>
-        </w:rPr>
-        <w:pict w14:anchorId="5778C4CB">
-          <v:shape id="_x0000_i1037" type="#_x0000_t75" style="width:345.6pt;height:154.8pt;visibility:visible">
+          <w:lang w:val="pt-BR"/>
+        </w:rPr>
+        <w:pict w14:anchorId="4F2278E9">
+          <v:shape id="_x0000_i1036" type="#_x0000_t75" style="width:351.6pt;height:165.6pt;visibility:visible">
             <v:imagedata r:id="rId20" o:title=""/>
           </v:shape>
         </w:pict>
       </w:r>
-      <w:r>
+    </w:p>
+    <w:p>
+      <w:pPr>
+        <w:pStyle w:val="Legenda"/>
+        <w:jc w:val="left"/>
         <w:rPr>
           <w:sz w:val="20"/>
-        </w:rPr>
-        <w:br/>
-      </w:r>
+          <w:lang w:val="pt-BR"/>
+        </w:rPr>
+      </w:pPr>
       <w:r>
         <w:rPr>
           <w:szCs w:val="18"/>
-        </w:rPr>
-        <w:t xml:space="preserve">                </w:t>
+          <w:lang w:val="pt-BR"/>
+        </w:rPr>
+        <w:t xml:space="preserve">         Fig. </w:t>
       </w:r>
       <w:r>
         <w:rPr>
           <w:szCs w:val="18"/>
-        </w:rPr>
-        <w:t xml:space="preserve">Fig. </w:t>
+          <w:lang w:val="pt-BR"/>
+        </w:rPr>
+        <w:t>12</w:t>
       </w:r>
       <w:r>
         <w:rPr>
           <w:szCs w:val="18"/>
-        </w:rPr>
-        <w:t>12</w:t>
-      </w:r>
-      <w:r>
-        <w:rPr>
-          <w:szCs w:val="18"/>
+          <w:lang w:val="pt-BR"/>
         </w:rPr>
         <w:t xml:space="preserve">. </w:t>
       </w:r>
@@ -9237,14 +9127,9 @@
           <w:b w:val="0"/>
           <w:bCs/>
           <w:szCs w:val="18"/>
-        </w:rPr>
-        <w:t>Teste unitário da classe Game – verificação de turno após acerto</w:t>
-      </w:r>
-      <w:r>
-        <w:rPr>
-          <w:lang w:val="pt-BR"/>
-        </w:rPr>
-        <w:br/>
+          <w:lang w:val="pt-BR"/>
+        </w:rPr>
+        <w:t>Teste unitário da classe PlayerContainer – Acessar jogador que não existe</w:t>
       </w:r>
     </w:p>
     <w:p>
@@ -9253,6 +9138,7 @@
         <w:jc w:val="left"/>
         <w:rPr>
           <w:sz w:val="20"/>
+          <w:lang w:val="pt-BR"/>
         </w:rPr>
       </w:pPr>
     </w:p>
@@ -9264,35 +9150,36 @@
           <w:b w:val="0"/>
           <w:bCs/>
           <w:sz w:val="20"/>
+          <w:lang w:val="pt-BR"/>
         </w:rPr>
       </w:pPr>
       <w:r>
         <w:rPr>
           <w:sz w:val="20"/>
-        </w:rPr>
-        <w:t>Exemplo de teste para a classe</w:t>
-      </w:r>
+          <w:lang w:val="pt-BR"/>
+        </w:rPr>
+        <w:t>11</w:t>
+      </w:r>
+      <w:bookmarkStart w:id="7" w:name="_GoBack"/>
+      <w:bookmarkEnd w:id="7"/>
       <w:r>
         <w:rPr>
           <w:sz w:val="20"/>
-        </w:rPr>
-        <w:t xml:space="preserve"> PlayerContainer</w:t>
+          <w:lang w:val="pt-BR"/>
+        </w:rPr>
+        <w:t>.1 Tabela de taxa de sucesso dos testes</w:t>
       </w:r>
       <w:r>
         <w:rPr>
           <w:sz w:val="20"/>
-        </w:rPr>
-        <w:t>:</w:t>
+          <w:lang w:val="pt-BR"/>
+        </w:rPr>
+        <w:br/>
       </w:r>
       <w:r>
         <w:rPr>
           <w:sz w:val="20"/>
-        </w:rPr>
-        <w:br/>
-      </w:r>
-      <w:r>
-        <w:rPr>
-          <w:sz w:val="20"/>
+          <w:lang w:val="pt-BR"/>
         </w:rPr>
         <w:br/>
       </w:r>
@@ -9301,22 +9188,27 @@
           <w:b w:val="0"/>
           <w:bCs/>
           <w:sz w:val="20"/>
-        </w:rPr>
-        <w:t>Este teste verifca que ao tentar encotnrar um jogador com um nickname que não se encontra no sistema, é lançado um NoDataException. Isto assegura que o projeto trata de forma correta a gestão dos nicknames.</w:t>
-      </w:r>
-      <w:r>
+          <w:lang w:val="pt-BR"/>
+        </w:rPr>
+        <w:t>A tabela seguinte apresenta os resultados obtidos na execução dos 35 testes unitários, indicando a taxa de sucesso de cada teste sobre as classes do projeto.</w:t>
+      </w:r>
+    </w:p>
+    <w:p>
+      <w:pPr>
+        <w:pStyle w:val="Legenda"/>
         <w:rPr>
           <w:b w:val="0"/>
           <w:bCs/>
           <w:sz w:val="20"/>
-        </w:rPr>
-        <w:br/>
-      </w:r>
+          <w:lang w:val="pt-BR"/>
+        </w:rPr>
+      </w:pPr>
       <w:r>
         <w:rPr>
           <w:b w:val="0"/>
           <w:bCs/>
           <w:sz w:val="20"/>
+          <w:lang w:val="pt-BR"/>
         </w:rPr>
         <w:br/>
       </w:r>
@@ -9325,160 +9217,39 @@
           <w:b w:val="0"/>
           <w:bCs/>
           <w:sz w:val="20"/>
-        </w:rPr>
-        <w:lastRenderedPageBreak/>
+          <w:lang w:val="pt-BR"/>
+        </w:rPr>
         <w:br/>
       </w:r>
       <w:r>
         <w:rPr>
-          <w:b w:val="0"/>
-          <w:noProof/>
-          <w:sz w:val="20"/>
-        </w:rPr>
-        <w:pict w14:anchorId="4F2278E9">
-          <v:shape id="_x0000_i1038" type="#_x0000_t75" style="width:351.6pt;height:165.6pt;visibility:visible">
-            <v:imagedata r:id="rId21" o:title=""/>
-          </v:shape>
-        </w:pict>
-      </w:r>
-    </w:p>
-    <w:p>
-      <w:pPr>
-        <w:pStyle w:val="Legenda"/>
-        <w:jc w:val="left"/>
-        <w:rPr>
-          <w:sz w:val="20"/>
-        </w:rPr>
-      </w:pPr>
-      <w:r>
-        <w:rPr>
           <w:szCs w:val="18"/>
-        </w:rPr>
-        <w:t xml:space="preserve">         </w:t>
+          <w:lang w:val="pt-BR"/>
+        </w:rPr>
+        <w:t xml:space="preserve">Tabela </w:t>
       </w:r>
       <w:r>
         <w:rPr>
           <w:szCs w:val="18"/>
-        </w:rPr>
-        <w:t xml:space="preserve">Fig. </w:t>
-      </w:r>
-      <w:r>
-        <w:rPr>
-          <w:szCs w:val="18"/>
-        </w:rPr>
-        <w:t>13</w:t>
-      </w:r>
-      <w:r>
-        <w:rPr>
-          <w:szCs w:val="18"/>
-        </w:rPr>
-        <w:t xml:space="preserve">. </w:t>
+          <w:lang w:val="pt-BR"/>
+        </w:rPr>
+        <w:t>1.</w:t>
       </w:r>
       <w:r>
         <w:rPr>
           <w:b w:val="0"/>
           <w:bCs/>
           <w:szCs w:val="18"/>
-        </w:rPr>
-        <w:t>Teste unitário da classe PlayerContainer – Acessar jogador que não existe</w:t>
-      </w:r>
-    </w:p>
-    <w:p>
-      <w:pPr>
-        <w:pStyle w:val="Legenda"/>
-        <w:jc w:val="left"/>
-        <w:rPr>
-          <w:sz w:val="20"/>
-        </w:rPr>
-      </w:pPr>
-    </w:p>
-    <w:p>
-      <w:pPr>
-        <w:pStyle w:val="Legenda"/>
-        <w:jc w:val="left"/>
-        <w:rPr>
-          <w:b w:val="0"/>
-          <w:bCs/>
-          <w:sz w:val="20"/>
-        </w:rPr>
-      </w:pPr>
-      <w:r>
-        <w:rPr>
-          <w:sz w:val="20"/>
-        </w:rPr>
-        <w:t>12.1 Tabela de taxa de sucesso dos testes</w:t>
-      </w:r>
-      <w:r>
-        <w:rPr>
-          <w:sz w:val="20"/>
-        </w:rPr>
-        <w:br/>
-      </w:r>
-      <w:r>
-        <w:rPr>
-          <w:sz w:val="20"/>
-        </w:rPr>
-        <w:br/>
-      </w:r>
-      <w:r>
-        <w:rPr>
-          <w:b w:val="0"/>
-          <w:bCs/>
-          <w:sz w:val="20"/>
-        </w:rPr>
-        <w:t>A tabela seguinte apresenta os resultados obtidos na execução dos 35 testes unitários, indicando a taxa de sucesso de cada teste sobre as classes do projeto.</w:t>
-      </w:r>
-    </w:p>
-    <w:p>
-      <w:pPr>
-        <w:pStyle w:val="Legenda"/>
-        <w:rPr>
-          <w:b w:val="0"/>
-          <w:bCs/>
-          <w:sz w:val="20"/>
-        </w:rPr>
-      </w:pPr>
-      <w:r>
-        <w:rPr>
-          <w:b w:val="0"/>
-          <w:bCs/>
-          <w:sz w:val="20"/>
-        </w:rPr>
-        <w:br/>
-      </w:r>
-      <w:r>
-        <w:rPr>
-          <w:b w:val="0"/>
-          <w:bCs/>
-          <w:sz w:val="20"/>
-        </w:rPr>
-        <w:br/>
-      </w:r>
-      <w:r>
-        <w:rPr>
-          <w:szCs w:val="18"/>
-        </w:rPr>
-        <w:t xml:space="preserve">Tabela </w:t>
-      </w:r>
-      <w:r>
-        <w:rPr>
-          <w:szCs w:val="18"/>
-        </w:rPr>
-        <w:t>1.</w:t>
+          <w:lang w:val="pt-BR"/>
+        </w:rPr>
+        <w:t xml:space="preserve"> Taxa</w:t>
       </w:r>
       <w:r>
         <w:rPr>
           <w:b w:val="0"/>
           <w:bCs/>
           <w:szCs w:val="18"/>
-        </w:rPr>
-        <w:t xml:space="preserve"> Taxa</w:t>
-      </w:r>
-      <w:r>
-        <w:rPr>
-          <w:b w:val="0"/>
-          <w:bCs/>
-          <w:szCs w:val="18"/>
+          <w:lang w:val="pt-BR"/>
         </w:rPr>
         <w:t xml:space="preserve"> de sucesso dos testes unitários realizados</w:t>
       </w:r>
@@ -9532,6 +9303,9 @@
           <w:p>
             <w:pPr>
               <w:jc w:val="center"/>
+              <w:rPr>
+                <w:lang w:val="pt-BR"/>
+              </w:rPr>
             </w:pPr>
             <w:r>
               <w:rPr>
@@ -9539,6 +9313,7 @@
                 <w:b/>
                 <w:bCs/>
                 <w:color w:val="FFFFFF"/>
+                <w:lang w:val="pt-BR"/>
               </w:rPr>
               <w:t>Teste</w:t>
             </w:r>
@@ -9565,6 +9340,9 @@
           <w:p>
             <w:pPr>
               <w:jc w:val="center"/>
+              <w:rPr>
+                <w:lang w:val="pt-BR"/>
+              </w:rPr>
             </w:pPr>
             <w:r>
               <w:rPr>
@@ -9572,6 +9350,7 @@
                 <w:b/>
                 <w:bCs/>
                 <w:color w:val="FFFFFF"/>
+                <w:lang w:val="pt-BR"/>
               </w:rPr>
               <w:t>Percentagem</w:t>
             </w:r>
@@ -9598,6 +9377,9 @@
           <w:p>
             <w:pPr>
               <w:jc w:val="center"/>
+              <w:rPr>
+                <w:lang w:val="pt-BR"/>
+              </w:rPr>
             </w:pPr>
             <w:r>
               <w:rPr>
@@ -9605,6 +9387,7 @@
                 <w:b/>
                 <w:bCs/>
                 <w:color w:val="FFFFFF"/>
+                <w:lang w:val="pt-BR"/>
               </w:rPr>
               <w:t>Notas</w:t>
             </w:r>
@@ -9633,9 +9416,15 @@
             </w:tcMar>
           </w:tcPr>
           <w:p>
+            <w:pPr>
+              <w:rPr>
+                <w:lang w:val="pt-BR"/>
+              </w:rPr>
+            </w:pPr>
             <w:r>
               <w:rPr>
                 <w:rFonts w:ascii="Calibri" w:eastAsia="Calibri" w:hAnsi="Calibri" w:cs="Calibri"/>
+                <w:lang w:val="pt-BR"/>
               </w:rPr>
               <w:t>Player — Construtor válido</w:t>
             </w:r>
@@ -9659,9 +9448,15 @@
             </w:tcMar>
           </w:tcPr>
           <w:p>
+            <w:pPr>
+              <w:rPr>
+                <w:lang w:val="pt-BR"/>
+              </w:rPr>
+            </w:pPr>
             <w:r>
               <w:rPr>
                 <w:rFonts w:ascii="Calibri" w:eastAsia="Calibri" w:hAnsi="Calibri" w:cs="Calibri"/>
+                <w:lang w:val="pt-BR"/>
               </w:rPr>
               <w:t>100%</w:t>
             </w:r>
@@ -9685,9 +9480,15 @@
             </w:tcMar>
           </w:tcPr>
           <w:p>
+            <w:pPr>
+              <w:rPr>
+                <w:lang w:val="pt-BR"/>
+              </w:rPr>
+            </w:pPr>
             <w:r>
               <w:rPr>
                 <w:rFonts w:ascii="Calibri" w:eastAsia="Calibri" w:hAnsi="Calibri" w:cs="Calibri"/>
+                <w:lang w:val="pt-BR"/>
               </w:rPr>
               <w:t>—</w:t>
             </w:r>
@@ -9716,9 +9517,15 @@
             </w:tcMar>
           </w:tcPr>
           <w:p>
+            <w:pPr>
+              <w:rPr>
+                <w:lang w:val="pt-BR"/>
+              </w:rPr>
+            </w:pPr>
             <w:r>
               <w:rPr>
                 <w:rFonts w:ascii="Calibri" w:eastAsia="Calibri" w:hAnsi="Calibri" w:cs="Calibri"/>
+                <w:lang w:val="pt-BR"/>
               </w:rPr>
               <w:t>Player — Nickname curto demais</w:t>
             </w:r>
@@ -9742,9 +9549,15 @@
             </w:tcMar>
           </w:tcPr>
           <w:p>
+            <w:pPr>
+              <w:rPr>
+                <w:lang w:val="pt-BR"/>
+              </w:rPr>
+            </w:pPr>
             <w:r>
               <w:rPr>
                 <w:rFonts w:ascii="Calibri" w:eastAsia="Calibri" w:hAnsi="Calibri" w:cs="Calibri"/>
+                <w:lang w:val="pt-BR"/>
               </w:rPr>
               <w:t>100%</w:t>
             </w:r>
@@ -9768,9 +9581,15 @@
             </w:tcMar>
           </w:tcPr>
           <w:p>
+            <w:pPr>
+              <w:rPr>
+                <w:lang w:val="pt-BR"/>
+              </w:rPr>
+            </w:pPr>
             <w:r>
               <w:rPr>
                 <w:rFonts w:ascii="Calibri" w:eastAsia="Calibri" w:hAnsi="Calibri" w:cs="Calibri"/>
+                <w:lang w:val="pt-BR"/>
               </w:rPr>
               <w:t>—</w:t>
             </w:r>
@@ -9799,9 +9618,15 @@
             </w:tcMar>
           </w:tcPr>
           <w:p>
+            <w:pPr>
+              <w:rPr>
+                <w:lang w:val="pt-BR"/>
+              </w:rPr>
+            </w:pPr>
             <w:r>
               <w:rPr>
                 <w:rFonts w:ascii="Calibri" w:eastAsia="Calibri" w:hAnsi="Calibri" w:cs="Calibri"/>
+                <w:lang w:val="pt-BR"/>
               </w:rPr>
               <w:t>Player — Nickname longo demais</w:t>
             </w:r>
@@ -9825,9 +9650,15 @@
             </w:tcMar>
           </w:tcPr>
           <w:p>
+            <w:pPr>
+              <w:rPr>
+                <w:lang w:val="pt-BR"/>
+              </w:rPr>
+            </w:pPr>
             <w:r>
               <w:rPr>
                 <w:rFonts w:ascii="Calibri" w:eastAsia="Calibri" w:hAnsi="Calibri" w:cs="Calibri"/>
+                <w:lang w:val="pt-BR"/>
               </w:rPr>
               <w:t>100%</w:t>
             </w:r>
@@ -9851,9 +9682,15 @@
             </w:tcMar>
           </w:tcPr>
           <w:p>
+            <w:pPr>
+              <w:rPr>
+                <w:lang w:val="pt-BR"/>
+              </w:rPr>
+            </w:pPr>
             <w:r>
               <w:rPr>
                 <w:rFonts w:ascii="Calibri" w:eastAsia="Calibri" w:hAnsi="Calibri" w:cs="Calibri"/>
+                <w:lang w:val="pt-BR"/>
               </w:rPr>
               <w:t>—</w:t>
             </w:r>
@@ -9882,9 +9719,15 @@
             </w:tcMar>
           </w:tcPr>
           <w:p>
+            <w:pPr>
+              <w:rPr>
+                <w:lang w:val="pt-BR"/>
+              </w:rPr>
+            </w:pPr>
             <w:r>
               <w:rPr>
                 <w:rFonts w:ascii="Calibri" w:eastAsia="Calibri" w:hAnsi="Calibri" w:cs="Calibri"/>
+                <w:lang w:val="pt-BR"/>
               </w:rPr>
               <w:t>Player — registerShot (acerto)</w:t>
             </w:r>
@@ -9908,9 +9751,15 @@
             </w:tcMar>
           </w:tcPr>
           <w:p>
+            <w:pPr>
+              <w:rPr>
+                <w:lang w:val="pt-BR"/>
+              </w:rPr>
+            </w:pPr>
             <w:r>
               <w:rPr>
                 <w:rFonts w:ascii="Calibri" w:eastAsia="Calibri" w:hAnsi="Calibri" w:cs="Calibri"/>
+                <w:lang w:val="pt-BR"/>
               </w:rPr>
               <w:t>100%</w:t>
             </w:r>
@@ -9934,9 +9783,15 @@
             </w:tcMar>
           </w:tcPr>
           <w:p>
+            <w:pPr>
+              <w:rPr>
+                <w:lang w:val="pt-BR"/>
+              </w:rPr>
+            </w:pPr>
             <w:r>
               <w:rPr>
                 <w:rFonts w:ascii="Calibri" w:eastAsia="Calibri" w:hAnsi="Calibri" w:cs="Calibri"/>
+                <w:lang w:val="pt-BR"/>
               </w:rPr>
               <w:t>—</w:t>
             </w:r>
@@ -9965,9 +9820,15 @@
             </w:tcMar>
           </w:tcPr>
           <w:p>
+            <w:pPr>
+              <w:rPr>
+                <w:lang w:val="pt-BR"/>
+              </w:rPr>
+            </w:pPr>
             <w:r>
               <w:rPr>
                 <w:rFonts w:ascii="Calibri" w:eastAsia="Calibri" w:hAnsi="Calibri" w:cs="Calibri"/>
+                <w:lang w:val="pt-BR"/>
               </w:rPr>
               <w:t>Player — registerShot (falha)</w:t>
             </w:r>
@@ -9991,9 +9852,15 @@
             </w:tcMar>
           </w:tcPr>
           <w:p>
+            <w:pPr>
+              <w:rPr>
+                <w:lang w:val="pt-BR"/>
+              </w:rPr>
+            </w:pPr>
             <w:r>
               <w:rPr>
                 <w:rFonts w:ascii="Calibri" w:eastAsia="Calibri" w:hAnsi="Calibri" w:cs="Calibri"/>
+                <w:lang w:val="pt-BR"/>
               </w:rPr>
               <w:t>100%</w:t>
             </w:r>
@@ -10017,9 +9884,15 @@
             </w:tcMar>
           </w:tcPr>
           <w:p>
+            <w:pPr>
+              <w:rPr>
+                <w:lang w:val="pt-BR"/>
+              </w:rPr>
+            </w:pPr>
             <w:r>
               <w:rPr>
                 <w:rFonts w:ascii="Calibri" w:eastAsia="Calibri" w:hAnsi="Calibri" w:cs="Calibri"/>
+                <w:lang w:val="pt-BR"/>
               </w:rPr>
               <w:t>—</w:t>
             </w:r>
@@ -10048,9 +9921,15 @@
             </w:tcMar>
           </w:tcPr>
           <w:p>
+            <w:pPr>
+              <w:rPr>
+                <w:lang w:val="pt-BR"/>
+              </w:rPr>
+            </w:pPr>
             <w:r>
               <w:rPr>
                 <w:rFonts w:ascii="Calibri" w:eastAsia="Calibri" w:hAnsi="Calibri" w:cs="Calibri"/>
+                <w:lang w:val="pt-BR"/>
               </w:rPr>
               <w:t>Player — registerGameOver (vitória)</w:t>
             </w:r>
@@ -10074,9 +9953,15 @@
             </w:tcMar>
           </w:tcPr>
           <w:p>
+            <w:pPr>
+              <w:rPr>
+                <w:lang w:val="pt-BR"/>
+              </w:rPr>
+            </w:pPr>
             <w:r>
               <w:rPr>
                 <w:rFonts w:ascii="Calibri" w:eastAsia="Calibri" w:hAnsi="Calibri" w:cs="Calibri"/>
+                <w:lang w:val="pt-BR"/>
               </w:rPr>
               <w:t>100%</w:t>
             </w:r>
@@ -10100,9 +9985,15 @@
             </w:tcMar>
           </w:tcPr>
           <w:p>
+            <w:pPr>
+              <w:rPr>
+                <w:lang w:val="pt-BR"/>
+              </w:rPr>
+            </w:pPr>
             <w:r>
               <w:rPr>
                 <w:rFonts w:ascii="Calibri" w:eastAsia="Calibri" w:hAnsi="Calibri" w:cs="Calibri"/>
+                <w:lang w:val="pt-BR"/>
               </w:rPr>
               <w:t>—</w:t>
             </w:r>
@@ -10131,9 +10022,15 @@
             </w:tcMar>
           </w:tcPr>
           <w:p>
+            <w:pPr>
+              <w:rPr>
+                <w:lang w:val="pt-BR"/>
+              </w:rPr>
+            </w:pPr>
             <w:r>
               <w:rPr>
                 <w:rFonts w:ascii="Calibri" w:eastAsia="Calibri" w:hAnsi="Calibri" w:cs="Calibri"/>
+                <w:lang w:val="pt-BR"/>
               </w:rPr>
               <w:t>Player — registerGameOver (derrota)</w:t>
             </w:r>
@@ -10157,9 +10054,15 @@
             </w:tcMar>
           </w:tcPr>
           <w:p>
+            <w:pPr>
+              <w:rPr>
+                <w:lang w:val="pt-BR"/>
+              </w:rPr>
+            </w:pPr>
             <w:r>
               <w:rPr>
                 <w:rFonts w:ascii="Calibri" w:eastAsia="Calibri" w:hAnsi="Calibri" w:cs="Calibri"/>
+                <w:lang w:val="pt-BR"/>
               </w:rPr>
               <w:t>100%</w:t>
             </w:r>
@@ -10183,9 +10086,15 @@
             </w:tcMar>
           </w:tcPr>
           <w:p>
+            <w:pPr>
+              <w:rPr>
+                <w:lang w:val="pt-BR"/>
+              </w:rPr>
+            </w:pPr>
             <w:r>
               <w:rPr>
                 <w:rFonts w:ascii="Calibri" w:eastAsia="Calibri" w:hAnsi="Calibri" w:cs="Calibri"/>
+                <w:lang w:val="pt-BR"/>
               </w:rPr>
               <w:t>—</w:t>
             </w:r>
@@ -10214,9 +10123,15 @@
             </w:tcMar>
           </w:tcPr>
           <w:p>
+            <w:pPr>
+              <w:rPr>
+                <w:lang w:val="pt-BR"/>
+              </w:rPr>
+            </w:pPr>
             <w:r>
               <w:rPr>
                 <w:rFonts w:ascii="Calibri" w:eastAsia="Calibri" w:hAnsi="Calibri" w:cs="Calibri"/>
+                <w:lang w:val="pt-BR"/>
               </w:rPr>
               <w:t>Player — operator==</w:t>
             </w:r>
@@ -10240,9 +10155,15 @@
             </w:tcMar>
           </w:tcPr>
           <w:p>
+            <w:pPr>
+              <w:rPr>
+                <w:lang w:val="pt-BR"/>
+              </w:rPr>
+            </w:pPr>
             <w:r>
               <w:rPr>
                 <w:rFonts w:ascii="Calibri" w:eastAsia="Calibri" w:hAnsi="Calibri" w:cs="Calibri"/>
+                <w:lang w:val="pt-BR"/>
               </w:rPr>
               <w:t>100%</w:t>
             </w:r>
@@ -10266,9 +10187,15 @@
             </w:tcMar>
           </w:tcPr>
           <w:p>
+            <w:pPr>
+              <w:rPr>
+                <w:lang w:val="pt-BR"/>
+              </w:rPr>
+            </w:pPr>
             <w:r>
               <w:rPr>
                 <w:rFonts w:ascii="Calibri" w:eastAsia="Calibri" w:hAnsi="Calibri" w:cs="Calibri"/>
+                <w:lang w:val="pt-BR"/>
               </w:rPr>
               <w:t>—</w:t>
             </w:r>
@@ -10297,9 +10224,15 @@
             </w:tcMar>
           </w:tcPr>
           <w:p>
+            <w:pPr>
+              <w:rPr>
+                <w:lang w:val="pt-BR"/>
+              </w:rPr>
+            </w:pPr>
             <w:r>
               <w:rPr>
                 <w:rFonts w:ascii="Calibri" w:eastAsia="Calibri" w:hAnsi="Calibri" w:cs="Calibri"/>
+                <w:lang w:val="pt-BR"/>
               </w:rPr>
               <w:t>Player — getAccuracyRate</w:t>
             </w:r>
@@ -10323,9 +10256,15 @@
             </w:tcMar>
           </w:tcPr>
           <w:p>
+            <w:pPr>
+              <w:rPr>
+                <w:lang w:val="pt-BR"/>
+              </w:rPr>
+            </w:pPr>
             <w:r>
               <w:rPr>
                 <w:rFonts w:ascii="Calibri" w:eastAsia="Calibri" w:hAnsi="Calibri" w:cs="Calibri"/>
+                <w:lang w:val="pt-BR"/>
               </w:rPr>
               <w:t>100%</w:t>
             </w:r>
@@ -10349,9 +10288,15 @@
             </w:tcMar>
           </w:tcPr>
           <w:p>
+            <w:pPr>
+              <w:rPr>
+                <w:lang w:val="pt-BR"/>
+              </w:rPr>
+            </w:pPr>
             <w:r>
               <w:rPr>
                 <w:rFonts w:ascii="Calibri" w:eastAsia="Calibri" w:hAnsi="Calibri" w:cs="Calibri"/>
+                <w:lang w:val="pt-BR"/>
               </w:rPr>
               <w:t>—</w:t>
             </w:r>
@@ -10380,9 +10325,15 @@
             </w:tcMar>
           </w:tcPr>
           <w:p>
+            <w:pPr>
+              <w:rPr>
+                <w:lang w:val="pt-BR"/>
+              </w:rPr>
+            </w:pPr>
             <w:r>
               <w:rPr>
                 <w:rFonts w:ascii="Calibri" w:eastAsia="Calibri" w:hAnsi="Calibri" w:cs="Calibri"/>
+                <w:lang w:val="pt-BR"/>
               </w:rPr>
               <w:lastRenderedPageBreak/>
               <w:t>Ship — Construtor válido</w:t>
@@ -10407,9 +10358,15 @@
             </w:tcMar>
           </w:tcPr>
           <w:p>
+            <w:pPr>
+              <w:rPr>
+                <w:lang w:val="pt-BR"/>
+              </w:rPr>
+            </w:pPr>
             <w:r>
               <w:rPr>
                 <w:rFonts w:ascii="Calibri" w:eastAsia="Calibri" w:hAnsi="Calibri" w:cs="Calibri"/>
+                <w:lang w:val="pt-BR"/>
               </w:rPr>
               <w:t>100%</w:t>
             </w:r>
@@ -10433,9 +10390,15 @@
             </w:tcMar>
           </w:tcPr>
           <w:p>
+            <w:pPr>
+              <w:rPr>
+                <w:lang w:val="pt-BR"/>
+              </w:rPr>
+            </w:pPr>
             <w:r>
               <w:rPr>
                 <w:rFonts w:ascii="Calibri" w:eastAsia="Calibri" w:hAnsi="Calibri" w:cs="Calibri"/>
+                <w:lang w:val="pt-BR"/>
               </w:rPr>
               <w:t>—</w:t>
             </w:r>
@@ -10464,9 +10427,15 @@
             </w:tcMar>
           </w:tcPr>
           <w:p>
+            <w:pPr>
+              <w:rPr>
+                <w:lang w:val="pt-BR"/>
+              </w:rPr>
+            </w:pPr>
             <w:r>
               <w:rPr>
                 <w:rFonts w:ascii="Calibri" w:eastAsia="Calibri" w:hAnsi="Calibri" w:cs="Calibri"/>
+                <w:lang w:val="pt-BR"/>
               </w:rPr>
               <w:t>Ship — addHit</w:t>
             </w:r>
@@ -10490,9 +10459,15 @@
             </w:tcMar>
           </w:tcPr>
           <w:p>
+            <w:pPr>
+              <w:rPr>
+                <w:lang w:val="pt-BR"/>
+              </w:rPr>
+            </w:pPr>
             <w:r>
               <w:rPr>
                 <w:rFonts w:ascii="Calibri" w:eastAsia="Calibri" w:hAnsi="Calibri" w:cs="Calibri"/>
+                <w:lang w:val="pt-BR"/>
               </w:rPr>
               <w:t>100%</w:t>
             </w:r>
@@ -10516,9 +10491,15 @@
             </w:tcMar>
           </w:tcPr>
           <w:p>
+            <w:pPr>
+              <w:rPr>
+                <w:lang w:val="pt-BR"/>
+              </w:rPr>
+            </w:pPr>
             <w:r>
               <w:rPr>
                 <w:rFonts w:ascii="Calibri" w:eastAsia="Calibri" w:hAnsi="Calibri" w:cs="Calibri"/>
+                <w:lang w:val="pt-BR"/>
               </w:rPr>
               <w:t>—</w:t>
             </w:r>
@@ -10547,9 +10528,15 @@
             </w:tcMar>
           </w:tcPr>
           <w:p>
+            <w:pPr>
+              <w:rPr>
+                <w:lang w:val="pt-BR"/>
+              </w:rPr>
+            </w:pPr>
             <w:r>
               <w:rPr>
                 <w:rFonts w:ascii="Calibri" w:eastAsia="Calibri" w:hAnsi="Calibri" w:cs="Calibri"/>
+                <w:lang w:val="pt-BR"/>
               </w:rPr>
               <w:t>Ship — isSunk (não afundado)</w:t>
             </w:r>
@@ -10573,9 +10560,15 @@
             </w:tcMar>
           </w:tcPr>
           <w:p>
+            <w:pPr>
+              <w:rPr>
+                <w:lang w:val="pt-BR"/>
+              </w:rPr>
+            </w:pPr>
             <w:r>
               <w:rPr>
                 <w:rFonts w:ascii="Calibri" w:eastAsia="Calibri" w:hAnsi="Calibri" w:cs="Calibri"/>
+                <w:lang w:val="pt-BR"/>
               </w:rPr>
               <w:t>100%</w:t>
             </w:r>
@@ -10599,9 +10592,15 @@
             </w:tcMar>
           </w:tcPr>
           <w:p>
+            <w:pPr>
+              <w:rPr>
+                <w:lang w:val="pt-BR"/>
+              </w:rPr>
+            </w:pPr>
             <w:r>
               <w:rPr>
                 <w:rFonts w:ascii="Calibri" w:eastAsia="Calibri" w:hAnsi="Calibri" w:cs="Calibri"/>
+                <w:lang w:val="pt-BR"/>
               </w:rPr>
               <w:t>—</w:t>
             </w:r>
@@ -10630,9 +10629,15 @@
             </w:tcMar>
           </w:tcPr>
           <w:p>
+            <w:pPr>
+              <w:rPr>
+                <w:lang w:val="pt-BR"/>
+              </w:rPr>
+            </w:pPr>
             <w:r>
               <w:rPr>
                 <w:rFonts w:ascii="Calibri" w:eastAsia="Calibri" w:hAnsi="Calibri" w:cs="Calibri"/>
+                <w:lang w:val="pt-BR"/>
               </w:rPr>
               <w:t>Ship — isSunk (afundado)</w:t>
             </w:r>
@@ -10656,9 +10661,15 @@
             </w:tcMar>
           </w:tcPr>
           <w:p>
+            <w:pPr>
+              <w:rPr>
+                <w:lang w:val="pt-BR"/>
+              </w:rPr>
+            </w:pPr>
             <w:r>
               <w:rPr>
                 <w:rFonts w:ascii="Calibri" w:eastAsia="Calibri" w:hAnsi="Calibri" w:cs="Calibri"/>
+                <w:lang w:val="pt-BR"/>
               </w:rPr>
               <w:t>100%</w:t>
             </w:r>
@@ -10682,9 +10693,15 @@
             </w:tcMar>
           </w:tcPr>
           <w:p>
+            <w:pPr>
+              <w:rPr>
+                <w:lang w:val="pt-BR"/>
+              </w:rPr>
+            </w:pPr>
             <w:r>
               <w:rPr>
                 <w:rFonts w:ascii="Calibri" w:eastAsia="Calibri" w:hAnsi="Calibri" w:cs="Calibri"/>
+                <w:lang w:val="pt-BR"/>
               </w:rPr>
               <w:t>—</w:t>
             </w:r>
@@ -10713,9 +10730,15 @@
             </w:tcMar>
           </w:tcPr>
           <w:p>
+            <w:pPr>
+              <w:rPr>
+                <w:lang w:val="pt-BR"/>
+              </w:rPr>
+            </w:pPr>
             <w:r>
               <w:rPr>
                 <w:rFonts w:ascii="Calibri" w:eastAsia="Calibri" w:hAnsi="Calibri" w:cs="Calibri"/>
+                <w:lang w:val="pt-BR"/>
               </w:rPr>
               <w:t>Ship — operator==</w:t>
             </w:r>
@@ -10739,9 +10762,15 @@
             </w:tcMar>
           </w:tcPr>
           <w:p>
+            <w:pPr>
+              <w:rPr>
+                <w:lang w:val="pt-BR"/>
+              </w:rPr>
+            </w:pPr>
             <w:r>
               <w:rPr>
                 <w:rFonts w:ascii="Calibri" w:eastAsia="Calibri" w:hAnsi="Calibri" w:cs="Calibri"/>
+                <w:lang w:val="pt-BR"/>
               </w:rPr>
               <w:t>100%</w:t>
             </w:r>
@@ -10765,9 +10794,15 @@
             </w:tcMar>
           </w:tcPr>
           <w:p>
+            <w:pPr>
+              <w:rPr>
+                <w:lang w:val="pt-BR"/>
+              </w:rPr>
+            </w:pPr>
             <w:r>
               <w:rPr>
                 <w:rFonts w:ascii="Calibri" w:eastAsia="Calibri" w:hAnsi="Calibri" w:cs="Calibri"/>
+                <w:lang w:val="pt-BR"/>
               </w:rPr>
               <w:t>—</w:t>
             </w:r>
@@ -10796,9 +10831,15 @@
             </w:tcMar>
           </w:tcPr>
           <w:p>
+            <w:pPr>
+              <w:rPr>
+                <w:lang w:val="pt-BR"/>
+              </w:rPr>
+            </w:pPr>
             <w:r>
               <w:rPr>
                 <w:rFonts w:ascii="Calibri" w:eastAsia="Calibri" w:hAnsi="Calibri" w:cs="Calibri"/>
+                <w:lang w:val="pt-BR"/>
               </w:rPr>
               <w:t>Board — Construtor</w:t>
             </w:r>
@@ -10822,9 +10863,15 @@
             </w:tcMar>
           </w:tcPr>
           <w:p>
+            <w:pPr>
+              <w:rPr>
+                <w:lang w:val="pt-BR"/>
+              </w:rPr>
+            </w:pPr>
             <w:r>
               <w:rPr>
                 <w:rFonts w:ascii="Calibri" w:eastAsia="Calibri" w:hAnsi="Calibri" w:cs="Calibri"/>
+                <w:lang w:val="pt-BR"/>
               </w:rPr>
               <w:t>100%</w:t>
             </w:r>
@@ -10848,9 +10895,15 @@
             </w:tcMar>
           </w:tcPr>
           <w:p>
+            <w:pPr>
+              <w:rPr>
+                <w:lang w:val="pt-BR"/>
+              </w:rPr>
+            </w:pPr>
             <w:r>
               <w:rPr>
                 <w:rFonts w:ascii="Calibri" w:eastAsia="Calibri" w:hAnsi="Calibri" w:cs="Calibri"/>
+                <w:lang w:val="pt-BR"/>
               </w:rPr>
               <w:t>—</w:t>
             </w:r>
@@ -10879,9 +10932,15 @@
             </w:tcMar>
           </w:tcPr>
           <w:p>
+            <w:pPr>
+              <w:rPr>
+                <w:lang w:val="pt-BR"/>
+              </w:rPr>
+            </w:pPr>
             <w:r>
               <w:rPr>
                 <w:rFonts w:ascii="Calibri" w:eastAsia="Calibri" w:hAnsi="Calibri" w:cs="Calibri"/>
+                <w:lang w:val="pt-BR"/>
               </w:rPr>
               <w:t>Board — placeShip válido</w:t>
             </w:r>
@@ -10905,9 +10964,15 @@
             </w:tcMar>
           </w:tcPr>
           <w:p>
+            <w:pPr>
+              <w:rPr>
+                <w:lang w:val="pt-BR"/>
+              </w:rPr>
+            </w:pPr>
             <w:r>
               <w:rPr>
                 <w:rFonts w:ascii="Calibri" w:eastAsia="Calibri" w:hAnsi="Calibri" w:cs="Calibri"/>
+                <w:lang w:val="pt-BR"/>
               </w:rPr>
               <w:t>100%</w:t>
             </w:r>
@@ -10931,9 +10996,15 @@
             </w:tcMar>
           </w:tcPr>
           <w:p>
+            <w:pPr>
+              <w:rPr>
+                <w:lang w:val="pt-BR"/>
+              </w:rPr>
+            </w:pPr>
             <w:r>
               <w:rPr>
                 <w:rFonts w:ascii="Calibri" w:eastAsia="Calibri" w:hAnsi="Calibri" w:cs="Calibri"/>
+                <w:lang w:val="pt-BR"/>
               </w:rPr>
               <w:t>—</w:t>
             </w:r>
@@ -10962,9 +11033,15 @@
             </w:tcMar>
           </w:tcPr>
           <w:p>
+            <w:pPr>
+              <w:rPr>
+                <w:lang w:val="pt-BR"/>
+              </w:rPr>
+            </w:pPr>
             <w:r>
               <w:rPr>
                 <w:rFonts w:ascii="Calibri" w:eastAsia="Calibri" w:hAnsi="Calibri" w:cs="Calibri"/>
+                <w:lang w:val="pt-BR"/>
               </w:rPr>
               <w:t>Board — placeShip fora dos limites</w:t>
             </w:r>
@@ -10988,9 +11065,15 @@
             </w:tcMar>
           </w:tcPr>
           <w:p>
+            <w:pPr>
+              <w:rPr>
+                <w:lang w:val="pt-BR"/>
+              </w:rPr>
+            </w:pPr>
             <w:r>
               <w:rPr>
                 <w:rFonts w:ascii="Calibri" w:eastAsia="Calibri" w:hAnsi="Calibri" w:cs="Calibri"/>
+                <w:lang w:val="pt-BR"/>
               </w:rPr>
               <w:t>100%</w:t>
             </w:r>
@@ -11014,9 +11097,15 @@
             </w:tcMar>
           </w:tcPr>
           <w:p>
+            <w:pPr>
+              <w:rPr>
+                <w:lang w:val="pt-BR"/>
+              </w:rPr>
+            </w:pPr>
             <w:r>
               <w:rPr>
                 <w:rFonts w:ascii="Calibri" w:eastAsia="Calibri" w:hAnsi="Calibri" w:cs="Calibri"/>
+                <w:lang w:val="pt-BR"/>
               </w:rPr>
               <w:t>—</w:t>
             </w:r>
@@ -11045,9 +11134,15 @@
             </w:tcMar>
           </w:tcPr>
           <w:p>
+            <w:pPr>
+              <w:rPr>
+                <w:lang w:val="pt-BR"/>
+              </w:rPr>
+            </w:pPr>
             <w:r>
               <w:rPr>
                 <w:rFonts w:ascii="Calibri" w:eastAsia="Calibri" w:hAnsi="Calibri" w:cs="Calibri"/>
+                <w:lang w:val="pt-BR"/>
               </w:rPr>
               <w:t>Board — placeShip sobreposição</w:t>
             </w:r>
@@ -11071,9 +11166,15 @@
             </w:tcMar>
           </w:tcPr>
           <w:p>
+            <w:pPr>
+              <w:rPr>
+                <w:lang w:val="pt-BR"/>
+              </w:rPr>
+            </w:pPr>
             <w:r>
               <w:rPr>
                 <w:rFonts w:ascii="Calibri" w:eastAsia="Calibri" w:hAnsi="Calibri" w:cs="Calibri"/>
+                <w:lang w:val="pt-BR"/>
               </w:rPr>
               <w:t>100%</w:t>
             </w:r>
@@ -11097,9 +11198,15 @@
             </w:tcMar>
           </w:tcPr>
           <w:p>
+            <w:pPr>
+              <w:rPr>
+                <w:lang w:val="pt-BR"/>
+              </w:rPr>
+            </w:pPr>
             <w:r>
               <w:rPr>
                 <w:rFonts w:ascii="Calibri" w:eastAsia="Calibri" w:hAnsi="Calibri" w:cs="Calibri"/>
+                <w:lang w:val="pt-BR"/>
               </w:rPr>
               <w:t>—</w:t>
             </w:r>
@@ -11128,9 +11235,15 @@
             </w:tcMar>
           </w:tcPr>
           <w:p>
+            <w:pPr>
+              <w:rPr>
+                <w:lang w:val="pt-BR"/>
+              </w:rPr>
+            </w:pPr>
             <w:r>
               <w:rPr>
                 <w:rFonts w:ascii="Calibri" w:eastAsia="Calibri" w:hAnsi="Calibri" w:cs="Calibri"/>
+                <w:lang w:val="pt-BR"/>
               </w:rPr>
               <w:t>Board — registerShot em água</w:t>
             </w:r>
@@ -11154,9 +11267,15 @@
             </w:tcMar>
           </w:tcPr>
           <w:p>
+            <w:pPr>
+              <w:rPr>
+                <w:lang w:val="pt-BR"/>
+              </w:rPr>
+            </w:pPr>
             <w:r>
               <w:rPr>
                 <w:rFonts w:ascii="Calibri" w:eastAsia="Calibri" w:hAnsi="Calibri" w:cs="Calibri"/>
+                <w:lang w:val="pt-BR"/>
               </w:rPr>
               <w:t>100%</w:t>
             </w:r>
@@ -11180,9 +11299,15 @@
             </w:tcMar>
           </w:tcPr>
           <w:p>
+            <w:pPr>
+              <w:rPr>
+                <w:lang w:val="pt-BR"/>
+              </w:rPr>
+            </w:pPr>
             <w:r>
               <w:rPr>
                 <w:rFonts w:ascii="Calibri" w:eastAsia="Calibri" w:hAnsi="Calibri" w:cs="Calibri"/>
+                <w:lang w:val="pt-BR"/>
               </w:rPr>
               <w:t>—</w:t>
             </w:r>
@@ -11211,9 +11336,15 @@
             </w:tcMar>
           </w:tcPr>
           <w:p>
+            <w:pPr>
+              <w:rPr>
+                <w:lang w:val="pt-BR"/>
+              </w:rPr>
+            </w:pPr>
             <w:r>
               <w:rPr>
                 <w:rFonts w:ascii="Calibri" w:eastAsia="Calibri" w:hAnsi="Calibri" w:cs="Calibri"/>
+                <w:lang w:val="pt-BR"/>
               </w:rPr>
               <w:t>Board — registerShot em navio</w:t>
             </w:r>
@@ -11237,9 +11368,15 @@
             </w:tcMar>
           </w:tcPr>
           <w:p>
+            <w:pPr>
+              <w:rPr>
+                <w:lang w:val="pt-BR"/>
+              </w:rPr>
+            </w:pPr>
             <w:r>
               <w:rPr>
                 <w:rFonts w:ascii="Calibri" w:eastAsia="Calibri" w:hAnsi="Calibri" w:cs="Calibri"/>
+                <w:lang w:val="pt-BR"/>
               </w:rPr>
               <w:t>100%</w:t>
             </w:r>
@@ -11263,9 +11400,15 @@
             </w:tcMar>
           </w:tcPr>
           <w:p>
+            <w:pPr>
+              <w:rPr>
+                <w:lang w:val="pt-BR"/>
+              </w:rPr>
+            </w:pPr>
             <w:r>
               <w:rPr>
                 <w:rFonts w:ascii="Calibri" w:eastAsia="Calibri" w:hAnsi="Calibri" w:cs="Calibri"/>
+                <w:lang w:val="pt-BR"/>
               </w:rPr>
               <w:t>—</w:t>
             </w:r>
@@ -11294,9 +11437,15 @@
             </w:tcMar>
           </w:tcPr>
           <w:p>
+            <w:pPr>
+              <w:rPr>
+                <w:lang w:val="pt-BR"/>
+              </w:rPr>
+            </w:pPr>
             <w:r>
               <w:rPr>
                 <w:rFonts w:ascii="Calibri" w:eastAsia="Calibri" w:hAnsi="Calibri" w:cs="Calibri"/>
+                <w:lang w:val="pt-BR"/>
               </w:rPr>
               <w:t>Board — allShipsSunk (não afundado)</w:t>
             </w:r>
@@ -11320,9 +11469,15 @@
             </w:tcMar>
           </w:tcPr>
           <w:p>
+            <w:pPr>
+              <w:rPr>
+                <w:lang w:val="pt-BR"/>
+              </w:rPr>
+            </w:pPr>
             <w:r>
               <w:rPr>
                 <w:rFonts w:ascii="Calibri" w:eastAsia="Calibri" w:hAnsi="Calibri" w:cs="Calibri"/>
+                <w:lang w:val="pt-BR"/>
               </w:rPr>
               <w:t>100%</w:t>
             </w:r>
@@ -11346,9 +11501,15 @@
             </w:tcMar>
           </w:tcPr>
           <w:p>
+            <w:pPr>
+              <w:rPr>
+                <w:lang w:val="pt-BR"/>
+              </w:rPr>
+            </w:pPr>
             <w:r>
               <w:rPr>
                 <w:rFonts w:ascii="Calibri" w:eastAsia="Calibri" w:hAnsi="Calibri" w:cs="Calibri"/>
+                <w:lang w:val="pt-BR"/>
               </w:rPr>
               <w:t>—</w:t>
             </w:r>
@@ -11377,9 +11538,15 @@
             </w:tcMar>
           </w:tcPr>
           <w:p>
+            <w:pPr>
+              <w:rPr>
+                <w:lang w:val="pt-BR"/>
+              </w:rPr>
+            </w:pPr>
             <w:r>
               <w:rPr>
                 <w:rFonts w:ascii="Calibri" w:eastAsia="Calibri" w:hAnsi="Calibri" w:cs="Calibri"/>
+                <w:lang w:val="pt-BR"/>
               </w:rPr>
               <w:t>Board — allShipsSunk (afundado)</w:t>
             </w:r>
@@ -11403,9 +11570,15 @@
             </w:tcMar>
           </w:tcPr>
           <w:p>
+            <w:pPr>
+              <w:rPr>
+                <w:lang w:val="pt-BR"/>
+              </w:rPr>
+            </w:pPr>
             <w:r>
               <w:rPr>
                 <w:rFonts w:ascii="Calibri" w:eastAsia="Calibri" w:hAnsi="Calibri" w:cs="Calibri"/>
+                <w:lang w:val="pt-BR"/>
               </w:rPr>
               <w:t>100%</w:t>
             </w:r>
@@ -11429,9 +11602,15 @@
             </w:tcMar>
           </w:tcPr>
           <w:p>
+            <w:pPr>
+              <w:rPr>
+                <w:lang w:val="pt-BR"/>
+              </w:rPr>
+            </w:pPr>
             <w:r>
               <w:rPr>
                 <w:rFonts w:ascii="Calibri" w:eastAsia="Calibri" w:hAnsi="Calibri" w:cs="Calibri"/>
+                <w:lang w:val="pt-BR"/>
               </w:rPr>
               <w:t>—</w:t>
             </w:r>
@@ -11460,9 +11639,15 @@
             </w:tcMar>
           </w:tcPr>
           <w:p>
+            <w:pPr>
+              <w:rPr>
+                <w:lang w:val="pt-BR"/>
+              </w:rPr>
+            </w:pPr>
             <w:r>
               <w:rPr>
                 <w:rFonts w:ascii="Calibri" w:eastAsia="Calibri" w:hAnsi="Calibri" w:cs="Calibri"/>
+                <w:lang w:val="pt-BR"/>
               </w:rPr>
               <w:t>Board — getCell</w:t>
             </w:r>
@@ -11486,9 +11671,15 @@
             </w:tcMar>
           </w:tcPr>
           <w:p>
+            <w:pPr>
+              <w:rPr>
+                <w:lang w:val="pt-BR"/>
+              </w:rPr>
+            </w:pPr>
             <w:r>
               <w:rPr>
                 <w:rFonts w:ascii="Calibri" w:eastAsia="Calibri" w:hAnsi="Calibri" w:cs="Calibri"/>
+                <w:lang w:val="pt-BR"/>
               </w:rPr>
               <w:t>100%</w:t>
             </w:r>
@@ -11512,9 +11703,15 @@
             </w:tcMar>
           </w:tcPr>
           <w:p>
+            <w:pPr>
+              <w:rPr>
+                <w:lang w:val="pt-BR"/>
+              </w:rPr>
+            </w:pPr>
             <w:r>
               <w:rPr>
                 <w:rFonts w:ascii="Calibri" w:eastAsia="Calibri" w:hAnsi="Calibri" w:cs="Calibri"/>
+                <w:lang w:val="pt-BR"/>
               </w:rPr>
               <w:t>—</w:t>
             </w:r>
@@ -11543,9 +11740,15 @@
             </w:tcMar>
           </w:tcPr>
           <w:p>
+            <w:pPr>
+              <w:rPr>
+                <w:lang w:val="pt-BR"/>
+              </w:rPr>
+            </w:pPr>
             <w:r>
               <w:rPr>
                 <w:rFonts w:ascii="Calibri" w:eastAsia="Calibri" w:hAnsi="Calibri" w:cs="Calibri"/>
+                <w:lang w:val="pt-BR"/>
               </w:rPr>
               <w:t>Board — placeShipAutomatically</w:t>
             </w:r>
@@ -11569,9 +11772,15 @@
             </w:tcMar>
           </w:tcPr>
           <w:p>
+            <w:pPr>
+              <w:rPr>
+                <w:lang w:val="pt-BR"/>
+              </w:rPr>
+            </w:pPr>
             <w:r>
               <w:rPr>
                 <w:rFonts w:ascii="Calibri" w:eastAsia="Calibri" w:hAnsi="Calibri" w:cs="Calibri"/>
+                <w:lang w:val="pt-BR"/>
               </w:rPr>
               <w:t>100%</w:t>
             </w:r>
@@ -11595,9 +11804,15 @@
             </w:tcMar>
           </w:tcPr>
           <w:p>
+            <w:pPr>
+              <w:rPr>
+                <w:lang w:val="pt-BR"/>
+              </w:rPr>
+            </w:pPr>
             <w:r>
               <w:rPr>
                 <w:rFonts w:ascii="Calibri" w:eastAsia="Calibri" w:hAnsi="Calibri" w:cs="Calibri"/>
+                <w:lang w:val="pt-BR"/>
               </w:rPr>
               <w:t>—</w:t>
             </w:r>
@@ -11626,9 +11841,15 @@
             </w:tcMar>
           </w:tcPr>
           <w:p>
+            <w:pPr>
+              <w:rPr>
+                <w:lang w:val="pt-BR"/>
+              </w:rPr>
+            </w:pPr>
             <w:r>
               <w:rPr>
                 <w:rFonts w:ascii="Calibri" w:eastAsia="Calibri" w:hAnsi="Calibri" w:cs="Calibri"/>
+                <w:lang w:val="pt-BR"/>
               </w:rPr>
               <w:t>Game — Construtor</w:t>
             </w:r>
@@ -11652,9 +11873,15 @@
             </w:tcMar>
           </w:tcPr>
           <w:p>
+            <w:pPr>
+              <w:rPr>
+                <w:lang w:val="pt-BR"/>
+              </w:rPr>
+            </w:pPr>
             <w:r>
               <w:rPr>
                 <w:rFonts w:ascii="Calibri" w:eastAsia="Calibri" w:hAnsi="Calibri" w:cs="Calibri"/>
+                <w:lang w:val="pt-BR"/>
               </w:rPr>
               <w:t>100%</w:t>
             </w:r>
@@ -11678,9 +11905,15 @@
             </w:tcMar>
           </w:tcPr>
           <w:p>
+            <w:pPr>
+              <w:rPr>
+                <w:lang w:val="pt-BR"/>
+              </w:rPr>
+            </w:pPr>
             <w:r>
               <w:rPr>
                 <w:rFonts w:ascii="Calibri" w:eastAsia="Calibri" w:hAnsi="Calibri" w:cs="Calibri"/>
+                <w:lang w:val="pt-BR"/>
               </w:rPr>
               <w:t>—</w:t>
             </w:r>
@@ -11709,9 +11942,15 @@
             </w:tcMar>
           </w:tcPr>
           <w:p>
+            <w:pPr>
+              <w:rPr>
+                <w:lang w:val="pt-BR"/>
+              </w:rPr>
+            </w:pPr>
             <w:r>
               <w:rPr>
                 <w:rFonts w:ascii="Calibri" w:eastAsia="Calibri" w:hAnsi="Calibri" w:cs="Calibri"/>
+                <w:lang w:val="pt-BR"/>
               </w:rPr>
               <w:t>Game — isVsComputer (J vs J)</w:t>
             </w:r>
@@ -11735,9 +11974,15 @@
             </w:tcMar>
           </w:tcPr>
           <w:p>
+            <w:pPr>
+              <w:rPr>
+                <w:lang w:val="pt-BR"/>
+              </w:rPr>
+            </w:pPr>
             <w:r>
               <w:rPr>
                 <w:rFonts w:ascii="Calibri" w:eastAsia="Calibri" w:hAnsi="Calibri" w:cs="Calibri"/>
+                <w:lang w:val="pt-BR"/>
               </w:rPr>
               <w:t>100%</w:t>
             </w:r>
@@ -11761,9 +12006,15 @@
             </w:tcMar>
           </w:tcPr>
           <w:p>
+            <w:pPr>
+              <w:rPr>
+                <w:lang w:val="pt-BR"/>
+              </w:rPr>
+            </w:pPr>
             <w:r>
               <w:rPr>
                 <w:rFonts w:ascii="Calibri" w:eastAsia="Calibri" w:hAnsi="Calibri" w:cs="Calibri"/>
+                <w:lang w:val="pt-BR"/>
               </w:rPr>
               <w:t>—</w:t>
             </w:r>
@@ -11792,9 +12043,15 @@
             </w:tcMar>
           </w:tcPr>
           <w:p>
+            <w:pPr>
+              <w:rPr>
+                <w:lang w:val="pt-BR"/>
+              </w:rPr>
+            </w:pPr>
             <w:r>
               <w:rPr>
                 <w:rFonts w:ascii="Calibri" w:eastAsia="Calibri" w:hAnsi="Calibri" w:cs="Calibri"/>
+                <w:lang w:val="pt-BR"/>
               </w:rPr>
               <w:t>Game — isVsComputer (J vs Computador)</w:t>
             </w:r>
@@ -11818,9 +12075,15 @@
             </w:tcMar>
           </w:tcPr>
           <w:p>
+            <w:pPr>
+              <w:rPr>
+                <w:lang w:val="pt-BR"/>
+              </w:rPr>
+            </w:pPr>
             <w:r>
               <w:rPr>
                 <w:rFonts w:ascii="Calibri" w:eastAsia="Calibri" w:hAnsi="Calibri" w:cs="Calibri"/>
+                <w:lang w:val="pt-BR"/>
               </w:rPr>
               <w:t>100%</w:t>
             </w:r>
@@ -11844,9 +12107,15 @@
             </w:tcMar>
           </w:tcPr>
           <w:p>
+            <w:pPr>
+              <w:rPr>
+                <w:lang w:val="pt-BR"/>
+              </w:rPr>
+            </w:pPr>
             <w:r>
               <w:rPr>
                 <w:rFonts w:ascii="Calibri" w:eastAsia="Calibri" w:hAnsi="Calibri" w:cs="Calibri"/>
+                <w:lang w:val="pt-BR"/>
               </w:rPr>
               <w:t>—</w:t>
             </w:r>
@@ -11875,9 +12144,15 @@
             </w:tcMar>
           </w:tcPr>
           <w:p>
+            <w:pPr>
+              <w:rPr>
+                <w:lang w:val="pt-BR"/>
+              </w:rPr>
+            </w:pPr>
             <w:r>
               <w:rPr>
                 <w:rFonts w:ascii="Calibri" w:eastAsia="Calibri" w:hAnsi="Calibri" w:cs="Calibri"/>
+                <w:lang w:val="pt-BR"/>
               </w:rPr>
               <w:t>Game — executeMove (falha)</w:t>
             </w:r>
@@ -11901,9 +12176,15 @@
             </w:tcMar>
           </w:tcPr>
           <w:p>
+            <w:pPr>
+              <w:rPr>
+                <w:lang w:val="pt-BR"/>
+              </w:rPr>
+            </w:pPr>
             <w:r>
               <w:rPr>
                 <w:rFonts w:ascii="Calibri" w:eastAsia="Calibri" w:hAnsi="Calibri" w:cs="Calibri"/>
+                <w:lang w:val="pt-BR"/>
               </w:rPr>
               <w:t>100%</w:t>
             </w:r>
@@ -11927,9 +12208,15 @@
             </w:tcMar>
           </w:tcPr>
           <w:p>
+            <w:pPr>
+              <w:rPr>
+                <w:lang w:val="pt-BR"/>
+              </w:rPr>
+            </w:pPr>
             <w:r>
               <w:rPr>
                 <w:rFonts w:ascii="Calibri" w:eastAsia="Calibri" w:hAnsi="Calibri" w:cs="Calibri"/>
+                <w:lang w:val="pt-BR"/>
               </w:rPr>
               <w:t>—</w:t>
             </w:r>
@@ -11958,9 +12245,15 @@
             </w:tcMar>
           </w:tcPr>
           <w:p>
+            <w:pPr>
+              <w:rPr>
+                <w:lang w:val="pt-BR"/>
+              </w:rPr>
+            </w:pPr>
             <w:r>
               <w:rPr>
                 <w:rFonts w:ascii="Calibri" w:eastAsia="Calibri" w:hAnsi="Calibri" w:cs="Calibri"/>
+                <w:lang w:val="pt-BR"/>
               </w:rPr>
               <w:t>Game — executeMove (acerto)</w:t>
             </w:r>
@@ -11984,9 +12277,15 @@
             </w:tcMar>
           </w:tcPr>
           <w:p>
+            <w:pPr>
+              <w:rPr>
+                <w:lang w:val="pt-BR"/>
+              </w:rPr>
+            </w:pPr>
             <w:r>
               <w:rPr>
                 <w:rFonts w:ascii="Calibri" w:eastAsia="Calibri" w:hAnsi="Calibri" w:cs="Calibri"/>
+                <w:lang w:val="pt-BR"/>
               </w:rPr>
               <w:t>100%</w:t>
             </w:r>
@@ -12010,9 +12309,15 @@
             </w:tcMar>
           </w:tcPr>
           <w:p>
+            <w:pPr>
+              <w:rPr>
+                <w:lang w:val="pt-BR"/>
+              </w:rPr>
+            </w:pPr>
             <w:r>
               <w:rPr>
                 <w:rFonts w:ascii="Calibri" w:eastAsia="Calibri" w:hAnsi="Calibri" w:cs="Calibri"/>
+                <w:lang w:val="pt-BR"/>
               </w:rPr>
               <w:t>—</w:t>
             </w:r>
@@ -12041,9 +12346,15 @@
             </w:tcMar>
           </w:tcPr>
           <w:p>
+            <w:pPr>
+              <w:rPr>
+                <w:lang w:val="pt-BR"/>
+              </w:rPr>
+            </w:pPr>
             <w:r>
               <w:rPr>
                 <w:rFonts w:ascii="Calibri" w:eastAsia="Calibri" w:hAnsi="Calibri" w:cs="Calibri"/>
+                <w:lang w:val="pt-BR"/>
               </w:rPr>
               <w:t>Game — isGameOver</w:t>
             </w:r>
@@ -12067,9 +12378,15 @@
             </w:tcMar>
           </w:tcPr>
           <w:p>
+            <w:pPr>
+              <w:rPr>
+                <w:lang w:val="pt-BR"/>
+              </w:rPr>
+            </w:pPr>
             <w:r>
               <w:rPr>
                 <w:rFonts w:ascii="Calibri" w:eastAsia="Calibri" w:hAnsi="Calibri" w:cs="Calibri"/>
+                <w:lang w:val="pt-BR"/>
               </w:rPr>
               <w:t>100%</w:t>
             </w:r>
@@ -12093,9 +12410,15 @@
             </w:tcMar>
           </w:tcPr>
           <w:p>
+            <w:pPr>
+              <w:rPr>
+                <w:lang w:val="pt-BR"/>
+              </w:rPr>
+            </w:pPr>
             <w:r>
               <w:rPr>
                 <w:rFonts w:ascii="Calibri" w:eastAsia="Calibri" w:hAnsi="Calibri" w:cs="Calibri"/>
+                <w:lang w:val="pt-BR"/>
               </w:rPr>
               <w:t>—</w:t>
             </w:r>
@@ -12124,9 +12447,15 @@
             </w:tcMar>
           </w:tcPr>
           <w:p>
+            <w:pPr>
+              <w:rPr>
+                <w:lang w:val="pt-BR"/>
+              </w:rPr>
+            </w:pPr>
             <w:r>
               <w:rPr>
                 <w:rFonts w:ascii="Calibri" w:eastAsia="Calibri" w:hAnsi="Calibri" w:cs="Calibri"/>
+                <w:lang w:val="pt-BR"/>
               </w:rPr>
               <w:t>PlayerContainer — add e get</w:t>
             </w:r>
@@ -12150,9 +12479,15 @@
             </w:tcMar>
           </w:tcPr>
           <w:p>
+            <w:pPr>
+              <w:rPr>
+                <w:lang w:val="pt-BR"/>
+              </w:rPr>
+            </w:pPr>
             <w:r>
               <w:rPr>
                 <w:rFonts w:ascii="Calibri" w:eastAsia="Calibri" w:hAnsi="Calibri" w:cs="Calibri"/>
+                <w:lang w:val="pt-BR"/>
               </w:rPr>
               <w:t>100%</w:t>
             </w:r>
@@ -12176,9 +12511,15 @@
             </w:tcMar>
           </w:tcPr>
           <w:p>
+            <w:pPr>
+              <w:rPr>
+                <w:lang w:val="pt-BR"/>
+              </w:rPr>
+            </w:pPr>
             <w:r>
               <w:rPr>
                 <w:rFonts w:ascii="Calibri" w:eastAsia="Calibri" w:hAnsi="Calibri" w:cs="Calibri"/>
+                <w:lang w:val="pt-BR"/>
               </w:rPr>
               <w:t>—</w:t>
             </w:r>
@@ -12207,9 +12548,15 @@
             </w:tcMar>
           </w:tcPr>
           <w:p>
+            <w:pPr>
+              <w:rPr>
+                <w:lang w:val="pt-BR"/>
+              </w:rPr>
+            </w:pPr>
             <w:r>
               <w:rPr>
                 <w:rFonts w:ascii="Calibri" w:eastAsia="Calibri" w:hAnsi="Calibri" w:cs="Calibri"/>
+                <w:lang w:val="pt-BR"/>
               </w:rPr>
               <w:t>PlayerContainer — get inexistente</w:t>
             </w:r>
@@ -12233,9 +12580,15 @@
             </w:tcMar>
           </w:tcPr>
           <w:p>
+            <w:pPr>
+              <w:rPr>
+                <w:lang w:val="pt-BR"/>
+              </w:rPr>
+            </w:pPr>
             <w:r>
               <w:rPr>
                 <w:rFonts w:ascii="Calibri" w:eastAsia="Calibri" w:hAnsi="Calibri" w:cs="Calibri"/>
+                <w:lang w:val="pt-BR"/>
               </w:rPr>
               <w:t>100%</w:t>
             </w:r>
@@ -12259,9 +12612,15 @@
             </w:tcMar>
           </w:tcPr>
           <w:p>
+            <w:pPr>
+              <w:rPr>
+                <w:lang w:val="pt-BR"/>
+              </w:rPr>
+            </w:pPr>
             <w:r>
               <w:rPr>
                 <w:rFonts w:ascii="Calibri" w:eastAsia="Calibri" w:hAnsi="Calibri" w:cs="Calibri"/>
+                <w:lang w:val="pt-BR"/>
               </w:rPr>
               <w:t>—</w:t>
             </w:r>
@@ -12290,9 +12649,15 @@
             </w:tcMar>
           </w:tcPr>
           <w:p>
+            <w:pPr>
+              <w:rPr>
+                <w:lang w:val="pt-BR"/>
+              </w:rPr>
+            </w:pPr>
             <w:r>
               <w:rPr>
                 <w:rFonts w:ascii="Calibri" w:eastAsia="Calibri" w:hAnsi="Calibri" w:cs="Calibri"/>
+                <w:lang w:val="pt-BR"/>
               </w:rPr>
               <w:t>PlayerContainer — search existente</w:t>
             </w:r>
@@ -12316,9 +12681,15 @@
             </w:tcMar>
           </w:tcPr>
           <w:p>
+            <w:pPr>
+              <w:rPr>
+                <w:lang w:val="pt-BR"/>
+              </w:rPr>
+            </w:pPr>
             <w:r>
               <w:rPr>
                 <w:rFonts w:ascii="Calibri" w:eastAsia="Calibri" w:hAnsi="Calibri" w:cs="Calibri"/>
+                <w:lang w:val="pt-BR"/>
               </w:rPr>
               <w:t>100%</w:t>
             </w:r>
@@ -12342,9 +12713,15 @@
             </w:tcMar>
           </w:tcPr>
           <w:p>
+            <w:pPr>
+              <w:rPr>
+                <w:lang w:val="pt-BR"/>
+              </w:rPr>
+            </w:pPr>
             <w:r>
               <w:rPr>
                 <w:rFonts w:ascii="Calibri" w:eastAsia="Calibri" w:hAnsi="Calibri" w:cs="Calibri"/>
+                <w:lang w:val="pt-BR"/>
               </w:rPr>
               <w:t>—</w:t>
             </w:r>
@@ -12373,9 +12750,15 @@
             </w:tcMar>
           </w:tcPr>
           <w:p>
+            <w:pPr>
+              <w:rPr>
+                <w:lang w:val="pt-BR"/>
+              </w:rPr>
+            </w:pPr>
             <w:r>
               <w:rPr>
                 <w:rFonts w:ascii="Calibri" w:eastAsia="Calibri" w:hAnsi="Calibri" w:cs="Calibri"/>
+                <w:lang w:val="pt-BR"/>
               </w:rPr>
               <w:t>PlayerContainer — search inexistente</w:t>
             </w:r>
@@ -12399,9 +12782,15 @@
             </w:tcMar>
           </w:tcPr>
           <w:p>
+            <w:pPr>
+              <w:rPr>
+                <w:lang w:val="pt-BR"/>
+              </w:rPr>
+            </w:pPr>
             <w:r>
               <w:rPr>
                 <w:rFonts w:ascii="Calibri" w:eastAsia="Calibri" w:hAnsi="Calibri" w:cs="Calibri"/>
+                <w:lang w:val="pt-BR"/>
               </w:rPr>
               <w:t>100%</w:t>
             </w:r>
@@ -12425,93 +12814,15 @@
             </w:tcMar>
           </w:tcPr>
           <w:p>
+            <w:pPr>
+              <w:rPr>
+                <w:lang w:val="pt-BR"/>
+              </w:rPr>
+            </w:pPr>
             <w:r>
               <w:rPr>
                 <w:rFonts w:ascii="Calibri" w:eastAsia="Calibri" w:hAnsi="Calibri" w:cs="Calibri"/>
-              </w:rPr>
-              <w:t>—</w:t>
-            </w:r>
-          </w:p>
-        </w:tc>
-      </w:tr>
-      <w:tr>
-        <w:trPr>
-          <w:jc w:val="center"/>
-        </w:trPr>
-        <w:tc>
-          <w:tcPr>
-            <w:tcW w:w="4536" w:type="dxa"/>
-            <w:tcBorders>
-              <w:top w:val="single" w:sz="1" w:space="0" w:color="CCCCCC"/>
-              <w:left w:val="single" w:sz="1" w:space="0" w:color="CCCCCC"/>
-              <w:bottom w:val="single" w:sz="1" w:space="0" w:color="CCCCCC"/>
-              <w:right w:val="single" w:sz="1" w:space="0" w:color="CCCCCC"/>
-            </w:tcBorders>
-            <w:shd w:val="clear" w:color="auto" w:fill="FFFFFF"/>
-            <w:tcMar>
-              <w:top w:w="80" w:type="dxa"/>
-              <w:left w:w="120" w:type="dxa"/>
-              <w:bottom w:w="80" w:type="dxa"/>
-              <w:right w:w="120" w:type="dxa"/>
-            </w:tcMar>
-          </w:tcPr>
-          <w:p>
-            <w:r>
-              <w:rPr>
-                <w:rFonts w:ascii="Calibri" w:eastAsia="Calibri" w:hAnsi="Calibri" w:cs="Calibri"/>
-              </w:rPr>
-              <w:lastRenderedPageBreak/>
-              <w:t>PlayerContainer — remove</w:t>
-            </w:r>
-          </w:p>
-        </w:tc>
-        <w:tc>
-          <w:tcPr>
-            <w:tcW w:w="1574" w:type="dxa"/>
-            <w:tcBorders>
-              <w:top w:val="single" w:sz="1" w:space="0" w:color="CCCCCC"/>
-              <w:left w:val="single" w:sz="1" w:space="0" w:color="CCCCCC"/>
-              <w:bottom w:val="single" w:sz="1" w:space="0" w:color="CCCCCC"/>
-              <w:right w:val="single" w:sz="1" w:space="0" w:color="CCCCCC"/>
-            </w:tcBorders>
-            <w:shd w:val="clear" w:color="auto" w:fill="FFFFFF"/>
-            <w:tcMar>
-              <w:top w:w="80" w:type="dxa"/>
-              <w:left w:w="120" w:type="dxa"/>
-              <w:bottom w:w="80" w:type="dxa"/>
-              <w:right w:w="120" w:type="dxa"/>
-            </w:tcMar>
-          </w:tcPr>
-          <w:p>
-            <w:r>
-              <w:rPr>
-                <w:rFonts w:ascii="Calibri" w:eastAsia="Calibri" w:hAnsi="Calibri" w:cs="Calibri"/>
-              </w:rPr>
-              <w:t>100%</w:t>
-            </w:r>
-          </w:p>
-        </w:tc>
-        <w:tc>
-          <w:tcPr>
-            <w:tcW w:w="1213" w:type="dxa"/>
-            <w:tcBorders>
-              <w:top w:val="single" w:sz="1" w:space="0" w:color="CCCCCC"/>
-              <w:left w:val="single" w:sz="1" w:space="0" w:color="CCCCCC"/>
-              <w:bottom w:val="single" w:sz="1" w:space="0" w:color="CCCCCC"/>
-              <w:right w:val="single" w:sz="1" w:space="0" w:color="CCCCCC"/>
-            </w:tcBorders>
-            <w:shd w:val="clear" w:color="auto" w:fill="FFFFFF"/>
-            <w:tcMar>
-              <w:top w:w="80" w:type="dxa"/>
-              <w:left w:w="120" w:type="dxa"/>
-              <w:bottom w:w="80" w:type="dxa"/>
-              <w:right w:w="120" w:type="dxa"/>
-            </w:tcMar>
-          </w:tcPr>
-          <w:p>
-            <w:r>
-              <w:rPr>
-                <w:rFonts w:ascii="Calibri" w:eastAsia="Calibri" w:hAnsi="Calibri" w:cs="Calibri"/>
+                <w:lang w:val="pt-BR"/>
               </w:rPr>
               <w:t>—</w:t>
             </w:r>
@@ -12525,6 +12836,7 @@
         <w:jc w:val="left"/>
         <w:rPr>
           <w:sz w:val="20"/>
+          <w:lang w:val="pt-BR"/>
         </w:rPr>
       </w:pPr>
     </w:p>
@@ -12534,6 +12846,7 @@
         <w:jc w:val="left"/>
         <w:rPr>
           <w:sz w:val="20"/>
+          <w:lang w:val="pt-BR"/>
         </w:rPr>
       </w:pPr>
     </w:p>
@@ -12543,6 +12856,7 @@
         <w:jc w:val="left"/>
         <w:rPr>
           <w:sz w:val="20"/>
+          <w:lang w:val="pt-BR"/>
         </w:rPr>
       </w:pPr>
       <w:r>
@@ -12567,7 +12881,7 @@
           <w:szCs w:val="24"/>
           <w:lang w:val="pt-BR"/>
         </w:rPr>
-        <w:t>3</w:t>
+        <w:t>2</w:t>
       </w:r>
       <w:r>
         <w:rPr>
@@ -12724,7 +13038,13 @@
         <w:rPr>
           <w:lang w:val="pt-BR" w:eastAsia="pt-PT"/>
         </w:rPr>
-        <w:t>13.1  Programação Orientada a Objetos</w:t>
+        <w:t>12</w:t>
+      </w:r>
+      <w:r>
+        <w:rPr>
+          <w:lang w:val="pt-BR" w:eastAsia="pt-PT"/>
+        </w:rPr>
+        <w:t>.1  Programação Orientada a Objetos</w:t>
       </w:r>
     </w:p>
     <w:p>
@@ -12760,37 +13080,7 @@
         <w:rPr>
           <w:lang w:val="pt-BR" w:eastAsia="pt-PT"/>
         </w:rPr>
-        <w:t>As</w:t>
-      </w:r>
-      <w:r>
-        <w:rPr>
-          <w:lang w:val="pt-BR" w:eastAsia="pt-PT"/>
-        </w:rPr>
-        <w:t xml:space="preserve"> classes (Player, Ship, Board, Game) </w:t>
-      </w:r>
-      <w:r>
-        <w:rPr>
-          <w:lang w:val="pt-BR" w:eastAsia="pt-PT"/>
-        </w:rPr>
-        <w:t>guardam os dados de forma privada</w:t>
-      </w:r>
-      <w:r>
-        <w:rPr>
-          <w:lang w:val="pt-BR" w:eastAsia="pt-PT"/>
-        </w:rPr>
-        <w:t xml:space="preserve"> e só permitem </w:t>
-      </w:r>
-      <w:r>
-        <w:rPr>
-          <w:lang w:val="pt-BR" w:eastAsia="pt-PT"/>
-        </w:rPr>
-        <w:t>acesso</w:t>
-      </w:r>
-      <w:r>
-        <w:rPr>
-          <w:lang w:val="pt-BR" w:eastAsia="pt-PT"/>
-        </w:rPr>
-        <w:t xml:space="preserve"> através de métodos</w:t>
+        <w:t>As classes (Player, Ship, Board, Game) guardam os dados de forma privada e só permitem acesso através de métodos</w:t>
       </w:r>
       <w:r>
         <w:rPr>
@@ -12818,13 +13108,7 @@
         <w:rPr>
           <w:lang w:val="pt-BR" w:eastAsia="pt-PT"/>
         </w:rPr>
-        <w:t>Os</w:t>
-      </w:r>
-      <w:r>
-        <w:rPr>
-          <w:lang w:val="pt-BR" w:eastAsia="pt-PT"/>
-        </w:rPr>
-        <w:t xml:space="preserve"> DTOs mostram apenas a informação essencial, escondendo a forma como ela é guardada internamente. </w:t>
+        <w:t xml:space="preserve">Os DTOs mostram apenas a informação essencial, escondendo a forma como ela é guardada internamente. </w:t>
       </w:r>
     </w:p>
     <w:p>
@@ -12864,19 +13148,19 @@
         <w:rPr>
           <w:lang w:val="pt-BR" w:eastAsia="pt-PT"/>
         </w:rPr>
-        <w:t xml:space="preserve">as exceções </w:t>
+        <w:t xml:space="preserve">as </w:t>
       </w:r>
       <w:r>
         <w:rPr>
           <w:lang w:val="pt-BR" w:eastAsia="pt-PT"/>
         </w:rPr>
-        <w:t xml:space="preserve"> </w:t>
+        <w:t>exceções herdam</w:t>
       </w:r>
       <w:r>
         <w:rPr>
           <w:lang w:val="pt-BR" w:eastAsia="pt-PT"/>
         </w:rPr>
-        <w:t>herdam de exception</w:t>
+        <w:t xml:space="preserve"> de exception</w:t>
       </w:r>
       <w:r>
         <w:rPr>
@@ -12932,7 +13216,7 @@
 </file>
 
 <file path=word/endnotes.xml><?xml version="1.0" encoding="utf-8"?>
-<w:endnotes xmlns:wpc="http://schemas.microsoft.com/office/word/2010/wordprocessingCanvas" xmlns:cx="http://schemas.microsoft.com/office/drawing/2014/chartex" xmlns:cx1="http://schemas.microsoft.com/office/drawing/2015/9/8/chartex" xmlns:cx2="http://schemas.microsoft.com/office/drawing/2015/10/21/chartex" xmlns:cx3="http://schemas.microsoft.com/office/drawing/2016/5/9/chartex" xmlns:cx4="http://schemas.microsoft.com/office/drawing/2016/5/10/chartex" xmlns:cx5="http://schemas.microsoft.com/office/drawing/2016/5/11/chartex" xmlns:cx6="http://schemas.microsoft.com/office/drawing/2016/5/12/chartex" xmlns:cx7="http://schemas.microsoft.com/office/drawing/2016/5/13/chartex" xmlns:cx8="http://schemas.microsoft.com/office/drawing/2016/5/14/chartex" xmlns:mc="http://schemas.openxmlformats.org/markup-compatibility/2006" xmlns:aink="http://schemas.microsoft.com/office/drawing/2016/ink" xmlns:am3d="http://schemas.microsoft.com/office/drawing/2017/model3d" xmlns:o="urn:schemas-microsoft-com:office:office" xmlns:oel="http://schemas.microsoft.com/office/2019/extlst" xmlns:r="http://schemas.openxmlformats.org/officeDocument/2006/relationships" xmlns:m="http://schemas.openxmlformats.org/officeDocument/2006/math" xmlns:v="urn:schemas-microsoft-com:vml" xmlns:wp14="http://schemas.microsoft.com/office/word/2010/wordprocessingDrawing" xmlns:wp="http://schemas.openxmlformats.org/drawingml/2006/wordprocessingDrawing" xmlns:w10="urn:schemas-microsoft-com:office:word" xmlns:w="http://schemas.openxmlformats.org/wordprocessingml/2006/main" xmlns:w14="http://schemas.microsoft.com/office/word/2010/wordml" xmlns:w15="http://schemas.microsoft.com/office/word/2012/wordml" xmlns:w16cex="http://schemas.microsoft.com/office/word/2018/wordml/cex" xmlns:w16cid="http://schemas.microsoft.com/office/word/2016/wordml/cid" xmlns:w16="http://schemas.microsoft.com/office/word/2018/wordml" xmlns:w16du="http://schemas.microsoft.com/office/word/2023/wordml/word16du" xmlns:w16sdtdh="http://schemas.microsoft.com/office/word/2020/wordml/sdtdatahash" xmlns:w16sdtfl="http://schemas.microsoft.com/office/word/2024/wordml/sdtformatlock" xmlns:w16se="http://schemas.microsoft.com/office/word/2015/wordml/symex" xmlns:wpg="http://schemas.microsoft.com/office/word/2010/wordprocessingGroup" xmlns:wpi="http://schemas.microsoft.com/office/word/2010/wordprocessingInk" xmlns:wne="http://schemas.microsoft.com/office/word/2006/wordml" xmlns:wps="http://schemas.microsoft.com/office/word/2010/wordprocessingShape" mc:Ignorable="w14 w15 w16se w16cid w16 w16cex w16sdtdh w16sdtfl w16du wp14">
+<w:endnotes xmlns:wpc="http://schemas.microsoft.com/office/word/2010/wordprocessingCanvas" xmlns:mc="http://schemas.openxmlformats.org/markup-compatibility/2006" xmlns:o="urn:schemas-microsoft-com:office:office" xmlns:r="http://schemas.openxmlformats.org/officeDocument/2006/relationships" xmlns:m="http://schemas.openxmlformats.org/officeDocument/2006/math" xmlns:v="urn:schemas-microsoft-com:vml" xmlns:wp14="http://schemas.microsoft.com/office/word/2010/wordprocessingDrawing" xmlns:wp="http://schemas.openxmlformats.org/drawingml/2006/wordprocessingDrawing" xmlns:w10="urn:schemas-microsoft-com:office:word" xmlns:w="http://schemas.openxmlformats.org/wordprocessingml/2006/main" xmlns:w14="http://schemas.microsoft.com/office/word/2010/wordml" xmlns:w15="http://schemas.microsoft.com/office/word/2012/wordml" xmlns:wpg="http://schemas.microsoft.com/office/word/2010/wordprocessingGroup" xmlns:wpi="http://schemas.microsoft.com/office/word/2010/wordprocessingInk" xmlns:wne="http://schemas.microsoft.com/office/word/2006/wordml" xmlns:wps="http://schemas.microsoft.com/office/word/2010/wordprocessingShape" mc:Ignorable="w14 w15 wp14">
   <w:endnote w:type="separator" w:id="-1">
     <w:p>
       <w:r>
@@ -12951,7 +13235,7 @@
 </file>
 
 <file path=word/footnotes.xml><?xml version="1.0" encoding="utf-8"?>
-<w:footnotes xmlns:wpc="http://schemas.microsoft.com/office/word/2010/wordprocessingCanvas" xmlns:cx="http://schemas.microsoft.com/office/drawing/2014/chartex" xmlns:cx1="http://schemas.microsoft.com/office/drawing/2015/9/8/chartex" xmlns:cx2="http://schemas.microsoft.com/office/drawing/2015/10/21/chartex" xmlns:cx3="http://schemas.microsoft.com/office/drawing/2016/5/9/chartex" xmlns:cx4="http://schemas.microsoft.com/office/drawing/2016/5/10/chartex" xmlns:cx5="http://schemas.microsoft.com/office/drawing/2016/5/11/chartex" xmlns:cx6="http://schemas.microsoft.com/office/drawing/2016/5/12/chartex" xmlns:cx7="http://schemas.microsoft.com/office/drawing/2016/5/13/chartex" xmlns:cx8="http://schemas.microsoft.com/office/drawing/2016/5/14/chartex" xmlns:mc="http://schemas.openxmlformats.org/markup-compatibility/2006" xmlns:aink="http://schemas.microsoft.com/office/drawing/2016/ink" xmlns:am3d="http://schemas.microsoft.com/office/drawing/2017/model3d" xmlns:o="urn:schemas-microsoft-com:office:office" xmlns:oel="http://schemas.microsoft.com/office/2019/extlst" xmlns:r="http://schemas.openxmlformats.org/officeDocument/2006/relationships" xmlns:m="http://schemas.openxmlformats.org/officeDocument/2006/math" xmlns:v="urn:schemas-microsoft-com:vml" xmlns:wp14="http://schemas.microsoft.com/office/word/2010/wordprocessingDrawing" xmlns:wp="http://schemas.openxmlformats.org/drawingml/2006/wordprocessingDrawing" xmlns:w10="urn:schemas-microsoft-com:office:word" xmlns:w="http://schemas.openxmlformats.org/wordprocessingml/2006/main" xmlns:w14="http://schemas.microsoft.com/office/word/2010/wordml" xmlns:w15="http://schemas.microsoft.com/office/word/2012/wordml" xmlns:w16cex="http://schemas.microsoft.com/office/word/2018/wordml/cex" xmlns:w16cid="http://schemas.microsoft.com/office/word/2016/wordml/cid" xmlns:w16="http://schemas.microsoft.com/office/word/2018/wordml" xmlns:w16du="http://schemas.microsoft.com/office/word/2023/wordml/word16du" xmlns:w16sdtdh="http://schemas.microsoft.com/office/word/2020/wordml/sdtdatahash" xmlns:w16sdtfl="http://schemas.microsoft.com/office/word/2024/wordml/sdtformatlock" xmlns:w16se="http://schemas.microsoft.com/office/word/2015/wordml/symex" xmlns:wpg="http://schemas.microsoft.com/office/word/2010/wordprocessingGroup" xmlns:wpi="http://schemas.microsoft.com/office/word/2010/wordprocessingInk" xmlns:wne="http://schemas.microsoft.com/office/word/2006/wordml" xmlns:wps="http://schemas.microsoft.com/office/word/2010/wordprocessingShape" mc:Ignorable="w14 w15 w16se w16cid w16 w16cex w16sdtdh w16sdtfl w16du wp14">
+<w:footnotes xmlns:wpc="http://schemas.microsoft.com/office/word/2010/wordprocessingCanvas" xmlns:mc="http://schemas.openxmlformats.org/markup-compatibility/2006" xmlns:o="urn:schemas-microsoft-com:office:office" xmlns:r="http://schemas.openxmlformats.org/officeDocument/2006/relationships" xmlns:m="http://schemas.openxmlformats.org/officeDocument/2006/math" xmlns:v="urn:schemas-microsoft-com:vml" xmlns:wp14="http://schemas.microsoft.com/office/word/2010/wordprocessingDrawing" xmlns:wp="http://schemas.openxmlformats.org/drawingml/2006/wordprocessingDrawing" xmlns:w10="urn:schemas-microsoft-com:office:word" xmlns:w="http://schemas.openxmlformats.org/wordprocessingml/2006/main" xmlns:w14="http://schemas.microsoft.com/office/word/2010/wordml" xmlns:w15="http://schemas.microsoft.com/office/word/2012/wordml" xmlns:wpg="http://schemas.microsoft.com/office/word/2010/wordprocessingGroup" xmlns:wpi="http://schemas.microsoft.com/office/word/2010/wordprocessingInk" xmlns:wne="http://schemas.microsoft.com/office/word/2006/wordml" xmlns:wps="http://schemas.microsoft.com/office/word/2010/wordprocessingShape" mc:Ignorable="w14 w15 wp14">
   <w:footnote w:type="separator" w:id="-1">
     <w:p>
       <w:r>
@@ -12970,7 +13254,7 @@
 </file>
 
 <file path=word/numbering.xml><?xml version="1.0" encoding="utf-8"?>
-<w:numbering xmlns:wpc="http://schemas.microsoft.com/office/word/2010/wordprocessingCanvas" xmlns:cx="http://schemas.microsoft.com/office/drawing/2014/chartex" xmlns:cx1="http://schemas.microsoft.com/office/drawing/2015/9/8/chartex" xmlns:cx2="http://schemas.microsoft.com/office/drawing/2015/10/21/chartex" xmlns:cx3="http://schemas.microsoft.com/office/drawing/2016/5/9/chartex" xmlns:cx4="http://schemas.microsoft.com/office/drawing/2016/5/10/chartex" xmlns:cx5="http://schemas.microsoft.com/office/drawing/2016/5/11/chartex" xmlns:cx6="http://schemas.microsoft.com/office/drawing/2016/5/12/chartex" xmlns:cx7="http://schemas.microsoft.com/office/drawing/2016/5/13/chartex" xmlns:cx8="http://schemas.microsoft.com/office/drawing/2016/5/14/chartex" xmlns:mc="http://schemas.openxmlformats.org/markup-compatibility/2006" xmlns:aink="http://schemas.microsoft.com/office/drawing/2016/ink" xmlns:am3d="http://schemas.microsoft.com/office/drawing/2017/model3d" xmlns:o="urn:schemas-microsoft-com:office:office" xmlns:oel="http://schemas.microsoft.com/office/2019/extlst" xmlns:r="http://schemas.openxmlformats.org/officeDocument/2006/relationships" xmlns:m="http://schemas.openxmlformats.org/officeDocument/2006/math" xmlns:v="urn:schemas-microsoft-com:vml" xmlns:wp14="http://schemas.microsoft.com/office/word/2010/wordprocessingDrawing" xmlns:wp="http://schemas.openxmlformats.org/drawingml/2006/wordprocessingDrawing" xmlns:w10="urn:schemas-microsoft-com:office:word" xmlns:w="http://schemas.openxmlformats.org/wordprocessingml/2006/main" xmlns:w14="http://schemas.microsoft.com/office/word/2010/wordml" xmlns:w15="http://schemas.microsoft.com/office/word/2012/wordml" xmlns:w16cex="http://schemas.microsoft.com/office/word/2018/wordml/cex" xmlns:w16cid="http://schemas.microsoft.com/office/word/2016/wordml/cid" xmlns:w16="http://schemas.microsoft.com/office/word/2018/wordml" xmlns:w16du="http://schemas.microsoft.com/office/word/2023/wordml/word16du" xmlns:w16sdtdh="http://schemas.microsoft.com/office/word/2020/wordml/sdtdatahash" xmlns:w16sdtfl="http://schemas.microsoft.com/office/word/2024/wordml/sdtformatlock" xmlns:w16se="http://schemas.microsoft.com/office/word/2015/wordml/symex" xmlns:wpg="http://schemas.microsoft.com/office/word/2010/wordprocessingGroup" xmlns:wpi="http://schemas.microsoft.com/office/word/2010/wordprocessingInk" xmlns:wne="http://schemas.microsoft.com/office/word/2006/wordml" xmlns:wps="http://schemas.microsoft.com/office/word/2010/wordprocessingShape" mc:Ignorable="w14 w15 w16se w16cid w16 w16cex w16sdtdh w16sdtfl w16du wp14">
+<w:numbering xmlns:wpc="http://schemas.microsoft.com/office/word/2010/wordprocessingCanvas" xmlns:mc="http://schemas.openxmlformats.org/markup-compatibility/2006" xmlns:o="urn:schemas-microsoft-com:office:office" xmlns:r="http://schemas.openxmlformats.org/officeDocument/2006/relationships" xmlns:m="http://schemas.openxmlformats.org/officeDocument/2006/math" xmlns:v="urn:schemas-microsoft-com:vml" xmlns:wp14="http://schemas.microsoft.com/office/word/2010/wordprocessingDrawing" xmlns:wp="http://schemas.openxmlformats.org/drawingml/2006/wordprocessingDrawing" xmlns:w10="urn:schemas-microsoft-com:office:word" xmlns:w="http://schemas.openxmlformats.org/wordprocessingml/2006/main" xmlns:w14="http://schemas.microsoft.com/office/word/2010/wordml" xmlns:w15="http://schemas.microsoft.com/office/word/2012/wordml" xmlns:wpg="http://schemas.microsoft.com/office/word/2010/wordprocessingGroup" xmlns:wpi="http://schemas.microsoft.com/office/word/2010/wordprocessingInk" xmlns:wne="http://schemas.microsoft.com/office/word/2006/wordml" xmlns:wps="http://schemas.microsoft.com/office/word/2010/wordprocessingShape" mc:Ignorable="w14 w15 wp14">
   <w:abstractNum w:abstractNumId="0" w15:restartNumberingAfterBreak="0">
     <w:nsid w:val="FFFFFFFB"/>
     <w:multiLevelType w:val="multilevel"/>
@@ -14332,49 +14616,49 @@
       </w:pPr>
     </w:lvl>
   </w:abstractNum>
-  <w:num w:numId="1" w16cid:durableId="788355155">
+  <w:num w:numId="1">
     <w:abstractNumId w:val="0"/>
   </w:num>
-  <w:num w:numId="2" w16cid:durableId="967126949">
+  <w:num w:numId="2">
     <w:abstractNumId w:val="1"/>
   </w:num>
-  <w:num w:numId="3" w16cid:durableId="222764021">
+  <w:num w:numId="3">
     <w:abstractNumId w:val="11"/>
   </w:num>
-  <w:num w:numId="4" w16cid:durableId="788011330">
+  <w:num w:numId="4">
     <w:abstractNumId w:val="7"/>
   </w:num>
-  <w:num w:numId="5" w16cid:durableId="987704541">
+  <w:num w:numId="5">
     <w:abstractNumId w:val="8"/>
   </w:num>
-  <w:num w:numId="6" w16cid:durableId="1460804163">
+  <w:num w:numId="6">
     <w:abstractNumId w:val="14"/>
   </w:num>
-  <w:num w:numId="7" w16cid:durableId="992490401">
+  <w:num w:numId="7">
     <w:abstractNumId w:val="3"/>
   </w:num>
-  <w:num w:numId="8" w16cid:durableId="1414277091">
+  <w:num w:numId="8">
     <w:abstractNumId w:val="10"/>
   </w:num>
-  <w:num w:numId="9" w16cid:durableId="1451775427">
+  <w:num w:numId="9">
     <w:abstractNumId w:val="12"/>
   </w:num>
-  <w:num w:numId="10" w16cid:durableId="1352486945">
+  <w:num w:numId="10">
     <w:abstractNumId w:val="4"/>
   </w:num>
-  <w:num w:numId="11" w16cid:durableId="1209489595">
+  <w:num w:numId="11">
     <w:abstractNumId w:val="6"/>
   </w:num>
-  <w:num w:numId="12" w16cid:durableId="952783013">
+  <w:num w:numId="12">
     <w:abstractNumId w:val="9"/>
   </w:num>
-  <w:num w:numId="13" w16cid:durableId="331831969">
+  <w:num w:numId="13">
     <w:abstractNumId w:val="13"/>
   </w:num>
-  <w:num w:numId="14" w16cid:durableId="709691568">
+  <w:num w:numId="14">
     <w:abstractNumId w:val="2"/>
   </w:num>
-  <w:num w:numId="15" w16cid:durableId="1976787340">
+  <w:num w:numId="15">
     <w:abstractNumId w:val="5"/>
   </w:num>
   <w:numIdMacAtCleanup w:val="15"/>
@@ -14382,7 +14666,7 @@
 </file>
 
 <file path=word/styles.xml><?xml version="1.0" encoding="utf-8"?>
-<w:styles xmlns:mc="http://schemas.openxmlformats.org/markup-compatibility/2006" xmlns:r="http://schemas.openxmlformats.org/officeDocument/2006/relationships" xmlns:w="http://schemas.openxmlformats.org/wordprocessingml/2006/main" xmlns:w14="http://schemas.microsoft.com/office/word/2010/wordml" xmlns:w15="http://schemas.microsoft.com/office/word/2012/wordml" xmlns:w16cex="http://schemas.microsoft.com/office/word/2018/wordml/cex" xmlns:w16cid="http://schemas.microsoft.com/office/word/2016/wordml/cid" xmlns:w16="http://schemas.microsoft.com/office/word/2018/wordml" xmlns:w16du="http://schemas.microsoft.com/office/word/2023/wordml/word16du" xmlns:w16sdtdh="http://schemas.microsoft.com/office/word/2020/wordml/sdtdatahash" xmlns:w16sdtfl="http://schemas.microsoft.com/office/word/2024/wordml/sdtformatlock" xmlns:w16se="http://schemas.microsoft.com/office/word/2015/wordml/symex" mc:Ignorable="w14 w15 w16se w16cid w16 w16cex w16sdtdh w16sdtfl w16du">
+<w:styles xmlns:mc="http://schemas.openxmlformats.org/markup-compatibility/2006" xmlns:r="http://schemas.openxmlformats.org/officeDocument/2006/relationships" xmlns:w="http://schemas.openxmlformats.org/wordprocessingml/2006/main" xmlns:w14="http://schemas.microsoft.com/office/word/2010/wordml" xmlns:w15="http://schemas.microsoft.com/office/word/2012/wordml" mc:Ignorable="w14 w15">
   <w:docDefaults>
     <w:rPrDefault>
       <w:rPr>
@@ -14392,7 +14676,7 @@
     </w:rPrDefault>
     <w:pPrDefault/>
   </w:docDefaults>
-  <w:latentStyles w:defLockedState="0" w:defUIPriority="0" w:defSemiHidden="0" w:defUnhideWhenUsed="0" w:defQFormat="0" w:count="376">
+  <w:latentStyles w:defLockedState="0" w:defUIPriority="0" w:defSemiHidden="0" w:defUnhideWhenUsed="0" w:defQFormat="0" w:count="371">
     <w:lsdException w:name="Normal" w:qFormat="1"/>
     <w:lsdException w:name="heading 1" w:uiPriority="9" w:qFormat="1"/>
     <w:lsdException w:name="heading 2" w:qFormat="1"/>
@@ -14669,11 +14953,6 @@
     <w:lsdException w:name="List Table 5 Dark Accent 6" w:uiPriority="50"/>
     <w:lsdException w:name="List Table 6 Colorful Accent 6" w:uiPriority="51"/>
     <w:lsdException w:name="List Table 7 Colorful Accent 6" w:uiPriority="52"/>
-    <w:lsdException w:name="Mention" w:semiHidden="1" w:uiPriority="99" w:unhideWhenUsed="1"/>
-    <w:lsdException w:name="Smart Hyperlink" w:semiHidden="1" w:uiPriority="99" w:unhideWhenUsed="1"/>
-    <w:lsdException w:name="Hashtag" w:semiHidden="1" w:uiPriority="99" w:unhideWhenUsed="1"/>
-    <w:lsdException w:name="Unresolved Mention" w:semiHidden="1" w:uiPriority="99" w:unhideWhenUsed="1"/>
-    <w:lsdException w:name="Smart Link" w:semiHidden="1" w:uiPriority="99" w:unhideWhenUsed="1"/>
   </w:latentStyles>
   <w:style w:type="paragraph" w:default="1" w:styleId="Normal">
     <w:name w:val="Normal"/>
@@ -14692,7 +14971,7 @@
     <w:name w:val="heading 1"/>
     <w:basedOn w:val="Normal"/>
     <w:next w:val="Normal"/>
-    <w:link w:val="Ttulo1Carter"/>
+    <w:link w:val="Ttulo1Char"/>
     <w:uiPriority w:val="9"/>
     <w:qFormat/>
     <w:rsid w:val="006B229F"/>
@@ -14879,7 +15158,7 @@
       <w:sz w:val="18"/>
     </w:rPr>
   </w:style>
-  <w:style w:type="character" w:default="1" w:styleId="Tipodeletrapredefinidodopargrafo">
+  <w:style w:type="character" w:default="1" w:styleId="Fontepargpadro">
     <w:name w:val="Default Paragraph Font"/>
     <w:uiPriority w:val="1"/>
     <w:semiHidden/>
@@ -14930,7 +15209,7 @@
   </w:style>
   <w:style w:type="character" w:styleId="Nmerodepgina">
     <w:name w:val="page number"/>
-    <w:basedOn w:val="Tipodeletrapredefinidodopargrafo"/>
+    <w:basedOn w:val="Fontepargpadro"/>
     <w:rsid w:val="006B229F"/>
   </w:style>
   <w:style w:type="paragraph" w:customStyle="1" w:styleId="Ttulo10">
@@ -15320,7 +15599,7 @@
       <w:sz w:val="18"/>
     </w:rPr>
   </w:style>
-  <w:style w:type="character" w:styleId="Hiperligao">
+  <w:style w:type="character" w:styleId="Hyperlink">
     <w:name w:val="Hyperlink"/>
     <w:rsid w:val="009B1D59"/>
     <w:rPr>
@@ -15367,7 +15646,7 @@
     <w:semiHidden/>
     <w:rsid w:val="00C16F71"/>
   </w:style>
-  <w:style w:type="paragraph" w:styleId="Assuntodecomentrio">
+  <w:style w:type="paragraph" w:styleId="Assuntodocomentrio">
     <w:name w:val="annotation subject"/>
     <w:basedOn w:val="Textodecomentrio"/>
     <w:next w:val="Textodecomentrio"/>
@@ -15389,7 +15668,7 @@
       <w:szCs w:val="16"/>
     </w:rPr>
   </w:style>
-  <w:style w:type="character" w:styleId="Hiperligaovisitada">
+  <w:style w:type="character" w:styleId="HiperlinkVisitado">
     <w:name w:val="FollowedHyperlink"/>
     <w:rsid w:val="00F36F61"/>
     <w:rPr>
@@ -15397,7 +15676,7 @@
       <w:u w:val="single"/>
     </w:rPr>
   </w:style>
-  <w:style w:type="table" w:styleId="TabelacomGrelha">
+  <w:style w:type="table" w:styleId="Tabelacomgrade">
     <w:name w:val="Table Grid"/>
     <w:basedOn w:val="Tabelanormal"/>
     <w:rsid w:val="009625FF"/>
@@ -15441,8 +15720,8 @@
       <w:szCs w:val="20"/>
     </w:rPr>
   </w:style>
-  <w:style w:type="character" w:customStyle="1" w:styleId="Ttulo1Carter">
-    <w:name w:val="Título 1 Caráter"/>
+  <w:style w:type="character" w:customStyle="1" w:styleId="Ttulo1Char">
+    <w:name w:val="Título 1 Char"/>
     <w:link w:val="Ttulo1"/>
     <w:uiPriority w:val="9"/>
     <w:rsid w:val="00B21233"/>
@@ -15461,10 +15740,10 @@
     <w:unhideWhenUsed/>
     <w:rsid w:val="00B21233"/>
   </w:style>
-  <w:style w:type="paragraph" w:styleId="HTMLpr-formatado">
+  <w:style w:type="paragraph" w:styleId="Pr-formataoHTML">
     <w:name w:val="HTML Preformatted"/>
     <w:basedOn w:val="Normal"/>
-    <w:link w:val="HTMLpr-formatadoCarter"/>
+    <w:link w:val="Pr-formataoHTMLChar"/>
     <w:uiPriority w:val="99"/>
     <w:unhideWhenUsed/>
     <w:rsid w:val="00B564E0"/>
@@ -15495,9 +15774,9 @@
       <w:lang w:val="pt-PT" w:eastAsia="pt-PT"/>
     </w:rPr>
   </w:style>
-  <w:style w:type="character" w:customStyle="1" w:styleId="HTMLpr-formatadoCarter">
-    <w:name w:val="HTML pré-formatado Caráter"/>
-    <w:link w:val="HTMLpr-formatado"/>
+  <w:style w:type="character" w:customStyle="1" w:styleId="Pr-formataoHTMLChar">
+    <w:name w:val="Pré-formatação HTML Char"/>
+    <w:link w:val="Pr-formataoHTML"/>
     <w:uiPriority w:val="99"/>
     <w:rsid w:val="00B564E0"/>
     <w:rPr>
@@ -15966,7 +16245,7 @@
 </file>
 
 <file path=customXml/itemProps1.xml><?xml version="1.0" encoding="utf-8"?>
-<ds:datastoreItem xmlns:ds="http://schemas.openxmlformats.org/officeDocument/2006/customXml" ds:itemID="{5BBCC972-5BA0-46D1-A34E-ABF8B36C8DF4}">
+<ds:datastoreItem xmlns:ds="http://schemas.openxmlformats.org/officeDocument/2006/customXml" ds:itemID="{33172FA5-022F-421A-8DBA-D7A7D68F63A3}">
   <ds:schemaRefs>
     <ds:schemaRef ds:uri="http://schemas.openxmlformats.org/officeDocument/2006/bibliography"/>
   </ds:schemaRefs>

--- a/Documentation/iteration03/fsoft2026_1DA_4.docx
+++ b/Documentation/iteration03/fsoft2026_1DA_4.docx
@@ -87,6 +87,13 @@
           <w:b/>
           <w:lang w:val="pt-BR"/>
         </w:rPr>
+        <w:t xml:space="preserve">    </w:t>
+      </w:r>
+      <w:r>
+        <w:rPr>
+          <w:b/>
+          <w:lang w:val="pt-BR"/>
+        </w:rPr>
         <w:t>Abstract.</w:t>
       </w:r>
       <w:r>
@@ -99,7 +106,19 @@
         <w:rPr>
           <w:lang w:val="pt-BR"/>
         </w:rPr>
-        <w:t>This report serves as the basis for the development of a "Battleship" console game in C++ using Object-Oriented Programming</w:t>
+        <w:t>This report serves as the basis for th</w:t>
+      </w:r>
+      <w:r>
+        <w:rPr>
+          <w:lang w:val="pt-BR"/>
+        </w:rPr>
+        <w:t xml:space="preserve">e development of a "Battleship" </w:t>
+      </w:r>
+      <w:r>
+        <w:rPr>
+          <w:lang w:val="pt-BR"/>
+        </w:rPr>
+        <w:t>console game in C++ using Object-Oriented Programming</w:t>
       </w:r>
       <w:r>
         <w:rPr>
@@ -373,51 +392,26 @@
     <w:p>
       <w:pPr>
         <w:pStyle w:val="Legenda"/>
-        <w:rPr>
-          <w:lang w:val="pt-BR"/>
-        </w:rPr>
-      </w:pPr>
-      <w:r>
-        <w:rPr>
-          <w:lang w:val="pt-BR"/>
-        </w:rPr>
+      </w:pPr>
+      <w:r>
         <w:t xml:space="preserve">Tabela </w:t>
       </w:r>
       <w:r>
-        <w:rPr>
-          <w:lang w:val="pt-BR"/>
-        </w:rPr>
         <w:fldChar w:fldCharType="begin"/>
       </w:r>
       <w:r>
-        <w:rPr>
-          <w:lang w:val="pt-BR"/>
-        </w:rPr>
         <w:instrText xml:space="preserve"> SEQ Tabela \* ARABIC </w:instrText>
       </w:r>
       <w:r>
-        <w:rPr>
-          <w:lang w:val="pt-BR"/>
-        </w:rPr>
         <w:fldChar w:fldCharType="separate"/>
       </w:r>
       <w:r>
-        <w:rPr>
-          <w:noProof/>
-          <w:lang w:val="pt-BR"/>
-        </w:rPr>
         <w:t>1</w:t>
       </w:r>
       <w:r>
-        <w:rPr>
-          <w:lang w:val="pt-BR"/>
-        </w:rPr>
         <w:fldChar w:fldCharType="end"/>
       </w:r>
       <w:r>
-        <w:rPr>
-          <w:lang w:val="pt-BR"/>
-        </w:rPr>
         <w:t>. Glossário</w:t>
       </w:r>
     </w:p>
@@ -1502,53 +1496,28 @@
     <w:p>
       <w:pPr>
         <w:pStyle w:val="Legenda"/>
-        <w:rPr>
-          <w:lang w:val="pt-BR"/>
-        </w:rPr>
       </w:pPr>
       <w:bookmarkStart w:id="0" w:name="_Ref232177625"/>
       <w:r>
-        <w:rPr>
-          <w:lang w:val="pt-BR"/>
-        </w:rPr>
         <w:t xml:space="preserve">Fig. </w:t>
       </w:r>
       <w:r>
-        <w:rPr>
-          <w:lang w:val="pt-BR"/>
-        </w:rPr>
         <w:fldChar w:fldCharType="begin"/>
       </w:r>
       <w:r>
-        <w:rPr>
-          <w:lang w:val="pt-BR"/>
-        </w:rPr>
         <w:instrText xml:space="preserve"> SEQ Fig. \* ARABIC </w:instrText>
       </w:r>
       <w:r>
-        <w:rPr>
-          <w:lang w:val="pt-BR"/>
-        </w:rPr>
         <w:fldChar w:fldCharType="separate"/>
       </w:r>
       <w:r>
-        <w:rPr>
-          <w:noProof/>
-          <w:lang w:val="pt-BR"/>
-        </w:rPr>
         <w:t>1</w:t>
       </w:r>
       <w:r>
-        <w:rPr>
-          <w:lang w:val="pt-BR"/>
-        </w:rPr>
         <w:fldChar w:fldCharType="end"/>
       </w:r>
       <w:bookmarkEnd w:id="0"/>
       <w:r>
-        <w:rPr>
-          <w:lang w:val="pt-BR"/>
-        </w:rPr>
         <w:t>. Modelo de domínio que será utilizado no desenvolvimento da aplicação</w:t>
       </w:r>
     </w:p>
@@ -2452,36 +2421,17 @@
     <w:p>
       <w:pPr>
         <w:pStyle w:val="Legenda"/>
-        <w:rPr>
-          <w:b w:val="0"/>
-          <w:bCs/>
-          <w:lang w:val="pt-BR"/>
-        </w:rPr>
-      </w:pPr>
-      <w:r>
-        <w:rPr>
-          <w:lang w:val="pt-BR"/>
-        </w:rPr>
+      </w:pPr>
+      <w:r>
         <w:t>UC 1</w:t>
       </w:r>
       <w:r>
-        <w:rPr>
-          <w:lang w:val="pt-BR"/>
-        </w:rPr>
         <w:t>.</w:t>
       </w:r>
       <w:r>
-        <w:rPr>
-          <w:lang w:val="pt-BR"/>
-        </w:rPr>
         <w:t xml:space="preserve"> </w:t>
       </w:r>
       <w:r>
-        <w:rPr>
-          <w:b w:val="0"/>
-          <w:bCs/>
-          <w:lang w:val="pt-BR"/>
-        </w:rPr>
         <w:t>Registrar Jogador</w:t>
       </w:r>
     </w:p>
@@ -2957,38 +2907,16 @@
     <w:p>
       <w:pPr>
         <w:pStyle w:val="Legenda"/>
-        <w:rPr>
-          <w:b w:val="0"/>
-          <w:bCs/>
-          <w:lang w:val="pt-BR"/>
-        </w:rPr>
-      </w:pPr>
-      <w:r>
-        <w:rPr>
-          <w:lang w:val="pt-BR"/>
-        </w:rPr>
+      </w:pPr>
+      <w:r>
         <w:lastRenderedPageBreak/>
         <w:t>UC 2</w:t>
       </w:r>
       <w:r>
-        <w:rPr>
-          <w:lang w:val="pt-BR"/>
-        </w:rPr>
         <w:t>.</w:t>
       </w:r>
       <w:r>
-        <w:rPr>
-          <w:lang w:val="pt-BR"/>
-        </w:rPr>
-        <w:t xml:space="preserve"> </w:t>
-      </w:r>
-      <w:r>
-        <w:rPr>
-          <w:b w:val="0"/>
-          <w:bCs/>
-          <w:lang w:val="pt-BR"/>
-        </w:rPr>
-        <w:t>Registar com Perfil Existente</w:t>
+        <w:t xml:space="preserve"> Registar com Perfil Existente</w:t>
       </w:r>
     </w:p>
     <w:tbl>
@@ -3345,36 +3273,17 @@
     <w:p>
       <w:pPr>
         <w:pStyle w:val="Legenda"/>
-        <w:rPr>
-          <w:b w:val="0"/>
-          <w:bCs/>
-          <w:lang w:val="pt-BR"/>
-        </w:rPr>
-      </w:pPr>
-      <w:r>
-        <w:rPr>
-          <w:lang w:val="pt-BR"/>
-        </w:rPr>
+      </w:pPr>
+      <w:r>
         <w:t>UC 3</w:t>
       </w:r>
       <w:r>
-        <w:rPr>
-          <w:lang w:val="pt-BR"/>
-        </w:rPr>
         <w:t>.</w:t>
       </w:r>
       <w:r>
-        <w:rPr>
-          <w:lang w:val="pt-BR"/>
-        </w:rPr>
         <w:t xml:space="preserve"> </w:t>
       </w:r>
       <w:r>
-        <w:rPr>
-          <w:b w:val="0"/>
-          <w:bCs/>
-          <w:lang w:val="pt-BR"/>
-        </w:rPr>
         <w:t>Consultar Ranking</w:t>
       </w:r>
     </w:p>
@@ -3775,39 +3684,20 @@
     <w:p>
       <w:pPr>
         <w:pStyle w:val="Legenda"/>
-        <w:rPr>
-          <w:lang w:val="pt-BR"/>
-        </w:rPr>
       </w:pPr>
     </w:p>
     <w:p>
       <w:pPr>
         <w:pStyle w:val="Legenda"/>
-        <w:rPr>
-          <w:b w:val="0"/>
-          <w:bCs/>
-          <w:lang w:val="pt-BR"/>
-        </w:rPr>
-      </w:pPr>
-      <w:r>
-        <w:rPr>
-          <w:lang w:val="pt-BR"/>
-        </w:rPr>
+      </w:pPr>
+      <w:r>
         <w:lastRenderedPageBreak/>
         <w:t>UC 4</w:t>
       </w:r>
       <w:r>
-        <w:rPr>
-          <w:lang w:val="pt-BR"/>
-        </w:rPr>
         <w:t xml:space="preserve">. </w:t>
       </w:r>
       <w:r>
-        <w:rPr>
-          <w:b w:val="0"/>
-          <w:bCs/>
-          <w:lang w:val="pt-BR"/>
-        </w:rPr>
         <w:t>Visualizar Estatísticas Individuais</w:t>
       </w:r>
     </w:p>
@@ -4074,37 +3964,15 @@
     <w:p>
       <w:pPr>
         <w:pStyle w:val="Legenda"/>
-        <w:rPr>
-          <w:b w:val="0"/>
-          <w:bCs/>
-          <w:lang w:val="pt-BR"/>
-        </w:rPr>
-      </w:pPr>
-      <w:r>
-        <w:rPr>
-          <w:lang w:val="pt-BR"/>
-        </w:rPr>
+      </w:pPr>
+      <w:r>
         <w:t>UC 5</w:t>
       </w:r>
       <w:r>
-        <w:rPr>
-          <w:lang w:val="pt-BR"/>
-        </w:rPr>
         <w:t>.</w:t>
       </w:r>
       <w:r>
-        <w:rPr>
-          <w:lang w:val="pt-BR"/>
-        </w:rPr>
-        <w:t xml:space="preserve"> </w:t>
-      </w:r>
-      <w:r>
-        <w:rPr>
-          <w:b w:val="0"/>
-          <w:bCs/>
-          <w:lang w:val="pt-BR"/>
-        </w:rPr>
-        <w:t>Consultar Ajuda e Regras</w:t>
+        <w:t xml:space="preserve"> Consultar Ajuda e Regras</w:t>
       </w:r>
     </w:p>
     <w:tbl>
@@ -4461,59 +4329,27 @@
     <w:p>
       <w:pPr>
         <w:pStyle w:val="Legenda"/>
-        <w:rPr>
-          <w:b w:val="0"/>
-          <w:bCs/>
-          <w:lang w:val="pt-BR"/>
-        </w:rPr>
-      </w:pPr>
-      <w:r>
-        <w:rPr>
-          <w:lang w:val="pt-BR"/>
-        </w:rPr>
+      </w:pPr>
+      <w:r>
         <w:br w:type="page"/>
       </w:r>
       <w:r>
-        <w:rPr>
-          <w:lang w:val="pt-BR"/>
-        </w:rPr>
         <w:lastRenderedPageBreak/>
         <w:t>UC 6</w:t>
       </w:r>
       <w:r>
-        <w:rPr>
-          <w:lang w:val="pt-BR"/>
-        </w:rPr>
         <w:t>.</w:t>
       </w:r>
       <w:r>
-        <w:rPr>
-          <w:lang w:val="pt-BR"/>
-        </w:rPr>
         <w:t xml:space="preserve"> </w:t>
       </w:r>
       <w:r>
-        <w:rPr>
-          <w:b w:val="0"/>
-          <w:bCs/>
-          <w:lang w:val="pt-BR"/>
-        </w:rPr>
         <w:t>Co</w:t>
       </w:r>
       <w:r>
-        <w:rPr>
-          <w:b w:val="0"/>
-          <w:bCs/>
-          <w:lang w:val="pt-BR"/>
-        </w:rPr>
         <w:t>meçar</w:t>
       </w:r>
       <w:r>
-        <w:rPr>
-          <w:b w:val="0"/>
-          <w:bCs/>
-          <w:lang w:val="pt-BR"/>
-        </w:rPr>
         <w:t xml:space="preserve"> Partida</w:t>
       </w:r>
     </w:p>
@@ -4897,37 +4733,15 @@
     <w:p>
       <w:pPr>
         <w:pStyle w:val="Legenda"/>
-        <w:rPr>
-          <w:b w:val="0"/>
-          <w:bCs/>
-          <w:lang w:val="pt-BR"/>
-        </w:rPr>
-      </w:pPr>
-      <w:r>
-        <w:rPr>
-          <w:lang w:val="pt-BR"/>
-        </w:rPr>
+      </w:pPr>
+      <w:r>
         <w:t>UC 7</w:t>
       </w:r>
       <w:r>
-        <w:rPr>
-          <w:lang w:val="pt-BR"/>
-        </w:rPr>
         <w:t>.</w:t>
       </w:r>
       <w:r>
-        <w:rPr>
-          <w:lang w:val="pt-BR"/>
-        </w:rPr>
-        <w:t xml:space="preserve"> </w:t>
-      </w:r>
-      <w:r>
-        <w:rPr>
-          <w:b w:val="0"/>
-          <w:bCs/>
-          <w:lang w:val="pt-BR"/>
-        </w:rPr>
-        <w:t>Desenhar Tabuleiro</w:t>
+        <w:t xml:space="preserve"> Desenhar Tabuleiro</w:t>
       </w:r>
     </w:p>
     <w:tbl>
@@ -5221,43 +5035,21 @@
     <w:p>
       <w:pPr>
         <w:pStyle w:val="Legenda"/>
-        <w:rPr>
-          <w:b w:val="0"/>
-          <w:bCs/>
-          <w:lang w:val="pt-BR"/>
-        </w:rPr>
-      </w:pPr>
-      <w:r>
-        <w:rPr>
-          <w:lang w:val="pt-BR"/>
-        </w:rPr>
+      </w:pPr>
+      <w:r>
         <w:br w:type="page"/>
       </w:r>
       <w:r>
-        <w:rPr>
-          <w:lang w:val="pt-BR"/>
-        </w:rPr>
         <w:lastRenderedPageBreak/>
         <w:t>UC 8</w:t>
       </w:r>
       <w:r>
-        <w:rPr>
-          <w:lang w:val="pt-BR"/>
-        </w:rPr>
         <w:t>.</w:t>
       </w:r>
       <w:r>
-        <w:rPr>
-          <w:lang w:val="pt-BR"/>
-        </w:rPr>
         <w:t xml:space="preserve"> </w:t>
       </w:r>
       <w:r>
-        <w:rPr>
-          <w:b w:val="0"/>
-          <w:bCs/>
-          <w:lang w:val="pt-BR"/>
-        </w:rPr>
         <w:t>Posicionar Navios</w:t>
       </w:r>
     </w:p>
@@ -5686,43 +5478,20 @@
     <w:p>
       <w:pPr>
         <w:pStyle w:val="Legenda"/>
-        <w:rPr>
-          <w:lang w:val="pt-BR"/>
-        </w:rPr>
       </w:pPr>
     </w:p>
     <w:p>
       <w:pPr>
         <w:pStyle w:val="Legenda"/>
-        <w:rPr>
-          <w:lang w:val="pt-BR"/>
-        </w:rPr>
-      </w:pPr>
-      <w:r>
-        <w:rPr>
-          <w:lang w:val="pt-BR"/>
-        </w:rPr>
+      </w:pPr>
+      <w:r>
         <w:t>UC 9</w:t>
       </w:r>
       <w:r>
-        <w:rPr>
-          <w:lang w:val="pt-BR"/>
-        </w:rPr>
         <w:t>.</w:t>
       </w:r>
       <w:r>
-        <w:rPr>
-          <w:lang w:val="pt-BR"/>
-        </w:rPr>
-        <w:t xml:space="preserve"> </w:t>
-      </w:r>
-      <w:r>
-        <w:rPr>
-          <w:b w:val="0"/>
-          <w:bCs/>
-          <w:lang w:val="pt-BR"/>
-        </w:rPr>
-        <w:t>Posicionamento Automático de Navios</w:t>
+        <w:t xml:space="preserve"> Posicionamento Automático de Navios</w:t>
       </w:r>
     </w:p>
     <w:tbl>
@@ -6066,28 +5835,14 @@
     <w:p>
       <w:pPr>
         <w:pStyle w:val="Legenda"/>
-        <w:rPr>
-          <w:lang w:val="pt-BR"/>
-        </w:rPr>
-      </w:pPr>
-      <w:r>
-        <w:rPr>
-          <w:lang w:val="pt-BR"/>
-        </w:rPr>
+      </w:pPr>
+      <w:r>
         <w:t>UC 10</w:t>
       </w:r>
       <w:r>
-        <w:rPr>
-          <w:lang w:val="pt-BR"/>
-        </w:rPr>
         <w:t xml:space="preserve">. </w:t>
       </w:r>
       <w:r>
-        <w:rPr>
-          <w:b w:val="0"/>
-          <w:bCs/>
-          <w:lang w:val="pt-BR"/>
-        </w:rPr>
         <w:t>Validar Posicionamento de Navio</w:t>
       </w:r>
     </w:p>
@@ -6400,41 +6155,21 @@
     <w:p>
       <w:pPr>
         <w:pStyle w:val="Legenda"/>
-        <w:rPr>
-          <w:lang w:val="pt-BR"/>
-        </w:rPr>
-      </w:pPr>
-      <w:r>
-        <w:rPr>
-          <w:lang w:val="pt-BR"/>
-        </w:rPr>
+      </w:pPr>
+      <w:r>
         <w:br w:type="page"/>
       </w:r>
       <w:r>
-        <w:rPr>
-          <w:lang w:val="pt-BR"/>
-        </w:rPr>
         <w:lastRenderedPageBreak/>
         <w:t>UC 11</w:t>
       </w:r>
       <w:r>
-        <w:rPr>
-          <w:lang w:val="pt-BR"/>
-        </w:rPr>
         <w:t>.</w:t>
       </w:r>
       <w:r>
-        <w:rPr>
-          <w:lang w:val="pt-BR"/>
-        </w:rPr>
         <w:t xml:space="preserve"> </w:t>
       </w:r>
       <w:r>
-        <w:rPr>
-          <w:b w:val="0"/>
-          <w:bCs/>
-          <w:lang w:val="pt-BR"/>
-        </w:rPr>
         <w:t>Efetuar Jogada</w:t>
       </w:r>
     </w:p>
@@ -6813,38 +6548,16 @@
     <w:p>
       <w:pPr>
         <w:pStyle w:val="Legenda"/>
-        <w:rPr>
-          <w:b w:val="0"/>
-          <w:bCs/>
-          <w:lang w:val="pt-BR"/>
-        </w:rPr>
-      </w:pPr>
-      <w:r>
-        <w:rPr>
-          <w:lang w:val="pt-BR"/>
-        </w:rPr>
+      </w:pPr>
+      <w:r>
         <w:br w:type="page"/>
       </w:r>
       <w:r>
-        <w:rPr>
-          <w:lang w:val="pt-BR"/>
-        </w:rPr>
         <w:lastRenderedPageBreak/>
         <w:t>UC 12</w:t>
       </w:r>
       <w:r>
-        <w:rPr>
-          <w:lang w:val="pt-BR"/>
-        </w:rPr>
-        <w:t xml:space="preserve"> - </w:t>
-      </w:r>
-      <w:r>
-        <w:rPr>
-          <w:b w:val="0"/>
-          <w:bCs/>
-          <w:lang w:val="pt-BR"/>
-        </w:rPr>
-        <w:t>Verificar Condição de Vitória</w:t>
+        <w:t xml:space="preserve"> - Verificar Condição de Vitória</w:t>
       </w:r>
     </w:p>
     <w:tbl>
@@ -7222,14 +6935,8 @@
     <w:p>
       <w:pPr>
         <w:pStyle w:val="heading3"/>
-        <w:rPr>
-          <w:lang w:val="pt-BR"/>
-        </w:rPr>
-      </w:pPr>
-      <w:r>
-        <w:rPr>
-          <w:lang w:val="pt-BR"/>
-        </w:rPr>
+      </w:pPr>
+      <w:r>
         <w:t>5.1.2   Fluxograma</w:t>
       </w:r>
     </w:p>
@@ -7364,75 +7071,36 @@
     <w:p>
       <w:pPr>
         <w:pStyle w:val="Legenda"/>
-        <w:rPr>
-          <w:lang w:val="pt-BR"/>
-        </w:rPr>
       </w:pPr>
       <w:bookmarkStart w:id="1" w:name="_Ref232177691"/>
       <w:r>
-        <w:rPr>
-          <w:lang w:val="pt-BR"/>
-        </w:rPr>
         <w:t xml:space="preserve">Fig. </w:t>
       </w:r>
       <w:r>
-        <w:rPr>
-          <w:lang w:val="pt-BR"/>
-        </w:rPr>
         <w:fldChar w:fldCharType="begin"/>
       </w:r>
       <w:r>
-        <w:rPr>
-          <w:lang w:val="pt-BR"/>
-        </w:rPr>
         <w:instrText xml:space="preserve"> SEQ Fig. \* ARABIC </w:instrText>
       </w:r>
       <w:r>
-        <w:rPr>
-          <w:lang w:val="pt-BR"/>
-        </w:rPr>
         <w:fldChar w:fldCharType="separate"/>
       </w:r>
       <w:r>
-        <w:rPr>
-          <w:noProof/>
-          <w:lang w:val="pt-BR"/>
-        </w:rPr>
         <w:t>2</w:t>
       </w:r>
       <w:r>
-        <w:rPr>
-          <w:lang w:val="pt-BR"/>
-        </w:rPr>
         <w:fldChar w:fldCharType="end"/>
       </w:r>
       <w:bookmarkEnd w:id="1"/>
       <w:r>
-        <w:rPr>
-          <w:lang w:val="pt-BR"/>
-        </w:rPr>
-        <w:t xml:space="preserve">. </w:t>
-      </w:r>
-      <w:r>
-        <w:rPr>
-          <w:b w:val="0"/>
-          <w:bCs/>
-          <w:lang w:val="pt-BR"/>
-        </w:rPr>
-        <w:t>Fluxograma que será utilizado no desenvolvimento da aplicação</w:t>
+        <w:t>. Fluxograma que será utilizado no desenvolvimento da aplicação</w:t>
       </w:r>
     </w:p>
     <w:p>
       <w:pPr>
         <w:pStyle w:val="heading2"/>
-        <w:rPr>
-          <w:lang w:val="pt-BR"/>
-        </w:rPr>
-      </w:pPr>
-      <w:r>
-        <w:rPr>
-          <w:lang w:val="pt-BR"/>
-        </w:rPr>
+      </w:pPr>
+      <w:r>
         <w:lastRenderedPageBreak/>
         <w:t>5.2   Requisitos não Funcionais</w:t>
       </w:r>
@@ -7703,60 +7371,33 @@
     <w:p>
       <w:pPr>
         <w:pStyle w:val="Legenda"/>
-        <w:rPr>
-          <w:lang w:val="pt-BR"/>
-        </w:rPr>
       </w:pPr>
       <w:bookmarkStart w:id="2" w:name="_Ref232177743"/>
       <w:r>
-        <w:rPr>
-          <w:lang w:val="pt-BR"/>
-        </w:rPr>
         <w:t xml:space="preserve">Fig. </w:t>
       </w:r>
       <w:r>
-        <w:rPr>
-          <w:lang w:val="pt-BR"/>
-        </w:rPr>
         <w:fldChar w:fldCharType="begin"/>
       </w:r>
       <w:r>
-        <w:rPr>
-          <w:lang w:val="pt-BR"/>
-        </w:rPr>
         <w:instrText xml:space="preserve"> SEQ Fig. \* ARABIC </w:instrText>
       </w:r>
       <w:r>
-        <w:rPr>
-          <w:lang w:val="pt-BR"/>
-        </w:rPr>
         <w:fldChar w:fldCharType="separate"/>
       </w:r>
       <w:r>
-        <w:rPr>
-          <w:noProof/>
-          <w:lang w:val="pt-BR"/>
-        </w:rPr>
         <w:t>3</w:t>
       </w:r>
       <w:r>
-        <w:rPr>
-          <w:lang w:val="pt-BR"/>
-        </w:rPr>
         <w:fldChar w:fldCharType="end"/>
       </w:r>
       <w:bookmarkEnd w:id="2"/>
       <w:r>
-        <w:rPr>
-          <w:lang w:val="pt-BR"/>
-        </w:rPr>
         <w:t xml:space="preserve">. </w:t>
       </w:r>
       <w:r>
         <w:rPr>
-          <w:b w:val="0"/>
           <w:bCs/>
-          <w:lang w:val="pt-BR"/>
         </w:rPr>
         <w:t>Arquitetura física da aplicação</w:t>
       </w:r>
@@ -7885,7 +7526,7 @@
           <w:lang w:val="pt-BR" w:eastAsia="pt-PT"/>
         </w:rPr>
         <w:pict w14:anchorId="458884E9">
-          <v:shape id="_x0000_i1037" type="#_x0000_t75" style="width:228.6pt;height:202.8pt;visibility:visible">
+          <v:shape id="_x0000_i1029" type="#_x0000_t75" style="width:228.6pt;height:202.8pt;visibility:visible">
             <v:imagedata r:id="rId12" o:title="" croptop="830f"/>
           </v:shape>
         </w:pict>
@@ -7894,60 +7535,33 @@
     <w:p>
       <w:pPr>
         <w:pStyle w:val="Legenda"/>
-        <w:rPr>
-          <w:lang w:val="pt-BR"/>
-        </w:rPr>
       </w:pPr>
       <w:bookmarkStart w:id="3" w:name="_Ref232177773"/>
       <w:r>
-        <w:rPr>
-          <w:lang w:val="pt-BR"/>
-        </w:rPr>
         <w:t xml:space="preserve">Fig. </w:t>
       </w:r>
       <w:r>
-        <w:rPr>
-          <w:lang w:val="pt-BR"/>
-        </w:rPr>
         <w:fldChar w:fldCharType="begin"/>
       </w:r>
       <w:r>
-        <w:rPr>
-          <w:lang w:val="pt-BR"/>
-        </w:rPr>
         <w:instrText xml:space="preserve"> SEQ Fig. \* ARABIC </w:instrText>
       </w:r>
       <w:r>
-        <w:rPr>
-          <w:lang w:val="pt-BR"/>
-        </w:rPr>
         <w:fldChar w:fldCharType="separate"/>
       </w:r>
       <w:r>
-        <w:rPr>
-          <w:noProof/>
-          <w:lang w:val="pt-BR"/>
-        </w:rPr>
         <w:t>4</w:t>
       </w:r>
       <w:r>
-        <w:rPr>
-          <w:lang w:val="pt-BR"/>
-        </w:rPr>
         <w:fldChar w:fldCharType="end"/>
       </w:r>
       <w:bookmarkEnd w:id="3"/>
       <w:r>
-        <w:rPr>
-          <w:lang w:val="pt-BR"/>
-        </w:rPr>
         <w:t xml:space="preserve">. </w:t>
       </w:r>
       <w:r>
         <w:rPr>
-          <w:b w:val="0"/>
           <w:bCs/>
-          <w:lang w:val="pt-BR"/>
         </w:rPr>
         <w:t>Arquitetura lógica da aplicação</w:t>
       </w:r>
@@ -8043,7 +7657,7 @@
           <w:lang w:val="pt-BR"/>
         </w:rPr>
         <w:pict w14:anchorId="703AFE75">
-          <v:shape id="_x0000_i1029" type="#_x0000_t75" style="width:234pt;height:411pt;visibility:visible">
+          <v:shape id="_x0000_i1030" type="#_x0000_t75" style="width:234pt;height:411pt;visibility:visible">
             <v:imagedata r:id="rId13" o:title=""/>
           </v:shape>
         </w:pict>
@@ -8052,39 +7666,17 @@
     <w:p>
       <w:pPr>
         <w:pStyle w:val="Legenda"/>
-        <w:rPr>
-          <w:b w:val="0"/>
-          <w:bCs/>
-          <w:lang w:val="pt-BR"/>
-        </w:rPr>
       </w:pPr>
       <w:bookmarkStart w:id="4" w:name="_Ref232178308"/>
       <w:r>
-        <w:rPr>
-          <w:lang w:val="pt-BR"/>
-        </w:rPr>
         <w:t>Fig.</w:t>
       </w:r>
       <w:bookmarkEnd w:id="4"/>
       <w:r>
-        <w:rPr>
-          <w:lang w:val="pt-BR"/>
-        </w:rPr>
         <w:t xml:space="preserve"> 5</w:t>
       </w:r>
       <w:r>
-        <w:rPr>
-          <w:lang w:val="pt-BR"/>
-        </w:rPr>
-        <w:t xml:space="preserve">. </w:t>
-      </w:r>
-      <w:r>
-        <w:rPr>
-          <w:b w:val="0"/>
-          <w:bCs/>
-          <w:lang w:val="pt-BR"/>
-        </w:rPr>
-        <w:t>Diagrama de classes de modelo que serão utilizadas na aplicação</w:t>
+        <w:t>. Diagrama de classes de modelo que serão utilizadas na aplicação</w:t>
       </w:r>
     </w:p>
     <w:p>
@@ -8162,7 +7754,7 @@
           <w:lang w:val="pt-BR" w:eastAsia="pt-PT"/>
         </w:rPr>
         <w:pict w14:anchorId="2240C604">
-          <v:shape id="_x0000_i1030" type="#_x0000_t75" style="width:346.2pt;height:139.2pt;visibility:visible">
+          <v:shape id="_x0000_i1031" type="#_x0000_t75" style="width:346.2pt;height:139.2pt;visibility:visible">
             <v:imagedata r:id="rId14" o:title=""/>
           </v:shape>
         </w:pict>
@@ -8171,32 +7763,16 @@
     <w:p>
       <w:pPr>
         <w:pStyle w:val="Legenda"/>
-        <w:rPr>
-          <w:b w:val="0"/>
-          <w:bCs/>
-          <w:lang w:val="pt-BR" w:eastAsia="pt-PT"/>
-        </w:rPr>
       </w:pPr>
       <w:bookmarkStart w:id="5" w:name="_Ref232178690"/>
       <w:r>
-        <w:rPr>
-          <w:lang w:val="pt-BR"/>
-        </w:rPr>
         <w:t>Fig.</w:t>
       </w:r>
       <w:bookmarkEnd w:id="5"/>
       <w:r>
-        <w:rPr>
-          <w:lang w:val="pt-BR"/>
-        </w:rPr>
         <w:t xml:space="preserve"> 6</w:t>
       </w:r>
       <w:r>
-        <w:rPr>
-          <w:b w:val="0"/>
-          <w:bCs/>
-          <w:lang w:val="pt-BR"/>
-        </w:rPr>
         <w:t>. Diagrama de classes de exceções que serão utilizadas na aplicação</w:t>
       </w:r>
     </w:p>
@@ -8298,7 +7874,7 @@
         </w:rPr>
         <w:lastRenderedPageBreak/>
         <w:pict w14:anchorId="29F95681">
-          <v:shape id="_x0000_i1031" type="#_x0000_t75" style="width:334.8pt;height:271.8pt;visibility:visible">
+          <v:shape id="_x0000_i1032" type="#_x0000_t75" style="width:334.8pt;height:271.8pt;visibility:visible">
             <v:imagedata r:id="rId15" o:title=""/>
           </v:shape>
         </w:pict>
@@ -8307,153 +7883,54 @@
     <w:p>
       <w:pPr>
         <w:pStyle w:val="Legenda"/>
-        <w:rPr>
-          <w:b w:val="0"/>
+      </w:pPr>
+      <w:bookmarkStart w:id="6" w:name="_Ref232179583"/>
+      <w:r>
+        <w:t>Fig.</w:t>
+      </w:r>
+      <w:bookmarkEnd w:id="6"/>
+      <w:r>
+        <w:t xml:space="preserve"> 7</w:t>
+      </w:r>
+      <w:r>
+        <w:t>. Interface de usuário da aplicação</w:t>
+      </w:r>
+    </w:p>
+    <w:p>
+      <w:pPr>
+        <w:rPr>
           <w:bCs/>
           <w:lang w:val="pt-BR"/>
         </w:rPr>
       </w:pPr>
-      <w:bookmarkStart w:id="6" w:name="_Ref232179583"/>
-      <w:r>
-        <w:rPr>
-          <w:lang w:val="pt-BR"/>
-        </w:rPr>
-        <w:t>Fig.</w:t>
-      </w:r>
-      <w:bookmarkEnd w:id="6"/>
-      <w:r>
-        <w:rPr>
-          <w:lang w:val="pt-BR"/>
-        </w:rPr>
-        <w:t xml:space="preserve"> 7</w:t>
-      </w:r>
-      <w:r>
-        <w:rPr>
-          <w:lang w:val="pt-BR"/>
-        </w:rPr>
-        <w:t xml:space="preserve">. </w:t>
-      </w:r>
-      <w:r>
-        <w:rPr>
-          <w:b w:val="0"/>
-          <w:bCs/>
-          <w:lang w:val="pt-BR"/>
-        </w:rPr>
-        <w:t>Interface de usuário da aplicação</w:t>
-      </w:r>
-    </w:p>
-    <w:p>
-      <w:pPr>
-        <w:rPr>
-          <w:bCs/>
-          <w:lang w:val="pt-BR"/>
-        </w:rPr>
-      </w:pPr>
-    </w:p>
-    <w:p>
-      <w:pPr>
-        <w:pStyle w:val="Legenda"/>
-        <w:jc w:val="left"/>
-        <w:rPr>
-          <w:lang w:val="pt-BR"/>
-        </w:rPr>
-      </w:pPr>
-    </w:p>
-    <w:p>
-      <w:pPr>
-        <w:pStyle w:val="Legenda"/>
-        <w:jc w:val="left"/>
-        <w:rPr>
-          <w:sz w:val="24"/>
-          <w:szCs w:val="24"/>
-          <w:lang w:val="pt-BR"/>
-        </w:rPr>
-      </w:pPr>
-      <w:r>
-        <w:rPr>
-          <w:lang w:val="pt-BR"/>
-        </w:rPr>
-        <w:br/>
-      </w:r>
-      <w:r>
-        <w:rPr>
-          <w:sz w:val="24"/>
-          <w:szCs w:val="24"/>
-          <w:lang w:val="pt-BR"/>
-        </w:rPr>
-        <w:t>11</w:t>
-      </w:r>
-      <w:r>
-        <w:rPr>
-          <w:sz w:val="24"/>
-          <w:szCs w:val="24"/>
-          <w:lang w:val="pt-BR"/>
-        </w:rPr>
-        <w:t xml:space="preserve">   Testes</w:t>
-      </w:r>
-    </w:p>
-    <w:p>
-      <w:pPr>
-        <w:rPr>
-          <w:lang w:val="pt-BR"/>
-        </w:rPr>
-      </w:pPr>
-      <w:r>
-        <w:rPr>
-          <w:lang w:val="pt-BR"/>
-        </w:rPr>
-        <w:br/>
-      </w:r>
-      <w:r>
-        <w:rPr>
-          <w:lang w:val="pt-BR"/>
-        </w:rPr>
-        <w:br/>
-        <w:t>Para garantir o correto funcionamento das classes</w:t>
-      </w:r>
-      <w:r>
-        <w:rPr>
-          <w:lang w:val="pt-BR"/>
-        </w:rPr>
-        <w:t xml:space="preserve">, </w:t>
-      </w:r>
-      <w:r>
-        <w:rPr>
-          <w:lang w:val="pt-BR"/>
-        </w:rPr>
-        <w:t xml:space="preserve">foram realizados testes unitários utilizando a framework Goodle C++ Testing Framework. Os testes feitos, cobrem </w:t>
-      </w:r>
-      <w:r>
-        <w:rPr>
-          <w:lang w:val="pt-BR"/>
-        </w:rPr>
-        <w:t>construtores</w:t>
-      </w:r>
-      <w:r>
-        <w:rPr>
-          <w:lang w:val="pt-BR"/>
-        </w:rPr>
-        <w:t>, funções e operadores de cada classe presente no projeto.</w:t>
-      </w:r>
-    </w:p>
-    <w:p>
-      <w:pPr>
-        <w:rPr>
-          <w:lang w:val="pt-BR"/>
-        </w:rPr>
-      </w:pPr>
-      <w:r>
-        <w:rPr>
-          <w:lang w:val="pt-BR"/>
-        </w:rPr>
-        <w:br/>
-        <w:t>Segue-se um exemplo de teste</w:t>
-      </w:r>
-      <w:r>
-        <w:rPr>
-          <w:lang w:val="pt-BR"/>
-        </w:rPr>
-        <w:t xml:space="preserve"> realizado</w:t>
+    </w:p>
+    <w:p>
+      <w:pPr>
+        <w:pStyle w:val="heading1"/>
+        <w:rPr>
+          <w:lang w:val="pt-BR"/>
+        </w:rPr>
+      </w:pPr>
+      <w:r>
+        <w:rPr>
+          <w:lang w:val="pt-BR"/>
+        </w:rPr>
+        <w:lastRenderedPageBreak/>
+        <w:t>11   Implementação</w:t>
+      </w:r>
+    </w:p>
+    <w:p>
+      <w:pPr>
+        <w:pStyle w:val="heading2"/>
+        <w:rPr>
+          <w:lang w:val="pt-BR"/>
+        </w:rPr>
+      </w:pPr>
+      <w:r>
+        <w:rPr>
+          <w:lang w:val="pt-BR"/>
+        </w:rPr>
+        <w:t>11.1</w:t>
       </w:r>
       <w:r>
         <w:rPr>
@@ -8465,628 +7942,246 @@
         <w:rPr>
           <w:lang w:val="pt-BR"/>
         </w:rPr>
-        <w:t>de cada classe.</w:t>
-      </w:r>
-    </w:p>
-    <w:p>
-      <w:pPr>
-        <w:pStyle w:val="Legenda"/>
-        <w:jc w:val="left"/>
-        <w:rPr>
-          <w:b w:val="0"/>
-          <w:bCs/>
-          <w:sz w:val="20"/>
-          <w:lang w:val="pt-BR"/>
-        </w:rPr>
-      </w:pPr>
-      <w:r>
-        <w:rPr>
-          <w:sz w:val="20"/>
-          <w:lang w:val="pt-BR"/>
-        </w:rPr>
-        <w:br/>
-        <w:t>Exemplo de teste para a classe Player:</w:t>
-      </w:r>
-      <w:r>
-        <w:rPr>
-          <w:b w:val="0"/>
-          <w:bCs/>
-          <w:sz w:val="20"/>
-          <w:lang w:val="pt-BR"/>
-        </w:rPr>
-        <w:br/>
-      </w:r>
-      <w:r>
-        <w:rPr>
-          <w:b w:val="0"/>
-          <w:bCs/>
-          <w:sz w:val="20"/>
-          <w:lang w:val="pt-BR"/>
-        </w:rPr>
-        <w:br/>
-      </w:r>
-      <w:r>
-        <w:rPr>
-          <w:b w:val="0"/>
-          <w:bCs/>
-          <w:sz w:val="20"/>
-          <w:szCs w:val="22"/>
-          <w:lang w:val="pt-BR"/>
-        </w:rPr>
-        <w:t>Este teste verifica que o construtor da classe Player lança uma InvalidDataException quando o nickname introduzido pelo jogador, tem menos de 3 caracteres. Com isto, este teste assegura que a validação do nickname está corretamente implementada no projeto.</w:t>
-      </w:r>
-      <w:r>
-        <w:rPr>
-          <w:b w:val="0"/>
-          <w:bCs/>
-          <w:sz w:val="20"/>
-          <w:lang w:val="pt-BR"/>
-        </w:rPr>
-        <w:br/>
-      </w:r>
-    </w:p>
-    <w:p>
-      <w:pPr>
-        <w:pStyle w:val="Legenda"/>
-        <w:jc w:val="left"/>
-        <w:rPr>
-          <w:b w:val="0"/>
-          <w:bCs/>
-          <w:lang w:val="pt-BR"/>
-        </w:rPr>
-      </w:pPr>
-      <w:r>
-        <w:rPr>
-          <w:b w:val="0"/>
-          <w:bCs/>
-          <w:sz w:val="20"/>
-          <w:lang w:val="pt-BR"/>
-        </w:rPr>
-        <w:lastRenderedPageBreak/>
-        <w:br/>
-      </w:r>
-      <w:r>
-        <w:rPr>
-          <w:b w:val="0"/>
+        <w:t xml:space="preserve">  </w:t>
+      </w:r>
+      <w:r>
+        <w:rPr>
+          <w:lang w:val="pt-BR"/>
+        </w:rPr>
+        <w:t>DTO</w:t>
+      </w:r>
+    </w:p>
+    <w:p>
+      <w:pPr>
+        <w:ind w:firstLine="0"/>
+        <w:jc w:val="center"/>
+        <w:rPr>
           <w:noProof/>
-          <w:sz w:val="20"/>
-          <w:lang w:val="pt-BR"/>
-        </w:rPr>
-        <w:pict w14:anchorId="5D785E8A">
-          <v:shape id="_x0000_i1032" type="#_x0000_t75" style="width:343.2pt;height:162pt;visibility:visible">
+          <w:lang w:val="pt-BR" w:eastAsia="pt-PT"/>
+        </w:rPr>
+      </w:pPr>
+      <w:r>
+        <w:rPr>
+          <w:noProof/>
+          <w:lang w:val="pt-BR" w:eastAsia="pt-PT"/>
+        </w:rPr>
+        <w:pict w14:anchorId="174F1BEB">
+          <v:shape id="_x0000_i1033" type="#_x0000_t75" style="width:159pt;height:152.4pt;visibility:visible;mso-wrap-style:square">
             <v:imagedata r:id="rId16" o:title=""/>
           </v:shape>
         </w:pict>
       </w:r>
-      <w:r>
-        <w:rPr>
+    </w:p>
+    <w:p>
+      <w:pPr>
+        <w:pStyle w:val="Legenda"/>
+      </w:pPr>
+      <w:r>
+        <w:t>Fig. 8. Código de PlayerDTO</w:t>
+      </w:r>
+      <w:r>
+        <w:t>.h</w:t>
+      </w:r>
+    </w:p>
+    <w:p>
+      <w:pPr>
+        <w:pStyle w:val="Legenda"/>
+        <w:rPr>
+          <w:rStyle w:val="p1aZchn"/>
           <w:b w:val="0"/>
-          <w:bCs/>
           <w:sz w:val="20"/>
           <w:lang w:val="pt-BR"/>
         </w:rPr>
-        <w:br/>
-      </w:r>
-      <w:r>
-        <w:rPr>
-          <w:lang w:val="pt-BR"/>
-        </w:rPr>
-        <w:t xml:space="preserve">                   Fig. 8</w:t>
-      </w:r>
-      <w:r>
-        <w:rPr>
-          <w:lang w:val="pt-BR"/>
-        </w:rPr>
-        <w:t xml:space="preserve">. </w:t>
-      </w:r>
-      <w:r>
-        <w:rPr>
+      </w:pPr>
+      <w:r>
+        <w:rPr>
+          <w:rStyle w:val="p1aZchn"/>
           <w:b w:val="0"/>
-          <w:bCs/>
-          <w:lang w:val="pt-BR"/>
-        </w:rPr>
-        <w:t>Teste unitário da classe Player – validação do nickname</w:t>
-      </w:r>
-    </w:p>
-    <w:p>
-      <w:pPr>
-        <w:pStyle w:val="Legenda"/>
-        <w:jc w:val="left"/>
-        <w:rPr>
-          <w:lang w:val="pt-BR"/>
-        </w:rPr>
-      </w:pPr>
-    </w:p>
-    <w:p>
-      <w:pPr>
-        <w:pStyle w:val="Legenda"/>
-        <w:jc w:val="left"/>
-        <w:rPr>
+          <w:sz w:val="20"/>
+          <w:lang w:val="pt-BR"/>
+        </w:rPr>
+        <w:t xml:space="preserve">PlayerDTO é uma estrutura que transporta os dados do jogador entre camadas </w:t>
+      </w:r>
+      <w:r>
+        <w:rPr>
+          <w:rStyle w:val="p1aZchn"/>
           <w:b w:val="0"/>
-          <w:bCs/>
           <w:sz w:val="20"/>
           <w:lang w:val="pt-BR"/>
         </w:rPr>
-      </w:pPr>
-      <w:r>
-        <w:rPr>
-          <w:lang w:val="pt-BR"/>
-        </w:rPr>
-        <w:br/>
-      </w:r>
-      <w:r>
-        <w:rPr>
+        <w:t>(Services, Controller e View). A</w:t>
+      </w:r>
+      <w:r>
+        <w:rPr>
+          <w:rStyle w:val="p1aZchn"/>
+          <w:b w:val="0"/>
           <w:sz w:val="20"/>
           <w:lang w:val="pt-BR"/>
         </w:rPr>
-        <w:t>Exemplo de teste para a classe Ship:</w:t>
-      </w:r>
-      <w:r>
-        <w:rPr>
-          <w:sz w:val="20"/>
-          <w:lang w:val="pt-BR"/>
-        </w:rPr>
-        <w:br/>
-      </w:r>
-      <w:r>
-        <w:rPr>
-          <w:sz w:val="20"/>
-          <w:lang w:val="pt-BR"/>
-        </w:rPr>
-        <w:br/>
-      </w:r>
-      <w:r>
-        <w:rPr>
-          <w:b w:val="0"/>
-          <w:bCs/>
-          <w:sz w:val="20"/>
-          <w:szCs w:val="22"/>
-          <w:lang w:val="pt-BR"/>
-        </w:rPr>
-        <w:t>Este teste verifica que um navio é considerado afundado, após receber um número de hits igual ao seu tamanho. Neste caso, foram adicionados 2 hits, dado o tamanho da fragata.  Este teste comprova que o método isSunk() reflete o estado do navio ao longo da partida.</w:t>
-      </w:r>
-    </w:p>
-    <w:p>
-      <w:pPr>
-        <w:pStyle w:val="Legenda"/>
-        <w:jc w:val="left"/>
-        <w:rPr>
-          <w:lang w:val="pt-BR"/>
-        </w:rPr>
-      </w:pPr>
-      <w:r>
-        <w:rPr>
-          <w:b w:val="0"/>
-          <w:bCs/>
-          <w:sz w:val="20"/>
-          <w:lang w:val="pt-BR"/>
-        </w:rPr>
-        <w:br/>
-      </w:r>
-      <w:r>
+        <w:t>penas armazena campos como nickname, estatísticas e precisão. Isto evita que a lógica de domínio seja exposta à interface.</w:t>
+      </w:r>
+    </w:p>
+    <w:p>
+      <w:pPr>
+        <w:pStyle w:val="heading2"/>
+        <w:rPr>
+          <w:rStyle w:val="p1aZchn"/>
+          <w:lang w:val="pt-BR"/>
+        </w:rPr>
+      </w:pPr>
+      <w:r>
+        <w:rPr>
+          <w:rStyle w:val="p1aZchn"/>
+          <w:lang w:val="pt-BR"/>
+        </w:rPr>
+        <w:t>11.2   Exceptions</w:t>
+      </w:r>
+    </w:p>
+    <w:p>
+      <w:pPr>
+        <w:pStyle w:val="p1a"/>
+        <w:jc w:val="center"/>
         <w:rPr>
           <w:noProof/>
-          <w:lang w:val="pt-BR"/>
-        </w:rPr>
-        <w:pict w14:anchorId="6DCFBF81">
-          <v:shape id="_x0000_i1033" type="#_x0000_t75" style="width:346.2pt;height:103.2pt;visibility:visible">
+          <w:lang w:val="pt-BR" w:eastAsia="pt-PT"/>
+        </w:rPr>
+      </w:pPr>
+      <w:r>
+        <w:rPr>
+          <w:noProof/>
+          <w:lang w:val="pt-BR" w:eastAsia="pt-PT"/>
+        </w:rPr>
+        <w:pict w14:anchorId="01F5E132">
+          <v:shape id="_x0000_i1034" type="#_x0000_t75" style="width:300.6pt;height:118.2pt;visibility:visible;mso-wrap-style:square">
             <v:imagedata r:id="rId17" o:title=""/>
           </v:shape>
         </w:pict>
       </w:r>
-      <w:r>
-        <w:rPr>
-          <w:szCs w:val="18"/>
-          <w:lang w:val="pt-BR"/>
-        </w:rPr>
-        <w:t xml:space="preserve">                  Fig. </w:t>
-      </w:r>
-      <w:r>
-        <w:rPr>
-          <w:szCs w:val="18"/>
-          <w:lang w:val="pt-BR"/>
-        </w:rPr>
-        <w:t>9</w:t>
-      </w:r>
-      <w:r>
-        <w:rPr>
-          <w:szCs w:val="18"/>
-          <w:lang w:val="pt-BR"/>
-        </w:rPr>
-        <w:t xml:space="preserve">. </w:t>
-      </w:r>
-      <w:r>
-        <w:rPr>
-          <w:b w:val="0"/>
-          <w:bCs/>
-          <w:szCs w:val="18"/>
-          <w:lang w:val="pt-BR"/>
-        </w:rPr>
-        <w:t>Teste unitário da classe Ship – verificação de navio afundado</w:t>
-      </w:r>
-      <w:r>
-        <w:rPr>
-          <w:lang w:val="pt-BR"/>
-        </w:rPr>
-        <w:br/>
-      </w:r>
     </w:p>
     <w:p>
       <w:pPr>
         <w:pStyle w:val="Legenda"/>
-        <w:jc w:val="left"/>
-        <w:rPr>
-          <w:lang w:val="pt-BR"/>
-        </w:rPr>
-      </w:pPr>
-      <w:r>
-        <w:rPr>
-          <w:lang w:val="pt-BR"/>
-        </w:rPr>
-        <w:br/>
-      </w:r>
-      <w:r>
-        <w:rPr>
-          <w:sz w:val="20"/>
-          <w:lang w:val="pt-BR"/>
-        </w:rPr>
-        <w:t xml:space="preserve">Exemplo de teste para a classe </w:t>
-      </w:r>
-      <w:r>
-        <w:rPr>
-          <w:sz w:val="20"/>
-          <w:lang w:val="pt-BR"/>
-        </w:rPr>
-        <w:t>Board</w:t>
-      </w:r>
-      <w:r>
-        <w:rPr>
-          <w:sz w:val="20"/>
-          <w:lang w:val="pt-BR"/>
-        </w:rPr>
-        <w:t>:</w:t>
-      </w:r>
-      <w:r>
-        <w:rPr>
-          <w:sz w:val="20"/>
-          <w:lang w:val="pt-BR"/>
-        </w:rPr>
-        <w:br/>
-      </w:r>
-      <w:r>
-        <w:rPr>
-          <w:sz w:val="20"/>
-          <w:lang w:val="pt-BR"/>
-        </w:rPr>
-        <w:br/>
-      </w:r>
-      <w:r>
-        <w:rPr>
-          <w:b w:val="0"/>
-          <w:bCs/>
-          <w:sz w:val="20"/>
-          <w:lang w:val="pt-BR"/>
-        </w:rPr>
-        <w:t>Este teste verifica que ao efetuar um disparo numa célula ocupada por um navio, neste caso novamente uma fragata, o método registerShot() devolve “X” e atualiza o estado do tabuleiro. Isto garante que ao longo da partida, após cada jogada, o tabuleiro é atualizado de forma correta.</w:t>
-      </w:r>
-      <w:r>
-        <w:rPr>
-          <w:sz w:val="20"/>
-          <w:lang w:val="pt-BR"/>
-        </w:rPr>
-        <w:br/>
-      </w:r>
-      <w:r>
+      </w:pPr>
+      <w:r>
+        <w:t>Fig. 8. Código de InvalidDataException.h</w:t>
+      </w:r>
+    </w:p>
+    <w:p>
+      <w:pPr>
+        <w:pStyle w:val="p1a"/>
+        <w:jc w:val="center"/>
         <w:rPr>
           <w:noProof/>
-          <w:sz w:val="20"/>
-          <w:lang w:val="pt-BR"/>
+          <w:lang w:val="pt-BR" w:eastAsia="pt-PT"/>
+        </w:rPr>
+      </w:pPr>
+      <w:r>
+        <w:rPr>
+          <w:noProof/>
+          <w:lang w:val="pt-BR" w:eastAsia="pt-PT"/>
         </w:rPr>
         <w:lastRenderedPageBreak/>
-        <w:br/>
-      </w:r>
-      <w:r>
-        <w:rPr>
-          <w:noProof/>
-          <w:sz w:val="20"/>
-          <w:lang w:val="pt-BR"/>
-        </w:rPr>
-        <w:pict w14:anchorId="55F29CDE">
-          <v:shape id="_x0000_i1034" type="#_x0000_t75" style="width:349.8pt;height:129.6pt;visibility:visible">
+        <w:pict w14:anchorId="676740B9">
+          <v:shape id="_x0000_i1035" type="#_x0000_t75" style="width:353.4pt;height:106.8pt;visibility:visible;mso-wrap-style:square">
             <v:imagedata r:id="rId18" o:title=""/>
           </v:shape>
         </w:pict>
       </w:r>
-      <w:r>
-        <w:rPr>
-          <w:szCs w:val="18"/>
-          <w:lang w:val="pt-BR"/>
-        </w:rPr>
-        <w:t xml:space="preserve">                    Fig. </w:t>
-      </w:r>
-      <w:r>
-        <w:rPr>
-          <w:szCs w:val="18"/>
-          <w:lang w:val="pt-BR"/>
-        </w:rPr>
-        <w:t>10</w:t>
-      </w:r>
-      <w:r>
-        <w:rPr>
-          <w:szCs w:val="18"/>
-          <w:lang w:val="pt-BR"/>
-        </w:rPr>
-        <w:t xml:space="preserve">. </w:t>
-      </w:r>
-      <w:r>
-        <w:rPr>
-          <w:b w:val="0"/>
-          <w:bCs/>
-          <w:szCs w:val="18"/>
-          <w:lang w:val="pt-BR"/>
-        </w:rPr>
-        <w:t xml:space="preserve">Teste unitário da classe Board – registo de tiro no navio     </w:t>
-      </w:r>
-      <w:r>
-        <w:rPr>
-          <w:szCs w:val="18"/>
-          <w:lang w:val="pt-BR"/>
-        </w:rPr>
-        <w:t xml:space="preserve">              </w:t>
-      </w:r>
-      <w:r>
-        <w:rPr>
-          <w:sz w:val="20"/>
-          <w:lang w:val="pt-BR"/>
-        </w:rPr>
-        <w:br/>
-      </w:r>
-      <w:r>
-        <w:rPr>
-          <w:lang w:val="pt-BR"/>
-        </w:rPr>
-        <w:br/>
-      </w:r>
-      <w:r>
-        <w:rPr>
-          <w:lang w:val="pt-BR"/>
-        </w:rPr>
-        <w:br/>
-      </w:r>
-      <w:r>
-        <w:rPr>
-          <w:lang w:val="pt-BR"/>
-        </w:rPr>
-        <w:br/>
-      </w:r>
-      <w:r>
-        <w:rPr>
-          <w:sz w:val="20"/>
-          <w:lang w:val="pt-BR"/>
-        </w:rPr>
-        <w:t>Exemplo de teste para a classe Game:</w:t>
-      </w:r>
-      <w:r>
-        <w:rPr>
-          <w:sz w:val="20"/>
-          <w:lang w:val="pt-BR"/>
-        </w:rPr>
-        <w:br/>
-      </w:r>
-      <w:r>
-        <w:rPr>
-          <w:sz w:val="20"/>
-          <w:lang w:val="pt-BR"/>
-        </w:rPr>
-        <w:br/>
-      </w:r>
-      <w:r>
-        <w:rPr>
-          <w:b w:val="0"/>
-          <w:bCs/>
-          <w:sz w:val="20"/>
-          <w:lang w:val="pt-BR"/>
-        </w:rPr>
-        <w:t xml:space="preserve">Este teste verifica que quando um jogador acerta num navio do adversário, o turno não é alterado, permitindo assim que o jogador continue a jogar até falhar algum navio. Isto verifica que o projeto segue a regra do jogo </w:t>
-      </w:r>
-      <w:r>
-        <w:rPr>
-          <w:b w:val="0"/>
-          <w:bCs/>
-          <w:sz w:val="20"/>
-          <w:lang w:val="pt-BR"/>
-        </w:rPr>
-        <w:t>clássico</w:t>
-      </w:r>
-      <w:r>
-        <w:rPr>
-          <w:b w:val="0"/>
-          <w:bCs/>
-          <w:sz w:val="20"/>
-          <w:lang w:val="pt-BR"/>
-        </w:rPr>
-        <w:t xml:space="preserve"> de batalha naval.</w:t>
-      </w:r>
-      <w:r>
-        <w:rPr>
-          <w:b w:val="0"/>
-          <w:bCs/>
-          <w:sz w:val="20"/>
-          <w:lang w:val="pt-BR"/>
-        </w:rPr>
-        <w:br/>
-      </w:r>
-      <w:r>
-        <w:rPr>
-          <w:b w:val="0"/>
-          <w:bCs/>
-          <w:sz w:val="20"/>
-          <w:lang w:val="pt-BR"/>
-        </w:rPr>
-        <w:br/>
-      </w:r>
-      <w:r>
+    </w:p>
+    <w:p>
+      <w:pPr>
+        <w:pStyle w:val="Legenda"/>
+      </w:pPr>
+      <w:r>
+        <w:t>Fig. 9. Código de InvalidDataException.cpp</w:t>
+      </w:r>
+    </w:p>
+    <w:p>
+      <w:pPr>
+        <w:pStyle w:val="p1a"/>
+        <w:rPr>
+          <w:lang w:val="pt-BR"/>
+        </w:rPr>
+      </w:pPr>
+      <w:r>
+        <w:rPr>
+          <w:lang w:val="pt-BR"/>
+        </w:rPr>
+        <w:t xml:space="preserve">InvalidDataException é uma exceção personalizada que herda de std::exception, ela recebe uma mensagem de erro e o método what() </w:t>
+      </w:r>
+      <w:r>
+        <w:rPr>
+          <w:lang w:val="pt-BR"/>
+        </w:rPr>
+        <w:t xml:space="preserve">e </w:t>
+      </w:r>
+      <w:r>
+        <w:rPr>
+          <w:lang w:val="pt-BR"/>
+        </w:rPr>
+        <w:t>devolve essa mensagem, permitindo que o Controller mostre o erro ao utilizador de forma simples. As exceções NoDataException e DuplicatedDataException funcionam da mesma forma, mudando apenas a mensagem apresentada.</w:t>
+      </w:r>
+    </w:p>
+    <w:p>
+      <w:pPr>
+        <w:pStyle w:val="heading2"/>
+        <w:rPr>
+          <w:lang w:val="pt-BR"/>
+        </w:rPr>
+      </w:pPr>
+      <w:r>
+        <w:rPr>
+          <w:lang w:val="pt-BR"/>
+        </w:rPr>
+        <w:t>11.3   Model</w:t>
+      </w:r>
+    </w:p>
+    <w:p>
+      <w:pPr>
+        <w:pStyle w:val="heading2"/>
+        <w:jc w:val="center"/>
         <w:rPr>
           <w:noProof/>
-          <w:sz w:val="20"/>
-          <w:lang w:val="pt-BR"/>
-        </w:rPr>
-        <w:pict w14:anchorId="5778C4CB">
-          <v:shape id="_x0000_i1035" type="#_x0000_t75" style="width:345.6pt;height:154.8pt;visibility:visible">
+          <w:lang w:val="pt-BR" w:eastAsia="pt-PT"/>
+        </w:rPr>
+      </w:pPr>
+      <w:r>
+        <w:rPr>
+          <w:noProof/>
+          <w:lang w:val="pt-BR" w:eastAsia="pt-PT"/>
+        </w:rPr>
+        <w:pict w14:anchorId="47FBF954">
+          <v:shape id="_x0000_i1036" type="#_x0000_t75" style="width:309pt;height:242.4pt;visibility:visible;mso-wrap-style:square">
             <v:imagedata r:id="rId19" o:title=""/>
           </v:shape>
         </w:pict>
       </w:r>
-      <w:r>
-        <w:rPr>
-          <w:sz w:val="20"/>
-          <w:lang w:val="pt-BR"/>
-        </w:rPr>
-        <w:br/>
-      </w:r>
-      <w:r>
-        <w:rPr>
-          <w:szCs w:val="18"/>
-          <w:lang w:val="pt-BR"/>
-        </w:rPr>
-        <w:t xml:space="preserve">                Fig. </w:t>
-      </w:r>
-      <w:r>
-        <w:rPr>
-          <w:szCs w:val="18"/>
-          <w:lang w:val="pt-BR"/>
-        </w:rPr>
-        <w:t>11</w:t>
-      </w:r>
-      <w:r>
-        <w:rPr>
-          <w:szCs w:val="18"/>
-          <w:lang w:val="pt-BR"/>
-        </w:rPr>
-        <w:t xml:space="preserve">. </w:t>
-      </w:r>
-      <w:r>
-        <w:rPr>
-          <w:b w:val="0"/>
-          <w:bCs/>
-          <w:szCs w:val="18"/>
-          <w:lang w:val="pt-BR"/>
-        </w:rPr>
-        <w:t>Teste unitário da classe Game – verificação de turno após acerto</w:t>
-      </w:r>
-      <w:r>
-        <w:rPr>
-          <w:lang w:val="pt-BR"/>
-        </w:rPr>
-        <w:br/>
-      </w:r>
     </w:p>
     <w:p>
       <w:pPr>
         <w:pStyle w:val="Legenda"/>
-        <w:jc w:val="left"/>
-        <w:rPr>
-          <w:sz w:val="20"/>
-          <w:lang w:val="pt-BR"/>
-        </w:rPr>
-      </w:pPr>
-    </w:p>
-    <w:p>
-      <w:pPr>
-        <w:pStyle w:val="Legenda"/>
-        <w:jc w:val="left"/>
-        <w:rPr>
-          <w:b w:val="0"/>
-          <w:bCs/>
-          <w:sz w:val="20"/>
-          <w:lang w:val="pt-BR"/>
-        </w:rPr>
-      </w:pPr>
-      <w:r>
-        <w:rPr>
-          <w:sz w:val="20"/>
-          <w:lang w:val="pt-BR"/>
-        </w:rPr>
-        <w:t>Exemplo de teste para a classe PlayerContainer:</w:t>
-      </w:r>
-      <w:r>
-        <w:rPr>
-          <w:sz w:val="20"/>
-          <w:lang w:val="pt-BR"/>
-        </w:rPr>
-        <w:br/>
-      </w:r>
-      <w:r>
-        <w:rPr>
-          <w:sz w:val="20"/>
-          <w:lang w:val="pt-BR"/>
-        </w:rPr>
-        <w:br/>
-      </w:r>
-      <w:r>
-        <w:rPr>
-          <w:b w:val="0"/>
-          <w:bCs/>
-          <w:sz w:val="20"/>
-          <w:lang w:val="pt-BR"/>
-        </w:rPr>
-        <w:t xml:space="preserve">Este teste </w:t>
-      </w:r>
-      <w:r>
-        <w:rPr>
-          <w:b w:val="0"/>
-          <w:bCs/>
-          <w:sz w:val="20"/>
-          <w:lang w:val="pt-BR"/>
-        </w:rPr>
-        <w:t>verifica</w:t>
-      </w:r>
-      <w:r>
-        <w:rPr>
-          <w:b w:val="0"/>
-          <w:bCs/>
-          <w:sz w:val="20"/>
-          <w:lang w:val="pt-BR"/>
-        </w:rPr>
-        <w:t xml:space="preserve"> que ao tentar encotnrar um jogador com um nickname que não se encontra no sistema, é lançado um NoDataException. Isto assegura que o projeto trata de forma correta a gestão dos nicknames.</w:t>
-      </w:r>
-      <w:r>
-        <w:rPr>
-          <w:b w:val="0"/>
-          <w:bCs/>
-          <w:sz w:val="20"/>
-          <w:lang w:val="pt-BR"/>
-        </w:rPr>
-        <w:br/>
-      </w:r>
-      <w:r>
-        <w:rPr>
-          <w:b w:val="0"/>
-          <w:bCs/>
-          <w:sz w:val="20"/>
-          <w:lang w:val="pt-BR"/>
-        </w:rPr>
-        <w:br/>
-      </w:r>
-      <w:r>
-        <w:rPr>
-          <w:b w:val="0"/>
-          <w:bCs/>
-          <w:sz w:val="20"/>
-          <w:lang w:val="pt-BR"/>
+      </w:pPr>
+      <w:r>
+        <w:t>Fig.10. Código de Board.h</w:t>
+      </w:r>
+    </w:p>
+    <w:p>
+      <w:pPr>
+        <w:pStyle w:val="heading2"/>
+        <w:jc w:val="center"/>
+        <w:rPr>
+          <w:noProof/>
+          <w:lang w:val="pt-BR" w:eastAsia="pt-PT"/>
+        </w:rPr>
+      </w:pPr>
+      <w:r>
+        <w:rPr>
+          <w:noProof/>
+          <w:lang w:val="pt-BR" w:eastAsia="pt-PT"/>
         </w:rPr>
         <w:lastRenderedPageBreak/>
-        <w:br/>
-      </w:r>
-      <w:r>
-        <w:rPr>
-          <w:b w:val="0"/>
-          <w:noProof/>
-          <w:sz w:val="20"/>
-          <w:lang w:val="pt-BR"/>
-        </w:rPr>
-        <w:pict w14:anchorId="4F2278E9">
-          <v:shape id="_x0000_i1036" type="#_x0000_t75" style="width:351.6pt;height:165.6pt;visibility:visible">
+        <w:pict w14:anchorId="772D06E1">
+          <v:shape id="_x0000_i1037" type="#_x0000_t75" style="width:317.4pt;height:188.4pt;visibility:visible;mso-wrap-style:square">
             <v:imagedata r:id="rId20" o:title=""/>
           </v:shape>
         </w:pict>
@@ -9095,100 +8190,1079 @@
     <w:p>
       <w:pPr>
         <w:pStyle w:val="Legenda"/>
-        <w:jc w:val="left"/>
-        <w:rPr>
+      </w:pPr>
+      <w:r>
+        <w:t>Fig. 11. Código de validatePosi</w:t>
+      </w:r>
+      <w:r>
+        <w:t xml:space="preserve">tion() </w:t>
+      </w:r>
+      <w:r>
+        <w:t xml:space="preserve">em </w:t>
+      </w:r>
+      <w:r>
+        <w:t>Board.cpp</w:t>
+      </w:r>
+    </w:p>
+    <w:p>
+      <w:pPr>
+        <w:pStyle w:val="Legenda"/>
+        <w:jc w:val="both"/>
+      </w:pPr>
+      <w:r>
+        <w:rPr>
+          <w:rStyle w:val="p1aZchn"/>
+          <w:b w:val="0"/>
           <w:sz w:val="20"/>
           <w:lang w:val="pt-BR"/>
         </w:rPr>
-      </w:pPr>
-      <w:r>
-        <w:rPr>
-          <w:szCs w:val="18"/>
-          <w:lang w:val="pt-BR"/>
-        </w:rPr>
-        <w:t xml:space="preserve">         Fig. </w:t>
-      </w:r>
-      <w:r>
-        <w:rPr>
-          <w:szCs w:val="18"/>
-          <w:lang w:val="pt-BR"/>
-        </w:rPr>
-        <w:t>12</w:t>
-      </w:r>
-      <w:r>
-        <w:rPr>
-          <w:szCs w:val="18"/>
-          <w:lang w:val="pt-BR"/>
-        </w:rPr>
-        <w:t xml:space="preserve">. </w:t>
-      </w:r>
-      <w:r>
-        <w:rPr>
+        <w:t>Board representa o tabuleiro do jogo, com uma grelha de 10x10 onde cada posição pode conter água, navio, acerto ou falha. O método validatePosition() verifica se um navio pode ser colocado numa determinada posição, garantindo que não fica encostado a outros navios. Já os métodos placeShip() e registerShot() atualizam o estado do tabuleiro, enquanto allShipsSunk() verifica se todos os navios foram afundados e se o jogo terminou</w:t>
+      </w:r>
+      <w:r>
+        <w:t>.</w:t>
+      </w:r>
+    </w:p>
+    <w:p>
+      <w:pPr>
+        <w:pStyle w:val="heading2"/>
+        <w:rPr>
+          <w:lang w:val="pt-BR"/>
+        </w:rPr>
+      </w:pPr>
+      <w:r>
+        <w:rPr>
+          <w:lang w:val="pt-BR"/>
+        </w:rPr>
+        <w:t xml:space="preserve">11.4 </w:t>
+      </w:r>
+      <w:r>
+        <w:rPr>
+          <w:lang w:val="pt-BR"/>
+        </w:rPr>
+        <w:t xml:space="preserve">  </w:t>
+      </w:r>
+      <w:r>
+        <w:rPr>
+          <w:lang w:val="pt-BR"/>
+        </w:rPr>
+        <w:t>Mappers</w:t>
+      </w:r>
+    </w:p>
+    <w:p>
+      <w:pPr>
+        <w:pStyle w:val="p1a"/>
+        <w:jc w:val="center"/>
+        <w:rPr>
+          <w:noProof/>
+          <w:lang w:val="pt-BR" w:eastAsia="pt-PT"/>
+        </w:rPr>
+      </w:pPr>
+      <w:r>
+        <w:rPr>
+          <w:noProof/>
+          <w:lang w:val="pt-BR" w:eastAsia="pt-PT"/>
+        </w:rPr>
+        <w:pict w14:anchorId="4C7A1D6E">
+          <v:shape id="_x0000_i1038" type="#_x0000_t75" style="width:320.4pt;height:63pt;visibility:visible;mso-wrap-style:square">
+            <v:imagedata r:id="rId21" o:title=""/>
+          </v:shape>
+        </w:pict>
+      </w:r>
+    </w:p>
+    <w:p>
+      <w:pPr>
+        <w:pStyle w:val="Legenda"/>
+      </w:pPr>
+      <w:r>
+        <w:t>Fig. 12. Código de BoardMapper.cpp</w:t>
+      </w:r>
+    </w:p>
+    <w:p>
+      <w:pPr>
+        <w:jc w:val="center"/>
+        <w:rPr>
+          <w:noProof/>
+          <w:lang w:val="pt-BR" w:eastAsia="pt-PT"/>
+        </w:rPr>
+      </w:pPr>
+      <w:r>
+        <w:rPr>
+          <w:noProof/>
+          <w:lang w:val="pt-BR" w:eastAsia="pt-PT"/>
+        </w:rPr>
+        <w:lastRenderedPageBreak/>
+        <w:pict w14:anchorId="15ADAE60">
+          <v:shape id="_x0000_i1039" type="#_x0000_t75" style="width:284.4pt;height:184.2pt;visibility:visible;mso-wrap-style:square">
+            <v:imagedata r:id="rId22" o:title=""/>
+          </v:shape>
+        </w:pict>
+      </w:r>
+    </w:p>
+    <w:p>
+      <w:pPr>
+        <w:pStyle w:val="Legenda"/>
+      </w:pPr>
+      <w:r>
+        <w:t>Fig. 13. Código de BoadMapper.cpp</w:t>
+      </w:r>
+    </w:p>
+    <w:p>
+      <w:pPr>
+        <w:pStyle w:val="p1a"/>
+        <w:rPr>
+          <w:rFonts w:ascii="Times New Roman" w:hAnsi="Times New Roman"/>
+          <w:lang w:val="pt-BR"/>
+        </w:rPr>
+      </w:pPr>
+      <w:r>
+        <w:rPr>
+          <w:rStyle w:val="Forte"/>
+          <w:rFonts w:ascii="Times New Roman" w:hAnsi="Times New Roman"/>
           <w:b w:val="0"/>
-          <w:bCs/>
-          <w:szCs w:val="18"/>
-          <w:lang w:val="pt-BR"/>
-        </w:rPr>
-        <w:t>Teste unitário da classe PlayerContainer – Acessar jogador que não existe</w:t>
-      </w:r>
+          <w:lang w:val="pt-BR"/>
+        </w:rPr>
+        <w:t>BoardMapper</w:t>
+      </w:r>
+      <w:r>
+        <w:rPr>
+          <w:rFonts w:ascii="Times New Roman" w:hAnsi="Times New Roman"/>
+          <w:lang w:val="pt-BR"/>
+        </w:rPr>
+        <w:t xml:space="preserve"> converte um objeto </w:t>
+      </w:r>
+      <w:r>
+        <w:rPr>
+          <w:rStyle w:val="CdigoHTML"/>
+          <w:rFonts w:ascii="Times New Roman" w:hAnsi="Times New Roman" w:cs="Times New Roman"/>
+          <w:lang w:val="pt-BR"/>
+        </w:rPr>
+        <w:t>Board</w:t>
+      </w:r>
+      <w:r>
+        <w:rPr>
+          <w:rFonts w:ascii="Times New Roman" w:hAnsi="Times New Roman"/>
+          <w:lang w:val="pt-BR"/>
+        </w:rPr>
+        <w:t xml:space="preserve"> num </w:t>
+      </w:r>
+      <w:r>
+        <w:rPr>
+          <w:rStyle w:val="CdigoHTML"/>
+          <w:rFonts w:ascii="Times New Roman" w:hAnsi="Times New Roman" w:cs="Times New Roman"/>
+          <w:lang w:val="pt-BR"/>
+        </w:rPr>
+        <w:t>BoardDTO</w:t>
+      </w:r>
+      <w:r>
+        <w:rPr>
+          <w:rFonts w:ascii="Times New Roman" w:hAnsi="Times New Roman"/>
+          <w:lang w:val="pt-BR"/>
+        </w:rPr>
+        <w:t xml:space="preserve">, copiando as informações necessárias para serem apresentadas na interface. Também utiliza o </w:t>
+      </w:r>
+      <w:r>
+        <w:rPr>
+          <w:rStyle w:val="CdigoHTML"/>
+          <w:rFonts w:ascii="Times New Roman" w:hAnsi="Times New Roman" w:cs="Times New Roman"/>
+          <w:lang w:val="pt-BR"/>
+        </w:rPr>
+        <w:t>ShipMapper</w:t>
+      </w:r>
+      <w:r>
+        <w:rPr>
+          <w:rFonts w:ascii="Times New Roman" w:hAnsi="Times New Roman"/>
+          <w:lang w:val="pt-BR"/>
+        </w:rPr>
+        <w:t xml:space="preserve"> para converter os navios da frota. O método é </w:t>
+      </w:r>
+      <w:r>
+        <w:rPr>
+          <w:rStyle w:val="CdigoHTML"/>
+          <w:rFonts w:ascii="Times New Roman" w:hAnsi="Times New Roman" w:cs="Times New Roman"/>
+          <w:lang w:val="pt-BR"/>
+        </w:rPr>
+        <w:t>static</w:t>
+      </w:r>
+      <w:r>
+        <w:rPr>
+          <w:rFonts w:ascii="Times New Roman" w:hAnsi="Times New Roman"/>
+          <w:lang w:val="pt-BR"/>
+        </w:rPr>
+        <w:t xml:space="preserve"> porque apenas realiza a conversão de dados e não precisa de guardar qualquer estado</w:t>
+      </w:r>
+      <w:r>
+        <w:rPr>
+          <w:rFonts w:ascii="Times New Roman" w:hAnsi="Times New Roman"/>
+          <w:lang w:val="pt-BR"/>
+        </w:rPr>
+        <w:t>.</w:t>
+      </w:r>
+    </w:p>
+    <w:p>
+      <w:pPr>
+        <w:pStyle w:val="heading2"/>
+        <w:rPr>
+          <w:lang w:val="pt-BR"/>
+        </w:rPr>
+      </w:pPr>
+      <w:r>
+        <w:rPr>
+          <w:lang w:val="pt-BR"/>
+        </w:rPr>
+        <w:lastRenderedPageBreak/>
+        <w:t>11.5   Repo</w:t>
+      </w:r>
+    </w:p>
+    <w:p>
+      <w:pPr>
+        <w:pStyle w:val="Legenda"/>
+      </w:pPr>
+      <w:r>
+        <w:pict w14:anchorId="1B6DD970">
+          <v:shape id="_x0000_i1040" type="#_x0000_t75" style="width:298.2pt;height:263.4pt;visibility:visible;mso-wrap-style:square">
+            <v:imagedata r:id="rId23" o:title=""/>
+          </v:shape>
+        </w:pict>
+      </w:r>
+    </w:p>
+    <w:p>
+      <w:pPr>
+        <w:pStyle w:val="Legenda"/>
+      </w:pPr>
+      <w:r>
+        <w:t>Fig. 14. Código de ProfileRepositoryFile.h</w:t>
+      </w:r>
+    </w:p>
+    <w:p>
+      <w:pPr>
+        <w:ind w:firstLine="0"/>
+        <w:jc w:val="center"/>
+        <w:rPr>
+          <w:noProof/>
+          <w:lang w:val="pt-BR" w:eastAsia="pt-PT"/>
+        </w:rPr>
+      </w:pPr>
+      <w:r>
+        <w:rPr>
+          <w:noProof/>
+          <w:lang w:val="pt-BR" w:eastAsia="pt-PT"/>
+        </w:rPr>
+        <w:pict w14:anchorId="10781889">
+          <v:shape id="_x0000_i1041" type="#_x0000_t75" style="width:313.8pt;height:142.2pt;visibility:visible;mso-wrap-style:square">
+            <v:imagedata r:id="rId24" o:title=""/>
+          </v:shape>
+        </w:pict>
+      </w:r>
+    </w:p>
+    <w:p>
+      <w:pPr>
+        <w:pStyle w:val="Legenda"/>
+      </w:pPr>
+      <w:r>
+        <w:t>Fig. 15. Código de save() em ProfileRepositoryFile.cpp</w:t>
+      </w:r>
+    </w:p>
+    <w:p>
+      <w:pPr>
+        <w:pStyle w:val="p1a"/>
+        <w:rPr>
+          <w:lang w:val="pt-BR"/>
+        </w:rPr>
+      </w:pPr>
+      <w:r>
+        <w:rPr>
+          <w:rStyle w:val="Forte"/>
+          <w:b w:val="0"/>
+          <w:lang w:val="pt-BR"/>
+        </w:rPr>
+        <w:t>ProfileRepositoryFile</w:t>
+      </w:r>
+      <w:r>
+        <w:rPr>
+          <w:lang w:val="pt-BR"/>
+        </w:rPr>
+        <w:t xml:space="preserve"> é a classe responsável por guardar e carregar os perfis dos jogadores num ficheiro </w:t>
+      </w:r>
+      <w:r>
+        <w:rPr>
+          <w:lang w:val="pt-BR"/>
+        </w:rPr>
+        <w:t>CSV (players.txt).</w:t>
+      </w:r>
+      <w:r>
+        <w:rPr>
+          <w:lang w:val="pt-BR"/>
+        </w:rPr>
+        <w:t xml:space="preserve"> Utiliza o padrão </w:t>
+      </w:r>
+      <w:r>
+        <w:rPr>
+          <w:rStyle w:val="Forte"/>
+          <w:b w:val="0"/>
+          <w:lang w:val="pt-BR"/>
+        </w:rPr>
+        <w:t>Singleton</w:t>
+      </w:r>
+      <w:r>
+        <w:rPr>
+          <w:lang w:val="pt-BR"/>
+        </w:rPr>
+        <w:t xml:space="preserve">, garantindo que existe apenas uma instância da classe. Os métodos </w:t>
+      </w:r>
+      <w:r>
+        <w:rPr>
+          <w:lang w:val="pt-BR"/>
+        </w:rPr>
+        <w:t>load()</w:t>
+      </w:r>
+      <w:r>
+        <w:rPr>
+          <w:lang w:val="pt-BR"/>
+        </w:rPr>
+        <w:t xml:space="preserve"> </w:t>
+      </w:r>
+      <w:r>
+        <w:rPr>
+          <w:lang w:val="pt-BR"/>
+        </w:rPr>
+        <w:t>e save()</w:t>
+      </w:r>
+      <w:r>
+        <w:rPr>
+          <w:lang w:val="pt-BR"/>
+        </w:rPr>
+        <w:t xml:space="preserve"> permitem ler e guardar os dados dos jogadores, mantendo as suas estatísticas entre diferentes execuções do programa</w:t>
+      </w:r>
+      <w:r>
+        <w:rPr>
+          <w:lang w:val="pt-BR"/>
+        </w:rPr>
+        <w:t>.</w:t>
+      </w:r>
+    </w:p>
+    <w:p>
+      <w:pPr>
+        <w:pStyle w:val="heading2"/>
+        <w:rPr>
+          <w:lang w:val="pt-BR"/>
+        </w:rPr>
+      </w:pPr>
+      <w:r>
+        <w:rPr>
+          <w:lang w:val="pt-BR"/>
+        </w:rPr>
+        <w:lastRenderedPageBreak/>
+        <w:t>11.6   Services</w:t>
+      </w:r>
+    </w:p>
+    <w:p>
+      <w:pPr>
+        <w:pStyle w:val="p1a"/>
+        <w:jc w:val="center"/>
+        <w:rPr>
+          <w:noProof/>
+          <w:lang w:val="pt-BR" w:eastAsia="pt-PT"/>
+        </w:rPr>
+      </w:pPr>
+      <w:r>
+        <w:rPr>
+          <w:noProof/>
+          <w:lang w:val="pt-BR" w:eastAsia="pt-PT"/>
+        </w:rPr>
+        <w:pict w14:anchorId="57831F45">
+          <v:shape id="_x0000_i1042" type="#_x0000_t75" style="width:297pt;height:229.2pt;visibility:visible;mso-wrap-style:square">
+            <v:imagedata r:id="rId25" o:title=""/>
+          </v:shape>
+        </w:pict>
+      </w:r>
+    </w:p>
+    <w:p>
+      <w:pPr>
+        <w:pStyle w:val="Legenda"/>
+      </w:pPr>
+      <w:r>
+        <w:t>Fig.16. Código de PlayerService.h</w:t>
+      </w:r>
+    </w:p>
+    <w:p>
+      <w:pPr>
+        <w:pStyle w:val="Legenda"/>
+      </w:pPr>
+      <w:r>
+        <w:pict w14:anchorId="6E4C43A9">
+          <v:shape id="_x0000_i1043" type="#_x0000_t75" style="width:340.8pt;height:133.2pt;visibility:visible;mso-wrap-style:square">
+            <v:imagedata r:id="rId26" o:title=""/>
+          </v:shape>
+        </w:pict>
+      </w:r>
+    </w:p>
+    <w:p>
+      <w:pPr>
+        <w:pStyle w:val="Legenda"/>
+        <w:rPr>
+          <w:szCs w:val="24"/>
+        </w:rPr>
+      </w:pPr>
+      <w:r>
+        <w:t>Fig. 17. Código de registerPlayer() em PlayerService</w:t>
+      </w:r>
+    </w:p>
+    <w:p>
+      <w:pPr>
+        <w:pStyle w:val="Legenda"/>
+        <w:jc w:val="both"/>
+        <w:rPr>
+          <w:rStyle w:val="p1aZchn"/>
+          <w:b w:val="0"/>
+          <w:sz w:val="20"/>
+          <w:lang w:val="pt-BR"/>
+        </w:rPr>
+      </w:pPr>
+      <w:r>
+        <w:rPr>
+          <w:rStyle w:val="p1aZchn"/>
+          <w:b w:val="0"/>
+          <w:sz w:val="20"/>
+          <w:lang w:val="pt-BR"/>
+        </w:rPr>
+        <w:t>PlayerService é a camada responsável pelas regras de negócio relacionadas com os jogadores. Faz validações no registo, verifica se já existem jogadores com o mesmo nome e obtém os rankings. Também organiza os jogadores com base nas vitórias ou na precisão. Em caso de erro, lança exceções específicas para que o Controller trate a situação adequadamente.</w:t>
+      </w:r>
+    </w:p>
+    <w:p>
+      <w:pPr>
+        <w:pStyle w:val="heading2"/>
+        <w:rPr>
+          <w:lang w:val="pt-BR"/>
+        </w:rPr>
+      </w:pPr>
+      <w:r>
+        <w:rPr>
+          <w:lang w:val="pt-BR"/>
+        </w:rPr>
+        <w:lastRenderedPageBreak/>
+        <w:t>11.7   View</w:t>
+      </w:r>
+    </w:p>
+    <w:p>
+      <w:pPr>
+        <w:ind w:firstLine="0"/>
+        <w:jc w:val="center"/>
+        <w:rPr>
+          <w:noProof/>
+          <w:lang w:val="pt-BR" w:eastAsia="pt-PT"/>
+        </w:rPr>
+      </w:pPr>
+      <w:r>
+        <w:rPr>
+          <w:noProof/>
+          <w:lang w:val="pt-BR" w:eastAsia="pt-PT"/>
+        </w:rPr>
+        <w:pict w14:anchorId="763FE111">
+          <v:shape id="_x0000_i1044" type="#_x0000_t75" style="width:345.6pt;height:215.4pt;visibility:visible;mso-wrap-style:square">
+            <v:imagedata r:id="rId27" o:title=""/>
+          </v:shape>
+        </w:pict>
+      </w:r>
+    </w:p>
+    <w:p>
+      <w:pPr>
+        <w:pStyle w:val="Legenda"/>
+      </w:pPr>
+      <w:r>
+        <w:t>Fig. 18. Código de View.h</w:t>
+      </w:r>
+    </w:p>
+    <w:p>
+      <w:pPr>
+        <w:ind w:firstLine="0"/>
+        <w:jc w:val="center"/>
+        <w:rPr>
+          <w:noProof/>
+          <w:lang w:val="pt-BR" w:eastAsia="pt-PT"/>
+        </w:rPr>
+      </w:pPr>
+      <w:r>
+        <w:rPr>
+          <w:noProof/>
+          <w:lang w:val="pt-BR" w:eastAsia="pt-PT"/>
+        </w:rPr>
+        <w:lastRenderedPageBreak/>
+        <w:pict w14:anchorId="6A559318">
+          <v:shape id="_x0000_i1045" type="#_x0000_t75" style="width:329.4pt;height:291pt;visibility:visible;mso-wrap-style:square">
+            <v:imagedata r:id="rId28" o:title=""/>
+          </v:shape>
+        </w:pict>
+      </w:r>
+    </w:p>
+    <w:p>
+      <w:pPr>
+        <w:pStyle w:val="Legenda"/>
+      </w:pPr>
+      <w:r>
+        <w:t>Fig. 19. Código em showBoard() em View.cpp</w:t>
+      </w:r>
+    </w:p>
+    <w:p>
+      <w:pPr>
+        <w:pStyle w:val="p1a"/>
+        <w:rPr>
+          <w:lang w:val="pt-BR" w:eastAsia="pt-PT"/>
+        </w:rPr>
+      </w:pPr>
+      <w:r>
+        <w:rPr>
+          <w:rStyle w:val="Forte"/>
+          <w:b w:val="0"/>
+          <w:lang w:val="pt-BR"/>
+        </w:rPr>
+        <w:t>View</w:t>
+      </w:r>
+      <w:r>
+        <w:rPr>
+          <w:lang w:val="pt-BR"/>
+        </w:rPr>
+        <w:t xml:space="preserve"> é a classe responsável pela interação com o utilizador através da consola. Mostra o tabuleiro, recebe as jogadas e apresenta mensagens e </w:t>
+      </w:r>
+      <w:r>
+        <w:rPr>
+          <w:lang w:val="pt-BR"/>
+        </w:rPr>
+        <w:t>resultados do jogo. Também oculta</w:t>
+      </w:r>
+      <w:r>
+        <w:rPr>
+          <w:lang w:val="pt-BR"/>
+        </w:rPr>
+        <w:t xml:space="preserve"> os navios do adversário durante a partida e exibir as estatísticas finais quando o jogo termina.</w:t>
+      </w:r>
+    </w:p>
+    <w:p>
+      <w:pPr>
+        <w:pStyle w:val="heading2"/>
+      </w:pPr>
+      <w:bookmarkStart w:id="7" w:name="_GoBack"/>
+      <w:r>
+        <w:lastRenderedPageBreak/>
+        <w:t>11.8   Controller</w:t>
+      </w:r>
+    </w:p>
+    <w:bookmarkEnd w:id="7"/>
+    <w:p>
+      <w:pPr>
+        <w:pStyle w:val="Legenda"/>
+      </w:pPr>
+      <w:r>
+        <w:pict w14:anchorId="1B5E44F9">
+          <v:shape id="_x0000_i1046" type="#_x0000_t75" style="width:237.6pt;height:345.6pt;visibility:visible;mso-wrap-style:square">
+            <v:imagedata r:id="rId29" o:title=""/>
+          </v:shape>
+        </w:pict>
+      </w:r>
+    </w:p>
+    <w:p>
+      <w:pPr>
+        <w:pStyle w:val="Legenda"/>
+      </w:pPr>
+      <w:r>
+        <w:t>Fig. 20. Código de Controller.h</w:t>
+      </w:r>
+    </w:p>
+    <w:p>
+      <w:pPr>
+        <w:jc w:val="center"/>
+        <w:rPr>
+          <w:noProof/>
+          <w:lang w:val="pt-BR" w:eastAsia="pt-PT"/>
+        </w:rPr>
+      </w:pPr>
+      <w:r>
+        <w:rPr>
+          <w:noProof/>
+          <w:lang w:val="pt-BR" w:eastAsia="pt-PT"/>
+        </w:rPr>
+        <w:lastRenderedPageBreak/>
+        <w:pict w14:anchorId="447639AE">
+          <v:shape id="_x0000_i1047" type="#_x0000_t75" style="width:202.2pt;height:370.2pt;visibility:visible;mso-wrap-style:square">
+            <v:imagedata r:id="rId30" o:title=""/>
+          </v:shape>
+        </w:pict>
+      </w:r>
+    </w:p>
+    <w:p>
+      <w:pPr>
+        <w:pStyle w:val="Legenda"/>
+      </w:pPr>
+      <w:r>
+        <w:t>Fig. 21. Código de runMain() em Controller.cpp</w:t>
+      </w:r>
+    </w:p>
+    <w:p>
+      <w:pPr>
+        <w:pStyle w:val="Legenda"/>
+        <w:jc w:val="both"/>
+        <w:rPr>
+          <w:rStyle w:val="p1aZchn"/>
+          <w:b w:val="0"/>
+          <w:sz w:val="20"/>
+          <w:lang w:val="pt-BR"/>
+        </w:rPr>
+      </w:pPr>
+      <w:r>
+        <w:rPr>
+          <w:rStyle w:val="p1aZchn"/>
+          <w:b w:val="0"/>
+          <w:sz w:val="20"/>
+          <w:lang w:val="pt-BR"/>
+        </w:rPr>
+        <w:t>Controller é a classe principal da aplicação, responsável por ligar a View, os Services e o Model. Controla o fluxo do programa, recebendo ações do utilizador, executando as regras de negócio e atualizando o estado do jogo. Além disso, organiza as diferentes funcionalidades em métodos separados.</w:t>
+      </w:r>
+    </w:p>
+    <w:p>
+      <w:pPr>
+        <w:pStyle w:val="heading1"/>
+      </w:pPr>
+      <w:r>
+        <w:rPr>
+          <w:rStyle w:val="p1aZchn"/>
+          <w:b w:val="0"/>
+          <w:sz w:val="20"/>
+          <w:lang w:val="pt-BR"/>
+        </w:rPr>
+        <w:br w:type="page"/>
+      </w:r>
+      <w:r>
+        <w:lastRenderedPageBreak/>
+        <w:br/>
+      </w:r>
+      <w:r>
+        <w:t>11</w:t>
+      </w:r>
+      <w:r>
+        <w:t xml:space="preserve">   Testes</w:t>
+      </w:r>
+    </w:p>
+    <w:p>
+      <w:pPr>
+        <w:pStyle w:val="p1a"/>
+        <w:rPr>
+          <w:lang w:val="pt-BR"/>
+        </w:rPr>
+      </w:pPr>
+      <w:r>
+        <w:rPr>
+          <w:lang w:val="pt-BR"/>
+        </w:rPr>
+        <w:br/>
+      </w:r>
+      <w:r>
+        <w:rPr>
+          <w:lang w:val="pt-BR"/>
+        </w:rPr>
+        <w:br/>
+        <w:t>Para garantir o correto funcionamento das classes</w:t>
+      </w:r>
+      <w:r>
+        <w:rPr>
+          <w:lang w:val="pt-BR"/>
+        </w:rPr>
+        <w:t xml:space="preserve">, </w:t>
+      </w:r>
+      <w:r>
+        <w:rPr>
+          <w:lang w:val="pt-BR"/>
+        </w:rPr>
+        <w:t xml:space="preserve">foram realizados testes unitários utilizando a framework Goodle C++ Testing Framework. Os testes feitos, cobrem </w:t>
+      </w:r>
+      <w:r>
+        <w:rPr>
+          <w:lang w:val="pt-BR"/>
+        </w:rPr>
+        <w:t>construtores</w:t>
+      </w:r>
+      <w:r>
+        <w:rPr>
+          <w:lang w:val="pt-BR"/>
+        </w:rPr>
+        <w:t>, funções e operadores de cada classe presente no projeto.</w:t>
+      </w:r>
+    </w:p>
+    <w:p>
+      <w:pPr>
+        <w:pStyle w:val="p1a"/>
+        <w:rPr>
+          <w:lang w:val="pt-BR"/>
+        </w:rPr>
+      </w:pPr>
+      <w:r>
+        <w:rPr>
+          <w:lang w:val="pt-BR"/>
+        </w:rPr>
+        <w:br/>
+        <w:t>Segue-se um exemplo de teste</w:t>
+      </w:r>
+      <w:r>
+        <w:rPr>
+          <w:lang w:val="pt-BR"/>
+        </w:rPr>
+        <w:t xml:space="preserve"> realizado</w:t>
+      </w:r>
+      <w:r>
+        <w:rPr>
+          <w:lang w:val="pt-BR"/>
+        </w:rPr>
+        <w:t xml:space="preserve"> </w:t>
+      </w:r>
+      <w:r>
+        <w:rPr>
+          <w:lang w:val="pt-BR"/>
+        </w:rPr>
+        <w:t>de cada classe.</w:t>
+      </w:r>
+    </w:p>
+    <w:p>
+      <w:pPr>
+        <w:pStyle w:val="Legenda"/>
+        <w:jc w:val="both"/>
+      </w:pPr>
+      <w:r>
+        <w:br/>
+      </w:r>
+      <w:r>
+        <w:rPr>
+          <w:sz w:val="20"/>
+        </w:rPr>
+        <w:t>Exemplo de teste para a classe Player:</w:t>
+      </w:r>
+      <w:r>
+        <w:br/>
+      </w:r>
+      <w:r>
+        <w:br/>
+      </w:r>
+      <w:r>
+        <w:rPr>
+          <w:b w:val="0"/>
+        </w:rPr>
+        <w:t>Este teste verifica que o construtor da classe Player lança uma InvalidDataException quando o nickname introduzido pelo jogador, tem menos de 3 caracteres. Com isto, este teste assegura que a validação do nickname está corretamente implementada no projeto.</w:t>
+      </w:r>
+      <w:r>
+        <w:rPr>
+          <w:b w:val="0"/>
+        </w:rPr>
+        <w:br/>
+      </w:r>
+    </w:p>
+    <w:p>
+      <w:pPr>
+        <w:pStyle w:val="Legenda"/>
+      </w:pPr>
+      <w:r>
+        <w:br/>
+      </w:r>
+      <w:r>
+        <w:pict w14:anchorId="5D785E8A">
+          <v:shape id="_x0000_i1048" type="#_x0000_t75" style="width:343.2pt;height:162pt;visibility:visible">
+            <v:imagedata r:id="rId31" o:title=""/>
+          </v:shape>
+        </w:pict>
+      </w:r>
+      <w:r>
+        <w:br/>
+      </w:r>
+      <w:r>
+        <w:t xml:space="preserve">                   Fig. 8</w:t>
+      </w:r>
+      <w:r>
+        <w:t>. Teste unitário da classe Player – validação do nickname</w:t>
+      </w:r>
+    </w:p>
+    <w:p>
+      <w:pPr>
+        <w:pStyle w:val="Legenda"/>
+      </w:pPr>
     </w:p>
     <w:p>
       <w:pPr>
         <w:pStyle w:val="Legenda"/>
         <w:jc w:val="left"/>
+      </w:pPr>
+      <w:r>
+        <w:br/>
+      </w:r>
+      <w:r>
         <w:rPr>
           <w:sz w:val="20"/>
-          <w:lang w:val="pt-BR"/>
-        </w:rPr>
+        </w:rPr>
+        <w:t>Exemplo de teste para a classe Ship:</w:t>
+      </w:r>
+      <w:r>
+        <w:br/>
+      </w:r>
+      <w:r>
+        <w:br/>
+      </w:r>
+      <w:r>
+        <w:rPr>
+          <w:b w:val="0"/>
+          <w:sz w:val="20"/>
+        </w:rPr>
+        <w:t>Este teste verifica que um navio é considerado afundado, após receber um número de hits igual ao seu tamanho. Neste caso, foram adicionados 2 hits, dado o tamanho da fragata.  Este teste comprova que o método isSunk() reflete o estado do navio ao longo da partida.</w:t>
+      </w:r>
+    </w:p>
+    <w:p>
+      <w:pPr>
+        <w:pStyle w:val="Legenda"/>
+      </w:pPr>
+      <w:r>
+        <w:lastRenderedPageBreak/>
+        <w:br/>
+      </w:r>
+      <w:r>
+        <w:pict w14:anchorId="6DCFBF81">
+          <v:shape id="_x0000_i1049" type="#_x0000_t75" style="width:346.2pt;height:103.2pt;visibility:visible">
+            <v:imagedata r:id="rId32" o:title=""/>
+          </v:shape>
+        </w:pict>
+      </w:r>
+      <w:r>
+        <w:t xml:space="preserve">                  Fig. </w:t>
+      </w:r>
+      <w:r>
+        <w:t>9</w:t>
+      </w:r>
+      <w:r>
+        <w:t>. Teste unitário da classe Ship – verificação de navio afundado</w:t>
+      </w:r>
+      <w:r>
+        <w:br/>
+      </w:r>
+    </w:p>
+    <w:p>
+      <w:pPr>
+        <w:pStyle w:val="Legenda"/>
+        <w:jc w:val="both"/>
+      </w:pPr>
+      <w:r>
+        <w:br/>
+      </w:r>
+      <w:r>
+        <w:rPr>
+          <w:sz w:val="20"/>
+        </w:rPr>
+        <w:t xml:space="preserve">Exemplo de teste para a classe </w:t>
+      </w:r>
+      <w:r>
+        <w:rPr>
+          <w:sz w:val="20"/>
+        </w:rPr>
+        <w:t>Board</w:t>
+      </w:r>
+      <w:r>
+        <w:rPr>
+          <w:sz w:val="20"/>
+        </w:rPr>
+        <w:t>:</w:t>
+      </w:r>
+      <w:r>
+        <w:br/>
+      </w:r>
+      <w:r>
+        <w:br/>
+      </w:r>
+      <w:r>
+        <w:rPr>
+          <w:b w:val="0"/>
+        </w:rPr>
+        <w:t>Este teste verifica que ao efetuar um disparo numa célula ocupada por um navio, neste caso novamente uma fragata, o método registerShot() devolve “X” e atualiza o estado do tabuleiro. Isto garante que ao longo da partida, após cada jogada, o tabuleiro é atualizado de forma correta.</w:t>
+      </w:r>
+      <w:r>
+        <w:br/>
+      </w:r>
+      <w:r>
+        <w:br/>
+      </w:r>
+      <w:r>
+        <w:pict w14:anchorId="55F29CDE">
+          <v:shape id="_x0000_i1050" type="#_x0000_t75" style="width:349.8pt;height:129.6pt;visibility:visible">
+            <v:imagedata r:id="rId33" o:title=""/>
+          </v:shape>
+        </w:pict>
+      </w:r>
+      <w:r>
+        <w:t xml:space="preserve">                    Fig. </w:t>
+      </w:r>
+      <w:r>
+        <w:t>10</w:t>
+      </w:r>
+      <w:r>
+        <w:t xml:space="preserve">. Teste unitário da classe Board – registo de tiro no navio                   </w:t>
+      </w:r>
+      <w:r>
+        <w:br/>
+      </w:r>
+      <w:r>
+        <w:br/>
+      </w:r>
+      <w:r>
+        <w:br/>
+      </w:r>
+      <w:r>
+        <w:br/>
+      </w:r>
+      <w:r>
+        <w:rPr>
+          <w:sz w:val="20"/>
+        </w:rPr>
+        <w:t>Exemplo de teste para a classe Game:</w:t>
+      </w:r>
+      <w:r>
+        <w:br/>
+      </w:r>
+      <w:r>
+        <w:br/>
+      </w:r>
+      <w:r>
+        <w:rPr>
+          <w:b w:val="0"/>
+        </w:rPr>
+        <w:t xml:space="preserve">Este teste verifica que quando um jogador acerta num navio do adversário, o turno não é alterado, permitindo assim que o jogador continue a jogar até falhar algum navio. Isto verifica que o projeto segue a regra do jogo </w:t>
+      </w:r>
+      <w:r>
+        <w:rPr>
+          <w:b w:val="0"/>
+        </w:rPr>
+        <w:t>clássico</w:t>
+      </w:r>
+      <w:r>
+        <w:rPr>
+          <w:b w:val="0"/>
+        </w:rPr>
+        <w:t xml:space="preserve"> de batalha naval.</w:t>
+      </w:r>
+      <w:r>
+        <w:br/>
+      </w:r>
+      <w:r>
+        <w:br/>
+      </w:r>
+      <w:r>
+        <w:lastRenderedPageBreak/>
+        <w:pict w14:anchorId="5778C4CB">
+          <v:shape id="_x0000_i1051" type="#_x0000_t75" style="width:345.6pt;height:154.8pt;visibility:visible">
+            <v:imagedata r:id="rId34" o:title=""/>
+          </v:shape>
+        </w:pict>
+      </w:r>
+      <w:r>
+        <w:br/>
+        <w:t xml:space="preserve">                Fig. </w:t>
+      </w:r>
+      <w:r>
+        <w:t>11</w:t>
+      </w:r>
+      <w:r>
+        <w:t>. Teste unitário da classe Game – verificação de turno após acerto</w:t>
+      </w:r>
+      <w:r>
+        <w:br/>
+      </w:r>
+    </w:p>
+    <w:p>
+      <w:pPr>
+        <w:pStyle w:val="Legenda"/>
       </w:pPr>
     </w:p>
     <w:p>
       <w:pPr>
         <w:pStyle w:val="Legenda"/>
         <w:jc w:val="left"/>
+      </w:pPr>
+      <w:r>
+        <w:rPr>
+          <w:sz w:val="20"/>
+        </w:rPr>
+        <w:t>Exemplo de teste para a classe PlayerContainer:</w:t>
+      </w:r>
+      <w:r>
+        <w:br/>
+      </w:r>
+      <w:r>
+        <w:br/>
+      </w:r>
+      <w:r>
         <w:rPr>
           <w:b w:val="0"/>
-          <w:bCs/>
-          <w:sz w:val="20"/>
-          <w:lang w:val="pt-BR"/>
-        </w:rPr>
-      </w:pPr>
-      <w:r>
-        <w:rPr>
-          <w:sz w:val="20"/>
-          <w:lang w:val="pt-BR"/>
-        </w:rPr>
+        </w:rPr>
+        <w:t xml:space="preserve">Este teste </w:t>
+      </w:r>
+      <w:r>
+        <w:rPr>
+          <w:b w:val="0"/>
+        </w:rPr>
+        <w:t>verifica</w:t>
+      </w:r>
+      <w:r>
+        <w:rPr>
+          <w:b w:val="0"/>
+        </w:rPr>
+        <w:t xml:space="preserve"> que ao tentar encotnrar um jogador com um nickname que não se encontra no sistema, é lançado um NoDataException. Isto assegura que o projeto trata de forma correta a gestão dos nicknames.</w:t>
+      </w:r>
+      <w:r>
+        <w:br/>
+      </w:r>
+      <w:r>
+        <w:br/>
+      </w:r>
+      <w:r>
+        <w:br/>
+      </w:r>
+      <w:r>
+        <w:pict w14:anchorId="4F2278E9">
+          <v:shape id="_x0000_i1052" type="#_x0000_t75" style="width:351.6pt;height:165.6pt;visibility:visible">
+            <v:imagedata r:id="rId35" o:title=""/>
+          </v:shape>
+        </w:pict>
+      </w:r>
+    </w:p>
+    <w:p>
+      <w:pPr>
+        <w:pStyle w:val="Legenda"/>
+      </w:pPr>
+      <w:r>
+        <w:t xml:space="preserve">         Fig. </w:t>
+      </w:r>
+      <w:r>
+        <w:t>12</w:t>
+      </w:r>
+      <w:r>
+        <w:t>. Teste unitário da classe PlayerContainer – Acessar jogador que não existe</w:t>
+      </w:r>
+    </w:p>
+    <w:p>
+      <w:pPr>
+        <w:pStyle w:val="Legenda"/>
+      </w:pPr>
+    </w:p>
+    <w:p>
+      <w:pPr>
+        <w:pStyle w:val="heading2"/>
+      </w:pPr>
+      <w:r>
+        <w:lastRenderedPageBreak/>
         <w:t>11</w:t>
       </w:r>
-      <w:bookmarkStart w:id="7" w:name="_GoBack"/>
-      <w:bookmarkEnd w:id="7"/>
-      <w:r>
-        <w:rPr>
-          <w:sz w:val="20"/>
-          <w:lang w:val="pt-BR"/>
-        </w:rPr>
+      <w:r>
         <w:t>.1 Tabela de taxa de sucesso dos testes</w:t>
       </w:r>
       <w:r>
-        <w:rPr>
-          <w:sz w:val="20"/>
-          <w:lang w:val="pt-BR"/>
-        </w:rPr>
         <w:br/>
       </w:r>
       <w:r>
-        <w:rPr>
-          <w:sz w:val="20"/>
-          <w:lang w:val="pt-BR"/>
-        </w:rPr>
         <w:br/>
       </w:r>
       <w:r>
         <w:rPr>
           <w:b w:val="0"/>
-          <w:bCs/>
-          <w:sz w:val="20"/>
-          <w:lang w:val="pt-BR"/>
         </w:rPr>
         <w:t>A tabela seguinte apresenta os resultados obtidos na execução dos 35 testes unitários, indicando a taxa de sucesso de cada teste sobre as classes do projeto.</w:t>
       </w:r>
@@ -9196,61 +9270,20 @@
     <w:p>
       <w:pPr>
         <w:pStyle w:val="Legenda"/>
-        <w:rPr>
-          <w:b w:val="0"/>
-          <w:bCs/>
-          <w:sz w:val="20"/>
-          <w:lang w:val="pt-BR"/>
-        </w:rPr>
-      </w:pPr>
-      <w:r>
-        <w:rPr>
-          <w:b w:val="0"/>
-          <w:bCs/>
-          <w:sz w:val="20"/>
-          <w:lang w:val="pt-BR"/>
-        </w:rPr>
+      </w:pPr>
+      <w:r>
         <w:br/>
       </w:r>
       <w:r>
-        <w:rPr>
-          <w:b w:val="0"/>
-          <w:bCs/>
-          <w:sz w:val="20"/>
-          <w:lang w:val="pt-BR"/>
-        </w:rPr>
         <w:br/>
       </w:r>
       <w:r>
-        <w:rPr>
-          <w:szCs w:val="18"/>
-          <w:lang w:val="pt-BR"/>
-        </w:rPr>
         <w:t xml:space="preserve">Tabela </w:t>
       </w:r>
       <w:r>
-        <w:rPr>
-          <w:szCs w:val="18"/>
-          <w:lang w:val="pt-BR"/>
-        </w:rPr>
-        <w:t>1.</w:t>
-      </w:r>
-      <w:r>
-        <w:rPr>
-          <w:b w:val="0"/>
-          <w:bCs/>
-          <w:szCs w:val="18"/>
-          <w:lang w:val="pt-BR"/>
-        </w:rPr>
-        <w:t xml:space="preserve"> Taxa</w:t>
-      </w:r>
-      <w:r>
-        <w:rPr>
-          <w:b w:val="0"/>
-          <w:bCs/>
-          <w:szCs w:val="18"/>
-          <w:lang w:val="pt-BR"/>
-        </w:rPr>
+        <w:t>1. Taxa</w:t>
+      </w:r>
+      <w:r>
         <w:t xml:space="preserve"> de sucesso dos testes unitários realizados</w:t>
       </w:r>
     </w:p>
@@ -10335,7 +10368,6 @@
                 <w:rFonts w:ascii="Calibri" w:eastAsia="Calibri" w:hAnsi="Calibri" w:cs="Calibri"/>
                 <w:lang w:val="pt-BR"/>
               </w:rPr>
-              <w:lastRenderedPageBreak/>
               <w:t>Ship — Construtor válido</w:t>
             </w:r>
           </w:p>
@@ -11548,6 +11580,7 @@
                 <w:rFonts w:ascii="Calibri" w:eastAsia="Calibri" w:hAnsi="Calibri" w:cs="Calibri"/>
                 <w:lang w:val="pt-BR"/>
               </w:rPr>
+              <w:lastRenderedPageBreak/>
               <w:t>Board — allShipsSunk (afundado)</w:t>
             </w:r>
           </w:p>
@@ -12833,70 +12866,30 @@
     <w:p>
       <w:pPr>
         <w:pStyle w:val="Legenda"/>
-        <w:jc w:val="left"/>
-        <w:rPr>
-          <w:sz w:val="20"/>
-          <w:lang w:val="pt-BR"/>
-        </w:rPr>
       </w:pPr>
     </w:p>
     <w:p>
       <w:pPr>
         <w:pStyle w:val="Legenda"/>
-        <w:jc w:val="left"/>
-        <w:rPr>
-          <w:sz w:val="20"/>
-          <w:lang w:val="pt-BR"/>
-        </w:rPr>
-      </w:pPr>
-    </w:p>
-    <w:p>
-      <w:pPr>
-        <w:pStyle w:val="Legenda"/>
-        <w:jc w:val="left"/>
-        <w:rPr>
-          <w:sz w:val="20"/>
-          <w:lang w:val="pt-BR"/>
-        </w:rPr>
-      </w:pPr>
-      <w:r>
-        <w:rPr>
-          <w:sz w:val="24"/>
-          <w:szCs w:val="24"/>
-          <w:lang w:val="pt-BR"/>
-        </w:rPr>
+      </w:pPr>
+    </w:p>
+    <w:p>
+      <w:pPr>
+        <w:pStyle w:val="heading1"/>
+      </w:pPr>
+      <w:r>
         <w:br/>
       </w:r>
       <w:r>
-        <w:rPr>
-          <w:sz w:val="24"/>
-          <w:szCs w:val="24"/>
-          <w:lang w:val="pt-BR"/>
-        </w:rPr>
         <w:t>1</w:t>
       </w:r>
       <w:r>
-        <w:rPr>
-          <w:sz w:val="24"/>
-          <w:szCs w:val="24"/>
-          <w:lang w:val="pt-BR"/>
-        </w:rPr>
         <w:t>2</w:t>
       </w:r>
       <w:r>
-        <w:rPr>
-          <w:sz w:val="24"/>
-          <w:szCs w:val="24"/>
-          <w:lang w:val="pt-BR"/>
-        </w:rPr>
         <w:t xml:space="preserve">   </w:t>
       </w:r>
       <w:r>
-        <w:rPr>
-          <w:sz w:val="24"/>
-          <w:szCs w:val="24"/>
-          <w:lang w:val="pt-BR"/>
-        </w:rPr>
         <w:t>Conclusão</w:t>
       </w:r>
     </w:p>
@@ -13029,7 +13022,7 @@
     </w:p>
     <w:p>
       <w:pPr>
-        <w:pStyle w:val="Ttulo2"/>
+        <w:pStyle w:val="heading2"/>
         <w:rPr>
           <w:lang w:val="pt-BR" w:eastAsia="pt-PT"/>
         </w:rPr>
@@ -14689,7 +14682,7 @@
     <w:lsdException w:name="heading 9" w:qFormat="1"/>
     <w:lsdException w:name="Title" w:qFormat="1"/>
     <w:lsdException w:name="Subtitle" w:qFormat="1"/>
-    <w:lsdException w:name="Strong" w:qFormat="1"/>
+    <w:lsdException w:name="Strong" w:uiPriority="22" w:qFormat="1"/>
     <w:lsdException w:name="Emphasis" w:qFormat="1"/>
     <w:lsdException w:name="Normal (Web)" w:uiPriority="99"/>
     <w:lsdException w:name="HTML Code" w:uiPriority="99"/>
@@ -15161,7 +15154,6 @@
   <w:style w:type="character" w:default="1" w:styleId="Fontepargpadro">
     <w:name w:val="Default Paragraph Font"/>
     <w:uiPriority w:val="1"/>
-    <w:semiHidden/>
     <w:unhideWhenUsed/>
   </w:style>
   <w:style w:type="table" w:default="1" w:styleId="Tabelanormal">
@@ -15521,7 +15513,7 @@
     <w:basedOn w:val="Normal"/>
     <w:next w:val="Normal"/>
     <w:autoRedefine/>
-    <w:rsid w:val="00B1442B"/>
+    <w:rsid w:val="00FF5025"/>
     <w:pPr>
       <w:spacing w:before="120" w:after="120"/>
       <w:ind w:firstLine="0"/>
@@ -15529,7 +15521,10 @@
     </w:pPr>
     <w:rPr>
       <w:b/>
+      <w:noProof/>
       <w:sz w:val="18"/>
+      <w:szCs w:val="18"/>
+      <w:lang w:val="pt-BR" w:eastAsia="pt-PT"/>
     </w:rPr>
   </w:style>
   <w:style w:type="paragraph" w:customStyle="1" w:styleId="heading4">
@@ -15882,6 +15877,16 @@
   <w:style w:type="character" w:customStyle="1" w:styleId="citation-66">
     <w:name w:val="citation-66"/>
     <w:rsid w:val="005B59A1"/>
+  </w:style>
+  <w:style w:type="character" w:styleId="Forte">
+    <w:name w:val="Strong"/>
+    <w:uiPriority w:val="22"/>
+    <w:qFormat/>
+    <w:rsid w:val="007376FC"/>
+    <w:rPr>
+      <w:b/>
+      <w:bCs/>
+    </w:rPr>
   </w:style>
 </w:styles>
 </file>
@@ -16245,7 +16250,7 @@
 </file>
 
 <file path=customXml/itemProps1.xml><?xml version="1.0" encoding="utf-8"?>
-<ds:datastoreItem xmlns:ds="http://schemas.openxmlformats.org/officeDocument/2006/customXml" ds:itemID="{33172FA5-022F-421A-8DBA-D7A7D68F63A3}">
+<ds:datastoreItem xmlns:ds="http://schemas.openxmlformats.org/officeDocument/2006/customXml" ds:itemID="{9ADDAB5F-C280-4140-886B-33CDFA6D2FE5}">
   <ds:schemaRefs>
     <ds:schemaRef ds:uri="http://schemas.openxmlformats.org/officeDocument/2006/bibliography"/>
   </ds:schemaRefs>

--- a/Documentation/iteration03/fsoft2026_1DA_4.docx
+++ b/Documentation/iteration03/fsoft2026_1DA_4.docx
@@ -1,6 +1,6 @@
 
 <file path=word/document.xml><?xml version="1.0" encoding="utf-8"?>
-<w:document xmlns:wpc="http://schemas.microsoft.com/office/word/2010/wordprocessingCanvas" xmlns:mc="http://schemas.openxmlformats.org/markup-compatibility/2006" xmlns:o="urn:schemas-microsoft-com:office:office" xmlns:r="http://schemas.openxmlformats.org/officeDocument/2006/relationships" xmlns:m="http://schemas.openxmlformats.org/officeDocument/2006/math" xmlns:v="urn:schemas-microsoft-com:vml" xmlns:wp14="http://schemas.microsoft.com/office/word/2010/wordprocessingDrawing" xmlns:wp="http://schemas.openxmlformats.org/drawingml/2006/wordprocessingDrawing" xmlns:w10="urn:schemas-microsoft-com:office:word" xmlns:w="http://schemas.openxmlformats.org/wordprocessingml/2006/main" xmlns:w14="http://schemas.microsoft.com/office/word/2010/wordml" xmlns:w15="http://schemas.microsoft.com/office/word/2012/wordml" xmlns:wpg="http://schemas.microsoft.com/office/word/2010/wordprocessingGroup" xmlns:wpi="http://schemas.microsoft.com/office/word/2010/wordprocessingInk" xmlns:wne="http://schemas.microsoft.com/office/word/2006/wordml" xmlns:wps="http://schemas.microsoft.com/office/word/2010/wordprocessingShape" mc:Ignorable="w14 w15 wp14">
+<w:document xmlns:wpc="http://schemas.microsoft.com/office/word/2010/wordprocessingCanvas" xmlns:cx="http://schemas.microsoft.com/office/drawing/2014/chartex" xmlns:cx1="http://schemas.microsoft.com/office/drawing/2015/9/8/chartex" xmlns:cx2="http://schemas.microsoft.com/office/drawing/2015/10/21/chartex" xmlns:cx3="http://schemas.microsoft.com/office/drawing/2016/5/9/chartex" xmlns:cx4="http://schemas.microsoft.com/office/drawing/2016/5/10/chartex" xmlns:cx5="http://schemas.microsoft.com/office/drawing/2016/5/11/chartex" xmlns:cx6="http://schemas.microsoft.com/office/drawing/2016/5/12/chartex" xmlns:cx7="http://schemas.microsoft.com/office/drawing/2016/5/13/chartex" xmlns:cx8="http://schemas.microsoft.com/office/drawing/2016/5/14/chartex" xmlns:mc="http://schemas.openxmlformats.org/markup-compatibility/2006" xmlns:aink="http://schemas.microsoft.com/office/drawing/2016/ink" xmlns:am3d="http://schemas.microsoft.com/office/drawing/2017/model3d" xmlns:o="urn:schemas-microsoft-com:office:office" xmlns:oel="http://schemas.microsoft.com/office/2019/extlst" xmlns:r="http://schemas.openxmlformats.org/officeDocument/2006/relationships" xmlns:m="http://schemas.openxmlformats.org/officeDocument/2006/math" xmlns:v="urn:schemas-microsoft-com:vml" xmlns:wp14="http://schemas.microsoft.com/office/word/2010/wordprocessingDrawing" xmlns:wp="http://schemas.openxmlformats.org/drawingml/2006/wordprocessingDrawing" xmlns:w10="urn:schemas-microsoft-com:office:word" xmlns:w="http://schemas.openxmlformats.org/wordprocessingml/2006/main" xmlns:w14="http://schemas.microsoft.com/office/word/2010/wordml" xmlns:w15="http://schemas.microsoft.com/office/word/2012/wordml" xmlns:w16cex="http://schemas.microsoft.com/office/word/2018/wordml/cex" xmlns:w16cid="http://schemas.microsoft.com/office/word/2016/wordml/cid" xmlns:w16="http://schemas.microsoft.com/office/word/2018/wordml" xmlns:w16du="http://schemas.microsoft.com/office/word/2023/wordml/word16du" xmlns:w16sdtdh="http://schemas.microsoft.com/office/word/2020/wordml/sdtdatahash" xmlns:w16sdtfl="http://schemas.microsoft.com/office/word/2024/wordml/sdtformatlock" xmlns:w16se="http://schemas.microsoft.com/office/word/2015/wordml/symex" xmlns:wpg="http://schemas.microsoft.com/office/word/2010/wordprocessingGroup" xmlns:wpi="http://schemas.microsoft.com/office/word/2010/wordprocessingInk" xmlns:wne="http://schemas.microsoft.com/office/word/2006/wordml" xmlns:wps="http://schemas.microsoft.com/office/word/2010/wordprocessingShape" mc:Ignorable="w14 w15 w16se w16cid w16 w16cex w16sdtdh w16sdtfl w16du wp14">
   <w:body>
     <w:p>
       <w:pPr>
@@ -6937,8 +6937,13 @@
         <w:pStyle w:val="heading3"/>
       </w:pPr>
       <w:r>
-        <w:t>5.1.2   Fluxograma</w:t>
-      </w:r>
+        <w:t xml:space="preserve">5.1.2   </w:t>
+      </w:r>
+      <w:proofErr w:type="spellStart"/>
+      <w:r>
+        <w:t>Fluxograma</w:t>
+      </w:r>
+      <w:proofErr w:type="spellEnd"/>
     </w:p>
     <w:p>
       <w:pPr>
@@ -7102,8 +7107,31 @@
       </w:pPr>
       <w:r>
         <w:lastRenderedPageBreak/>
-        <w:t>5.2   Requisitos não Funcionais</w:t>
-      </w:r>
+        <w:t xml:space="preserve">5.2   </w:t>
+      </w:r>
+      <w:proofErr w:type="spellStart"/>
+      <w:r>
+        <w:t>Requisitos</w:t>
+      </w:r>
+      <w:proofErr w:type="spellEnd"/>
+      <w:r>
+        <w:t xml:space="preserve"> </w:t>
+      </w:r>
+      <w:proofErr w:type="spellStart"/>
+      <w:proofErr w:type="gramStart"/>
+      <w:r>
+        <w:t>não</w:t>
+      </w:r>
+      <w:proofErr w:type="spellEnd"/>
+      <w:proofErr w:type="gramEnd"/>
+      <w:r>
+        <w:t xml:space="preserve"> </w:t>
+      </w:r>
+      <w:proofErr w:type="spellStart"/>
+      <w:r>
+        <w:t>Funcionais</w:t>
+      </w:r>
+      <w:proofErr w:type="spellEnd"/>
     </w:p>
     <w:p>
       <w:pPr>
@@ -7505,6 +7533,14 @@
     </w:p>
     <w:p>
       <w:pPr>
+        <w:ind w:firstLine="0"/>
+        <w:rPr>
+          <w:lang w:val="pt-BR"/>
+        </w:rPr>
+      </w:pPr>
+    </w:p>
+    <w:p>
+      <w:pPr>
         <w:pStyle w:val="p1a"/>
         <w:rPr>
           <w:lang w:val="pt-BR" w:eastAsia="pt-PT"/>
@@ -7526,7 +7562,7 @@
           <w:lang w:val="pt-BR" w:eastAsia="pt-PT"/>
         </w:rPr>
         <w:pict w14:anchorId="458884E9">
-          <v:shape id="_x0000_i1029" type="#_x0000_t75" style="width:228.6pt;height:202.8pt;visibility:visible">
+          <v:shape id="_x0000_i1029" type="#_x0000_t75" style="width:343.8pt;height:305.4pt;visibility:visible">
             <v:imagedata r:id="rId12" o:title="" croptop="830f"/>
           </v:shape>
         </w:pict>
@@ -7535,6 +7571,9 @@
     <w:p>
       <w:pPr>
         <w:pStyle w:val="Legenda"/>
+        <w:rPr>
+          <w:bCs/>
+        </w:rPr>
       </w:pPr>
       <w:bookmarkStart w:id="3" w:name="_Ref232177773"/>
       <w:r>
@@ -7584,12 +7623,225 @@
           <w:lang w:val="pt-BR" w:eastAsia="pt-PT"/>
         </w:rPr>
         <w:lastRenderedPageBreak/>
-        <w:t>8</w:t>
+        <w:t xml:space="preserve">8  </w:t>
       </w:r>
       <w:r>
         <w:rPr>
           <w:lang w:val="pt-BR" w:eastAsia="pt-PT"/>
         </w:rPr>
+        <w:t>Diagrama de Classes de Modelo</w:t>
+      </w:r>
+    </w:p>
+    <w:p>
+      <w:pPr>
+        <w:pStyle w:val="p1a"/>
+        <w:rPr>
+          <w:lang w:val="pt-BR" w:eastAsia="pt-PT"/>
+        </w:rPr>
+      </w:pPr>
+      <w:r>
+        <w:rPr>
+          <w:lang w:val="pt-BR" w:eastAsia="pt-PT"/>
+        </w:rPr>
+        <w:t xml:space="preserve">De forma a complementar a arquitetura lógica apresentada anteriormente, a </w:t>
+      </w:r>
+      <w:r>
+        <w:rPr>
+          <w:lang w:val="pt-BR" w:eastAsia="pt-PT"/>
+        </w:rPr>
+        <w:fldChar w:fldCharType="begin"/>
+      </w:r>
+      <w:r>
+        <w:rPr>
+          <w:lang w:val="pt-BR" w:eastAsia="pt-PT"/>
+        </w:rPr>
+        <w:instrText xml:space="preserve"> REF _Ref232178039 \h </w:instrText>
+      </w:r>
+      <w:r>
+        <w:rPr>
+          <w:lang w:val="pt-BR" w:eastAsia="pt-PT"/>
+        </w:rPr>
+      </w:r>
+      <w:r>
+        <w:rPr>
+          <w:lang w:val="pt-BR" w:eastAsia="pt-PT"/>
+        </w:rPr>
+        <w:instrText xml:space="preserve"> \* MERGEFORMAT </w:instrText>
+      </w:r>
+      <w:r>
+        <w:rPr>
+          <w:lang w:val="pt-BR" w:eastAsia="pt-PT"/>
+        </w:rPr>
+        <w:fldChar w:fldCharType="separate"/>
+      </w:r>
+      <w:r>
+        <w:t xml:space="preserve">Fig. </w:t>
+      </w:r>
+      <w:r>
+        <w:rPr>
+          <w:noProof/>
+        </w:rPr>
+        <w:t>5</w:t>
+      </w:r>
+      <w:r>
+        <w:rPr>
+          <w:lang w:val="pt-BR" w:eastAsia="pt-PT"/>
+        </w:rPr>
+        <w:fldChar w:fldCharType="end"/>
+      </w:r>
+      <w:r>
+        <w:rPr>
+          <w:lang w:val="pt-BR" w:eastAsia="pt-PT"/>
+        </w:rPr>
+        <w:t xml:space="preserve"> </w:t>
+      </w:r>
+      <w:r>
+        <w:rPr>
+          <w:lang w:val="pt-BR" w:eastAsia="pt-PT"/>
+        </w:rPr>
+        <w:t>mostra como o código da aplicação está organizado, assim como as dependências de inclusão existentes entre cada um.</w:t>
+      </w:r>
+    </w:p>
+    <w:p>
+      <w:pPr>
+        <w:rPr>
+          <w:lang w:val="pt-BR" w:eastAsia="pt-PT"/>
+        </w:rPr>
+      </w:pPr>
+    </w:p>
+    <w:p>
+      <w:pPr>
+        <w:ind w:firstLine="0"/>
+        <w:rPr>
+          <w:lang w:val="pt-BR" w:eastAsia="pt-PT"/>
+        </w:rPr>
+      </w:pPr>
+    </w:p>
+    <w:p>
+      <w:pPr>
+        <w:keepNext/>
+        <w:ind w:firstLine="0"/>
+        <w:jc w:val="center"/>
+      </w:pPr>
+      <w:r>
+        <w:rPr>
+          <w:lang w:val="pt-PT" w:eastAsia="pt-PT"/>
+        </w:rPr>
+        <w:fldChar w:fldCharType="begin"/>
+      </w:r>
+      <w:r>
+        <w:rPr>
+          <w:lang w:val="pt-PT" w:eastAsia="pt-PT"/>
+        </w:rPr>
+        <w:instrText xml:space="preserve"> INCLUDEPICTURE "C:\\Users\\tiago\\Downloads\\Organização do Código.png" \* MERGEFORMATINET </w:instrText>
+      </w:r>
+      <w:r>
+        <w:rPr>
+          <w:lang w:val="pt-PT" w:eastAsia="pt-PT"/>
+        </w:rPr>
+        <w:fldChar w:fldCharType="separate"/>
+      </w:r>
+      <w:r>
+        <w:rPr>
+          <w:lang w:val="pt-PT" w:eastAsia="pt-PT"/>
+        </w:rPr>
+        <w:pict w14:anchorId="58FF8682">
+          <v:shape id="_x0000_i1059" type="#_x0000_t75" alt="" style="width:365.4pt;height:291pt">
+            <v:imagedata r:id="rId13" r:href="rId14"/>
+          </v:shape>
+        </w:pict>
+      </w:r>
+      <w:r>
+        <w:rPr>
+          <w:lang w:val="pt-BR" w:eastAsia="pt-PT"/>
+        </w:rPr>
+        <w:fldChar w:fldCharType="end"/>
+      </w:r>
+    </w:p>
+    <w:p>
+      <w:pPr>
+        <w:pStyle w:val="Legenda"/>
+        <w:rPr>
+          <w:lang w:val="pt-PT"/>
+        </w:rPr>
+      </w:pPr>
+      <w:r>
+        <w:t xml:space="preserve">Fig. </w:t>
+      </w:r>
+      <w:r>
+        <w:fldChar w:fldCharType="begin"/>
+      </w:r>
+      <w:r>
+        <w:instrText xml:space="preserve"> SEQ Fig. \* ARABIC </w:instrText>
+      </w:r>
+      <w:r>
+        <w:fldChar w:fldCharType="separate"/>
+      </w:r>
+      <w:r>
+        <w:t>5</w:t>
+      </w:r>
+      <w:r>
+        <w:fldChar w:fldCharType="end"/>
+      </w:r>
+      <w:r>
+        <w:t>. Organização do Código</w:t>
+      </w:r>
+    </w:p>
+    <w:p>
+      <w:pPr>
+        <w:ind w:firstLine="0"/>
+        <w:rPr>
+          <w:lang w:val="pt-BR" w:eastAsia="pt-PT"/>
+        </w:rPr>
+      </w:pPr>
+    </w:p>
+    <w:p>
+      <w:pPr>
+        <w:rPr>
+          <w:lang w:val="pt-BR" w:eastAsia="pt-PT"/>
+        </w:rPr>
+      </w:pPr>
+    </w:p>
+    <w:p>
+      <w:pPr>
+        <w:ind w:firstLine="0"/>
+        <w:rPr>
+          <w:lang w:val="pt-BR" w:eastAsia="pt-PT"/>
+        </w:rPr>
+      </w:pPr>
+    </w:p>
+    <w:p>
+      <w:pPr>
+        <w:ind w:firstLine="0"/>
+        <w:rPr>
+          <w:lang w:val="pt-BR" w:eastAsia="pt-PT"/>
+        </w:rPr>
+      </w:pPr>
+    </w:p>
+    <w:p>
+      <w:pPr>
+        <w:pStyle w:val="heading1"/>
+        <w:rPr>
+          <w:lang w:val="pt-BR" w:eastAsia="pt-PT"/>
+        </w:rPr>
+      </w:pPr>
+      <w:r>
+        <w:rPr>
+          <w:lang w:val="pt-BR" w:eastAsia="pt-PT"/>
+        </w:rPr>
+        <w:br w:type="page"/>
+      </w:r>
+      <w:r>
+        <w:rPr>
+          <w:lang w:val="pt-BR" w:eastAsia="pt-PT"/>
+        </w:rPr>
+        <w:lastRenderedPageBreak/>
+        <w:t>9</w:t>
+      </w:r>
+      <w:r>
+        <w:rPr>
+          <w:lang w:val="pt-BR" w:eastAsia="pt-PT"/>
+        </w:rPr>
         <w:t xml:space="preserve">   </w:t>
       </w:r>
       <w:r>
@@ -7616,7 +7868,13 @@
         <w:rPr>
           <w:lang w:val="pt-BR" w:eastAsia="pt-PT"/>
         </w:rPr>
-        <w:t>Fig. 5</w:t>
+        <w:t xml:space="preserve">Fig. </w:t>
+      </w:r>
+      <w:r>
+        <w:rPr>
+          <w:lang w:val="pt-BR" w:eastAsia="pt-PT"/>
+        </w:rPr>
+        <w:t>6</w:t>
       </w:r>
       <w:r>
         <w:rPr>
@@ -7658,7 +7916,7 @@
         </w:rPr>
         <w:pict w14:anchorId="703AFE75">
           <v:shape id="_x0000_i1030" type="#_x0000_t75" style="width:234pt;height:411pt;visibility:visible">
-            <v:imagedata r:id="rId13" o:title=""/>
+            <v:imagedata r:id="rId15" o:title=""/>
           </v:shape>
         </w:pict>
       </w:r>
@@ -7673,7 +7931,10 @@
       </w:r>
       <w:bookmarkEnd w:id="4"/>
       <w:r>
-        <w:t xml:space="preserve"> 5</w:t>
+        <w:t xml:space="preserve"> </w:t>
+      </w:r>
+      <w:r>
+        <w:t>6</w:t>
       </w:r>
       <w:r>
         <w:t>. Diagrama de classes de modelo que serão utilizadas na aplicação</w:t>
@@ -7691,7 +7952,7 @@
           <w:lang w:val="pt-BR" w:eastAsia="pt-PT"/>
         </w:rPr>
         <w:lastRenderedPageBreak/>
-        <w:t>9</w:t>
+        <w:t>10</w:t>
       </w:r>
       <w:r>
         <w:rPr>
@@ -7723,7 +7984,13 @@
         <w:rPr>
           <w:lang w:val="pt-BR" w:eastAsia="pt-PT"/>
         </w:rPr>
-        <w:t>Fig. 6</w:t>
+        <w:t xml:space="preserve">Fig. </w:t>
+      </w:r>
+      <w:r>
+        <w:rPr>
+          <w:lang w:val="pt-BR" w:eastAsia="pt-PT"/>
+        </w:rPr>
+        <w:t>7</w:t>
       </w:r>
       <w:r>
         <w:rPr>
@@ -7755,7 +8022,7 @@
         </w:rPr>
         <w:pict w14:anchorId="2240C604">
           <v:shape id="_x0000_i1031" type="#_x0000_t75" style="width:346.2pt;height:139.2pt;visibility:visible">
-            <v:imagedata r:id="rId14" o:title=""/>
+            <v:imagedata r:id="rId16" o:title=""/>
           </v:shape>
         </w:pict>
       </w:r>
@@ -7770,7 +8037,10 @@
       </w:r>
       <w:bookmarkEnd w:id="5"/>
       <w:r>
-        <w:t xml:space="preserve"> 6</w:t>
+        <w:t xml:space="preserve"> </w:t>
+      </w:r>
+      <w:r>
+        <w:t>7</w:t>
       </w:r>
       <w:r>
         <w:t>. Diagrama de classes de exceções que serão utilizadas na aplicação</w:t>
@@ -7787,12 +8057,18 @@
         <w:rPr>
           <w:lang w:val="pt-BR" w:eastAsia="pt-PT"/>
         </w:rPr>
-        <w:t>10</w:t>
+        <w:t>1</w:t>
       </w:r>
       <w:r>
         <w:rPr>
           <w:lang w:val="pt-BR" w:eastAsia="pt-PT"/>
         </w:rPr>
+        <w:t>1</w:t>
+      </w:r>
+      <w:r>
+        <w:rPr>
+          <w:lang w:val="pt-BR" w:eastAsia="pt-PT"/>
+        </w:rPr>
         <w:t xml:space="preserve">   Interface de Usuário</w:t>
       </w:r>
     </w:p>
@@ -7819,7 +8095,13 @@
         <w:rPr>
           <w:lang w:val="pt-BR" w:eastAsia="pt-PT"/>
         </w:rPr>
-        <w:t>Fig. 7</w:t>
+        <w:t xml:space="preserve">Fig. </w:t>
+      </w:r>
+      <w:r>
+        <w:rPr>
+          <w:lang w:val="pt-BR" w:eastAsia="pt-PT"/>
+        </w:rPr>
+        <w:t>8</w:t>
       </w:r>
       <w:r>
         <w:rPr>
@@ -7875,7 +8157,7 @@
         <w:lastRenderedPageBreak/>
         <w:pict w14:anchorId="29F95681">
           <v:shape id="_x0000_i1032" type="#_x0000_t75" style="width:334.8pt;height:271.8pt;visibility:visible">
-            <v:imagedata r:id="rId15" o:title=""/>
+            <v:imagedata r:id="rId17" o:title=""/>
           </v:shape>
         </w:pict>
       </w:r>
@@ -7890,7 +8172,10 @@
       </w:r>
       <w:bookmarkEnd w:id="6"/>
       <w:r>
-        <w:t xml:space="preserve"> 7</w:t>
+        <w:t xml:space="preserve"> </w:t>
+      </w:r>
+      <w:r>
+        <w:t>8</w:t>
       </w:r>
       <w:r>
         <w:t>. Interface de usuário da aplicação</w:t>
@@ -7916,7 +8201,19 @@
           <w:lang w:val="pt-BR"/>
         </w:rPr>
         <w:lastRenderedPageBreak/>
-        <w:t>11   Implementação</w:t>
+        <w:t>1</w:t>
+      </w:r>
+      <w:r>
+        <w:rPr>
+          <w:lang w:val="pt-BR"/>
+        </w:rPr>
+        <w:t>2</w:t>
+      </w:r>
+      <w:r>
+        <w:rPr>
+          <w:lang w:val="pt-BR"/>
+        </w:rPr>
+        <w:t xml:space="preserve">   Implementação</w:t>
       </w:r>
     </w:p>
     <w:p>
@@ -7930,7 +8227,19 @@
         <w:rPr>
           <w:lang w:val="pt-BR"/>
         </w:rPr>
-        <w:t>11.1</w:t>
+        <w:t>1</w:t>
+      </w:r>
+      <w:r>
+        <w:rPr>
+          <w:lang w:val="pt-BR"/>
+        </w:rPr>
+        <w:t>2</w:t>
+      </w:r>
+      <w:r>
+        <w:rPr>
+          <w:lang w:val="pt-BR"/>
+        </w:rPr>
+        <w:t>.1</w:t>
       </w:r>
       <w:r>
         <w:rPr>
@@ -7967,7 +8276,7 @@
         </w:rPr>
         <w:pict w14:anchorId="174F1BEB">
           <v:shape id="_x0000_i1033" type="#_x0000_t75" style="width:159pt;height:152.4pt;visibility:visible;mso-wrap-style:square">
-            <v:imagedata r:id="rId16" o:title=""/>
+            <v:imagedata r:id="rId18" o:title=""/>
           </v:shape>
         </w:pict>
       </w:r>
@@ -7977,7 +8286,13 @@
         <w:pStyle w:val="Legenda"/>
       </w:pPr>
       <w:r>
-        <w:t>Fig. 8. Código de PlayerDTO</w:t>
+        <w:t xml:space="preserve">Fig. </w:t>
+      </w:r>
+      <w:r>
+        <w:t>9</w:t>
+      </w:r>
+      <w:r>
+        <w:t>. Código de PlayerDTO</w:t>
       </w:r>
       <w:r>
         <w:t>.h</w:t>
@@ -7986,222 +8301,1035 @@
     <w:p>
       <w:pPr>
         <w:pStyle w:val="Legenda"/>
+        <w:rPr>
+          <w:rStyle w:val="p1aZchn"/>
+          <w:b/>
+          <w:sz w:val="20"/>
+          <w:lang w:val="pt-BR"/>
+        </w:rPr>
+      </w:pPr>
+      <w:r>
+        <w:rPr>
+          <w:rStyle w:val="p1aZchn"/>
+          <w:sz w:val="20"/>
+          <w:lang w:val="pt-BR"/>
+        </w:rPr>
+        <w:t xml:space="preserve">PlayerDTO é uma estrutura que transporta os dados do jogador entre camadas </w:t>
+      </w:r>
+      <w:r>
+        <w:rPr>
+          <w:rStyle w:val="p1aZchn"/>
+          <w:sz w:val="20"/>
+          <w:lang w:val="pt-BR"/>
+        </w:rPr>
+        <w:t>(Services, Controller e View). A</w:t>
+      </w:r>
+      <w:r>
+        <w:rPr>
+          <w:rStyle w:val="p1aZchn"/>
+          <w:sz w:val="20"/>
+          <w:lang w:val="pt-BR"/>
+        </w:rPr>
+        <w:t>penas armazena campos como nickname, estatísticas e precisão. Isto evita que a lógica de domínio seja exposta à interface.</w:t>
+      </w:r>
+    </w:p>
+    <w:p>
+      <w:pPr>
+        <w:pStyle w:val="heading2"/>
+        <w:rPr>
+          <w:rStyle w:val="p1aZchn"/>
+          <w:lang w:val="pt-BR"/>
+        </w:rPr>
+      </w:pPr>
+      <w:r>
+        <w:rPr>
+          <w:rStyle w:val="p1aZchn"/>
+          <w:lang w:val="pt-BR"/>
+        </w:rPr>
+        <w:t>1</w:t>
+      </w:r>
+      <w:r>
+        <w:rPr>
+          <w:rStyle w:val="p1aZchn"/>
+          <w:lang w:val="pt-BR"/>
+        </w:rPr>
+        <w:t>2</w:t>
+      </w:r>
+      <w:r>
+        <w:rPr>
+          <w:rStyle w:val="p1aZchn"/>
+          <w:lang w:val="pt-BR"/>
+        </w:rPr>
+        <w:t>.2   Exceptions</w:t>
+      </w:r>
+    </w:p>
+    <w:p>
+      <w:pPr>
+        <w:pStyle w:val="p1a"/>
+        <w:jc w:val="center"/>
+        <w:rPr>
+          <w:noProof/>
+          <w:lang w:val="pt-BR" w:eastAsia="pt-PT"/>
+        </w:rPr>
+      </w:pPr>
+      <w:r>
+        <w:rPr>
+          <w:noProof/>
+          <w:lang w:val="pt-BR" w:eastAsia="pt-PT"/>
+        </w:rPr>
+        <w:pict w14:anchorId="01F5E132">
+          <v:shape id="_x0000_i1034" type="#_x0000_t75" style="width:300.6pt;height:118.2pt;visibility:visible;mso-wrap-style:square">
+            <v:imagedata r:id="rId19" o:title=""/>
+          </v:shape>
+        </w:pict>
+      </w:r>
+    </w:p>
+    <w:p>
+      <w:pPr>
+        <w:pStyle w:val="Legenda"/>
+      </w:pPr>
+      <w:r>
+        <w:t xml:space="preserve">Fig. </w:t>
+      </w:r>
+      <w:r>
+        <w:t>10</w:t>
+      </w:r>
+      <w:r>
+        <w:t>. Código de InvalidDataException.h</w:t>
+      </w:r>
+    </w:p>
+    <w:p>
+      <w:pPr>
+        <w:pStyle w:val="p1a"/>
+        <w:jc w:val="center"/>
+        <w:rPr>
+          <w:noProof/>
+          <w:lang w:val="pt-BR" w:eastAsia="pt-PT"/>
+        </w:rPr>
+      </w:pPr>
+      <w:r>
+        <w:rPr>
+          <w:noProof/>
+          <w:lang w:val="pt-BR" w:eastAsia="pt-PT"/>
+        </w:rPr>
+        <w:lastRenderedPageBreak/>
+        <w:pict w14:anchorId="676740B9">
+          <v:shape id="_x0000_i1035" type="#_x0000_t75" style="width:353.4pt;height:106.8pt;visibility:visible;mso-wrap-style:square">
+            <v:imagedata r:id="rId20" o:title=""/>
+          </v:shape>
+        </w:pict>
+      </w:r>
+    </w:p>
+    <w:p>
+      <w:pPr>
+        <w:pStyle w:val="Legenda"/>
+      </w:pPr>
+      <w:r>
+        <w:t xml:space="preserve">Fig. </w:t>
+      </w:r>
+      <w:r>
+        <w:t>11</w:t>
+      </w:r>
+      <w:r>
+        <w:t>. Código de InvalidDataException.cpp</w:t>
+      </w:r>
+    </w:p>
+    <w:p>
+      <w:pPr>
+        <w:pStyle w:val="p1a"/>
+        <w:rPr>
+          <w:lang w:val="pt-BR"/>
+        </w:rPr>
+      </w:pPr>
+      <w:r>
+        <w:rPr>
+          <w:lang w:val="pt-BR"/>
+        </w:rPr>
+        <w:t xml:space="preserve">InvalidDataException é uma exceção personalizada que herda de std::exception, ela recebe uma mensagem de erro e o método what() </w:t>
+      </w:r>
+      <w:r>
+        <w:rPr>
+          <w:lang w:val="pt-BR"/>
+        </w:rPr>
+        <w:t xml:space="preserve">e </w:t>
+      </w:r>
+      <w:r>
+        <w:rPr>
+          <w:lang w:val="pt-BR"/>
+        </w:rPr>
+        <w:t>devolve essa mensagem, permitindo que o Controller mostre o erro ao utilizador de forma simples. As exceções NoDataException e DuplicatedDataException funcionam da mesma forma, mudando apenas a mensagem apresentada.</w:t>
+      </w:r>
+    </w:p>
+    <w:p>
+      <w:pPr>
+        <w:pStyle w:val="heading2"/>
+        <w:rPr>
+          <w:lang w:val="pt-BR"/>
+        </w:rPr>
+      </w:pPr>
+      <w:r>
+        <w:rPr>
+          <w:lang w:val="pt-BR"/>
+        </w:rPr>
+        <w:t>1</w:t>
+      </w:r>
+      <w:r>
+        <w:rPr>
+          <w:lang w:val="pt-BR"/>
+        </w:rPr>
+        <w:t>2</w:t>
+      </w:r>
+      <w:r>
+        <w:rPr>
+          <w:lang w:val="pt-BR"/>
+        </w:rPr>
+        <w:t>.3   Model</w:t>
+      </w:r>
+    </w:p>
+    <w:p>
+      <w:pPr>
+        <w:pStyle w:val="heading2"/>
+        <w:jc w:val="center"/>
+        <w:rPr>
+          <w:noProof/>
+          <w:lang w:val="pt-BR" w:eastAsia="pt-PT"/>
+        </w:rPr>
+      </w:pPr>
+      <w:r>
+        <w:rPr>
+          <w:noProof/>
+          <w:lang w:val="pt-BR" w:eastAsia="pt-PT"/>
+        </w:rPr>
+        <w:pict w14:anchorId="47FBF954">
+          <v:shape id="_x0000_i1036" type="#_x0000_t75" style="width:309pt;height:242.4pt;visibility:visible;mso-wrap-style:square">
+            <v:imagedata r:id="rId21" o:title=""/>
+          </v:shape>
+        </w:pict>
+      </w:r>
+    </w:p>
+    <w:p>
+      <w:pPr>
+        <w:pStyle w:val="Legenda"/>
+      </w:pPr>
+      <w:r>
+        <w:t>Fig.1</w:t>
+      </w:r>
+      <w:r>
+        <w:t>2</w:t>
+      </w:r>
+      <w:r>
+        <w:t>. Código de Board.h</w:t>
+      </w:r>
+    </w:p>
+    <w:p>
+      <w:pPr>
+        <w:pStyle w:val="heading2"/>
+        <w:jc w:val="center"/>
+        <w:rPr>
+          <w:noProof/>
+          <w:lang w:val="pt-BR" w:eastAsia="pt-PT"/>
+        </w:rPr>
+      </w:pPr>
+      <w:r>
+        <w:rPr>
+          <w:noProof/>
+          <w:lang w:val="pt-BR" w:eastAsia="pt-PT"/>
+        </w:rPr>
+        <w:lastRenderedPageBreak/>
+        <w:pict w14:anchorId="772D06E1">
+          <v:shape id="_x0000_i1037" type="#_x0000_t75" style="width:317.4pt;height:188.4pt;visibility:visible;mso-wrap-style:square">
+            <v:imagedata r:id="rId22" o:title=""/>
+          </v:shape>
+        </w:pict>
+      </w:r>
+    </w:p>
+    <w:p>
+      <w:pPr>
+        <w:pStyle w:val="Legenda"/>
+      </w:pPr>
+      <w:r>
+        <w:t>Fig. 1</w:t>
+      </w:r>
+      <w:r>
+        <w:t>3</w:t>
+      </w:r>
+      <w:r>
+        <w:t>. Código de validatePosi</w:t>
+      </w:r>
+      <w:r>
+        <w:t xml:space="preserve">tion() </w:t>
+      </w:r>
+      <w:r>
+        <w:t xml:space="preserve">em </w:t>
+      </w:r>
+      <w:r>
+        <w:t>Board.cpp</w:t>
+      </w:r>
+    </w:p>
+    <w:p>
+      <w:pPr>
+        <w:pStyle w:val="Legenda"/>
+        <w:jc w:val="both"/>
+      </w:pPr>
+      <w:r>
+        <w:rPr>
+          <w:rStyle w:val="p1aZchn"/>
+          <w:sz w:val="20"/>
+          <w:lang w:val="pt-BR"/>
+        </w:rPr>
+        <w:t>Board representa o tabuleiro do jogo, com uma grelha de 10x10 onde cada posição pode conter água, navio, acerto ou falha. O método validatePosition() verifica se um navio pode ser colocado numa determinada posição, garantindo que não fica encostado a outros navios. Já os métodos placeShip() e registerShot() atualizam o estado do tabuleiro, enquanto allShipsSunk() verifica se todos os navios foram afundados e se o jogo terminou</w:t>
+      </w:r>
+      <w:r>
+        <w:t>.</w:t>
+      </w:r>
+    </w:p>
+    <w:p>
+      <w:pPr>
+        <w:pStyle w:val="heading2"/>
+        <w:rPr>
+          <w:lang w:val="pt-BR"/>
+        </w:rPr>
+      </w:pPr>
+      <w:r>
+        <w:rPr>
+          <w:lang w:val="pt-BR"/>
+        </w:rPr>
+        <w:t>1</w:t>
+      </w:r>
+      <w:r>
+        <w:rPr>
+          <w:lang w:val="pt-BR"/>
+        </w:rPr>
+        <w:t>2</w:t>
+      </w:r>
+      <w:r>
+        <w:rPr>
+          <w:lang w:val="pt-BR"/>
+        </w:rPr>
+        <w:t xml:space="preserve">.4 </w:t>
+      </w:r>
+      <w:r>
+        <w:rPr>
+          <w:lang w:val="pt-BR"/>
+        </w:rPr>
+        <w:t xml:space="preserve">  </w:t>
+      </w:r>
+      <w:r>
+        <w:rPr>
+          <w:lang w:val="pt-BR"/>
+        </w:rPr>
+        <w:t>Mappers</w:t>
+      </w:r>
+    </w:p>
+    <w:p>
+      <w:pPr>
+        <w:pStyle w:val="p1a"/>
+        <w:jc w:val="center"/>
+        <w:rPr>
+          <w:noProof/>
+          <w:lang w:val="pt-BR" w:eastAsia="pt-PT"/>
+        </w:rPr>
+      </w:pPr>
+      <w:r>
+        <w:rPr>
+          <w:noProof/>
+          <w:lang w:val="pt-BR" w:eastAsia="pt-PT"/>
+        </w:rPr>
+        <w:pict w14:anchorId="4C7A1D6E">
+          <v:shape id="_x0000_i1038" type="#_x0000_t75" style="width:320.4pt;height:63pt;visibility:visible;mso-wrap-style:square">
+            <v:imagedata r:id="rId23" o:title=""/>
+          </v:shape>
+        </w:pict>
+      </w:r>
+    </w:p>
+    <w:p>
+      <w:pPr>
+        <w:pStyle w:val="Legenda"/>
+      </w:pPr>
+      <w:r>
+        <w:t>Fig. 1</w:t>
+      </w:r>
+      <w:r>
+        <w:t>4</w:t>
+      </w:r>
+      <w:r>
+        <w:t>. Código de BoardMapper.cpp</w:t>
+      </w:r>
+    </w:p>
+    <w:p>
+      <w:pPr>
+        <w:jc w:val="center"/>
+        <w:rPr>
+          <w:noProof/>
+          <w:lang w:val="pt-BR" w:eastAsia="pt-PT"/>
+        </w:rPr>
+      </w:pPr>
+      <w:r>
+        <w:rPr>
+          <w:noProof/>
+          <w:lang w:val="pt-BR" w:eastAsia="pt-PT"/>
+        </w:rPr>
+        <w:lastRenderedPageBreak/>
+        <w:pict w14:anchorId="15ADAE60">
+          <v:shape id="_x0000_i1039" type="#_x0000_t75" style="width:284.4pt;height:184.2pt;visibility:visible;mso-wrap-style:square">
+            <v:imagedata r:id="rId24" o:title=""/>
+          </v:shape>
+        </w:pict>
+      </w:r>
+    </w:p>
+    <w:p>
+      <w:pPr>
+        <w:pStyle w:val="Legenda"/>
+      </w:pPr>
+      <w:r>
+        <w:t>Fig. 1</w:t>
+      </w:r>
+      <w:r>
+        <w:t>5</w:t>
+      </w:r>
+      <w:r>
+        <w:t>. Código de BoadMapper.cpp</w:t>
+      </w:r>
+    </w:p>
+    <w:p>
+      <w:pPr>
+        <w:pStyle w:val="p1a"/>
+        <w:rPr>
+          <w:rFonts w:ascii="Times New Roman" w:hAnsi="Times New Roman"/>
+          <w:lang w:val="pt-BR"/>
+        </w:rPr>
+      </w:pPr>
+      <w:r>
+        <w:rPr>
+          <w:rStyle w:val="Forte"/>
+          <w:rFonts w:ascii="Times New Roman" w:hAnsi="Times New Roman"/>
+          <w:b w:val="0"/>
+          <w:lang w:val="pt-BR"/>
+        </w:rPr>
+        <w:t>BoardMapper</w:t>
+      </w:r>
+      <w:r>
+        <w:rPr>
+          <w:rFonts w:ascii="Times New Roman" w:hAnsi="Times New Roman"/>
+          <w:lang w:val="pt-BR"/>
+        </w:rPr>
+        <w:t xml:space="preserve"> converte um objeto </w:t>
+      </w:r>
+      <w:r>
+        <w:rPr>
+          <w:rStyle w:val="CdigoHTML"/>
+          <w:rFonts w:ascii="Times New Roman" w:hAnsi="Times New Roman" w:cs="Times New Roman"/>
+          <w:lang w:val="pt-BR"/>
+        </w:rPr>
+        <w:t>Board</w:t>
+      </w:r>
+      <w:r>
+        <w:rPr>
+          <w:rFonts w:ascii="Times New Roman" w:hAnsi="Times New Roman"/>
+          <w:lang w:val="pt-BR"/>
+        </w:rPr>
+        <w:t xml:space="preserve"> num </w:t>
+      </w:r>
+      <w:r>
+        <w:rPr>
+          <w:rStyle w:val="CdigoHTML"/>
+          <w:rFonts w:ascii="Times New Roman" w:hAnsi="Times New Roman" w:cs="Times New Roman"/>
+          <w:lang w:val="pt-BR"/>
+        </w:rPr>
+        <w:t>BoardDTO</w:t>
+      </w:r>
+      <w:r>
+        <w:rPr>
+          <w:rFonts w:ascii="Times New Roman" w:hAnsi="Times New Roman"/>
+          <w:lang w:val="pt-BR"/>
+        </w:rPr>
+        <w:t xml:space="preserve">, copiando as informações necessárias para serem apresentadas na interface. Também utiliza o </w:t>
+      </w:r>
+      <w:r>
+        <w:rPr>
+          <w:rStyle w:val="CdigoHTML"/>
+          <w:rFonts w:ascii="Times New Roman" w:hAnsi="Times New Roman" w:cs="Times New Roman"/>
+          <w:lang w:val="pt-BR"/>
+        </w:rPr>
+        <w:t>ShipMapper</w:t>
+      </w:r>
+      <w:r>
+        <w:rPr>
+          <w:rFonts w:ascii="Times New Roman" w:hAnsi="Times New Roman"/>
+          <w:lang w:val="pt-BR"/>
+        </w:rPr>
+        <w:t xml:space="preserve"> para converter os navios da frota. O método é </w:t>
+      </w:r>
+      <w:r>
+        <w:rPr>
+          <w:rStyle w:val="CdigoHTML"/>
+          <w:rFonts w:ascii="Times New Roman" w:hAnsi="Times New Roman" w:cs="Times New Roman"/>
+          <w:lang w:val="pt-BR"/>
+        </w:rPr>
+        <w:t>static</w:t>
+      </w:r>
+      <w:r>
+        <w:rPr>
+          <w:rFonts w:ascii="Times New Roman" w:hAnsi="Times New Roman"/>
+          <w:lang w:val="pt-BR"/>
+        </w:rPr>
+        <w:t xml:space="preserve"> porque apenas realiza a conversão de dados e não precisa de guardar qualquer estado.</w:t>
+      </w:r>
+    </w:p>
+    <w:p>
+      <w:pPr>
+        <w:pStyle w:val="heading2"/>
+        <w:rPr>
+          <w:lang w:val="pt-BR"/>
+        </w:rPr>
+      </w:pPr>
+      <w:r>
+        <w:rPr>
+          <w:lang w:val="pt-BR"/>
+        </w:rPr>
+        <w:lastRenderedPageBreak/>
+        <w:t>1</w:t>
+      </w:r>
+      <w:r>
+        <w:rPr>
+          <w:lang w:val="pt-BR"/>
+        </w:rPr>
+        <w:t>2</w:t>
+      </w:r>
+      <w:r>
+        <w:rPr>
+          <w:lang w:val="pt-BR"/>
+        </w:rPr>
+        <w:t>.5   Repo</w:t>
+      </w:r>
+    </w:p>
+    <w:p>
+      <w:pPr>
+        <w:pStyle w:val="Legenda"/>
+      </w:pPr>
+      <w:r>
+        <w:pict w14:anchorId="1B6DD970">
+          <v:shape id="_x0000_i1040" type="#_x0000_t75" style="width:298.2pt;height:263.4pt;visibility:visible;mso-wrap-style:square">
+            <v:imagedata r:id="rId25" o:title=""/>
+          </v:shape>
+        </w:pict>
+      </w:r>
+    </w:p>
+    <w:p>
+      <w:pPr>
+        <w:pStyle w:val="Legenda"/>
+      </w:pPr>
+      <w:r>
+        <w:t>Fig. 1</w:t>
+      </w:r>
+      <w:r>
+        <w:t>6</w:t>
+      </w:r>
+      <w:r>
+        <w:t>. Código de ProfileRepositoryFile.h</w:t>
+      </w:r>
+    </w:p>
+    <w:p>
+      <w:pPr>
+        <w:ind w:firstLine="0"/>
+        <w:jc w:val="center"/>
+        <w:rPr>
+          <w:noProof/>
+          <w:lang w:val="pt-BR" w:eastAsia="pt-PT"/>
+        </w:rPr>
+      </w:pPr>
+      <w:r>
+        <w:rPr>
+          <w:noProof/>
+          <w:lang w:val="pt-BR" w:eastAsia="pt-PT"/>
+        </w:rPr>
+        <w:pict w14:anchorId="10781889">
+          <v:shape id="_x0000_i1041" type="#_x0000_t75" style="width:313.8pt;height:142.2pt;visibility:visible;mso-wrap-style:square">
+            <v:imagedata r:id="rId26" o:title=""/>
+          </v:shape>
+        </w:pict>
+      </w:r>
+    </w:p>
+    <w:p>
+      <w:pPr>
+        <w:pStyle w:val="Legenda"/>
+      </w:pPr>
+      <w:r>
+        <w:t>Fig. 1</w:t>
+      </w:r>
+      <w:r>
+        <w:t>7</w:t>
+      </w:r>
+      <w:r>
+        <w:t>. Código de save() em ProfileRepositoryFile.cpp</w:t>
+      </w:r>
+    </w:p>
+    <w:p>
+      <w:pPr>
+        <w:pStyle w:val="p1a"/>
+        <w:rPr>
+          <w:lang w:val="pt-BR"/>
+        </w:rPr>
+      </w:pPr>
+      <w:r>
+        <w:rPr>
+          <w:rStyle w:val="Forte"/>
+          <w:b w:val="0"/>
+          <w:lang w:val="pt-BR"/>
+        </w:rPr>
+        <w:t>ProfileRepositoryFile</w:t>
+      </w:r>
+      <w:r>
+        <w:rPr>
+          <w:lang w:val="pt-BR"/>
+        </w:rPr>
+        <w:t xml:space="preserve"> é a classe responsável por guardar e carregar os perfis dos jogadores num ficheiro CSV (players.txt). Utiliza o padrão </w:t>
+      </w:r>
+      <w:r>
+        <w:rPr>
+          <w:rStyle w:val="Forte"/>
+          <w:b w:val="0"/>
+          <w:lang w:val="pt-BR"/>
+        </w:rPr>
+        <w:t>Singleton</w:t>
+      </w:r>
+      <w:r>
+        <w:rPr>
+          <w:lang w:val="pt-BR"/>
+        </w:rPr>
+        <w:t>, garantindo que existe apenas uma instância da classe. Os métodos load() e save() permitem ler e guardar os dados dos jogadores, mantendo as suas estatísticas entre diferentes execuções do programa.</w:t>
+      </w:r>
+    </w:p>
+    <w:p>
+      <w:pPr>
+        <w:pStyle w:val="heading2"/>
+        <w:rPr>
+          <w:lang w:val="pt-BR"/>
+        </w:rPr>
+      </w:pPr>
+      <w:r>
+        <w:rPr>
+          <w:lang w:val="pt-BR"/>
+        </w:rPr>
+        <w:lastRenderedPageBreak/>
+        <w:t>1</w:t>
+      </w:r>
+      <w:r>
+        <w:rPr>
+          <w:lang w:val="pt-BR"/>
+        </w:rPr>
+        <w:t>2</w:t>
+      </w:r>
+      <w:r>
+        <w:rPr>
+          <w:lang w:val="pt-BR"/>
+        </w:rPr>
+        <w:t>.6   Services</w:t>
+      </w:r>
+    </w:p>
+    <w:p>
+      <w:pPr>
+        <w:pStyle w:val="p1a"/>
+        <w:jc w:val="center"/>
+        <w:rPr>
+          <w:noProof/>
+          <w:lang w:val="pt-BR" w:eastAsia="pt-PT"/>
+        </w:rPr>
+      </w:pPr>
+      <w:r>
+        <w:rPr>
+          <w:noProof/>
+          <w:lang w:val="pt-BR" w:eastAsia="pt-PT"/>
+        </w:rPr>
+        <w:pict w14:anchorId="57831F45">
+          <v:shape id="_x0000_i1042" type="#_x0000_t75" style="width:297pt;height:229.2pt;visibility:visible;mso-wrap-style:square">
+            <v:imagedata r:id="rId27" o:title=""/>
+          </v:shape>
+        </w:pict>
+      </w:r>
+    </w:p>
+    <w:p>
+      <w:pPr>
+        <w:pStyle w:val="Legenda"/>
+      </w:pPr>
+      <w:r>
+        <w:t>Fig.1</w:t>
+      </w:r>
+      <w:r>
+        <w:t>8</w:t>
+      </w:r>
+      <w:r>
+        <w:t>. Código de PlayerService.h</w:t>
+      </w:r>
+    </w:p>
+    <w:p>
+      <w:pPr>
+        <w:pStyle w:val="Legenda"/>
+      </w:pPr>
+      <w:r>
+        <w:pict w14:anchorId="6E4C43A9">
+          <v:shape id="_x0000_i1043" type="#_x0000_t75" style="width:340.8pt;height:133.2pt;visibility:visible;mso-wrap-style:square">
+            <v:imagedata r:id="rId28" o:title=""/>
+          </v:shape>
+        </w:pict>
+      </w:r>
+    </w:p>
+    <w:p>
+      <w:pPr>
+        <w:pStyle w:val="Legenda"/>
+        <w:rPr>
+          <w:szCs w:val="24"/>
+        </w:rPr>
+      </w:pPr>
+      <w:r>
+        <w:t>Fig. 1</w:t>
+      </w:r>
+      <w:r>
+        <w:t>9</w:t>
+      </w:r>
+      <w:r>
+        <w:t>. Código de registerPlayer() em PlayerService</w:t>
+      </w:r>
+    </w:p>
+    <w:p>
+      <w:pPr>
+        <w:pStyle w:val="Legenda"/>
+        <w:jc w:val="both"/>
+        <w:rPr>
+          <w:rStyle w:val="p1aZchn"/>
+          <w:b/>
+          <w:sz w:val="20"/>
+          <w:lang w:val="pt-BR"/>
+        </w:rPr>
+      </w:pPr>
+      <w:r>
+        <w:rPr>
+          <w:rStyle w:val="p1aZchn"/>
+          <w:sz w:val="20"/>
+          <w:lang w:val="pt-BR"/>
+        </w:rPr>
+        <w:t>PlayerService é a camada responsável pelas regras de negócio relacionadas com os jogadores. Faz validações no registo, verifica se já existem jogadores com o mesmo nome e obtém os rankings. Também organiza os jogadores com base nas vitórias ou na precisão. Em caso de erro, lança exceções específicas para que o Controller trate a situação adequadamente.</w:t>
+      </w:r>
+    </w:p>
+    <w:p>
+      <w:pPr>
+        <w:pStyle w:val="heading2"/>
+        <w:rPr>
+          <w:lang w:val="pt-BR"/>
+        </w:rPr>
+      </w:pPr>
+      <w:r>
+        <w:rPr>
+          <w:lang w:val="pt-BR"/>
+        </w:rPr>
+        <w:lastRenderedPageBreak/>
+        <w:t>1</w:t>
+      </w:r>
+      <w:r>
+        <w:rPr>
+          <w:lang w:val="pt-BR"/>
+        </w:rPr>
+        <w:t>2</w:t>
+      </w:r>
+      <w:r>
+        <w:rPr>
+          <w:lang w:val="pt-BR"/>
+        </w:rPr>
+        <w:t>.7   View</w:t>
+      </w:r>
+    </w:p>
+    <w:p>
+      <w:pPr>
+        <w:ind w:firstLine="0"/>
+        <w:jc w:val="center"/>
+        <w:rPr>
+          <w:noProof/>
+          <w:lang w:val="pt-BR" w:eastAsia="pt-PT"/>
+        </w:rPr>
+      </w:pPr>
+      <w:r>
+        <w:rPr>
+          <w:noProof/>
+          <w:lang w:val="pt-BR" w:eastAsia="pt-PT"/>
+        </w:rPr>
+        <w:pict w14:anchorId="763FE111">
+          <v:shape id="_x0000_i1044" type="#_x0000_t75" style="width:345.6pt;height:215.4pt;visibility:visible;mso-wrap-style:square">
+            <v:imagedata r:id="rId29" o:title=""/>
+          </v:shape>
+        </w:pict>
+      </w:r>
+    </w:p>
+    <w:p>
+      <w:pPr>
+        <w:pStyle w:val="Legenda"/>
+      </w:pPr>
+      <w:r>
+        <w:t xml:space="preserve">Fig. </w:t>
+      </w:r>
+      <w:r>
+        <w:t>20</w:t>
+      </w:r>
+      <w:r>
+        <w:t>. Código de View.h</w:t>
+      </w:r>
+    </w:p>
+    <w:p>
+      <w:pPr>
+        <w:ind w:firstLine="0"/>
+        <w:jc w:val="center"/>
+        <w:rPr>
+          <w:noProof/>
+          <w:lang w:val="pt-BR" w:eastAsia="pt-PT"/>
+        </w:rPr>
+      </w:pPr>
+      <w:r>
+        <w:rPr>
+          <w:noProof/>
+          <w:lang w:val="pt-BR" w:eastAsia="pt-PT"/>
+        </w:rPr>
+        <w:lastRenderedPageBreak/>
+        <w:pict w14:anchorId="6A559318">
+          <v:shape id="_x0000_i1045" type="#_x0000_t75" style="width:329.4pt;height:291pt;visibility:visible;mso-wrap-style:square">
+            <v:imagedata r:id="rId30" o:title=""/>
+          </v:shape>
+        </w:pict>
+      </w:r>
+    </w:p>
+    <w:p>
+      <w:pPr>
+        <w:pStyle w:val="Legenda"/>
+      </w:pPr>
+      <w:r>
+        <w:t xml:space="preserve">Fig. </w:t>
+      </w:r>
+      <w:r>
+        <w:t>21</w:t>
+      </w:r>
+      <w:r>
+        <w:t>. Código em showBoard() em View.cpp</w:t>
+      </w:r>
+    </w:p>
+    <w:p>
+      <w:pPr>
+        <w:pStyle w:val="p1a"/>
+        <w:rPr>
+          <w:lang w:val="pt-BR" w:eastAsia="pt-PT"/>
+        </w:rPr>
+      </w:pPr>
+      <w:r>
+        <w:rPr>
+          <w:rStyle w:val="Forte"/>
+          <w:b w:val="0"/>
+          <w:lang w:val="pt-BR"/>
+        </w:rPr>
+        <w:t>View</w:t>
+      </w:r>
+      <w:r>
+        <w:rPr>
+          <w:lang w:val="pt-BR"/>
+        </w:rPr>
+        <w:t xml:space="preserve"> é a classe responsável pela interação com o utilizador através da consola. Mostra o tabuleiro, recebe as jogadas e apresenta mensagens e resultados do jogo. Também oculta os navios do adversário durante a partida e exibir as estatísticas finais quando o jogo termina.</w:t>
+      </w:r>
+    </w:p>
+    <w:p>
+      <w:pPr>
+        <w:pStyle w:val="heading2"/>
+      </w:pPr>
+      <w:r>
+        <w:lastRenderedPageBreak/>
+        <w:t>1</w:t>
+      </w:r>
+      <w:r>
+        <w:t>2</w:t>
+      </w:r>
+      <w:r>
+        <w:t>.8   Controller</w:t>
+      </w:r>
+    </w:p>
+    <w:p>
+      <w:pPr>
+        <w:pStyle w:val="Legenda"/>
+      </w:pPr>
+      <w:r>
+        <w:pict w14:anchorId="1B5E44F9">
+          <v:shape id="_x0000_i1046" type="#_x0000_t75" style="width:237.6pt;height:345.6pt;visibility:visible;mso-wrap-style:square">
+            <v:imagedata r:id="rId31" o:title=""/>
+          </v:shape>
+        </w:pict>
+      </w:r>
+    </w:p>
+    <w:p>
+      <w:pPr>
+        <w:pStyle w:val="Legenda"/>
+      </w:pPr>
+      <w:r>
+        <w:t>Fig. 2</w:t>
+      </w:r>
+      <w:r>
+        <w:t>2</w:t>
+      </w:r>
+      <w:r>
+        <w:t>. Código de Controller.h</w:t>
+      </w:r>
+    </w:p>
+    <w:p>
+      <w:pPr>
+        <w:jc w:val="center"/>
+        <w:rPr>
+          <w:noProof/>
+          <w:lang w:val="pt-BR" w:eastAsia="pt-PT"/>
+        </w:rPr>
+      </w:pPr>
+      <w:r>
+        <w:rPr>
+          <w:noProof/>
+          <w:lang w:val="pt-BR" w:eastAsia="pt-PT"/>
+        </w:rPr>
+        <w:lastRenderedPageBreak/>
+        <w:pict w14:anchorId="447639AE">
+          <v:shape id="_x0000_i1047" type="#_x0000_t75" style="width:202.2pt;height:370.2pt;visibility:visible;mso-wrap-style:square">
+            <v:imagedata r:id="rId32" o:title=""/>
+          </v:shape>
+        </w:pict>
+      </w:r>
+    </w:p>
+    <w:p>
+      <w:pPr>
+        <w:pStyle w:val="Legenda"/>
+      </w:pPr>
+      <w:r>
+        <w:t>Fig. 2</w:t>
+      </w:r>
+      <w:r>
+        <w:t>3</w:t>
+      </w:r>
+      <w:r>
+        <w:t>. Código de runMain() em Controller.cpp</w:t>
+      </w:r>
+    </w:p>
+    <w:p>
+      <w:pPr>
+        <w:pStyle w:val="Legenda"/>
+        <w:jc w:val="both"/>
+        <w:rPr>
+          <w:rStyle w:val="p1aZchn"/>
+          <w:b/>
+          <w:sz w:val="20"/>
+          <w:lang w:val="pt-BR"/>
+        </w:rPr>
+      </w:pPr>
+      <w:r>
+        <w:rPr>
+          <w:rStyle w:val="p1aZchn"/>
+          <w:sz w:val="20"/>
+          <w:lang w:val="pt-BR"/>
+        </w:rPr>
+        <w:t>Controller é a classe principal da aplicação, responsável por ligar a View, os Services e o Model. Controla o fluxo do programa, recebendo ações do utilizador, executando as regras de negócio e atualizando o estado do jogo. Além disso, organiza as diferentes funcionalidades em métodos separados.</w:t>
+      </w:r>
+    </w:p>
+    <w:p>
+      <w:pPr>
+        <w:pStyle w:val="heading1"/>
+      </w:pPr>
+      <w:r>
         <w:rPr>
           <w:rStyle w:val="p1aZchn"/>
           <w:b w:val="0"/>
           <w:sz w:val="20"/>
           <w:lang w:val="pt-BR"/>
         </w:rPr>
-      </w:pPr>
-      <w:r>
-        <w:rPr>
-          <w:rStyle w:val="p1aZchn"/>
-          <w:b w:val="0"/>
-          <w:sz w:val="20"/>
-          <w:lang w:val="pt-BR"/>
-        </w:rPr>
-        <w:t xml:space="preserve">PlayerDTO é uma estrutura que transporta os dados do jogador entre camadas </w:t>
-      </w:r>
-      <w:r>
-        <w:rPr>
-          <w:rStyle w:val="p1aZchn"/>
-          <w:b w:val="0"/>
-          <w:sz w:val="20"/>
-          <w:lang w:val="pt-BR"/>
-        </w:rPr>
-        <w:t>(Services, Controller e View). A</w:t>
-      </w:r>
-      <w:r>
-        <w:rPr>
-          <w:rStyle w:val="p1aZchn"/>
-          <w:b w:val="0"/>
-          <w:sz w:val="20"/>
-          <w:lang w:val="pt-BR"/>
-        </w:rPr>
-        <w:t>penas armazena campos como nickname, estatísticas e precisão. Isto evita que a lógica de domínio seja exposta à interface.</w:t>
-      </w:r>
-    </w:p>
-    <w:p>
-      <w:pPr>
-        <w:pStyle w:val="heading2"/>
-        <w:rPr>
-          <w:rStyle w:val="p1aZchn"/>
-          <w:lang w:val="pt-BR"/>
-        </w:rPr>
-      </w:pPr>
-      <w:r>
-        <w:rPr>
-          <w:rStyle w:val="p1aZchn"/>
-          <w:lang w:val="pt-BR"/>
-        </w:rPr>
-        <w:t>11.2   Exceptions</w:t>
+        <w:br w:type="page"/>
+      </w:r>
+      <w:r>
+        <w:lastRenderedPageBreak/>
+        <w:br/>
+      </w:r>
+      <w:r>
+        <w:t>1</w:t>
+      </w:r>
+      <w:r>
+        <w:t>3</w:t>
+      </w:r>
+      <w:r>
+        <w:t xml:space="preserve">   Testes</w:t>
       </w:r>
     </w:p>
     <w:p>
       <w:pPr>
         <w:pStyle w:val="p1a"/>
-        <w:jc w:val="center"/>
-        <w:rPr>
-          <w:noProof/>
-          <w:lang w:val="pt-BR" w:eastAsia="pt-PT"/>
-        </w:rPr>
-      </w:pPr>
-      <w:r>
-        <w:rPr>
-          <w:noProof/>
-          <w:lang w:val="pt-BR" w:eastAsia="pt-PT"/>
-        </w:rPr>
-        <w:pict w14:anchorId="01F5E132">
-          <v:shape id="_x0000_i1034" type="#_x0000_t75" style="width:300.6pt;height:118.2pt;visibility:visible;mso-wrap-style:square">
-            <v:imagedata r:id="rId17" o:title=""/>
-          </v:shape>
-        </w:pict>
-      </w:r>
-    </w:p>
-    <w:p>
-      <w:pPr>
-        <w:pStyle w:val="Legenda"/>
-      </w:pPr>
-      <w:r>
-        <w:t>Fig. 8. Código de InvalidDataException.h</w:t>
+        <w:rPr>
+          <w:lang w:val="pt-BR"/>
+        </w:rPr>
+      </w:pPr>
+      <w:r>
+        <w:rPr>
+          <w:lang w:val="pt-BR"/>
+        </w:rPr>
+        <w:br/>
+      </w:r>
+      <w:r>
+        <w:rPr>
+          <w:lang w:val="pt-BR"/>
+        </w:rPr>
+        <w:br/>
+        <w:t>Para garantir o correto funcionamento das classes</w:t>
+      </w:r>
+      <w:r>
+        <w:rPr>
+          <w:lang w:val="pt-BR"/>
+        </w:rPr>
+        <w:t xml:space="preserve">, </w:t>
+      </w:r>
+      <w:r>
+        <w:rPr>
+          <w:lang w:val="pt-BR"/>
+        </w:rPr>
+        <w:t xml:space="preserve">foram realizados testes unitários utilizando a framework Goodle C++ Testing Framework. Os testes feitos, cobrem </w:t>
+      </w:r>
+      <w:r>
+        <w:rPr>
+          <w:lang w:val="pt-BR"/>
+        </w:rPr>
+        <w:t>construtores</w:t>
+      </w:r>
+      <w:r>
+        <w:rPr>
+          <w:lang w:val="pt-BR"/>
+        </w:rPr>
+        <w:t>, funções e operadores de cada classe presente no projeto.</w:t>
       </w:r>
     </w:p>
     <w:p>
       <w:pPr>
         <w:pStyle w:val="p1a"/>
-        <w:jc w:val="center"/>
-        <w:rPr>
-          <w:noProof/>
-          <w:lang w:val="pt-BR" w:eastAsia="pt-PT"/>
-        </w:rPr>
-      </w:pPr>
-      <w:r>
-        <w:rPr>
-          <w:noProof/>
-          <w:lang w:val="pt-BR" w:eastAsia="pt-PT"/>
-        </w:rPr>
-        <w:lastRenderedPageBreak/>
-        <w:pict w14:anchorId="676740B9">
-          <v:shape id="_x0000_i1035" type="#_x0000_t75" style="width:353.4pt;height:106.8pt;visibility:visible;mso-wrap-style:square">
-            <v:imagedata r:id="rId18" o:title=""/>
-          </v:shape>
-        </w:pict>
-      </w:r>
-    </w:p>
-    <w:p>
-      <w:pPr>
-        <w:pStyle w:val="Legenda"/>
-      </w:pPr>
-      <w:r>
-        <w:t>Fig. 9. Código de InvalidDataException.cpp</w:t>
-      </w:r>
-    </w:p>
-    <w:p>
-      <w:pPr>
-        <w:pStyle w:val="p1a"/>
-        <w:rPr>
-          <w:lang w:val="pt-BR"/>
-        </w:rPr>
-      </w:pPr>
-      <w:r>
-        <w:rPr>
-          <w:lang w:val="pt-BR"/>
-        </w:rPr>
-        <w:t xml:space="preserve">InvalidDataException é uma exceção personalizada que herda de std::exception, ela recebe uma mensagem de erro e o método what() </w:t>
-      </w:r>
-      <w:r>
-        <w:rPr>
-          <w:lang w:val="pt-BR"/>
-        </w:rPr>
-        <w:t xml:space="preserve">e </w:t>
-      </w:r>
-      <w:r>
-        <w:rPr>
-          <w:lang w:val="pt-BR"/>
-        </w:rPr>
-        <w:t>devolve essa mensagem, permitindo que o Controller mostre o erro ao utilizador de forma simples. As exceções NoDataException e DuplicatedDataException funcionam da mesma forma, mudando apenas a mensagem apresentada.</w:t>
-      </w:r>
-    </w:p>
-    <w:p>
-      <w:pPr>
-        <w:pStyle w:val="heading2"/>
-        <w:rPr>
-          <w:lang w:val="pt-BR"/>
-        </w:rPr>
-      </w:pPr>
-      <w:r>
-        <w:rPr>
-          <w:lang w:val="pt-BR"/>
-        </w:rPr>
-        <w:t>11.3   Model</w:t>
-      </w:r>
-    </w:p>
-    <w:p>
-      <w:pPr>
-        <w:pStyle w:val="heading2"/>
-        <w:jc w:val="center"/>
-        <w:rPr>
-          <w:noProof/>
-          <w:lang w:val="pt-BR" w:eastAsia="pt-PT"/>
-        </w:rPr>
-      </w:pPr>
-      <w:r>
-        <w:rPr>
-          <w:noProof/>
-          <w:lang w:val="pt-BR" w:eastAsia="pt-PT"/>
-        </w:rPr>
-        <w:pict w14:anchorId="47FBF954">
-          <v:shape id="_x0000_i1036" type="#_x0000_t75" style="width:309pt;height:242.4pt;visibility:visible;mso-wrap-style:square">
-            <v:imagedata r:id="rId19" o:title=""/>
-          </v:shape>
-        </w:pict>
-      </w:r>
-    </w:p>
-    <w:p>
-      <w:pPr>
-        <w:pStyle w:val="Legenda"/>
-      </w:pPr>
-      <w:r>
-        <w:t>Fig.10. Código de Board.h</w:t>
-      </w:r>
-    </w:p>
-    <w:p>
-      <w:pPr>
-        <w:pStyle w:val="heading2"/>
-        <w:jc w:val="center"/>
-        <w:rPr>
-          <w:noProof/>
-          <w:lang w:val="pt-BR" w:eastAsia="pt-PT"/>
-        </w:rPr>
-      </w:pPr>
-      <w:r>
-        <w:rPr>
-          <w:noProof/>
-          <w:lang w:val="pt-BR" w:eastAsia="pt-PT"/>
-        </w:rPr>
-        <w:lastRenderedPageBreak/>
-        <w:pict w14:anchorId="772D06E1">
-          <v:shape id="_x0000_i1037" type="#_x0000_t75" style="width:317.4pt;height:188.4pt;visibility:visible;mso-wrap-style:square">
-            <v:imagedata r:id="rId20" o:title=""/>
-          </v:shape>
-        </w:pict>
-      </w:r>
-    </w:p>
-    <w:p>
-      <w:pPr>
-        <w:pStyle w:val="Legenda"/>
-      </w:pPr>
-      <w:r>
-        <w:t>Fig. 11. Código de validatePosi</w:t>
-      </w:r>
-      <w:r>
-        <w:t xml:space="preserve">tion() </w:t>
-      </w:r>
-      <w:r>
-        <w:t xml:space="preserve">em </w:t>
-      </w:r>
-      <w:r>
-        <w:t>Board.cpp</w:t>
+        <w:rPr>
+          <w:lang w:val="pt-BR"/>
+        </w:rPr>
+      </w:pPr>
+      <w:r>
+        <w:rPr>
+          <w:lang w:val="pt-BR"/>
+        </w:rPr>
+        <w:br/>
+        <w:t>Segue-se um exemplo de teste</w:t>
+      </w:r>
+      <w:r>
+        <w:rPr>
+          <w:lang w:val="pt-BR"/>
+        </w:rPr>
+        <w:t xml:space="preserve"> realizado</w:t>
+      </w:r>
+      <w:r>
+        <w:rPr>
+          <w:lang w:val="pt-BR"/>
+        </w:rPr>
+        <w:t xml:space="preserve"> </w:t>
+      </w:r>
+      <w:r>
+        <w:rPr>
+          <w:lang w:val="pt-BR"/>
+        </w:rPr>
+        <w:t>de cada classe.</w:t>
       </w:r>
     </w:p>
     <w:p>
@@ -8210,745 +9338,24 @@
         <w:jc w:val="both"/>
       </w:pPr>
       <w:r>
-        <w:rPr>
-          <w:rStyle w:val="p1aZchn"/>
-          <w:b w:val="0"/>
+        <w:br/>
+      </w:r>
+      <w:r>
+        <w:rPr>
           <w:sz w:val="20"/>
-          <w:lang w:val="pt-BR"/>
-        </w:rPr>
-        <w:t>Board representa o tabuleiro do jogo, com uma grelha de 10x10 onde cada posição pode conter água, navio, acerto ou falha. O método validatePosition() verifica se um navio pode ser colocado numa determinada posição, garantindo que não fica encostado a outros navios. Já os métodos placeShip() e registerShot() atualizam o estado do tabuleiro, enquanto allShipsSunk() verifica se todos os navios foram afundados e se o jogo terminou</w:t>
-      </w:r>
-      <w:r>
-        <w:t>.</w:t>
-      </w:r>
-    </w:p>
-    <w:p>
-      <w:pPr>
-        <w:pStyle w:val="heading2"/>
-        <w:rPr>
-          <w:lang w:val="pt-BR"/>
-        </w:rPr>
-      </w:pPr>
-      <w:r>
-        <w:rPr>
-          <w:lang w:val="pt-BR"/>
-        </w:rPr>
-        <w:t xml:space="preserve">11.4 </w:t>
-      </w:r>
-      <w:r>
-        <w:rPr>
-          <w:lang w:val="pt-BR"/>
-        </w:rPr>
-        <w:t xml:space="preserve">  </w:t>
-      </w:r>
-      <w:r>
-        <w:rPr>
-          <w:lang w:val="pt-BR"/>
-        </w:rPr>
-        <w:t>Mappers</w:t>
-      </w:r>
-    </w:p>
-    <w:p>
-      <w:pPr>
-        <w:pStyle w:val="p1a"/>
-        <w:jc w:val="center"/>
-        <w:rPr>
-          <w:noProof/>
-          <w:lang w:val="pt-BR" w:eastAsia="pt-PT"/>
-        </w:rPr>
-      </w:pPr>
-      <w:r>
-        <w:rPr>
-          <w:noProof/>
-          <w:lang w:val="pt-BR" w:eastAsia="pt-PT"/>
-        </w:rPr>
-        <w:pict w14:anchorId="4C7A1D6E">
-          <v:shape id="_x0000_i1038" type="#_x0000_t75" style="width:320.4pt;height:63pt;visibility:visible;mso-wrap-style:square">
-            <v:imagedata r:id="rId21" o:title=""/>
-          </v:shape>
-        </w:pict>
-      </w:r>
-    </w:p>
-    <w:p>
-      <w:pPr>
-        <w:pStyle w:val="Legenda"/>
-      </w:pPr>
-      <w:r>
-        <w:t>Fig. 12. Código de BoardMapper.cpp</w:t>
-      </w:r>
-    </w:p>
-    <w:p>
-      <w:pPr>
-        <w:jc w:val="center"/>
-        <w:rPr>
-          <w:noProof/>
-          <w:lang w:val="pt-BR" w:eastAsia="pt-PT"/>
-        </w:rPr>
-      </w:pPr>
-      <w:r>
-        <w:rPr>
-          <w:noProof/>
-          <w:lang w:val="pt-BR" w:eastAsia="pt-PT"/>
-        </w:rPr>
-        <w:lastRenderedPageBreak/>
-        <w:pict w14:anchorId="15ADAE60">
-          <v:shape id="_x0000_i1039" type="#_x0000_t75" style="width:284.4pt;height:184.2pt;visibility:visible;mso-wrap-style:square">
-            <v:imagedata r:id="rId22" o:title=""/>
-          </v:shape>
-        </w:pict>
-      </w:r>
-    </w:p>
-    <w:p>
-      <w:pPr>
-        <w:pStyle w:val="Legenda"/>
-      </w:pPr>
-      <w:r>
-        <w:t>Fig. 13. Código de BoadMapper.cpp</w:t>
-      </w:r>
-    </w:p>
-    <w:p>
-      <w:pPr>
-        <w:pStyle w:val="p1a"/>
-        <w:rPr>
-          <w:rFonts w:ascii="Times New Roman" w:hAnsi="Times New Roman"/>
-          <w:lang w:val="pt-BR"/>
-        </w:rPr>
-      </w:pPr>
-      <w:r>
-        <w:rPr>
-          <w:rStyle w:val="Forte"/>
-          <w:rFonts w:ascii="Times New Roman" w:hAnsi="Times New Roman"/>
-          <w:b w:val="0"/>
-          <w:lang w:val="pt-BR"/>
-        </w:rPr>
-        <w:t>BoardMapper</w:t>
-      </w:r>
-      <w:r>
-        <w:rPr>
-          <w:rFonts w:ascii="Times New Roman" w:hAnsi="Times New Roman"/>
-          <w:lang w:val="pt-BR"/>
-        </w:rPr>
-        <w:t xml:space="preserve"> converte um objeto </w:t>
-      </w:r>
-      <w:r>
-        <w:rPr>
-          <w:rStyle w:val="CdigoHTML"/>
-          <w:rFonts w:ascii="Times New Roman" w:hAnsi="Times New Roman" w:cs="Times New Roman"/>
-          <w:lang w:val="pt-BR"/>
-        </w:rPr>
-        <w:t>Board</w:t>
-      </w:r>
-      <w:r>
-        <w:rPr>
-          <w:rFonts w:ascii="Times New Roman" w:hAnsi="Times New Roman"/>
-          <w:lang w:val="pt-BR"/>
-        </w:rPr>
-        <w:t xml:space="preserve"> num </w:t>
-      </w:r>
-      <w:r>
-        <w:rPr>
-          <w:rStyle w:val="CdigoHTML"/>
-          <w:rFonts w:ascii="Times New Roman" w:hAnsi="Times New Roman" w:cs="Times New Roman"/>
-          <w:lang w:val="pt-BR"/>
-        </w:rPr>
-        <w:t>BoardDTO</w:t>
-      </w:r>
-      <w:r>
-        <w:rPr>
-          <w:rFonts w:ascii="Times New Roman" w:hAnsi="Times New Roman"/>
-          <w:lang w:val="pt-BR"/>
-        </w:rPr>
-        <w:t xml:space="preserve">, copiando as informações necessárias para serem apresentadas na interface. Também utiliza o </w:t>
-      </w:r>
-      <w:r>
-        <w:rPr>
-          <w:rStyle w:val="CdigoHTML"/>
-          <w:rFonts w:ascii="Times New Roman" w:hAnsi="Times New Roman" w:cs="Times New Roman"/>
-          <w:lang w:val="pt-BR"/>
-        </w:rPr>
-        <w:t>ShipMapper</w:t>
-      </w:r>
-      <w:r>
-        <w:rPr>
-          <w:rFonts w:ascii="Times New Roman" w:hAnsi="Times New Roman"/>
-          <w:lang w:val="pt-BR"/>
-        </w:rPr>
-        <w:t xml:space="preserve"> para converter os navios da frota. O método é </w:t>
-      </w:r>
-      <w:r>
-        <w:rPr>
-          <w:rStyle w:val="CdigoHTML"/>
-          <w:rFonts w:ascii="Times New Roman" w:hAnsi="Times New Roman" w:cs="Times New Roman"/>
-          <w:lang w:val="pt-BR"/>
-        </w:rPr>
-        <w:t>static</w:t>
-      </w:r>
-      <w:r>
-        <w:rPr>
-          <w:rFonts w:ascii="Times New Roman" w:hAnsi="Times New Roman"/>
-          <w:lang w:val="pt-BR"/>
-        </w:rPr>
-        <w:t xml:space="preserve"> porque apenas realiza a conversão de dados e não precisa de guardar qualquer estado</w:t>
-      </w:r>
-      <w:r>
-        <w:rPr>
-          <w:rFonts w:ascii="Times New Roman" w:hAnsi="Times New Roman"/>
-          <w:lang w:val="pt-BR"/>
-        </w:rPr>
-        <w:t>.</w:t>
-      </w:r>
-    </w:p>
-    <w:p>
-      <w:pPr>
-        <w:pStyle w:val="heading2"/>
-        <w:rPr>
-          <w:lang w:val="pt-BR"/>
-        </w:rPr>
-      </w:pPr>
-      <w:r>
-        <w:rPr>
-          <w:lang w:val="pt-BR"/>
-        </w:rPr>
-        <w:lastRenderedPageBreak/>
-        <w:t>11.5   Repo</w:t>
-      </w:r>
-    </w:p>
-    <w:p>
-      <w:pPr>
-        <w:pStyle w:val="Legenda"/>
-      </w:pPr>
-      <w:r>
-        <w:pict w14:anchorId="1B6DD970">
-          <v:shape id="_x0000_i1040" type="#_x0000_t75" style="width:298.2pt;height:263.4pt;visibility:visible;mso-wrap-style:square">
-            <v:imagedata r:id="rId23" o:title=""/>
-          </v:shape>
-        </w:pict>
-      </w:r>
-    </w:p>
-    <w:p>
-      <w:pPr>
-        <w:pStyle w:val="Legenda"/>
-      </w:pPr>
-      <w:r>
-        <w:t>Fig. 14. Código de ProfileRepositoryFile.h</w:t>
-      </w:r>
-    </w:p>
-    <w:p>
-      <w:pPr>
-        <w:ind w:firstLine="0"/>
-        <w:jc w:val="center"/>
-        <w:rPr>
-          <w:noProof/>
-          <w:lang w:val="pt-BR" w:eastAsia="pt-PT"/>
-        </w:rPr>
-      </w:pPr>
-      <w:r>
-        <w:rPr>
-          <w:noProof/>
-          <w:lang w:val="pt-BR" w:eastAsia="pt-PT"/>
-        </w:rPr>
-        <w:pict w14:anchorId="10781889">
-          <v:shape id="_x0000_i1041" type="#_x0000_t75" style="width:313.8pt;height:142.2pt;visibility:visible;mso-wrap-style:square">
-            <v:imagedata r:id="rId24" o:title=""/>
-          </v:shape>
-        </w:pict>
-      </w:r>
-    </w:p>
-    <w:p>
-      <w:pPr>
-        <w:pStyle w:val="Legenda"/>
-      </w:pPr>
-      <w:r>
-        <w:t>Fig. 15. Código de save() em ProfileRepositoryFile.cpp</w:t>
-      </w:r>
-    </w:p>
-    <w:p>
-      <w:pPr>
-        <w:pStyle w:val="p1a"/>
-        <w:rPr>
-          <w:lang w:val="pt-BR"/>
-        </w:rPr>
-      </w:pPr>
-      <w:r>
-        <w:rPr>
-          <w:rStyle w:val="Forte"/>
-          <w:b w:val="0"/>
-          <w:lang w:val="pt-BR"/>
-        </w:rPr>
-        <w:t>ProfileRepositoryFile</w:t>
-      </w:r>
-      <w:r>
-        <w:rPr>
-          <w:lang w:val="pt-BR"/>
-        </w:rPr>
-        <w:t xml:space="preserve"> é a classe responsável por guardar e carregar os perfis dos jogadores num ficheiro </w:t>
-      </w:r>
-      <w:r>
-        <w:rPr>
-          <w:lang w:val="pt-BR"/>
-        </w:rPr>
-        <w:t>CSV (players.txt).</w:t>
-      </w:r>
-      <w:r>
-        <w:rPr>
-          <w:lang w:val="pt-BR"/>
-        </w:rPr>
-        <w:t xml:space="preserve"> Utiliza o padrão </w:t>
-      </w:r>
-      <w:r>
-        <w:rPr>
-          <w:rStyle w:val="Forte"/>
-          <w:b w:val="0"/>
-          <w:lang w:val="pt-BR"/>
-        </w:rPr>
-        <w:t>Singleton</w:t>
-      </w:r>
-      <w:r>
-        <w:rPr>
-          <w:lang w:val="pt-BR"/>
-        </w:rPr>
-        <w:t xml:space="preserve">, garantindo que existe apenas uma instância da classe. Os métodos </w:t>
-      </w:r>
-      <w:r>
-        <w:rPr>
-          <w:lang w:val="pt-BR"/>
-        </w:rPr>
-        <w:t>load()</w:t>
-      </w:r>
-      <w:r>
-        <w:rPr>
-          <w:lang w:val="pt-BR"/>
-        </w:rPr>
-        <w:t xml:space="preserve"> </w:t>
-      </w:r>
-      <w:r>
-        <w:rPr>
-          <w:lang w:val="pt-BR"/>
-        </w:rPr>
-        <w:t>e save()</w:t>
-      </w:r>
-      <w:r>
-        <w:rPr>
-          <w:lang w:val="pt-BR"/>
-        </w:rPr>
-        <w:t xml:space="preserve"> permitem ler e guardar os dados dos jogadores, mantendo as suas estatísticas entre diferentes execuções do programa</w:t>
-      </w:r>
-      <w:r>
-        <w:rPr>
-          <w:lang w:val="pt-BR"/>
-        </w:rPr>
-        <w:t>.</w:t>
-      </w:r>
-    </w:p>
-    <w:p>
-      <w:pPr>
-        <w:pStyle w:val="heading2"/>
-        <w:rPr>
-          <w:lang w:val="pt-BR"/>
-        </w:rPr>
-      </w:pPr>
-      <w:r>
-        <w:rPr>
-          <w:lang w:val="pt-BR"/>
-        </w:rPr>
-        <w:lastRenderedPageBreak/>
-        <w:t>11.6   Services</w:t>
-      </w:r>
-    </w:p>
-    <w:p>
-      <w:pPr>
-        <w:pStyle w:val="p1a"/>
-        <w:jc w:val="center"/>
-        <w:rPr>
-          <w:noProof/>
-          <w:lang w:val="pt-BR" w:eastAsia="pt-PT"/>
-        </w:rPr>
-      </w:pPr>
-      <w:r>
-        <w:rPr>
-          <w:noProof/>
-          <w:lang w:val="pt-BR" w:eastAsia="pt-PT"/>
-        </w:rPr>
-        <w:pict w14:anchorId="57831F45">
-          <v:shape id="_x0000_i1042" type="#_x0000_t75" style="width:297pt;height:229.2pt;visibility:visible;mso-wrap-style:square">
-            <v:imagedata r:id="rId25" o:title=""/>
-          </v:shape>
-        </w:pict>
-      </w:r>
-    </w:p>
-    <w:p>
-      <w:pPr>
-        <w:pStyle w:val="Legenda"/>
-      </w:pPr>
-      <w:r>
-        <w:t>Fig.16. Código de PlayerService.h</w:t>
-      </w:r>
-    </w:p>
-    <w:p>
-      <w:pPr>
-        <w:pStyle w:val="Legenda"/>
-      </w:pPr>
-      <w:r>
-        <w:pict w14:anchorId="6E4C43A9">
-          <v:shape id="_x0000_i1043" type="#_x0000_t75" style="width:340.8pt;height:133.2pt;visibility:visible;mso-wrap-style:square">
-            <v:imagedata r:id="rId26" o:title=""/>
-          </v:shape>
-        </w:pict>
-      </w:r>
-    </w:p>
-    <w:p>
-      <w:pPr>
-        <w:pStyle w:val="Legenda"/>
-        <w:rPr>
-          <w:szCs w:val="24"/>
-        </w:rPr>
-      </w:pPr>
-      <w:r>
-        <w:t>Fig. 17. Código de registerPlayer() em PlayerService</w:t>
-      </w:r>
-    </w:p>
-    <w:p>
-      <w:pPr>
-        <w:pStyle w:val="Legenda"/>
-        <w:jc w:val="both"/>
-        <w:rPr>
-          <w:rStyle w:val="p1aZchn"/>
-          <w:b w:val="0"/>
-          <w:sz w:val="20"/>
-          <w:lang w:val="pt-BR"/>
-        </w:rPr>
-      </w:pPr>
-      <w:r>
-        <w:rPr>
-          <w:rStyle w:val="p1aZchn"/>
-          <w:b w:val="0"/>
-          <w:sz w:val="20"/>
-          <w:lang w:val="pt-BR"/>
-        </w:rPr>
-        <w:t>PlayerService é a camada responsável pelas regras de negócio relacionadas com os jogadores. Faz validações no registo, verifica se já existem jogadores com o mesmo nome e obtém os rankings. Também organiza os jogadores com base nas vitórias ou na precisão. Em caso de erro, lança exceções específicas para que o Controller trate a situação adequadamente.</w:t>
-      </w:r>
-    </w:p>
-    <w:p>
-      <w:pPr>
-        <w:pStyle w:val="heading2"/>
-        <w:rPr>
-          <w:lang w:val="pt-BR"/>
-        </w:rPr>
-      </w:pPr>
-      <w:r>
-        <w:rPr>
-          <w:lang w:val="pt-BR"/>
-        </w:rPr>
-        <w:lastRenderedPageBreak/>
-        <w:t>11.7   View</w:t>
-      </w:r>
-    </w:p>
-    <w:p>
-      <w:pPr>
-        <w:ind w:firstLine="0"/>
-        <w:jc w:val="center"/>
-        <w:rPr>
-          <w:noProof/>
-          <w:lang w:val="pt-BR" w:eastAsia="pt-PT"/>
-        </w:rPr>
-      </w:pPr>
-      <w:r>
-        <w:rPr>
-          <w:noProof/>
-          <w:lang w:val="pt-BR" w:eastAsia="pt-PT"/>
-        </w:rPr>
-        <w:pict w14:anchorId="763FE111">
-          <v:shape id="_x0000_i1044" type="#_x0000_t75" style="width:345.6pt;height:215.4pt;visibility:visible;mso-wrap-style:square">
-            <v:imagedata r:id="rId27" o:title=""/>
-          </v:shape>
-        </w:pict>
-      </w:r>
-    </w:p>
-    <w:p>
-      <w:pPr>
-        <w:pStyle w:val="Legenda"/>
-      </w:pPr>
-      <w:r>
-        <w:t>Fig. 18. Código de View.h</w:t>
-      </w:r>
-    </w:p>
-    <w:p>
-      <w:pPr>
-        <w:ind w:firstLine="0"/>
-        <w:jc w:val="center"/>
-        <w:rPr>
-          <w:noProof/>
-          <w:lang w:val="pt-BR" w:eastAsia="pt-PT"/>
-        </w:rPr>
-      </w:pPr>
-      <w:r>
-        <w:rPr>
-          <w:noProof/>
-          <w:lang w:val="pt-BR" w:eastAsia="pt-PT"/>
-        </w:rPr>
-        <w:lastRenderedPageBreak/>
-        <w:pict w14:anchorId="6A559318">
-          <v:shape id="_x0000_i1045" type="#_x0000_t75" style="width:329.4pt;height:291pt;visibility:visible;mso-wrap-style:square">
-            <v:imagedata r:id="rId28" o:title=""/>
-          </v:shape>
-        </w:pict>
-      </w:r>
-    </w:p>
-    <w:p>
-      <w:pPr>
-        <w:pStyle w:val="Legenda"/>
-      </w:pPr>
-      <w:r>
-        <w:t>Fig. 19. Código em showBoard() em View.cpp</w:t>
-      </w:r>
-    </w:p>
-    <w:p>
-      <w:pPr>
-        <w:pStyle w:val="p1a"/>
-        <w:rPr>
-          <w:lang w:val="pt-BR" w:eastAsia="pt-PT"/>
-        </w:rPr>
-      </w:pPr>
-      <w:r>
-        <w:rPr>
-          <w:rStyle w:val="Forte"/>
-          <w:b w:val="0"/>
-          <w:lang w:val="pt-BR"/>
-        </w:rPr>
-        <w:t>View</w:t>
-      </w:r>
-      <w:r>
-        <w:rPr>
-          <w:lang w:val="pt-BR"/>
-        </w:rPr>
-        <w:t xml:space="preserve"> é a classe responsável pela interação com o utilizador através da consola. Mostra o tabuleiro, recebe as jogadas e apresenta mensagens e </w:t>
-      </w:r>
-      <w:r>
-        <w:rPr>
-          <w:lang w:val="pt-BR"/>
-        </w:rPr>
-        <w:t>resultados do jogo. Também oculta</w:t>
-      </w:r>
-      <w:r>
-        <w:rPr>
-          <w:lang w:val="pt-BR"/>
-        </w:rPr>
-        <w:t xml:space="preserve"> os navios do adversário durante a partida e exibir as estatísticas finais quando o jogo termina.</w:t>
-      </w:r>
-    </w:p>
-    <w:p>
-      <w:pPr>
-        <w:pStyle w:val="heading2"/>
-      </w:pPr>
-      <w:bookmarkStart w:id="7" w:name="_GoBack"/>
-      <w:r>
-        <w:lastRenderedPageBreak/>
-        <w:t>11.8   Controller</w:t>
-      </w:r>
-    </w:p>
-    <w:bookmarkEnd w:id="7"/>
-    <w:p>
-      <w:pPr>
-        <w:pStyle w:val="Legenda"/>
-      </w:pPr>
-      <w:r>
-        <w:pict w14:anchorId="1B5E44F9">
-          <v:shape id="_x0000_i1046" type="#_x0000_t75" style="width:237.6pt;height:345.6pt;visibility:visible;mso-wrap-style:square">
-            <v:imagedata r:id="rId29" o:title=""/>
-          </v:shape>
-        </w:pict>
-      </w:r>
-    </w:p>
-    <w:p>
-      <w:pPr>
-        <w:pStyle w:val="Legenda"/>
-      </w:pPr>
-      <w:r>
-        <w:t>Fig. 20. Código de Controller.h</w:t>
-      </w:r>
-    </w:p>
-    <w:p>
-      <w:pPr>
-        <w:jc w:val="center"/>
-        <w:rPr>
-          <w:noProof/>
-          <w:lang w:val="pt-BR" w:eastAsia="pt-PT"/>
-        </w:rPr>
-      </w:pPr>
-      <w:r>
-        <w:rPr>
-          <w:noProof/>
-          <w:lang w:val="pt-BR" w:eastAsia="pt-PT"/>
-        </w:rPr>
-        <w:lastRenderedPageBreak/>
-        <w:pict w14:anchorId="447639AE">
-          <v:shape id="_x0000_i1047" type="#_x0000_t75" style="width:202.2pt;height:370.2pt;visibility:visible;mso-wrap-style:square">
-            <v:imagedata r:id="rId30" o:title=""/>
-          </v:shape>
-        </w:pict>
-      </w:r>
-    </w:p>
-    <w:p>
-      <w:pPr>
-        <w:pStyle w:val="Legenda"/>
-      </w:pPr>
-      <w:r>
-        <w:t>Fig. 21. Código de runMain() em Controller.cpp</w:t>
-      </w:r>
-    </w:p>
-    <w:p>
-      <w:pPr>
-        <w:pStyle w:val="Legenda"/>
-        <w:jc w:val="both"/>
-        <w:rPr>
-          <w:rStyle w:val="p1aZchn"/>
-          <w:b w:val="0"/>
-          <w:sz w:val="20"/>
-          <w:lang w:val="pt-BR"/>
-        </w:rPr>
-      </w:pPr>
-      <w:r>
-        <w:rPr>
-          <w:rStyle w:val="p1aZchn"/>
-          <w:b w:val="0"/>
-          <w:sz w:val="20"/>
-          <w:lang w:val="pt-BR"/>
-        </w:rPr>
-        <w:t>Controller é a classe principal da aplicação, responsável por ligar a View, os Services e o Model. Controla o fluxo do programa, recebendo ações do utilizador, executando as regras de negócio e atualizando o estado do jogo. Além disso, organiza as diferentes funcionalidades em métodos separados.</w:t>
-      </w:r>
-    </w:p>
-    <w:p>
-      <w:pPr>
-        <w:pStyle w:val="heading1"/>
-      </w:pPr>
-      <w:r>
-        <w:rPr>
-          <w:rStyle w:val="p1aZchn"/>
-          <w:b w:val="0"/>
-          <w:sz w:val="20"/>
-          <w:lang w:val="pt-BR"/>
-        </w:rPr>
-        <w:br w:type="page"/>
-      </w:r>
-      <w:r>
-        <w:lastRenderedPageBreak/>
+        </w:rPr>
+        <w:t>Exemplo de teste para a classe Player:</w:t>
+      </w:r>
+      <w:r>
         <w:br/>
       </w:r>
       <w:r>
-        <w:t>11</w:t>
-      </w:r>
-      <w:r>
-        <w:t xml:space="preserve">   Testes</w:t>
-      </w:r>
-    </w:p>
-    <w:p>
-      <w:pPr>
-        <w:pStyle w:val="p1a"/>
-        <w:rPr>
-          <w:lang w:val="pt-BR"/>
-        </w:rPr>
-      </w:pPr>
-      <w:r>
-        <w:rPr>
-          <w:lang w:val="pt-BR"/>
-        </w:rPr>
         <w:br/>
       </w:r>
       <w:r>
-        <w:rPr>
-          <w:lang w:val="pt-BR"/>
-        </w:rPr>
-        <w:br/>
-        <w:t>Para garantir o correto funcionamento das classes</w:t>
-      </w:r>
-      <w:r>
-        <w:rPr>
-          <w:lang w:val="pt-BR"/>
-        </w:rPr>
-        <w:t xml:space="preserve">, </w:t>
-      </w:r>
-      <w:r>
-        <w:rPr>
-          <w:lang w:val="pt-BR"/>
-        </w:rPr>
-        <w:t xml:space="preserve">foram realizados testes unitários utilizando a framework Goodle C++ Testing Framework. Os testes feitos, cobrem </w:t>
-      </w:r>
-      <w:r>
-        <w:rPr>
-          <w:lang w:val="pt-BR"/>
-        </w:rPr>
-        <w:t>construtores</w:t>
-      </w:r>
-      <w:r>
-        <w:rPr>
-          <w:lang w:val="pt-BR"/>
-        </w:rPr>
-        <w:t>, funções e operadores de cada classe presente no projeto.</w:t>
-      </w:r>
-    </w:p>
-    <w:p>
-      <w:pPr>
-        <w:pStyle w:val="p1a"/>
-        <w:rPr>
-          <w:lang w:val="pt-BR"/>
-        </w:rPr>
-      </w:pPr>
-      <w:r>
-        <w:rPr>
-          <w:lang w:val="pt-BR"/>
-        </w:rPr>
-        <w:br/>
-        <w:t>Segue-se um exemplo de teste</w:t>
-      </w:r>
-      <w:r>
-        <w:rPr>
-          <w:lang w:val="pt-BR"/>
-        </w:rPr>
-        <w:t xml:space="preserve"> realizado</w:t>
-      </w:r>
-      <w:r>
-        <w:rPr>
-          <w:lang w:val="pt-BR"/>
-        </w:rPr>
-        <w:t xml:space="preserve"> </w:t>
-      </w:r>
-      <w:r>
-        <w:rPr>
-          <w:lang w:val="pt-BR"/>
-        </w:rPr>
-        <w:t>de cada classe.</w:t>
-      </w:r>
-    </w:p>
-    <w:p>
-      <w:pPr>
-        <w:pStyle w:val="Legenda"/>
-        <w:jc w:val="both"/>
-      </w:pPr>
-      <w:r>
-        <w:br/>
-      </w:r>
-      <w:r>
-        <w:rPr>
-          <w:sz w:val="20"/>
-        </w:rPr>
-        <w:t>Exemplo de teste para a classe Player:</w:t>
-      </w:r>
-      <w:r>
-        <w:br/>
-      </w:r>
-      <w:r>
-        <w:br/>
-      </w:r>
-      <w:r>
-        <w:rPr>
-          <w:b w:val="0"/>
-        </w:rPr>
         <w:t>Este teste verifica que o construtor da classe Player lança uma InvalidDataException quando o nickname introduzido pelo jogador, tem menos de 3 caracteres. Com isto, este teste assegura que a validação do nickname está corretamente implementada no projeto.</w:t>
       </w:r>
       <w:r>
-        <w:rPr>
-          <w:b w:val="0"/>
-        </w:rPr>
         <w:br/>
       </w:r>
     </w:p>
@@ -8962,137 +9369,136 @@
       <w:r>
         <w:pict w14:anchorId="5D785E8A">
           <v:shape id="_x0000_i1048" type="#_x0000_t75" style="width:343.2pt;height:162pt;visibility:visible">
-            <v:imagedata r:id="rId31" o:title=""/>
-          </v:shape>
-        </w:pict>
-      </w:r>
-      <w:r>
-        <w:br/>
-      </w:r>
-      <w:r>
-        <w:t xml:space="preserve">                   Fig. 8</w:t>
-      </w:r>
-      <w:r>
-        <w:t>. Teste unitário da classe Player – validação do nickname</w:t>
-      </w:r>
-    </w:p>
-    <w:p>
-      <w:pPr>
-        <w:pStyle w:val="Legenda"/>
-      </w:pPr>
-    </w:p>
-    <w:p>
-      <w:pPr>
-        <w:pStyle w:val="Legenda"/>
-        <w:jc w:val="left"/>
-      </w:pPr>
-      <w:r>
-        <w:br/>
-      </w:r>
-      <w:r>
-        <w:rPr>
-          <w:sz w:val="20"/>
-        </w:rPr>
-        <w:t>Exemplo de teste para a classe Ship:</w:t>
-      </w:r>
-      <w:r>
-        <w:br/>
-      </w:r>
-      <w:r>
-        <w:br/>
-      </w:r>
-      <w:r>
-        <w:rPr>
-          <w:b w:val="0"/>
-          <w:sz w:val="20"/>
-        </w:rPr>
-        <w:t>Este teste verifica que um navio é considerado afundado, após receber um número de hits igual ao seu tamanho. Neste caso, foram adicionados 2 hits, dado o tamanho da fragata.  Este teste comprova que o método isSunk() reflete o estado do navio ao longo da partida.</w:t>
-      </w:r>
-    </w:p>
-    <w:p>
-      <w:pPr>
-        <w:pStyle w:val="Legenda"/>
-      </w:pPr>
-      <w:r>
-        <w:lastRenderedPageBreak/>
-        <w:br/>
-      </w:r>
-      <w:r>
-        <w:pict w14:anchorId="6DCFBF81">
-          <v:shape id="_x0000_i1049" type="#_x0000_t75" style="width:346.2pt;height:103.2pt;visibility:visible">
-            <v:imagedata r:id="rId32" o:title=""/>
-          </v:shape>
-        </w:pict>
-      </w:r>
-      <w:r>
-        <w:t xml:space="preserve">                  Fig. </w:t>
-      </w:r>
-      <w:r>
-        <w:t>9</w:t>
-      </w:r>
-      <w:r>
-        <w:t>. Teste unitário da classe Ship – verificação de navio afundado</w:t>
-      </w:r>
-      <w:r>
-        <w:br/>
-      </w:r>
-    </w:p>
-    <w:p>
-      <w:pPr>
-        <w:pStyle w:val="Legenda"/>
-        <w:jc w:val="both"/>
-      </w:pPr>
-      <w:r>
-        <w:br/>
-      </w:r>
-      <w:r>
-        <w:rPr>
-          <w:sz w:val="20"/>
-        </w:rPr>
-        <w:t xml:space="preserve">Exemplo de teste para a classe </w:t>
-      </w:r>
-      <w:r>
-        <w:rPr>
-          <w:sz w:val="20"/>
-        </w:rPr>
-        <w:t>Board</w:t>
-      </w:r>
-      <w:r>
-        <w:rPr>
-          <w:sz w:val="20"/>
-        </w:rPr>
-        <w:t>:</w:t>
-      </w:r>
-      <w:r>
-        <w:br/>
-      </w:r>
-      <w:r>
-        <w:br/>
-      </w:r>
-      <w:r>
-        <w:rPr>
-          <w:b w:val="0"/>
-        </w:rPr>
-        <w:t>Este teste verifica que ao efetuar um disparo numa célula ocupada por um navio, neste caso novamente uma fragata, o método registerShot() devolve “X” e atualiza o estado do tabuleiro. Isto garante que ao longo da partida, após cada jogada, o tabuleiro é atualizado de forma correta.</w:t>
-      </w:r>
-      <w:r>
-        <w:br/>
-      </w:r>
-      <w:r>
-        <w:br/>
-      </w:r>
-      <w:r>
-        <w:pict w14:anchorId="55F29CDE">
-          <v:shape id="_x0000_i1050" type="#_x0000_t75" style="width:349.8pt;height:129.6pt;visibility:visible">
             <v:imagedata r:id="rId33" o:title=""/>
           </v:shape>
         </w:pict>
       </w:r>
       <w:r>
+        <w:br/>
+      </w:r>
+      <w:r>
+        <w:t xml:space="preserve">                   Fig. </w:t>
+      </w:r>
+      <w:r>
+        <w:t>24</w:t>
+      </w:r>
+      <w:r>
+        <w:t>. Teste unitário da classe Player – validação do nickname</w:t>
+      </w:r>
+    </w:p>
+    <w:p>
+      <w:pPr>
+        <w:pStyle w:val="Legenda"/>
+      </w:pPr>
+    </w:p>
+    <w:p>
+      <w:pPr>
+        <w:pStyle w:val="Legenda"/>
+        <w:jc w:val="left"/>
+      </w:pPr>
+      <w:r>
+        <w:br/>
+      </w:r>
+      <w:r>
+        <w:rPr>
+          <w:sz w:val="20"/>
+        </w:rPr>
+        <w:t>Exemplo de teste para a classe Ship:</w:t>
+      </w:r>
+      <w:r>
+        <w:br/>
+      </w:r>
+      <w:r>
+        <w:br/>
+      </w:r>
+      <w:r>
+        <w:rPr>
+          <w:sz w:val="20"/>
+        </w:rPr>
+        <w:t>Este teste verifica que um navio é considerado afundado, após receber um número de hits igual ao seu tamanho. Neste caso, foram adicionados 2 hits, dado o tamanho da fragata.  Este teste comprova que o método isSunk() reflete o estado do navio ao longo da partida.</w:t>
+      </w:r>
+    </w:p>
+    <w:p>
+      <w:pPr>
+        <w:pStyle w:val="Legenda"/>
+      </w:pPr>
+      <w:r>
+        <w:lastRenderedPageBreak/>
+        <w:br/>
+      </w:r>
+      <w:r>
+        <w:pict w14:anchorId="6DCFBF81">
+          <v:shape id="_x0000_i1049" type="#_x0000_t75" style="width:346.2pt;height:103.2pt;visibility:visible">
+            <v:imagedata r:id="rId34" o:title=""/>
+          </v:shape>
+        </w:pict>
+      </w:r>
+      <w:r>
+        <w:t xml:space="preserve">                  Fig. </w:t>
+      </w:r>
+      <w:r>
+        <w:t>25</w:t>
+      </w:r>
+      <w:r>
+        <w:t>. Teste unitário da classe Ship – verificação de navio afundado</w:t>
+      </w:r>
+      <w:r>
+        <w:br/>
+      </w:r>
+    </w:p>
+    <w:p>
+      <w:pPr>
+        <w:pStyle w:val="Legenda"/>
+        <w:jc w:val="both"/>
+      </w:pPr>
+      <w:r>
+        <w:br/>
+      </w:r>
+      <w:r>
+        <w:rPr>
+          <w:sz w:val="20"/>
+        </w:rPr>
+        <w:t xml:space="preserve">Exemplo de teste para a classe </w:t>
+      </w:r>
+      <w:r>
+        <w:rPr>
+          <w:sz w:val="20"/>
+        </w:rPr>
+        <w:t>Board</w:t>
+      </w:r>
+      <w:r>
+        <w:rPr>
+          <w:sz w:val="20"/>
+        </w:rPr>
+        <w:t>:</w:t>
+      </w:r>
+      <w:r>
+        <w:br/>
+      </w:r>
+      <w:r>
+        <w:br/>
+      </w:r>
+      <w:r>
+        <w:t>Este teste verifica que ao efetuar um disparo numa célula ocupada por um navio, neste caso novamente uma fragata, o método registerShot() devolve “X” e atualiza o estado do tabuleiro. Isto garante que ao longo da partida, após cada jogada, o tabuleiro é atualizado de forma correta.</w:t>
+      </w:r>
+      <w:r>
+        <w:br/>
+      </w:r>
+      <w:r>
+        <w:br/>
+      </w:r>
+      <w:r>
+        <w:pict w14:anchorId="55F29CDE">
+          <v:shape id="_x0000_i1050" type="#_x0000_t75" style="width:349.8pt;height:129.6pt;visibility:visible">
+            <v:imagedata r:id="rId35" o:title=""/>
+          </v:shape>
+        </w:pict>
+      </w:r>
+      <w:r>
         <w:t xml:space="preserve">                    Fig. </w:t>
       </w:r>
       <w:r>
-        <w:t>10</w:t>
+        <w:t>26</w:t>
       </w:r>
       <w:r>
         <w:t xml:space="preserve">. Teste unitário da classe Board – registo de tiro no navio                   </w:t>
@@ -9122,21 +9528,12 @@
         <w:br/>
       </w:r>
       <w:r>
-        <w:rPr>
-          <w:b w:val="0"/>
-        </w:rPr>
         <w:t xml:space="preserve">Este teste verifica que quando um jogador acerta num navio do adversário, o turno não é alterado, permitindo assim que o jogador continue a jogar até falhar algum navio. Isto verifica que o projeto segue a regra do jogo </w:t>
       </w:r>
       <w:r>
-        <w:rPr>
-          <w:b w:val="0"/>
-        </w:rPr>
         <w:t>clássico</w:t>
       </w:r>
       <w:r>
-        <w:rPr>
-          <w:b w:val="0"/>
-        </w:rPr>
         <w:t xml:space="preserve"> de batalha naval.</w:t>
       </w:r>
       <w:r>
@@ -9149,7 +9546,7 @@
         <w:lastRenderedPageBreak/>
         <w:pict w14:anchorId="5778C4CB">
           <v:shape id="_x0000_i1051" type="#_x0000_t75" style="width:345.6pt;height:154.8pt;visibility:visible">
-            <v:imagedata r:id="rId34" o:title=""/>
+            <v:imagedata r:id="rId36" o:title=""/>
           </v:shape>
         </w:pict>
       </w:r>
@@ -9158,7 +9555,7 @@
         <w:t xml:space="preserve">                Fig. </w:t>
       </w:r>
       <w:r>
-        <w:t>11</w:t>
+        <w:t>27</w:t>
       </w:r>
       <w:r>
         <w:t>. Teste unitário da classe Game – verificação de turno após acerto</w:t>
@@ -9190,21 +9587,12 @@
         <w:br/>
       </w:r>
       <w:r>
-        <w:rPr>
-          <w:b w:val="0"/>
-        </w:rPr>
         <w:t xml:space="preserve">Este teste </w:t>
       </w:r>
       <w:r>
-        <w:rPr>
-          <w:b w:val="0"/>
-        </w:rPr>
         <w:t>verifica</w:t>
       </w:r>
       <w:r>
-        <w:rPr>
-          <w:b w:val="0"/>
-        </w:rPr>
         <w:t xml:space="preserve"> que ao tentar encotnrar um jogador com um nickname que não se encontra no sistema, é lançado um NoDataException. Isto assegura que o projeto trata de forma correta a gestão dos nicknames.</w:t>
       </w:r>
       <w:r>
@@ -9219,7 +9607,7 @@
       <w:r>
         <w:pict w14:anchorId="4F2278E9">
           <v:shape id="_x0000_i1052" type="#_x0000_t75" style="width:351.6pt;height:165.6pt;visibility:visible">
-            <v:imagedata r:id="rId35" o:title=""/>
+            <v:imagedata r:id="rId37" o:title=""/>
           </v:shape>
         </w:pict>
       </w:r>
@@ -9232,7 +9620,7 @@
         <w:t xml:space="preserve">         Fig. </w:t>
       </w:r>
       <w:r>
-        <w:t>12</w:t>
+        <w:t>28</w:t>
       </w:r>
       <w:r>
         <w:t>. Teste unitário da classe PlayerContainer – Acessar jogador que não existe</w:t>
@@ -9249,10 +9637,29 @@
       </w:pPr>
       <w:r>
         <w:lastRenderedPageBreak/>
-        <w:t>11</w:t>
-      </w:r>
-      <w:r>
-        <w:t>.1 Tabela de taxa de sucesso dos testes</w:t>
+        <w:t>1</w:t>
+      </w:r>
+      <w:r>
+        <w:t>3</w:t>
+      </w:r>
+      <w:r>
+        <w:t xml:space="preserve">.1 </w:t>
+      </w:r>
+      <w:proofErr w:type="spellStart"/>
+      <w:r>
+        <w:t>Tabela</w:t>
+      </w:r>
+      <w:proofErr w:type="spellEnd"/>
+      <w:r>
+        <w:t xml:space="preserve"> de taxa de </w:t>
+      </w:r>
+      <w:proofErr w:type="spellStart"/>
+      <w:r>
+        <w:t>sucesso</w:t>
+      </w:r>
+      <w:proofErr w:type="spellEnd"/>
+      <w:r>
+        <w:t xml:space="preserve"> dos testes</w:t>
       </w:r>
       <w:r>
         <w:br/>
@@ -9264,7 +9671,217 @@
         <w:rPr>
           <w:b w:val="0"/>
         </w:rPr>
-        <w:t>A tabela seguinte apresenta os resultados obtidos na execução dos 35 testes unitários, indicando a taxa de sucesso de cada teste sobre as classes do projeto.</w:t>
+        <w:t xml:space="preserve">A </w:t>
+      </w:r>
+      <w:proofErr w:type="spellStart"/>
+      <w:r>
+        <w:rPr>
+          <w:b w:val="0"/>
+        </w:rPr>
+        <w:t>tabela</w:t>
+      </w:r>
+      <w:proofErr w:type="spellEnd"/>
+      <w:r>
+        <w:rPr>
+          <w:b w:val="0"/>
+        </w:rPr>
+        <w:t xml:space="preserve"> </w:t>
+      </w:r>
+      <w:proofErr w:type="spellStart"/>
+      <w:r>
+        <w:rPr>
+          <w:b w:val="0"/>
+        </w:rPr>
+        <w:t>seguinte</w:t>
+      </w:r>
+      <w:proofErr w:type="spellEnd"/>
+      <w:r>
+        <w:rPr>
+          <w:b w:val="0"/>
+        </w:rPr>
+        <w:t xml:space="preserve"> </w:t>
+      </w:r>
+      <w:proofErr w:type="spellStart"/>
+      <w:r>
+        <w:rPr>
+          <w:b w:val="0"/>
+        </w:rPr>
+        <w:t>apresenta</w:t>
+      </w:r>
+      <w:proofErr w:type="spellEnd"/>
+      <w:r>
+        <w:rPr>
+          <w:b w:val="0"/>
+        </w:rPr>
+        <w:t xml:space="preserve"> </w:t>
+      </w:r>
+      <w:proofErr w:type="spellStart"/>
+      <w:r>
+        <w:rPr>
+          <w:b w:val="0"/>
+        </w:rPr>
+        <w:t>os</w:t>
+      </w:r>
+      <w:proofErr w:type="spellEnd"/>
+      <w:r>
+        <w:rPr>
+          <w:b w:val="0"/>
+        </w:rPr>
+        <w:t xml:space="preserve"> </w:t>
+      </w:r>
+      <w:proofErr w:type="spellStart"/>
+      <w:r>
+        <w:rPr>
+          <w:b w:val="0"/>
+        </w:rPr>
+        <w:t>resultados</w:t>
+      </w:r>
+      <w:proofErr w:type="spellEnd"/>
+      <w:r>
+        <w:rPr>
+          <w:b w:val="0"/>
+        </w:rPr>
+        <w:t xml:space="preserve"> </w:t>
+      </w:r>
+      <w:proofErr w:type="spellStart"/>
+      <w:r>
+        <w:rPr>
+          <w:b w:val="0"/>
+        </w:rPr>
+        <w:t>obtidos</w:t>
+      </w:r>
+      <w:proofErr w:type="spellEnd"/>
+      <w:r>
+        <w:rPr>
+          <w:b w:val="0"/>
+        </w:rPr>
+        <w:t xml:space="preserve"> </w:t>
+      </w:r>
+      <w:proofErr w:type="spellStart"/>
+      <w:r>
+        <w:rPr>
+          <w:b w:val="0"/>
+        </w:rPr>
+        <w:t>na</w:t>
+      </w:r>
+      <w:proofErr w:type="spellEnd"/>
+      <w:r>
+        <w:rPr>
+          <w:b w:val="0"/>
+        </w:rPr>
+        <w:t xml:space="preserve"> </w:t>
+      </w:r>
+      <w:proofErr w:type="spellStart"/>
+      <w:r>
+        <w:rPr>
+          <w:b w:val="0"/>
+        </w:rPr>
+        <w:t>execução</w:t>
+      </w:r>
+      <w:proofErr w:type="spellEnd"/>
+      <w:r>
+        <w:rPr>
+          <w:b w:val="0"/>
+        </w:rPr>
+        <w:t xml:space="preserve"> dos 35 testes </w:t>
+      </w:r>
+      <w:proofErr w:type="spellStart"/>
+      <w:r>
+        <w:rPr>
+          <w:b w:val="0"/>
+        </w:rPr>
+        <w:t>unitários</w:t>
+      </w:r>
+      <w:proofErr w:type="spellEnd"/>
+      <w:r>
+        <w:rPr>
+          <w:b w:val="0"/>
+        </w:rPr>
+        <w:t xml:space="preserve">, </w:t>
+      </w:r>
+      <w:proofErr w:type="spellStart"/>
+      <w:r>
+        <w:rPr>
+          <w:b w:val="0"/>
+        </w:rPr>
+        <w:t>indicando</w:t>
+      </w:r>
+      <w:proofErr w:type="spellEnd"/>
+      <w:r>
+        <w:rPr>
+          <w:b w:val="0"/>
+        </w:rPr>
+        <w:t xml:space="preserve"> a </w:t>
+      </w:r>
+      <w:proofErr w:type="gramStart"/>
+      <w:r>
+        <w:rPr>
+          <w:b w:val="0"/>
+        </w:rPr>
+        <w:t>taxa</w:t>
+      </w:r>
+      <w:proofErr w:type="gramEnd"/>
+      <w:r>
+        <w:rPr>
+          <w:b w:val="0"/>
+        </w:rPr>
+        <w:t xml:space="preserve"> de </w:t>
+      </w:r>
+      <w:proofErr w:type="spellStart"/>
+      <w:r>
+        <w:rPr>
+          <w:b w:val="0"/>
+        </w:rPr>
+        <w:t>sucesso</w:t>
+      </w:r>
+      <w:proofErr w:type="spellEnd"/>
+      <w:r>
+        <w:rPr>
+          <w:b w:val="0"/>
+        </w:rPr>
+        <w:t xml:space="preserve"> de </w:t>
+      </w:r>
+      <w:proofErr w:type="spellStart"/>
+      <w:r>
+        <w:rPr>
+          <w:b w:val="0"/>
+        </w:rPr>
+        <w:t>cada</w:t>
+      </w:r>
+      <w:proofErr w:type="spellEnd"/>
+      <w:r>
+        <w:rPr>
+          <w:b w:val="0"/>
+        </w:rPr>
+        <w:t xml:space="preserve"> teste </w:t>
+      </w:r>
+      <w:proofErr w:type="spellStart"/>
+      <w:r>
+        <w:rPr>
+          <w:b w:val="0"/>
+        </w:rPr>
+        <w:t>sobre</w:t>
+      </w:r>
+      <w:proofErr w:type="spellEnd"/>
+      <w:r>
+        <w:rPr>
+          <w:b w:val="0"/>
+        </w:rPr>
+        <w:t xml:space="preserve"> as classes do </w:t>
+      </w:r>
+      <w:proofErr w:type="spellStart"/>
+      <w:r>
+        <w:rPr>
+          <w:b w:val="0"/>
+        </w:rPr>
+        <w:t>projeto</w:t>
+      </w:r>
+      <w:proofErr w:type="spellEnd"/>
+      <w:r>
+        <w:rPr>
+          <w:b w:val="0"/>
+        </w:rPr>
+        <w:t>.</w:t>
       </w:r>
     </w:p>
     <w:p>
@@ -12884,14 +13501,16 @@
         <w:t>1</w:t>
       </w:r>
       <w:r>
-        <w:t>2</w:t>
+        <w:t>4</w:t>
       </w:r>
       <w:r>
         <w:t xml:space="preserve">   </w:t>
       </w:r>
+      <w:proofErr w:type="spellStart"/>
       <w:r>
         <w:t>Conclusão</w:t>
       </w:r>
+      <w:proofErr w:type="spellEnd"/>
     </w:p>
     <w:p>
       <w:pPr>
@@ -13031,12 +13650,18 @@
         <w:rPr>
           <w:lang w:val="pt-BR" w:eastAsia="pt-PT"/>
         </w:rPr>
-        <w:t>12</w:t>
+        <w:t>1</w:t>
       </w:r>
       <w:r>
         <w:rPr>
           <w:lang w:val="pt-BR" w:eastAsia="pt-PT"/>
         </w:rPr>
+        <w:t>4</w:t>
+      </w:r>
+      <w:r>
+        <w:rPr>
+          <w:lang w:val="pt-BR" w:eastAsia="pt-PT"/>
+        </w:rPr>
         <w:t>.1  Programação Orientada a Objetos</w:t>
       </w:r>
     </w:p>
@@ -13195,6 +13820,22 @@
         </w:rPr>
         <w:t>Em resumo, os princípios foram bem aplicados ao longo de toda a implementação.</w:t>
       </w:r>
+    </w:p>
+    <w:p>
+      <w:pPr>
+        <w:ind w:firstLine="0"/>
+        <w:rPr>
+          <w:lang w:val="pt-BR" w:eastAsia="pt-PT"/>
+        </w:rPr>
+      </w:pPr>
+    </w:p>
+    <w:p>
+      <w:pPr>
+        <w:ind w:firstLine="0"/>
+        <w:rPr>
+          <w:lang w:val="pt-BR" w:eastAsia="pt-PT"/>
+        </w:rPr>
+      </w:pPr>
     </w:p>
     <w:sectPr>
       <w:type w:val="continuous"/>
@@ -13209,7 +13850,7 @@
 </file>
 
 <file path=word/endnotes.xml><?xml version="1.0" encoding="utf-8"?>
-<w:endnotes xmlns:wpc="http://schemas.microsoft.com/office/word/2010/wordprocessingCanvas" xmlns:mc="http://schemas.openxmlformats.org/markup-compatibility/2006" xmlns:o="urn:schemas-microsoft-com:office:office" xmlns:r="http://schemas.openxmlformats.org/officeDocument/2006/relationships" xmlns:m="http://schemas.openxmlformats.org/officeDocument/2006/math" xmlns:v="urn:schemas-microsoft-com:vml" xmlns:wp14="http://schemas.microsoft.com/office/word/2010/wordprocessingDrawing" xmlns:wp="http://schemas.openxmlformats.org/drawingml/2006/wordprocessingDrawing" xmlns:w10="urn:schemas-microsoft-com:office:word" xmlns:w="http://schemas.openxmlformats.org/wordprocessingml/2006/main" xmlns:w14="http://schemas.microsoft.com/office/word/2010/wordml" xmlns:w15="http://schemas.microsoft.com/office/word/2012/wordml" xmlns:wpg="http://schemas.microsoft.com/office/word/2010/wordprocessingGroup" xmlns:wpi="http://schemas.microsoft.com/office/word/2010/wordprocessingInk" xmlns:wne="http://schemas.microsoft.com/office/word/2006/wordml" xmlns:wps="http://schemas.microsoft.com/office/word/2010/wordprocessingShape" mc:Ignorable="w14 w15 wp14">
+<w:endnotes xmlns:wpc="http://schemas.microsoft.com/office/word/2010/wordprocessingCanvas" xmlns:cx="http://schemas.microsoft.com/office/drawing/2014/chartex" xmlns:cx1="http://schemas.microsoft.com/office/drawing/2015/9/8/chartex" xmlns:cx2="http://schemas.microsoft.com/office/drawing/2015/10/21/chartex" xmlns:cx3="http://schemas.microsoft.com/office/drawing/2016/5/9/chartex" xmlns:cx4="http://schemas.microsoft.com/office/drawing/2016/5/10/chartex" xmlns:cx5="http://schemas.microsoft.com/office/drawing/2016/5/11/chartex" xmlns:cx6="http://schemas.microsoft.com/office/drawing/2016/5/12/chartex" xmlns:cx7="http://schemas.microsoft.com/office/drawing/2016/5/13/chartex" xmlns:cx8="http://schemas.microsoft.com/office/drawing/2016/5/14/chartex" xmlns:mc="http://schemas.openxmlformats.org/markup-compatibility/2006" xmlns:aink="http://schemas.microsoft.com/office/drawing/2016/ink" xmlns:am3d="http://schemas.microsoft.com/office/drawing/2017/model3d" xmlns:o="urn:schemas-microsoft-com:office:office" xmlns:oel="http://schemas.microsoft.com/office/2019/extlst" xmlns:r="http://schemas.openxmlformats.org/officeDocument/2006/relationships" xmlns:m="http://schemas.openxmlformats.org/officeDocument/2006/math" xmlns:v="urn:schemas-microsoft-com:vml" xmlns:wp14="http://schemas.microsoft.com/office/word/2010/wordprocessingDrawing" xmlns:wp="http://schemas.openxmlformats.org/drawingml/2006/wordprocessingDrawing" xmlns:w10="urn:schemas-microsoft-com:office:word" xmlns:w="http://schemas.openxmlformats.org/wordprocessingml/2006/main" xmlns:w14="http://schemas.microsoft.com/office/word/2010/wordml" xmlns:w15="http://schemas.microsoft.com/office/word/2012/wordml" xmlns:w16cex="http://schemas.microsoft.com/office/word/2018/wordml/cex" xmlns:w16cid="http://schemas.microsoft.com/office/word/2016/wordml/cid" xmlns:w16="http://schemas.microsoft.com/office/word/2018/wordml" xmlns:w16du="http://schemas.microsoft.com/office/word/2023/wordml/word16du" xmlns:w16sdtdh="http://schemas.microsoft.com/office/word/2020/wordml/sdtdatahash" xmlns:w16sdtfl="http://schemas.microsoft.com/office/word/2024/wordml/sdtformatlock" xmlns:w16se="http://schemas.microsoft.com/office/word/2015/wordml/symex" xmlns:wpg="http://schemas.microsoft.com/office/word/2010/wordprocessingGroup" xmlns:wpi="http://schemas.microsoft.com/office/word/2010/wordprocessingInk" xmlns:wne="http://schemas.microsoft.com/office/word/2006/wordml" xmlns:wps="http://schemas.microsoft.com/office/word/2010/wordprocessingShape" mc:Ignorable="w14 w15 w16se w16cid w16 w16cex w16sdtdh w16sdtfl w16du wp14">
   <w:endnote w:type="separator" w:id="-1">
     <w:p>
       <w:r>
@@ -13228,7 +13869,7 @@
 </file>
 
 <file path=word/footnotes.xml><?xml version="1.0" encoding="utf-8"?>
-<w:footnotes xmlns:wpc="http://schemas.microsoft.com/office/word/2010/wordprocessingCanvas" xmlns:mc="http://schemas.openxmlformats.org/markup-compatibility/2006" xmlns:o="urn:schemas-microsoft-com:office:office" xmlns:r="http://schemas.openxmlformats.org/officeDocument/2006/relationships" xmlns:m="http://schemas.openxmlformats.org/officeDocument/2006/math" xmlns:v="urn:schemas-microsoft-com:vml" xmlns:wp14="http://schemas.microsoft.com/office/word/2010/wordprocessingDrawing" xmlns:wp="http://schemas.openxmlformats.org/drawingml/2006/wordprocessingDrawing" xmlns:w10="urn:schemas-microsoft-com:office:word" xmlns:w="http://schemas.openxmlformats.org/wordprocessingml/2006/main" xmlns:w14="http://schemas.microsoft.com/office/word/2010/wordml" xmlns:w15="http://schemas.microsoft.com/office/word/2012/wordml" xmlns:wpg="http://schemas.microsoft.com/office/word/2010/wordprocessingGroup" xmlns:wpi="http://schemas.microsoft.com/office/word/2010/wordprocessingInk" xmlns:wne="http://schemas.microsoft.com/office/word/2006/wordml" xmlns:wps="http://schemas.microsoft.com/office/word/2010/wordprocessingShape" mc:Ignorable="w14 w15 wp14">
+<w:footnotes xmlns:wpc="http://schemas.microsoft.com/office/word/2010/wordprocessingCanvas" xmlns:cx="http://schemas.microsoft.com/office/drawing/2014/chartex" xmlns:cx1="http://schemas.microsoft.com/office/drawing/2015/9/8/chartex" xmlns:cx2="http://schemas.microsoft.com/office/drawing/2015/10/21/chartex" xmlns:cx3="http://schemas.microsoft.com/office/drawing/2016/5/9/chartex" xmlns:cx4="http://schemas.microsoft.com/office/drawing/2016/5/10/chartex" xmlns:cx5="http://schemas.microsoft.com/office/drawing/2016/5/11/chartex" xmlns:cx6="http://schemas.microsoft.com/office/drawing/2016/5/12/chartex" xmlns:cx7="http://schemas.microsoft.com/office/drawing/2016/5/13/chartex" xmlns:cx8="http://schemas.microsoft.com/office/drawing/2016/5/14/chartex" xmlns:mc="http://schemas.openxmlformats.org/markup-compatibility/2006" xmlns:aink="http://schemas.microsoft.com/office/drawing/2016/ink" xmlns:am3d="http://schemas.microsoft.com/office/drawing/2017/model3d" xmlns:o="urn:schemas-microsoft-com:office:office" xmlns:oel="http://schemas.microsoft.com/office/2019/extlst" xmlns:r="http://schemas.openxmlformats.org/officeDocument/2006/relationships" xmlns:m="http://schemas.openxmlformats.org/officeDocument/2006/math" xmlns:v="urn:schemas-microsoft-com:vml" xmlns:wp14="http://schemas.microsoft.com/office/word/2010/wordprocessingDrawing" xmlns:wp="http://schemas.openxmlformats.org/drawingml/2006/wordprocessingDrawing" xmlns:w10="urn:schemas-microsoft-com:office:word" xmlns:w="http://schemas.openxmlformats.org/wordprocessingml/2006/main" xmlns:w14="http://schemas.microsoft.com/office/word/2010/wordml" xmlns:w15="http://schemas.microsoft.com/office/word/2012/wordml" xmlns:w16cex="http://schemas.microsoft.com/office/word/2018/wordml/cex" xmlns:w16cid="http://schemas.microsoft.com/office/word/2016/wordml/cid" xmlns:w16="http://schemas.microsoft.com/office/word/2018/wordml" xmlns:w16du="http://schemas.microsoft.com/office/word/2023/wordml/word16du" xmlns:w16sdtdh="http://schemas.microsoft.com/office/word/2020/wordml/sdtdatahash" xmlns:w16sdtfl="http://schemas.microsoft.com/office/word/2024/wordml/sdtformatlock" xmlns:w16se="http://schemas.microsoft.com/office/word/2015/wordml/symex" xmlns:wpg="http://schemas.microsoft.com/office/word/2010/wordprocessingGroup" xmlns:wpi="http://schemas.microsoft.com/office/word/2010/wordprocessingInk" xmlns:wne="http://schemas.microsoft.com/office/word/2006/wordml" xmlns:wps="http://schemas.microsoft.com/office/word/2010/wordprocessingShape" mc:Ignorable="w14 w15 w16se w16cid w16 w16cex w16sdtdh w16sdtfl w16du wp14">
   <w:footnote w:type="separator" w:id="-1">
     <w:p>
       <w:r>
@@ -13247,7 +13888,7 @@
 </file>
 
 <file path=word/numbering.xml><?xml version="1.0" encoding="utf-8"?>
-<w:numbering xmlns:wpc="http://schemas.microsoft.com/office/word/2010/wordprocessingCanvas" xmlns:mc="http://schemas.openxmlformats.org/markup-compatibility/2006" xmlns:o="urn:schemas-microsoft-com:office:office" xmlns:r="http://schemas.openxmlformats.org/officeDocument/2006/relationships" xmlns:m="http://schemas.openxmlformats.org/officeDocument/2006/math" xmlns:v="urn:schemas-microsoft-com:vml" xmlns:wp14="http://schemas.microsoft.com/office/word/2010/wordprocessingDrawing" xmlns:wp="http://schemas.openxmlformats.org/drawingml/2006/wordprocessingDrawing" xmlns:w10="urn:schemas-microsoft-com:office:word" xmlns:w="http://schemas.openxmlformats.org/wordprocessingml/2006/main" xmlns:w14="http://schemas.microsoft.com/office/word/2010/wordml" xmlns:w15="http://schemas.microsoft.com/office/word/2012/wordml" xmlns:wpg="http://schemas.microsoft.com/office/word/2010/wordprocessingGroup" xmlns:wpi="http://schemas.microsoft.com/office/word/2010/wordprocessingInk" xmlns:wne="http://schemas.microsoft.com/office/word/2006/wordml" xmlns:wps="http://schemas.microsoft.com/office/word/2010/wordprocessingShape" mc:Ignorable="w14 w15 wp14">
+<w:numbering xmlns:wpc="http://schemas.microsoft.com/office/word/2010/wordprocessingCanvas" xmlns:cx="http://schemas.microsoft.com/office/drawing/2014/chartex" xmlns:cx1="http://schemas.microsoft.com/office/drawing/2015/9/8/chartex" xmlns:cx2="http://schemas.microsoft.com/office/drawing/2015/10/21/chartex" xmlns:cx3="http://schemas.microsoft.com/office/drawing/2016/5/9/chartex" xmlns:cx4="http://schemas.microsoft.com/office/drawing/2016/5/10/chartex" xmlns:cx5="http://schemas.microsoft.com/office/drawing/2016/5/11/chartex" xmlns:cx6="http://schemas.microsoft.com/office/drawing/2016/5/12/chartex" xmlns:cx7="http://schemas.microsoft.com/office/drawing/2016/5/13/chartex" xmlns:cx8="http://schemas.microsoft.com/office/drawing/2016/5/14/chartex" xmlns:mc="http://schemas.openxmlformats.org/markup-compatibility/2006" xmlns:aink="http://schemas.microsoft.com/office/drawing/2016/ink" xmlns:am3d="http://schemas.microsoft.com/office/drawing/2017/model3d" xmlns:o="urn:schemas-microsoft-com:office:office" xmlns:oel="http://schemas.microsoft.com/office/2019/extlst" xmlns:r="http://schemas.openxmlformats.org/officeDocument/2006/relationships" xmlns:m="http://schemas.openxmlformats.org/officeDocument/2006/math" xmlns:v="urn:schemas-microsoft-com:vml" xmlns:wp14="http://schemas.microsoft.com/office/word/2010/wordprocessingDrawing" xmlns:wp="http://schemas.openxmlformats.org/drawingml/2006/wordprocessingDrawing" xmlns:w10="urn:schemas-microsoft-com:office:word" xmlns:w="http://schemas.openxmlformats.org/wordprocessingml/2006/main" xmlns:w14="http://schemas.microsoft.com/office/word/2010/wordml" xmlns:w15="http://schemas.microsoft.com/office/word/2012/wordml" xmlns:w16cex="http://schemas.microsoft.com/office/word/2018/wordml/cex" xmlns:w16cid="http://schemas.microsoft.com/office/word/2016/wordml/cid" xmlns:w16="http://schemas.microsoft.com/office/word/2018/wordml" xmlns:w16du="http://schemas.microsoft.com/office/word/2023/wordml/word16du" xmlns:w16sdtdh="http://schemas.microsoft.com/office/word/2020/wordml/sdtdatahash" xmlns:w16sdtfl="http://schemas.microsoft.com/office/word/2024/wordml/sdtformatlock" xmlns:w16se="http://schemas.microsoft.com/office/word/2015/wordml/symex" xmlns:wpg="http://schemas.microsoft.com/office/word/2010/wordprocessingGroup" xmlns:wpi="http://schemas.microsoft.com/office/word/2010/wordprocessingInk" xmlns:wne="http://schemas.microsoft.com/office/word/2006/wordml" xmlns:wps="http://schemas.microsoft.com/office/word/2010/wordprocessingShape" mc:Ignorable="w14 w15 w16se w16cid w16 w16cex w16sdtdh w16sdtfl w16du wp14">
   <w:abstractNum w:abstractNumId="0" w15:restartNumberingAfterBreak="0">
     <w:nsid w:val="FFFFFFFB"/>
     <w:multiLevelType w:val="multilevel"/>
@@ -14609,49 +15250,49 @@
       </w:pPr>
     </w:lvl>
   </w:abstractNum>
-  <w:num w:numId="1">
+  <w:num w:numId="1" w16cid:durableId="407849311">
     <w:abstractNumId w:val="0"/>
   </w:num>
-  <w:num w:numId="2">
+  <w:num w:numId="2" w16cid:durableId="1306547663">
     <w:abstractNumId w:val="1"/>
   </w:num>
-  <w:num w:numId="3">
+  <w:num w:numId="3" w16cid:durableId="343022338">
     <w:abstractNumId w:val="11"/>
   </w:num>
-  <w:num w:numId="4">
+  <w:num w:numId="4" w16cid:durableId="545414508">
     <w:abstractNumId w:val="7"/>
   </w:num>
-  <w:num w:numId="5">
+  <w:num w:numId="5" w16cid:durableId="276452191">
     <w:abstractNumId w:val="8"/>
   </w:num>
-  <w:num w:numId="6">
+  <w:num w:numId="6" w16cid:durableId="2028285083">
     <w:abstractNumId w:val="14"/>
   </w:num>
-  <w:num w:numId="7">
+  <w:num w:numId="7" w16cid:durableId="1058087304">
     <w:abstractNumId w:val="3"/>
   </w:num>
-  <w:num w:numId="8">
+  <w:num w:numId="8" w16cid:durableId="1405568508">
     <w:abstractNumId w:val="10"/>
   </w:num>
-  <w:num w:numId="9">
+  <w:num w:numId="9" w16cid:durableId="1020165573">
     <w:abstractNumId w:val="12"/>
   </w:num>
-  <w:num w:numId="10">
+  <w:num w:numId="10" w16cid:durableId="1718119882">
     <w:abstractNumId w:val="4"/>
   </w:num>
-  <w:num w:numId="11">
+  <w:num w:numId="11" w16cid:durableId="624192524">
     <w:abstractNumId w:val="6"/>
   </w:num>
-  <w:num w:numId="12">
+  <w:num w:numId="12" w16cid:durableId="1513186213">
     <w:abstractNumId w:val="9"/>
   </w:num>
-  <w:num w:numId="13">
+  <w:num w:numId="13" w16cid:durableId="2040160065">
     <w:abstractNumId w:val="13"/>
   </w:num>
-  <w:num w:numId="14">
+  <w:num w:numId="14" w16cid:durableId="1123496401">
     <w:abstractNumId w:val="2"/>
   </w:num>
-  <w:num w:numId="15">
+  <w:num w:numId="15" w16cid:durableId="1829856042">
     <w:abstractNumId w:val="5"/>
   </w:num>
   <w:numIdMacAtCleanup w:val="15"/>
@@ -14659,7 +15300,7 @@
 </file>
 
 <file path=word/styles.xml><?xml version="1.0" encoding="utf-8"?>
-<w:styles xmlns:mc="http://schemas.openxmlformats.org/markup-compatibility/2006" xmlns:r="http://schemas.openxmlformats.org/officeDocument/2006/relationships" xmlns:w="http://schemas.openxmlformats.org/wordprocessingml/2006/main" xmlns:w14="http://schemas.microsoft.com/office/word/2010/wordml" xmlns:w15="http://schemas.microsoft.com/office/word/2012/wordml" mc:Ignorable="w14 w15">
+<w:styles xmlns:mc="http://schemas.openxmlformats.org/markup-compatibility/2006" xmlns:r="http://schemas.openxmlformats.org/officeDocument/2006/relationships" xmlns:w="http://schemas.openxmlformats.org/wordprocessingml/2006/main" xmlns:w14="http://schemas.microsoft.com/office/word/2010/wordml" xmlns:w15="http://schemas.microsoft.com/office/word/2012/wordml" xmlns:w16cex="http://schemas.microsoft.com/office/word/2018/wordml/cex" xmlns:w16cid="http://schemas.microsoft.com/office/word/2016/wordml/cid" xmlns:w16="http://schemas.microsoft.com/office/word/2018/wordml" xmlns:w16du="http://schemas.microsoft.com/office/word/2023/wordml/word16du" xmlns:w16sdtdh="http://schemas.microsoft.com/office/word/2020/wordml/sdtdatahash" xmlns:w16sdtfl="http://schemas.microsoft.com/office/word/2024/wordml/sdtformatlock" xmlns:w16se="http://schemas.microsoft.com/office/word/2015/wordml/symex" mc:Ignorable="w14 w15 w16se w16cid w16 w16cex w16sdtdh w16sdtfl w16du">
   <w:docDefaults>
     <w:rPrDefault>
       <w:rPr>
@@ -14669,7 +15310,7 @@
     </w:rPrDefault>
     <w:pPrDefault/>
   </w:docDefaults>
-  <w:latentStyles w:defLockedState="0" w:defUIPriority="0" w:defSemiHidden="0" w:defUnhideWhenUsed="0" w:defQFormat="0" w:count="371">
+  <w:latentStyles w:defLockedState="0" w:defUIPriority="0" w:defSemiHidden="0" w:defUnhideWhenUsed="0" w:defQFormat="0" w:count="376">
     <w:lsdException w:name="Normal" w:qFormat="1"/>
     <w:lsdException w:name="heading 1" w:uiPriority="9" w:qFormat="1"/>
     <w:lsdException w:name="heading 2" w:qFormat="1"/>
@@ -14946,6 +15587,11 @@
     <w:lsdException w:name="List Table 5 Dark Accent 6" w:uiPriority="50"/>
     <w:lsdException w:name="List Table 6 Colorful Accent 6" w:uiPriority="51"/>
     <w:lsdException w:name="List Table 7 Colorful Accent 6" w:uiPriority="52"/>
+    <w:lsdException w:name="Mention" w:semiHidden="1" w:uiPriority="99" w:unhideWhenUsed="1"/>
+    <w:lsdException w:name="Smart Hyperlink" w:semiHidden="1" w:uiPriority="99" w:unhideWhenUsed="1"/>
+    <w:lsdException w:name="Hashtag" w:semiHidden="1" w:uiPriority="99" w:unhideWhenUsed="1"/>
+    <w:lsdException w:name="Unresolved Mention" w:semiHidden="1" w:uiPriority="99" w:unhideWhenUsed="1"/>
+    <w:lsdException w:name="Smart Link" w:semiHidden="1" w:uiPriority="99" w:unhideWhenUsed="1"/>
   </w:latentStyles>
   <w:style w:type="paragraph" w:default="1" w:styleId="Normal">
     <w:name w:val="Normal"/>
@@ -14964,7 +15610,7 @@
     <w:name w:val="heading 1"/>
     <w:basedOn w:val="Normal"/>
     <w:next w:val="Normal"/>
-    <w:link w:val="Ttulo1Char"/>
+    <w:link w:val="Ttulo1Carter"/>
     <w:uiPriority w:val="9"/>
     <w:qFormat/>
     <w:rsid w:val="006B229F"/>
@@ -15151,7 +15797,7 @@
       <w:sz w:val="18"/>
     </w:rPr>
   </w:style>
-  <w:style w:type="character" w:default="1" w:styleId="Fontepargpadro">
+  <w:style w:type="character" w:default="1" w:styleId="Tipodeletrapredefinidodopargrafo">
     <w:name w:val="Default Paragraph Font"/>
     <w:uiPriority w:val="1"/>
     <w:unhideWhenUsed/>
@@ -15201,7 +15847,7 @@
   </w:style>
   <w:style w:type="character" w:styleId="Nmerodepgina">
     <w:name w:val="page number"/>
-    <w:basedOn w:val="Fontepargpadro"/>
+    <w:basedOn w:val="Tipodeletrapredefinidodopargrafo"/>
     <w:rsid w:val="006B229F"/>
   </w:style>
   <w:style w:type="paragraph" w:customStyle="1" w:styleId="Ttulo10">
@@ -15513,14 +16159,13 @@
     <w:basedOn w:val="Normal"/>
     <w:next w:val="Normal"/>
     <w:autoRedefine/>
-    <w:rsid w:val="00FF5025"/>
+    <w:rsid w:val="00310FF2"/>
     <w:pPr>
       <w:spacing w:before="120" w:after="120"/>
       <w:ind w:firstLine="0"/>
       <w:jc w:val="center"/>
     </w:pPr>
     <w:rPr>
-      <w:b/>
       <w:noProof/>
       <w:sz w:val="18"/>
       <w:szCs w:val="18"/>
@@ -15594,7 +16239,7 @@
       <w:sz w:val="18"/>
     </w:rPr>
   </w:style>
-  <w:style w:type="character" w:styleId="Hyperlink">
+  <w:style w:type="character" w:styleId="Hiperligao">
     <w:name w:val="Hyperlink"/>
     <w:rsid w:val="009B1D59"/>
     <w:rPr>
@@ -15641,7 +16286,7 @@
     <w:semiHidden/>
     <w:rsid w:val="00C16F71"/>
   </w:style>
-  <w:style w:type="paragraph" w:styleId="Assuntodocomentrio">
+  <w:style w:type="paragraph" w:styleId="Assuntodecomentrio">
     <w:name w:val="annotation subject"/>
     <w:basedOn w:val="Textodecomentrio"/>
     <w:next w:val="Textodecomentrio"/>
@@ -15663,7 +16308,7 @@
       <w:szCs w:val="16"/>
     </w:rPr>
   </w:style>
-  <w:style w:type="character" w:styleId="HiperlinkVisitado">
+  <w:style w:type="character" w:styleId="Hiperligaovisitada">
     <w:name w:val="FollowedHyperlink"/>
     <w:rsid w:val="00F36F61"/>
     <w:rPr>
@@ -15671,7 +16316,7 @@
       <w:u w:val="single"/>
     </w:rPr>
   </w:style>
-  <w:style w:type="table" w:styleId="Tabelacomgrade">
+  <w:style w:type="table" w:styleId="TabelacomGrelha">
     <w:name w:val="Table Grid"/>
     <w:basedOn w:val="Tabelanormal"/>
     <w:rsid w:val="009625FF"/>
@@ -15715,8 +16360,8 @@
       <w:szCs w:val="20"/>
     </w:rPr>
   </w:style>
-  <w:style w:type="character" w:customStyle="1" w:styleId="Ttulo1Char">
-    <w:name w:val="Título 1 Char"/>
+  <w:style w:type="character" w:customStyle="1" w:styleId="Ttulo1Carter">
+    <w:name w:val="Título 1 Caráter"/>
     <w:link w:val="Ttulo1"/>
     <w:uiPriority w:val="9"/>
     <w:rsid w:val="00B21233"/>
@@ -15735,10 +16380,10 @@
     <w:unhideWhenUsed/>
     <w:rsid w:val="00B21233"/>
   </w:style>
-  <w:style w:type="paragraph" w:styleId="Pr-formataoHTML">
+  <w:style w:type="paragraph" w:styleId="HTMLpr-formatado">
     <w:name w:val="HTML Preformatted"/>
     <w:basedOn w:val="Normal"/>
-    <w:link w:val="Pr-formataoHTMLChar"/>
+    <w:link w:val="HTMLpr-formatadoCarter"/>
     <w:uiPriority w:val="99"/>
     <w:unhideWhenUsed/>
     <w:rsid w:val="00B564E0"/>
@@ -15769,9 +16414,9 @@
       <w:lang w:val="pt-PT" w:eastAsia="pt-PT"/>
     </w:rPr>
   </w:style>
-  <w:style w:type="character" w:customStyle="1" w:styleId="Pr-formataoHTMLChar">
-    <w:name w:val="Pré-formatação HTML Char"/>
-    <w:link w:val="Pr-formataoHTML"/>
+  <w:style w:type="character" w:customStyle="1" w:styleId="HTMLpr-formatadoCarter">
+    <w:name w:val="HTML pré-formatado Caráter"/>
+    <w:link w:val="HTMLpr-formatado"/>
     <w:uiPriority w:val="99"/>
     <w:rsid w:val="00B564E0"/>
     <w:rPr>

--- a/Documentation/iteration03/fsoft2026_1DA_4.docx
+++ b/Documentation/iteration03/fsoft2026_1DA_4.docx
@@ -7118,12 +7118,10 @@
         <w:t xml:space="preserve"> </w:t>
       </w:r>
       <w:proofErr w:type="spellStart"/>
-      <w:proofErr w:type="gramStart"/>
       <w:r>
         <w:t>não</w:t>
       </w:r>
       <w:proofErr w:type="spellEnd"/>
-      <w:proofErr w:type="gramEnd"/>
       <w:r>
         <w:t xml:space="preserve"> </w:t>
       </w:r>
@@ -7655,18 +7653,12 @@
         <w:rPr>
           <w:lang w:val="pt-BR" w:eastAsia="pt-PT"/>
         </w:rPr>
-        <w:instrText xml:space="preserve"> REF _Ref232178039 \h </w:instrText>
+        <w:instrText xml:space="preserve"> REF _Ref232178039 \h  \* MERGEFORMAT </w:instrText>
       </w:r>
       <w:r>
         <w:rPr>
           <w:lang w:val="pt-BR" w:eastAsia="pt-PT"/>
         </w:rPr>
-      </w:r>
-      <w:r>
-        <w:rPr>
-          <w:lang w:val="pt-BR" w:eastAsia="pt-PT"/>
-        </w:rPr>
-        <w:instrText xml:space="preserve"> \* MERGEFORMAT </w:instrText>
       </w:r>
       <w:r>
         <w:rPr>
@@ -7745,14 +7737,38 @@
         <w:rPr>
           <w:lang w:val="pt-PT" w:eastAsia="pt-PT"/>
         </w:rPr>
+        <w:fldChar w:fldCharType="begin"/>
+      </w:r>
+      <w:r>
+        <w:rPr>
+          <w:lang w:val="pt-PT" w:eastAsia="pt-PT"/>
+        </w:rPr>
+        <w:instrText xml:space="preserve"> INCLUDEPICTURE  "C:\\Users\\tiago\\Downloads\\Organização do Código.png" \* MERGEFORMATINET </w:instrText>
+      </w:r>
+      <w:r>
+        <w:rPr>
+          <w:lang w:val="pt-PT" w:eastAsia="pt-PT"/>
+        </w:rPr>
+        <w:fldChar w:fldCharType="separate"/>
+      </w:r>
+      <w:r>
+        <w:rPr>
+          <w:lang w:val="pt-PT" w:eastAsia="pt-PT"/>
+        </w:rPr>
         <w:pict w14:anchorId="58FF8682">
-          <v:shape id="_x0000_i1059" type="#_x0000_t75" alt="" style="width:365.4pt;height:291pt">
+          <v:shape id="_x0000_i1030" type="#_x0000_t75" alt="" style="width:365.4pt;height:291pt">
             <v:imagedata r:id="rId13" r:href="rId14"/>
           </v:shape>
         </w:pict>
       </w:r>
       <w:r>
         <w:rPr>
+          <w:lang w:val="pt-PT" w:eastAsia="pt-PT"/>
+        </w:rPr>
+        <w:fldChar w:fldCharType="end"/>
+      </w:r>
+      <w:r>
+        <w:rPr>
           <w:lang w:val="pt-BR" w:eastAsia="pt-PT"/>
         </w:rPr>
         <w:fldChar w:fldCharType="end"/>
@@ -7915,7 +7931,7 @@
           <w:lang w:val="pt-BR"/>
         </w:rPr>
         <w:pict w14:anchorId="703AFE75">
-          <v:shape id="_x0000_i1030" type="#_x0000_t75" style="width:234pt;height:411pt;visibility:visible">
+          <v:shape id="_x0000_i1031" type="#_x0000_t75" style="width:234pt;height:411pt;visibility:visible">
             <v:imagedata r:id="rId15" o:title=""/>
           </v:shape>
         </w:pict>
@@ -8021,7 +8037,7 @@
           <w:lang w:val="pt-BR" w:eastAsia="pt-PT"/>
         </w:rPr>
         <w:pict w14:anchorId="2240C604">
-          <v:shape id="_x0000_i1031" type="#_x0000_t75" style="width:346.2pt;height:139.2pt;visibility:visible">
+          <v:shape id="_x0000_i1032" type="#_x0000_t75" style="width:346.2pt;height:139.2pt;visibility:visible">
             <v:imagedata r:id="rId16" o:title=""/>
           </v:shape>
         </w:pict>
@@ -8156,7 +8172,7 @@
         </w:rPr>
         <w:lastRenderedPageBreak/>
         <w:pict w14:anchorId="29F95681">
-          <v:shape id="_x0000_i1032" type="#_x0000_t75" style="width:334.8pt;height:271.8pt;visibility:visible">
+          <v:shape id="_x0000_i1033" type="#_x0000_t75" style="width:334.8pt;height:271.8pt;visibility:visible">
             <v:imagedata r:id="rId17" o:title=""/>
           </v:shape>
         </w:pict>
@@ -8275,7 +8291,7 @@
           <w:lang w:val="pt-BR" w:eastAsia="pt-PT"/>
         </w:rPr>
         <w:pict w14:anchorId="174F1BEB">
-          <v:shape id="_x0000_i1033" type="#_x0000_t75" style="width:159pt;height:152.4pt;visibility:visible;mso-wrap-style:square">
+          <v:shape id="_x0000_i1034" type="#_x0000_t75" style="width:159pt;height:152.4pt;visibility:visible;mso-wrap-style:square">
             <v:imagedata r:id="rId18" o:title=""/>
           </v:shape>
         </w:pict>
@@ -8378,7 +8394,7 @@
           <w:lang w:val="pt-BR" w:eastAsia="pt-PT"/>
         </w:rPr>
         <w:pict w14:anchorId="01F5E132">
-          <v:shape id="_x0000_i1034" type="#_x0000_t75" style="width:300.6pt;height:118.2pt;visibility:visible;mso-wrap-style:square">
+          <v:shape id="_x0000_i1035" type="#_x0000_t75" style="width:300.6pt;height:118.2pt;visibility:visible;mso-wrap-style:square">
             <v:imagedata r:id="rId19" o:title=""/>
           </v:shape>
         </w:pict>
@@ -8414,7 +8430,7 @@
         </w:rPr>
         <w:lastRenderedPageBreak/>
         <w:pict w14:anchorId="676740B9">
-          <v:shape id="_x0000_i1035" type="#_x0000_t75" style="width:353.4pt;height:106.8pt;visibility:visible;mso-wrap-style:square">
+          <v:shape id="_x0000_i1036" type="#_x0000_t75" style="width:353.4pt;height:106.8pt;visibility:visible;mso-wrap-style:square">
             <v:imagedata r:id="rId20" o:title=""/>
           </v:shape>
         </w:pict>
@@ -8501,7 +8517,7 @@
           <w:lang w:val="pt-BR" w:eastAsia="pt-PT"/>
         </w:rPr>
         <w:pict w14:anchorId="47FBF954">
-          <v:shape id="_x0000_i1036" type="#_x0000_t75" style="width:309pt;height:242.4pt;visibility:visible;mso-wrap-style:square">
+          <v:shape id="_x0000_i1037" type="#_x0000_t75" style="width:309pt;height:242.4pt;visibility:visible;mso-wrap-style:square">
             <v:imagedata r:id="rId21" o:title=""/>
           </v:shape>
         </w:pict>
@@ -8537,7 +8553,7 @@
         </w:rPr>
         <w:lastRenderedPageBreak/>
         <w:pict w14:anchorId="772D06E1">
-          <v:shape id="_x0000_i1037" type="#_x0000_t75" style="width:317.4pt;height:188.4pt;visibility:visible;mso-wrap-style:square">
+          <v:shape id="_x0000_i1038" type="#_x0000_t75" style="width:317.4pt;height:188.4pt;visibility:visible;mso-wrap-style:square">
             <v:imagedata r:id="rId22" o:title=""/>
           </v:shape>
         </w:pict>
@@ -8636,7 +8652,7 @@
           <w:lang w:val="pt-BR" w:eastAsia="pt-PT"/>
         </w:rPr>
         <w:pict w14:anchorId="4C7A1D6E">
-          <v:shape id="_x0000_i1038" type="#_x0000_t75" style="width:320.4pt;height:63pt;visibility:visible;mso-wrap-style:square">
+          <v:shape id="_x0000_i1039" type="#_x0000_t75" style="width:320.4pt;height:63pt;visibility:visible;mso-wrap-style:square">
             <v:imagedata r:id="rId23" o:title=""/>
           </v:shape>
         </w:pict>
@@ -8671,7 +8687,7 @@
         </w:rPr>
         <w:lastRenderedPageBreak/>
         <w:pict w14:anchorId="15ADAE60">
-          <v:shape id="_x0000_i1039" type="#_x0000_t75" style="width:284.4pt;height:184.2pt;visibility:visible;mso-wrap-style:square">
+          <v:shape id="_x0000_i1040" type="#_x0000_t75" style="width:284.4pt;height:184.2pt;visibility:visible;mso-wrap-style:square">
             <v:imagedata r:id="rId24" o:title=""/>
           </v:shape>
         </w:pict>
@@ -8809,7 +8825,7 @@
       </w:pPr>
       <w:r>
         <w:pict w14:anchorId="1B6DD970">
-          <v:shape id="_x0000_i1040" type="#_x0000_t75" style="width:298.2pt;height:263.4pt;visibility:visible;mso-wrap-style:square">
+          <v:shape id="_x0000_i1041" type="#_x0000_t75" style="width:298.2pt;height:263.4pt;visibility:visible;mso-wrap-style:square">
             <v:imagedata r:id="rId25" o:title=""/>
           </v:shape>
         </w:pict>
@@ -8844,7 +8860,7 @@
           <w:lang w:val="pt-BR" w:eastAsia="pt-PT"/>
         </w:rPr>
         <w:pict w14:anchorId="10781889">
-          <v:shape id="_x0000_i1041" type="#_x0000_t75" style="width:313.8pt;height:142.2pt;visibility:visible;mso-wrap-style:square">
+          <v:shape id="_x0000_i1042" type="#_x0000_t75" style="width:313.8pt;height:142.2pt;visibility:visible;mso-wrap-style:square">
             <v:imagedata r:id="rId26" o:title=""/>
           </v:shape>
         </w:pict>
@@ -8942,7 +8958,7 @@
           <w:lang w:val="pt-BR" w:eastAsia="pt-PT"/>
         </w:rPr>
         <w:pict w14:anchorId="57831F45">
-          <v:shape id="_x0000_i1042" type="#_x0000_t75" style="width:297pt;height:229.2pt;visibility:visible;mso-wrap-style:square">
+          <v:shape id="_x0000_i1043" type="#_x0000_t75" style="width:297pt;height:229.2pt;visibility:visible;mso-wrap-style:square">
             <v:imagedata r:id="rId27" o:title=""/>
           </v:shape>
         </w:pict>
@@ -8968,7 +8984,7 @@
       </w:pPr>
       <w:r>
         <w:pict w14:anchorId="6E4C43A9">
-          <v:shape id="_x0000_i1043" type="#_x0000_t75" style="width:340.8pt;height:133.2pt;visibility:visible;mso-wrap-style:square">
+          <v:shape id="_x0000_i1044" type="#_x0000_t75" style="width:340.8pt;height:133.2pt;visibility:visible;mso-wrap-style:square">
             <v:imagedata r:id="rId28" o:title=""/>
           </v:shape>
         </w:pict>
@@ -9053,7 +9069,7 @@
           <w:lang w:val="pt-BR" w:eastAsia="pt-PT"/>
         </w:rPr>
         <w:pict w14:anchorId="763FE111">
-          <v:shape id="_x0000_i1044" type="#_x0000_t75" style="width:345.6pt;height:215.4pt;visibility:visible;mso-wrap-style:square">
+          <v:shape id="_x0000_i1045" type="#_x0000_t75" style="width:345.6pt;height:215.4pt;visibility:visible;mso-wrap-style:square">
             <v:imagedata r:id="rId29" o:title=""/>
           </v:shape>
         </w:pict>
@@ -9089,7 +9105,7 @@
         </w:rPr>
         <w:lastRenderedPageBreak/>
         <w:pict w14:anchorId="6A559318">
-          <v:shape id="_x0000_i1045" type="#_x0000_t75" style="width:329.4pt;height:291pt;visibility:visible;mso-wrap-style:square">
+          <v:shape id="_x0000_i1046" type="#_x0000_t75" style="width:329.4pt;height:291pt;visibility:visible;mso-wrap-style:square">
             <v:imagedata r:id="rId30" o:title=""/>
           </v:shape>
         </w:pict>
@@ -9152,7 +9168,7 @@
       </w:pPr>
       <w:r>
         <w:pict w14:anchorId="1B5E44F9">
-          <v:shape id="_x0000_i1046" type="#_x0000_t75" style="width:237.6pt;height:345.6pt;visibility:visible;mso-wrap-style:square">
+          <v:shape id="_x0000_i1047" type="#_x0000_t75" style="width:237.6pt;height:345.6pt;visibility:visible;mso-wrap-style:square">
             <v:imagedata r:id="rId31" o:title=""/>
           </v:shape>
         </w:pict>
@@ -9187,7 +9203,7 @@
         </w:rPr>
         <w:lastRenderedPageBreak/>
         <w:pict w14:anchorId="447639AE">
-          <v:shape id="_x0000_i1047" type="#_x0000_t75" style="width:202.2pt;height:370.2pt;visibility:visible;mso-wrap-style:square">
+          <v:shape id="_x0000_i1048" type="#_x0000_t75" style="width:202.2pt;height:370.2pt;visibility:visible;mso-wrap-style:square">
             <v:imagedata r:id="rId32" o:title=""/>
           </v:shape>
         </w:pict>
@@ -9368,7 +9384,7 @@
       </w:r>
       <w:r>
         <w:pict w14:anchorId="5D785E8A">
-          <v:shape id="_x0000_i1048" type="#_x0000_t75" style="width:343.2pt;height:162pt;visibility:visible">
+          <v:shape id="_x0000_i1049" type="#_x0000_t75" style="width:343.2pt;height:162pt;visibility:visible">
             <v:imagedata r:id="rId33" o:title=""/>
           </v:shape>
         </w:pict>
@@ -9428,7 +9444,7 @@
       </w:r>
       <w:r>
         <w:pict w14:anchorId="6DCFBF81">
-          <v:shape id="_x0000_i1049" type="#_x0000_t75" style="width:346.2pt;height:103.2pt;visibility:visible">
+          <v:shape id="_x0000_i1050" type="#_x0000_t75" style="width:346.2pt;height:103.2pt;visibility:visible">
             <v:imagedata r:id="rId34" o:title=""/>
           </v:shape>
         </w:pict>
@@ -9489,7 +9505,7 @@
       </w:r>
       <w:r>
         <w:pict w14:anchorId="55F29CDE">
-          <v:shape id="_x0000_i1050" type="#_x0000_t75" style="width:349.8pt;height:129.6pt;visibility:visible">
+          <v:shape id="_x0000_i1051" type="#_x0000_t75" style="width:349.8pt;height:129.6pt;visibility:visible">
             <v:imagedata r:id="rId35" o:title=""/>
           </v:shape>
         </w:pict>
@@ -9545,7 +9561,7 @@
       <w:r>
         <w:lastRenderedPageBreak/>
         <w:pict w14:anchorId="5778C4CB">
-          <v:shape id="_x0000_i1051" type="#_x0000_t75" style="width:345.6pt;height:154.8pt;visibility:visible">
+          <v:shape id="_x0000_i1052" type="#_x0000_t75" style="width:345.6pt;height:154.8pt;visibility:visible">
             <v:imagedata r:id="rId36" o:title=""/>
           </v:shape>
         </w:pict>
@@ -9606,7 +9622,7 @@
       </w:r>
       <w:r>
         <w:pict w14:anchorId="4F2278E9">
-          <v:shape id="_x0000_i1052" type="#_x0000_t75" style="width:351.6pt;height:165.6pt;visibility:visible">
+          <v:shape id="_x0000_i1053" type="#_x0000_t75" style="width:351.6pt;height:165.6pt;visibility:visible">
             <v:imagedata r:id="rId37" o:title=""/>
           </v:shape>
         </w:pict>
@@ -9811,21 +9827,7 @@
         <w:rPr>
           <w:b w:val="0"/>
         </w:rPr>
-        <w:t xml:space="preserve"> a </w:t>
-      </w:r>
-      <w:proofErr w:type="gramStart"/>
-      <w:r>
-        <w:rPr>
-          <w:b w:val="0"/>
-        </w:rPr>
-        <w:t>taxa</w:t>
-      </w:r>
-      <w:proofErr w:type="gramEnd"/>
-      <w:r>
-        <w:rPr>
-          <w:b w:val="0"/>
-        </w:rPr>
-        <w:t xml:space="preserve"> de </w:t>
+        <w:t xml:space="preserve"> a taxa de </w:t>
       </w:r>
       <w:proofErr w:type="spellStart"/>
       <w:r>
@@ -13516,326 +13518,333 @@
       <w:pPr>
         <w:pStyle w:val="p1a"/>
         <w:rPr>
-          <w:lang w:val="pt-BR"/>
-        </w:rPr>
-      </w:pPr>
-      <w:r>
-        <w:rPr>
           <w:rStyle w:val="citation-658"/>
-          <w:lang w:val="pt-BR"/>
-        </w:rPr>
-        <w:t xml:space="preserve">Para concluir, este relatório será o </w:t>
-      </w:r>
+          <w:b/>
+        </w:rPr>
+      </w:pPr>
       <w:r>
         <w:rPr>
           <w:rStyle w:val="citation-658"/>
           <w:lang w:val="pt-BR"/>
         </w:rPr>
-        <w:t>guia</w:t>
+        <w:t xml:space="preserve">Esta secção apresenta as considerações finais do projeto, </w:t>
       </w:r>
       <w:r>
         <w:rPr>
           <w:rStyle w:val="citation-658"/>
           <w:lang w:val="pt-BR"/>
         </w:rPr>
-        <w:t xml:space="preserve"> fundam</w:t>
+        <w:t>resumindo</w:t>
       </w:r>
       <w:r>
         <w:rPr>
           <w:rStyle w:val="citation-658"/>
           <w:lang w:val="pt-BR"/>
         </w:rPr>
-        <w:t xml:space="preserve">ental para o desenvolvimento da </w:t>
+        <w:t xml:space="preserve"> os resultados alcançados com o desenvolvimento da aplicação </w:t>
       </w:r>
       <w:r>
         <w:rPr>
           <w:rStyle w:val="citation-658"/>
           <w:lang w:val="pt-BR"/>
         </w:rPr>
-        <w:t>aplicação</w:t>
-      </w:r>
-      <w:r>
-        <w:rPr>
-          <w:lang w:val="pt-BR"/>
+        <w:t>e o seu cumprimento dos requisitos funcionais e não funcionais.</w:t>
+      </w:r>
+    </w:p>
+    <w:p>
+      <w:pPr>
+        <w:pStyle w:val="heading2"/>
+        <w:rPr>
+          <w:lang w:val="pt-BR" w:eastAsia="pt-PT"/>
+        </w:rPr>
+      </w:pPr>
+      <w:r>
+        <w:rPr>
+          <w:lang w:val="pt-BR" w:eastAsia="pt-PT"/>
+        </w:rPr>
+        <w:t>1</w:t>
+      </w:r>
+      <w:r>
+        <w:rPr>
+          <w:lang w:val="pt-BR" w:eastAsia="pt-PT"/>
+        </w:rPr>
+        <w:t>4</w:t>
+      </w:r>
+      <w:r>
+        <w:rPr>
+          <w:lang w:val="pt-BR" w:eastAsia="pt-PT"/>
+        </w:rPr>
+        <w:t>.1  Programação Orientada a Objetos</w:t>
+      </w:r>
+    </w:p>
+    <w:p>
+      <w:pPr>
+        <w:ind w:firstLine="0"/>
+        <w:rPr>
+          <w:lang w:val="pt-BR" w:eastAsia="pt-PT"/>
+        </w:rPr>
+      </w:pPr>
+      <w:r>
+        <w:rPr>
+          <w:lang w:val="pt-BR" w:eastAsia="pt-PT"/>
+        </w:rPr>
+        <w:t>De forma geral, os princípios da Programação Orientada a Objetos foram bem seguidos.</w:t>
+      </w:r>
+    </w:p>
+    <w:p>
+      <w:pPr>
+        <w:ind w:firstLine="0"/>
+        <w:rPr>
+          <w:lang w:val="pt-BR" w:eastAsia="pt-PT"/>
+        </w:rPr>
+      </w:pPr>
+    </w:p>
+    <w:p>
+      <w:pPr>
+        <w:ind w:firstLine="0"/>
+        <w:rPr>
+          <w:lang w:val="pt-BR" w:eastAsia="pt-PT"/>
+        </w:rPr>
+      </w:pPr>
+      <w:r>
+        <w:rPr>
+          <w:lang w:val="pt-BR" w:eastAsia="pt-PT"/>
+        </w:rPr>
+        <w:t>As classes (Player, Ship, Board, Game) guardam os dados de forma privada e só permitem acesso através de métodos</w:t>
+      </w:r>
+      <w:r>
+        <w:rPr>
+          <w:lang w:val="pt-BR" w:eastAsia="pt-PT"/>
+        </w:rPr>
+        <w:t>.</w:t>
+      </w:r>
+    </w:p>
+    <w:p>
+      <w:pPr>
+        <w:ind w:firstLine="0"/>
+        <w:rPr>
+          <w:lang w:val="pt-BR" w:eastAsia="pt-PT"/>
+        </w:rPr>
+      </w:pPr>
+    </w:p>
+    <w:p>
+      <w:pPr>
+        <w:ind w:firstLine="0"/>
+        <w:rPr>
+          <w:lang w:val="pt-BR" w:eastAsia="pt-PT"/>
+        </w:rPr>
+      </w:pPr>
+      <w:r>
+        <w:rPr>
+          <w:lang w:val="pt-BR" w:eastAsia="pt-PT"/>
+        </w:rPr>
+        <w:lastRenderedPageBreak/>
+        <w:t xml:space="preserve">Os DTOs mostram apenas a informação essencial, escondendo a forma como ela é guardada internamente. </w:t>
+      </w:r>
+    </w:p>
+    <w:p>
+      <w:pPr>
+        <w:ind w:firstLine="0"/>
+        <w:rPr>
+          <w:lang w:val="pt-BR" w:eastAsia="pt-PT"/>
+        </w:rPr>
+      </w:pPr>
+    </w:p>
+    <w:p>
+      <w:pPr>
+        <w:ind w:firstLine="0"/>
+        <w:rPr>
+          <w:lang w:val="pt-BR" w:eastAsia="pt-PT"/>
+        </w:rPr>
+      </w:pPr>
+      <w:r>
+        <w:rPr>
+          <w:lang w:val="pt-BR" w:eastAsia="pt-PT"/>
+        </w:rPr>
+        <w:t>As heranças são usadas</w:t>
+      </w:r>
+      <w:r>
+        <w:rPr>
+          <w:lang w:val="pt-BR" w:eastAsia="pt-PT"/>
+        </w:rPr>
+        <w:t xml:space="preserve"> de forma simples e correta</w:t>
+      </w:r>
+      <w:r>
+        <w:rPr>
+          <w:lang w:val="pt-BR" w:eastAsia="pt-PT"/>
+        </w:rPr>
+        <w:t xml:space="preserve">, </w:t>
+      </w:r>
+      <w:r>
+        <w:rPr>
+          <w:lang w:val="pt-BR" w:eastAsia="pt-PT"/>
+        </w:rPr>
+        <w:t xml:space="preserve">as </w:t>
+      </w:r>
+      <w:r>
+        <w:rPr>
+          <w:lang w:val="pt-BR" w:eastAsia="pt-PT"/>
+        </w:rPr>
+        <w:t>exceções herdam</w:t>
+      </w:r>
+      <w:r>
+        <w:rPr>
+          <w:lang w:val="pt-BR" w:eastAsia="pt-PT"/>
+        </w:rPr>
+        <w:t xml:space="preserve"> de exception</w:t>
+      </w:r>
+      <w:r>
+        <w:rPr>
+          <w:lang w:val="pt-BR" w:eastAsia="pt-PT"/>
         </w:rPr>
         <w:t xml:space="preserve">. </w:t>
       </w:r>
       <w:r>
         <w:rPr>
-          <w:rStyle w:val="citation-657"/>
-          <w:lang w:val="pt-BR"/>
-        </w:rPr>
-        <w:t>Será</w:t>
-      </w:r>
-      <w:r>
-        <w:rPr>
-          <w:rStyle w:val="citation-657"/>
-          <w:lang w:val="pt-BR"/>
-        </w:rPr>
-        <w:t xml:space="preserve"> através dele que</w:t>
-      </w:r>
-      <w:r>
-        <w:rPr>
-          <w:rStyle w:val="citation-657"/>
-          <w:lang w:val="pt-BR"/>
+          <w:lang w:val="pt-BR" w:eastAsia="pt-PT"/>
+        </w:rPr>
+        <w:t>Não há herança entre Ship, Player, Board e Game</w:t>
+      </w:r>
+      <w:r>
+        <w:rPr>
+          <w:lang w:val="pt-BR" w:eastAsia="pt-PT"/>
+        </w:rPr>
+        <w:t>.</w:t>
+      </w:r>
+    </w:p>
+    <w:p>
+      <w:pPr>
+        <w:ind w:firstLine="0"/>
+        <w:rPr>
+          <w:lang w:val="pt-BR" w:eastAsia="pt-PT"/>
+        </w:rPr>
+      </w:pPr>
+    </w:p>
+    <w:p>
+      <w:pPr>
+        <w:ind w:firstLine="0"/>
+        <w:rPr>
+          <w:lang w:val="pt-BR" w:eastAsia="pt-PT"/>
+        </w:rPr>
+      </w:pPr>
+      <w:r>
+        <w:rPr>
+          <w:lang w:val="pt-BR" w:eastAsia="pt-PT"/>
+        </w:rPr>
+        <w:t>Em resumo, os princípios foram bem aplicados ao longo de toda a implementação.</w:t>
+      </w:r>
+    </w:p>
+    <w:p>
+      <w:pPr>
+        <w:pStyle w:val="heading2"/>
+        <w:rPr>
+          <w:lang w:val="pt-PT" w:eastAsia="pt-PT"/>
+        </w:rPr>
+      </w:pPr>
+      <w:r>
+        <w:rPr>
+          <w:lang w:val="pt-PT" w:eastAsia="pt-PT"/>
+        </w:rPr>
+        <w:t xml:space="preserve">14.2 </w:t>
+      </w:r>
+      <w:r>
+        <w:rPr>
+          <w:lang w:val="pt-PT" w:eastAsia="pt-PT"/>
+        </w:rPr>
+        <w:t>Cumprimento dos Requisitos</w:t>
+      </w:r>
+      <w:r>
+        <w:rPr>
+          <w:lang w:val="pt-PT" w:eastAsia="pt-PT"/>
+        </w:rPr>
+        <w:t xml:space="preserve"> Funcionais</w:t>
+      </w:r>
+    </w:p>
+    <w:p>
+      <w:pPr>
+        <w:pStyle w:val="p1a"/>
+        <w:rPr>
+          <w:lang w:val="pt-PT" w:eastAsia="pt-PT"/>
+        </w:rPr>
+      </w:pPr>
+      <w:r>
+        <w:rPr>
+          <w:lang w:val="pt-PT" w:eastAsia="pt-PT"/>
+        </w:rPr>
+        <w:t xml:space="preserve">Relativamente aos requisitos funcionais, </w:t>
+      </w:r>
+      <w:r>
+        <w:rPr>
+          <w:lang w:val="pt-PT" w:eastAsia="pt-PT"/>
+        </w:rPr>
+        <w:t>todos os doze Casos de Uso foram implementados e seguidos</w:t>
+      </w:r>
+      <w:r>
+        <w:rPr>
+          <w:lang w:val="pt-PT" w:eastAsia="pt-PT"/>
+        </w:rPr>
+        <w:t>.</w:t>
+      </w:r>
+      <w:r>
+        <w:rPr>
+          <w:lang w:val="pt-PT" w:eastAsia="pt-PT"/>
         </w:rPr>
         <w:t xml:space="preserve"> </w:t>
       </w:r>
       <w:r>
         <w:rPr>
-          <w:rStyle w:val="citation-656"/>
-          <w:lang w:val="pt-BR"/>
-        </w:rPr>
-        <w:t>garantiremos</w:t>
-      </w:r>
-      <w:r>
-        <w:rPr>
-          <w:rStyle w:val="citation-656"/>
-          <w:lang w:val="pt-BR"/>
-        </w:rPr>
-        <w:t xml:space="preserve"> que o projeto não se foque apenas na mecânica de jogo, mas também em </w:t>
-      </w:r>
-      <w:r>
-        <w:rPr>
-          <w:rStyle w:val="citation-656"/>
-          <w:lang w:val="pt-BR"/>
-        </w:rPr>
-        <w:t xml:space="preserve">outras </w:t>
-      </w:r>
-      <w:r>
-        <w:rPr>
-          <w:rStyle w:val="citation-656"/>
-          <w:lang w:val="pt-BR"/>
-        </w:rPr>
-        <w:t xml:space="preserve">funcionalidades como o </w:t>
-      </w:r>
-      <w:r>
-        <w:rPr>
-          <w:rStyle w:val="citation-656"/>
-          <w:bCs/>
-          <w:lang w:val="pt-BR"/>
-        </w:rPr>
-        <w:t>sistema de ranking</w:t>
-      </w:r>
-      <w:r>
-        <w:rPr>
-          <w:rStyle w:val="citation-656"/>
-          <w:lang w:val="pt-BR"/>
-        </w:rPr>
-        <w:t xml:space="preserve"> e as </w:t>
-      </w:r>
-      <w:r>
-        <w:rPr>
-          <w:rStyle w:val="citation-656"/>
-          <w:bCs/>
-          <w:lang w:val="pt-BR"/>
-        </w:rPr>
-        <w:t>estatísticas individuais</w:t>
-      </w:r>
-      <w:r>
-        <w:rPr>
-          <w:lang w:val="pt-BR"/>
+          <w:lang w:val="pt-PT" w:eastAsia="pt-PT"/>
+        </w:rPr>
+        <w:t>Os</w:t>
+      </w:r>
+      <w:r>
+        <w:rPr>
+          <w:lang w:val="pt-PT" w:eastAsia="pt-PT"/>
+        </w:rPr>
+        <w:t xml:space="preserve"> casos de uso abrangiam a gestão d</w:t>
+      </w:r>
+      <w:r>
+        <w:rPr>
+          <w:lang w:val="pt-PT" w:eastAsia="pt-PT"/>
+        </w:rPr>
+        <w:t>os</w:t>
+      </w:r>
+      <w:r>
+        <w:rPr>
+          <w:lang w:val="pt-PT" w:eastAsia="pt-PT"/>
+        </w:rPr>
+        <w:t xml:space="preserve"> perfis</w:t>
+      </w:r>
+      <w:r>
+        <w:rPr>
+          <w:lang w:val="pt-PT" w:eastAsia="pt-PT"/>
+        </w:rPr>
+        <w:t xml:space="preserve"> dos utilizadores</w:t>
+      </w:r>
+      <w:r>
+        <w:rPr>
+          <w:lang w:val="pt-PT" w:eastAsia="pt-PT"/>
+        </w:rPr>
+        <w:t xml:space="preserve">, as estatísticas, </w:t>
+      </w:r>
+      <w:r>
+        <w:rPr>
+          <w:lang w:val="pt-PT" w:eastAsia="pt-PT"/>
+        </w:rPr>
+        <w:t xml:space="preserve">o início das partidas e </w:t>
+      </w:r>
+      <w:r>
+        <w:rPr>
+          <w:lang w:val="pt-PT" w:eastAsia="pt-PT"/>
+        </w:rPr>
+        <w:t>a lógica do jogo</w:t>
+      </w:r>
+      <w:r>
+        <w:rPr>
+          <w:lang w:val="pt-PT" w:eastAsia="pt-PT"/>
         </w:rPr>
         <w:t>.</w:t>
       </w:r>
-    </w:p>
-    <w:p>
-      <w:pPr>
-        <w:pStyle w:val="heading2"/>
-        <w:rPr>
-          <w:lang w:val="pt-BR" w:eastAsia="pt-PT"/>
-        </w:rPr>
-      </w:pPr>
-      <w:r>
-        <w:rPr>
-          <w:lang w:val="pt-BR" w:eastAsia="pt-PT"/>
-        </w:rPr>
-        <w:t>1</w:t>
-      </w:r>
-      <w:r>
-        <w:rPr>
-          <w:lang w:val="pt-BR" w:eastAsia="pt-PT"/>
-        </w:rPr>
-        <w:t>4</w:t>
-      </w:r>
-      <w:r>
-        <w:rPr>
-          <w:lang w:val="pt-BR" w:eastAsia="pt-PT"/>
-        </w:rPr>
-        <w:t>.1  Programação Orientada a Objetos</w:t>
-      </w:r>
-    </w:p>
-    <w:p>
-      <w:pPr>
-        <w:ind w:firstLine="0"/>
-        <w:rPr>
-          <w:lang w:val="pt-BR" w:eastAsia="pt-PT"/>
-        </w:rPr>
-      </w:pPr>
-      <w:r>
-        <w:rPr>
-          <w:lang w:val="pt-BR" w:eastAsia="pt-PT"/>
-        </w:rPr>
-        <w:t>De forma geral, os princípios da Programação Orientada a Objetos foram bem seguidos.</w:t>
-      </w:r>
-    </w:p>
-    <w:p>
-      <w:pPr>
-        <w:ind w:firstLine="0"/>
-        <w:rPr>
-          <w:lang w:val="pt-BR" w:eastAsia="pt-PT"/>
-        </w:rPr>
-      </w:pPr>
-    </w:p>
-    <w:p>
-      <w:pPr>
-        <w:ind w:firstLine="0"/>
-        <w:rPr>
-          <w:lang w:val="pt-BR" w:eastAsia="pt-PT"/>
-        </w:rPr>
-      </w:pPr>
-      <w:r>
-        <w:rPr>
-          <w:lang w:val="pt-BR" w:eastAsia="pt-PT"/>
-        </w:rPr>
-        <w:t>As classes (Player, Ship, Board, Game) guardam os dados de forma privada e só permitem acesso através de métodos</w:t>
-      </w:r>
-      <w:r>
-        <w:rPr>
-          <w:lang w:val="pt-BR" w:eastAsia="pt-PT"/>
-        </w:rPr>
-        <w:t>.</w:t>
-      </w:r>
-    </w:p>
-    <w:p>
-      <w:pPr>
-        <w:ind w:firstLine="0"/>
-        <w:rPr>
-          <w:lang w:val="pt-BR" w:eastAsia="pt-PT"/>
-        </w:rPr>
-      </w:pPr>
-    </w:p>
-    <w:p>
-      <w:pPr>
-        <w:ind w:firstLine="0"/>
-        <w:rPr>
-          <w:lang w:val="pt-BR" w:eastAsia="pt-PT"/>
-        </w:rPr>
-      </w:pPr>
-      <w:r>
-        <w:rPr>
-          <w:lang w:val="pt-BR" w:eastAsia="pt-PT"/>
-        </w:rPr>
-        <w:t xml:space="preserve">Os DTOs mostram apenas a informação essencial, escondendo a forma como ela é guardada internamente. </w:t>
-      </w:r>
-    </w:p>
-    <w:p>
-      <w:pPr>
-        <w:ind w:firstLine="0"/>
-        <w:rPr>
-          <w:lang w:val="pt-BR" w:eastAsia="pt-PT"/>
-        </w:rPr>
-      </w:pPr>
-    </w:p>
-    <w:p>
-      <w:pPr>
-        <w:ind w:firstLine="0"/>
-        <w:rPr>
-          <w:lang w:val="pt-BR" w:eastAsia="pt-PT"/>
-        </w:rPr>
-      </w:pPr>
-      <w:r>
-        <w:rPr>
-          <w:lang w:val="pt-BR" w:eastAsia="pt-PT"/>
-        </w:rPr>
-        <w:t>As heranças são usadas</w:t>
-      </w:r>
-      <w:r>
-        <w:rPr>
-          <w:lang w:val="pt-BR" w:eastAsia="pt-PT"/>
-        </w:rPr>
-        <w:t xml:space="preserve"> de forma simples e correta</w:t>
-      </w:r>
-      <w:r>
-        <w:rPr>
-          <w:lang w:val="pt-BR" w:eastAsia="pt-PT"/>
-        </w:rPr>
-        <w:t xml:space="preserve">, </w:t>
-      </w:r>
-      <w:r>
-        <w:rPr>
-          <w:lang w:val="pt-BR" w:eastAsia="pt-PT"/>
-        </w:rPr>
-        <w:t xml:space="preserve">as </w:t>
-      </w:r>
-      <w:r>
-        <w:rPr>
-          <w:lang w:val="pt-BR" w:eastAsia="pt-PT"/>
-        </w:rPr>
-        <w:t>exceções herdam</w:t>
-      </w:r>
-      <w:r>
-        <w:rPr>
-          <w:lang w:val="pt-BR" w:eastAsia="pt-PT"/>
-        </w:rPr>
-        <w:t xml:space="preserve"> de exception</w:t>
-      </w:r>
-      <w:r>
-        <w:rPr>
-          <w:lang w:val="pt-BR" w:eastAsia="pt-PT"/>
-        </w:rPr>
-        <w:t xml:space="preserve">. </w:t>
-      </w:r>
-      <w:r>
-        <w:rPr>
-          <w:lang w:val="pt-BR" w:eastAsia="pt-PT"/>
-        </w:rPr>
-        <w:t>Não há herança entre Ship, Player, Board e Game</w:t>
-      </w:r>
-      <w:r>
-        <w:rPr>
-          <w:lang w:val="pt-BR" w:eastAsia="pt-PT"/>
-        </w:rPr>
-        <w:t>.</w:t>
-      </w:r>
-    </w:p>
-    <w:p>
-      <w:pPr>
-        <w:ind w:firstLine="0"/>
-        <w:rPr>
-          <w:lang w:val="pt-BR" w:eastAsia="pt-PT"/>
-        </w:rPr>
-      </w:pPr>
-    </w:p>
-    <w:p>
-      <w:pPr>
-        <w:ind w:firstLine="0"/>
-        <w:rPr>
-          <w:lang w:val="pt-BR" w:eastAsia="pt-PT"/>
-        </w:rPr>
-      </w:pPr>
-      <w:r>
-        <w:rPr>
-          <w:lang w:val="pt-BR" w:eastAsia="pt-PT"/>
-        </w:rPr>
-        <w:t>Em resumo, os princípios foram bem aplicados ao longo de toda a implementação.</w:t>
-      </w:r>
-    </w:p>
-    <w:p>
-      <w:pPr>
-        <w:ind w:firstLine="0"/>
-        <w:rPr>
-          <w:lang w:val="pt-BR" w:eastAsia="pt-PT"/>
-        </w:rPr>
-      </w:pPr>
-    </w:p>
-    <w:p>
-      <w:pPr>
-        <w:ind w:firstLine="0"/>
-        <w:rPr>
-          <w:lang w:val="pt-BR" w:eastAsia="pt-PT"/>
-        </w:rPr>
-      </w:pPr>
     </w:p>
     <w:sectPr>
       <w:type w:val="continuous"/>

--- a/Documentation/iteration03/fsoft2026_1DA_4.docx
+++ b/Documentation/iteration03/fsoft2026_1DA_4.docx
@@ -1,6 +1,6 @@
 
 <file path=word/document.xml><?xml version="1.0" encoding="utf-8"?>
-<w:document xmlns:wpc="http://schemas.microsoft.com/office/word/2010/wordprocessingCanvas" xmlns:cx="http://schemas.microsoft.com/office/drawing/2014/chartex" xmlns:cx1="http://schemas.microsoft.com/office/drawing/2015/9/8/chartex" xmlns:cx2="http://schemas.microsoft.com/office/drawing/2015/10/21/chartex" xmlns:cx3="http://schemas.microsoft.com/office/drawing/2016/5/9/chartex" xmlns:cx4="http://schemas.microsoft.com/office/drawing/2016/5/10/chartex" xmlns:cx5="http://schemas.microsoft.com/office/drawing/2016/5/11/chartex" xmlns:cx6="http://schemas.microsoft.com/office/drawing/2016/5/12/chartex" xmlns:cx7="http://schemas.microsoft.com/office/drawing/2016/5/13/chartex" xmlns:cx8="http://schemas.microsoft.com/office/drawing/2016/5/14/chartex" xmlns:mc="http://schemas.openxmlformats.org/markup-compatibility/2006" xmlns:aink="http://schemas.microsoft.com/office/drawing/2016/ink" xmlns:am3d="http://schemas.microsoft.com/office/drawing/2017/model3d" xmlns:o="urn:schemas-microsoft-com:office:office" xmlns:oel="http://schemas.microsoft.com/office/2019/extlst" xmlns:r="http://schemas.openxmlformats.org/officeDocument/2006/relationships" xmlns:m="http://schemas.openxmlformats.org/officeDocument/2006/math" xmlns:v="urn:schemas-microsoft-com:vml" xmlns:wp14="http://schemas.microsoft.com/office/word/2010/wordprocessingDrawing" xmlns:wp="http://schemas.openxmlformats.org/drawingml/2006/wordprocessingDrawing" xmlns:w10="urn:schemas-microsoft-com:office:word" xmlns:w="http://schemas.openxmlformats.org/wordprocessingml/2006/main" xmlns:w14="http://schemas.microsoft.com/office/word/2010/wordml" xmlns:w15="http://schemas.microsoft.com/office/word/2012/wordml" xmlns:w16cex="http://schemas.microsoft.com/office/word/2018/wordml/cex" xmlns:w16cid="http://schemas.microsoft.com/office/word/2016/wordml/cid" xmlns:w16="http://schemas.microsoft.com/office/word/2018/wordml" xmlns:w16du="http://schemas.microsoft.com/office/word/2023/wordml/word16du" xmlns:w16sdtdh="http://schemas.microsoft.com/office/word/2020/wordml/sdtdatahash" xmlns:w16sdtfl="http://schemas.microsoft.com/office/word/2024/wordml/sdtformatlock" xmlns:w16se="http://schemas.microsoft.com/office/word/2015/wordml/symex" xmlns:wpg="http://schemas.microsoft.com/office/word/2010/wordprocessingGroup" xmlns:wpi="http://schemas.microsoft.com/office/word/2010/wordprocessingInk" xmlns:wne="http://schemas.microsoft.com/office/word/2006/wordml" xmlns:wps="http://schemas.microsoft.com/office/word/2010/wordprocessingShape" mc:Ignorable="w14 w15 w16se w16cid w16 w16cex w16sdtdh w16sdtfl w16du wp14">
+<w:document xmlns:wpc="http://schemas.microsoft.com/office/word/2010/wordprocessingCanvas" xmlns:mc="http://schemas.openxmlformats.org/markup-compatibility/2006" xmlns:o="urn:schemas-microsoft-com:office:office" xmlns:r="http://schemas.openxmlformats.org/officeDocument/2006/relationships" xmlns:m="http://schemas.openxmlformats.org/officeDocument/2006/math" xmlns:v="urn:schemas-microsoft-com:vml" xmlns:wp14="http://schemas.microsoft.com/office/word/2010/wordprocessingDrawing" xmlns:wp="http://schemas.openxmlformats.org/drawingml/2006/wordprocessingDrawing" xmlns:w10="urn:schemas-microsoft-com:office:word" xmlns:w="http://schemas.openxmlformats.org/wordprocessingml/2006/main" xmlns:w14="http://schemas.microsoft.com/office/word/2010/wordml" xmlns:w15="http://schemas.microsoft.com/office/word/2012/wordml" xmlns:wpg="http://schemas.microsoft.com/office/word/2010/wordprocessingGroup" xmlns:wpi="http://schemas.microsoft.com/office/word/2010/wordprocessingInk" xmlns:wne="http://schemas.microsoft.com/office/word/2006/wordml" xmlns:wps="http://schemas.microsoft.com/office/word/2010/wordprocessingShape" mc:Ignorable="w14 w15 wp14">
   <w:body>
     <w:p>
       <w:pPr>
@@ -1966,7 +1966,19 @@
         <w:rPr>
           <w:lang w:val="pt-BR"/>
         </w:rPr>
-        <w:t>O sistema deve validar se a coordenada introduzida encontra-se dentro dos limites do tabuleiro;</w:t>
+        <w:t xml:space="preserve">O sistema deve validar se a coordenada introduzida encontra-se </w:t>
+      </w:r>
+      <w:r>
+        <w:rPr>
+          <w:lang w:val="pt-BR"/>
+        </w:rPr>
+        <w:t xml:space="preserve">dentro dos limites do tabuleiro e se não encosta </w:t>
+      </w:r>
+      <w:r>
+        <w:rPr>
+          <w:lang w:val="pt-BR"/>
+        </w:rPr>
+        <w:t>nos outros navios;</w:t>
       </w:r>
     </w:p>
     <w:p>
@@ -2810,6 +2822,14 @@
                 <w:lang w:val="pt-BR"/>
               </w:rPr>
               <w:t>res</w:t>
+            </w:r>
+            <w:r>
+              <w:rPr>
+                <w:rFonts w:ascii="Times" w:hAnsi="Times" w:cs="Times"/>
+                <w:sz w:val="20"/>
+                <w:lang w:val="pt-BR"/>
+              </w:rPr>
+              <w:t>, se não tem espaços e se não tem caracteres não ASCII</w:t>
             </w:r>
           </w:p>
           <w:p>
@@ -6061,6 +6081,13 @@
               </w:rPr>
               <w:t>O sistema verifica se as células estão dentro da matriz (10x10)</w:t>
             </w:r>
+            <w:r>
+              <w:rPr>
+                <w:sz w:val="20"/>
+                <w:lang w:val="pt-BR"/>
+              </w:rPr>
+              <w:t xml:space="preserve"> e se o navio não encosta em outros navios</w:t>
+            </w:r>
           </w:p>
           <w:p>
             <w:pPr>
@@ -6080,7 +6107,23 @@
                 <w:szCs w:val="24"/>
                 <w:lang w:val="pt-BR" w:eastAsia="pt-PT"/>
               </w:rPr>
-              <w:t>Se o navio estiver fora dos limites do tabuleiro, o sistema retorna "Inválido" e o motivo do erro</w:t>
+              <w:t>Se o navio estive</w:t>
+            </w:r>
+            <w:r>
+              <w:rPr>
+                <w:rFonts w:ascii="Times New Roman" w:hAnsi="Times New Roman"/>
+                <w:szCs w:val="24"/>
+                <w:lang w:val="pt-BR" w:eastAsia="pt-PT"/>
+              </w:rPr>
+              <w:t>r fora dos limites do tabuleiro ou se encostar em outros navios,</w:t>
+            </w:r>
+            <w:r>
+              <w:rPr>
+                <w:rFonts w:ascii="Times New Roman" w:hAnsi="Times New Roman"/>
+                <w:szCs w:val="24"/>
+                <w:lang w:val="pt-BR" w:eastAsia="pt-PT"/>
+              </w:rPr>
+              <w:t xml:space="preserve"> o sistema retorna "Inválido" e o motivo do erro</w:t>
             </w:r>
           </w:p>
           <w:p>
@@ -6935,15 +6978,16 @@
     <w:p>
       <w:pPr>
         <w:pStyle w:val="heading3"/>
-      </w:pPr>
-      <w:r>
-        <w:t xml:space="preserve">5.1.2   </w:t>
-      </w:r>
-      <w:proofErr w:type="spellStart"/>
-      <w:r>
-        <w:t>Fluxograma</w:t>
-      </w:r>
-      <w:proofErr w:type="spellEnd"/>
+        <w:rPr>
+          <w:lang w:val="pt-BR"/>
+        </w:rPr>
+      </w:pPr>
+      <w:r>
+        <w:rPr>
+          <w:lang w:val="pt-BR"/>
+        </w:rPr>
+        <w:t>5.1.2   Fluxograma</w:t>
+      </w:r>
     </w:p>
     <w:p>
       <w:pPr>
@@ -7104,32 +7148,17 @@
     <w:p>
       <w:pPr>
         <w:pStyle w:val="heading2"/>
-      </w:pPr>
-      <w:r>
+        <w:rPr>
+          <w:lang w:val="pt-BR"/>
+        </w:rPr>
+      </w:pPr>
+      <w:r>
+        <w:rPr>
+          <w:lang w:val="pt-BR"/>
+        </w:rPr>
         <w:lastRenderedPageBreak/>
-        <w:t xml:space="preserve">5.2   </w:t>
-      </w:r>
-      <w:proofErr w:type="spellStart"/>
-      <w:r>
-        <w:t>Requisitos</w:t>
-      </w:r>
-      <w:proofErr w:type="spellEnd"/>
-      <w:r>
-        <w:t xml:space="preserve"> </w:t>
-      </w:r>
-      <w:proofErr w:type="spellStart"/>
-      <w:r>
-        <w:t>não</w:t>
-      </w:r>
-      <w:proofErr w:type="spellEnd"/>
-      <w:r>
-        <w:t xml:space="preserve"> </w:t>
-      </w:r>
-      <w:proofErr w:type="spellStart"/>
-      <w:r>
-        <w:t>Funcionais</w:t>
-      </w:r>
-      <w:proofErr w:type="spellEnd"/>
+        <w:t>5.2   Requisitos não Funcionais</w:t>
+      </w:r>
     </w:p>
     <w:p>
       <w:pPr>
@@ -7627,7 +7656,7 @@
         <w:rPr>
           <w:lang w:val="pt-BR" w:eastAsia="pt-PT"/>
         </w:rPr>
-        <w:t>Diagrama de Classes de Modelo</w:t>
+        <w:t>Organização do Código</w:t>
       </w:r>
     </w:p>
     <w:p>
@@ -7667,11 +7696,15 @@
         <w:fldChar w:fldCharType="separate"/>
       </w:r>
       <w:r>
+        <w:rPr>
+          <w:lang w:val="pt-BR"/>
+        </w:rPr>
         <w:t xml:space="preserve">Fig. </w:t>
       </w:r>
       <w:r>
         <w:rPr>
           <w:noProof/>
+          <w:lang w:val="pt-BR"/>
         </w:rPr>
         <w:t>5</w:t>
       </w:r>
@@ -7685,13 +7718,7 @@
         <w:rPr>
           <w:lang w:val="pt-BR" w:eastAsia="pt-PT"/>
         </w:rPr>
-        <w:t xml:space="preserve"> </w:t>
-      </w:r>
-      <w:r>
-        <w:rPr>
-          <w:lang w:val="pt-BR" w:eastAsia="pt-PT"/>
-        </w:rPr>
-        <w:t>mostra como o código da aplicação está organizado, assim como as dependências de inclusão existentes entre cada um.</w:t>
+        <w:t xml:space="preserve"> mostra como o código da aplicação está organizado, assim como as dependências de inclusão existentes entre cada um.</w:t>
       </w:r>
     </w:p>
     <w:p>
@@ -7714,46 +7741,103 @@
         <w:keepNext/>
         <w:ind w:firstLine="0"/>
         <w:jc w:val="center"/>
-      </w:pPr>
-      <w:r>
-        <w:rPr>
-          <w:lang w:val="pt-PT" w:eastAsia="pt-PT"/>
+        <w:rPr>
+          <w:lang w:val="pt-BR"/>
+        </w:rPr>
+      </w:pPr>
+      <w:r>
+        <w:rPr>
+          <w:lang w:val="pt-BR" w:eastAsia="pt-PT"/>
         </w:rPr>
         <w:fldChar w:fldCharType="begin"/>
       </w:r>
       <w:r>
         <w:rPr>
-          <w:lang w:val="pt-PT" w:eastAsia="pt-PT"/>
+          <w:lang w:val="pt-BR" w:eastAsia="pt-PT"/>
         </w:rPr>
         <w:instrText xml:space="preserve"> INCLUDEPICTURE "C:\\Users\\tiago\\Downloads\\Organização do Código.png" \* MERGEFORMATINET </w:instrText>
       </w:r>
       <w:r>
         <w:rPr>
-          <w:lang w:val="pt-PT" w:eastAsia="pt-PT"/>
+          <w:lang w:val="pt-BR" w:eastAsia="pt-PT"/>
         </w:rPr>
         <w:fldChar w:fldCharType="separate"/>
       </w:r>
       <w:r>
         <w:rPr>
-          <w:lang w:val="pt-PT" w:eastAsia="pt-PT"/>
+          <w:lang w:val="pt-BR" w:eastAsia="pt-PT"/>
         </w:rPr>
         <w:fldChar w:fldCharType="begin"/>
       </w:r>
       <w:r>
         <w:rPr>
-          <w:lang w:val="pt-PT" w:eastAsia="pt-PT"/>
+          <w:lang w:val="pt-BR" w:eastAsia="pt-PT"/>
         </w:rPr>
         <w:instrText xml:space="preserve"> INCLUDEPICTURE  "C:\\Users\\tiago\\Downloads\\Organização do Código.png" \* MERGEFORMATINET </w:instrText>
       </w:r>
       <w:r>
         <w:rPr>
-          <w:lang w:val="pt-PT" w:eastAsia="pt-PT"/>
+          <w:lang w:val="pt-BR" w:eastAsia="pt-PT"/>
         </w:rPr>
         <w:fldChar w:fldCharType="separate"/>
       </w:r>
       <w:r>
         <w:rPr>
-          <w:lang w:val="pt-PT" w:eastAsia="pt-PT"/>
+          <w:lang w:val="pt-BR" w:eastAsia="pt-PT"/>
+        </w:rPr>
+        <w:fldChar w:fldCharType="begin"/>
+      </w:r>
+      <w:r>
+        <w:rPr>
+          <w:lang w:val="pt-BR" w:eastAsia="pt-PT"/>
+        </w:rPr>
+        <w:instrText xml:space="preserve"> INCLUDEPICTURE  "C:\\Users\\arthu\\Desktop\\Downloads\\Organização do Código.png" \* MERGEFORMATINET </w:instrText>
+      </w:r>
+      <w:r>
+        <w:rPr>
+          <w:lang w:val="pt-BR" w:eastAsia="pt-PT"/>
+        </w:rPr>
+        <w:fldChar w:fldCharType="separate"/>
+      </w:r>
+      <w:r>
+        <w:rPr>
+          <w:lang w:val="pt-BR" w:eastAsia="pt-PT"/>
+        </w:rPr>
+        <w:fldChar w:fldCharType="begin"/>
+      </w:r>
+      <w:r>
+        <w:rPr>
+          <w:lang w:val="pt-BR" w:eastAsia="pt-PT"/>
+        </w:rPr>
+        <w:instrText xml:space="preserve"> </w:instrText>
+      </w:r>
+      <w:r>
+        <w:rPr>
+          <w:lang w:val="pt-BR" w:eastAsia="pt-PT"/>
+        </w:rPr>
+        <w:instrText>INCLUDEPICTURE  "C:\\Users\\arthu\\Deskto</w:instrText>
+      </w:r>
+      <w:r>
+        <w:rPr>
+          <w:lang w:val="pt-BR" w:eastAsia="pt-PT"/>
+        </w:rPr>
+        <w:instrText>p\\Downloads\\Organização do Código.png" \* MERGEFORMATINET</w:instrText>
+      </w:r>
+      <w:r>
+        <w:rPr>
+          <w:lang w:val="pt-BR" w:eastAsia="pt-PT"/>
+        </w:rPr>
+        <w:instrText xml:space="preserve"> </w:instrText>
+      </w:r>
+      <w:r>
+        <w:rPr>
+          <w:lang w:val="pt-BR" w:eastAsia="pt-PT"/>
+        </w:rPr>
+        <w:fldChar w:fldCharType="separate"/>
+      </w:r>
+      <w:r>
+        <w:rPr>
+          <w:lang w:val="pt-BR" w:eastAsia="pt-PT"/>
         </w:rPr>
         <w:pict w14:anchorId="58FF8682">
           <v:shape id="_x0000_i1030" type="#_x0000_t75" alt="" style="width:365.4pt;height:291pt">
@@ -7763,7 +7847,7 @@
       </w:r>
       <w:r>
         <w:rPr>
-          <w:lang w:val="pt-PT" w:eastAsia="pt-PT"/>
+          <w:lang w:val="pt-BR" w:eastAsia="pt-PT"/>
         </w:rPr>
         <w:fldChar w:fldCharType="end"/>
       </w:r>
@@ -7773,13 +7857,22 @@
         </w:rPr>
         <w:fldChar w:fldCharType="end"/>
       </w:r>
+      <w:r>
+        <w:rPr>
+          <w:lang w:val="pt-BR" w:eastAsia="pt-PT"/>
+        </w:rPr>
+        <w:fldChar w:fldCharType="end"/>
+      </w:r>
+      <w:r>
+        <w:rPr>
+          <w:lang w:val="pt-BR" w:eastAsia="pt-PT"/>
+        </w:rPr>
+        <w:fldChar w:fldCharType="end"/>
+      </w:r>
     </w:p>
     <w:p>
       <w:pPr>
         <w:pStyle w:val="Legenda"/>
-        <w:rPr>
-          <w:lang w:val="pt-PT"/>
-        </w:rPr>
       </w:pPr>
       <w:r>
         <w:t xml:space="preserve">Fig. </w:t>
@@ -7800,7 +7893,16 @@
         <w:fldChar w:fldCharType="end"/>
       </w:r>
       <w:r>
-        <w:t>. Organização do Código</w:t>
+        <w:t xml:space="preserve">. </w:t>
+      </w:r>
+      <w:r>
+        <w:t>Organização do c</w:t>
+      </w:r>
+      <w:r>
+        <w:t>ódigo</w:t>
+      </w:r>
+      <w:r>
+        <w:t xml:space="preserve"> da aplicação </w:t>
       </w:r>
     </w:p>
     <w:p>
@@ -8317,6 +8419,7 @@
     <w:p>
       <w:pPr>
         <w:pStyle w:val="Legenda"/>
+        <w:jc w:val="both"/>
         <w:rPr>
           <w:rStyle w:val="p1aZchn"/>
           <w:b/>
@@ -8669,8 +8772,10 @@
         <w:t>4</w:t>
       </w:r>
       <w:r>
-        <w:t>. Código de BoardMapper.cpp</w:t>
-      </w:r>
+        <w:t>. Código de BoardMapper.h</w:t>
+      </w:r>
+      <w:bookmarkStart w:id="7" w:name="_GoBack"/>
+      <w:bookmarkEnd w:id="7"/>
     </w:p>
     <w:p>
       <w:pPr>
@@ -9069,7 +9174,7 @@
           <w:lang w:val="pt-BR" w:eastAsia="pt-PT"/>
         </w:rPr>
         <w:pict w14:anchorId="763FE111">
-          <v:shape id="_x0000_i1045" type="#_x0000_t75" style="width:345.6pt;height:215.4pt;visibility:visible;mso-wrap-style:square">
+          <v:shape id="_x0000_i1045" type="#_x0000_t75" style="width:346.2pt;height:215.4pt;visibility:visible;mso-wrap-style:square">
             <v:imagedata r:id="rId29" o:title=""/>
           </v:shape>
         </w:pict>
@@ -9105,7 +9210,7 @@
         </w:rPr>
         <w:lastRenderedPageBreak/>
         <w:pict w14:anchorId="6A559318">
-          <v:shape id="_x0000_i1046" type="#_x0000_t75" style="width:329.4pt;height:291pt;visibility:visible;mso-wrap-style:square">
+          <v:shape id="_x0000_i1046" type="#_x0000_t75" style="width:329.4pt;height:290.4pt;visibility:visible;mso-wrap-style:square">
             <v:imagedata r:id="rId30" o:title=""/>
           </v:shape>
         </w:pict>
@@ -9150,15 +9255,27 @@
     <w:p>
       <w:pPr>
         <w:pStyle w:val="heading2"/>
-      </w:pPr>
-      <w:r>
+        <w:rPr>
+          <w:lang w:val="pt-BR"/>
+        </w:rPr>
+      </w:pPr>
+      <w:r>
+        <w:rPr>
+          <w:lang w:val="pt-BR"/>
+        </w:rPr>
         <w:lastRenderedPageBreak/>
         <w:t>1</w:t>
       </w:r>
       <w:r>
+        <w:rPr>
+          <w:lang w:val="pt-BR"/>
+        </w:rPr>
         <w:t>2</w:t>
       </w:r>
       <w:r>
+        <w:rPr>
+          <w:lang w:val="pt-BR"/>
+        </w:rPr>
         <w:t>.8   Controller</w:t>
       </w:r>
     </w:p>
@@ -9246,6 +9363,9 @@
     <w:p>
       <w:pPr>
         <w:pStyle w:val="heading1"/>
+        <w:rPr>
+          <w:lang w:val="pt-BR"/>
+        </w:rPr>
       </w:pPr>
       <w:r>
         <w:rPr>
@@ -9257,16 +9377,28 @@
         <w:br w:type="page"/>
       </w:r>
       <w:r>
+        <w:rPr>
+          <w:lang w:val="pt-BR"/>
+        </w:rPr>
         <w:lastRenderedPageBreak/>
         <w:br/>
       </w:r>
       <w:r>
+        <w:rPr>
+          <w:lang w:val="pt-BR"/>
+        </w:rPr>
         <w:t>1</w:t>
       </w:r>
       <w:r>
+        <w:rPr>
+          <w:lang w:val="pt-BR"/>
+        </w:rPr>
         <w:t>3</w:t>
       </w:r>
       <w:r>
+        <w:rPr>
+          <w:lang w:val="pt-BR"/>
+        </w:rPr>
         <w:t xml:space="preserve">   Testes</w:t>
       </w:r>
     </w:p>
@@ -9300,7 +9432,19 @@
         <w:rPr>
           <w:lang w:val="pt-BR"/>
         </w:rPr>
-        <w:t xml:space="preserve">foram realizados testes unitários utilizando a framework Goodle C++ Testing Framework. Os testes feitos, cobrem </w:t>
+        <w:t>foram realizados testes unitá</w:t>
+      </w:r>
+      <w:r>
+        <w:rPr>
+          <w:lang w:val="pt-BR"/>
+        </w:rPr>
+        <w:t>rios utilizando a framework Goog</w:t>
+      </w:r>
+      <w:r>
+        <w:rPr>
+          <w:lang w:val="pt-BR"/>
+        </w:rPr>
+        <w:t xml:space="preserve">le C++ Testing Framework. Os testes feitos, cobrem </w:t>
       </w:r>
       <w:r>
         <w:rPr>
@@ -9367,8 +9511,6 @@
       </w:r>
       <w:r>
         <w:br/>
-      </w:r>
-      <w:r>
         <w:t>Este teste verifica que o construtor da classe Player lança uma InvalidDataException quando o nickname introduzido pelo jogador, tem menos de 3 caracteres. Com isto, este teste assegura que a validação do nickname está corretamente implementada no projeto.</w:t>
       </w:r>
       <w:r>
@@ -9493,8 +9635,6 @@
       </w:r>
       <w:r>
         <w:br/>
-      </w:r>
-      <w:r>
         <w:t>Este teste verifica que ao efetuar um disparo numa célula ocupada por um navio, neste caso novamente uma fragata, o método registerShot() devolve “X” e atualiza o estado do tabuleiro. Isto garante que ao longo da partida, após cada jogada, o tabuleiro é atualizado de forma correta.</w:t>
       </w:r>
       <w:r>
@@ -9542,8 +9682,6 @@
       </w:r>
       <w:r>
         <w:br/>
-      </w:r>
-      <w:r>
         <w:t xml:space="preserve">Este teste verifica que quando um jogador acerta num navio do adversário, o turno não é alterado, permitindo assim que o jogador continue a jogar até falhar algum navio. Isto verifica que o projeto segue a regra do jogo </w:t>
       </w:r>
       <w:r>
@@ -9601,8 +9739,6 @@
       </w:r>
       <w:r>
         <w:br/>
-      </w:r>
-      <w:r>
         <w:t xml:space="preserve">Este teste </w:t>
       </w:r>
       <w:r>
@@ -9622,7 +9758,7 @@
       </w:r>
       <w:r>
         <w:pict w14:anchorId="4F2278E9">
-          <v:shape id="_x0000_i1053" type="#_x0000_t75" style="width:351.6pt;height:165.6pt;visibility:visible">
+          <v:shape id="_x0000_i1053" type="#_x0000_t75" style="width:351pt;height:165.6pt;visibility:visible">
             <v:imagedata r:id="rId37" o:title=""/>
           </v:shape>
         </w:pict>
@@ -9650,240 +9786,61 @@
     <w:p>
       <w:pPr>
         <w:pStyle w:val="heading2"/>
-      </w:pPr>
-      <w:r>
+        <w:rPr>
+          <w:lang w:val="pt-BR"/>
+        </w:rPr>
+      </w:pPr>
+      <w:r>
+        <w:rPr>
+          <w:lang w:val="pt-BR"/>
+        </w:rPr>
         <w:lastRenderedPageBreak/>
         <w:t>1</w:t>
       </w:r>
       <w:r>
+        <w:rPr>
+          <w:lang w:val="pt-BR"/>
+        </w:rPr>
         <w:t>3</w:t>
       </w:r>
       <w:r>
-        <w:t xml:space="preserve">.1 </w:t>
-      </w:r>
-      <w:proofErr w:type="spellStart"/>
-      <w:r>
-        <w:t>Tabela</w:t>
-      </w:r>
-      <w:proofErr w:type="spellEnd"/>
-      <w:r>
-        <w:t xml:space="preserve"> de taxa de </w:t>
-      </w:r>
-      <w:proofErr w:type="spellStart"/>
-      <w:r>
-        <w:t>sucesso</w:t>
-      </w:r>
-      <w:proofErr w:type="spellEnd"/>
-      <w:r>
-        <w:t xml:space="preserve"> dos testes</w:t>
-      </w:r>
-      <w:r>
+        <w:rPr>
+          <w:lang w:val="pt-BR"/>
+        </w:rPr>
+        <w:t>.1 Tabela de taxa de sucesso dos testes</w:t>
+      </w:r>
+      <w:r>
+        <w:rPr>
+          <w:lang w:val="pt-BR"/>
+        </w:rPr>
         <w:br/>
       </w:r>
       <w:r>
+        <w:rPr>
+          <w:lang w:val="pt-BR"/>
+        </w:rPr>
         <w:br/>
       </w:r>
       <w:r>
         <w:rPr>
           <w:b w:val="0"/>
-        </w:rPr>
-        <w:t xml:space="preserve">A </w:t>
-      </w:r>
-      <w:proofErr w:type="spellStart"/>
+          <w:lang w:val="pt-BR"/>
+        </w:rPr>
+        <w:t xml:space="preserve">A tabela seguinte apresenta os resultados obtidos na execução dos </w:t>
+      </w:r>
       <w:r>
         <w:rPr>
           <w:b w:val="0"/>
-        </w:rPr>
-        <w:t>tabela</w:t>
-      </w:r>
-      <w:proofErr w:type="spellEnd"/>
+          <w:lang w:val="pt-BR"/>
+        </w:rPr>
+        <w:t>34</w:t>
+      </w:r>
       <w:r>
         <w:rPr>
           <w:b w:val="0"/>
-        </w:rPr>
-        <w:t xml:space="preserve"> </w:t>
-      </w:r>
-      <w:proofErr w:type="spellStart"/>
-      <w:r>
-        <w:rPr>
-          <w:b w:val="0"/>
-        </w:rPr>
-        <w:t>seguinte</w:t>
-      </w:r>
-      <w:proofErr w:type="spellEnd"/>
-      <w:r>
-        <w:rPr>
-          <w:b w:val="0"/>
-        </w:rPr>
-        <w:t xml:space="preserve"> </w:t>
-      </w:r>
-      <w:proofErr w:type="spellStart"/>
-      <w:r>
-        <w:rPr>
-          <w:b w:val="0"/>
-        </w:rPr>
-        <w:t>apresenta</w:t>
-      </w:r>
-      <w:proofErr w:type="spellEnd"/>
-      <w:r>
-        <w:rPr>
-          <w:b w:val="0"/>
-        </w:rPr>
-        <w:t xml:space="preserve"> </w:t>
-      </w:r>
-      <w:proofErr w:type="spellStart"/>
-      <w:r>
-        <w:rPr>
-          <w:b w:val="0"/>
-        </w:rPr>
-        <w:t>os</w:t>
-      </w:r>
-      <w:proofErr w:type="spellEnd"/>
-      <w:r>
-        <w:rPr>
-          <w:b w:val="0"/>
-        </w:rPr>
-        <w:t xml:space="preserve"> </w:t>
-      </w:r>
-      <w:proofErr w:type="spellStart"/>
-      <w:r>
-        <w:rPr>
-          <w:b w:val="0"/>
-        </w:rPr>
-        <w:t>resultados</w:t>
-      </w:r>
-      <w:proofErr w:type="spellEnd"/>
-      <w:r>
-        <w:rPr>
-          <w:b w:val="0"/>
-        </w:rPr>
-        <w:t xml:space="preserve"> </w:t>
-      </w:r>
-      <w:proofErr w:type="spellStart"/>
-      <w:r>
-        <w:rPr>
-          <w:b w:val="0"/>
-        </w:rPr>
-        <w:t>obtidos</w:t>
-      </w:r>
-      <w:proofErr w:type="spellEnd"/>
-      <w:r>
-        <w:rPr>
-          <w:b w:val="0"/>
-        </w:rPr>
-        <w:t xml:space="preserve"> </w:t>
-      </w:r>
-      <w:proofErr w:type="spellStart"/>
-      <w:r>
-        <w:rPr>
-          <w:b w:val="0"/>
-        </w:rPr>
-        <w:t>na</w:t>
-      </w:r>
-      <w:proofErr w:type="spellEnd"/>
-      <w:r>
-        <w:rPr>
-          <w:b w:val="0"/>
-        </w:rPr>
-        <w:t xml:space="preserve"> </w:t>
-      </w:r>
-      <w:proofErr w:type="spellStart"/>
-      <w:r>
-        <w:rPr>
-          <w:b w:val="0"/>
-        </w:rPr>
-        <w:t>execução</w:t>
-      </w:r>
-      <w:proofErr w:type="spellEnd"/>
-      <w:r>
-        <w:rPr>
-          <w:b w:val="0"/>
-        </w:rPr>
-        <w:t xml:space="preserve"> dos 35 testes </w:t>
-      </w:r>
-      <w:proofErr w:type="spellStart"/>
-      <w:r>
-        <w:rPr>
-          <w:b w:val="0"/>
-        </w:rPr>
-        <w:t>unitários</w:t>
-      </w:r>
-      <w:proofErr w:type="spellEnd"/>
-      <w:r>
-        <w:rPr>
-          <w:b w:val="0"/>
-        </w:rPr>
-        <w:t xml:space="preserve">, </w:t>
-      </w:r>
-      <w:proofErr w:type="spellStart"/>
-      <w:r>
-        <w:rPr>
-          <w:b w:val="0"/>
-        </w:rPr>
-        <w:t>indicando</w:t>
-      </w:r>
-      <w:proofErr w:type="spellEnd"/>
-      <w:r>
-        <w:rPr>
-          <w:b w:val="0"/>
-        </w:rPr>
-        <w:t xml:space="preserve"> a taxa de </w:t>
-      </w:r>
-      <w:proofErr w:type="spellStart"/>
-      <w:r>
-        <w:rPr>
-          <w:b w:val="0"/>
-        </w:rPr>
-        <w:t>sucesso</w:t>
-      </w:r>
-      <w:proofErr w:type="spellEnd"/>
-      <w:r>
-        <w:rPr>
-          <w:b w:val="0"/>
-        </w:rPr>
-        <w:t xml:space="preserve"> de </w:t>
-      </w:r>
-      <w:proofErr w:type="spellStart"/>
-      <w:r>
-        <w:rPr>
-          <w:b w:val="0"/>
-        </w:rPr>
-        <w:t>cada</w:t>
-      </w:r>
-      <w:proofErr w:type="spellEnd"/>
-      <w:r>
-        <w:rPr>
-          <w:b w:val="0"/>
-        </w:rPr>
-        <w:t xml:space="preserve"> teste </w:t>
-      </w:r>
-      <w:proofErr w:type="spellStart"/>
-      <w:r>
-        <w:rPr>
-          <w:b w:val="0"/>
-        </w:rPr>
-        <w:t>sobre</w:t>
-      </w:r>
-      <w:proofErr w:type="spellEnd"/>
-      <w:r>
-        <w:rPr>
-          <w:b w:val="0"/>
-        </w:rPr>
-        <w:t xml:space="preserve"> as classes do </w:t>
-      </w:r>
-      <w:proofErr w:type="spellStart"/>
-      <w:r>
-        <w:rPr>
-          <w:b w:val="0"/>
-        </w:rPr>
-        <w:t>projeto</w:t>
-      </w:r>
-      <w:proofErr w:type="spellEnd"/>
-      <w:r>
-        <w:rPr>
-          <w:b w:val="0"/>
-        </w:rPr>
-        <w:t>.</w:t>
+          <w:lang w:val="pt-BR"/>
+        </w:rPr>
+        <w:t xml:space="preserve"> testes unitários, indicando a taxa de sucesso de cada teste sobre as classes do projeto.</w:t>
       </w:r>
     </w:p>
     <w:p>
@@ -9900,7 +9857,10 @@
         <w:t xml:space="preserve">Tabela </w:t>
       </w:r>
       <w:r>
-        <w:t>1. Taxa</w:t>
+        <w:t>2</w:t>
+      </w:r>
+      <w:r>
+        <w:t>. Taxa</w:t>
       </w:r>
       <w:r>
         <w:t xml:space="preserve"> de sucesso dos testes unitários realizados</w:t>
@@ -13495,24 +13455,40 @@
     <w:p>
       <w:pPr>
         <w:pStyle w:val="heading1"/>
-      </w:pPr>
-      <w:r>
+        <w:rPr>
+          <w:lang w:val="pt-BR"/>
+        </w:rPr>
+      </w:pPr>
+      <w:r>
+        <w:rPr>
+          <w:lang w:val="pt-BR"/>
+        </w:rPr>
         <w:br/>
       </w:r>
       <w:r>
+        <w:rPr>
+          <w:lang w:val="pt-BR"/>
+        </w:rPr>
         <w:t>1</w:t>
       </w:r>
       <w:r>
+        <w:rPr>
+          <w:lang w:val="pt-BR"/>
+        </w:rPr>
         <w:t>4</w:t>
       </w:r>
       <w:r>
+        <w:rPr>
+          <w:lang w:val="pt-BR"/>
+        </w:rPr>
         <w:t xml:space="preserve">   </w:t>
       </w:r>
-      <w:proofErr w:type="spellStart"/>
-      <w:r>
+      <w:r>
+        <w:rPr>
+          <w:lang w:val="pt-BR"/>
+        </w:rPr>
         <w:t>Conclusão</w:t>
       </w:r>
-      <w:proofErr w:type="spellEnd"/>
     </w:p>
     <w:p>
       <w:pPr>
@@ -13520,6 +13496,7 @@
         <w:rPr>
           <w:rStyle w:val="citation-658"/>
           <w:b/>
+          <w:lang w:val="pt-BR"/>
         </w:rPr>
       </w:pPr>
       <w:r>
@@ -13527,21 +13504,7 @@
           <w:rStyle w:val="citation-658"/>
           <w:lang w:val="pt-BR"/>
         </w:rPr>
-        <w:t xml:space="preserve">Esta secção apresenta as considerações finais do projeto, </w:t>
-      </w:r>
-      <w:r>
-        <w:rPr>
-          <w:rStyle w:val="citation-658"/>
-          <w:lang w:val="pt-BR"/>
-        </w:rPr>
-        <w:t>resumindo</w:t>
-      </w:r>
-      <w:r>
-        <w:rPr>
-          <w:rStyle w:val="citation-658"/>
-          <w:lang w:val="pt-BR"/>
-        </w:rPr>
-        <w:t xml:space="preserve"> os resultados alcançados com o desenvolvimento da aplicação </w:t>
+        <w:t xml:space="preserve">Esta secção apresenta as considerações finais do projeto, resumindo os resultados alcançados com o desenvolvimento da aplicação </w:t>
       </w:r>
       <w:r>
         <w:rPr>
@@ -13738,24 +13701,18 @@
       <w:pPr>
         <w:pStyle w:val="heading2"/>
         <w:rPr>
-          <w:lang w:val="pt-PT" w:eastAsia="pt-PT"/>
-        </w:rPr>
-      </w:pPr>
-      <w:r>
-        <w:rPr>
-          <w:lang w:val="pt-PT" w:eastAsia="pt-PT"/>
-        </w:rPr>
-        <w:t xml:space="preserve">14.2 </w:t>
-      </w:r>
-      <w:r>
-        <w:rPr>
-          <w:lang w:val="pt-PT" w:eastAsia="pt-PT"/>
-        </w:rPr>
-        <w:t>Cumprimento dos Requisitos</w:t>
-      </w:r>
-      <w:r>
-        <w:rPr>
-          <w:lang w:val="pt-PT" w:eastAsia="pt-PT"/>
+          <w:lang w:val="pt-BR" w:eastAsia="pt-PT"/>
+        </w:rPr>
+      </w:pPr>
+      <w:r>
+        <w:rPr>
+          <w:lang w:val="pt-BR" w:eastAsia="pt-PT"/>
+        </w:rPr>
+        <w:t>14.2 Cumprimento dos Requisitos</w:t>
+      </w:r>
+      <w:r>
+        <w:rPr>
+          <w:lang w:val="pt-BR" w:eastAsia="pt-PT"/>
         </w:rPr>
         <w:t xml:space="preserve"> Funcionais</w:t>
       </w:r>
@@ -13764,84 +13721,66 @@
       <w:pPr>
         <w:pStyle w:val="p1a"/>
         <w:rPr>
-          <w:lang w:val="pt-PT" w:eastAsia="pt-PT"/>
-        </w:rPr>
-      </w:pPr>
-      <w:r>
-        <w:rPr>
-          <w:lang w:val="pt-PT" w:eastAsia="pt-PT"/>
-        </w:rPr>
-        <w:t xml:space="preserve">Relativamente aos requisitos funcionais, </w:t>
-      </w:r>
-      <w:r>
-        <w:rPr>
-          <w:lang w:val="pt-PT" w:eastAsia="pt-PT"/>
-        </w:rPr>
-        <w:t>todos os doze Casos de Uso foram implementados e seguidos</w:t>
-      </w:r>
-      <w:r>
-        <w:rPr>
-          <w:lang w:val="pt-PT" w:eastAsia="pt-PT"/>
-        </w:rPr>
-        <w:t>.</w:t>
-      </w:r>
-      <w:r>
-        <w:rPr>
-          <w:lang w:val="pt-PT" w:eastAsia="pt-PT"/>
-        </w:rPr>
-        <w:t xml:space="preserve"> </w:t>
-      </w:r>
-      <w:r>
-        <w:rPr>
-          <w:lang w:val="pt-PT" w:eastAsia="pt-PT"/>
+          <w:lang w:val="pt-BR" w:eastAsia="pt-PT"/>
+        </w:rPr>
+      </w:pPr>
+      <w:r>
+        <w:rPr>
+          <w:lang w:val="pt-BR" w:eastAsia="pt-PT"/>
+        </w:rPr>
+        <w:t xml:space="preserve">Relativamente aos requisitos funcionais, todos os doze Casos de Uso foram implementados e seguidos. </w:t>
+      </w:r>
+      <w:r>
+        <w:rPr>
+          <w:lang w:val="pt-BR" w:eastAsia="pt-PT"/>
         </w:rPr>
         <w:t>Os</w:t>
       </w:r>
       <w:r>
         <w:rPr>
-          <w:lang w:val="pt-PT" w:eastAsia="pt-PT"/>
+          <w:lang w:val="pt-BR" w:eastAsia="pt-PT"/>
         </w:rPr>
         <w:t xml:space="preserve"> casos de uso abrangiam a gestão d</w:t>
       </w:r>
       <w:r>
         <w:rPr>
-          <w:lang w:val="pt-PT" w:eastAsia="pt-PT"/>
+          <w:lang w:val="pt-BR" w:eastAsia="pt-PT"/>
         </w:rPr>
         <w:t>os</w:t>
       </w:r>
       <w:r>
         <w:rPr>
-          <w:lang w:val="pt-PT" w:eastAsia="pt-PT"/>
+          <w:lang w:val="pt-BR" w:eastAsia="pt-PT"/>
         </w:rPr>
         <w:t xml:space="preserve"> perfis</w:t>
       </w:r>
       <w:r>
         <w:rPr>
-          <w:lang w:val="pt-PT" w:eastAsia="pt-PT"/>
+          <w:lang w:val="pt-BR" w:eastAsia="pt-PT"/>
         </w:rPr>
         <w:t xml:space="preserve"> dos utilizadores</w:t>
       </w:r>
       <w:r>
         <w:rPr>
-          <w:lang w:val="pt-PT" w:eastAsia="pt-PT"/>
+          <w:lang w:val="pt-BR" w:eastAsia="pt-PT"/>
         </w:rPr>
         <w:t xml:space="preserve">, as estatísticas, </w:t>
       </w:r>
       <w:r>
         <w:rPr>
-          <w:lang w:val="pt-PT" w:eastAsia="pt-PT"/>
+          <w:lang w:val="pt-BR" w:eastAsia="pt-PT"/>
         </w:rPr>
         <w:t xml:space="preserve">o início das partidas e </w:t>
       </w:r>
       <w:r>
         <w:rPr>
-          <w:lang w:val="pt-PT" w:eastAsia="pt-PT"/>
+          <w:lang w:val="pt-BR" w:eastAsia="pt-PT"/>
         </w:rPr>
         <w:t>a lógica do jogo</w:t>
       </w:r>
       <w:r>
         <w:rPr>
-          <w:lang w:val="pt-PT" w:eastAsia="pt-PT"/>
+          <w:lang w:val="pt-BR" w:eastAsia="pt-PT"/>
         </w:rPr>
         <w:t>.</w:t>
       </w:r>
@@ -13859,7 +13798,7 @@
 </file>
 
 <file path=word/endnotes.xml><?xml version="1.0" encoding="utf-8"?>
-<w:endnotes xmlns:wpc="http://schemas.microsoft.com/office/word/2010/wordprocessingCanvas" xmlns:cx="http://schemas.microsoft.com/office/drawing/2014/chartex" xmlns:cx1="http://schemas.microsoft.com/office/drawing/2015/9/8/chartex" xmlns:cx2="http://schemas.microsoft.com/office/drawing/2015/10/21/chartex" xmlns:cx3="http://schemas.microsoft.com/office/drawing/2016/5/9/chartex" xmlns:cx4="http://schemas.microsoft.com/office/drawing/2016/5/10/chartex" xmlns:cx5="http://schemas.microsoft.com/office/drawing/2016/5/11/chartex" xmlns:cx6="http://schemas.microsoft.com/office/drawing/2016/5/12/chartex" xmlns:cx7="http://schemas.microsoft.com/office/drawing/2016/5/13/chartex" xmlns:cx8="http://schemas.microsoft.com/office/drawing/2016/5/14/chartex" xmlns:mc="http://schemas.openxmlformats.org/markup-compatibility/2006" xmlns:aink="http://schemas.microsoft.com/office/drawing/2016/ink" xmlns:am3d="http://schemas.microsoft.com/office/drawing/2017/model3d" xmlns:o="urn:schemas-microsoft-com:office:office" xmlns:oel="http://schemas.microsoft.com/office/2019/extlst" xmlns:r="http://schemas.openxmlformats.org/officeDocument/2006/relationships" xmlns:m="http://schemas.openxmlformats.org/officeDocument/2006/math" xmlns:v="urn:schemas-microsoft-com:vml" xmlns:wp14="http://schemas.microsoft.com/office/word/2010/wordprocessingDrawing" xmlns:wp="http://schemas.openxmlformats.org/drawingml/2006/wordprocessingDrawing" xmlns:w10="urn:schemas-microsoft-com:office:word" xmlns:w="http://schemas.openxmlformats.org/wordprocessingml/2006/main" xmlns:w14="http://schemas.microsoft.com/office/word/2010/wordml" xmlns:w15="http://schemas.microsoft.com/office/word/2012/wordml" xmlns:w16cex="http://schemas.microsoft.com/office/word/2018/wordml/cex" xmlns:w16cid="http://schemas.microsoft.com/office/word/2016/wordml/cid" xmlns:w16="http://schemas.microsoft.com/office/word/2018/wordml" xmlns:w16du="http://schemas.microsoft.com/office/word/2023/wordml/word16du" xmlns:w16sdtdh="http://schemas.microsoft.com/office/word/2020/wordml/sdtdatahash" xmlns:w16sdtfl="http://schemas.microsoft.com/office/word/2024/wordml/sdtformatlock" xmlns:w16se="http://schemas.microsoft.com/office/word/2015/wordml/symex" xmlns:wpg="http://schemas.microsoft.com/office/word/2010/wordprocessingGroup" xmlns:wpi="http://schemas.microsoft.com/office/word/2010/wordprocessingInk" xmlns:wne="http://schemas.microsoft.com/office/word/2006/wordml" xmlns:wps="http://schemas.microsoft.com/office/word/2010/wordprocessingShape" mc:Ignorable="w14 w15 w16se w16cid w16 w16cex w16sdtdh w16sdtfl w16du wp14">
+<w:endnotes xmlns:wpc="http://schemas.microsoft.com/office/word/2010/wordprocessingCanvas" xmlns:mc="http://schemas.openxmlformats.org/markup-compatibility/2006" xmlns:o="urn:schemas-microsoft-com:office:office" xmlns:r="http://schemas.openxmlformats.org/officeDocument/2006/relationships" xmlns:m="http://schemas.openxmlformats.org/officeDocument/2006/math" xmlns:v="urn:schemas-microsoft-com:vml" xmlns:wp14="http://schemas.microsoft.com/office/word/2010/wordprocessingDrawing" xmlns:wp="http://schemas.openxmlformats.org/drawingml/2006/wordprocessingDrawing" xmlns:w10="urn:schemas-microsoft-com:office:word" xmlns:w="http://schemas.openxmlformats.org/wordprocessingml/2006/main" xmlns:w14="http://schemas.microsoft.com/office/word/2010/wordml" xmlns:w15="http://schemas.microsoft.com/office/word/2012/wordml" xmlns:wpg="http://schemas.microsoft.com/office/word/2010/wordprocessingGroup" xmlns:wpi="http://schemas.microsoft.com/office/word/2010/wordprocessingInk" xmlns:wne="http://schemas.microsoft.com/office/word/2006/wordml" xmlns:wps="http://schemas.microsoft.com/office/word/2010/wordprocessingShape" mc:Ignorable="w14 w15 wp14">
   <w:endnote w:type="separator" w:id="-1">
     <w:p>
       <w:r>
@@ -13878,7 +13817,7 @@
 </file>
 
 <file path=word/footnotes.xml><?xml version="1.0" encoding="utf-8"?>
-<w:footnotes xmlns:wpc="http://schemas.microsoft.com/office/word/2010/wordprocessingCanvas" xmlns:cx="http://schemas.microsoft.com/office/drawing/2014/chartex" xmlns:cx1="http://schemas.microsoft.com/office/drawing/2015/9/8/chartex" xmlns:cx2="http://schemas.microsoft.com/office/drawing/2015/10/21/chartex" xmlns:cx3="http://schemas.microsoft.com/office/drawing/2016/5/9/chartex" xmlns:cx4="http://schemas.microsoft.com/office/drawing/2016/5/10/chartex" xmlns:cx5="http://schemas.microsoft.com/office/drawing/2016/5/11/chartex" xmlns:cx6="http://schemas.microsoft.com/office/drawing/2016/5/12/chartex" xmlns:cx7="http://schemas.microsoft.com/office/drawing/2016/5/13/chartex" xmlns:cx8="http://schemas.microsoft.com/office/drawing/2016/5/14/chartex" xmlns:mc="http://schemas.openxmlformats.org/markup-compatibility/2006" xmlns:aink="http://schemas.microsoft.com/office/drawing/2016/ink" xmlns:am3d="http://schemas.microsoft.com/office/drawing/2017/model3d" xmlns:o="urn:schemas-microsoft-com:office:office" xmlns:oel="http://schemas.microsoft.com/office/2019/extlst" xmlns:r="http://schemas.openxmlformats.org/officeDocument/2006/relationships" xmlns:m="http://schemas.openxmlformats.org/officeDocument/2006/math" xmlns:v="urn:schemas-microsoft-com:vml" xmlns:wp14="http://schemas.microsoft.com/office/word/2010/wordprocessingDrawing" xmlns:wp="http://schemas.openxmlformats.org/drawingml/2006/wordprocessingDrawing" xmlns:w10="urn:schemas-microsoft-com:office:word" xmlns:w="http://schemas.openxmlformats.org/wordprocessingml/2006/main" xmlns:w14="http://schemas.microsoft.com/office/word/2010/wordml" xmlns:w15="http://schemas.microsoft.com/office/word/2012/wordml" xmlns:w16cex="http://schemas.microsoft.com/office/word/2018/wordml/cex" xmlns:w16cid="http://schemas.microsoft.com/office/word/2016/wordml/cid" xmlns:w16="http://schemas.microsoft.com/office/word/2018/wordml" xmlns:w16du="http://schemas.microsoft.com/office/word/2023/wordml/word16du" xmlns:w16sdtdh="http://schemas.microsoft.com/office/word/2020/wordml/sdtdatahash" xmlns:w16sdtfl="http://schemas.microsoft.com/office/word/2024/wordml/sdtformatlock" xmlns:w16se="http://schemas.microsoft.com/office/word/2015/wordml/symex" xmlns:wpg="http://schemas.microsoft.com/office/word/2010/wordprocessingGroup" xmlns:wpi="http://schemas.microsoft.com/office/word/2010/wordprocessingInk" xmlns:wne="http://schemas.microsoft.com/office/word/2006/wordml" xmlns:wps="http://schemas.microsoft.com/office/word/2010/wordprocessingShape" mc:Ignorable="w14 w15 w16se w16cid w16 w16cex w16sdtdh w16sdtfl w16du wp14">
+<w:footnotes xmlns:wpc="http://schemas.microsoft.com/office/word/2010/wordprocessingCanvas" xmlns:mc="http://schemas.openxmlformats.org/markup-compatibility/2006" xmlns:o="urn:schemas-microsoft-com:office:office" xmlns:r="http://schemas.openxmlformats.org/officeDocument/2006/relationships" xmlns:m="http://schemas.openxmlformats.org/officeDocument/2006/math" xmlns:v="urn:schemas-microsoft-com:vml" xmlns:wp14="http://schemas.microsoft.com/office/word/2010/wordprocessingDrawing" xmlns:wp="http://schemas.openxmlformats.org/drawingml/2006/wordprocessingDrawing" xmlns:w10="urn:schemas-microsoft-com:office:word" xmlns:w="http://schemas.openxmlformats.org/wordprocessingml/2006/main" xmlns:w14="http://schemas.microsoft.com/office/word/2010/wordml" xmlns:w15="http://schemas.microsoft.com/office/word/2012/wordml" xmlns:wpg="http://schemas.microsoft.com/office/word/2010/wordprocessingGroup" xmlns:wpi="http://schemas.microsoft.com/office/word/2010/wordprocessingInk" xmlns:wne="http://schemas.microsoft.com/office/word/2006/wordml" xmlns:wps="http://schemas.microsoft.com/office/word/2010/wordprocessingShape" mc:Ignorable="w14 w15 wp14">
   <w:footnote w:type="separator" w:id="-1">
     <w:p>
       <w:r>
@@ -13897,7 +13836,7 @@
 </file>
 
 <file path=word/numbering.xml><?xml version="1.0" encoding="utf-8"?>
-<w:numbering xmlns:wpc="http://schemas.microsoft.com/office/word/2010/wordprocessingCanvas" xmlns:cx="http://schemas.microsoft.com/office/drawing/2014/chartex" xmlns:cx1="http://schemas.microsoft.com/office/drawing/2015/9/8/chartex" xmlns:cx2="http://schemas.microsoft.com/office/drawing/2015/10/21/chartex" xmlns:cx3="http://schemas.microsoft.com/office/drawing/2016/5/9/chartex" xmlns:cx4="http://schemas.microsoft.com/office/drawing/2016/5/10/chartex" xmlns:cx5="http://schemas.microsoft.com/office/drawing/2016/5/11/chartex" xmlns:cx6="http://schemas.microsoft.com/office/drawing/2016/5/12/chartex" xmlns:cx7="http://schemas.microsoft.com/office/drawing/2016/5/13/chartex" xmlns:cx8="http://schemas.microsoft.com/office/drawing/2016/5/14/chartex" xmlns:mc="http://schemas.openxmlformats.org/markup-compatibility/2006" xmlns:aink="http://schemas.microsoft.com/office/drawing/2016/ink" xmlns:am3d="http://schemas.microsoft.com/office/drawing/2017/model3d" xmlns:o="urn:schemas-microsoft-com:office:office" xmlns:oel="http://schemas.microsoft.com/office/2019/extlst" xmlns:r="http://schemas.openxmlformats.org/officeDocument/2006/relationships" xmlns:m="http://schemas.openxmlformats.org/officeDocument/2006/math" xmlns:v="urn:schemas-microsoft-com:vml" xmlns:wp14="http://schemas.microsoft.com/office/word/2010/wordprocessingDrawing" xmlns:wp="http://schemas.openxmlformats.org/drawingml/2006/wordprocessingDrawing" xmlns:w10="urn:schemas-microsoft-com:office:word" xmlns:w="http://schemas.openxmlformats.org/wordprocessingml/2006/main" xmlns:w14="http://schemas.microsoft.com/office/word/2010/wordml" xmlns:w15="http://schemas.microsoft.com/office/word/2012/wordml" xmlns:w16cex="http://schemas.microsoft.com/office/word/2018/wordml/cex" xmlns:w16cid="http://schemas.microsoft.com/office/word/2016/wordml/cid" xmlns:w16="http://schemas.microsoft.com/office/word/2018/wordml" xmlns:w16du="http://schemas.microsoft.com/office/word/2023/wordml/word16du" xmlns:w16sdtdh="http://schemas.microsoft.com/office/word/2020/wordml/sdtdatahash" xmlns:w16sdtfl="http://schemas.microsoft.com/office/word/2024/wordml/sdtformatlock" xmlns:w16se="http://schemas.microsoft.com/office/word/2015/wordml/symex" xmlns:wpg="http://schemas.microsoft.com/office/word/2010/wordprocessingGroup" xmlns:wpi="http://schemas.microsoft.com/office/word/2010/wordprocessingInk" xmlns:wne="http://schemas.microsoft.com/office/word/2006/wordml" xmlns:wps="http://schemas.microsoft.com/office/word/2010/wordprocessingShape" mc:Ignorable="w14 w15 w16se w16cid w16 w16cex w16sdtdh w16sdtfl w16du wp14">
+<w:numbering xmlns:wpc="http://schemas.microsoft.com/office/word/2010/wordprocessingCanvas" xmlns:mc="http://schemas.openxmlformats.org/markup-compatibility/2006" xmlns:o="urn:schemas-microsoft-com:office:office" xmlns:r="http://schemas.openxmlformats.org/officeDocument/2006/relationships" xmlns:m="http://schemas.openxmlformats.org/officeDocument/2006/math" xmlns:v="urn:schemas-microsoft-com:vml" xmlns:wp14="http://schemas.microsoft.com/office/word/2010/wordprocessingDrawing" xmlns:wp="http://schemas.openxmlformats.org/drawingml/2006/wordprocessingDrawing" xmlns:w10="urn:schemas-microsoft-com:office:word" xmlns:w="http://schemas.openxmlformats.org/wordprocessingml/2006/main" xmlns:w14="http://schemas.microsoft.com/office/word/2010/wordml" xmlns:w15="http://schemas.microsoft.com/office/word/2012/wordml" xmlns:wpg="http://schemas.microsoft.com/office/word/2010/wordprocessingGroup" xmlns:wpi="http://schemas.microsoft.com/office/word/2010/wordprocessingInk" xmlns:wne="http://schemas.microsoft.com/office/word/2006/wordml" xmlns:wps="http://schemas.microsoft.com/office/word/2010/wordprocessingShape" mc:Ignorable="w14 w15 wp14">
   <w:abstractNum w:abstractNumId="0" w15:restartNumberingAfterBreak="0">
     <w:nsid w:val="FFFFFFFB"/>
     <w:multiLevelType w:val="multilevel"/>
@@ -15259,49 +15198,49 @@
       </w:pPr>
     </w:lvl>
   </w:abstractNum>
-  <w:num w:numId="1" w16cid:durableId="407849311">
+  <w:num w:numId="1">
     <w:abstractNumId w:val="0"/>
   </w:num>
-  <w:num w:numId="2" w16cid:durableId="1306547663">
+  <w:num w:numId="2">
     <w:abstractNumId w:val="1"/>
   </w:num>
-  <w:num w:numId="3" w16cid:durableId="343022338">
+  <w:num w:numId="3">
     <w:abstractNumId w:val="11"/>
   </w:num>
-  <w:num w:numId="4" w16cid:durableId="545414508">
+  <w:num w:numId="4">
     <w:abstractNumId w:val="7"/>
   </w:num>
-  <w:num w:numId="5" w16cid:durableId="276452191">
+  <w:num w:numId="5">
     <w:abstractNumId w:val="8"/>
   </w:num>
-  <w:num w:numId="6" w16cid:durableId="2028285083">
+  <w:num w:numId="6">
     <w:abstractNumId w:val="14"/>
   </w:num>
-  <w:num w:numId="7" w16cid:durableId="1058087304">
+  <w:num w:numId="7">
     <w:abstractNumId w:val="3"/>
   </w:num>
-  <w:num w:numId="8" w16cid:durableId="1405568508">
+  <w:num w:numId="8">
     <w:abstractNumId w:val="10"/>
   </w:num>
-  <w:num w:numId="9" w16cid:durableId="1020165573">
+  <w:num w:numId="9">
     <w:abstractNumId w:val="12"/>
   </w:num>
-  <w:num w:numId="10" w16cid:durableId="1718119882">
+  <w:num w:numId="10">
     <w:abstractNumId w:val="4"/>
   </w:num>
-  <w:num w:numId="11" w16cid:durableId="624192524">
+  <w:num w:numId="11">
     <w:abstractNumId w:val="6"/>
   </w:num>
-  <w:num w:numId="12" w16cid:durableId="1513186213">
+  <w:num w:numId="12">
     <w:abstractNumId w:val="9"/>
   </w:num>
-  <w:num w:numId="13" w16cid:durableId="2040160065">
+  <w:num w:numId="13">
     <w:abstractNumId w:val="13"/>
   </w:num>
-  <w:num w:numId="14" w16cid:durableId="1123496401">
+  <w:num w:numId="14">
     <w:abstractNumId w:val="2"/>
   </w:num>
-  <w:num w:numId="15" w16cid:durableId="1829856042">
+  <w:num w:numId="15">
     <w:abstractNumId w:val="5"/>
   </w:num>
   <w:numIdMacAtCleanup w:val="15"/>
@@ -15309,7 +15248,7 @@
 </file>
 
 <file path=word/styles.xml><?xml version="1.0" encoding="utf-8"?>
-<w:styles xmlns:mc="http://schemas.openxmlformats.org/markup-compatibility/2006" xmlns:r="http://schemas.openxmlformats.org/officeDocument/2006/relationships" xmlns:w="http://schemas.openxmlformats.org/wordprocessingml/2006/main" xmlns:w14="http://schemas.microsoft.com/office/word/2010/wordml" xmlns:w15="http://schemas.microsoft.com/office/word/2012/wordml" xmlns:w16cex="http://schemas.microsoft.com/office/word/2018/wordml/cex" xmlns:w16cid="http://schemas.microsoft.com/office/word/2016/wordml/cid" xmlns:w16="http://schemas.microsoft.com/office/word/2018/wordml" xmlns:w16du="http://schemas.microsoft.com/office/word/2023/wordml/word16du" xmlns:w16sdtdh="http://schemas.microsoft.com/office/word/2020/wordml/sdtdatahash" xmlns:w16sdtfl="http://schemas.microsoft.com/office/word/2024/wordml/sdtformatlock" xmlns:w16se="http://schemas.microsoft.com/office/word/2015/wordml/symex" mc:Ignorable="w14 w15 w16se w16cid w16 w16cex w16sdtdh w16sdtfl w16du">
+<w:styles xmlns:mc="http://schemas.openxmlformats.org/markup-compatibility/2006" xmlns:r="http://schemas.openxmlformats.org/officeDocument/2006/relationships" xmlns:w="http://schemas.openxmlformats.org/wordprocessingml/2006/main" xmlns:w14="http://schemas.microsoft.com/office/word/2010/wordml" xmlns:w15="http://schemas.microsoft.com/office/word/2012/wordml" mc:Ignorable="w14 w15">
   <w:docDefaults>
     <w:rPrDefault>
       <w:rPr>
@@ -15319,7 +15258,7 @@
     </w:rPrDefault>
     <w:pPrDefault/>
   </w:docDefaults>
-  <w:latentStyles w:defLockedState="0" w:defUIPriority="0" w:defSemiHidden="0" w:defUnhideWhenUsed="0" w:defQFormat="0" w:count="376">
+  <w:latentStyles w:defLockedState="0" w:defUIPriority="0" w:defSemiHidden="0" w:defUnhideWhenUsed="0" w:defQFormat="0" w:count="371">
     <w:lsdException w:name="Normal" w:qFormat="1"/>
     <w:lsdException w:name="heading 1" w:uiPriority="9" w:qFormat="1"/>
     <w:lsdException w:name="heading 2" w:qFormat="1"/>
@@ -15596,11 +15535,6 @@
     <w:lsdException w:name="List Table 5 Dark Accent 6" w:uiPriority="50"/>
     <w:lsdException w:name="List Table 6 Colorful Accent 6" w:uiPriority="51"/>
     <w:lsdException w:name="List Table 7 Colorful Accent 6" w:uiPriority="52"/>
-    <w:lsdException w:name="Mention" w:semiHidden="1" w:uiPriority="99" w:unhideWhenUsed="1"/>
-    <w:lsdException w:name="Smart Hyperlink" w:semiHidden="1" w:uiPriority="99" w:unhideWhenUsed="1"/>
-    <w:lsdException w:name="Hashtag" w:semiHidden="1" w:uiPriority="99" w:unhideWhenUsed="1"/>
-    <w:lsdException w:name="Unresolved Mention" w:semiHidden="1" w:uiPriority="99" w:unhideWhenUsed="1"/>
-    <w:lsdException w:name="Smart Link" w:semiHidden="1" w:uiPriority="99" w:unhideWhenUsed="1"/>
   </w:latentStyles>
   <w:style w:type="paragraph" w:default="1" w:styleId="Normal">
     <w:name w:val="Normal"/>
@@ -15619,7 +15553,7 @@
     <w:name w:val="heading 1"/>
     <w:basedOn w:val="Normal"/>
     <w:next w:val="Normal"/>
-    <w:link w:val="Ttulo1Carter"/>
+    <w:link w:val="Ttulo1Char"/>
     <w:uiPriority w:val="9"/>
     <w:qFormat/>
     <w:rsid w:val="006B229F"/>
@@ -15806,9 +15740,10 @@
       <w:sz w:val="18"/>
     </w:rPr>
   </w:style>
-  <w:style w:type="character" w:default="1" w:styleId="Tipodeletrapredefinidodopargrafo">
+  <w:style w:type="character" w:default="1" w:styleId="Fontepargpadro">
     <w:name w:val="Default Paragraph Font"/>
     <w:uiPriority w:val="1"/>
+    <w:semiHidden/>
     <w:unhideWhenUsed/>
   </w:style>
   <w:style w:type="table" w:default="1" w:styleId="Tabelanormal">
@@ -15856,7 +15791,7 @@
   </w:style>
   <w:style w:type="character" w:styleId="Nmerodepgina">
     <w:name w:val="page number"/>
-    <w:basedOn w:val="Tipodeletrapredefinidodopargrafo"/>
+    <w:basedOn w:val="Fontepargpadro"/>
     <w:rsid w:val="006B229F"/>
   </w:style>
   <w:style w:type="paragraph" w:customStyle="1" w:styleId="Ttulo10">
@@ -16248,7 +16183,7 @@
       <w:sz w:val="18"/>
     </w:rPr>
   </w:style>
-  <w:style w:type="character" w:styleId="Hiperligao">
+  <w:style w:type="character" w:styleId="Hyperlink">
     <w:name w:val="Hyperlink"/>
     <w:rsid w:val="009B1D59"/>
     <w:rPr>
@@ -16295,7 +16230,7 @@
     <w:semiHidden/>
     <w:rsid w:val="00C16F71"/>
   </w:style>
-  <w:style w:type="paragraph" w:styleId="Assuntodecomentrio">
+  <w:style w:type="paragraph" w:styleId="Assuntodocomentrio">
     <w:name w:val="annotation subject"/>
     <w:basedOn w:val="Textodecomentrio"/>
     <w:next w:val="Textodecomentrio"/>
@@ -16317,7 +16252,7 @@
       <w:szCs w:val="16"/>
     </w:rPr>
   </w:style>
-  <w:style w:type="character" w:styleId="Hiperligaovisitada">
+  <w:style w:type="character" w:styleId="HiperlinkVisitado">
     <w:name w:val="FollowedHyperlink"/>
     <w:rsid w:val="00F36F61"/>
     <w:rPr>
@@ -16325,7 +16260,7 @@
       <w:u w:val="single"/>
     </w:rPr>
   </w:style>
-  <w:style w:type="table" w:styleId="TabelacomGrelha">
+  <w:style w:type="table" w:styleId="Tabelacomgrade">
     <w:name w:val="Table Grid"/>
     <w:basedOn w:val="Tabelanormal"/>
     <w:rsid w:val="009625FF"/>
@@ -16369,8 +16304,8 @@
       <w:szCs w:val="20"/>
     </w:rPr>
   </w:style>
-  <w:style w:type="character" w:customStyle="1" w:styleId="Ttulo1Carter">
-    <w:name w:val="Título 1 Caráter"/>
+  <w:style w:type="character" w:customStyle="1" w:styleId="Ttulo1Char">
+    <w:name w:val="Título 1 Char"/>
     <w:link w:val="Ttulo1"/>
     <w:uiPriority w:val="9"/>
     <w:rsid w:val="00B21233"/>
@@ -16389,10 +16324,10 @@
     <w:unhideWhenUsed/>
     <w:rsid w:val="00B21233"/>
   </w:style>
-  <w:style w:type="paragraph" w:styleId="HTMLpr-formatado">
+  <w:style w:type="paragraph" w:styleId="Pr-formataoHTML">
     <w:name w:val="HTML Preformatted"/>
     <w:basedOn w:val="Normal"/>
-    <w:link w:val="HTMLpr-formatadoCarter"/>
+    <w:link w:val="Pr-formataoHTMLChar"/>
     <w:uiPriority w:val="99"/>
     <w:unhideWhenUsed/>
     <w:rsid w:val="00B564E0"/>
@@ -16423,9 +16358,9 @@
       <w:lang w:val="pt-PT" w:eastAsia="pt-PT"/>
     </w:rPr>
   </w:style>
-  <w:style w:type="character" w:customStyle="1" w:styleId="HTMLpr-formatadoCarter">
-    <w:name w:val="HTML pré-formatado Caráter"/>
-    <w:link w:val="HTMLpr-formatado"/>
+  <w:style w:type="character" w:customStyle="1" w:styleId="Pr-formataoHTMLChar">
+    <w:name w:val="Pré-formatação HTML Char"/>
+    <w:link w:val="Pr-formataoHTML"/>
     <w:uiPriority w:val="99"/>
     <w:rsid w:val="00B564E0"/>
     <w:rPr>
@@ -16904,7 +16839,7 @@
 </file>
 
 <file path=customXml/itemProps1.xml><?xml version="1.0" encoding="utf-8"?>
-<ds:datastoreItem xmlns:ds="http://schemas.openxmlformats.org/officeDocument/2006/customXml" ds:itemID="{9ADDAB5F-C280-4140-886B-33CDFA6D2FE5}">
+<ds:datastoreItem xmlns:ds="http://schemas.openxmlformats.org/officeDocument/2006/customXml" ds:itemID="{6CFEFB6A-FEF1-4AB0-B8D2-D6DAECF756C7}">
   <ds:schemaRefs>
     <ds:schemaRef ds:uri="http://schemas.openxmlformats.org/officeDocument/2006/bibliography"/>
   </ds:schemaRefs>

--- a/Documentation/iteration03/fsoft2026_1DA_4.docx
+++ b/Documentation/iteration03/fsoft2026_1DA_4.docx
@@ -5502,6 +5502,22 @@
     </w:p>
     <w:p>
       <w:pPr>
+        <w:pStyle w:val="author"/>
+        <w:ind w:firstLine="0"/>
+        <w:jc w:val="both"/>
+        <w:rPr>
+          <w:lang w:val="pt-BR"/>
+        </w:rPr>
+      </w:pPr>
+      <w:r>
+        <w:rPr>
+          <w:lang w:val="pt-BR"/>
+        </w:rPr>
+        <w:br w:type="page"/>
+      </w:r>
+    </w:p>
+    <w:p>
+      <w:pPr>
         <w:pStyle w:val="Legenda"/>
       </w:pPr>
       <w:r>
@@ -5810,15 +5826,7 @@
                 <w:sz w:val="20"/>
                 <w:lang w:val="pt-BR"/>
               </w:rPr>
-              <w:t xml:space="preserve"> até que </w:t>
-            </w:r>
-            <w:r>
-              <w:rPr>
-                <w:sz w:val="20"/>
-                <w:lang w:val="pt-BR"/>
-              </w:rPr>
-              <w:lastRenderedPageBreak/>
-              <w:t>todos os navios estejam posicionados</w:t>
+              <w:t xml:space="preserve"> até que todos os navios estejam posicionados</w:t>
             </w:r>
           </w:p>
           <w:p>
@@ -5851,6 +5859,20 @@
           <w:lang w:val="pt-BR"/>
         </w:rPr>
       </w:pPr>
+    </w:p>
+    <w:p>
+      <w:pPr>
+        <w:pStyle w:val="author"/>
+        <w:rPr>
+          <w:lang w:val="pt-BR"/>
+        </w:rPr>
+      </w:pPr>
+      <w:r>
+        <w:rPr>
+          <w:lang w:val="pt-BR"/>
+        </w:rPr>
+        <w:br w:type="page"/>
+      </w:r>
     </w:p>
     <w:p>
       <w:pPr>
@@ -7676,49 +7698,13 @@
         <w:rPr>
           <w:lang w:val="pt-BR" w:eastAsia="pt-PT"/>
         </w:rPr>
-        <w:fldChar w:fldCharType="begin"/>
+        <w:t xml:space="preserve">Fig. 5 </w:t>
       </w:r>
       <w:r>
         <w:rPr>
           <w:lang w:val="pt-BR" w:eastAsia="pt-PT"/>
         </w:rPr>
-        <w:instrText xml:space="preserve"> REF _Ref232178039 \h  \* MERGEFORMAT </w:instrText>
-      </w:r>
-      <w:r>
-        <w:rPr>
-          <w:lang w:val="pt-BR" w:eastAsia="pt-PT"/>
-        </w:rPr>
-      </w:r>
-      <w:r>
-        <w:rPr>
-          <w:lang w:val="pt-BR" w:eastAsia="pt-PT"/>
-        </w:rPr>
-        <w:fldChar w:fldCharType="separate"/>
-      </w:r>
-      <w:r>
-        <w:rPr>
-          <w:lang w:val="pt-BR"/>
-        </w:rPr>
-        <w:t xml:space="preserve">Fig. </w:t>
-      </w:r>
-      <w:r>
-        <w:rPr>
-          <w:noProof/>
-          <w:lang w:val="pt-BR"/>
-        </w:rPr>
-        <w:t>5</w:t>
-      </w:r>
-      <w:r>
-        <w:rPr>
-          <w:lang w:val="pt-BR" w:eastAsia="pt-PT"/>
-        </w:rPr>
-        <w:fldChar w:fldCharType="end"/>
-      </w:r>
-      <w:r>
-        <w:rPr>
-          <w:lang w:val="pt-BR" w:eastAsia="pt-PT"/>
-        </w:rPr>
-        <w:t xml:space="preserve"> mostra como o código da aplicação está organizado, assim como as dependências de inclusão existentes entre cada um.</w:t>
+        <w:t>mostra como o código da aplicação está organizado, assim como as dependências de inclusão existentes entre cada um.</w:t>
       </w:r>
     </w:p>
     <w:p>
@@ -7747,128 +7733,15 @@
       </w:pPr>
       <w:r>
         <w:rPr>
+          <w:noProof/>
           <w:lang w:val="pt-BR" w:eastAsia="pt-PT"/>
         </w:rPr>
-        <w:fldChar w:fldCharType="begin"/>
-      </w:r>
-      <w:r>
-        <w:rPr>
-          <w:lang w:val="pt-BR" w:eastAsia="pt-PT"/>
-        </w:rPr>
-        <w:instrText xml:space="preserve"> INCLUDEPICTURE "C:\\Users\\tiago\\Downloads\\Organização do Código.png" \* MERGEFORMATINET </w:instrText>
-      </w:r>
-      <w:r>
-        <w:rPr>
-          <w:lang w:val="pt-BR" w:eastAsia="pt-PT"/>
-        </w:rPr>
-        <w:fldChar w:fldCharType="separate"/>
-      </w:r>
-      <w:r>
-        <w:rPr>
-          <w:lang w:val="pt-BR" w:eastAsia="pt-PT"/>
-        </w:rPr>
-        <w:fldChar w:fldCharType="begin"/>
-      </w:r>
-      <w:r>
-        <w:rPr>
-          <w:lang w:val="pt-BR" w:eastAsia="pt-PT"/>
-        </w:rPr>
-        <w:instrText xml:space="preserve"> INCLUDEPICTURE  "C:\\Users\\tiago\\Downloads\\Organização do Código.png" \* MERGEFORMATINET </w:instrText>
-      </w:r>
-      <w:r>
-        <w:rPr>
-          <w:lang w:val="pt-BR" w:eastAsia="pt-PT"/>
-        </w:rPr>
-        <w:fldChar w:fldCharType="separate"/>
-      </w:r>
-      <w:r>
-        <w:rPr>
-          <w:lang w:val="pt-BR" w:eastAsia="pt-PT"/>
-        </w:rPr>
-        <w:fldChar w:fldCharType="begin"/>
-      </w:r>
-      <w:r>
-        <w:rPr>
-          <w:lang w:val="pt-BR" w:eastAsia="pt-PT"/>
-        </w:rPr>
-        <w:instrText xml:space="preserve"> INCLUDEPICTURE  "C:\\Users\\arthu\\Desktop\\Downloads\\Organização do Código.png" \* MERGEFORMATINET </w:instrText>
-      </w:r>
-      <w:r>
-        <w:rPr>
-          <w:lang w:val="pt-BR" w:eastAsia="pt-PT"/>
-        </w:rPr>
-        <w:fldChar w:fldCharType="separate"/>
-      </w:r>
-      <w:r>
-        <w:rPr>
-          <w:lang w:val="pt-BR" w:eastAsia="pt-PT"/>
-        </w:rPr>
-        <w:fldChar w:fldCharType="begin"/>
-      </w:r>
-      <w:r>
-        <w:rPr>
-          <w:lang w:val="pt-BR" w:eastAsia="pt-PT"/>
-        </w:rPr>
-        <w:instrText xml:space="preserve"> </w:instrText>
-      </w:r>
-      <w:r>
-        <w:rPr>
-          <w:lang w:val="pt-BR" w:eastAsia="pt-PT"/>
-        </w:rPr>
-        <w:instrText>INCLUDEPICTURE  "C:\\Users\\arthu\\Deskto</w:instrText>
-      </w:r>
-      <w:r>
-        <w:rPr>
-          <w:lang w:val="pt-BR" w:eastAsia="pt-PT"/>
-        </w:rPr>
-        <w:instrText>p\\Downloads\\Organização do Código.png" \* MERGEFORMATINET</w:instrText>
-      </w:r>
-      <w:r>
-        <w:rPr>
-          <w:lang w:val="pt-BR" w:eastAsia="pt-PT"/>
-        </w:rPr>
-        <w:instrText xml:space="preserve"> </w:instrText>
-      </w:r>
-      <w:r>
-        <w:rPr>
-          <w:lang w:val="pt-BR" w:eastAsia="pt-PT"/>
-        </w:rPr>
-        <w:fldChar w:fldCharType="separate"/>
-      </w:r>
-      <w:r>
-        <w:rPr>
-          <w:lang w:val="pt-BR" w:eastAsia="pt-PT"/>
-        </w:rPr>
-        <w:pict w14:anchorId="58FF8682">
-          <v:shape id="_x0000_i1030" type="#_x0000_t75" alt="" style="width:365.4pt;height:291pt">
-            <v:imagedata r:id="rId13" r:href="rId14"/>
+        <w:pict w14:anchorId="21C0A537">
+          <v:shape id="_x0000_i1053" type="#_x0000_t75" style="width:346.2pt;height:273.6pt;visibility:visible;mso-wrap-style:square">
+            <v:imagedata r:id="rId13" o:title=""/>
           </v:shape>
         </w:pict>
       </w:r>
-      <w:r>
-        <w:rPr>
-          <w:lang w:val="pt-BR" w:eastAsia="pt-PT"/>
-        </w:rPr>
-        <w:fldChar w:fldCharType="end"/>
-      </w:r>
-      <w:r>
-        <w:rPr>
-          <w:lang w:val="pt-BR" w:eastAsia="pt-PT"/>
-        </w:rPr>
-        <w:fldChar w:fldCharType="end"/>
-      </w:r>
-      <w:r>
-        <w:rPr>
-          <w:lang w:val="pt-BR" w:eastAsia="pt-PT"/>
-        </w:rPr>
-        <w:fldChar w:fldCharType="end"/>
-      </w:r>
-      <w:r>
-        <w:rPr>
-          <w:lang w:val="pt-BR" w:eastAsia="pt-PT"/>
-        </w:rPr>
-        <w:fldChar w:fldCharType="end"/>
-      </w:r>
     </w:p>
     <w:p>
       <w:pPr>
@@ -8033,7 +7906,113 @@
           <w:lang w:val="pt-BR"/>
         </w:rPr>
         <w:pict w14:anchorId="703AFE75">
-          <v:shape id="_x0000_i1031" type="#_x0000_t75" style="width:234pt;height:411pt;visibility:visible">
+          <v:shape id="_x0000_i1030" type="#_x0000_t75" style="width:234pt;height:411pt;visibility:visible">
+            <v:imagedata r:id="rId14" o:title=""/>
+          </v:shape>
+        </w:pict>
+      </w:r>
+    </w:p>
+    <w:p>
+      <w:pPr>
+        <w:pStyle w:val="Legenda"/>
+      </w:pPr>
+      <w:bookmarkStart w:id="4" w:name="_Ref232178308"/>
+      <w:r>
+        <w:t>Fig.</w:t>
+      </w:r>
+      <w:bookmarkEnd w:id="4"/>
+      <w:r>
+        <w:t xml:space="preserve"> </w:t>
+      </w:r>
+      <w:r>
+        <w:t>6</w:t>
+      </w:r>
+      <w:r>
+        <w:t>. Diagrama de classes de modelo que serão utilizadas na aplicação</w:t>
+      </w:r>
+    </w:p>
+    <w:p>
+      <w:pPr>
+        <w:pStyle w:val="heading1"/>
+        <w:rPr>
+          <w:lang w:val="pt-BR" w:eastAsia="pt-PT"/>
+        </w:rPr>
+      </w:pPr>
+      <w:r>
+        <w:rPr>
+          <w:lang w:val="pt-BR" w:eastAsia="pt-PT"/>
+        </w:rPr>
+        <w:lastRenderedPageBreak/>
+        <w:t>10</w:t>
+      </w:r>
+      <w:r>
+        <w:rPr>
+          <w:lang w:val="pt-BR" w:eastAsia="pt-PT"/>
+        </w:rPr>
+        <w:t xml:space="preserve">   </w:t>
+      </w:r>
+      <w:r>
+        <w:rPr>
+          <w:lang w:val="pt-BR" w:eastAsia="pt-PT"/>
+        </w:rPr>
+        <w:t>Diagrama de Classes de Exceções</w:t>
+      </w:r>
+    </w:p>
+    <w:p>
+      <w:pPr>
+        <w:pStyle w:val="p1a"/>
+        <w:rPr>
+          <w:lang w:val="pt-BR" w:eastAsia="pt-PT"/>
+        </w:rPr>
+      </w:pPr>
+      <w:r>
+        <w:rPr>
+          <w:lang w:val="pt-BR" w:eastAsia="pt-PT"/>
+        </w:rPr>
+        <w:t>Para o tratamento de erros e a validação de dados, foram definidas três classes de exceções personalizadas: DuplicatedDataException, InvalidDataException e NoDataException. Estas derivam da classe std::exception O diagrama seguinte (</w:t>
+      </w:r>
+      <w:r>
+        <w:rPr>
+          <w:lang w:val="pt-BR" w:eastAsia="pt-PT"/>
+        </w:rPr>
+        <w:t xml:space="preserve">Fig. </w:t>
+      </w:r>
+      <w:r>
+        <w:rPr>
+          <w:lang w:val="pt-BR" w:eastAsia="pt-PT"/>
+        </w:rPr>
+        <w:t>7</w:t>
+      </w:r>
+      <w:r>
+        <w:rPr>
+          <w:lang w:val="pt-BR" w:eastAsia="pt-PT"/>
+        </w:rPr>
+        <w:t>) apresenta estas classes, bem como os respetivos atributos e métodos.</w:t>
+      </w:r>
+    </w:p>
+    <w:p>
+      <w:pPr>
+        <w:pStyle w:val="p1a"/>
+        <w:rPr>
+          <w:lang w:val="pt-BR" w:eastAsia="pt-PT"/>
+        </w:rPr>
+      </w:pPr>
+    </w:p>
+    <w:p>
+      <w:pPr>
+        <w:pStyle w:val="p1a"/>
+        <w:keepNext/>
+        <w:rPr>
+          <w:lang w:val="pt-BR"/>
+        </w:rPr>
+      </w:pPr>
+      <w:r>
+        <w:rPr>
+          <w:noProof/>
+          <w:lang w:val="pt-BR" w:eastAsia="pt-PT"/>
+        </w:rPr>
+        <w:pict w14:anchorId="2240C604">
+          <v:shape id="_x0000_i1031" type="#_x0000_t75" style="width:346.2pt;height:139.2pt;visibility:visible">
             <v:imagedata r:id="rId15" o:title=""/>
           </v:shape>
         </w:pict>
@@ -8043,19 +8022,19 @@
       <w:pPr>
         <w:pStyle w:val="Legenda"/>
       </w:pPr>
-      <w:bookmarkStart w:id="4" w:name="_Ref232178308"/>
+      <w:bookmarkStart w:id="5" w:name="_Ref232178690"/>
       <w:r>
         <w:t>Fig.</w:t>
       </w:r>
-      <w:bookmarkEnd w:id="4"/>
+      <w:bookmarkEnd w:id="5"/>
       <w:r>
         <w:t xml:space="preserve"> </w:t>
       </w:r>
       <w:r>
-        <w:t>6</w:t>
-      </w:r>
-      <w:r>
-        <w:t>. Diagrama de classes de modelo que serão utilizadas na aplicação</w:t>
+        <w:t>7</w:t>
+      </w:r>
+      <w:r>
+        <w:t>. Diagrama de classes de exceções que serão utilizadas na aplicação</w:t>
       </w:r>
     </w:p>
     <w:p>
@@ -8069,20 +8048,19 @@
         <w:rPr>
           <w:lang w:val="pt-BR" w:eastAsia="pt-PT"/>
         </w:rPr>
-        <w:lastRenderedPageBreak/>
-        <w:t>10</w:t>
+        <w:t>1</w:t>
       </w:r>
       <w:r>
         <w:rPr>
           <w:lang w:val="pt-BR" w:eastAsia="pt-PT"/>
         </w:rPr>
-        <w:t xml:space="preserve">   </w:t>
+        <w:t>1</w:t>
       </w:r>
       <w:r>
         <w:rPr>
           <w:lang w:val="pt-BR" w:eastAsia="pt-PT"/>
         </w:rPr>
-        <w:t>Diagrama de Classes de Exceções</w:t>
+        <w:t xml:space="preserve">   Interface de Usuário</w:t>
       </w:r>
     </w:p>
     <w:p>
@@ -8096,39 +8074,68 @@
         <w:rPr>
           <w:lang w:val="pt-BR" w:eastAsia="pt-PT"/>
         </w:rPr>
-        <w:t>Para o tratamento de erros e a validação de dados, foram definidas três classes de exceções personalizadas: DuplicatedDataException, InvalidDataException e NoDataException. Estas derivam da classe std::exception O diagrama seguinte (</w:t>
+        <w:t>A interface de usuário</w:t>
       </w:r>
       <w:r>
         <w:rPr>
           <w:lang w:val="pt-BR" w:eastAsia="pt-PT"/>
         </w:rPr>
+        <w:t xml:space="preserve"> (</w:t>
+      </w:r>
+      <w:r>
+        <w:rPr>
+          <w:lang w:val="pt-BR" w:eastAsia="pt-PT"/>
+        </w:rPr>
         <w:t xml:space="preserve">Fig. </w:t>
       </w:r>
       <w:r>
         <w:rPr>
           <w:lang w:val="pt-BR" w:eastAsia="pt-PT"/>
         </w:rPr>
-        <w:t>7</w:t>
+        <w:t>8</w:t>
       </w:r>
       <w:r>
         <w:rPr>
           <w:lang w:val="pt-BR" w:eastAsia="pt-PT"/>
         </w:rPr>
-        <w:t>) apresenta estas classes, bem como os respetivos atributos e métodos.</w:t>
-      </w:r>
-    </w:p>
-    <w:p>
-      <w:pPr>
-        <w:pStyle w:val="p1a"/>
+        <w:t>)</w:t>
+      </w:r>
+      <w:r>
         <w:rPr>
           <w:lang w:val="pt-BR" w:eastAsia="pt-PT"/>
         </w:rPr>
-      </w:pPr>
+        <w:t xml:space="preserve"> </w:t>
+      </w:r>
+      <w:r>
+        <w:rPr>
+          <w:lang w:val="pt-BR" w:eastAsia="pt-PT"/>
+        </w:rPr>
+        <w:t xml:space="preserve">mostra o </w:t>
+      </w:r>
+      <w:r>
+        <w:rPr>
+          <w:lang w:val="pt-BR" w:eastAsia="pt-PT"/>
+        </w:rPr>
+        <w:t>funcionamento</w:t>
+      </w:r>
+      <w:r>
+        <w:rPr>
+          <w:lang w:val="pt-BR" w:eastAsia="pt-PT"/>
+        </w:rPr>
+        <w:t xml:space="preserve"> da aplicação do ponto de vista do usuário, isto é, a estrutura das interfaces pelas quais o utilizador irá navegar para </w:t>
+      </w:r>
+      <w:r>
+        <w:rPr>
+          <w:lang w:val="pt-BR" w:eastAsia="pt-PT"/>
+        </w:rPr>
+        <w:t>aceder aos diferentes menus do sistema: menu de login, menu principal, novo jogo, dificuldade, posicionamento dos navios, tipo de ranking, estatísticas e ajuda e regras, e especificando as opções disponíveis em cada menu.</w:t>
+      </w:r>
     </w:p>
     <w:p>
       <w:pPr>
         <w:pStyle w:val="p1a"/>
         <w:keepNext/>
+        <w:jc w:val="center"/>
         <w:rPr>
           <w:lang w:val="pt-BR"/>
         </w:rPr>
@@ -8138,8 +8145,9 @@
           <w:noProof/>
           <w:lang w:val="pt-BR" w:eastAsia="pt-PT"/>
         </w:rPr>
-        <w:pict w14:anchorId="2240C604">
-          <v:shape id="_x0000_i1032" type="#_x0000_t75" style="width:346.2pt;height:139.2pt;visibility:visible">
+        <w:lastRenderedPageBreak/>
+        <w:pict w14:anchorId="29F95681">
+          <v:shape id="_x0000_i1032" type="#_x0000_t75" style="width:334.8pt;height:271.8pt;visibility:visible">
             <v:imagedata r:id="rId16" o:title=""/>
           </v:shape>
         </w:pict>
@@ -8149,132 +8157,116 @@
       <w:pPr>
         <w:pStyle w:val="Legenda"/>
       </w:pPr>
-      <w:bookmarkStart w:id="5" w:name="_Ref232178690"/>
+      <w:bookmarkStart w:id="6" w:name="_Ref232179583"/>
       <w:r>
         <w:t>Fig.</w:t>
       </w:r>
-      <w:bookmarkEnd w:id="5"/>
+      <w:bookmarkEnd w:id="6"/>
       <w:r>
         <w:t xml:space="preserve"> </w:t>
       </w:r>
       <w:r>
-        <w:t>7</w:t>
-      </w:r>
-      <w:r>
-        <w:t>. Diagrama de classes de exceções que serão utilizadas na aplicação</w:t>
-      </w:r>
+        <w:t>8</w:t>
+      </w:r>
+      <w:r>
+        <w:t>. Interface de usuário da aplicação</w:t>
+      </w:r>
+    </w:p>
+    <w:p>
+      <w:pPr>
+        <w:rPr>
+          <w:bCs/>
+          <w:lang w:val="pt-BR"/>
+        </w:rPr>
+      </w:pPr>
     </w:p>
     <w:p>
       <w:pPr>
         <w:pStyle w:val="heading1"/>
         <w:rPr>
-          <w:lang w:val="pt-BR" w:eastAsia="pt-PT"/>
-        </w:rPr>
-      </w:pPr>
-      <w:r>
-        <w:rPr>
-          <w:lang w:val="pt-BR" w:eastAsia="pt-PT"/>
-        </w:rPr>
+          <w:lang w:val="pt-BR"/>
+        </w:rPr>
+      </w:pPr>
+      <w:r>
+        <w:rPr>
+          <w:lang w:val="pt-BR"/>
+        </w:rPr>
+        <w:lastRenderedPageBreak/>
         <w:t>1</w:t>
       </w:r>
       <w:r>
         <w:rPr>
-          <w:lang w:val="pt-BR" w:eastAsia="pt-PT"/>
+          <w:lang w:val="pt-BR"/>
+        </w:rPr>
+        <w:t>2</w:t>
+      </w:r>
+      <w:r>
+        <w:rPr>
+          <w:lang w:val="pt-BR"/>
+        </w:rPr>
+        <w:t xml:space="preserve">   Implementação</w:t>
+      </w:r>
+    </w:p>
+    <w:p>
+      <w:pPr>
+        <w:pStyle w:val="heading2"/>
+        <w:rPr>
+          <w:lang w:val="pt-BR"/>
+        </w:rPr>
+      </w:pPr>
+      <w:r>
+        <w:rPr>
+          <w:lang w:val="pt-BR"/>
         </w:rPr>
         <w:t>1</w:t>
       </w:r>
       <w:r>
         <w:rPr>
-          <w:lang w:val="pt-BR" w:eastAsia="pt-PT"/>
-        </w:rPr>
-        <w:t xml:space="preserve">   Interface de Usuário</w:t>
-      </w:r>
-    </w:p>
-    <w:p>
-      <w:pPr>
-        <w:pStyle w:val="p1a"/>
-        <w:rPr>
-          <w:lang w:val="pt-BR" w:eastAsia="pt-PT"/>
-        </w:rPr>
-      </w:pPr>
-      <w:r>
-        <w:rPr>
-          <w:lang w:val="pt-BR" w:eastAsia="pt-PT"/>
-        </w:rPr>
-        <w:t>A interface de usuário</w:t>
-      </w:r>
-      <w:r>
-        <w:rPr>
-          <w:lang w:val="pt-BR" w:eastAsia="pt-PT"/>
-        </w:rPr>
-        <w:t xml:space="preserve"> (</w:t>
-      </w:r>
-      <w:r>
-        <w:rPr>
-          <w:lang w:val="pt-BR" w:eastAsia="pt-PT"/>
-        </w:rPr>
-        <w:t xml:space="preserve">Fig. </w:t>
-      </w:r>
-      <w:r>
-        <w:rPr>
-          <w:lang w:val="pt-BR" w:eastAsia="pt-PT"/>
-        </w:rPr>
-        <w:t>8</w:t>
-      </w:r>
-      <w:r>
-        <w:rPr>
-          <w:lang w:val="pt-BR" w:eastAsia="pt-PT"/>
-        </w:rPr>
-        <w:t>)</w:t>
-      </w:r>
-      <w:r>
-        <w:rPr>
-          <w:lang w:val="pt-BR" w:eastAsia="pt-PT"/>
+          <w:lang w:val="pt-BR"/>
+        </w:rPr>
+        <w:t>2</w:t>
+      </w:r>
+      <w:r>
+        <w:rPr>
+          <w:lang w:val="pt-BR"/>
+        </w:rPr>
+        <w:t>.1</w:t>
+      </w:r>
+      <w:r>
+        <w:rPr>
+          <w:lang w:val="pt-BR"/>
         </w:rPr>
         <w:t xml:space="preserve"> </w:t>
       </w:r>
       <w:r>
         <w:rPr>
-          <w:lang w:val="pt-BR" w:eastAsia="pt-PT"/>
-        </w:rPr>
-        <w:t xml:space="preserve">mostra o </w:t>
-      </w:r>
-      <w:r>
-        <w:rPr>
-          <w:lang w:val="pt-BR" w:eastAsia="pt-PT"/>
-        </w:rPr>
-        <w:t>funcionamento</w:t>
-      </w:r>
-      <w:r>
-        <w:rPr>
-          <w:lang w:val="pt-BR" w:eastAsia="pt-PT"/>
-        </w:rPr>
-        <w:t xml:space="preserve"> da aplicação do ponto de vista do usuário, isto é, a estrutura das interfaces pelas quais o utilizador irá navegar para </w:t>
-      </w:r>
-      <w:r>
-        <w:rPr>
-          <w:lang w:val="pt-BR" w:eastAsia="pt-PT"/>
-        </w:rPr>
-        <w:t>aceder aos diferentes menus do sistema: menu de login, menu principal, novo jogo, dificuldade, posicionamento dos navios, tipo de ranking, estatísticas e ajuda e regras, e especificando as opções disponíveis em cada menu.</w:t>
-      </w:r>
-    </w:p>
-    <w:p>
-      <w:pPr>
-        <w:pStyle w:val="p1a"/>
-        <w:keepNext/>
+          <w:lang w:val="pt-BR"/>
+        </w:rPr>
+        <w:t xml:space="preserve">  </w:t>
+      </w:r>
+      <w:r>
+        <w:rPr>
+          <w:lang w:val="pt-BR"/>
+        </w:rPr>
+        <w:t>DTO</w:t>
+      </w:r>
+    </w:p>
+    <w:p>
+      <w:pPr>
+        <w:ind w:firstLine="0"/>
         <w:jc w:val="center"/>
-        <w:rPr>
-          <w:lang w:val="pt-BR"/>
-        </w:rPr>
-      </w:pPr>
-      <w:r>
         <w:rPr>
           <w:noProof/>
           <w:lang w:val="pt-BR" w:eastAsia="pt-PT"/>
         </w:rPr>
-        <w:lastRenderedPageBreak/>
-        <w:pict w14:anchorId="29F95681">
-          <v:shape id="_x0000_i1033" type="#_x0000_t75" style="width:334.8pt;height:271.8pt;visibility:visible">
+      </w:pPr>
+      <w:r>
+        <w:rPr>
+          <w:noProof/>
+          <w:lang w:val="pt-BR" w:eastAsia="pt-PT"/>
+        </w:rPr>
+        <w:pict w14:anchorId="174F1BEB">
+          <v:shape id="_x0000_i1033" type="#_x0000_t75" style="width:159pt;height:152.4pt;visibility:visible;mso-wrap-style:square">
             <v:imagedata r:id="rId17" o:title=""/>
           </v:shape>
         </w:pict>
@@ -8284,103 +8276,88 @@
       <w:pPr>
         <w:pStyle w:val="Legenda"/>
       </w:pPr>
-      <w:bookmarkStart w:id="6" w:name="_Ref232179583"/>
-      <w:r>
-        <w:t>Fig.</w:t>
-      </w:r>
-      <w:bookmarkEnd w:id="6"/>
-      <w:r>
-        <w:t xml:space="preserve"> </w:t>
-      </w:r>
-      <w:r>
-        <w:t>8</w:t>
-      </w:r>
-      <w:r>
-        <w:t>. Interface de usuário da aplicação</w:t>
-      </w:r>
-    </w:p>
-    <w:p>
-      <w:pPr>
-        <w:rPr>
-          <w:bCs/>
-          <w:lang w:val="pt-BR"/>
-        </w:rPr>
-      </w:pPr>
-    </w:p>
-    <w:p>
-      <w:pPr>
-        <w:pStyle w:val="heading1"/>
-        <w:rPr>
-          <w:lang w:val="pt-BR"/>
-        </w:rPr>
-      </w:pPr>
-      <w:r>
-        <w:rPr>
-          <w:lang w:val="pt-BR"/>
-        </w:rPr>
-        <w:lastRenderedPageBreak/>
+      <w:r>
+        <w:t xml:space="preserve">Fig. </w:t>
+      </w:r>
+      <w:r>
+        <w:t>9</w:t>
+      </w:r>
+      <w:r>
+        <w:t>. Código de PlayerDTO</w:t>
+      </w:r>
+      <w:r>
+        <w:t>.h</w:t>
+      </w:r>
+    </w:p>
+    <w:p>
+      <w:pPr>
+        <w:pStyle w:val="Legenda"/>
+        <w:jc w:val="both"/>
+        <w:rPr>
+          <w:rStyle w:val="p1aZchn"/>
+          <w:b/>
+          <w:sz w:val="20"/>
+          <w:lang w:val="pt-BR"/>
+        </w:rPr>
+      </w:pPr>
+      <w:r>
+        <w:rPr>
+          <w:rStyle w:val="p1aZchn"/>
+          <w:sz w:val="20"/>
+          <w:lang w:val="pt-BR"/>
+        </w:rPr>
+        <w:t xml:space="preserve">PlayerDTO é uma estrutura que transporta os dados do jogador entre camadas </w:t>
+      </w:r>
+      <w:r>
+        <w:rPr>
+          <w:rStyle w:val="p1aZchn"/>
+          <w:sz w:val="20"/>
+          <w:lang w:val="pt-BR"/>
+        </w:rPr>
+        <w:t>(Services, Controller e View). A</w:t>
+      </w:r>
+      <w:r>
+        <w:rPr>
+          <w:rStyle w:val="p1aZchn"/>
+          <w:sz w:val="20"/>
+          <w:lang w:val="pt-BR"/>
+        </w:rPr>
+        <w:t>penas armazena campos como nickname, estatísticas e precisão. Isto evita que a lógica de domínio seja exposta à interface.</w:t>
+      </w:r>
+    </w:p>
+    <w:p>
+      <w:pPr>
+        <w:pStyle w:val="heading2"/>
+        <w:rPr>
+          <w:rStyle w:val="p1aZchn"/>
+          <w:lang w:val="pt-BR"/>
+        </w:rPr>
+      </w:pPr>
+      <w:r>
+        <w:rPr>
+          <w:rStyle w:val="p1aZchn"/>
+          <w:lang w:val="pt-BR"/>
+        </w:rPr>
         <w:t>1</w:t>
       </w:r>
       <w:r>
         <w:rPr>
+          <w:rStyle w:val="p1aZchn"/>
           <w:lang w:val="pt-BR"/>
         </w:rPr>
         <w:t>2</w:t>
       </w:r>
       <w:r>
         <w:rPr>
-          <w:lang w:val="pt-BR"/>
-        </w:rPr>
-        <w:t xml:space="preserve">   Implementação</w:t>
-      </w:r>
-    </w:p>
-    <w:p>
-      <w:pPr>
-        <w:pStyle w:val="heading2"/>
-        <w:rPr>
-          <w:lang w:val="pt-BR"/>
-        </w:rPr>
-      </w:pPr>
-      <w:r>
-        <w:rPr>
-          <w:lang w:val="pt-BR"/>
-        </w:rPr>
-        <w:t>1</w:t>
-      </w:r>
-      <w:r>
-        <w:rPr>
-          <w:lang w:val="pt-BR"/>
-        </w:rPr>
-        <w:t>2</w:t>
-      </w:r>
-      <w:r>
-        <w:rPr>
-          <w:lang w:val="pt-BR"/>
-        </w:rPr>
-        <w:t>.1</w:t>
-      </w:r>
-      <w:r>
-        <w:rPr>
-          <w:lang w:val="pt-BR"/>
-        </w:rPr>
-        <w:t xml:space="preserve"> </w:t>
-      </w:r>
-      <w:r>
-        <w:rPr>
-          <w:lang w:val="pt-BR"/>
-        </w:rPr>
-        <w:t xml:space="preserve">  </w:t>
-      </w:r>
-      <w:r>
-        <w:rPr>
-          <w:lang w:val="pt-BR"/>
-        </w:rPr>
-        <w:t>DTO</w:t>
-      </w:r>
-    </w:p>
-    <w:p>
-      <w:pPr>
-        <w:ind w:firstLine="0"/>
+          <w:rStyle w:val="p1aZchn"/>
+          <w:lang w:val="pt-BR"/>
+        </w:rPr>
+        <w:t>.2   Exceptions</w:t>
+      </w:r>
+    </w:p>
+    <w:p>
+      <w:pPr>
+        <w:pStyle w:val="p1a"/>
         <w:jc w:val="center"/>
         <w:rPr>
           <w:noProof/>
@@ -8392,8 +8369,8 @@
           <w:noProof/>
           <w:lang w:val="pt-BR" w:eastAsia="pt-PT"/>
         </w:rPr>
-        <w:pict w14:anchorId="174F1BEB">
-          <v:shape id="_x0000_i1034" type="#_x0000_t75" style="width:159pt;height:152.4pt;visibility:visible;mso-wrap-style:square">
+        <w:pict w14:anchorId="01F5E132">
+          <v:shape id="_x0000_i1034" type="#_x0000_t75" style="width:300.6pt;height:118.2pt;visibility:visible;mso-wrap-style:square">
             <v:imagedata r:id="rId18" o:title=""/>
           </v:shape>
         </w:pict>
@@ -8407,13 +8384,601 @@
         <w:t xml:space="preserve">Fig. </w:t>
       </w:r>
       <w:r>
+        <w:t>10</w:t>
+      </w:r>
+      <w:r>
+        <w:t>. Código de InvalidDataException.h</w:t>
+      </w:r>
+    </w:p>
+    <w:p>
+      <w:pPr>
+        <w:pStyle w:val="p1a"/>
+        <w:jc w:val="center"/>
+        <w:rPr>
+          <w:noProof/>
+          <w:lang w:val="pt-BR" w:eastAsia="pt-PT"/>
+        </w:rPr>
+      </w:pPr>
+      <w:r>
+        <w:rPr>
+          <w:noProof/>
+          <w:lang w:val="pt-BR" w:eastAsia="pt-PT"/>
+        </w:rPr>
+        <w:lastRenderedPageBreak/>
+        <w:pict w14:anchorId="676740B9">
+          <v:shape id="_x0000_i1035" type="#_x0000_t75" style="width:353.4pt;height:106.8pt;visibility:visible;mso-wrap-style:square">
+            <v:imagedata r:id="rId19" o:title=""/>
+          </v:shape>
+        </w:pict>
+      </w:r>
+    </w:p>
+    <w:p>
+      <w:pPr>
+        <w:pStyle w:val="Legenda"/>
+      </w:pPr>
+      <w:r>
+        <w:t xml:space="preserve">Fig. </w:t>
+      </w:r>
+      <w:r>
+        <w:t>11</w:t>
+      </w:r>
+      <w:r>
+        <w:t>. Código de InvalidDataException.cpp</w:t>
+      </w:r>
+    </w:p>
+    <w:p>
+      <w:pPr>
+        <w:pStyle w:val="p1a"/>
+        <w:rPr>
+          <w:lang w:val="pt-BR"/>
+        </w:rPr>
+      </w:pPr>
+      <w:r>
+        <w:rPr>
+          <w:lang w:val="pt-BR"/>
+        </w:rPr>
+        <w:t xml:space="preserve">InvalidDataException é uma exceção personalizada que herda de std::exception, ela recebe uma mensagem de erro e o método what() </w:t>
+      </w:r>
+      <w:r>
+        <w:rPr>
+          <w:lang w:val="pt-BR"/>
+        </w:rPr>
+        <w:t xml:space="preserve">e </w:t>
+      </w:r>
+      <w:r>
+        <w:rPr>
+          <w:lang w:val="pt-BR"/>
+        </w:rPr>
+        <w:t>devolve essa mensagem, permitindo que o Controller mostre o erro ao utilizador de forma simples. As exceções NoDataException e DuplicatedDataException funcionam da mesma forma, mudando apenas a mensagem apresentada.</w:t>
+      </w:r>
+    </w:p>
+    <w:p>
+      <w:pPr>
+        <w:pStyle w:val="heading2"/>
+        <w:rPr>
+          <w:lang w:val="pt-BR"/>
+        </w:rPr>
+      </w:pPr>
+      <w:r>
+        <w:rPr>
+          <w:lang w:val="pt-BR"/>
+        </w:rPr>
+        <w:t>1</w:t>
+      </w:r>
+      <w:r>
+        <w:rPr>
+          <w:lang w:val="pt-BR"/>
+        </w:rPr>
+        <w:t>2</w:t>
+      </w:r>
+      <w:r>
+        <w:rPr>
+          <w:lang w:val="pt-BR"/>
+        </w:rPr>
+        <w:t>.3   Model</w:t>
+      </w:r>
+    </w:p>
+    <w:p>
+      <w:pPr>
+        <w:pStyle w:val="heading2"/>
+        <w:jc w:val="center"/>
+        <w:rPr>
+          <w:noProof/>
+          <w:lang w:val="pt-BR" w:eastAsia="pt-PT"/>
+        </w:rPr>
+      </w:pPr>
+      <w:r>
+        <w:rPr>
+          <w:noProof/>
+          <w:lang w:val="pt-BR" w:eastAsia="pt-PT"/>
+        </w:rPr>
+        <w:pict w14:anchorId="47FBF954">
+          <v:shape id="_x0000_i1036" type="#_x0000_t75" style="width:309pt;height:242.4pt;visibility:visible;mso-wrap-style:square">
+            <v:imagedata r:id="rId20" o:title=""/>
+          </v:shape>
+        </w:pict>
+      </w:r>
+    </w:p>
+    <w:p>
+      <w:pPr>
+        <w:pStyle w:val="Legenda"/>
+      </w:pPr>
+      <w:r>
+        <w:t>Fig.1</w:t>
+      </w:r>
+      <w:r>
+        <w:t>2</w:t>
+      </w:r>
+      <w:r>
+        <w:t>. Código de Board.h</w:t>
+      </w:r>
+    </w:p>
+    <w:p>
+      <w:pPr>
+        <w:pStyle w:val="heading2"/>
+        <w:jc w:val="center"/>
+        <w:rPr>
+          <w:noProof/>
+          <w:lang w:val="pt-BR" w:eastAsia="pt-PT"/>
+        </w:rPr>
+      </w:pPr>
+      <w:r>
+        <w:rPr>
+          <w:noProof/>
+          <w:lang w:val="pt-BR" w:eastAsia="pt-PT"/>
+        </w:rPr>
+        <w:lastRenderedPageBreak/>
+        <w:pict w14:anchorId="772D06E1">
+          <v:shape id="_x0000_i1037" type="#_x0000_t75" style="width:317.4pt;height:188.4pt;visibility:visible;mso-wrap-style:square">
+            <v:imagedata r:id="rId21" o:title=""/>
+          </v:shape>
+        </w:pict>
+      </w:r>
+    </w:p>
+    <w:p>
+      <w:pPr>
+        <w:pStyle w:val="Legenda"/>
+      </w:pPr>
+      <w:r>
+        <w:t>Fig. 1</w:t>
+      </w:r>
+      <w:r>
+        <w:t>3</w:t>
+      </w:r>
+      <w:r>
+        <w:t>. Código de validatePosi</w:t>
+      </w:r>
+      <w:r>
+        <w:t xml:space="preserve">tion() </w:t>
+      </w:r>
+      <w:r>
+        <w:t xml:space="preserve">em </w:t>
+      </w:r>
+      <w:r>
+        <w:t>Board.cpp</w:t>
+      </w:r>
+    </w:p>
+    <w:p>
+      <w:pPr>
+        <w:pStyle w:val="Legenda"/>
+        <w:jc w:val="both"/>
+      </w:pPr>
+      <w:r>
+        <w:rPr>
+          <w:rStyle w:val="p1aZchn"/>
+          <w:sz w:val="20"/>
+          <w:lang w:val="pt-BR"/>
+        </w:rPr>
+        <w:t>Board representa o tabuleiro do jogo, com uma grelha de 10x10 onde cada posição pode conter água, navio, acerto ou falha. O método validatePosition() verifica se um navio pode ser colocado numa determinada posição, garantindo que não fica encostado a outros navios. Já os métodos placeShip() e registerShot() atualizam o estado do tabuleiro, enquanto allShipsSunk() verifica se todos os navios foram afundados e se o jogo terminou</w:t>
+      </w:r>
+      <w:r>
+        <w:t>.</w:t>
+      </w:r>
+    </w:p>
+    <w:p>
+      <w:pPr>
+        <w:pStyle w:val="heading2"/>
+        <w:rPr>
+          <w:lang w:val="pt-BR"/>
+        </w:rPr>
+      </w:pPr>
+      <w:r>
+        <w:rPr>
+          <w:lang w:val="pt-BR"/>
+        </w:rPr>
+        <w:t>1</w:t>
+      </w:r>
+      <w:r>
+        <w:rPr>
+          <w:lang w:val="pt-BR"/>
+        </w:rPr>
+        <w:t>2</w:t>
+      </w:r>
+      <w:r>
+        <w:rPr>
+          <w:lang w:val="pt-BR"/>
+        </w:rPr>
+        <w:t xml:space="preserve">.4 </w:t>
+      </w:r>
+      <w:r>
+        <w:rPr>
+          <w:lang w:val="pt-BR"/>
+        </w:rPr>
+        <w:t xml:space="preserve">  </w:t>
+      </w:r>
+      <w:r>
+        <w:rPr>
+          <w:lang w:val="pt-BR"/>
+        </w:rPr>
+        <w:t>Mappers</w:t>
+      </w:r>
+    </w:p>
+    <w:p>
+      <w:pPr>
+        <w:pStyle w:val="p1a"/>
+        <w:jc w:val="center"/>
+        <w:rPr>
+          <w:noProof/>
+          <w:lang w:val="pt-BR" w:eastAsia="pt-PT"/>
+        </w:rPr>
+      </w:pPr>
+      <w:r>
+        <w:rPr>
+          <w:noProof/>
+          <w:lang w:val="pt-BR" w:eastAsia="pt-PT"/>
+        </w:rPr>
+        <w:pict w14:anchorId="4C7A1D6E">
+          <v:shape id="_x0000_i1038" type="#_x0000_t75" style="width:320.4pt;height:63pt;visibility:visible;mso-wrap-style:square">
+            <v:imagedata r:id="rId22" o:title=""/>
+          </v:shape>
+        </w:pict>
+      </w:r>
+    </w:p>
+    <w:p>
+      <w:pPr>
+        <w:pStyle w:val="Legenda"/>
+      </w:pPr>
+      <w:r>
+        <w:t>Fig. 1</w:t>
+      </w:r>
+      <w:r>
+        <w:t>4</w:t>
+      </w:r>
+      <w:r>
+        <w:t>. Código de BoardMapper.h</w:t>
+      </w:r>
+    </w:p>
+    <w:p>
+      <w:pPr>
+        <w:jc w:val="center"/>
+        <w:rPr>
+          <w:noProof/>
+          <w:lang w:val="pt-BR" w:eastAsia="pt-PT"/>
+        </w:rPr>
+      </w:pPr>
+      <w:r>
+        <w:rPr>
+          <w:noProof/>
+          <w:lang w:val="pt-BR" w:eastAsia="pt-PT"/>
+        </w:rPr>
+        <w:lastRenderedPageBreak/>
+        <w:pict w14:anchorId="15ADAE60">
+          <v:shape id="_x0000_i1039" type="#_x0000_t75" style="width:284.4pt;height:184.2pt;visibility:visible;mso-wrap-style:square">
+            <v:imagedata r:id="rId23" o:title=""/>
+          </v:shape>
+        </w:pict>
+      </w:r>
+    </w:p>
+    <w:p>
+      <w:pPr>
+        <w:pStyle w:val="Legenda"/>
+      </w:pPr>
+      <w:r>
+        <w:t>Fig. 1</w:t>
+      </w:r>
+      <w:r>
+        <w:t>5</w:t>
+      </w:r>
+      <w:r>
+        <w:t>. Código de BoadMapper.cpp</w:t>
+      </w:r>
+    </w:p>
+    <w:p>
+      <w:pPr>
+        <w:pStyle w:val="p1a"/>
+        <w:rPr>
+          <w:rFonts w:ascii="Times New Roman" w:hAnsi="Times New Roman"/>
+          <w:lang w:val="pt-BR"/>
+        </w:rPr>
+      </w:pPr>
+      <w:r>
+        <w:rPr>
+          <w:rStyle w:val="Forte"/>
+          <w:rFonts w:ascii="Times New Roman" w:hAnsi="Times New Roman"/>
+          <w:b w:val="0"/>
+          <w:lang w:val="pt-BR"/>
+        </w:rPr>
+        <w:t>BoardMapper</w:t>
+      </w:r>
+      <w:r>
+        <w:rPr>
+          <w:rFonts w:ascii="Times New Roman" w:hAnsi="Times New Roman"/>
+          <w:lang w:val="pt-BR"/>
+        </w:rPr>
+        <w:t xml:space="preserve"> converte um objeto </w:t>
+      </w:r>
+      <w:r>
+        <w:rPr>
+          <w:rStyle w:val="CdigoHTML"/>
+          <w:rFonts w:ascii="Times New Roman" w:hAnsi="Times New Roman" w:cs="Times New Roman"/>
+          <w:lang w:val="pt-BR"/>
+        </w:rPr>
+        <w:t>Board</w:t>
+      </w:r>
+      <w:r>
+        <w:rPr>
+          <w:rFonts w:ascii="Times New Roman" w:hAnsi="Times New Roman"/>
+          <w:lang w:val="pt-BR"/>
+        </w:rPr>
+        <w:t xml:space="preserve"> num </w:t>
+      </w:r>
+      <w:r>
+        <w:rPr>
+          <w:rStyle w:val="CdigoHTML"/>
+          <w:rFonts w:ascii="Times New Roman" w:hAnsi="Times New Roman" w:cs="Times New Roman"/>
+          <w:lang w:val="pt-BR"/>
+        </w:rPr>
+        <w:t>BoardDTO</w:t>
+      </w:r>
+      <w:r>
+        <w:rPr>
+          <w:rFonts w:ascii="Times New Roman" w:hAnsi="Times New Roman"/>
+          <w:lang w:val="pt-BR"/>
+        </w:rPr>
+        <w:t xml:space="preserve">, copiando as informações necessárias para serem apresentadas na interface. Também utiliza o </w:t>
+      </w:r>
+      <w:r>
+        <w:rPr>
+          <w:rStyle w:val="CdigoHTML"/>
+          <w:rFonts w:ascii="Times New Roman" w:hAnsi="Times New Roman" w:cs="Times New Roman"/>
+          <w:lang w:val="pt-BR"/>
+        </w:rPr>
+        <w:t>ShipMapper</w:t>
+      </w:r>
+      <w:r>
+        <w:rPr>
+          <w:rFonts w:ascii="Times New Roman" w:hAnsi="Times New Roman"/>
+          <w:lang w:val="pt-BR"/>
+        </w:rPr>
+        <w:t xml:space="preserve"> para converter os navios da frota. O método é </w:t>
+      </w:r>
+      <w:r>
+        <w:rPr>
+          <w:rStyle w:val="CdigoHTML"/>
+          <w:rFonts w:ascii="Times New Roman" w:hAnsi="Times New Roman" w:cs="Times New Roman"/>
+          <w:lang w:val="pt-BR"/>
+        </w:rPr>
+        <w:t>static</w:t>
+      </w:r>
+      <w:r>
+        <w:rPr>
+          <w:rFonts w:ascii="Times New Roman" w:hAnsi="Times New Roman"/>
+          <w:lang w:val="pt-BR"/>
+        </w:rPr>
+        <w:t xml:space="preserve"> porque apenas realiza a conversão de dados e não precisa de guardar qualquer estado.</w:t>
+      </w:r>
+    </w:p>
+    <w:p>
+      <w:pPr>
+        <w:pStyle w:val="heading2"/>
+        <w:rPr>
+          <w:lang w:val="pt-BR"/>
+        </w:rPr>
+      </w:pPr>
+      <w:r>
+        <w:rPr>
+          <w:lang w:val="pt-BR"/>
+        </w:rPr>
+        <w:lastRenderedPageBreak/>
+        <w:t>1</w:t>
+      </w:r>
+      <w:r>
+        <w:rPr>
+          <w:lang w:val="pt-BR"/>
+        </w:rPr>
+        <w:t>2</w:t>
+      </w:r>
+      <w:r>
+        <w:rPr>
+          <w:lang w:val="pt-BR"/>
+        </w:rPr>
+        <w:t>.5   Repo</w:t>
+      </w:r>
+    </w:p>
+    <w:p>
+      <w:pPr>
+        <w:pStyle w:val="Legenda"/>
+      </w:pPr>
+      <w:r>
+        <w:pict w14:anchorId="1B6DD970">
+          <v:shape id="_x0000_i1040" type="#_x0000_t75" style="width:298.2pt;height:263.4pt;visibility:visible;mso-wrap-style:square">
+            <v:imagedata r:id="rId24" o:title=""/>
+          </v:shape>
+        </w:pict>
+      </w:r>
+    </w:p>
+    <w:p>
+      <w:pPr>
+        <w:pStyle w:val="Legenda"/>
+      </w:pPr>
+      <w:r>
+        <w:t>Fig. 1</w:t>
+      </w:r>
+      <w:r>
+        <w:t>6</w:t>
+      </w:r>
+      <w:r>
+        <w:t>. Código de ProfileRepositoryFile.h</w:t>
+      </w:r>
+    </w:p>
+    <w:p>
+      <w:pPr>
+        <w:ind w:firstLine="0"/>
+        <w:jc w:val="center"/>
+        <w:rPr>
+          <w:noProof/>
+          <w:lang w:val="pt-BR" w:eastAsia="pt-PT"/>
+        </w:rPr>
+      </w:pPr>
+      <w:r>
+        <w:rPr>
+          <w:noProof/>
+          <w:lang w:val="pt-BR" w:eastAsia="pt-PT"/>
+        </w:rPr>
+        <w:pict w14:anchorId="10781889">
+          <v:shape id="_x0000_i1041" type="#_x0000_t75" style="width:313.8pt;height:142.2pt;visibility:visible;mso-wrap-style:square">
+            <v:imagedata r:id="rId25" o:title=""/>
+          </v:shape>
+        </w:pict>
+      </w:r>
+    </w:p>
+    <w:p>
+      <w:pPr>
+        <w:pStyle w:val="Legenda"/>
+      </w:pPr>
+      <w:r>
+        <w:t>Fig. 1</w:t>
+      </w:r>
+      <w:r>
+        <w:t>7</w:t>
+      </w:r>
+      <w:r>
+        <w:t>. Código de save() em ProfileRepositoryFile.cpp</w:t>
+      </w:r>
+    </w:p>
+    <w:p>
+      <w:pPr>
+        <w:pStyle w:val="p1a"/>
+        <w:rPr>
+          <w:lang w:val="pt-BR"/>
+        </w:rPr>
+      </w:pPr>
+      <w:r>
+        <w:rPr>
+          <w:rStyle w:val="Forte"/>
+          <w:b w:val="0"/>
+          <w:lang w:val="pt-BR"/>
+        </w:rPr>
+        <w:t>ProfileRepositoryFile</w:t>
+      </w:r>
+      <w:r>
+        <w:rPr>
+          <w:lang w:val="pt-BR"/>
+        </w:rPr>
+        <w:t xml:space="preserve"> é a classe responsável por guardar e carregar os perfi</w:t>
+      </w:r>
+      <w:r>
+        <w:rPr>
+          <w:lang w:val="pt-BR"/>
+        </w:rPr>
+        <w:t>s dos jogadores num ficheiro de texto</w:t>
+      </w:r>
+      <w:r>
+        <w:rPr>
+          <w:lang w:val="pt-BR"/>
+        </w:rPr>
+        <w:t xml:space="preserve"> (players.txt). Os métodos load() e save() permitem ler e guardar os dados dos jogadores, mantendo as suas estatísticas entre diferentes execuções do programa.</w:t>
+      </w:r>
+    </w:p>
+    <w:p>
+      <w:pPr>
+        <w:pStyle w:val="heading2"/>
+        <w:rPr>
+          <w:lang w:val="pt-BR"/>
+        </w:rPr>
+      </w:pPr>
+      <w:r>
+        <w:rPr>
+          <w:lang w:val="pt-BR"/>
+        </w:rPr>
+        <w:lastRenderedPageBreak/>
+        <w:t>1</w:t>
+      </w:r>
+      <w:r>
+        <w:rPr>
+          <w:lang w:val="pt-BR"/>
+        </w:rPr>
+        <w:t>2</w:t>
+      </w:r>
+      <w:r>
+        <w:rPr>
+          <w:lang w:val="pt-BR"/>
+        </w:rPr>
+        <w:t>.6   Services</w:t>
+      </w:r>
+    </w:p>
+    <w:p>
+      <w:pPr>
+        <w:pStyle w:val="p1a"/>
+        <w:jc w:val="center"/>
+        <w:rPr>
+          <w:noProof/>
+          <w:lang w:val="pt-BR" w:eastAsia="pt-PT"/>
+        </w:rPr>
+      </w:pPr>
+      <w:r>
+        <w:rPr>
+          <w:noProof/>
+          <w:lang w:val="pt-BR" w:eastAsia="pt-PT"/>
+        </w:rPr>
+        <w:pict w14:anchorId="57831F45">
+          <v:shape id="_x0000_i1042" type="#_x0000_t75" style="width:297pt;height:229.2pt;visibility:visible;mso-wrap-style:square">
+            <v:imagedata r:id="rId26" o:title=""/>
+          </v:shape>
+        </w:pict>
+      </w:r>
+    </w:p>
+    <w:p>
+      <w:pPr>
+        <w:pStyle w:val="Legenda"/>
+      </w:pPr>
+      <w:r>
+        <w:t>Fig.1</w:t>
+      </w:r>
+      <w:r>
+        <w:t>8</w:t>
+      </w:r>
+      <w:r>
+        <w:t>. Código de PlayerService.h</w:t>
+      </w:r>
+    </w:p>
+    <w:p>
+      <w:pPr>
+        <w:pStyle w:val="Legenda"/>
+      </w:pPr>
+      <w:r>
+        <w:pict w14:anchorId="6E4C43A9">
+          <v:shape id="_x0000_i1043" type="#_x0000_t75" style="width:340.8pt;height:133.2pt;visibility:visible;mso-wrap-style:square">
+            <v:imagedata r:id="rId27" o:title=""/>
+          </v:shape>
+        </w:pict>
+      </w:r>
+    </w:p>
+    <w:p>
+      <w:pPr>
+        <w:pStyle w:val="Legenda"/>
+        <w:rPr>
+          <w:szCs w:val="24"/>
+        </w:rPr>
+      </w:pPr>
+      <w:r>
+        <w:t>Fig. 1</w:t>
+      </w:r>
+      <w:r>
         <w:t>9</w:t>
       </w:r>
       <w:r>
-        <w:t>. Código de PlayerDTO</w:t>
-      </w:r>
-      <w:r>
-        <w:t>.h</w:t>
+        <w:t>. Código de registerPlayer() em PlayerService</w:t>
       </w:r>
     </w:p>
     <w:p>
@@ -8433,58 +8998,39 @@
           <w:sz w:val="20"/>
           <w:lang w:val="pt-BR"/>
         </w:rPr>
-        <w:t xml:space="preserve">PlayerDTO é uma estrutura que transporta os dados do jogador entre camadas </w:t>
-      </w:r>
-      <w:r>
-        <w:rPr>
-          <w:rStyle w:val="p1aZchn"/>
-          <w:sz w:val="20"/>
-          <w:lang w:val="pt-BR"/>
-        </w:rPr>
-        <w:t>(Services, Controller e View). A</w:t>
-      </w:r>
-      <w:r>
-        <w:rPr>
-          <w:rStyle w:val="p1aZchn"/>
-          <w:sz w:val="20"/>
-          <w:lang w:val="pt-BR"/>
-        </w:rPr>
-        <w:t>penas armazena campos como nickname, estatísticas e precisão. Isto evita que a lógica de domínio seja exposta à interface.</w:t>
+        <w:t>PlayerService é a camada responsável pelas regras de negócio relacionadas com os jogadores. Faz validações no registo, verifica se já existem jogadores com o mesmo nome e obtém os rankings. Também organiza os jogadores com base nas vitórias ou na precisão. Em caso de erro, lança exceções específicas para que o Controller trate a situação adequadamente.</w:t>
       </w:r>
     </w:p>
     <w:p>
       <w:pPr>
         <w:pStyle w:val="heading2"/>
         <w:rPr>
-          <w:rStyle w:val="p1aZchn"/>
-          <w:lang w:val="pt-BR"/>
-        </w:rPr>
-      </w:pPr>
-      <w:r>
-        <w:rPr>
-          <w:rStyle w:val="p1aZchn"/>
-          <w:lang w:val="pt-BR"/>
-        </w:rPr>
+          <w:lang w:val="pt-BR"/>
+        </w:rPr>
+      </w:pPr>
+      <w:r>
+        <w:rPr>
+          <w:lang w:val="pt-BR"/>
+        </w:rPr>
+        <w:lastRenderedPageBreak/>
         <w:t>1</w:t>
       </w:r>
       <w:r>
         <w:rPr>
-          <w:rStyle w:val="p1aZchn"/>
           <w:lang w:val="pt-BR"/>
         </w:rPr>
         <w:t>2</w:t>
       </w:r>
       <w:r>
         <w:rPr>
-          <w:rStyle w:val="p1aZchn"/>
-          <w:lang w:val="pt-BR"/>
-        </w:rPr>
-        <w:t>.2   Exceptions</w:t>
-      </w:r>
-    </w:p>
-    <w:p>
-      <w:pPr>
-        <w:pStyle w:val="p1a"/>
+          <w:lang w:val="pt-BR"/>
+        </w:rPr>
+        <w:t>.7   View</w:t>
+      </w:r>
+    </w:p>
+    <w:p>
+      <w:pPr>
+        <w:ind w:firstLine="0"/>
         <w:jc w:val="center"/>
         <w:rPr>
           <w:noProof/>
@@ -8496,600 +9042,8 @@
           <w:noProof/>
           <w:lang w:val="pt-BR" w:eastAsia="pt-PT"/>
         </w:rPr>
-        <w:pict w14:anchorId="01F5E132">
-          <v:shape id="_x0000_i1035" type="#_x0000_t75" style="width:300.6pt;height:118.2pt;visibility:visible;mso-wrap-style:square">
-            <v:imagedata r:id="rId19" o:title=""/>
-          </v:shape>
-        </w:pict>
-      </w:r>
-    </w:p>
-    <w:p>
-      <w:pPr>
-        <w:pStyle w:val="Legenda"/>
-      </w:pPr>
-      <w:r>
-        <w:t xml:space="preserve">Fig. </w:t>
-      </w:r>
-      <w:r>
-        <w:t>10</w:t>
-      </w:r>
-      <w:r>
-        <w:t>. Código de InvalidDataException.h</w:t>
-      </w:r>
-    </w:p>
-    <w:p>
-      <w:pPr>
-        <w:pStyle w:val="p1a"/>
-        <w:jc w:val="center"/>
-        <w:rPr>
-          <w:noProof/>
-          <w:lang w:val="pt-BR" w:eastAsia="pt-PT"/>
-        </w:rPr>
-      </w:pPr>
-      <w:r>
-        <w:rPr>
-          <w:noProof/>
-          <w:lang w:val="pt-BR" w:eastAsia="pt-PT"/>
-        </w:rPr>
-        <w:lastRenderedPageBreak/>
-        <w:pict w14:anchorId="676740B9">
-          <v:shape id="_x0000_i1036" type="#_x0000_t75" style="width:353.4pt;height:106.8pt;visibility:visible;mso-wrap-style:square">
-            <v:imagedata r:id="rId20" o:title=""/>
-          </v:shape>
-        </w:pict>
-      </w:r>
-    </w:p>
-    <w:p>
-      <w:pPr>
-        <w:pStyle w:val="Legenda"/>
-      </w:pPr>
-      <w:r>
-        <w:t xml:space="preserve">Fig. </w:t>
-      </w:r>
-      <w:r>
-        <w:t>11</w:t>
-      </w:r>
-      <w:r>
-        <w:t>. Código de InvalidDataException.cpp</w:t>
-      </w:r>
-    </w:p>
-    <w:p>
-      <w:pPr>
-        <w:pStyle w:val="p1a"/>
-        <w:rPr>
-          <w:lang w:val="pt-BR"/>
-        </w:rPr>
-      </w:pPr>
-      <w:r>
-        <w:rPr>
-          <w:lang w:val="pt-BR"/>
-        </w:rPr>
-        <w:t xml:space="preserve">InvalidDataException é uma exceção personalizada que herda de std::exception, ela recebe uma mensagem de erro e o método what() </w:t>
-      </w:r>
-      <w:r>
-        <w:rPr>
-          <w:lang w:val="pt-BR"/>
-        </w:rPr>
-        <w:t xml:space="preserve">e </w:t>
-      </w:r>
-      <w:r>
-        <w:rPr>
-          <w:lang w:val="pt-BR"/>
-        </w:rPr>
-        <w:t>devolve essa mensagem, permitindo que o Controller mostre o erro ao utilizador de forma simples. As exceções NoDataException e DuplicatedDataException funcionam da mesma forma, mudando apenas a mensagem apresentada.</w:t>
-      </w:r>
-    </w:p>
-    <w:p>
-      <w:pPr>
-        <w:pStyle w:val="heading2"/>
-        <w:rPr>
-          <w:lang w:val="pt-BR"/>
-        </w:rPr>
-      </w:pPr>
-      <w:r>
-        <w:rPr>
-          <w:lang w:val="pt-BR"/>
-        </w:rPr>
-        <w:t>1</w:t>
-      </w:r>
-      <w:r>
-        <w:rPr>
-          <w:lang w:val="pt-BR"/>
-        </w:rPr>
-        <w:t>2</w:t>
-      </w:r>
-      <w:r>
-        <w:rPr>
-          <w:lang w:val="pt-BR"/>
-        </w:rPr>
-        <w:t>.3   Model</w:t>
-      </w:r>
-    </w:p>
-    <w:p>
-      <w:pPr>
-        <w:pStyle w:val="heading2"/>
-        <w:jc w:val="center"/>
-        <w:rPr>
-          <w:noProof/>
-          <w:lang w:val="pt-BR" w:eastAsia="pt-PT"/>
-        </w:rPr>
-      </w:pPr>
-      <w:r>
-        <w:rPr>
-          <w:noProof/>
-          <w:lang w:val="pt-BR" w:eastAsia="pt-PT"/>
-        </w:rPr>
-        <w:pict w14:anchorId="47FBF954">
-          <v:shape id="_x0000_i1037" type="#_x0000_t75" style="width:309pt;height:242.4pt;visibility:visible;mso-wrap-style:square">
-            <v:imagedata r:id="rId21" o:title=""/>
-          </v:shape>
-        </w:pict>
-      </w:r>
-    </w:p>
-    <w:p>
-      <w:pPr>
-        <w:pStyle w:val="Legenda"/>
-      </w:pPr>
-      <w:r>
-        <w:t>Fig.1</w:t>
-      </w:r>
-      <w:r>
-        <w:t>2</w:t>
-      </w:r>
-      <w:r>
-        <w:t>. Código de Board.h</w:t>
-      </w:r>
-    </w:p>
-    <w:p>
-      <w:pPr>
-        <w:pStyle w:val="heading2"/>
-        <w:jc w:val="center"/>
-        <w:rPr>
-          <w:noProof/>
-          <w:lang w:val="pt-BR" w:eastAsia="pt-PT"/>
-        </w:rPr>
-      </w:pPr>
-      <w:r>
-        <w:rPr>
-          <w:noProof/>
-          <w:lang w:val="pt-BR" w:eastAsia="pt-PT"/>
-        </w:rPr>
-        <w:lastRenderedPageBreak/>
-        <w:pict w14:anchorId="772D06E1">
-          <v:shape id="_x0000_i1038" type="#_x0000_t75" style="width:317.4pt;height:188.4pt;visibility:visible;mso-wrap-style:square">
-            <v:imagedata r:id="rId22" o:title=""/>
-          </v:shape>
-        </w:pict>
-      </w:r>
-    </w:p>
-    <w:p>
-      <w:pPr>
-        <w:pStyle w:val="Legenda"/>
-      </w:pPr>
-      <w:r>
-        <w:t>Fig. 1</w:t>
-      </w:r>
-      <w:r>
-        <w:t>3</w:t>
-      </w:r>
-      <w:r>
-        <w:t>. Código de validatePosi</w:t>
-      </w:r>
-      <w:r>
-        <w:t xml:space="preserve">tion() </w:t>
-      </w:r>
-      <w:r>
-        <w:t xml:space="preserve">em </w:t>
-      </w:r>
-      <w:r>
-        <w:t>Board.cpp</w:t>
-      </w:r>
-    </w:p>
-    <w:p>
-      <w:pPr>
-        <w:pStyle w:val="Legenda"/>
-        <w:jc w:val="both"/>
-      </w:pPr>
-      <w:r>
-        <w:rPr>
-          <w:rStyle w:val="p1aZchn"/>
-          <w:sz w:val="20"/>
-          <w:lang w:val="pt-BR"/>
-        </w:rPr>
-        <w:t>Board representa o tabuleiro do jogo, com uma grelha de 10x10 onde cada posição pode conter água, navio, acerto ou falha. O método validatePosition() verifica se um navio pode ser colocado numa determinada posição, garantindo que não fica encostado a outros navios. Já os métodos placeShip() e registerShot() atualizam o estado do tabuleiro, enquanto allShipsSunk() verifica se todos os navios foram afundados e se o jogo terminou</w:t>
-      </w:r>
-      <w:r>
-        <w:t>.</w:t>
-      </w:r>
-    </w:p>
-    <w:p>
-      <w:pPr>
-        <w:pStyle w:val="heading2"/>
-        <w:rPr>
-          <w:lang w:val="pt-BR"/>
-        </w:rPr>
-      </w:pPr>
-      <w:r>
-        <w:rPr>
-          <w:lang w:val="pt-BR"/>
-        </w:rPr>
-        <w:t>1</w:t>
-      </w:r>
-      <w:r>
-        <w:rPr>
-          <w:lang w:val="pt-BR"/>
-        </w:rPr>
-        <w:t>2</w:t>
-      </w:r>
-      <w:r>
-        <w:rPr>
-          <w:lang w:val="pt-BR"/>
-        </w:rPr>
-        <w:t xml:space="preserve">.4 </w:t>
-      </w:r>
-      <w:r>
-        <w:rPr>
-          <w:lang w:val="pt-BR"/>
-        </w:rPr>
-        <w:t xml:space="preserve">  </w:t>
-      </w:r>
-      <w:r>
-        <w:rPr>
-          <w:lang w:val="pt-BR"/>
-        </w:rPr>
-        <w:t>Mappers</w:t>
-      </w:r>
-    </w:p>
-    <w:p>
-      <w:pPr>
-        <w:pStyle w:val="p1a"/>
-        <w:jc w:val="center"/>
-        <w:rPr>
-          <w:noProof/>
-          <w:lang w:val="pt-BR" w:eastAsia="pt-PT"/>
-        </w:rPr>
-      </w:pPr>
-      <w:r>
-        <w:rPr>
-          <w:noProof/>
-          <w:lang w:val="pt-BR" w:eastAsia="pt-PT"/>
-        </w:rPr>
-        <w:pict w14:anchorId="4C7A1D6E">
-          <v:shape id="_x0000_i1039" type="#_x0000_t75" style="width:320.4pt;height:63pt;visibility:visible;mso-wrap-style:square">
-            <v:imagedata r:id="rId23" o:title=""/>
-          </v:shape>
-        </w:pict>
-      </w:r>
-    </w:p>
-    <w:p>
-      <w:pPr>
-        <w:pStyle w:val="Legenda"/>
-      </w:pPr>
-      <w:r>
-        <w:t>Fig. 1</w:t>
-      </w:r>
-      <w:r>
-        <w:t>4</w:t>
-      </w:r>
-      <w:r>
-        <w:t>. Código de BoardMapper.h</w:t>
-      </w:r>
-      <w:bookmarkStart w:id="7" w:name="_GoBack"/>
-      <w:bookmarkEnd w:id="7"/>
-    </w:p>
-    <w:p>
-      <w:pPr>
-        <w:jc w:val="center"/>
-        <w:rPr>
-          <w:noProof/>
-          <w:lang w:val="pt-BR" w:eastAsia="pt-PT"/>
-        </w:rPr>
-      </w:pPr>
-      <w:r>
-        <w:rPr>
-          <w:noProof/>
-          <w:lang w:val="pt-BR" w:eastAsia="pt-PT"/>
-        </w:rPr>
-        <w:lastRenderedPageBreak/>
-        <w:pict w14:anchorId="15ADAE60">
-          <v:shape id="_x0000_i1040" type="#_x0000_t75" style="width:284.4pt;height:184.2pt;visibility:visible;mso-wrap-style:square">
-            <v:imagedata r:id="rId24" o:title=""/>
-          </v:shape>
-        </w:pict>
-      </w:r>
-    </w:p>
-    <w:p>
-      <w:pPr>
-        <w:pStyle w:val="Legenda"/>
-      </w:pPr>
-      <w:r>
-        <w:t>Fig. 1</w:t>
-      </w:r>
-      <w:r>
-        <w:t>5</w:t>
-      </w:r>
-      <w:r>
-        <w:t>. Código de BoadMapper.cpp</w:t>
-      </w:r>
-    </w:p>
-    <w:p>
-      <w:pPr>
-        <w:pStyle w:val="p1a"/>
-        <w:rPr>
-          <w:rFonts w:ascii="Times New Roman" w:hAnsi="Times New Roman"/>
-          <w:lang w:val="pt-BR"/>
-        </w:rPr>
-      </w:pPr>
-      <w:r>
-        <w:rPr>
-          <w:rStyle w:val="Forte"/>
-          <w:rFonts w:ascii="Times New Roman" w:hAnsi="Times New Roman"/>
-          <w:b w:val="0"/>
-          <w:lang w:val="pt-BR"/>
-        </w:rPr>
-        <w:t>BoardMapper</w:t>
-      </w:r>
-      <w:r>
-        <w:rPr>
-          <w:rFonts w:ascii="Times New Roman" w:hAnsi="Times New Roman"/>
-          <w:lang w:val="pt-BR"/>
-        </w:rPr>
-        <w:t xml:space="preserve"> converte um objeto </w:t>
-      </w:r>
-      <w:r>
-        <w:rPr>
-          <w:rStyle w:val="CdigoHTML"/>
-          <w:rFonts w:ascii="Times New Roman" w:hAnsi="Times New Roman" w:cs="Times New Roman"/>
-          <w:lang w:val="pt-BR"/>
-        </w:rPr>
-        <w:t>Board</w:t>
-      </w:r>
-      <w:r>
-        <w:rPr>
-          <w:rFonts w:ascii="Times New Roman" w:hAnsi="Times New Roman"/>
-          <w:lang w:val="pt-BR"/>
-        </w:rPr>
-        <w:t xml:space="preserve"> num </w:t>
-      </w:r>
-      <w:r>
-        <w:rPr>
-          <w:rStyle w:val="CdigoHTML"/>
-          <w:rFonts w:ascii="Times New Roman" w:hAnsi="Times New Roman" w:cs="Times New Roman"/>
-          <w:lang w:val="pt-BR"/>
-        </w:rPr>
-        <w:t>BoardDTO</w:t>
-      </w:r>
-      <w:r>
-        <w:rPr>
-          <w:rFonts w:ascii="Times New Roman" w:hAnsi="Times New Roman"/>
-          <w:lang w:val="pt-BR"/>
-        </w:rPr>
-        <w:t xml:space="preserve">, copiando as informações necessárias para serem apresentadas na interface. Também utiliza o </w:t>
-      </w:r>
-      <w:r>
-        <w:rPr>
-          <w:rStyle w:val="CdigoHTML"/>
-          <w:rFonts w:ascii="Times New Roman" w:hAnsi="Times New Roman" w:cs="Times New Roman"/>
-          <w:lang w:val="pt-BR"/>
-        </w:rPr>
-        <w:t>ShipMapper</w:t>
-      </w:r>
-      <w:r>
-        <w:rPr>
-          <w:rFonts w:ascii="Times New Roman" w:hAnsi="Times New Roman"/>
-          <w:lang w:val="pt-BR"/>
-        </w:rPr>
-        <w:t xml:space="preserve"> para converter os navios da frota. O método é </w:t>
-      </w:r>
-      <w:r>
-        <w:rPr>
-          <w:rStyle w:val="CdigoHTML"/>
-          <w:rFonts w:ascii="Times New Roman" w:hAnsi="Times New Roman" w:cs="Times New Roman"/>
-          <w:lang w:val="pt-BR"/>
-        </w:rPr>
-        <w:t>static</w:t>
-      </w:r>
-      <w:r>
-        <w:rPr>
-          <w:rFonts w:ascii="Times New Roman" w:hAnsi="Times New Roman"/>
-          <w:lang w:val="pt-BR"/>
-        </w:rPr>
-        <w:t xml:space="preserve"> porque apenas realiza a conversão de dados e não precisa de guardar qualquer estado.</w:t>
-      </w:r>
-    </w:p>
-    <w:p>
-      <w:pPr>
-        <w:pStyle w:val="heading2"/>
-        <w:rPr>
-          <w:lang w:val="pt-BR"/>
-        </w:rPr>
-      </w:pPr>
-      <w:r>
-        <w:rPr>
-          <w:lang w:val="pt-BR"/>
-        </w:rPr>
-        <w:lastRenderedPageBreak/>
-        <w:t>1</w:t>
-      </w:r>
-      <w:r>
-        <w:rPr>
-          <w:lang w:val="pt-BR"/>
-        </w:rPr>
-        <w:t>2</w:t>
-      </w:r>
-      <w:r>
-        <w:rPr>
-          <w:lang w:val="pt-BR"/>
-        </w:rPr>
-        <w:t>.5   Repo</w:t>
-      </w:r>
-    </w:p>
-    <w:p>
-      <w:pPr>
-        <w:pStyle w:val="Legenda"/>
-      </w:pPr>
-      <w:r>
-        <w:pict w14:anchorId="1B6DD970">
-          <v:shape id="_x0000_i1041" type="#_x0000_t75" style="width:298.2pt;height:263.4pt;visibility:visible;mso-wrap-style:square">
-            <v:imagedata r:id="rId25" o:title=""/>
-          </v:shape>
-        </w:pict>
-      </w:r>
-    </w:p>
-    <w:p>
-      <w:pPr>
-        <w:pStyle w:val="Legenda"/>
-      </w:pPr>
-      <w:r>
-        <w:t>Fig. 1</w:t>
-      </w:r>
-      <w:r>
-        <w:t>6</w:t>
-      </w:r>
-      <w:r>
-        <w:t>. Código de ProfileRepositoryFile.h</w:t>
-      </w:r>
-    </w:p>
-    <w:p>
-      <w:pPr>
-        <w:ind w:firstLine="0"/>
-        <w:jc w:val="center"/>
-        <w:rPr>
-          <w:noProof/>
-          <w:lang w:val="pt-BR" w:eastAsia="pt-PT"/>
-        </w:rPr>
-      </w:pPr>
-      <w:r>
-        <w:rPr>
-          <w:noProof/>
-          <w:lang w:val="pt-BR" w:eastAsia="pt-PT"/>
-        </w:rPr>
-        <w:pict w14:anchorId="10781889">
-          <v:shape id="_x0000_i1042" type="#_x0000_t75" style="width:313.8pt;height:142.2pt;visibility:visible;mso-wrap-style:square">
-            <v:imagedata r:id="rId26" o:title=""/>
-          </v:shape>
-        </w:pict>
-      </w:r>
-    </w:p>
-    <w:p>
-      <w:pPr>
-        <w:pStyle w:val="Legenda"/>
-      </w:pPr>
-      <w:r>
-        <w:t>Fig. 1</w:t>
-      </w:r>
-      <w:r>
-        <w:t>7</w:t>
-      </w:r>
-      <w:r>
-        <w:t>. Código de save() em ProfileRepositoryFile.cpp</w:t>
-      </w:r>
-    </w:p>
-    <w:p>
-      <w:pPr>
-        <w:pStyle w:val="p1a"/>
-        <w:rPr>
-          <w:lang w:val="pt-BR"/>
-        </w:rPr>
-      </w:pPr>
-      <w:r>
-        <w:rPr>
-          <w:rStyle w:val="Forte"/>
-          <w:b w:val="0"/>
-          <w:lang w:val="pt-BR"/>
-        </w:rPr>
-        <w:t>ProfileRepositoryFile</w:t>
-      </w:r>
-      <w:r>
-        <w:rPr>
-          <w:lang w:val="pt-BR"/>
-        </w:rPr>
-        <w:t xml:space="preserve"> é a classe responsável por guardar e carregar os perfis dos jogadores num ficheiro CSV (players.txt). Utiliza o padrão </w:t>
-      </w:r>
-      <w:r>
-        <w:rPr>
-          <w:rStyle w:val="Forte"/>
-          <w:b w:val="0"/>
-          <w:lang w:val="pt-BR"/>
-        </w:rPr>
-        <w:t>Singleton</w:t>
-      </w:r>
-      <w:r>
-        <w:rPr>
-          <w:lang w:val="pt-BR"/>
-        </w:rPr>
-        <w:t>, garantindo que existe apenas uma instância da classe. Os métodos load() e save() permitem ler e guardar os dados dos jogadores, mantendo as suas estatísticas entre diferentes execuções do programa.</w:t>
-      </w:r>
-    </w:p>
-    <w:p>
-      <w:pPr>
-        <w:pStyle w:val="heading2"/>
-        <w:rPr>
-          <w:lang w:val="pt-BR"/>
-        </w:rPr>
-      </w:pPr>
-      <w:r>
-        <w:rPr>
-          <w:lang w:val="pt-BR"/>
-        </w:rPr>
-        <w:lastRenderedPageBreak/>
-        <w:t>1</w:t>
-      </w:r>
-      <w:r>
-        <w:rPr>
-          <w:lang w:val="pt-BR"/>
-        </w:rPr>
-        <w:t>2</w:t>
-      </w:r>
-      <w:r>
-        <w:rPr>
-          <w:lang w:val="pt-BR"/>
-        </w:rPr>
-        <w:t>.6   Services</w:t>
-      </w:r>
-    </w:p>
-    <w:p>
-      <w:pPr>
-        <w:pStyle w:val="p1a"/>
-        <w:jc w:val="center"/>
-        <w:rPr>
-          <w:noProof/>
-          <w:lang w:val="pt-BR" w:eastAsia="pt-PT"/>
-        </w:rPr>
-      </w:pPr>
-      <w:r>
-        <w:rPr>
-          <w:noProof/>
-          <w:lang w:val="pt-BR" w:eastAsia="pt-PT"/>
-        </w:rPr>
-        <w:pict w14:anchorId="57831F45">
-          <v:shape id="_x0000_i1043" type="#_x0000_t75" style="width:297pt;height:229.2pt;visibility:visible;mso-wrap-style:square">
-            <v:imagedata r:id="rId27" o:title=""/>
-          </v:shape>
-        </w:pict>
-      </w:r>
-    </w:p>
-    <w:p>
-      <w:pPr>
-        <w:pStyle w:val="Legenda"/>
-      </w:pPr>
-      <w:r>
-        <w:t>Fig.1</w:t>
-      </w:r>
-      <w:r>
-        <w:t>8</w:t>
-      </w:r>
-      <w:r>
-        <w:t>. Código de PlayerService.h</w:t>
-      </w:r>
-    </w:p>
-    <w:p>
-      <w:pPr>
-        <w:pStyle w:val="Legenda"/>
-      </w:pPr>
-      <w:r>
-        <w:pict w14:anchorId="6E4C43A9">
-          <v:shape id="_x0000_i1044" type="#_x0000_t75" style="width:340.8pt;height:133.2pt;visibility:visible;mso-wrap-style:square">
+        <w:pict w14:anchorId="763FE111">
+          <v:shape id="_x0000_i1044" type="#_x0000_t75" style="width:346.2pt;height:215.4pt;visibility:visible;mso-wrap-style:square">
             <v:imagedata r:id="rId28" o:title=""/>
           </v:shape>
         </w:pict>
@@ -9098,18 +9052,173 @@
     <w:p>
       <w:pPr>
         <w:pStyle w:val="Legenda"/>
-        <w:rPr>
-          <w:szCs w:val="24"/>
-        </w:rPr>
-      </w:pPr>
-      <w:r>
-        <w:t>Fig. 1</w:t>
-      </w:r>
-      <w:r>
-        <w:t>9</w:t>
-      </w:r>
-      <w:r>
-        <w:t>. Código de registerPlayer() em PlayerService</w:t>
+      </w:pPr>
+      <w:r>
+        <w:t xml:space="preserve">Fig. </w:t>
+      </w:r>
+      <w:r>
+        <w:t>20</w:t>
+      </w:r>
+      <w:r>
+        <w:t>. Código de View.h</w:t>
+      </w:r>
+    </w:p>
+    <w:p>
+      <w:pPr>
+        <w:ind w:firstLine="0"/>
+        <w:jc w:val="center"/>
+        <w:rPr>
+          <w:noProof/>
+          <w:lang w:val="pt-BR" w:eastAsia="pt-PT"/>
+        </w:rPr>
+      </w:pPr>
+      <w:r>
+        <w:rPr>
+          <w:noProof/>
+          <w:lang w:val="pt-BR" w:eastAsia="pt-PT"/>
+        </w:rPr>
+        <w:lastRenderedPageBreak/>
+        <w:pict w14:anchorId="6A559318">
+          <v:shape id="_x0000_i1045" type="#_x0000_t75" style="width:329.4pt;height:290.4pt;visibility:visible;mso-wrap-style:square">
+            <v:imagedata r:id="rId29" o:title=""/>
+          </v:shape>
+        </w:pict>
+      </w:r>
+    </w:p>
+    <w:p>
+      <w:pPr>
+        <w:pStyle w:val="Legenda"/>
+      </w:pPr>
+      <w:r>
+        <w:t xml:space="preserve">Fig. </w:t>
+      </w:r>
+      <w:r>
+        <w:t>21</w:t>
+      </w:r>
+      <w:r>
+        <w:t>. Código em showBoard() em View.cpp</w:t>
+      </w:r>
+    </w:p>
+    <w:p>
+      <w:pPr>
+        <w:pStyle w:val="p1a"/>
+        <w:rPr>
+          <w:lang w:val="pt-BR" w:eastAsia="pt-PT"/>
+        </w:rPr>
+      </w:pPr>
+      <w:r>
+        <w:rPr>
+          <w:rStyle w:val="Forte"/>
+          <w:b w:val="0"/>
+          <w:lang w:val="pt-BR"/>
+        </w:rPr>
+        <w:t>View</w:t>
+      </w:r>
+      <w:r>
+        <w:rPr>
+          <w:lang w:val="pt-BR"/>
+        </w:rPr>
+        <w:t xml:space="preserve"> é a classe responsável pela interação com o utilizador através da consola. Mostra o tabuleiro, recebe as jogadas e apresenta mensagens e resultados do jogo. Também oculta os navios do adver</w:t>
+      </w:r>
+      <w:r>
+        <w:rPr>
+          <w:lang w:val="pt-BR"/>
+        </w:rPr>
+        <w:t>sário durante a partida e exibi</w:t>
+      </w:r>
+      <w:r>
+        <w:rPr>
+          <w:lang w:val="pt-BR"/>
+        </w:rPr>
+        <w:t xml:space="preserve"> as estatísticas finais quando o jogo termina.</w:t>
+      </w:r>
+    </w:p>
+    <w:p>
+      <w:pPr>
+        <w:pStyle w:val="heading2"/>
+        <w:rPr>
+          <w:lang w:val="pt-BR"/>
+        </w:rPr>
+      </w:pPr>
+      <w:r>
+        <w:rPr>
+          <w:lang w:val="pt-BR"/>
+        </w:rPr>
+        <w:lastRenderedPageBreak/>
+        <w:t>1</w:t>
+      </w:r>
+      <w:r>
+        <w:rPr>
+          <w:lang w:val="pt-BR"/>
+        </w:rPr>
+        <w:t>2</w:t>
+      </w:r>
+      <w:r>
+        <w:rPr>
+          <w:lang w:val="pt-BR"/>
+        </w:rPr>
+        <w:t>.8   Controller</w:t>
+      </w:r>
+    </w:p>
+    <w:p>
+      <w:pPr>
+        <w:pStyle w:val="Legenda"/>
+      </w:pPr>
+      <w:r>
+        <w:pict w14:anchorId="1B5E44F9">
+          <v:shape id="_x0000_i1046" type="#_x0000_t75" style="width:237.6pt;height:345.6pt;visibility:visible;mso-wrap-style:square">
+            <v:imagedata r:id="rId30" o:title=""/>
+          </v:shape>
+        </w:pict>
+      </w:r>
+    </w:p>
+    <w:p>
+      <w:pPr>
+        <w:pStyle w:val="Legenda"/>
+      </w:pPr>
+      <w:r>
+        <w:t>Fig. 2</w:t>
+      </w:r>
+      <w:r>
+        <w:t>2</w:t>
+      </w:r>
+      <w:r>
+        <w:t>. Código de Controller.h</w:t>
+      </w:r>
+    </w:p>
+    <w:p>
+      <w:pPr>
+        <w:jc w:val="center"/>
+        <w:rPr>
+          <w:noProof/>
+          <w:lang w:val="pt-BR" w:eastAsia="pt-PT"/>
+        </w:rPr>
+      </w:pPr>
+      <w:r>
+        <w:rPr>
+          <w:noProof/>
+          <w:lang w:val="pt-BR" w:eastAsia="pt-PT"/>
+        </w:rPr>
+        <w:lastRenderedPageBreak/>
+        <w:pict w14:anchorId="447639AE">
+          <v:shape id="_x0000_i1047" type="#_x0000_t75" style="width:202.2pt;height:370.2pt;visibility:visible;mso-wrap-style:square">
+            <v:imagedata r:id="rId31" o:title=""/>
+          </v:shape>
+        </w:pict>
+      </w:r>
+    </w:p>
+    <w:p>
+      <w:pPr>
+        <w:pStyle w:val="Legenda"/>
+      </w:pPr>
+      <w:r>
+        <w:t>Fig. 2</w:t>
+      </w:r>
+      <w:r>
+        <w:t>3</w:t>
+      </w:r>
+      <w:r>
+        <w:t>. Código de runMain() em Controller.cpp</w:t>
       </w:r>
     </w:p>
     <w:p>
@@ -9129,91 +9238,166 @@
           <w:sz w:val="20"/>
           <w:lang w:val="pt-BR"/>
         </w:rPr>
-        <w:t>PlayerService é a camada responsável pelas regras de negócio relacionadas com os jogadores. Faz validações no registo, verifica se já existem jogadores com o mesmo nome e obtém os rankings. Também organiza os jogadores com base nas vitórias ou na precisão. Em caso de erro, lança exceções específicas para que o Controller trate a situação adequadamente.</w:t>
-      </w:r>
-    </w:p>
-    <w:p>
-      <w:pPr>
-        <w:pStyle w:val="heading2"/>
-        <w:rPr>
-          <w:lang w:val="pt-BR"/>
-        </w:rPr>
-      </w:pPr>
+        <w:t>Controller é a classe principal da aplicação, responsável por ligar a View, os Services e o Model. Controla o fluxo do programa, recebendo ações do utilizador, executando as regras de negócio e atualizando o estado do jogo. Além disso, organiza as diferentes funcionalidades em métodos separados.</w:t>
+      </w:r>
+      <w:bookmarkStart w:id="7" w:name="_GoBack"/>
+      <w:bookmarkEnd w:id="7"/>
+    </w:p>
+    <w:p>
+      <w:pPr>
+        <w:pStyle w:val="heading1"/>
+        <w:rPr>
+          <w:lang w:val="pt-BR"/>
+        </w:rPr>
+      </w:pPr>
+      <w:r>
+        <w:rPr>
+          <w:rStyle w:val="p1aZchn"/>
+          <w:b w:val="0"/>
+          <w:sz w:val="20"/>
+          <w:lang w:val="pt-BR"/>
+        </w:rPr>
+        <w:br w:type="page"/>
+      </w:r>
       <w:r>
         <w:rPr>
           <w:lang w:val="pt-BR"/>
         </w:rPr>
         <w:lastRenderedPageBreak/>
+        <w:br/>
+      </w:r>
+      <w:r>
+        <w:rPr>
+          <w:lang w:val="pt-BR"/>
+        </w:rPr>
         <w:t>1</w:t>
       </w:r>
       <w:r>
         <w:rPr>
           <w:lang w:val="pt-BR"/>
         </w:rPr>
-        <w:t>2</w:t>
-      </w:r>
-      <w:r>
-        <w:rPr>
-          <w:lang w:val="pt-BR"/>
-        </w:rPr>
-        <w:t>.7   View</w:t>
-      </w:r>
-    </w:p>
-    <w:p>
-      <w:pPr>
-        <w:ind w:firstLine="0"/>
-        <w:jc w:val="center"/>
-        <w:rPr>
-          <w:noProof/>
-          <w:lang w:val="pt-BR" w:eastAsia="pt-PT"/>
-        </w:rPr>
-      </w:pPr>
-      <w:r>
-        <w:rPr>
-          <w:noProof/>
-          <w:lang w:val="pt-BR" w:eastAsia="pt-PT"/>
-        </w:rPr>
-        <w:pict w14:anchorId="763FE111">
-          <v:shape id="_x0000_i1045" type="#_x0000_t75" style="width:346.2pt;height:215.4pt;visibility:visible;mso-wrap-style:square">
-            <v:imagedata r:id="rId29" o:title=""/>
-          </v:shape>
-        </w:pict>
+        <w:t>3</w:t>
+      </w:r>
+      <w:r>
+        <w:rPr>
+          <w:lang w:val="pt-BR"/>
+        </w:rPr>
+        <w:t xml:space="preserve">   Testes</w:t>
+      </w:r>
+    </w:p>
+    <w:p>
+      <w:pPr>
+        <w:pStyle w:val="p1a"/>
+        <w:rPr>
+          <w:lang w:val="pt-BR"/>
+        </w:rPr>
+      </w:pPr>
+      <w:r>
+        <w:rPr>
+          <w:lang w:val="pt-BR"/>
+        </w:rPr>
+        <w:br/>
+      </w:r>
+      <w:r>
+        <w:rPr>
+          <w:lang w:val="pt-BR"/>
+        </w:rPr>
+        <w:br/>
+        <w:t>Para garantir o correto funcionamento das classes</w:t>
+      </w:r>
+      <w:r>
+        <w:rPr>
+          <w:lang w:val="pt-BR"/>
+        </w:rPr>
+        <w:t xml:space="preserve">, </w:t>
+      </w:r>
+      <w:r>
+        <w:rPr>
+          <w:lang w:val="pt-BR"/>
+        </w:rPr>
+        <w:t>foram realizados testes unitá</w:t>
+      </w:r>
+      <w:r>
+        <w:rPr>
+          <w:lang w:val="pt-BR"/>
+        </w:rPr>
+        <w:t>rios utilizando a framework Goog</w:t>
+      </w:r>
+      <w:r>
+        <w:rPr>
+          <w:lang w:val="pt-BR"/>
+        </w:rPr>
+        <w:t xml:space="preserve">le C++ Testing Framework. Os testes feitos, cobrem </w:t>
+      </w:r>
+      <w:r>
+        <w:rPr>
+          <w:lang w:val="pt-BR"/>
+        </w:rPr>
+        <w:t>construtores</w:t>
+      </w:r>
+      <w:r>
+        <w:rPr>
+          <w:lang w:val="pt-BR"/>
+        </w:rPr>
+        <w:t>, funções e operadores de cada classe presente no projeto.</w:t>
+      </w:r>
+    </w:p>
+    <w:p>
+      <w:pPr>
+        <w:pStyle w:val="p1a"/>
+        <w:rPr>
+          <w:lang w:val="pt-BR"/>
+        </w:rPr>
+      </w:pPr>
+      <w:r>
+        <w:rPr>
+          <w:lang w:val="pt-BR"/>
+        </w:rPr>
+        <w:br/>
+        <w:t>Segue-se um exemplo de teste</w:t>
+      </w:r>
+      <w:r>
+        <w:rPr>
+          <w:lang w:val="pt-BR"/>
+        </w:rPr>
+        <w:t xml:space="preserve"> realizado</w:t>
+      </w:r>
+      <w:r>
+        <w:rPr>
+          <w:lang w:val="pt-BR"/>
+        </w:rPr>
+        <w:t xml:space="preserve"> </w:t>
+      </w:r>
+      <w:r>
+        <w:rPr>
+          <w:lang w:val="pt-BR"/>
+        </w:rPr>
+        <w:t>de cada classe.</w:t>
       </w:r>
     </w:p>
     <w:p>
       <w:pPr>
         <w:pStyle w:val="Legenda"/>
-      </w:pPr>
-      <w:r>
-        <w:t xml:space="preserve">Fig. </w:t>
-      </w:r>
-      <w:r>
-        <w:t>20</w:t>
-      </w:r>
-      <w:r>
-        <w:t>. Código de View.h</w:t>
-      </w:r>
-    </w:p>
-    <w:p>
-      <w:pPr>
-        <w:ind w:firstLine="0"/>
-        <w:jc w:val="center"/>
-        <w:rPr>
-          <w:noProof/>
-          <w:lang w:val="pt-BR" w:eastAsia="pt-PT"/>
-        </w:rPr>
-      </w:pPr>
-      <w:r>
-        <w:rPr>
-          <w:noProof/>
-          <w:lang w:val="pt-BR" w:eastAsia="pt-PT"/>
-        </w:rPr>
-        <w:lastRenderedPageBreak/>
-        <w:pict w14:anchorId="6A559318">
-          <v:shape id="_x0000_i1046" type="#_x0000_t75" style="width:329.4pt;height:290.4pt;visibility:visible;mso-wrap-style:square">
-            <v:imagedata r:id="rId30" o:title=""/>
-          </v:shape>
-        </w:pict>
+        <w:jc w:val="both"/>
+      </w:pPr>
+      <w:r>
+        <w:br/>
+      </w:r>
+      <w:r>
+        <w:rPr>
+          <w:sz w:val="20"/>
+        </w:rPr>
+        <w:t>Exemplo de teste para a classe Player:</w:t>
+      </w:r>
+      <w:r>
+        <w:br/>
+      </w:r>
+      <w:r>
+        <w:br/>
+        <w:t>Este teste verifica que o construtor da classe Player lança uma InvalidDataException quando o nickname introduzido pelo jogador, tem menos de 3 caracteres. Com isto, este teste assegura que a validação do nickname está corretamente implementada no projeto.</w:t>
+      </w:r>
+      <w:r>
+        <w:br/>
       </w:r>
     </w:p>
     <w:p>
@@ -9221,338 +9405,92 @@
         <w:pStyle w:val="Legenda"/>
       </w:pPr>
       <w:r>
-        <w:t xml:space="preserve">Fig. </w:t>
-      </w:r>
-      <w:r>
-        <w:t>21</w:t>
-      </w:r>
-      <w:r>
-        <w:t>. Código em showBoard() em View.cpp</w:t>
-      </w:r>
-    </w:p>
-    <w:p>
-      <w:pPr>
-        <w:pStyle w:val="p1a"/>
-        <w:rPr>
-          <w:lang w:val="pt-BR" w:eastAsia="pt-PT"/>
-        </w:rPr>
-      </w:pPr>
-      <w:r>
-        <w:rPr>
-          <w:rStyle w:val="Forte"/>
-          <w:b w:val="0"/>
-          <w:lang w:val="pt-BR"/>
-        </w:rPr>
-        <w:t>View</w:t>
-      </w:r>
-      <w:r>
-        <w:rPr>
-          <w:lang w:val="pt-BR"/>
-        </w:rPr>
-        <w:t xml:space="preserve"> é a classe responsável pela interação com o utilizador através da consola. Mostra o tabuleiro, recebe as jogadas e apresenta mensagens e resultados do jogo. Também oculta os navios do adversário durante a partida e exibir as estatísticas finais quando o jogo termina.</w:t>
-      </w:r>
-    </w:p>
-    <w:p>
-      <w:pPr>
-        <w:pStyle w:val="heading2"/>
-        <w:rPr>
-          <w:lang w:val="pt-BR"/>
-        </w:rPr>
-      </w:pPr>
-      <w:r>
-        <w:rPr>
-          <w:lang w:val="pt-BR"/>
-        </w:rPr>
-        <w:lastRenderedPageBreak/>
-        <w:t>1</w:t>
-      </w:r>
-      <w:r>
-        <w:rPr>
-          <w:lang w:val="pt-BR"/>
-        </w:rPr>
-        <w:t>2</w:t>
-      </w:r>
-      <w:r>
-        <w:rPr>
-          <w:lang w:val="pt-BR"/>
-        </w:rPr>
-        <w:t>.8   Controller</w:t>
-      </w:r>
-    </w:p>
-    <w:p>
-      <w:pPr>
-        <w:pStyle w:val="Legenda"/>
-      </w:pPr>
-      <w:r>
-        <w:pict w14:anchorId="1B5E44F9">
-          <v:shape id="_x0000_i1047" type="#_x0000_t75" style="width:237.6pt;height:345.6pt;visibility:visible;mso-wrap-style:square">
-            <v:imagedata r:id="rId31" o:title=""/>
-          </v:shape>
-        </w:pict>
-      </w:r>
-    </w:p>
-    <w:p>
-      <w:pPr>
-        <w:pStyle w:val="Legenda"/>
-      </w:pPr>
-      <w:r>
-        <w:t>Fig. 2</w:t>
-      </w:r>
-      <w:r>
-        <w:t>2</w:t>
-      </w:r>
-      <w:r>
-        <w:t>. Código de Controller.h</w:t>
-      </w:r>
-    </w:p>
-    <w:p>
-      <w:pPr>
-        <w:jc w:val="center"/>
-        <w:rPr>
-          <w:noProof/>
-          <w:lang w:val="pt-BR" w:eastAsia="pt-PT"/>
-        </w:rPr>
-      </w:pPr>
-      <w:r>
-        <w:rPr>
-          <w:noProof/>
-          <w:lang w:val="pt-BR" w:eastAsia="pt-PT"/>
-        </w:rPr>
-        <w:lastRenderedPageBreak/>
-        <w:pict w14:anchorId="447639AE">
-          <v:shape id="_x0000_i1048" type="#_x0000_t75" style="width:202.2pt;height:370.2pt;visibility:visible;mso-wrap-style:square">
+        <w:br/>
+      </w:r>
+      <w:r>
+        <w:pict w14:anchorId="5D785E8A">
+          <v:shape id="_x0000_i1048" type="#_x0000_t75" style="width:343.2pt;height:162pt;visibility:visible">
             <v:imagedata r:id="rId32" o:title=""/>
           </v:shape>
         </w:pict>
       </w:r>
+      <w:r>
+        <w:br/>
+      </w:r>
+      <w:r>
+        <w:t xml:space="preserve">                   Fig. </w:t>
+      </w:r>
+      <w:r>
+        <w:t>24</w:t>
+      </w:r>
+      <w:r>
+        <w:t>. Teste unitário da classe Player – validação do nickname</w:t>
+      </w:r>
     </w:p>
     <w:p>
       <w:pPr>
         <w:pStyle w:val="Legenda"/>
       </w:pPr>
-      <w:r>
-        <w:t>Fig. 2</w:t>
-      </w:r>
-      <w:r>
-        <w:t>3</w:t>
-      </w:r>
-      <w:r>
-        <w:t>. Código de runMain() em Controller.cpp</w:t>
-      </w:r>
     </w:p>
     <w:p>
       <w:pPr>
         <w:pStyle w:val="Legenda"/>
-        <w:jc w:val="both"/>
-        <w:rPr>
-          <w:rStyle w:val="p1aZchn"/>
-          <w:b/>
+        <w:jc w:val="left"/>
+      </w:pPr>
+      <w:r>
+        <w:br/>
+      </w:r>
+      <w:r>
+        <w:rPr>
           <w:sz w:val="20"/>
-          <w:lang w:val="pt-BR"/>
-        </w:rPr>
-      </w:pPr>
-      <w:r>
-        <w:rPr>
-          <w:rStyle w:val="p1aZchn"/>
+        </w:rPr>
+        <w:t>Exemplo de teste para a classe Ship:</w:t>
+      </w:r>
+      <w:r>
+        <w:br/>
+      </w:r>
+      <w:r>
+        <w:br/>
+      </w:r>
+      <w:r>
+        <w:rPr>
           <w:sz w:val="20"/>
-          <w:lang w:val="pt-BR"/>
-        </w:rPr>
-        <w:t>Controller é a classe principal da aplicação, responsável por ligar a View, os Services e o Model. Controla o fluxo do programa, recebendo ações do utilizador, executando as regras de negócio e atualizando o estado do jogo. Além disso, organiza as diferentes funcionalidades em métodos separados.</w:t>
-      </w:r>
-    </w:p>
-    <w:p>
-      <w:pPr>
-        <w:pStyle w:val="heading1"/>
-        <w:rPr>
-          <w:lang w:val="pt-BR"/>
-        </w:rPr>
-      </w:pPr>
-      <w:r>
-        <w:rPr>
-          <w:rStyle w:val="p1aZchn"/>
-          <w:b w:val="0"/>
-          <w:sz w:val="20"/>
-          <w:lang w:val="pt-BR"/>
-        </w:rPr>
-        <w:br w:type="page"/>
-      </w:r>
-      <w:r>
-        <w:rPr>
-          <w:lang w:val="pt-BR"/>
-        </w:rPr>
+        </w:rPr>
+        <w:t>Este teste verifica que um navio é considerado afundado, após receber um número de hits igual ao seu tamanho. Neste caso, foram adicionados 2 hits, dado o tamanho da fragata.  Este teste comprova que o método isSunk() reflete o estado do navio ao longo da partida.</w:t>
+      </w:r>
+    </w:p>
+    <w:p>
+      <w:pPr>
+        <w:pStyle w:val="Legenda"/>
+      </w:pPr>
+      <w:r>
         <w:lastRenderedPageBreak/>
         <w:br/>
       </w:r>
       <w:r>
-        <w:rPr>
-          <w:lang w:val="pt-BR"/>
-        </w:rPr>
-        <w:t>1</w:t>
-      </w:r>
-      <w:r>
-        <w:rPr>
-          <w:lang w:val="pt-BR"/>
-        </w:rPr>
-        <w:t>3</w:t>
-      </w:r>
-      <w:r>
-        <w:rPr>
-          <w:lang w:val="pt-BR"/>
-        </w:rPr>
-        <w:t xml:space="preserve">   Testes</w:t>
-      </w:r>
-    </w:p>
-    <w:p>
-      <w:pPr>
-        <w:pStyle w:val="p1a"/>
-        <w:rPr>
-          <w:lang w:val="pt-BR"/>
-        </w:rPr>
-      </w:pPr>
-      <w:r>
-        <w:rPr>
-          <w:lang w:val="pt-BR"/>
-        </w:rPr>
-        <w:br/>
-      </w:r>
-      <w:r>
-        <w:rPr>
-          <w:lang w:val="pt-BR"/>
-        </w:rPr>
-        <w:br/>
-        <w:t>Para garantir o correto funcionamento das classes</w:t>
-      </w:r>
-      <w:r>
-        <w:rPr>
-          <w:lang w:val="pt-BR"/>
-        </w:rPr>
-        <w:t xml:space="preserve">, </w:t>
-      </w:r>
-      <w:r>
-        <w:rPr>
-          <w:lang w:val="pt-BR"/>
-        </w:rPr>
-        <w:t>foram realizados testes unitá</w:t>
-      </w:r>
-      <w:r>
-        <w:rPr>
-          <w:lang w:val="pt-BR"/>
-        </w:rPr>
-        <w:t>rios utilizando a framework Goog</w:t>
-      </w:r>
-      <w:r>
-        <w:rPr>
-          <w:lang w:val="pt-BR"/>
-        </w:rPr>
-        <w:t xml:space="preserve">le C++ Testing Framework. Os testes feitos, cobrem </w:t>
-      </w:r>
-      <w:r>
-        <w:rPr>
-          <w:lang w:val="pt-BR"/>
-        </w:rPr>
-        <w:t>construtores</w:t>
-      </w:r>
-      <w:r>
-        <w:rPr>
-          <w:lang w:val="pt-BR"/>
-        </w:rPr>
-        <w:t>, funções e operadores de cada classe presente no projeto.</w:t>
-      </w:r>
-    </w:p>
-    <w:p>
-      <w:pPr>
-        <w:pStyle w:val="p1a"/>
-        <w:rPr>
-          <w:lang w:val="pt-BR"/>
-        </w:rPr>
-      </w:pPr>
-      <w:r>
-        <w:rPr>
-          <w:lang w:val="pt-BR"/>
-        </w:rPr>
-        <w:br/>
-        <w:t>Segue-se um exemplo de teste</w:t>
-      </w:r>
-      <w:r>
-        <w:rPr>
-          <w:lang w:val="pt-BR"/>
-        </w:rPr>
-        <w:t xml:space="preserve"> realizado</w:t>
-      </w:r>
-      <w:r>
-        <w:rPr>
-          <w:lang w:val="pt-BR"/>
-        </w:rPr>
-        <w:t xml:space="preserve"> </w:t>
-      </w:r>
-      <w:r>
-        <w:rPr>
-          <w:lang w:val="pt-BR"/>
-        </w:rPr>
-        <w:t>de cada classe.</w:t>
-      </w:r>
-    </w:p>
-    <w:p>
-      <w:pPr>
-        <w:pStyle w:val="Legenda"/>
-        <w:jc w:val="both"/>
-      </w:pPr>
-      <w:r>
-        <w:br/>
-      </w:r>
-      <w:r>
-        <w:rPr>
-          <w:sz w:val="20"/>
-        </w:rPr>
-        <w:t>Exemplo de teste para a classe Player:</w:t>
-      </w:r>
-      <w:r>
-        <w:br/>
-      </w:r>
-      <w:r>
-        <w:br/>
-        <w:t>Este teste verifica que o construtor da classe Player lança uma InvalidDataException quando o nickname introduzido pelo jogador, tem menos de 3 caracteres. Com isto, este teste assegura que a validação do nickname está corretamente implementada no projeto.</w:t>
-      </w:r>
-      <w:r>
-        <w:br/>
-      </w:r>
-    </w:p>
-    <w:p>
-      <w:pPr>
-        <w:pStyle w:val="Legenda"/>
-      </w:pPr>
-      <w:r>
-        <w:br/>
-      </w:r>
-      <w:r>
-        <w:pict w14:anchorId="5D785E8A">
-          <v:shape id="_x0000_i1049" type="#_x0000_t75" style="width:343.2pt;height:162pt;visibility:visible">
+        <w:pict w14:anchorId="6DCFBF81">
+          <v:shape id="_x0000_i1049" type="#_x0000_t75" style="width:346.2pt;height:103.2pt;visibility:visible">
             <v:imagedata r:id="rId33" o:title=""/>
           </v:shape>
         </w:pict>
       </w:r>
       <w:r>
+        <w:t xml:space="preserve">                  Fig. </w:t>
+      </w:r>
+      <w:r>
+        <w:t>25</w:t>
+      </w:r>
+      <w:r>
+        <w:t>. Teste unitário da classe Ship – verificação de navio afundado</w:t>
+      </w:r>
+      <w:r>
         <w:br/>
       </w:r>
-      <w:r>
-        <w:t xml:space="preserve">                   Fig. </w:t>
-      </w:r>
-      <w:r>
-        <w:t>24</w:t>
-      </w:r>
-      <w:r>
-        <w:t>. Teste unitário da classe Player – validação do nickname</w:t>
-      </w:r>
     </w:p>
     <w:p>
       <w:pPr>
         <w:pStyle w:val="Legenda"/>
-      </w:pPr>
-    </w:p>
-    <w:p>
-      <w:pPr>
-        <w:pStyle w:val="Legenda"/>
-        <w:jc w:val="left"/>
+        <w:jc w:val="both"/>
       </w:pPr>
       <w:r>
         <w:br/>
@@ -9561,81 +9499,79 @@
         <w:rPr>
           <w:sz w:val="20"/>
         </w:rPr>
-        <w:t>Exemplo de teste para a classe Ship:</w:t>
+        <w:t xml:space="preserve">Exemplo de teste para a classe </w:t>
+      </w:r>
+      <w:r>
+        <w:rPr>
+          <w:sz w:val="20"/>
+        </w:rPr>
+        <w:t>Board</w:t>
+      </w:r>
+      <w:r>
+        <w:rPr>
+          <w:sz w:val="20"/>
+        </w:rPr>
+        <w:t>:</w:t>
       </w:r>
       <w:r>
         <w:br/>
       </w:r>
       <w:r>
         <w:br/>
-      </w:r>
-      <w:r>
-        <w:rPr>
-          <w:sz w:val="20"/>
-        </w:rPr>
-        <w:t>Este teste verifica que um navio é considerado afundado, após receber um número de hits igual ao seu tamanho. Neste caso, foram adicionados 2 hits, dado o tamanho da fragata.  Este teste comprova que o método isSunk() reflete o estado do navio ao longo da partida.</w:t>
-      </w:r>
-    </w:p>
-    <w:p>
-      <w:pPr>
-        <w:pStyle w:val="Legenda"/>
-      </w:pPr>
-      <w:r>
-        <w:lastRenderedPageBreak/>
+        <w:t>Este teste verifica que ao efetuar um disparo numa célula ocupada por um navio, neste caso novamente uma fragata, o método registerShot() devolve “X” e atualiza o estado do tabuleiro. Isto garante que ao longo da partida, após cada jogada, o tabuleiro é atualizado de forma correta.</w:t>
+      </w:r>
+      <w:r>
         <w:br/>
       </w:r>
       <w:r>
-        <w:pict w14:anchorId="6DCFBF81">
-          <v:shape id="_x0000_i1050" type="#_x0000_t75" style="width:346.2pt;height:103.2pt;visibility:visible">
+        <w:br/>
+      </w:r>
+      <w:r>
+        <w:pict w14:anchorId="55F29CDE">
+          <v:shape id="_x0000_i1050" type="#_x0000_t75" style="width:349.8pt;height:129.6pt;visibility:visible">
             <v:imagedata r:id="rId34" o:title=""/>
           </v:shape>
         </w:pict>
       </w:r>
       <w:r>
-        <w:t xml:space="preserve">                  Fig. </w:t>
-      </w:r>
-      <w:r>
-        <w:t>25</w:t>
-      </w:r>
-      <w:r>
-        <w:t>. Teste unitário da classe Ship – verificação de navio afundado</w:t>
+        <w:t xml:space="preserve">                    Fig. </w:t>
+      </w:r>
+      <w:r>
+        <w:t>26</w:t>
+      </w:r>
+      <w:r>
+        <w:t xml:space="preserve">. Teste unitário da classe Board – registo de tiro no navio                   </w:t>
       </w:r>
       <w:r>
         <w:br/>
       </w:r>
-    </w:p>
-    <w:p>
-      <w:pPr>
-        <w:pStyle w:val="Legenda"/>
-        <w:jc w:val="both"/>
-      </w:pPr>
       <w:r>
         <w:br/>
       </w:r>
       <w:r>
+        <w:br/>
+      </w:r>
+      <w:r>
+        <w:br/>
+      </w:r>
+      <w:r>
         <w:rPr>
           <w:sz w:val="20"/>
         </w:rPr>
-        <w:t xml:space="preserve">Exemplo de teste para a classe </w:t>
-      </w:r>
-      <w:r>
-        <w:rPr>
-          <w:sz w:val="20"/>
-        </w:rPr>
-        <w:t>Board</w:t>
-      </w:r>
-      <w:r>
-        <w:rPr>
-          <w:sz w:val="20"/>
-        </w:rPr>
-        <w:t>:</w:t>
+        <w:t>Exemplo de teste para a classe Game:</w:t>
       </w:r>
       <w:r>
         <w:br/>
       </w:r>
       <w:r>
         <w:br/>
-        <w:t>Este teste verifica que ao efetuar um disparo numa célula ocupada por um navio, neste caso novamente uma fragata, o método registerShot() devolve “X” e atualiza o estado do tabuleiro. Isto garante que ao longo da partida, após cada jogada, o tabuleiro é atualizado de forma correta.</w:t>
+        <w:t xml:space="preserve">Este teste verifica que quando um jogador acerta num navio do adversário, o turno não é alterado, permitindo assim que o jogador continue a jogar até falhar algum navio. Isto verifica que o projeto segue a regra do jogo </w:t>
+      </w:r>
+      <w:r>
+        <w:t>clássico</w:t>
+      </w:r>
+      <w:r>
+        <w:t xml:space="preserve"> de batalha naval.</w:t>
       </w:r>
       <w:r>
         <w:br/>
@@ -9644,67 +9580,14 @@
         <w:br/>
       </w:r>
       <w:r>
-        <w:pict w14:anchorId="55F29CDE">
-          <v:shape id="_x0000_i1051" type="#_x0000_t75" style="width:349.8pt;height:129.6pt;visibility:visible">
+        <w:lastRenderedPageBreak/>
+        <w:pict w14:anchorId="5778C4CB">
+          <v:shape id="_x0000_i1051" type="#_x0000_t75" style="width:345.6pt;height:154.8pt;visibility:visible">
             <v:imagedata r:id="rId35" o:title=""/>
           </v:shape>
         </w:pict>
       </w:r>
       <w:r>
-        <w:t xml:space="preserve">                    Fig. </w:t>
-      </w:r>
-      <w:r>
-        <w:t>26</w:t>
-      </w:r>
-      <w:r>
-        <w:t xml:space="preserve">. Teste unitário da classe Board – registo de tiro no navio                   </w:t>
-      </w:r>
-      <w:r>
-        <w:br/>
-      </w:r>
-      <w:r>
-        <w:br/>
-      </w:r>
-      <w:r>
-        <w:br/>
-      </w:r>
-      <w:r>
-        <w:br/>
-      </w:r>
-      <w:r>
-        <w:rPr>
-          <w:sz w:val="20"/>
-        </w:rPr>
-        <w:t>Exemplo de teste para a classe Game:</w:t>
-      </w:r>
-      <w:r>
-        <w:br/>
-      </w:r>
-      <w:r>
-        <w:br/>
-        <w:t xml:space="preserve">Este teste verifica que quando um jogador acerta num navio do adversário, o turno não é alterado, permitindo assim que o jogador continue a jogar até falhar algum navio. Isto verifica que o projeto segue a regra do jogo </w:t>
-      </w:r>
-      <w:r>
-        <w:t>clássico</w:t>
-      </w:r>
-      <w:r>
-        <w:t xml:space="preserve"> de batalha naval.</w:t>
-      </w:r>
-      <w:r>
-        <w:br/>
-      </w:r>
-      <w:r>
-        <w:br/>
-      </w:r>
-      <w:r>
-        <w:lastRenderedPageBreak/>
-        <w:pict w14:anchorId="5778C4CB">
-          <v:shape id="_x0000_i1052" type="#_x0000_t75" style="width:345.6pt;height:154.8pt;visibility:visible">
-            <v:imagedata r:id="rId36" o:title=""/>
-          </v:shape>
-        </w:pict>
-      </w:r>
-      <w:r>
         <w:br/>
         <w:t xml:space="preserve">                Fig. </w:t>
       </w:r>
@@ -9758,8 +9641,8 @@
       </w:r>
       <w:r>
         <w:pict w14:anchorId="4F2278E9">
-          <v:shape id="_x0000_i1053" type="#_x0000_t75" style="width:351pt;height:165.6pt;visibility:visible">
-            <v:imagedata r:id="rId37" o:title=""/>
+          <v:shape id="_x0000_i1052" type="#_x0000_t75" style="width:351pt;height:165.6pt;visibility:visible">
+            <v:imagedata r:id="rId36" o:title=""/>
           </v:shape>
         </w:pict>
       </w:r>
@@ -16839,7 +16722,7 @@
 </file>
 
 <file path=customXml/itemProps1.xml><?xml version="1.0" encoding="utf-8"?>
-<ds:datastoreItem xmlns:ds="http://schemas.openxmlformats.org/officeDocument/2006/customXml" ds:itemID="{6CFEFB6A-FEF1-4AB0-B8D2-D6DAECF756C7}">
+<ds:datastoreItem xmlns:ds="http://schemas.openxmlformats.org/officeDocument/2006/customXml" ds:itemID="{48D33C1A-2339-4FF1-825C-A69107D808C7}">
   <ds:schemaRefs>
     <ds:schemaRef ds:uri="http://schemas.openxmlformats.org/officeDocument/2006/bibliography"/>
   </ds:schemaRefs>

--- a/Documentation/iteration03/fsoft2026_1DA_4.docx
+++ b/Documentation/iteration03/fsoft2026_1DA_4.docx
@@ -3711,7 +3711,6 @@
         <w:pStyle w:val="Legenda"/>
       </w:pPr>
       <w:r>
-        <w:lastRenderedPageBreak/>
         <w:t>UC 4</w:t>
       </w:r>
       <w:r>
@@ -3761,6 +3760,7 @@
               <w:rPr>
                 <w:lang w:val="pt-BR"/>
               </w:rPr>
+              <w:lastRenderedPageBreak/>
               <w:t>Descrição</w:t>
             </w:r>
           </w:p>
@@ -7737,7 +7737,7 @@
           <w:lang w:val="pt-BR" w:eastAsia="pt-PT"/>
         </w:rPr>
         <w:pict w14:anchorId="21C0A537">
-          <v:shape id="_x0000_i1053" type="#_x0000_t75" style="width:346.2pt;height:273.6pt;visibility:visible;mso-wrap-style:square">
+          <v:shape id="_x0000_i1030" type="#_x0000_t75" style="width:346.2pt;height:273.6pt;visibility:visible;mso-wrap-style:square">
             <v:imagedata r:id="rId13" o:title=""/>
           </v:shape>
         </w:pict>
@@ -7906,7 +7906,7 @@
           <w:lang w:val="pt-BR"/>
         </w:rPr>
         <w:pict w14:anchorId="703AFE75">
-          <v:shape id="_x0000_i1030" type="#_x0000_t75" style="width:234pt;height:411pt;visibility:visible">
+          <v:shape id="_x0000_i1031" type="#_x0000_t75" style="width:234pt;height:411pt;visibility:visible">
             <v:imagedata r:id="rId14" o:title=""/>
           </v:shape>
         </w:pict>
@@ -8012,7 +8012,7 @@
           <w:lang w:val="pt-BR" w:eastAsia="pt-PT"/>
         </w:rPr>
         <w:pict w14:anchorId="2240C604">
-          <v:shape id="_x0000_i1031" type="#_x0000_t75" style="width:346.2pt;height:139.2pt;visibility:visible">
+          <v:shape id="_x0000_i1032" type="#_x0000_t75" style="width:346.2pt;height:139.2pt;visibility:visible">
             <v:imagedata r:id="rId15" o:title=""/>
           </v:shape>
         </w:pict>
@@ -8147,7 +8147,7 @@
         </w:rPr>
         <w:lastRenderedPageBreak/>
         <w:pict w14:anchorId="29F95681">
-          <v:shape id="_x0000_i1032" type="#_x0000_t75" style="width:334.8pt;height:271.8pt;visibility:visible">
+          <v:shape id="_x0000_i1033" type="#_x0000_t75" style="width:334.8pt;height:271.8pt;visibility:visible">
             <v:imagedata r:id="rId16" o:title=""/>
           </v:shape>
         </w:pict>
@@ -8266,7 +8266,7 @@
           <w:lang w:val="pt-BR" w:eastAsia="pt-PT"/>
         </w:rPr>
         <w:pict w14:anchorId="174F1BEB">
-          <v:shape id="_x0000_i1033" type="#_x0000_t75" style="width:159pt;height:152.4pt;visibility:visible;mso-wrap-style:square">
+          <v:shape id="_x0000_i1034" type="#_x0000_t75" style="width:159pt;height:152.4pt;visibility:visible;mso-wrap-style:square">
             <v:imagedata r:id="rId17" o:title=""/>
           </v:shape>
         </w:pict>
@@ -8370,7 +8370,7 @@
           <w:lang w:val="pt-BR" w:eastAsia="pt-PT"/>
         </w:rPr>
         <w:pict w14:anchorId="01F5E132">
-          <v:shape id="_x0000_i1034" type="#_x0000_t75" style="width:300.6pt;height:118.2pt;visibility:visible;mso-wrap-style:square">
+          <v:shape id="_x0000_i1035" type="#_x0000_t75" style="width:300.6pt;height:118.2pt;visibility:visible;mso-wrap-style:square">
             <v:imagedata r:id="rId18" o:title=""/>
           </v:shape>
         </w:pict>
@@ -8406,7 +8406,7 @@
         </w:rPr>
         <w:lastRenderedPageBreak/>
         <w:pict w14:anchorId="676740B9">
-          <v:shape id="_x0000_i1035" type="#_x0000_t75" style="width:353.4pt;height:106.8pt;visibility:visible;mso-wrap-style:square">
+          <v:shape id="_x0000_i1036" type="#_x0000_t75" style="width:353.4pt;height:106.8pt;visibility:visible;mso-wrap-style:square">
             <v:imagedata r:id="rId19" o:title=""/>
           </v:shape>
         </w:pict>
@@ -8493,7 +8493,7 @@
           <w:lang w:val="pt-BR" w:eastAsia="pt-PT"/>
         </w:rPr>
         <w:pict w14:anchorId="47FBF954">
-          <v:shape id="_x0000_i1036" type="#_x0000_t75" style="width:309pt;height:242.4pt;visibility:visible;mso-wrap-style:square">
+          <v:shape id="_x0000_i1037" type="#_x0000_t75" style="width:309pt;height:242.4pt;visibility:visible;mso-wrap-style:square">
             <v:imagedata r:id="rId20" o:title=""/>
           </v:shape>
         </w:pict>
@@ -8529,7 +8529,7 @@
         </w:rPr>
         <w:lastRenderedPageBreak/>
         <w:pict w14:anchorId="772D06E1">
-          <v:shape id="_x0000_i1037" type="#_x0000_t75" style="width:317.4pt;height:188.4pt;visibility:visible;mso-wrap-style:square">
+          <v:shape id="_x0000_i1038" type="#_x0000_t75" style="width:317.4pt;height:188.4pt;visibility:visible;mso-wrap-style:square">
             <v:imagedata r:id="rId21" o:title=""/>
           </v:shape>
         </w:pict>
@@ -8628,7 +8628,7 @@
           <w:lang w:val="pt-BR" w:eastAsia="pt-PT"/>
         </w:rPr>
         <w:pict w14:anchorId="4C7A1D6E">
-          <v:shape id="_x0000_i1038" type="#_x0000_t75" style="width:320.4pt;height:63pt;visibility:visible;mso-wrap-style:square">
+          <v:shape id="_x0000_i1039" type="#_x0000_t75" style="width:320.4pt;height:63pt;visibility:visible;mso-wrap-style:square">
             <v:imagedata r:id="rId22" o:title=""/>
           </v:shape>
         </w:pict>
@@ -8663,7 +8663,7 @@
         </w:rPr>
         <w:lastRenderedPageBreak/>
         <w:pict w14:anchorId="15ADAE60">
-          <v:shape id="_x0000_i1039" type="#_x0000_t75" style="width:284.4pt;height:184.2pt;visibility:visible;mso-wrap-style:square">
+          <v:shape id="_x0000_i1040" type="#_x0000_t75" style="width:284.4pt;height:184.2pt;visibility:visible;mso-wrap-style:square">
             <v:imagedata r:id="rId23" o:title=""/>
           </v:shape>
         </w:pict>
@@ -8801,7 +8801,7 @@
       </w:pPr>
       <w:r>
         <w:pict w14:anchorId="1B6DD970">
-          <v:shape id="_x0000_i1040" type="#_x0000_t75" style="width:298.2pt;height:263.4pt;visibility:visible;mso-wrap-style:square">
+          <v:shape id="_x0000_i1041" type="#_x0000_t75" style="width:298.2pt;height:263.4pt;visibility:visible;mso-wrap-style:square">
             <v:imagedata r:id="rId24" o:title=""/>
           </v:shape>
         </w:pict>
@@ -8836,7 +8836,7 @@
           <w:lang w:val="pt-BR" w:eastAsia="pt-PT"/>
         </w:rPr>
         <w:pict w14:anchorId="10781889">
-          <v:shape id="_x0000_i1041" type="#_x0000_t75" style="width:313.8pt;height:142.2pt;visibility:visible;mso-wrap-style:square">
+          <v:shape id="_x0000_i1042" type="#_x0000_t75" style="width:313.8pt;height:142.2pt;visibility:visible;mso-wrap-style:square">
             <v:imagedata r:id="rId25" o:title=""/>
           </v:shape>
         </w:pict>
@@ -8932,7 +8932,7 @@
           <w:lang w:val="pt-BR" w:eastAsia="pt-PT"/>
         </w:rPr>
         <w:pict w14:anchorId="57831F45">
-          <v:shape id="_x0000_i1042" type="#_x0000_t75" style="width:297pt;height:229.2pt;visibility:visible;mso-wrap-style:square">
+          <v:shape id="_x0000_i1043" type="#_x0000_t75" style="width:297pt;height:229.2pt;visibility:visible;mso-wrap-style:square">
             <v:imagedata r:id="rId26" o:title=""/>
           </v:shape>
         </w:pict>
@@ -8958,7 +8958,7 @@
       </w:pPr>
       <w:r>
         <w:pict w14:anchorId="6E4C43A9">
-          <v:shape id="_x0000_i1043" type="#_x0000_t75" style="width:340.8pt;height:133.2pt;visibility:visible;mso-wrap-style:square">
+          <v:shape id="_x0000_i1044" type="#_x0000_t75" style="width:340.8pt;height:133.2pt;visibility:visible;mso-wrap-style:square">
             <v:imagedata r:id="rId27" o:title=""/>
           </v:shape>
         </w:pict>
@@ -9043,7 +9043,7 @@
           <w:lang w:val="pt-BR" w:eastAsia="pt-PT"/>
         </w:rPr>
         <w:pict w14:anchorId="763FE111">
-          <v:shape id="_x0000_i1044" type="#_x0000_t75" style="width:346.2pt;height:215.4pt;visibility:visible;mso-wrap-style:square">
+          <v:shape id="_x0000_i1045" type="#_x0000_t75" style="width:346.2pt;height:215.4pt;visibility:visible;mso-wrap-style:square">
             <v:imagedata r:id="rId28" o:title=""/>
           </v:shape>
         </w:pict>
@@ -9079,7 +9079,7 @@
         </w:rPr>
         <w:lastRenderedPageBreak/>
         <w:pict w14:anchorId="6A559318">
-          <v:shape id="_x0000_i1045" type="#_x0000_t75" style="width:329.4pt;height:290.4pt;visibility:visible;mso-wrap-style:square">
+          <v:shape id="_x0000_i1046" type="#_x0000_t75" style="width:329.4pt;height:290.4pt;visibility:visible;mso-wrap-style:square">
             <v:imagedata r:id="rId29" o:title=""/>
           </v:shape>
         </w:pict>
@@ -9166,7 +9166,7 @@
       </w:pPr>
       <w:r>
         <w:pict w14:anchorId="1B5E44F9">
-          <v:shape id="_x0000_i1046" type="#_x0000_t75" style="width:237.6pt;height:345.6pt;visibility:visible;mso-wrap-style:square">
+          <v:shape id="_x0000_i1047" type="#_x0000_t75" style="width:237.6pt;height:345.6pt;visibility:visible;mso-wrap-style:square">
             <v:imagedata r:id="rId30" o:title=""/>
           </v:shape>
         </w:pict>
@@ -9201,7 +9201,7 @@
         </w:rPr>
         <w:lastRenderedPageBreak/>
         <w:pict w14:anchorId="447639AE">
-          <v:shape id="_x0000_i1047" type="#_x0000_t75" style="width:202.2pt;height:370.2pt;visibility:visible;mso-wrap-style:square">
+          <v:shape id="_x0000_i1048" type="#_x0000_t75" style="width:202.2pt;height:370.2pt;visibility:visible;mso-wrap-style:square">
             <v:imagedata r:id="rId31" o:title=""/>
           </v:shape>
         </w:pict>
@@ -9240,8 +9240,6 @@
         </w:rPr>
         <w:t>Controller é a classe principal da aplicação, responsável por ligar a View, os Services e o Model. Controla o fluxo do programa, recebendo ações do utilizador, executando as regras de negócio e atualizando o estado do jogo. Além disso, organiza as diferentes funcionalidades em métodos separados.</w:t>
       </w:r>
-      <w:bookmarkStart w:id="7" w:name="_GoBack"/>
-      <w:bookmarkEnd w:id="7"/>
     </w:p>
     <w:p>
       <w:pPr>
@@ -9409,7 +9407,7 @@
       </w:r>
       <w:r>
         <w:pict w14:anchorId="5D785E8A">
-          <v:shape id="_x0000_i1048" type="#_x0000_t75" style="width:343.2pt;height:162pt;visibility:visible">
+          <v:shape id="_x0000_i1049" type="#_x0000_t75" style="width:343.2pt;height:162pt;visibility:visible">
             <v:imagedata r:id="rId32" o:title=""/>
           </v:shape>
         </w:pict>
@@ -9469,7 +9467,7 @@
       </w:r>
       <w:r>
         <w:pict w14:anchorId="6DCFBF81">
-          <v:shape id="_x0000_i1049" type="#_x0000_t75" style="width:346.2pt;height:103.2pt;visibility:visible">
+          <v:shape id="_x0000_i1050" type="#_x0000_t75" style="width:346.2pt;height:103.2pt;visibility:visible">
             <v:imagedata r:id="rId33" o:title=""/>
           </v:shape>
         </w:pict>
@@ -9528,7 +9526,7 @@
       </w:r>
       <w:r>
         <w:pict w14:anchorId="55F29CDE">
-          <v:shape id="_x0000_i1050" type="#_x0000_t75" style="width:349.8pt;height:129.6pt;visibility:visible">
+          <v:shape id="_x0000_i1051" type="#_x0000_t75" style="width:349.8pt;height:129.6pt;visibility:visible">
             <v:imagedata r:id="rId34" o:title=""/>
           </v:shape>
         </w:pict>
@@ -9582,7 +9580,7 @@
       <w:r>
         <w:lastRenderedPageBreak/>
         <w:pict w14:anchorId="5778C4CB">
-          <v:shape id="_x0000_i1051" type="#_x0000_t75" style="width:345.6pt;height:154.8pt;visibility:visible">
+          <v:shape id="_x0000_i1052" type="#_x0000_t75" style="width:345.6pt;height:154.8pt;visibility:visible">
             <v:imagedata r:id="rId35" o:title=""/>
           </v:shape>
         </w:pict>
@@ -9628,8 +9626,19 @@
         <w:t>verifica</w:t>
       </w:r>
       <w:r>
-        <w:t xml:space="preserve"> que ao tentar encotnrar um jogador com um nickname que não se encontra no sistema, é lançado um NoDataException. Isto assegura que o projeto trata de forma correta a gestão dos nicknames.</w:t>
-      </w:r>
+        <w:t xml:space="preserve"> que ao tentar enco</w:t>
+      </w:r>
+      <w:r>
+        <w:t>n</w:t>
+      </w:r>
+      <w:r>
+        <w:t>t</w:t>
+      </w:r>
+      <w:r>
+        <w:t>rar um jogador com um nickname que não se encontra no sistema, é lançado um NoDataException. Isto assegura que o projeto trata de forma correta a gestão dos nicknames.</w:t>
+      </w:r>
+      <w:bookmarkStart w:id="7" w:name="_GoBack"/>
+      <w:bookmarkEnd w:id="7"/>
       <w:r>
         <w:br/>
       </w:r>
@@ -9641,7 +9650,7 @@
       </w:r>
       <w:r>
         <w:pict w14:anchorId="4F2278E9">
-          <v:shape id="_x0000_i1052" type="#_x0000_t75" style="width:351pt;height:165.6pt;visibility:visible">
+          <v:shape id="_x0000_i1053" type="#_x0000_t75" style="width:351pt;height:165.6pt;visibility:visible">
             <v:imagedata r:id="rId36" o:title=""/>
           </v:shape>
         </w:pict>
@@ -16722,7 +16731,7 @@
 </file>
 
 <file path=customXml/itemProps1.xml><?xml version="1.0" encoding="utf-8"?>
-<ds:datastoreItem xmlns:ds="http://schemas.openxmlformats.org/officeDocument/2006/customXml" ds:itemID="{48D33C1A-2339-4FF1-825C-A69107D808C7}">
+<ds:datastoreItem xmlns:ds="http://schemas.openxmlformats.org/officeDocument/2006/customXml" ds:itemID="{CB9A639E-2BEF-4EE3-87FA-F8F2BEDEBE5E}">
   <ds:schemaRefs>
     <ds:schemaRef ds:uri="http://schemas.openxmlformats.org/officeDocument/2006/bibliography"/>
   </ds:schemaRefs>
